--- a/docs/信息化系统开发与应用实训报告-刘中天-20231026120.docx
+++ b/docs/信息化系统开发与应用实训报告-刘中天-20231026120.docx
@@ -33,7 +33,7 @@
           <w:szCs w:val="44"/>
         </w:rPr>
         <w:drawing>
-          <wp:anchor distT="0" distB="0" distL="114300" distR="114300" simplePos="0" relativeHeight="251660288" behindDoc="0" locked="0" layoutInCell="1" allowOverlap="1" wp14:anchorId="19771A6D" wp14:editId="093D85CB">
+          <wp:anchor distT="0" distB="0" distL="114300" distR="114300" simplePos="0" relativeHeight="251660288" behindDoc="0" locked="0" layoutInCell="1" allowOverlap="1" wp14:anchorId="0ADB5860" wp14:editId="1BDA1625">
             <wp:simplePos x="0" y="0"/>
             <wp:positionH relativeFrom="column">
               <wp:posOffset>934085</wp:posOffset>
@@ -86,7 +86,7 @@
           <w:szCs w:val="44"/>
         </w:rPr>
         <w:drawing>
-          <wp:anchor distT="0" distB="0" distL="114300" distR="114300" simplePos="0" relativeHeight="251659264" behindDoc="0" locked="0" layoutInCell="1" allowOverlap="1" wp14:anchorId="18426715" wp14:editId="46795C28">
+          <wp:anchor distT="0" distB="0" distL="114300" distR="114300" simplePos="0" relativeHeight="251659264" behindDoc="0" locked="0" layoutInCell="1" allowOverlap="1" wp14:anchorId="189056EC" wp14:editId="7463482A">
             <wp:simplePos x="0" y="0"/>
             <wp:positionH relativeFrom="column">
               <wp:posOffset>-133985</wp:posOffset>
@@ -452,7 +452,7 @@
           <w:noProof/>
           <w:webHidden/>
         </w:rPr>
-        <w:instrText>PAGEREF _Toc243684118 \h</w:instrText>
+        <w:instrText>PAGEREF _Toc243685216 \h</w:instrText>
       </w:r>
       <w:r>
         <w:rPr>
@@ -545,7 +545,7 @@
           <w:noProof/>
           <w:webHidden/>
         </w:rPr>
-        <w:instrText>PAGEREF _Toc243684119 \h</w:instrText>
+        <w:instrText>PAGEREF _Toc243685217 \h</w:instrText>
       </w:r>
       <w:r>
         <w:rPr>
@@ -638,7 +638,7 @@
           <w:noProof/>
           <w:webHidden/>
         </w:rPr>
-        <w:instrText>PAGEREF _Toc243684120 \h</w:instrText>
+        <w:instrText>PAGEREF _Toc243685218 \h</w:instrText>
       </w:r>
       <w:r>
         <w:rPr>
@@ -731,7 +731,7 @@
           <w:noProof/>
           <w:webHidden/>
         </w:rPr>
-        <w:instrText>PAGEREF _Toc243684121 \h</w:instrText>
+        <w:instrText>PAGEREF _Toc243685219 \h</w:instrText>
       </w:r>
       <w:r>
         <w:rPr>
@@ -823,7 +823,7 @@
           <w:noProof/>
           <w:webHidden/>
         </w:rPr>
-        <w:instrText>PAGEREF _Toc243684122 \h</w:instrText>
+        <w:instrText>PAGEREF _Toc243685220 \h</w:instrText>
       </w:r>
       <w:r>
         <w:rPr>
@@ -916,7 +916,7 @@
           <w:noProof/>
           <w:webHidden/>
         </w:rPr>
-        <w:instrText>PAGEREF _Toc243684123 \h</w:instrText>
+        <w:instrText>PAGEREF _Toc243685221 \h</w:instrText>
       </w:r>
       <w:r>
         <w:rPr>
@@ -1009,7 +1009,7 @@
           <w:noProof/>
           <w:webHidden/>
         </w:rPr>
-        <w:instrText>PAGEREF _Toc243684124 \h</w:instrText>
+        <w:instrText>PAGEREF _Toc243685222 \h</w:instrText>
       </w:r>
       <w:r>
         <w:rPr>
@@ -1102,7 +1102,7 @@
           <w:noProof/>
           <w:webHidden/>
         </w:rPr>
-        <w:instrText>PAGEREF _Toc243684125 \h</w:instrText>
+        <w:instrText>PAGEREF _Toc243685223 \h</w:instrText>
       </w:r>
       <w:r>
         <w:rPr>
@@ -1194,7 +1194,7 @@
           <w:noProof/>
           <w:webHidden/>
         </w:rPr>
-        <w:instrText>PAGEREF _Toc243684126 \h</w:instrText>
+        <w:instrText>PAGEREF _Toc243685224 \h</w:instrText>
       </w:r>
       <w:r>
         <w:rPr>
@@ -1287,7 +1287,7 @@
           <w:noProof/>
           <w:webHidden/>
         </w:rPr>
-        <w:instrText>PAGEREF _Toc243684127 \h</w:instrText>
+        <w:instrText>PAGEREF _Toc243685225 \h</w:instrText>
       </w:r>
       <w:r>
         <w:rPr>
@@ -1380,7 +1380,7 @@
           <w:noProof/>
           <w:webHidden/>
         </w:rPr>
-        <w:instrText>PAGEREF _Toc243684128 \h</w:instrText>
+        <w:instrText>PAGEREF _Toc243685226 \h</w:instrText>
       </w:r>
       <w:r>
         <w:rPr>
@@ -1473,7 +1473,7 @@
           <w:noProof/>
           <w:webHidden/>
         </w:rPr>
-        <w:instrText>PAGEREF _Toc243684129 \h</w:instrText>
+        <w:instrText>PAGEREF _Toc243685227 \h</w:instrText>
       </w:r>
       <w:r>
         <w:rPr>
@@ -1566,7 +1566,7 @@
           <w:noProof/>
           <w:webHidden/>
         </w:rPr>
-        <w:instrText>PAGEREF _Toc243684130 \h</w:instrText>
+        <w:instrText>PAGEREF _Toc243685228 \h</w:instrText>
       </w:r>
       <w:r>
         <w:rPr>
@@ -1658,7 +1658,7 @@
           <w:noProof/>
           <w:webHidden/>
         </w:rPr>
-        <w:instrText>PAGEREF _Toc243684131 \h</w:instrText>
+        <w:instrText>PAGEREF _Toc243685229 \h</w:instrText>
       </w:r>
       <w:r>
         <w:rPr>
@@ -1751,7 +1751,7 @@
           <w:noProof/>
           <w:webHidden/>
         </w:rPr>
-        <w:instrText>PAGEREF _Toc243684132 \h</w:instrText>
+        <w:instrText>PAGEREF _Toc243685230 \h</w:instrText>
       </w:r>
       <w:r>
         <w:rPr>
@@ -1844,7 +1844,7 @@
           <w:noProof/>
           <w:webHidden/>
         </w:rPr>
-        <w:instrText>PAGEREF _Toc243684133 \h</w:instrText>
+        <w:instrText>PAGEREF _Toc243685231 \h</w:instrText>
       </w:r>
       <w:r>
         <w:rPr>
@@ -1937,7 +1937,7 @@
           <w:noProof/>
           <w:webHidden/>
         </w:rPr>
-        <w:instrText>PAGEREF _Toc243684134 \h</w:instrText>
+        <w:instrText>PAGEREF _Toc243685232 \h</w:instrText>
       </w:r>
       <w:r>
         <w:rPr>
@@ -2030,7 +2030,7 @@
           <w:noProof/>
           <w:webHidden/>
         </w:rPr>
-        <w:instrText>PAGEREF _Toc243684135 \h</w:instrText>
+        <w:instrText>PAGEREF _Toc243685233 \h</w:instrText>
       </w:r>
       <w:r>
         <w:rPr>
@@ -2123,7 +2123,7 @@
           <w:noProof/>
           <w:webHidden/>
         </w:rPr>
-        <w:instrText>PAGEREF _Toc243684136 \h</w:instrText>
+        <w:instrText>PAGEREF _Toc243685234 \h</w:instrText>
       </w:r>
       <w:r>
         <w:rPr>
@@ -2215,7 +2215,7 @@
           <w:noProof/>
           <w:webHidden/>
         </w:rPr>
-        <w:instrText>PAGEREF _Toc243684137 \h</w:instrText>
+        <w:instrText>PAGEREF _Toc243685235 \h</w:instrText>
       </w:r>
       <w:r>
         <w:rPr>
@@ -2308,7 +2308,7 @@
           <w:noProof/>
           <w:webHidden/>
         </w:rPr>
-        <w:instrText>PAGEREF _Toc243684138 \h</w:instrText>
+        <w:instrText>PAGEREF _Toc243685236 \h</w:instrText>
       </w:r>
       <w:r>
         <w:rPr>
@@ -2401,7 +2401,7 @@
           <w:noProof/>
           <w:webHidden/>
         </w:rPr>
-        <w:instrText>PAGEREF _Toc243684139 \h</w:instrText>
+        <w:instrText>PAGEREF _Toc243685237 \h</w:instrText>
       </w:r>
       <w:r>
         <w:rPr>
@@ -2494,7 +2494,7 @@
           <w:noProof/>
           <w:webHidden/>
         </w:rPr>
-        <w:instrText>PAGEREF _Toc243684140 \h</w:instrText>
+        <w:instrText>PAGEREF _Toc243685238 \h</w:instrText>
       </w:r>
       <w:r>
         <w:rPr>
@@ -2587,7 +2587,7 @@
           <w:noProof/>
           <w:webHidden/>
         </w:rPr>
-        <w:instrText>PAGEREF _Toc243684141 \h</w:instrText>
+        <w:instrText>PAGEREF _Toc243685239 \h</w:instrText>
       </w:r>
       <w:r>
         <w:rPr>
@@ -2679,7 +2679,7 @@
           <w:noProof/>
           <w:webHidden/>
         </w:rPr>
-        <w:instrText>PAGEREF _Toc243684142 \h</w:instrText>
+        <w:instrText>PAGEREF _Toc243685240 \h</w:instrText>
       </w:r>
       <w:r>
         <w:rPr>
@@ -2772,7 +2772,7 @@
           <w:noProof/>
           <w:webHidden/>
         </w:rPr>
-        <w:instrText>PAGEREF _Toc243684143 \h</w:instrText>
+        <w:instrText>PAGEREF _Toc243685241 \h</w:instrText>
       </w:r>
       <w:r>
         <w:rPr>
@@ -2865,7 +2865,7 @@
           <w:noProof/>
           <w:webHidden/>
         </w:rPr>
-        <w:instrText>PAGEREF _Toc243684144 \h</w:instrText>
+        <w:instrText>PAGEREF _Toc243685242 \h</w:instrText>
       </w:r>
       <w:r>
         <w:rPr>
@@ -2958,7 +2958,7 @@
           <w:noProof/>
           <w:webHidden/>
         </w:rPr>
-        <w:instrText>PAGEREF _Toc243684145 \h</w:instrText>
+        <w:instrText>PAGEREF _Toc243685243 \h</w:instrText>
       </w:r>
       <w:r>
         <w:rPr>
@@ -3051,7 +3051,7 @@
           <w:noProof/>
           <w:webHidden/>
         </w:rPr>
-        <w:instrText>PAGEREF _Toc243684146 \h</w:instrText>
+        <w:instrText>PAGEREF _Toc243685244 \h</w:instrText>
       </w:r>
       <w:r>
         <w:rPr>
@@ -3144,7 +3144,7 @@
           <w:noProof/>
           <w:webHidden/>
         </w:rPr>
-        <w:instrText>PAGEREF _Toc243684147 \h</w:instrText>
+        <w:instrText>PAGEREF _Toc243685245 \h</w:instrText>
       </w:r>
       <w:r>
         <w:rPr>
@@ -3236,7 +3236,7 @@
           <w:noProof/>
           <w:webHidden/>
         </w:rPr>
-        <w:instrText>PAGEREF _Toc243684148 \h</w:instrText>
+        <w:instrText>PAGEREF _Toc243685246 \h</w:instrText>
       </w:r>
       <w:r>
         <w:rPr>
@@ -3329,7 +3329,7 @@
           <w:noProof/>
           <w:webHidden/>
         </w:rPr>
-        <w:instrText>PAGEREF _Toc243684149 \h</w:instrText>
+        <w:instrText>PAGEREF _Toc243685247 \h</w:instrText>
       </w:r>
       <w:r>
         <w:rPr>
@@ -3422,7 +3422,7 @@
           <w:noProof/>
           <w:webHidden/>
         </w:rPr>
-        <w:instrText>PAGEREF _Toc243684150 \h</w:instrText>
+        <w:instrText>PAGEREF _Toc243685248 \h</w:instrText>
       </w:r>
       <w:r>
         <w:rPr>
@@ -3515,7 +3515,7 @@
           <w:noProof/>
           <w:webHidden/>
         </w:rPr>
-        <w:instrText>PAGEREF _Toc243684151 \h</w:instrText>
+        <w:instrText>PAGEREF _Toc243685249 \h</w:instrText>
       </w:r>
       <w:r>
         <w:rPr>
@@ -3608,7 +3608,7 @@
           <w:noProof/>
           <w:webHidden/>
         </w:rPr>
-        <w:instrText>PAGEREF _Toc243684152 \h</w:instrText>
+        <w:instrText>PAGEREF _Toc243685250 \h</w:instrText>
       </w:r>
       <w:r>
         <w:rPr>
@@ -3701,7 +3701,7 @@
           <w:noProof/>
           <w:webHidden/>
         </w:rPr>
-        <w:instrText>PAGEREF _Toc243684153 \h</w:instrText>
+        <w:instrText>PAGEREF _Toc243685251 \h</w:instrText>
       </w:r>
       <w:r>
         <w:rPr>
@@ -3794,7 +3794,7 @@
           <w:noProof/>
           <w:webHidden/>
         </w:rPr>
-        <w:instrText>PAGEREF _Toc243684154 \h</w:instrText>
+        <w:instrText>PAGEREF _Toc243685252 \h</w:instrText>
       </w:r>
       <w:r>
         <w:rPr>
@@ -3887,7 +3887,7 @@
           <w:noProof/>
           <w:webHidden/>
         </w:rPr>
-        <w:instrText>PAGEREF _Toc243684155 \h</w:instrText>
+        <w:instrText>PAGEREF _Toc243685253 \h</w:instrText>
       </w:r>
       <w:r>
         <w:rPr>
@@ -3980,7 +3980,7 @@
           <w:noProof/>
           <w:webHidden/>
         </w:rPr>
-        <w:instrText>PAGEREF _Toc243684156 \h</w:instrText>
+        <w:instrText>PAGEREF _Toc243685254 \h</w:instrText>
       </w:r>
       <w:r>
         <w:rPr>
@@ -4073,7 +4073,7 @@
           <w:noProof/>
           <w:webHidden/>
         </w:rPr>
-        <w:instrText>PAGEREF _Toc243684157 \h</w:instrText>
+        <w:instrText>PAGEREF _Toc243685255 \h</w:instrText>
       </w:r>
       <w:r>
         <w:rPr>
@@ -4166,7 +4166,7 @@
           <w:noProof/>
           <w:webHidden/>
         </w:rPr>
-        <w:instrText>PAGEREF _Toc243684158 \h</w:instrText>
+        <w:instrText>PAGEREF _Toc243685256 \h</w:instrText>
       </w:r>
       <w:r>
         <w:rPr>
@@ -4260,7 +4260,7 @@
           <w:noProof/>
           <w:webHidden/>
         </w:rPr>
-        <w:instrText>PAGEREF _Toc243684159 \h</w:instrText>
+        <w:instrText>PAGEREF _Toc243685257 \h</w:instrText>
       </w:r>
       <w:r>
         <w:rPr>
@@ -4352,7 +4352,7 @@
           <w:noProof/>
           <w:webHidden/>
         </w:rPr>
-        <w:instrText>PAGEREF _Toc243684160 \h</w:instrText>
+        <w:instrText>PAGEREF _Toc243685258 \h</w:instrText>
       </w:r>
       <w:r>
         <w:rPr>
@@ -4383,7 +4383,7 @@
           <w:noProof/>
           <w:webHidden/>
         </w:rPr>
-        <w:t>28</w:t>
+        <w:t>31</w:t>
       </w:r>
       <w:r>
         <w:rPr>
@@ -4445,7 +4445,7 @@
           <w:noProof/>
           <w:webHidden/>
         </w:rPr>
-        <w:instrText>PAGEREF _Toc243684161 \h</w:instrText>
+        <w:instrText>PAGEREF _Toc243685259 \h</w:instrText>
       </w:r>
       <w:r>
         <w:rPr>
@@ -4476,7 +4476,7 @@
           <w:noProof/>
           <w:webHidden/>
         </w:rPr>
-        <w:t>28</w:t>
+        <w:t>31</w:t>
       </w:r>
       <w:r>
         <w:rPr>
@@ -4538,7 +4538,7 @@
           <w:noProof/>
           <w:webHidden/>
         </w:rPr>
-        <w:instrText>PAGEREF _Toc243684162 \h</w:instrText>
+        <w:instrText>PAGEREF _Toc243685260 \h</w:instrText>
       </w:r>
       <w:r>
         <w:rPr>
@@ -4569,7 +4569,7 @@
           <w:noProof/>
           <w:webHidden/>
         </w:rPr>
-        <w:t>28</w:t>
+        <w:t>31</w:t>
       </w:r>
       <w:r>
         <w:rPr>
@@ -4631,7 +4631,7 @@
           <w:noProof/>
           <w:webHidden/>
         </w:rPr>
-        <w:instrText>PAGEREF _Toc243684163 \h</w:instrText>
+        <w:instrText>PAGEREF _Toc243685261 \h</w:instrText>
       </w:r>
       <w:r>
         <w:rPr>
@@ -4662,7 +4662,7 @@
           <w:noProof/>
           <w:webHidden/>
         </w:rPr>
-        <w:t>28</w:t>
+        <w:t>31</w:t>
       </w:r>
       <w:r>
         <w:rPr>
@@ -4724,7 +4724,7 @@
           <w:noProof/>
           <w:webHidden/>
         </w:rPr>
-        <w:instrText>PAGEREF _Toc243684164 \h</w:instrText>
+        <w:instrText>PAGEREF _Toc243685262 \h</w:instrText>
       </w:r>
       <w:r>
         <w:rPr>
@@ -4755,7 +4755,7 @@
           <w:noProof/>
           <w:webHidden/>
         </w:rPr>
-        <w:t>29</w:t>
+        <w:t>32</w:t>
       </w:r>
       <w:r>
         <w:rPr>
@@ -4816,7 +4816,7 @@
           <w:noProof/>
           <w:webHidden/>
         </w:rPr>
-        <w:instrText>PAGEREF _Toc243684165 \h</w:instrText>
+        <w:instrText>PAGEREF _Toc243685263 \h</w:instrText>
       </w:r>
       <w:r>
         <w:rPr>
@@ -4847,7 +4847,7 @@
           <w:noProof/>
           <w:webHidden/>
         </w:rPr>
-        <w:t>31</w:t>
+        <w:t>34</w:t>
       </w:r>
       <w:r>
         <w:rPr>
@@ -4908,7 +4908,7 @@
           <w:noProof/>
           <w:webHidden/>
         </w:rPr>
-        <w:instrText>PAGEREF _Toc243684166 \h</w:instrText>
+        <w:instrText>PAGEREF _Toc243685264 \h</w:instrText>
       </w:r>
       <w:r>
         <w:rPr>
@@ -4939,7 +4939,7 @@
           <w:noProof/>
           <w:webHidden/>
         </w:rPr>
-        <w:t>32</w:t>
+        <w:t>35</w:t>
       </w:r>
       <w:r>
         <w:rPr>
@@ -5000,7 +5000,7 @@
           <w:noProof/>
           <w:webHidden/>
         </w:rPr>
-        <w:instrText>PAGEREF _Toc243684167 \h</w:instrText>
+        <w:instrText>PAGEREF _Toc243685265 \h</w:instrText>
       </w:r>
       <w:r>
         <w:rPr>
@@ -5031,7 +5031,7 @@
           <w:noProof/>
           <w:webHidden/>
         </w:rPr>
-        <w:t>33</w:t>
+        <w:t>36</w:t>
       </w:r>
       <w:r>
         <w:rPr>
@@ -5092,7 +5092,7 @@
           <w:noProof/>
           <w:webHidden/>
         </w:rPr>
-        <w:instrText>PAGEREF _Toc243684168 \h</w:instrText>
+        <w:instrText>PAGEREF _Toc243685266 \h</w:instrText>
       </w:r>
       <w:r>
         <w:rPr>
@@ -5123,7 +5123,7 @@
           <w:noProof/>
           <w:webHidden/>
         </w:rPr>
-        <w:t>34</w:t>
+        <w:t>37</w:t>
       </w:r>
       <w:r>
         <w:rPr>
@@ -5184,7 +5184,7 @@
           <w:noProof/>
           <w:webHidden/>
         </w:rPr>
-        <w:instrText>PAGEREF _Toc243684169 \h</w:instrText>
+        <w:instrText>PAGEREF _Toc243685267 \h</w:instrText>
       </w:r>
       <w:r>
         <w:rPr>
@@ -5215,7 +5215,7 @@
           <w:noProof/>
           <w:webHidden/>
         </w:rPr>
-        <w:t>35</w:t>
+        <w:t>38</w:t>
       </w:r>
       <w:r>
         <w:rPr>
@@ -5248,7 +5248,7 @@
           <w:rFonts w:hint="eastAsia"/>
         </w:rPr>
       </w:pPr>
-      <w:bookmarkStart w:id="0" w:name="_Toc243684118"/>
+      <w:bookmarkStart w:id="0" w:name="_Toc243685216"/>
       <w:r>
         <w:lastRenderedPageBreak/>
         <w:t>一．系统开发背景</w:t>
@@ -5262,7 +5262,7 @@
           <w:rFonts w:hint="eastAsia"/>
         </w:rPr>
       </w:pPr>
-      <w:bookmarkStart w:id="1" w:name="_Toc243684119"/>
+      <w:bookmarkStart w:id="1" w:name="_Toc243685217"/>
       <w:r>
         <w:t xml:space="preserve">1.1 </w:t>
       </w:r>
@@ -5342,7 +5342,7 @@
           <w:rFonts w:hint="eastAsia"/>
         </w:rPr>
       </w:pPr>
-      <w:bookmarkStart w:id="2" w:name="_Toc243684120"/>
+      <w:bookmarkStart w:id="2" w:name="_Toc243685218"/>
       <w:r>
         <w:t xml:space="preserve">1.2 </w:t>
       </w:r>
@@ -5537,7 +5537,7 @@
           <w:rFonts w:hint="eastAsia"/>
         </w:rPr>
       </w:pPr>
-      <w:bookmarkStart w:id="3" w:name="_Toc243684121"/>
+      <w:bookmarkStart w:id="3" w:name="_Toc243685219"/>
       <w:r>
         <w:lastRenderedPageBreak/>
         <w:t xml:space="preserve">1.3 </w:t>
@@ -5751,7 +5751,7 @@
           <w:rFonts w:hint="eastAsia"/>
         </w:rPr>
       </w:pPr>
-      <w:bookmarkStart w:id="4" w:name="_Toc243684122"/>
+      <w:bookmarkStart w:id="4" w:name="_Toc243685220"/>
       <w:r>
         <w:lastRenderedPageBreak/>
         <w:t>二．实验环境及配置介绍</w:t>
@@ -5800,7 +5800,7 @@
           <w:rFonts w:hint="eastAsia"/>
         </w:rPr>
       </w:pPr>
-      <w:bookmarkStart w:id="5" w:name="_Toc243684123"/>
+      <w:bookmarkStart w:id="5" w:name="_Toc243685221"/>
       <w:r>
         <w:t xml:space="preserve">2.1 </w:t>
       </w:r>
@@ -7081,7 +7081,7 @@
           <w:rFonts w:hint="eastAsia"/>
         </w:rPr>
       </w:pPr>
-      <w:bookmarkStart w:id="6" w:name="_Toc243684124"/>
+      <w:bookmarkStart w:id="6" w:name="_Toc243685222"/>
       <w:r>
         <w:t xml:space="preserve">2.2 </w:t>
       </w:r>
@@ -7459,7 +7459,7 @@
           <w:rFonts w:hint="eastAsia"/>
         </w:rPr>
       </w:pPr>
-      <w:bookmarkStart w:id="7" w:name="_Toc243684125"/>
+      <w:bookmarkStart w:id="7" w:name="_Toc243685223"/>
       <w:r>
         <w:t xml:space="preserve">2.3 </w:t>
       </w:r>
@@ -7648,7 +7648,7 @@
           <w:rFonts w:hint="eastAsia"/>
         </w:rPr>
       </w:pPr>
-      <w:bookmarkStart w:id="8" w:name="_Toc243684126"/>
+      <w:bookmarkStart w:id="8" w:name="_Toc243685224"/>
       <w:r>
         <w:lastRenderedPageBreak/>
         <w:t>三．系统需求</w:t>
@@ -7703,7 +7703,7 @@
           <w:rFonts w:hint="eastAsia"/>
         </w:rPr>
       </w:pPr>
-      <w:bookmarkStart w:id="9" w:name="_Toc243684127"/>
+      <w:bookmarkStart w:id="9" w:name="_Toc243685225"/>
       <w:r>
         <w:t xml:space="preserve">3.1 </w:t>
       </w:r>
@@ -8141,7 +8141,7 @@
           <w:rFonts w:hint="eastAsia"/>
         </w:rPr>
       </w:pPr>
-      <w:bookmarkStart w:id="10" w:name="_Toc243684128"/>
+      <w:bookmarkStart w:id="10" w:name="_Toc243685226"/>
       <w:r>
         <w:t xml:space="preserve">3.2 </w:t>
       </w:r>
@@ -8318,7 +8318,7 @@
           <w:rFonts w:hint="eastAsia"/>
         </w:rPr>
       </w:pPr>
-      <w:bookmarkStart w:id="11" w:name="_Toc243684129"/>
+      <w:bookmarkStart w:id="11" w:name="_Toc243685227"/>
       <w:r>
         <w:t xml:space="preserve">3.3 </w:t>
       </w:r>
@@ -8403,7 +8403,7 @@
           <w:rFonts w:hint="eastAsia"/>
         </w:rPr>
       </w:pPr>
-      <w:bookmarkStart w:id="12" w:name="_Toc243684130"/>
+      <w:bookmarkStart w:id="12" w:name="_Toc243685228"/>
       <w:r>
         <w:t xml:space="preserve">3.4 </w:t>
       </w:r>
@@ -8615,7 +8615,7 @@
           <w:rFonts w:hint="eastAsia"/>
         </w:rPr>
       </w:pPr>
-      <w:bookmarkStart w:id="13" w:name="_Toc243684131"/>
+      <w:bookmarkStart w:id="13" w:name="_Toc243685229"/>
       <w:r>
         <w:lastRenderedPageBreak/>
         <w:t>四．系统概要设计</w:t>
@@ -8646,7 +8646,7 @@
           <w:rFonts w:hint="eastAsia"/>
         </w:rPr>
       </w:pPr>
-      <w:bookmarkStart w:id="14" w:name="_Toc243684132"/>
+      <w:bookmarkStart w:id="14" w:name="_Toc243685230"/>
       <w:r>
         <w:t xml:space="preserve">4.1 </w:t>
       </w:r>
@@ -8667,7 +8667,7 @@
           <w:noProof/>
         </w:rPr>
         <w:drawing>
-          <wp:inline distT="0" distB="0" distL="0" distR="0" wp14:anchorId="38D147F8" wp14:editId="4FC2BBFA">
+          <wp:inline distT="0" distB="0" distL="0" distR="0" wp14:anchorId="1FD46873" wp14:editId="32B7BA8D">
             <wp:extent cx="3060000" cy="4456957"/>
             <wp:effectExtent l="0" t="0" r="0" b="0"/>
             <wp:docPr id="3" name="Picture 3"/>
@@ -8888,7 +8888,7 @@
           <w:rFonts w:hint="eastAsia"/>
         </w:rPr>
       </w:pPr>
-      <w:bookmarkStart w:id="15" w:name="_Toc243684133"/>
+      <w:bookmarkStart w:id="15" w:name="_Toc243685231"/>
       <w:r>
         <w:t xml:space="preserve">4.2 </w:t>
       </w:r>
@@ -8909,7 +8909,7 @@
           <w:noProof/>
         </w:rPr>
         <w:drawing>
-          <wp:inline distT="0" distB="0" distL="0" distR="0" wp14:anchorId="7CB23936" wp14:editId="5C49D330">
+          <wp:inline distT="0" distB="0" distL="0" distR="0" wp14:anchorId="4D7C8498" wp14:editId="3CF79F19">
             <wp:extent cx="5400000" cy="4755575"/>
             <wp:effectExtent l="0" t="0" r="0" b="0"/>
             <wp:docPr id="4" name="Picture 4"/>
@@ -8986,7 +8986,7 @@
           <w:rFonts w:hint="eastAsia"/>
         </w:rPr>
       </w:pPr>
-      <w:bookmarkStart w:id="16" w:name="_Toc243684134"/>
+      <w:bookmarkStart w:id="16" w:name="_Toc243685232"/>
       <w:r>
         <w:t xml:space="preserve">4.3 </w:t>
       </w:r>
@@ -10770,7 +10770,7 @@
           <w:rFonts w:hint="eastAsia"/>
         </w:rPr>
       </w:pPr>
-      <w:bookmarkStart w:id="17" w:name="_Toc243684135"/>
+      <w:bookmarkStart w:id="17" w:name="_Toc243685233"/>
       <w:r>
         <w:t xml:space="preserve">4.4 </w:t>
       </w:r>
@@ -11790,7 +11790,7 @@
           <w:rFonts w:hint="eastAsia"/>
         </w:rPr>
       </w:pPr>
-      <w:bookmarkStart w:id="18" w:name="_Toc243684136"/>
+      <w:bookmarkStart w:id="18" w:name="_Toc243685234"/>
       <w:r>
         <w:t xml:space="preserve">4.5 </w:t>
       </w:r>
@@ -11954,7 +11954,7 @@
           <w:rFonts w:hint="eastAsia"/>
         </w:rPr>
       </w:pPr>
-      <w:bookmarkStart w:id="19" w:name="_Toc243684137"/>
+      <w:bookmarkStart w:id="19" w:name="_Toc243685235"/>
       <w:r>
         <w:lastRenderedPageBreak/>
         <w:t>五．系统</w:t>
@@ -12009,7 +12009,7 @@
           <w:rFonts w:hint="eastAsia"/>
         </w:rPr>
       </w:pPr>
-      <w:bookmarkStart w:id="20" w:name="_Toc243684138"/>
+      <w:bookmarkStart w:id="20" w:name="_Toc243685236"/>
       <w:r>
         <w:t xml:space="preserve">5.1 </w:t>
       </w:r>
@@ -12132,7 +12132,7 @@
           <w:rFonts w:hint="eastAsia"/>
         </w:rPr>
       </w:pPr>
-      <w:bookmarkStart w:id="21" w:name="_Toc243684139"/>
+      <w:bookmarkStart w:id="21" w:name="_Toc243685237"/>
       <w:r>
         <w:t xml:space="preserve">5.2 </w:t>
       </w:r>
@@ -12160,7 +12160,7 @@
         </w:rPr>
         <w:lastRenderedPageBreak/>
         <w:drawing>
-          <wp:inline distT="0" distB="0" distL="0" distR="0" wp14:anchorId="1737BAF9" wp14:editId="500C9076">
+          <wp:inline distT="0" distB="0" distL="0" distR="0" wp14:anchorId="029F60CC" wp14:editId="37511600">
             <wp:extent cx="3960000" cy="5217882"/>
             <wp:effectExtent l="0" t="0" r="0" b="0"/>
             <wp:docPr id="5" name="Picture 5"/>
@@ -12255,7 +12255,7 @@
           <w:rFonts w:hint="eastAsia"/>
         </w:rPr>
       </w:pPr>
-      <w:bookmarkStart w:id="22" w:name="_Toc243684140"/>
+      <w:bookmarkStart w:id="22" w:name="_Toc243685238"/>
       <w:r>
         <w:t xml:space="preserve">5.3 </w:t>
       </w:r>
@@ -12283,7 +12283,7 @@
         </w:rPr>
         <w:lastRenderedPageBreak/>
         <w:drawing>
-          <wp:inline distT="0" distB="0" distL="0" distR="0" wp14:anchorId="0D0EECF1" wp14:editId="10A48683">
+          <wp:inline distT="0" distB="0" distL="0" distR="0" wp14:anchorId="3CC5D811" wp14:editId="0CFEDB65">
             <wp:extent cx="4500000" cy="5250000"/>
             <wp:effectExtent l="0" t="0" r="0" b="0"/>
             <wp:docPr id="6" name="Picture 6"/>
@@ -12372,7 +12372,7 @@
           <w:rFonts w:hint="eastAsia"/>
         </w:rPr>
       </w:pPr>
-      <w:bookmarkStart w:id="23" w:name="_Toc243684141"/>
+      <w:bookmarkStart w:id="23" w:name="_Toc243685239"/>
       <w:r>
         <w:t xml:space="preserve">5.4 </w:t>
       </w:r>
@@ -12534,7 +12534,7 @@
           <w:rFonts w:hint="eastAsia"/>
         </w:rPr>
       </w:pPr>
-      <w:bookmarkStart w:id="24" w:name="_Toc243684142"/>
+      <w:bookmarkStart w:id="24" w:name="_Toc243685240"/>
       <w:r>
         <w:lastRenderedPageBreak/>
         <w:t>六．系统数据库设计</w:t>
@@ -12583,7 +12583,7 @@
           <w:rFonts w:hint="eastAsia"/>
         </w:rPr>
       </w:pPr>
-      <w:bookmarkStart w:id="25" w:name="_Toc243684143"/>
+      <w:bookmarkStart w:id="25" w:name="_Toc243685241"/>
       <w:r>
         <w:t xml:space="preserve">6.1 </w:t>
       </w:r>
@@ -12703,7 +12703,7 @@
           <w:rFonts w:hint="eastAsia"/>
         </w:rPr>
       </w:pPr>
-      <w:bookmarkStart w:id="26" w:name="_Toc243684144"/>
+      <w:bookmarkStart w:id="26" w:name="_Toc243685242"/>
       <w:r>
         <w:t xml:space="preserve">6.2 </w:t>
       </w:r>
@@ -14786,7 +14786,7 @@
           <w:rFonts w:hint="eastAsia"/>
         </w:rPr>
       </w:pPr>
-      <w:bookmarkStart w:id="27" w:name="_Toc243684145"/>
+      <w:bookmarkStart w:id="27" w:name="_Toc243685243"/>
       <w:r>
         <w:t xml:space="preserve">6.3 </w:t>
       </w:r>
@@ -18150,7 +18150,7 @@
           <w:rFonts w:hint="eastAsia"/>
         </w:rPr>
       </w:pPr>
-      <w:bookmarkStart w:id="28" w:name="_Toc243684146"/>
+      <w:bookmarkStart w:id="28" w:name="_Toc243685244"/>
       <w:r>
         <w:t xml:space="preserve">6.4 </w:t>
       </w:r>
@@ -21469,7 +21469,7 @@
           <w:rFonts w:hint="eastAsia"/>
         </w:rPr>
       </w:pPr>
-      <w:bookmarkStart w:id="29" w:name="_Toc243684147"/>
+      <w:bookmarkStart w:id="29" w:name="_Toc243685245"/>
       <w:r>
         <w:t xml:space="preserve">6.5 </w:t>
       </w:r>
@@ -21563,7 +21563,7 @@
           <w:rFonts w:hint="eastAsia"/>
         </w:rPr>
       </w:pPr>
-      <w:bookmarkStart w:id="30" w:name="_Toc243684148"/>
+      <w:bookmarkStart w:id="30" w:name="_Toc243685246"/>
       <w:r>
         <w:lastRenderedPageBreak/>
         <w:t>七．系统功能实现</w:t>
@@ -21618,7 +21618,7 @@
           <w:rFonts w:hint="eastAsia"/>
         </w:rPr>
       </w:pPr>
-      <w:bookmarkStart w:id="31" w:name="_Toc243684149"/>
+      <w:bookmarkStart w:id="31" w:name="_Toc243685247"/>
       <w:r>
         <w:t xml:space="preserve">7.1 </w:t>
       </w:r>
@@ -21757,7 +21757,7 @@
           <w:rFonts w:hint="eastAsia"/>
         </w:rPr>
       </w:pPr>
-      <w:bookmarkStart w:id="32" w:name="_Toc243684150"/>
+      <w:bookmarkStart w:id="32" w:name="_Toc243685248"/>
       <w:r>
         <w:t xml:space="preserve">7.2 </w:t>
       </w:r>
@@ -21801,7 +21801,7 @@
           <w:rFonts w:hint="eastAsia"/>
         </w:rPr>
       </w:pPr>
-      <w:bookmarkStart w:id="33" w:name="_Toc243684151"/>
+      <w:bookmarkStart w:id="33" w:name="_Toc243685249"/>
       <w:r>
         <w:t xml:space="preserve">7.3 </w:t>
       </w:r>
@@ -21834,7 +21834,7 @@
           <w:rFonts w:hint="eastAsia"/>
         </w:rPr>
       </w:pPr>
-      <w:bookmarkStart w:id="34" w:name="_Toc243684152"/>
+      <w:bookmarkStart w:id="34" w:name="_Toc243685250"/>
       <w:r>
         <w:lastRenderedPageBreak/>
         <w:t xml:space="preserve">7.4 </w:t>
@@ -21862,7 +21862,7 @@
           <w:rFonts w:hint="eastAsia"/>
         </w:rPr>
       </w:pPr>
-      <w:bookmarkStart w:id="35" w:name="_Toc243684153"/>
+      <w:bookmarkStart w:id="35" w:name="_Toc243685251"/>
       <w:r>
         <w:t xml:space="preserve">7.5 </w:t>
       </w:r>
@@ -21889,7 +21889,7 @@
           <w:rFonts w:hint="eastAsia"/>
         </w:rPr>
       </w:pPr>
-      <w:bookmarkStart w:id="36" w:name="_Toc243684154"/>
+      <w:bookmarkStart w:id="36" w:name="_Toc243685252"/>
       <w:r>
         <w:t xml:space="preserve">7.6 </w:t>
       </w:r>
@@ -22026,7 +22026,7 @@
           <w:rFonts w:hint="eastAsia"/>
         </w:rPr>
       </w:pPr>
-      <w:bookmarkStart w:id="37" w:name="_Toc243684155"/>
+      <w:bookmarkStart w:id="37" w:name="_Toc243685253"/>
       <w:r>
         <w:t xml:space="preserve">7.7 </w:t>
       </w:r>
@@ -22086,7 +22086,7 @@
           <w:rFonts w:hint="eastAsia"/>
         </w:rPr>
       </w:pPr>
-      <w:bookmarkStart w:id="38" w:name="_Toc243684156"/>
+      <w:bookmarkStart w:id="38" w:name="_Toc243685254"/>
       <w:r>
         <w:t xml:space="preserve">7.8 </w:t>
       </w:r>
@@ -22247,7 +22247,7 @@
           <w:rFonts w:hint="eastAsia"/>
         </w:rPr>
       </w:pPr>
-      <w:bookmarkStart w:id="39" w:name="_Toc243684157"/>
+      <w:bookmarkStart w:id="39" w:name="_Toc243685255"/>
       <w:r>
         <w:t xml:space="preserve">7.9 </w:t>
       </w:r>
@@ -22495,7 +22495,7 @@
           <w:rFonts w:hint="eastAsia"/>
         </w:rPr>
       </w:pPr>
-      <w:bookmarkStart w:id="40" w:name="_Toc243684158"/>
+      <w:bookmarkStart w:id="40" w:name="_Toc243685256"/>
       <w:r>
         <w:t xml:space="preserve">7.10 </w:t>
       </w:r>
@@ -26260,7 +26260,7 @@
           <w:rFonts w:hint="eastAsia"/>
         </w:rPr>
       </w:pPr>
-      <w:bookmarkStart w:id="41" w:name="_Toc243684159"/>
+      <w:bookmarkStart w:id="41" w:name="_Toc243685257"/>
       <w:r>
         <w:t xml:space="preserve">7.11 </w:t>
       </w:r>
@@ -26282,28 +26282,50 @@
     </w:p>
     <w:p>
       <w:pPr>
-        <w:pStyle w:val="CaptionCN"/>
+        <w:jc w:val="center"/>
         <w:rPr>
           <w:rFonts w:hint="eastAsia"/>
         </w:rPr>
       </w:pPr>
       <w:r>
         <w:rPr>
-          <w:color w:val="9CA3AF"/>
-        </w:rPr>
-        <w:t>【请在此处插入截图：</w:t>
-      </w:r>
-      <w:r>
-        <w:rPr>
-          <w:color w:val="9CA3AF"/>
-        </w:rPr>
-        <w:t xml:space="preserve">7-1 </w:t>
-      </w:r>
-      <w:r>
-        <w:rPr>
-          <w:color w:val="9CA3AF"/>
-        </w:rPr>
-        <w:t>登录页面】</w:t>
+          <w:noProof/>
+        </w:rPr>
+        <w:drawing>
+          <wp:inline distT="0" distB="0" distL="0" distR="0" wp14:anchorId="283375A7" wp14:editId="593557D7">
+            <wp:extent cx="4500000" cy="2812500"/>
+            <wp:effectExtent l="0" t="0" r="0" b="0"/>
+            <wp:docPr id="7" name="Picture 7"/>
+            <wp:cNvGraphicFramePr>
+              <a:graphicFrameLocks xmlns:a="http://schemas.openxmlformats.org/drawingml/2006/main" noChangeAspect="1"/>
+            </wp:cNvGraphicFramePr>
+            <a:graphic xmlns:a="http://schemas.openxmlformats.org/drawingml/2006/main">
+              <a:graphicData uri="http://schemas.openxmlformats.org/drawingml/2006/picture">
+                <pic:pic xmlns:pic="http://schemas.openxmlformats.org/drawingml/2006/picture">
+                  <pic:nvPicPr>
+                    <pic:cNvPr id="0" name="login.png"/>
+                    <pic:cNvPicPr/>
+                  </pic:nvPicPr>
+                  <pic:blipFill>
+                    <a:blip r:embed="rId12"/>
+                    <a:stretch>
+                      <a:fillRect/>
+                    </a:stretch>
+                  </pic:blipFill>
+                  <pic:spPr>
+                    <a:xfrm>
+                      <a:off x="0" y="0"/>
+                      <a:ext cx="4500000" cy="2812500"/>
+                    </a:xfrm>
+                    <a:prstGeom prst="rect">
+                      <a:avLst/>
+                    </a:prstGeom>
+                  </pic:spPr>
+                </pic:pic>
+              </a:graphicData>
+            </a:graphic>
+          </wp:inline>
+        </w:drawing>
       </w:r>
     </w:p>
     <w:p>
@@ -26314,22 +26336,62 @@
         </w:rPr>
       </w:pPr>
       <w:r>
-        <w:rPr>
-          <w:color w:val="9CA3AF"/>
-        </w:rPr>
-        <w:t>【请在此处插入截图：</w:t>
-      </w:r>
-      <w:r>
-        <w:rPr>
-          <w:color w:val="9CA3AF"/>
-        </w:rPr>
-        <w:t xml:space="preserve">7-2 </w:t>
-      </w:r>
-      <w:r>
-        <w:rPr>
-          <w:color w:val="9CA3AF"/>
-        </w:rPr>
-        <w:t>工作台】</w:t>
+        <w:t>图</w:t>
+      </w:r>
+      <w:r>
+        <w:t xml:space="preserve"> 7-1 </w:t>
+      </w:r>
+      <w:r>
+        <w:t>登录页面</w:t>
+      </w:r>
+    </w:p>
+    <w:p>
+      <w:pPr>
+        <w:jc w:val="center"/>
+        <w:rPr>
+          <w:rFonts w:hint="eastAsia"/>
+        </w:rPr>
+      </w:pPr>
+      <w:r>
+        <w:rPr>
+          <w:noProof/>
+        </w:rPr>
+        <w:lastRenderedPageBreak/>
+        <w:drawing>
+          <wp:inline distT="0" distB="0" distL="0" distR="0" wp14:anchorId="6E77BA94" wp14:editId="023DBA0D">
+            <wp:extent cx="4500000" cy="2812500"/>
+            <wp:effectExtent l="0" t="0" r="0" b="0"/>
+            <wp:docPr id="8" name="Picture 8"/>
+            <wp:cNvGraphicFramePr>
+              <a:graphicFrameLocks xmlns:a="http://schemas.openxmlformats.org/drawingml/2006/main" noChangeAspect="1"/>
+            </wp:cNvGraphicFramePr>
+            <a:graphic xmlns:a="http://schemas.openxmlformats.org/drawingml/2006/main">
+              <a:graphicData uri="http://schemas.openxmlformats.org/drawingml/2006/picture">
+                <pic:pic xmlns:pic="http://schemas.openxmlformats.org/drawingml/2006/picture">
+                  <pic:nvPicPr>
+                    <pic:cNvPr id="0" name="dashboard.png"/>
+                    <pic:cNvPicPr/>
+                  </pic:nvPicPr>
+                  <pic:blipFill>
+                    <a:blip r:embed="rId13"/>
+                    <a:stretch>
+                      <a:fillRect/>
+                    </a:stretch>
+                  </pic:blipFill>
+                  <pic:spPr>
+                    <a:xfrm>
+                      <a:off x="0" y="0"/>
+                      <a:ext cx="4500000" cy="2812500"/>
+                    </a:xfrm>
+                    <a:prstGeom prst="rect">
+                      <a:avLst/>
+                    </a:prstGeom>
+                  </pic:spPr>
+                </pic:pic>
+              </a:graphicData>
+            </a:graphic>
+          </wp:inline>
+        </w:drawing>
       </w:r>
     </w:p>
     <w:p>
@@ -26340,22 +26402,61 @@
         </w:rPr>
       </w:pPr>
       <w:r>
-        <w:rPr>
-          <w:color w:val="9CA3AF"/>
-        </w:rPr>
-        <w:t>【请在此处插入截图：</w:t>
-      </w:r>
-      <w:r>
-        <w:rPr>
-          <w:color w:val="9CA3AF"/>
-        </w:rPr>
-        <w:t xml:space="preserve">7-3 </w:t>
-      </w:r>
-      <w:r>
-        <w:rPr>
-          <w:color w:val="9CA3AF"/>
-        </w:rPr>
-        <w:t>考勤查询与录入】</w:t>
+        <w:t>图</w:t>
+      </w:r>
+      <w:r>
+        <w:t xml:space="preserve"> 7-2 </w:t>
+      </w:r>
+      <w:r>
+        <w:t>工作台</w:t>
+      </w:r>
+    </w:p>
+    <w:p>
+      <w:pPr>
+        <w:jc w:val="center"/>
+        <w:rPr>
+          <w:rFonts w:hint="eastAsia"/>
+        </w:rPr>
+      </w:pPr>
+      <w:r>
+        <w:rPr>
+          <w:noProof/>
+        </w:rPr>
+        <w:drawing>
+          <wp:inline distT="0" distB="0" distL="0" distR="0" wp14:anchorId="151748FC" wp14:editId="3957B13C">
+            <wp:extent cx="4500000" cy="2812500"/>
+            <wp:effectExtent l="0" t="0" r="0" b="0"/>
+            <wp:docPr id="9" name="Picture 9"/>
+            <wp:cNvGraphicFramePr>
+              <a:graphicFrameLocks xmlns:a="http://schemas.openxmlformats.org/drawingml/2006/main" noChangeAspect="1"/>
+            </wp:cNvGraphicFramePr>
+            <a:graphic xmlns:a="http://schemas.openxmlformats.org/drawingml/2006/main">
+              <a:graphicData uri="http://schemas.openxmlformats.org/drawingml/2006/picture">
+                <pic:pic xmlns:pic="http://schemas.openxmlformats.org/drawingml/2006/picture">
+                  <pic:nvPicPr>
+                    <pic:cNvPr id="0" name="attendance.png"/>
+                    <pic:cNvPicPr/>
+                  </pic:nvPicPr>
+                  <pic:blipFill>
+                    <a:blip r:embed="rId14"/>
+                    <a:stretch>
+                      <a:fillRect/>
+                    </a:stretch>
+                  </pic:blipFill>
+                  <pic:spPr>
+                    <a:xfrm>
+                      <a:off x="0" y="0"/>
+                      <a:ext cx="4500000" cy="2812500"/>
+                    </a:xfrm>
+                    <a:prstGeom prst="rect">
+                      <a:avLst/>
+                    </a:prstGeom>
+                  </pic:spPr>
+                </pic:pic>
+              </a:graphicData>
+            </a:graphic>
+          </wp:inline>
+        </w:drawing>
       </w:r>
     </w:p>
     <w:p>
@@ -26366,22 +26467,62 @@
         </w:rPr>
       </w:pPr>
       <w:r>
-        <w:rPr>
-          <w:color w:val="9CA3AF"/>
-        </w:rPr>
-        <w:t>【请在此处插入截图：</w:t>
-      </w:r>
-      <w:r>
-        <w:rPr>
-          <w:color w:val="9CA3AF"/>
-        </w:rPr>
-        <w:t xml:space="preserve">7-4 </w:t>
-      </w:r>
-      <w:r>
-        <w:rPr>
-          <w:color w:val="9CA3AF"/>
-        </w:rPr>
-        <w:t>成绩汇总与导出】</w:t>
+        <w:t>图</w:t>
+      </w:r>
+      <w:r>
+        <w:t xml:space="preserve"> 7-3 </w:t>
+      </w:r>
+      <w:r>
+        <w:t>考勤查询与录入</w:t>
+      </w:r>
+    </w:p>
+    <w:p>
+      <w:pPr>
+        <w:jc w:val="center"/>
+        <w:rPr>
+          <w:rFonts w:hint="eastAsia"/>
+        </w:rPr>
+      </w:pPr>
+      <w:r>
+        <w:rPr>
+          <w:noProof/>
+        </w:rPr>
+        <w:lastRenderedPageBreak/>
+        <w:drawing>
+          <wp:inline distT="0" distB="0" distL="0" distR="0" wp14:anchorId="7437126D" wp14:editId="7FCAD24F">
+            <wp:extent cx="4500000" cy="2812500"/>
+            <wp:effectExtent l="0" t="0" r="0" b="0"/>
+            <wp:docPr id="10" name="Picture 10"/>
+            <wp:cNvGraphicFramePr>
+              <a:graphicFrameLocks xmlns:a="http://schemas.openxmlformats.org/drawingml/2006/main" noChangeAspect="1"/>
+            </wp:cNvGraphicFramePr>
+            <a:graphic xmlns:a="http://schemas.openxmlformats.org/drawingml/2006/main">
+              <a:graphicData uri="http://schemas.openxmlformats.org/drawingml/2006/picture">
+                <pic:pic xmlns:pic="http://schemas.openxmlformats.org/drawingml/2006/picture">
+                  <pic:nvPicPr>
+                    <pic:cNvPr id="0" name="scores.png"/>
+                    <pic:cNvPicPr/>
+                  </pic:nvPicPr>
+                  <pic:blipFill>
+                    <a:blip r:embed="rId15"/>
+                    <a:stretch>
+                      <a:fillRect/>
+                    </a:stretch>
+                  </pic:blipFill>
+                  <pic:spPr>
+                    <a:xfrm>
+                      <a:off x="0" y="0"/>
+                      <a:ext cx="4500000" cy="2812500"/>
+                    </a:xfrm>
+                    <a:prstGeom prst="rect">
+                      <a:avLst/>
+                    </a:prstGeom>
+                  </pic:spPr>
+                </pic:pic>
+              </a:graphicData>
+            </a:graphic>
+          </wp:inline>
+        </w:drawing>
       </w:r>
     </w:p>
     <w:p>
@@ -26392,22 +26533,61 @@
         </w:rPr>
       </w:pPr>
       <w:r>
-        <w:rPr>
-          <w:color w:val="9CA3AF"/>
-        </w:rPr>
-        <w:t>【请在此处插入截图：</w:t>
-      </w:r>
-      <w:r>
-        <w:rPr>
-          <w:color w:val="9CA3AF"/>
-        </w:rPr>
-        <w:t xml:space="preserve">7-5 </w:t>
-      </w:r>
-      <w:r>
-        <w:rPr>
-          <w:color w:val="9CA3AF"/>
-        </w:rPr>
-        <w:t>学生管理】</w:t>
+        <w:t>图</w:t>
+      </w:r>
+      <w:r>
+        <w:t xml:space="preserve"> 7-4 </w:t>
+      </w:r>
+      <w:r>
+        <w:t>成绩汇总与导出</w:t>
+      </w:r>
+    </w:p>
+    <w:p>
+      <w:pPr>
+        <w:jc w:val="center"/>
+        <w:rPr>
+          <w:rFonts w:hint="eastAsia"/>
+        </w:rPr>
+      </w:pPr>
+      <w:r>
+        <w:rPr>
+          <w:noProof/>
+        </w:rPr>
+        <w:drawing>
+          <wp:inline distT="0" distB="0" distL="0" distR="0" wp14:anchorId="22F32480" wp14:editId="64CC0975">
+            <wp:extent cx="4500000" cy="2812500"/>
+            <wp:effectExtent l="0" t="0" r="0" b="0"/>
+            <wp:docPr id="11" name="Picture 11"/>
+            <wp:cNvGraphicFramePr>
+              <a:graphicFrameLocks xmlns:a="http://schemas.openxmlformats.org/drawingml/2006/main" noChangeAspect="1"/>
+            </wp:cNvGraphicFramePr>
+            <a:graphic xmlns:a="http://schemas.openxmlformats.org/drawingml/2006/main">
+              <a:graphicData uri="http://schemas.openxmlformats.org/drawingml/2006/picture">
+                <pic:pic xmlns:pic="http://schemas.openxmlformats.org/drawingml/2006/picture">
+                  <pic:nvPicPr>
+                    <pic:cNvPr id="0" name="students.png"/>
+                    <pic:cNvPicPr/>
+                  </pic:nvPicPr>
+                  <pic:blipFill>
+                    <a:blip r:embed="rId16"/>
+                    <a:stretch>
+                      <a:fillRect/>
+                    </a:stretch>
+                  </pic:blipFill>
+                  <pic:spPr>
+                    <a:xfrm>
+                      <a:off x="0" y="0"/>
+                      <a:ext cx="4500000" cy="2812500"/>
+                    </a:xfrm>
+                    <a:prstGeom prst="rect">
+                      <a:avLst/>
+                    </a:prstGeom>
+                  </pic:spPr>
+                </pic:pic>
+              </a:graphicData>
+            </a:graphic>
+          </wp:inline>
+        </w:drawing>
       </w:r>
     </w:p>
     <w:p>
@@ -26418,22 +26598,79 @@
         </w:rPr>
       </w:pPr>
       <w:r>
-        <w:rPr>
-          <w:color w:val="9CA3AF"/>
-        </w:rPr>
-        <w:t>【请在此处插入截图：</w:t>
-      </w:r>
-      <w:r>
-        <w:rPr>
-          <w:color w:val="9CA3AF"/>
-        </w:rPr>
-        <w:t xml:space="preserve">7-6 </w:t>
-      </w:r>
-      <w:r>
-        <w:rPr>
-          <w:color w:val="9CA3AF"/>
-        </w:rPr>
-        <w:t>操作日志】</w:t>
+        <w:t>图</w:t>
+      </w:r>
+      <w:r>
+        <w:t xml:space="preserve"> 7-5 </w:t>
+      </w:r>
+      <w:r>
+        <w:t>学生管理</w:t>
+      </w:r>
+    </w:p>
+    <w:p>
+      <w:pPr>
+        <w:jc w:val="center"/>
+        <w:rPr>
+          <w:rFonts w:hint="eastAsia"/>
+        </w:rPr>
+      </w:pPr>
+      <w:r>
+        <w:rPr>
+          <w:noProof/>
+        </w:rPr>
+        <w:lastRenderedPageBreak/>
+        <w:drawing>
+          <wp:inline distT="0" distB="0" distL="0" distR="0" wp14:anchorId="0293A7DF" wp14:editId="759BCBBB">
+            <wp:extent cx="4500000" cy="2812500"/>
+            <wp:effectExtent l="0" t="0" r="0" b="0"/>
+            <wp:docPr id="12" name="Picture 12"/>
+            <wp:cNvGraphicFramePr>
+              <a:graphicFrameLocks xmlns:a="http://schemas.openxmlformats.org/drawingml/2006/main" noChangeAspect="1"/>
+            </wp:cNvGraphicFramePr>
+            <a:graphic xmlns:a="http://schemas.openxmlformats.org/drawingml/2006/main">
+              <a:graphicData uri="http://schemas.openxmlformats.org/drawingml/2006/picture">
+                <pic:pic xmlns:pic="http://schemas.openxmlformats.org/drawingml/2006/picture">
+                  <pic:nvPicPr>
+                    <pic:cNvPr id="0" name="audit.png"/>
+                    <pic:cNvPicPr/>
+                  </pic:nvPicPr>
+                  <pic:blipFill>
+                    <a:blip r:embed="rId17"/>
+                    <a:stretch>
+                      <a:fillRect/>
+                    </a:stretch>
+                  </pic:blipFill>
+                  <pic:spPr>
+                    <a:xfrm>
+                      <a:off x="0" y="0"/>
+                      <a:ext cx="4500000" cy="2812500"/>
+                    </a:xfrm>
+                    <a:prstGeom prst="rect">
+                      <a:avLst/>
+                    </a:prstGeom>
+                  </pic:spPr>
+                </pic:pic>
+              </a:graphicData>
+            </a:graphic>
+          </wp:inline>
+        </w:drawing>
+      </w:r>
+    </w:p>
+    <w:p>
+      <w:pPr>
+        <w:pStyle w:val="CaptionCN"/>
+        <w:rPr>
+          <w:rFonts w:hint="eastAsia"/>
+        </w:rPr>
+      </w:pPr>
+      <w:r>
+        <w:t>图</w:t>
+      </w:r>
+      <w:r>
+        <w:t xml:space="preserve"> 7-6 </w:t>
+      </w:r>
+      <w:r>
+        <w:t>操作日志</w:t>
       </w:r>
     </w:p>
     <w:p>
@@ -26444,7 +26681,7 @@
           <w:rFonts w:hint="eastAsia"/>
         </w:rPr>
       </w:pPr>
-      <w:bookmarkStart w:id="42" w:name="_Toc243684160"/>
+      <w:bookmarkStart w:id="42" w:name="_Toc243685258"/>
       <w:r>
         <w:lastRenderedPageBreak/>
         <w:t>八．项目总结及收获</w:t>
@@ -26458,7 +26695,7 @@
           <w:rFonts w:hint="eastAsia"/>
         </w:rPr>
       </w:pPr>
-      <w:bookmarkStart w:id="43" w:name="_Toc243684161"/>
+      <w:bookmarkStart w:id="43" w:name="_Toc243685259"/>
       <w:r>
         <w:t xml:space="preserve">8.1 </w:t>
       </w:r>
@@ -26544,7 +26781,7 @@
           <w:rFonts w:hint="eastAsia"/>
         </w:rPr>
       </w:pPr>
-      <w:bookmarkStart w:id="44" w:name="_Toc243684162"/>
+      <w:bookmarkStart w:id="44" w:name="_Toc243685260"/>
       <w:r>
         <w:t xml:space="preserve">8.2 </w:t>
       </w:r>
@@ -26672,7 +26909,7 @@
           <w:rFonts w:hint="eastAsia"/>
         </w:rPr>
       </w:pPr>
-      <w:bookmarkStart w:id="45" w:name="_Toc243684163"/>
+      <w:bookmarkStart w:id="45" w:name="_Toc243685261"/>
       <w:r>
         <w:t xml:space="preserve">8.3 </w:t>
       </w:r>
@@ -26958,7 +27195,7 @@
           <w:rFonts w:hint="eastAsia"/>
         </w:rPr>
       </w:pPr>
-      <w:bookmarkStart w:id="46" w:name="_Toc243684164"/>
+      <w:bookmarkStart w:id="46" w:name="_Toc243685262"/>
       <w:r>
         <w:t xml:space="preserve">8.4 </w:t>
       </w:r>
@@ -27138,7 +27375,7 @@
           <w:rFonts w:hint="eastAsia"/>
         </w:rPr>
       </w:pPr>
-      <w:bookmarkStart w:id="47" w:name="_Toc243684165"/>
+      <w:bookmarkStart w:id="47" w:name="_Toc243685263"/>
       <w:r>
         <w:lastRenderedPageBreak/>
         <w:t>附录</w:t>
@@ -27265,7 +27502,7 @@
           <w:rFonts w:hint="eastAsia"/>
         </w:rPr>
       </w:pPr>
-      <w:bookmarkStart w:id="48" w:name="_Toc243684166"/>
+      <w:bookmarkStart w:id="48" w:name="_Toc243685264"/>
       <w:r>
         <w:lastRenderedPageBreak/>
         <w:t>附录</w:t>
@@ -28295,7 +28532,7 @@
           <w:rFonts w:hint="eastAsia"/>
         </w:rPr>
       </w:pPr>
-      <w:bookmarkStart w:id="49" w:name="_Toc243684167"/>
+      <w:bookmarkStart w:id="49" w:name="_Toc243685265"/>
       <w:r>
         <w:lastRenderedPageBreak/>
         <w:t>附录</w:t>
@@ -28457,7 +28694,7 @@
           <w:rFonts w:hint="eastAsia"/>
         </w:rPr>
       </w:pPr>
-      <w:bookmarkStart w:id="50" w:name="_Toc243684168"/>
+      <w:bookmarkStart w:id="50" w:name="_Toc243685266"/>
       <w:r>
         <w:lastRenderedPageBreak/>
         <w:t>参考文献</w:t>
@@ -28527,7 +28764,7 @@
           <w:rFonts w:hint="eastAsia"/>
         </w:rPr>
       </w:pPr>
-      <w:bookmarkStart w:id="51" w:name="_Toc243684169"/>
+      <w:bookmarkStart w:id="51" w:name="_Toc243685267"/>
       <w:r>
         <w:lastRenderedPageBreak/>
         <w:t>附录</w:t>
@@ -28928,7 +29165,7 @@
     </w:tbl>
     <w:p/>
     <w:sectPr>
-      <w:footerReference w:type="default" r:id="rId12"/>
+      <w:footerReference w:type="default" r:id="rId18"/>
       <w:pgSz w:w="11906" w:h="16838"/>
       <w:pgMar w:top="1440" w:right="1800" w:bottom="1440" w:left="1800" w:header="851" w:footer="992" w:gutter="0"/>
       <w:cols w:space="425"/>
@@ -29563,7 +29800,7 @@
     <w:autoRedefine/>
     <w:uiPriority w:val="39"/>
     <w:unhideWhenUsed/>
-    <w:rsid w:val="00B80CB5"/>
+    <w:rsid w:val="00B954D1"/>
   </w:style>
   <w:style w:type="paragraph" w:styleId="TOC2">
     <w:name w:val="toc 2"/>
@@ -29572,7 +29809,7 @@
     <w:autoRedefine/>
     <w:uiPriority w:val="39"/>
     <w:unhideWhenUsed/>
-    <w:rsid w:val="00B80CB5"/>
+    <w:rsid w:val="00B954D1"/>
     <w:pPr>
       <w:ind w:leftChars="200" w:left="420"/>
     </w:pPr>
@@ -29583,7 +29820,7 @@
     <w:link w:val="a5"/>
     <w:uiPriority w:val="99"/>
     <w:unhideWhenUsed/>
-    <w:rsid w:val="00B80CB5"/>
+    <w:rsid w:val="00B954D1"/>
     <w:pPr>
       <w:tabs>
         <w:tab w:val="center" w:pos="4153"/>
@@ -29602,7 +29839,7 @@
     <w:basedOn w:val="a0"/>
     <w:link w:val="a4"/>
     <w:uiPriority w:val="99"/>
-    <w:rsid w:val="00B80CB5"/>
+    <w:rsid w:val="00B954D1"/>
     <w:rPr>
       <w:kern w:val="2"/>
       <w:sz w:val="18"/>
@@ -29615,7 +29852,7 @@
     <w:link w:val="a7"/>
     <w:uiPriority w:val="99"/>
     <w:unhideWhenUsed/>
-    <w:rsid w:val="00B80CB5"/>
+    <w:rsid w:val="00B954D1"/>
     <w:pPr>
       <w:tabs>
         <w:tab w:val="center" w:pos="4153"/>
@@ -29634,7 +29871,7 @@
     <w:basedOn w:val="a0"/>
     <w:link w:val="a6"/>
     <w:uiPriority w:val="99"/>
-    <w:rsid w:val="00B80CB5"/>
+    <w:rsid w:val="00B954D1"/>
     <w:rPr>
       <w:kern w:val="2"/>
       <w:sz w:val="18"/>

--- a/docs/信息化系统开发与应用实训报告-刘中天-20231026120.docx
+++ b/docs/信息化系统开发与应用实训报告-刘中天-20231026120.docx
@@ -33,7 +33,7 @@
           <w:szCs w:val="44"/>
         </w:rPr>
         <w:drawing>
-          <wp:anchor distT="0" distB="0" distL="114300" distR="114300" simplePos="0" relativeHeight="251660288" behindDoc="0" locked="0" layoutInCell="1" allowOverlap="1" wp14:anchorId="0ADB5860" wp14:editId="1BDA1625">
+          <wp:anchor distT="0" distB="0" distL="114300" distR="114300" simplePos="0" relativeHeight="251660288" behindDoc="0" locked="0" layoutInCell="1" allowOverlap="1" wp14:anchorId="77401390" wp14:editId="703B6303">
             <wp:simplePos x="0" y="0"/>
             <wp:positionH relativeFrom="column">
               <wp:posOffset>934085</wp:posOffset>
@@ -86,7 +86,7 @@
           <w:szCs w:val="44"/>
         </w:rPr>
         <w:drawing>
-          <wp:anchor distT="0" distB="0" distL="114300" distR="114300" simplePos="0" relativeHeight="251659264" behindDoc="0" locked="0" layoutInCell="1" allowOverlap="1" wp14:anchorId="189056EC" wp14:editId="7463482A">
+          <wp:anchor distT="0" distB="0" distL="114300" distR="114300" simplePos="0" relativeHeight="251659264" behindDoc="0" locked="0" layoutInCell="1" allowOverlap="1" wp14:anchorId="315252EA" wp14:editId="3E43B958">
             <wp:simplePos x="0" y="0"/>
             <wp:positionH relativeFrom="column">
               <wp:posOffset>-133985</wp:posOffset>
@@ -452,7 +452,7 @@
           <w:noProof/>
           <w:webHidden/>
         </w:rPr>
-        <w:instrText>PAGEREF _Toc243685216 \h</w:instrText>
+        <w:instrText>PAGEREF _Toc243685755 \h</w:instrText>
       </w:r>
       <w:r>
         <w:rPr>
@@ -545,7 +545,7 @@
           <w:noProof/>
           <w:webHidden/>
         </w:rPr>
-        <w:instrText>PAGEREF _Toc243685217 \h</w:instrText>
+        <w:instrText>PAGEREF _Toc243685756 \h</w:instrText>
       </w:r>
       <w:r>
         <w:rPr>
@@ -638,7 +638,7 @@
           <w:noProof/>
           <w:webHidden/>
         </w:rPr>
-        <w:instrText>PAGEREF _Toc243685218 \h</w:instrText>
+        <w:instrText>PAGEREF _Toc243685757 \h</w:instrText>
       </w:r>
       <w:r>
         <w:rPr>
@@ -731,7 +731,7 @@
           <w:noProof/>
           <w:webHidden/>
         </w:rPr>
-        <w:instrText>PAGEREF _Toc243685219 \h</w:instrText>
+        <w:instrText>PAGEREF _Toc243685758 \h</w:instrText>
       </w:r>
       <w:r>
         <w:rPr>
@@ -823,7 +823,7 @@
           <w:noProof/>
           <w:webHidden/>
         </w:rPr>
-        <w:instrText>PAGEREF _Toc243685220 \h</w:instrText>
+        <w:instrText>PAGEREF _Toc243685759 \h</w:instrText>
       </w:r>
       <w:r>
         <w:rPr>
@@ -916,7 +916,7 @@
           <w:noProof/>
           <w:webHidden/>
         </w:rPr>
-        <w:instrText>PAGEREF _Toc243685221 \h</w:instrText>
+        <w:instrText>PAGEREF _Toc243685760 \h</w:instrText>
       </w:r>
       <w:r>
         <w:rPr>
@@ -1009,7 +1009,7 @@
           <w:noProof/>
           <w:webHidden/>
         </w:rPr>
-        <w:instrText>PAGEREF _Toc243685222 \h</w:instrText>
+        <w:instrText>PAGEREF _Toc243685761 \h</w:instrText>
       </w:r>
       <w:r>
         <w:rPr>
@@ -1102,7 +1102,7 @@
           <w:noProof/>
           <w:webHidden/>
         </w:rPr>
-        <w:instrText>PAGEREF _Toc243685223 \h</w:instrText>
+        <w:instrText>PAGEREF _Toc243685762 \h</w:instrText>
       </w:r>
       <w:r>
         <w:rPr>
@@ -1194,7 +1194,7 @@
           <w:noProof/>
           <w:webHidden/>
         </w:rPr>
-        <w:instrText>PAGEREF _Toc243685224 \h</w:instrText>
+        <w:instrText>PAGEREF _Toc243685763 \h</w:instrText>
       </w:r>
       <w:r>
         <w:rPr>
@@ -1287,7 +1287,7 @@
           <w:noProof/>
           <w:webHidden/>
         </w:rPr>
-        <w:instrText>PAGEREF _Toc243685225 \h</w:instrText>
+        <w:instrText>PAGEREF _Toc243685764 \h</w:instrText>
       </w:r>
       <w:r>
         <w:rPr>
@@ -1380,7 +1380,7 @@
           <w:noProof/>
           <w:webHidden/>
         </w:rPr>
-        <w:instrText>PAGEREF _Toc243685226 \h</w:instrText>
+        <w:instrText>PAGEREF _Toc243685765 \h</w:instrText>
       </w:r>
       <w:r>
         <w:rPr>
@@ -1473,7 +1473,7 @@
           <w:noProof/>
           <w:webHidden/>
         </w:rPr>
-        <w:instrText>PAGEREF _Toc243685227 \h</w:instrText>
+        <w:instrText>PAGEREF _Toc243685766 \h</w:instrText>
       </w:r>
       <w:r>
         <w:rPr>
@@ -1566,7 +1566,7 @@
           <w:noProof/>
           <w:webHidden/>
         </w:rPr>
-        <w:instrText>PAGEREF _Toc243685228 \h</w:instrText>
+        <w:instrText>PAGEREF _Toc243685767 \h</w:instrText>
       </w:r>
       <w:r>
         <w:rPr>
@@ -1658,7 +1658,7 @@
           <w:noProof/>
           <w:webHidden/>
         </w:rPr>
-        <w:instrText>PAGEREF _Toc243685229 \h</w:instrText>
+        <w:instrText>PAGEREF _Toc243685768 \h</w:instrText>
       </w:r>
       <w:r>
         <w:rPr>
@@ -1751,7 +1751,7 @@
           <w:noProof/>
           <w:webHidden/>
         </w:rPr>
-        <w:instrText>PAGEREF _Toc243685230 \h</w:instrText>
+        <w:instrText>PAGEREF _Toc243685769 \h</w:instrText>
       </w:r>
       <w:r>
         <w:rPr>
@@ -1844,7 +1844,7 @@
           <w:noProof/>
           <w:webHidden/>
         </w:rPr>
-        <w:instrText>PAGEREF _Toc243685231 \h</w:instrText>
+        <w:instrText>PAGEREF _Toc243685770 \h</w:instrText>
       </w:r>
       <w:r>
         <w:rPr>
@@ -1937,7 +1937,7 @@
           <w:noProof/>
           <w:webHidden/>
         </w:rPr>
-        <w:instrText>PAGEREF _Toc243685232 \h</w:instrText>
+        <w:instrText>PAGEREF _Toc243685771 \h</w:instrText>
       </w:r>
       <w:r>
         <w:rPr>
@@ -2030,7 +2030,7 @@
           <w:noProof/>
           <w:webHidden/>
         </w:rPr>
-        <w:instrText>PAGEREF _Toc243685233 \h</w:instrText>
+        <w:instrText>PAGEREF _Toc243685772 \h</w:instrText>
       </w:r>
       <w:r>
         <w:rPr>
@@ -2123,7 +2123,7 @@
           <w:noProof/>
           <w:webHidden/>
         </w:rPr>
-        <w:instrText>PAGEREF _Toc243685234 \h</w:instrText>
+        <w:instrText>PAGEREF _Toc243685773 \h</w:instrText>
       </w:r>
       <w:r>
         <w:rPr>
@@ -2215,7 +2215,7 @@
           <w:noProof/>
           <w:webHidden/>
         </w:rPr>
-        <w:instrText>PAGEREF _Toc243685235 \h</w:instrText>
+        <w:instrText>PAGEREF _Toc243685774 \h</w:instrText>
       </w:r>
       <w:r>
         <w:rPr>
@@ -2308,7 +2308,7 @@
           <w:noProof/>
           <w:webHidden/>
         </w:rPr>
-        <w:instrText>PAGEREF _Toc243685236 \h</w:instrText>
+        <w:instrText>PAGEREF _Toc243685775 \h</w:instrText>
       </w:r>
       <w:r>
         <w:rPr>
@@ -2401,7 +2401,7 @@
           <w:noProof/>
           <w:webHidden/>
         </w:rPr>
-        <w:instrText>PAGEREF _Toc243685237 \h</w:instrText>
+        <w:instrText>PAGEREF _Toc243685776 \h</w:instrText>
       </w:r>
       <w:r>
         <w:rPr>
@@ -2494,7 +2494,7 @@
           <w:noProof/>
           <w:webHidden/>
         </w:rPr>
-        <w:instrText>PAGEREF _Toc243685238 \h</w:instrText>
+        <w:instrText>PAGEREF _Toc243685777 \h</w:instrText>
       </w:r>
       <w:r>
         <w:rPr>
@@ -2587,7 +2587,7 @@
           <w:noProof/>
           <w:webHidden/>
         </w:rPr>
-        <w:instrText>PAGEREF _Toc243685239 \h</w:instrText>
+        <w:instrText>PAGEREF _Toc243685778 \h</w:instrText>
       </w:r>
       <w:r>
         <w:rPr>
@@ -2679,7 +2679,7 @@
           <w:noProof/>
           <w:webHidden/>
         </w:rPr>
-        <w:instrText>PAGEREF _Toc243685240 \h</w:instrText>
+        <w:instrText>PAGEREF _Toc243685779 \h</w:instrText>
       </w:r>
       <w:r>
         <w:rPr>
@@ -2772,7 +2772,7 @@
           <w:noProof/>
           <w:webHidden/>
         </w:rPr>
-        <w:instrText>PAGEREF _Toc243685241 \h</w:instrText>
+        <w:instrText>PAGEREF _Toc243685780 \h</w:instrText>
       </w:r>
       <w:r>
         <w:rPr>
@@ -2865,7 +2865,7 @@
           <w:noProof/>
           <w:webHidden/>
         </w:rPr>
-        <w:instrText>PAGEREF _Toc243685242 \h</w:instrText>
+        <w:instrText>PAGEREF _Toc243685781 \h</w:instrText>
       </w:r>
       <w:r>
         <w:rPr>
@@ -2958,7 +2958,7 @@
           <w:noProof/>
           <w:webHidden/>
         </w:rPr>
-        <w:instrText>PAGEREF _Toc243685243 \h</w:instrText>
+        <w:instrText>PAGEREF _Toc243685782 \h</w:instrText>
       </w:r>
       <w:r>
         <w:rPr>
@@ -3051,7 +3051,7 @@
           <w:noProof/>
           <w:webHidden/>
         </w:rPr>
-        <w:instrText>PAGEREF _Toc243685244 \h</w:instrText>
+        <w:instrText>PAGEREF _Toc243685783 \h</w:instrText>
       </w:r>
       <w:r>
         <w:rPr>
@@ -3144,7 +3144,7 @@
           <w:noProof/>
           <w:webHidden/>
         </w:rPr>
-        <w:instrText>PAGEREF _Toc243685245 \h</w:instrText>
+        <w:instrText>PAGEREF _Toc243685784 \h</w:instrText>
       </w:r>
       <w:r>
         <w:rPr>
@@ -3236,7 +3236,7 @@
           <w:noProof/>
           <w:webHidden/>
         </w:rPr>
-        <w:instrText>PAGEREF _Toc243685246 \h</w:instrText>
+        <w:instrText>PAGEREF _Toc243685785 \h</w:instrText>
       </w:r>
       <w:r>
         <w:rPr>
@@ -3329,7 +3329,7 @@
           <w:noProof/>
           <w:webHidden/>
         </w:rPr>
-        <w:instrText>PAGEREF _Toc243685247 \h</w:instrText>
+        <w:instrText>PAGEREF _Toc243685786 \h</w:instrText>
       </w:r>
       <w:r>
         <w:rPr>
@@ -3422,7 +3422,7 @@
           <w:noProof/>
           <w:webHidden/>
         </w:rPr>
-        <w:instrText>PAGEREF _Toc243685248 \h</w:instrText>
+        <w:instrText>PAGEREF _Toc243685787 \h</w:instrText>
       </w:r>
       <w:r>
         <w:rPr>
@@ -3515,7 +3515,7 @@
           <w:noProof/>
           <w:webHidden/>
         </w:rPr>
-        <w:instrText>PAGEREF _Toc243685249 \h</w:instrText>
+        <w:instrText>PAGEREF _Toc243685788 \h</w:instrText>
       </w:r>
       <w:r>
         <w:rPr>
@@ -3608,7 +3608,7 @@
           <w:noProof/>
           <w:webHidden/>
         </w:rPr>
-        <w:instrText>PAGEREF _Toc243685250 \h</w:instrText>
+        <w:instrText>PAGEREF _Toc243685789 \h</w:instrText>
       </w:r>
       <w:r>
         <w:rPr>
@@ -3701,7 +3701,7 @@
           <w:noProof/>
           <w:webHidden/>
         </w:rPr>
-        <w:instrText>PAGEREF _Toc243685251 \h</w:instrText>
+        <w:instrText>PAGEREF _Toc243685790 \h</w:instrText>
       </w:r>
       <w:r>
         <w:rPr>
@@ -3794,7 +3794,7 @@
           <w:noProof/>
           <w:webHidden/>
         </w:rPr>
-        <w:instrText>PAGEREF _Toc243685252 \h</w:instrText>
+        <w:instrText>PAGEREF _Toc243685791 \h</w:instrText>
       </w:r>
       <w:r>
         <w:rPr>
@@ -3887,7 +3887,7 @@
           <w:noProof/>
           <w:webHidden/>
         </w:rPr>
-        <w:instrText>PAGEREF _Toc243685253 \h</w:instrText>
+        <w:instrText>PAGEREF _Toc243685792 \h</w:instrText>
       </w:r>
       <w:r>
         <w:rPr>
@@ -3980,7 +3980,7 @@
           <w:noProof/>
           <w:webHidden/>
         </w:rPr>
-        <w:instrText>PAGEREF _Toc243685254 \h</w:instrText>
+        <w:instrText>PAGEREF _Toc243685793 \h</w:instrText>
       </w:r>
       <w:r>
         <w:rPr>
@@ -4073,7 +4073,7 @@
           <w:noProof/>
           <w:webHidden/>
         </w:rPr>
-        <w:instrText>PAGEREF _Toc243685255 \h</w:instrText>
+        <w:instrText>PAGEREF _Toc243685794 \h</w:instrText>
       </w:r>
       <w:r>
         <w:rPr>
@@ -4166,7 +4166,7 @@
           <w:noProof/>
           <w:webHidden/>
         </w:rPr>
-        <w:instrText>PAGEREF _Toc243685256 \h</w:instrText>
+        <w:instrText>PAGEREF _Toc243685795 \h</w:instrText>
       </w:r>
       <w:r>
         <w:rPr>
@@ -4260,7 +4260,7 @@
           <w:noProof/>
           <w:webHidden/>
         </w:rPr>
-        <w:instrText>PAGEREF _Toc243685257 \h</w:instrText>
+        <w:instrText>PAGEREF _Toc243685796 \h</w:instrText>
       </w:r>
       <w:r>
         <w:rPr>
@@ -4352,7 +4352,7 @@
           <w:noProof/>
           <w:webHidden/>
         </w:rPr>
-        <w:instrText>PAGEREF _Toc243685258 \h</w:instrText>
+        <w:instrText>PAGEREF _Toc243685797 \h</w:instrText>
       </w:r>
       <w:r>
         <w:rPr>
@@ -4445,7 +4445,7 @@
           <w:noProof/>
           <w:webHidden/>
         </w:rPr>
-        <w:instrText>PAGEREF _Toc243685259 \h</w:instrText>
+        <w:instrText>PAGEREF _Toc243685798 \h</w:instrText>
       </w:r>
       <w:r>
         <w:rPr>
@@ -4538,7 +4538,7 @@
           <w:noProof/>
           <w:webHidden/>
         </w:rPr>
-        <w:instrText>PAGEREF _Toc243685260 \h</w:instrText>
+        <w:instrText>PAGEREF _Toc243685799 \h</w:instrText>
       </w:r>
       <w:r>
         <w:rPr>
@@ -4631,7 +4631,7 @@
           <w:noProof/>
           <w:webHidden/>
         </w:rPr>
-        <w:instrText>PAGEREF _Toc243685261 \h</w:instrText>
+        <w:instrText>PAGEREF _Toc243685800 \h</w:instrText>
       </w:r>
       <w:r>
         <w:rPr>
@@ -4724,7 +4724,7 @@
           <w:noProof/>
           <w:webHidden/>
         </w:rPr>
-        <w:instrText>PAGEREF _Toc243685262 \h</w:instrText>
+        <w:instrText>PAGEREF _Toc243685801 \h</w:instrText>
       </w:r>
       <w:r>
         <w:rPr>
@@ -4816,7 +4816,7 @@
           <w:noProof/>
           <w:webHidden/>
         </w:rPr>
-        <w:instrText>PAGEREF _Toc243685263 \h</w:instrText>
+        <w:instrText>PAGEREF _Toc243685802 \h</w:instrText>
       </w:r>
       <w:r>
         <w:rPr>
@@ -4908,7 +4908,7 @@
           <w:noProof/>
           <w:webHidden/>
         </w:rPr>
-        <w:instrText>PAGEREF _Toc243685264 \h</w:instrText>
+        <w:instrText>PAGEREF _Toc243685803 \h</w:instrText>
       </w:r>
       <w:r>
         <w:rPr>
@@ -5000,7 +5000,7 @@
           <w:noProof/>
           <w:webHidden/>
         </w:rPr>
-        <w:instrText>PAGEREF _Toc243685265 \h</w:instrText>
+        <w:instrText>PAGEREF _Toc243685804 \h</w:instrText>
       </w:r>
       <w:r>
         <w:rPr>
@@ -5092,7 +5092,7 @@
           <w:noProof/>
           <w:webHidden/>
         </w:rPr>
-        <w:instrText>PAGEREF _Toc243685266 \h</w:instrText>
+        <w:instrText>PAGEREF _Toc243685805 \h</w:instrText>
       </w:r>
       <w:r>
         <w:rPr>
@@ -5184,7 +5184,7 @@
           <w:noProof/>
           <w:webHidden/>
         </w:rPr>
-        <w:instrText>PAGEREF _Toc243685267 \h</w:instrText>
+        <w:instrText>PAGEREF _Toc243685806 \h</w:instrText>
       </w:r>
       <w:r>
         <w:rPr>
@@ -5248,7 +5248,7 @@
           <w:rFonts w:hint="eastAsia"/>
         </w:rPr>
       </w:pPr>
-      <w:bookmarkStart w:id="0" w:name="_Toc243685216"/>
+      <w:bookmarkStart w:id="0" w:name="_Toc243685755"/>
       <w:r>
         <w:lastRenderedPageBreak/>
         <w:t>一．系统开发背景</w:t>
@@ -5262,7 +5262,7 @@
           <w:rFonts w:hint="eastAsia"/>
         </w:rPr>
       </w:pPr>
-      <w:bookmarkStart w:id="1" w:name="_Toc243685217"/>
+      <w:bookmarkStart w:id="1" w:name="_Toc243685756"/>
       <w:r>
         <w:t xml:space="preserve">1.1 </w:t>
       </w:r>
@@ -5342,7 +5342,7 @@
           <w:rFonts w:hint="eastAsia"/>
         </w:rPr>
       </w:pPr>
-      <w:bookmarkStart w:id="2" w:name="_Toc243685218"/>
+      <w:bookmarkStart w:id="2" w:name="_Toc243685757"/>
       <w:r>
         <w:t xml:space="preserve">1.2 </w:t>
       </w:r>
@@ -5537,7 +5537,7 @@
           <w:rFonts w:hint="eastAsia"/>
         </w:rPr>
       </w:pPr>
-      <w:bookmarkStart w:id="3" w:name="_Toc243685219"/>
+      <w:bookmarkStart w:id="3" w:name="_Toc243685758"/>
       <w:r>
         <w:lastRenderedPageBreak/>
         <w:t xml:space="preserve">1.3 </w:t>
@@ -5751,7 +5751,7 @@
           <w:rFonts w:hint="eastAsia"/>
         </w:rPr>
       </w:pPr>
-      <w:bookmarkStart w:id="4" w:name="_Toc243685220"/>
+      <w:bookmarkStart w:id="4" w:name="_Toc243685759"/>
       <w:r>
         <w:lastRenderedPageBreak/>
         <w:t>二．实验环境及配置介绍</w:t>
@@ -5775,10 +5775,16 @@
         <w:t>为开发主机，使用</w:t>
       </w:r>
       <w:r>
-        <w:t xml:space="preserve"> JDK 17 </w:t>
-      </w:r>
-      <w:r>
-        <w:t>编译，</w:t>
+        <w:t xml:space="preserve"> IntelliJ IDEA / VS Code </w:t>
+      </w:r>
+      <w:r>
+        <w:t>进行开发，</w:t>
+      </w:r>
+      <w:r>
+        <w:t xml:space="preserve">JDK 17 </w:t>
+      </w:r>
+      <w:r>
+        <w:t>编译运行，</w:t>
       </w:r>
       <w:r>
         <w:t xml:space="preserve">MySQL 8.0 </w:t>
@@ -5800,7 +5806,7 @@
           <w:rFonts w:hint="eastAsia"/>
         </w:rPr>
       </w:pPr>
-      <w:bookmarkStart w:id="5" w:name="_Toc243685221"/>
+      <w:bookmarkStart w:id="5" w:name="_Toc243685760"/>
       <w:r>
         <w:t xml:space="preserve">2.1 </w:t>
       </w:r>
@@ -5834,10 +5840,10 @@
         <w:tblLook w:val="04A0" w:firstRow="1" w:lastRow="0" w:firstColumn="1" w:lastColumn="0" w:noHBand="0" w:noVBand="1"/>
       </w:tblPr>
       <w:tblGrid>
-        <w:gridCol w:w="1655"/>
-        <w:gridCol w:w="2550"/>
-        <w:gridCol w:w="1775"/>
-        <w:gridCol w:w="2316"/>
+        <w:gridCol w:w="1668"/>
+        <w:gridCol w:w="2545"/>
+        <w:gridCol w:w="1772"/>
+        <w:gridCol w:w="2311"/>
       </w:tblGrid>
       <w:tr>
         <w:trPr>
@@ -6120,7 +6126,7 @@
                 <w:rFonts w:ascii="宋体" w:eastAsia="宋体" w:hAnsi="宋体"/>
                 <w:sz w:val="20"/>
               </w:rPr>
-              <w:t>编译与运行</w:t>
+              <w:t>提供</w:t>
             </w:r>
             <w:r>
               <w:rPr>
@@ -6134,7 +6140,7 @@
                 <w:rFonts w:ascii="宋体" w:eastAsia="宋体" w:hAnsi="宋体"/>
                 <w:sz w:val="20"/>
               </w:rPr>
-              <w:t>程序</w:t>
+              <w:t>编译与运行环境</w:t>
             </w:r>
           </w:p>
         </w:tc>
@@ -6159,7 +6165,21 @@
                 <w:rFonts w:ascii="宋体" w:eastAsia="宋体" w:hAnsi="宋体"/>
                 <w:sz w:val="20"/>
               </w:rPr>
-              <w:t>构建工具</w:t>
+              <w:t>集成开发环境（</w:t>
+            </w:r>
+            <w:r>
+              <w:rPr>
+                <w:rFonts w:ascii="宋体" w:eastAsia="宋体" w:hAnsi="宋体"/>
+                <w:sz w:val="20"/>
+              </w:rPr>
+              <w:t>IDE</w:t>
+            </w:r>
+            <w:r>
+              <w:rPr>
+                <w:rFonts w:ascii="宋体" w:eastAsia="宋体" w:hAnsi="宋体"/>
+                <w:sz w:val="20"/>
+              </w:rPr>
+              <w:t>）</w:t>
             </w:r>
           </w:p>
         </w:tc>
@@ -6179,7 +6199,7 @@
                 <w:rFonts w:ascii="宋体" w:eastAsia="宋体" w:hAnsi="宋体"/>
                 <w:sz w:val="20"/>
               </w:rPr>
-              <w:t>Apache Maven</w:t>
+              <w:t>IntelliJ IDEA / VS Code</w:t>
             </w:r>
           </w:p>
         </w:tc>
@@ -6199,7 +6219,14 @@
                 <w:rFonts w:ascii="宋体" w:eastAsia="宋体" w:hAnsi="宋体"/>
                 <w:sz w:val="20"/>
               </w:rPr>
-              <w:t>3.9.x</w:t>
+              <w:t xml:space="preserve">2024.x / </w:t>
+            </w:r>
+            <w:r>
+              <w:rPr>
+                <w:rFonts w:ascii="宋体" w:eastAsia="宋体" w:hAnsi="宋体"/>
+                <w:sz w:val="20"/>
+              </w:rPr>
+              <w:t>最新版</w:t>
             </w:r>
           </w:p>
         </w:tc>
@@ -6219,7 +6246,21 @@
                 <w:rFonts w:ascii="宋体" w:eastAsia="宋体" w:hAnsi="宋体"/>
                 <w:sz w:val="20"/>
               </w:rPr>
-              <w:t>依赖管理与打包</w:t>
+              <w:t>编写、编译、调试和运行</w:t>
+            </w:r>
+            <w:r>
+              <w:rPr>
+                <w:rFonts w:ascii="宋体" w:eastAsia="宋体" w:hAnsi="宋体"/>
+                <w:sz w:val="20"/>
+              </w:rPr>
+              <w:t xml:space="preserve"> Java </w:t>
+            </w:r>
+            <w:r>
+              <w:rPr>
+                <w:rFonts w:ascii="宋体" w:eastAsia="宋体" w:hAnsi="宋体"/>
+                <w:sz w:val="20"/>
+              </w:rPr>
+              <w:t>程序</w:t>
             </w:r>
           </w:p>
         </w:tc>
@@ -6244,7 +6285,7 @@
                 <w:rFonts w:ascii="宋体" w:eastAsia="宋体" w:hAnsi="宋体"/>
                 <w:sz w:val="20"/>
               </w:rPr>
-              <w:t>框架</w:t>
+              <w:t>构建工具</w:t>
             </w:r>
           </w:p>
         </w:tc>
@@ -6264,7 +6305,7 @@
                 <w:rFonts w:ascii="宋体" w:eastAsia="宋体" w:hAnsi="宋体"/>
                 <w:sz w:val="20"/>
               </w:rPr>
-              <w:t>Spring Boot</w:t>
+              <w:t>Apache Maven</w:t>
             </w:r>
           </w:p>
         </w:tc>
@@ -6284,7 +6325,7 @@
                 <w:rFonts w:ascii="宋体" w:eastAsia="宋体" w:hAnsi="宋体"/>
                 <w:sz w:val="20"/>
               </w:rPr>
-              <w:t>3.5.0</w:t>
+              <w:t>3.9.x</w:t>
             </w:r>
           </w:p>
         </w:tc>
@@ -6304,28 +6345,7 @@
                 <w:rFonts w:ascii="宋体" w:eastAsia="宋体" w:hAnsi="宋体"/>
                 <w:sz w:val="20"/>
               </w:rPr>
-              <w:t>Web</w:t>
-            </w:r>
-            <w:r>
-              <w:rPr>
-                <w:rFonts w:ascii="宋体" w:eastAsia="宋体" w:hAnsi="宋体"/>
-                <w:sz w:val="20"/>
-              </w:rPr>
-              <w:t>、</w:t>
-            </w:r>
-            <w:r>
-              <w:rPr>
-                <w:rFonts w:ascii="宋体" w:eastAsia="宋体" w:hAnsi="宋体"/>
-                <w:sz w:val="20"/>
-              </w:rPr>
-              <w:t>IoC</w:t>
-            </w:r>
-            <w:r>
-              <w:rPr>
-                <w:rFonts w:ascii="宋体" w:eastAsia="宋体" w:hAnsi="宋体"/>
-                <w:sz w:val="20"/>
-              </w:rPr>
-              <w:t>、事务、嵌入式容器</w:t>
+              <w:t>依赖管理与打包</w:t>
             </w:r>
           </w:p>
         </w:tc>
@@ -6350,7 +6370,7 @@
                 <w:rFonts w:ascii="宋体" w:eastAsia="宋体" w:hAnsi="宋体"/>
                 <w:sz w:val="20"/>
               </w:rPr>
-              <w:t>持久层</w:t>
+              <w:t>框架</w:t>
             </w:r>
           </w:p>
         </w:tc>
@@ -6370,7 +6390,7 @@
                 <w:rFonts w:ascii="宋体" w:eastAsia="宋体" w:hAnsi="宋体"/>
                 <w:sz w:val="20"/>
               </w:rPr>
-              <w:t>MyBatis Spring Boot Starter</w:t>
+              <w:t>Spring Boot</w:t>
             </w:r>
           </w:p>
         </w:tc>
@@ -6390,7 +6410,7 @@
                 <w:rFonts w:ascii="宋体" w:eastAsia="宋体" w:hAnsi="宋体"/>
                 <w:sz w:val="20"/>
               </w:rPr>
-              <w:t>3.0.5</w:t>
+              <w:t>3.5.0</w:t>
             </w:r>
           </w:p>
         </w:tc>
@@ -6410,14 +6430,28 @@
                 <w:rFonts w:ascii="宋体" w:eastAsia="宋体" w:hAnsi="宋体"/>
                 <w:sz w:val="20"/>
               </w:rPr>
-              <w:t xml:space="preserve">SQL </w:t>
+              <w:t>Web</w:t>
             </w:r>
             <w:r>
               <w:rPr>
                 <w:rFonts w:ascii="宋体" w:eastAsia="宋体" w:hAnsi="宋体"/>
                 <w:sz w:val="20"/>
               </w:rPr>
-              <w:t>映射与数据访问</w:t>
+              <w:t>、</w:t>
+            </w:r>
+            <w:r>
+              <w:rPr>
+                <w:rFonts w:ascii="宋体" w:eastAsia="宋体" w:hAnsi="宋体"/>
+                <w:sz w:val="20"/>
+              </w:rPr>
+              <w:t>IoC</w:t>
+            </w:r>
+            <w:r>
+              <w:rPr>
+                <w:rFonts w:ascii="宋体" w:eastAsia="宋体" w:hAnsi="宋体"/>
+                <w:sz w:val="20"/>
+              </w:rPr>
+              <w:t>、事务、嵌入式容器</w:t>
             </w:r>
           </w:p>
         </w:tc>
@@ -6442,7 +6476,7 @@
                 <w:rFonts w:ascii="宋体" w:eastAsia="宋体" w:hAnsi="宋体"/>
                 <w:sz w:val="20"/>
               </w:rPr>
-              <w:t>模板引擎</w:t>
+              <w:t>持久层</w:t>
             </w:r>
           </w:p>
         </w:tc>
@@ -6462,7 +6496,7 @@
                 <w:rFonts w:ascii="宋体" w:eastAsia="宋体" w:hAnsi="宋体"/>
                 <w:sz w:val="20"/>
               </w:rPr>
-              <w:t>Thymeleaf</w:t>
+              <w:t>MyBatis Spring Boot Starter</w:t>
             </w:r>
           </w:p>
         </w:tc>
@@ -6482,7 +6516,7 @@
                 <w:rFonts w:ascii="宋体" w:eastAsia="宋体" w:hAnsi="宋体"/>
                 <w:sz w:val="20"/>
               </w:rPr>
-              <w:t>3.1.x</w:t>
+              <w:t>3.0.5</w:t>
             </w:r>
           </w:p>
         </w:tc>
@@ -6502,7 +6536,14 @@
                 <w:rFonts w:ascii="宋体" w:eastAsia="宋体" w:hAnsi="宋体"/>
                 <w:sz w:val="20"/>
               </w:rPr>
-              <w:t>服务端渲染页面</w:t>
+              <w:t xml:space="preserve">SQL </w:t>
+            </w:r>
+            <w:r>
+              <w:rPr>
+                <w:rFonts w:ascii="宋体" w:eastAsia="宋体" w:hAnsi="宋体"/>
+                <w:sz w:val="20"/>
+              </w:rPr>
+              <w:t>映射与数据访问</w:t>
             </w:r>
           </w:p>
         </w:tc>
@@ -6527,7 +6568,7 @@
                 <w:rFonts w:ascii="宋体" w:eastAsia="宋体" w:hAnsi="宋体"/>
                 <w:sz w:val="20"/>
               </w:rPr>
-              <w:t>数据库</w:t>
+              <w:t>模板引擎</w:t>
             </w:r>
           </w:p>
         </w:tc>
@@ -6547,7 +6588,7 @@
                 <w:rFonts w:ascii="宋体" w:eastAsia="宋体" w:hAnsi="宋体"/>
                 <w:sz w:val="20"/>
               </w:rPr>
-              <w:t>MySQL Community Server</w:t>
+              <w:t>Thymeleaf</w:t>
             </w:r>
           </w:p>
         </w:tc>
@@ -6567,7 +6608,7 @@
                 <w:rFonts w:ascii="宋体" w:eastAsia="宋体" w:hAnsi="宋体"/>
                 <w:sz w:val="20"/>
               </w:rPr>
-              <w:t>8.0</w:t>
+              <w:t>3.1.x</w:t>
             </w:r>
           </w:p>
         </w:tc>
@@ -6587,7 +6628,7 @@
                 <w:rFonts w:ascii="宋体" w:eastAsia="宋体" w:hAnsi="宋体"/>
                 <w:sz w:val="20"/>
               </w:rPr>
-              <w:t>业务数据存储</w:t>
+              <w:t>服务端渲染页面</w:t>
             </w:r>
           </w:p>
         </w:tc>
@@ -6612,7 +6653,7 @@
                 <w:rFonts w:ascii="宋体" w:eastAsia="宋体" w:hAnsi="宋体"/>
                 <w:sz w:val="20"/>
               </w:rPr>
-              <w:t>数据库客户端</w:t>
+              <w:t>数据库</w:t>
             </w:r>
           </w:p>
         </w:tc>
@@ -6632,61 +6673,47 @@
                 <w:rFonts w:ascii="宋体" w:eastAsia="宋体" w:hAnsi="宋体"/>
                 <w:sz w:val="20"/>
               </w:rPr>
-              <w:t xml:space="preserve">MySQL </w:t>
-            </w:r>
+              <w:t>MySQL Community Server</w:t>
+            </w:r>
+          </w:p>
+        </w:tc>
+        <w:tc>
+          <w:tcPr>
+            <w:tcW w:w="1814" w:type="dxa"/>
+          </w:tcPr>
+          <w:p>
+            <w:pPr>
+              <w:jc w:val="left"/>
+              <w:rPr>
+                <w:rFonts w:hint="eastAsia"/>
+              </w:rPr>
+            </w:pPr>
             <w:r>
               <w:rPr>
                 <w:rFonts w:ascii="宋体" w:eastAsia="宋体" w:hAnsi="宋体"/>
                 <w:sz w:val="20"/>
               </w:rPr>
-              <w:t>命令行</w:t>
-            </w:r>
+              <w:t>8.0</w:t>
+            </w:r>
+          </w:p>
+        </w:tc>
+        <w:tc>
+          <w:tcPr>
+            <w:tcW w:w="2381" w:type="dxa"/>
+          </w:tcPr>
+          <w:p>
+            <w:pPr>
+              <w:jc w:val="left"/>
+              <w:rPr>
+                <w:rFonts w:hint="eastAsia"/>
+              </w:rPr>
+            </w:pPr>
             <w:r>
               <w:rPr>
                 <w:rFonts w:ascii="宋体" w:eastAsia="宋体" w:hAnsi="宋体"/>
                 <w:sz w:val="20"/>
               </w:rPr>
-              <w:t xml:space="preserve"> / Navicat</w:t>
-            </w:r>
-          </w:p>
-        </w:tc>
-        <w:tc>
-          <w:tcPr>
-            <w:tcW w:w="1814" w:type="dxa"/>
-          </w:tcPr>
-          <w:p>
-            <w:pPr>
-              <w:jc w:val="left"/>
-              <w:rPr>
-                <w:rFonts w:hint="eastAsia"/>
-              </w:rPr>
-            </w:pPr>
-            <w:r>
-              <w:rPr>
-                <w:rFonts w:ascii="宋体" w:eastAsia="宋体" w:hAnsi="宋体"/>
-                <w:sz w:val="20"/>
-              </w:rPr>
-              <w:t>8.x</w:t>
-            </w:r>
-          </w:p>
-        </w:tc>
-        <w:tc>
-          <w:tcPr>
-            <w:tcW w:w="2381" w:type="dxa"/>
-          </w:tcPr>
-          <w:p>
-            <w:pPr>
-              <w:jc w:val="left"/>
-              <w:rPr>
-                <w:rFonts w:hint="eastAsia"/>
-              </w:rPr>
-            </w:pPr>
-            <w:r>
-              <w:rPr>
-                <w:rFonts w:ascii="宋体" w:eastAsia="宋体" w:hAnsi="宋体"/>
-                <w:sz w:val="20"/>
-              </w:rPr>
-              <w:t>建库、执行脚本、查询</w:t>
+              <w:t>业务数据存储</w:t>
             </w:r>
           </w:p>
         </w:tc>
@@ -6711,7 +6738,7 @@
                 <w:rFonts w:ascii="宋体" w:eastAsia="宋体" w:hAnsi="宋体"/>
                 <w:sz w:val="20"/>
               </w:rPr>
-              <w:t>容器</w:t>
+              <w:t>数据库客户端</w:t>
             </w:r>
           </w:p>
         </w:tc>
@@ -6731,7 +6758,21 @@
                 <w:rFonts w:ascii="宋体" w:eastAsia="宋体" w:hAnsi="宋体"/>
                 <w:sz w:val="20"/>
               </w:rPr>
-              <w:t>Docker Engine + Compose</w:t>
+              <w:t xml:space="preserve">MySQL </w:t>
+            </w:r>
+            <w:r>
+              <w:rPr>
+                <w:rFonts w:ascii="宋体" w:eastAsia="宋体" w:hAnsi="宋体"/>
+                <w:sz w:val="20"/>
+              </w:rPr>
+              <w:t>命令行</w:t>
+            </w:r>
+            <w:r>
+              <w:rPr>
+                <w:rFonts w:ascii="宋体" w:eastAsia="宋体" w:hAnsi="宋体"/>
+                <w:sz w:val="20"/>
+              </w:rPr>
+              <w:t xml:space="preserve"> / Navicat</w:t>
             </w:r>
           </w:p>
         </w:tc>
@@ -6751,7 +6792,7 @@
                 <w:rFonts w:ascii="宋体" w:eastAsia="宋体" w:hAnsi="宋体"/>
                 <w:sz w:val="20"/>
               </w:rPr>
-              <w:t>29.6 / v5.3</w:t>
+              <w:t>8.x</w:t>
             </w:r>
           </w:p>
         </w:tc>
@@ -6771,7 +6812,7 @@
                 <w:rFonts w:ascii="宋体" w:eastAsia="宋体" w:hAnsi="宋体"/>
                 <w:sz w:val="20"/>
               </w:rPr>
-              <w:t>镜像构建与多容器编排</w:t>
+              <w:t>建库、执行脚本、查询</w:t>
             </w:r>
           </w:p>
         </w:tc>
@@ -6796,20 +6837,33 @@
                 <w:rFonts w:ascii="宋体" w:eastAsia="宋体" w:hAnsi="宋体"/>
                 <w:sz w:val="20"/>
               </w:rPr>
-              <w:t xml:space="preserve">Web </w:t>
-            </w:r>
+              <w:t>容器</w:t>
+            </w:r>
+          </w:p>
+        </w:tc>
+        <w:tc>
+          <w:tcPr>
+            <w:tcW w:w="2608" w:type="dxa"/>
+          </w:tcPr>
+          <w:p>
+            <w:pPr>
+              <w:jc w:val="left"/>
+              <w:rPr>
+                <w:rFonts w:hint="eastAsia"/>
+              </w:rPr>
+            </w:pPr>
             <w:r>
               <w:rPr>
                 <w:rFonts w:ascii="宋体" w:eastAsia="宋体" w:hAnsi="宋体"/>
                 <w:sz w:val="20"/>
               </w:rPr>
-              <w:t>服务器</w:t>
-            </w:r>
-          </w:p>
-        </w:tc>
-        <w:tc>
-          <w:tcPr>
-            <w:tcW w:w="2608" w:type="dxa"/>
+              <w:t>Docker Engine + Compose</w:t>
+            </w:r>
+          </w:p>
+        </w:tc>
+        <w:tc>
+          <w:tcPr>
+            <w:tcW w:w="1814" w:type="dxa"/>
           </w:tcPr>
           <w:p>
             <w:pPr>
@@ -6823,13 +6877,13 @@
                 <w:rFonts w:ascii="宋体" w:eastAsia="宋体" w:hAnsi="宋体"/>
                 <w:sz w:val="20"/>
               </w:rPr>
-              <w:t>Nginx</w:t>
-            </w:r>
-          </w:p>
-        </w:tc>
-        <w:tc>
-          <w:tcPr>
-            <w:tcW w:w="1814" w:type="dxa"/>
+              <w:t>29.6 / v5.3</w:t>
+            </w:r>
+          </w:p>
+        </w:tc>
+        <w:tc>
+          <w:tcPr>
+            <w:tcW w:w="2381" w:type="dxa"/>
           </w:tcPr>
           <w:p>
             <w:pPr>
@@ -6843,27 +6897,7 @@
                 <w:rFonts w:ascii="宋体" w:eastAsia="宋体" w:hAnsi="宋体"/>
                 <w:sz w:val="20"/>
               </w:rPr>
-              <w:t>1.27</w:t>
-            </w:r>
-          </w:p>
-        </w:tc>
-        <w:tc>
-          <w:tcPr>
-            <w:tcW w:w="2381" w:type="dxa"/>
-          </w:tcPr>
-          <w:p>
-            <w:pPr>
-              <w:jc w:val="left"/>
-              <w:rPr>
-                <w:rFonts w:hint="eastAsia"/>
-              </w:rPr>
-            </w:pPr>
-            <w:r>
-              <w:rPr>
-                <w:rFonts w:ascii="宋体" w:eastAsia="宋体" w:hAnsi="宋体"/>
-                <w:sz w:val="20"/>
-              </w:rPr>
-              <w:t>静态资源托管与反向代理</w:t>
+              <w:t>镜像构建与多容器编排</w:t>
             </w:r>
           </w:p>
         </w:tc>
@@ -6888,7 +6922,14 @@
                 <w:rFonts w:ascii="宋体" w:eastAsia="宋体" w:hAnsi="宋体"/>
                 <w:sz w:val="20"/>
               </w:rPr>
-              <w:t>应用服务器</w:t>
+              <w:t xml:space="preserve">Web </w:t>
+            </w:r>
+            <w:r>
+              <w:rPr>
+                <w:rFonts w:ascii="宋体" w:eastAsia="宋体" w:hAnsi="宋体"/>
+                <w:sz w:val="20"/>
+              </w:rPr>
+              <w:t>服务器</w:t>
             </w:r>
           </w:p>
         </w:tc>
@@ -6908,7 +6949,7 @@
                 <w:rFonts w:ascii="宋体" w:eastAsia="宋体" w:hAnsi="宋体"/>
                 <w:sz w:val="20"/>
               </w:rPr>
-              <w:t>Apache Tomcat</w:t>
+              <w:t>Nginx</w:t>
             </w:r>
           </w:p>
         </w:tc>
@@ -6928,62 +6969,27 @@
                 <w:rFonts w:ascii="宋体" w:eastAsia="宋体" w:hAnsi="宋体"/>
                 <w:sz w:val="20"/>
               </w:rPr>
-              <w:t>10.1</w:t>
-            </w:r>
+              <w:t>1.27</w:t>
+            </w:r>
+          </w:p>
+        </w:tc>
+        <w:tc>
+          <w:tcPr>
+            <w:tcW w:w="2381" w:type="dxa"/>
+          </w:tcPr>
+          <w:p>
+            <w:pPr>
+              <w:jc w:val="left"/>
+              <w:rPr>
+                <w:rFonts w:hint="eastAsia"/>
+              </w:rPr>
+            </w:pPr>
             <w:r>
               <w:rPr>
                 <w:rFonts w:ascii="宋体" w:eastAsia="宋体" w:hAnsi="宋体"/>
                 <w:sz w:val="20"/>
               </w:rPr>
-              <w:t>（</w:t>
-            </w:r>
-            <w:r>
-              <w:rPr>
-                <w:rFonts w:ascii="宋体" w:eastAsia="宋体" w:hAnsi="宋体"/>
-                <w:sz w:val="20"/>
-              </w:rPr>
-              <w:t>JDK 17</w:t>
-            </w:r>
-            <w:r>
-              <w:rPr>
-                <w:rFonts w:ascii="宋体" w:eastAsia="宋体" w:hAnsi="宋体"/>
-                <w:sz w:val="20"/>
-              </w:rPr>
-              <w:t>）</w:t>
-            </w:r>
-          </w:p>
-        </w:tc>
-        <w:tc>
-          <w:tcPr>
-            <w:tcW w:w="2381" w:type="dxa"/>
-          </w:tcPr>
-          <w:p>
-            <w:pPr>
-              <w:jc w:val="left"/>
-              <w:rPr>
-                <w:rFonts w:hint="eastAsia"/>
-              </w:rPr>
-            </w:pPr>
-            <w:r>
-              <w:rPr>
-                <w:rFonts w:ascii="宋体" w:eastAsia="宋体" w:hAnsi="宋体"/>
-                <w:sz w:val="20"/>
-              </w:rPr>
-              <w:t>部署</w:t>
-            </w:r>
-            <w:r>
-              <w:rPr>
-                <w:rFonts w:ascii="宋体" w:eastAsia="宋体" w:hAnsi="宋体"/>
-                <w:sz w:val="20"/>
-              </w:rPr>
-              <w:t xml:space="preserve"> WAR </w:t>
-            </w:r>
-            <w:r>
-              <w:rPr>
-                <w:rFonts w:ascii="宋体" w:eastAsia="宋体" w:hAnsi="宋体"/>
-                <w:sz w:val="20"/>
-              </w:rPr>
-              <w:t>包</w:t>
+              <w:t>静态资源托管与反向代理</w:t>
             </w:r>
           </w:p>
         </w:tc>
@@ -7008,6 +7014,126 @@
                 <w:rFonts w:ascii="宋体" w:eastAsia="宋体" w:hAnsi="宋体"/>
                 <w:sz w:val="20"/>
               </w:rPr>
+              <w:t>应用服务器</w:t>
+            </w:r>
+          </w:p>
+        </w:tc>
+        <w:tc>
+          <w:tcPr>
+            <w:tcW w:w="2608" w:type="dxa"/>
+          </w:tcPr>
+          <w:p>
+            <w:pPr>
+              <w:jc w:val="left"/>
+              <w:rPr>
+                <w:rFonts w:hint="eastAsia"/>
+              </w:rPr>
+            </w:pPr>
+            <w:r>
+              <w:rPr>
+                <w:rFonts w:ascii="宋体" w:eastAsia="宋体" w:hAnsi="宋体"/>
+                <w:sz w:val="20"/>
+              </w:rPr>
+              <w:t>Apache Tomcat</w:t>
+            </w:r>
+          </w:p>
+        </w:tc>
+        <w:tc>
+          <w:tcPr>
+            <w:tcW w:w="1814" w:type="dxa"/>
+          </w:tcPr>
+          <w:p>
+            <w:pPr>
+              <w:jc w:val="left"/>
+              <w:rPr>
+                <w:rFonts w:hint="eastAsia"/>
+              </w:rPr>
+            </w:pPr>
+            <w:r>
+              <w:rPr>
+                <w:rFonts w:ascii="宋体" w:eastAsia="宋体" w:hAnsi="宋体"/>
+                <w:sz w:val="20"/>
+              </w:rPr>
+              <w:t>10.1</w:t>
+            </w:r>
+            <w:r>
+              <w:rPr>
+                <w:rFonts w:ascii="宋体" w:eastAsia="宋体" w:hAnsi="宋体"/>
+                <w:sz w:val="20"/>
+              </w:rPr>
+              <w:t>（</w:t>
+            </w:r>
+            <w:r>
+              <w:rPr>
+                <w:rFonts w:ascii="宋体" w:eastAsia="宋体" w:hAnsi="宋体"/>
+                <w:sz w:val="20"/>
+              </w:rPr>
+              <w:t>JDK 17</w:t>
+            </w:r>
+            <w:r>
+              <w:rPr>
+                <w:rFonts w:ascii="宋体" w:eastAsia="宋体" w:hAnsi="宋体"/>
+                <w:sz w:val="20"/>
+              </w:rPr>
+              <w:t>）</w:t>
+            </w:r>
+          </w:p>
+        </w:tc>
+        <w:tc>
+          <w:tcPr>
+            <w:tcW w:w="2381" w:type="dxa"/>
+          </w:tcPr>
+          <w:p>
+            <w:pPr>
+              <w:jc w:val="left"/>
+              <w:rPr>
+                <w:rFonts w:hint="eastAsia"/>
+              </w:rPr>
+            </w:pPr>
+            <w:r>
+              <w:rPr>
+                <w:rFonts w:ascii="宋体" w:eastAsia="宋体" w:hAnsi="宋体"/>
+                <w:sz w:val="20"/>
+              </w:rPr>
+              <w:t>部署</w:t>
+            </w:r>
+            <w:r>
+              <w:rPr>
+                <w:rFonts w:ascii="宋体" w:eastAsia="宋体" w:hAnsi="宋体"/>
+                <w:sz w:val="20"/>
+              </w:rPr>
+              <w:t xml:space="preserve"> WAR </w:t>
+            </w:r>
+            <w:r>
+              <w:rPr>
+                <w:rFonts w:ascii="宋体" w:eastAsia="宋体" w:hAnsi="宋体"/>
+                <w:sz w:val="20"/>
+              </w:rPr>
+              <w:t>包</w:t>
+            </w:r>
+          </w:p>
+        </w:tc>
+      </w:tr>
+      <w:tr>
+        <w:trPr>
+          <w:jc w:val="center"/>
+        </w:trPr>
+        <w:tc>
+          <w:tcPr>
+            <w:tcW w:w="1701" w:type="dxa"/>
+          </w:tcPr>
+          <w:p>
+            <w:pPr>
+              <w:jc w:val="left"/>
+              <w:rPr>
+                <w:rFonts w:hint="eastAsia"/>
+              </w:rPr>
+            </w:pPr>
+            <w:r>
+              <w:rPr>
+                <w:rFonts w:ascii="宋体" w:eastAsia="宋体" w:hAnsi="宋体"/>
+                <w:sz w:val="20"/>
+              </w:rPr>
               <w:t>浏览器</w:t>
             </w:r>
           </w:p>
@@ -7081,7 +7207,7 @@
           <w:rFonts w:hint="eastAsia"/>
         </w:rPr>
       </w:pPr>
-      <w:bookmarkStart w:id="6" w:name="_Toc243685222"/>
+      <w:bookmarkStart w:id="6" w:name="_Toc243685761"/>
       <w:r>
         <w:t xml:space="preserve">2.2 </w:t>
       </w:r>
@@ -7279,7 +7405,11 @@
         <w:t>账号登录，执行建库语句：</w:t>
       </w:r>
       <w:r>
-        <w:t xml:space="preserve">CREATE DATABASE course_mgmt CHARACTER SET utf8mb4 COLLATE utf8mb4_unicode_ci; </w:t>
+        <w:t xml:space="preserve">CREATE DATABASE course_mgmt CHARACTER SET utf8mb4 </w:t>
+      </w:r>
+      <w:r>
+        <w:lastRenderedPageBreak/>
+        <w:t xml:space="preserve">COLLATE utf8mb4_unicode_ci; </w:t>
       </w:r>
       <w:r>
         <w:t>随后依次执行</w:t>
@@ -7305,7 +7435,6 @@
         </w:rPr>
       </w:pPr>
       <w:r>
-        <w:lastRenderedPageBreak/>
         <w:t>（</w:t>
       </w:r>
       <w:r>
@@ -7459,7 +7588,7 @@
           <w:rFonts w:hint="eastAsia"/>
         </w:rPr>
       </w:pPr>
-      <w:bookmarkStart w:id="7" w:name="_Toc243685223"/>
+      <w:bookmarkStart w:id="7" w:name="_Toc243685762"/>
       <w:r>
         <w:t xml:space="preserve">2.3 </w:t>
       </w:r>
@@ -7648,7 +7777,7 @@
           <w:rFonts w:hint="eastAsia"/>
         </w:rPr>
       </w:pPr>
-      <w:bookmarkStart w:id="8" w:name="_Toc243685224"/>
+      <w:bookmarkStart w:id="8" w:name="_Toc243685763"/>
       <w:r>
         <w:lastRenderedPageBreak/>
         <w:t>三．系统需求</w:t>
@@ -7703,7 +7832,7 @@
           <w:rFonts w:hint="eastAsia"/>
         </w:rPr>
       </w:pPr>
-      <w:bookmarkStart w:id="9" w:name="_Toc243685225"/>
+      <w:bookmarkStart w:id="9" w:name="_Toc243685764"/>
       <w:r>
         <w:t xml:space="preserve">3.1 </w:t>
       </w:r>
@@ -8141,7 +8270,7 @@
           <w:rFonts w:hint="eastAsia"/>
         </w:rPr>
       </w:pPr>
-      <w:bookmarkStart w:id="10" w:name="_Toc243685226"/>
+      <w:bookmarkStart w:id="10" w:name="_Toc243685765"/>
       <w:r>
         <w:t xml:space="preserve">3.2 </w:t>
       </w:r>
@@ -8318,7 +8447,7 @@
           <w:rFonts w:hint="eastAsia"/>
         </w:rPr>
       </w:pPr>
-      <w:bookmarkStart w:id="11" w:name="_Toc243685227"/>
+      <w:bookmarkStart w:id="11" w:name="_Toc243685766"/>
       <w:r>
         <w:t xml:space="preserve">3.3 </w:t>
       </w:r>
@@ -8403,7 +8532,7 @@
           <w:rFonts w:hint="eastAsia"/>
         </w:rPr>
       </w:pPr>
-      <w:bookmarkStart w:id="12" w:name="_Toc243685228"/>
+      <w:bookmarkStart w:id="12" w:name="_Toc243685767"/>
       <w:r>
         <w:t xml:space="preserve">3.4 </w:t>
       </w:r>
@@ -8615,7 +8744,7 @@
           <w:rFonts w:hint="eastAsia"/>
         </w:rPr>
       </w:pPr>
-      <w:bookmarkStart w:id="13" w:name="_Toc243685229"/>
+      <w:bookmarkStart w:id="13" w:name="_Toc243685768"/>
       <w:r>
         <w:lastRenderedPageBreak/>
         <w:t>四．系统概要设计</w:t>
@@ -8646,7 +8775,7 @@
           <w:rFonts w:hint="eastAsia"/>
         </w:rPr>
       </w:pPr>
-      <w:bookmarkStart w:id="14" w:name="_Toc243685230"/>
+      <w:bookmarkStart w:id="14" w:name="_Toc243685769"/>
       <w:r>
         <w:t xml:space="preserve">4.1 </w:t>
       </w:r>
@@ -8667,7 +8796,7 @@
           <w:noProof/>
         </w:rPr>
         <w:drawing>
-          <wp:inline distT="0" distB="0" distL="0" distR="0" wp14:anchorId="1FD46873" wp14:editId="32B7BA8D">
+          <wp:inline distT="0" distB="0" distL="0" distR="0" wp14:anchorId="472A32BF" wp14:editId="38E991B1">
             <wp:extent cx="3060000" cy="4456957"/>
             <wp:effectExtent l="0" t="0" r="0" b="0"/>
             <wp:docPr id="3" name="Picture 3"/>
@@ -8888,7 +9017,7 @@
           <w:rFonts w:hint="eastAsia"/>
         </w:rPr>
       </w:pPr>
-      <w:bookmarkStart w:id="15" w:name="_Toc243685231"/>
+      <w:bookmarkStart w:id="15" w:name="_Toc243685770"/>
       <w:r>
         <w:t xml:space="preserve">4.2 </w:t>
       </w:r>
@@ -8909,7 +9038,7 @@
           <w:noProof/>
         </w:rPr>
         <w:drawing>
-          <wp:inline distT="0" distB="0" distL="0" distR="0" wp14:anchorId="4D7C8498" wp14:editId="3CF79F19">
+          <wp:inline distT="0" distB="0" distL="0" distR="0" wp14:anchorId="73871800" wp14:editId="20B0BD00">
             <wp:extent cx="5400000" cy="4755575"/>
             <wp:effectExtent l="0" t="0" r="0" b="0"/>
             <wp:docPr id="4" name="Picture 4"/>
@@ -8986,7 +9115,7 @@
           <w:rFonts w:hint="eastAsia"/>
         </w:rPr>
       </w:pPr>
-      <w:bookmarkStart w:id="16" w:name="_Toc243685232"/>
+      <w:bookmarkStart w:id="16" w:name="_Toc243685771"/>
       <w:r>
         <w:t xml:space="preserve">4.3 </w:t>
       </w:r>
@@ -10770,7 +10899,7 @@
           <w:rFonts w:hint="eastAsia"/>
         </w:rPr>
       </w:pPr>
-      <w:bookmarkStart w:id="17" w:name="_Toc243685233"/>
+      <w:bookmarkStart w:id="17" w:name="_Toc243685772"/>
       <w:r>
         <w:t xml:space="preserve">4.4 </w:t>
       </w:r>
@@ -11790,7 +11919,7 @@
           <w:rFonts w:hint="eastAsia"/>
         </w:rPr>
       </w:pPr>
-      <w:bookmarkStart w:id="18" w:name="_Toc243685234"/>
+      <w:bookmarkStart w:id="18" w:name="_Toc243685773"/>
       <w:r>
         <w:t xml:space="preserve">4.5 </w:t>
       </w:r>
@@ -11954,7 +12083,7 @@
           <w:rFonts w:hint="eastAsia"/>
         </w:rPr>
       </w:pPr>
-      <w:bookmarkStart w:id="19" w:name="_Toc243685235"/>
+      <w:bookmarkStart w:id="19" w:name="_Toc243685774"/>
       <w:r>
         <w:lastRenderedPageBreak/>
         <w:t>五．系统</w:t>
@@ -12009,7 +12138,7 @@
           <w:rFonts w:hint="eastAsia"/>
         </w:rPr>
       </w:pPr>
-      <w:bookmarkStart w:id="20" w:name="_Toc243685236"/>
+      <w:bookmarkStart w:id="20" w:name="_Toc243685775"/>
       <w:r>
         <w:t xml:space="preserve">5.1 </w:t>
       </w:r>
@@ -12132,7 +12261,7 @@
           <w:rFonts w:hint="eastAsia"/>
         </w:rPr>
       </w:pPr>
-      <w:bookmarkStart w:id="21" w:name="_Toc243685237"/>
+      <w:bookmarkStart w:id="21" w:name="_Toc243685776"/>
       <w:r>
         <w:t xml:space="preserve">5.2 </w:t>
       </w:r>
@@ -12160,7 +12289,7 @@
         </w:rPr>
         <w:lastRenderedPageBreak/>
         <w:drawing>
-          <wp:inline distT="0" distB="0" distL="0" distR="0" wp14:anchorId="029F60CC" wp14:editId="37511600">
+          <wp:inline distT="0" distB="0" distL="0" distR="0" wp14:anchorId="374F6C5D" wp14:editId="7CFCEA92">
             <wp:extent cx="3960000" cy="5217882"/>
             <wp:effectExtent l="0" t="0" r="0" b="0"/>
             <wp:docPr id="5" name="Picture 5"/>
@@ -12255,7 +12384,7 @@
           <w:rFonts w:hint="eastAsia"/>
         </w:rPr>
       </w:pPr>
-      <w:bookmarkStart w:id="22" w:name="_Toc243685238"/>
+      <w:bookmarkStart w:id="22" w:name="_Toc243685777"/>
       <w:r>
         <w:t xml:space="preserve">5.3 </w:t>
       </w:r>
@@ -12283,7 +12412,7 @@
         </w:rPr>
         <w:lastRenderedPageBreak/>
         <w:drawing>
-          <wp:inline distT="0" distB="0" distL="0" distR="0" wp14:anchorId="3CC5D811" wp14:editId="0CFEDB65">
+          <wp:inline distT="0" distB="0" distL="0" distR="0" wp14:anchorId="0DBFEB7D" wp14:editId="16B9C50C">
             <wp:extent cx="4500000" cy="5250000"/>
             <wp:effectExtent l="0" t="0" r="0" b="0"/>
             <wp:docPr id="6" name="Picture 6"/>
@@ -12372,7 +12501,7 @@
           <w:rFonts w:hint="eastAsia"/>
         </w:rPr>
       </w:pPr>
-      <w:bookmarkStart w:id="23" w:name="_Toc243685239"/>
+      <w:bookmarkStart w:id="23" w:name="_Toc243685778"/>
       <w:r>
         <w:t xml:space="preserve">5.4 </w:t>
       </w:r>
@@ -12534,7 +12663,7 @@
           <w:rFonts w:hint="eastAsia"/>
         </w:rPr>
       </w:pPr>
-      <w:bookmarkStart w:id="24" w:name="_Toc243685240"/>
+      <w:bookmarkStart w:id="24" w:name="_Toc243685779"/>
       <w:r>
         <w:lastRenderedPageBreak/>
         <w:t>六．系统数据库设计</w:t>
@@ -12583,7 +12712,7 @@
           <w:rFonts w:hint="eastAsia"/>
         </w:rPr>
       </w:pPr>
-      <w:bookmarkStart w:id="25" w:name="_Toc243685241"/>
+      <w:bookmarkStart w:id="25" w:name="_Toc243685780"/>
       <w:r>
         <w:t xml:space="preserve">6.1 </w:t>
       </w:r>
@@ -12703,7 +12832,7 @@
           <w:rFonts w:hint="eastAsia"/>
         </w:rPr>
       </w:pPr>
-      <w:bookmarkStart w:id="26" w:name="_Toc243685242"/>
+      <w:bookmarkStart w:id="26" w:name="_Toc243685781"/>
       <w:r>
         <w:t xml:space="preserve">6.2 </w:t>
       </w:r>
@@ -14786,7 +14915,7 @@
           <w:rFonts w:hint="eastAsia"/>
         </w:rPr>
       </w:pPr>
-      <w:bookmarkStart w:id="27" w:name="_Toc243685243"/>
+      <w:bookmarkStart w:id="27" w:name="_Toc243685782"/>
       <w:r>
         <w:t xml:space="preserve">6.3 </w:t>
       </w:r>
@@ -18150,7 +18279,7 @@
           <w:rFonts w:hint="eastAsia"/>
         </w:rPr>
       </w:pPr>
-      <w:bookmarkStart w:id="28" w:name="_Toc243685244"/>
+      <w:bookmarkStart w:id="28" w:name="_Toc243685783"/>
       <w:r>
         <w:t xml:space="preserve">6.4 </w:t>
       </w:r>
@@ -21469,7 +21598,7 @@
           <w:rFonts w:hint="eastAsia"/>
         </w:rPr>
       </w:pPr>
-      <w:bookmarkStart w:id="29" w:name="_Toc243685245"/>
+      <w:bookmarkStart w:id="29" w:name="_Toc243685784"/>
       <w:r>
         <w:t xml:space="preserve">6.5 </w:t>
       </w:r>
@@ -21563,7 +21692,7 @@
           <w:rFonts w:hint="eastAsia"/>
         </w:rPr>
       </w:pPr>
-      <w:bookmarkStart w:id="30" w:name="_Toc243685246"/>
+      <w:bookmarkStart w:id="30" w:name="_Toc243685785"/>
       <w:r>
         <w:lastRenderedPageBreak/>
         <w:t>七．系统功能实现</w:t>
@@ -21618,7 +21747,7 @@
           <w:rFonts w:hint="eastAsia"/>
         </w:rPr>
       </w:pPr>
-      <w:bookmarkStart w:id="31" w:name="_Toc243685247"/>
+      <w:bookmarkStart w:id="31" w:name="_Toc243685786"/>
       <w:r>
         <w:t xml:space="preserve">7.1 </w:t>
       </w:r>
@@ -21757,7 +21886,7 @@
           <w:rFonts w:hint="eastAsia"/>
         </w:rPr>
       </w:pPr>
-      <w:bookmarkStart w:id="32" w:name="_Toc243685248"/>
+      <w:bookmarkStart w:id="32" w:name="_Toc243685787"/>
       <w:r>
         <w:t xml:space="preserve">7.2 </w:t>
       </w:r>
@@ -21801,7 +21930,7 @@
           <w:rFonts w:hint="eastAsia"/>
         </w:rPr>
       </w:pPr>
-      <w:bookmarkStart w:id="33" w:name="_Toc243685249"/>
+      <w:bookmarkStart w:id="33" w:name="_Toc243685788"/>
       <w:r>
         <w:t xml:space="preserve">7.3 </w:t>
       </w:r>
@@ -21834,7 +21963,7 @@
           <w:rFonts w:hint="eastAsia"/>
         </w:rPr>
       </w:pPr>
-      <w:bookmarkStart w:id="34" w:name="_Toc243685250"/>
+      <w:bookmarkStart w:id="34" w:name="_Toc243685789"/>
       <w:r>
         <w:lastRenderedPageBreak/>
         <w:t xml:space="preserve">7.4 </w:t>
@@ -21862,7 +21991,7 @@
           <w:rFonts w:hint="eastAsia"/>
         </w:rPr>
       </w:pPr>
-      <w:bookmarkStart w:id="35" w:name="_Toc243685251"/>
+      <w:bookmarkStart w:id="35" w:name="_Toc243685790"/>
       <w:r>
         <w:t xml:space="preserve">7.5 </w:t>
       </w:r>
@@ -21889,7 +22018,7 @@
           <w:rFonts w:hint="eastAsia"/>
         </w:rPr>
       </w:pPr>
-      <w:bookmarkStart w:id="36" w:name="_Toc243685252"/>
+      <w:bookmarkStart w:id="36" w:name="_Toc243685791"/>
       <w:r>
         <w:t xml:space="preserve">7.6 </w:t>
       </w:r>
@@ -22026,7 +22155,7 @@
           <w:rFonts w:hint="eastAsia"/>
         </w:rPr>
       </w:pPr>
-      <w:bookmarkStart w:id="37" w:name="_Toc243685253"/>
+      <w:bookmarkStart w:id="37" w:name="_Toc243685792"/>
       <w:r>
         <w:t xml:space="preserve">7.7 </w:t>
       </w:r>
@@ -22086,7 +22215,7 @@
           <w:rFonts w:hint="eastAsia"/>
         </w:rPr>
       </w:pPr>
-      <w:bookmarkStart w:id="38" w:name="_Toc243685254"/>
+      <w:bookmarkStart w:id="38" w:name="_Toc243685793"/>
       <w:r>
         <w:t xml:space="preserve">7.8 </w:t>
       </w:r>
@@ -22247,7 +22376,7 @@
           <w:rFonts w:hint="eastAsia"/>
         </w:rPr>
       </w:pPr>
-      <w:bookmarkStart w:id="39" w:name="_Toc243685255"/>
+      <w:bookmarkStart w:id="39" w:name="_Toc243685794"/>
       <w:r>
         <w:t xml:space="preserve">7.9 </w:t>
       </w:r>
@@ -22495,7 +22624,7 @@
           <w:rFonts w:hint="eastAsia"/>
         </w:rPr>
       </w:pPr>
-      <w:bookmarkStart w:id="40" w:name="_Toc243685256"/>
+      <w:bookmarkStart w:id="40" w:name="_Toc243685795"/>
       <w:r>
         <w:t xml:space="preserve">7.10 </w:t>
       </w:r>
@@ -26260,7 +26389,7 @@
           <w:rFonts w:hint="eastAsia"/>
         </w:rPr>
       </w:pPr>
-      <w:bookmarkStart w:id="41" w:name="_Toc243685257"/>
+      <w:bookmarkStart w:id="41" w:name="_Toc243685796"/>
       <w:r>
         <w:t xml:space="preserve">7.11 </w:t>
       </w:r>
@@ -26292,7 +26421,7 @@
           <w:noProof/>
         </w:rPr>
         <w:drawing>
-          <wp:inline distT="0" distB="0" distL="0" distR="0" wp14:anchorId="283375A7" wp14:editId="593557D7">
+          <wp:inline distT="0" distB="0" distL="0" distR="0" wp14:anchorId="6FC91E65" wp14:editId="119FFC02">
             <wp:extent cx="4500000" cy="2812500"/>
             <wp:effectExtent l="0" t="0" r="0" b="0"/>
             <wp:docPr id="7" name="Picture 7"/>
@@ -26358,7 +26487,7 @@
         </w:rPr>
         <w:lastRenderedPageBreak/>
         <w:drawing>
-          <wp:inline distT="0" distB="0" distL="0" distR="0" wp14:anchorId="6E77BA94" wp14:editId="023DBA0D">
+          <wp:inline distT="0" distB="0" distL="0" distR="0" wp14:anchorId="4193A12F" wp14:editId="579B545A">
             <wp:extent cx="4500000" cy="2812500"/>
             <wp:effectExtent l="0" t="0" r="0" b="0"/>
             <wp:docPr id="8" name="Picture 8"/>
@@ -26423,7 +26552,7 @@
           <w:noProof/>
         </w:rPr>
         <w:drawing>
-          <wp:inline distT="0" distB="0" distL="0" distR="0" wp14:anchorId="151748FC" wp14:editId="3957B13C">
+          <wp:inline distT="0" distB="0" distL="0" distR="0" wp14:anchorId="7CFFD716" wp14:editId="7DEB5163">
             <wp:extent cx="4500000" cy="2812500"/>
             <wp:effectExtent l="0" t="0" r="0" b="0"/>
             <wp:docPr id="9" name="Picture 9"/>
@@ -26489,7 +26618,7 @@
         </w:rPr>
         <w:lastRenderedPageBreak/>
         <w:drawing>
-          <wp:inline distT="0" distB="0" distL="0" distR="0" wp14:anchorId="7437126D" wp14:editId="7FCAD24F">
+          <wp:inline distT="0" distB="0" distL="0" distR="0" wp14:anchorId="479E4078" wp14:editId="1D1C1F07">
             <wp:extent cx="4500000" cy="2812500"/>
             <wp:effectExtent l="0" t="0" r="0" b="0"/>
             <wp:docPr id="10" name="Picture 10"/>
@@ -26554,7 +26683,7 @@
           <w:noProof/>
         </w:rPr>
         <w:drawing>
-          <wp:inline distT="0" distB="0" distL="0" distR="0" wp14:anchorId="22F32480" wp14:editId="64CC0975">
+          <wp:inline distT="0" distB="0" distL="0" distR="0" wp14:anchorId="5ADF0471" wp14:editId="38BA4608">
             <wp:extent cx="4500000" cy="2812500"/>
             <wp:effectExtent l="0" t="0" r="0" b="0"/>
             <wp:docPr id="11" name="Picture 11"/>
@@ -26620,7 +26749,7 @@
         </w:rPr>
         <w:lastRenderedPageBreak/>
         <w:drawing>
-          <wp:inline distT="0" distB="0" distL="0" distR="0" wp14:anchorId="0293A7DF" wp14:editId="759BCBBB">
+          <wp:inline distT="0" distB="0" distL="0" distR="0" wp14:anchorId="5D1D78B9" wp14:editId="4EAD268D">
             <wp:extent cx="4500000" cy="2812500"/>
             <wp:effectExtent l="0" t="0" r="0" b="0"/>
             <wp:docPr id="12" name="Picture 12"/>
@@ -26681,7 +26810,7 @@
           <w:rFonts w:hint="eastAsia"/>
         </w:rPr>
       </w:pPr>
-      <w:bookmarkStart w:id="42" w:name="_Toc243685258"/>
+      <w:bookmarkStart w:id="42" w:name="_Toc243685797"/>
       <w:r>
         <w:lastRenderedPageBreak/>
         <w:t>八．项目总结及收获</w:t>
@@ -26695,7 +26824,7 @@
           <w:rFonts w:hint="eastAsia"/>
         </w:rPr>
       </w:pPr>
-      <w:bookmarkStart w:id="43" w:name="_Toc243685259"/>
+      <w:bookmarkStart w:id="43" w:name="_Toc243685798"/>
       <w:r>
         <w:t xml:space="preserve">8.1 </w:t>
       </w:r>
@@ -26781,7 +26910,7 @@
           <w:rFonts w:hint="eastAsia"/>
         </w:rPr>
       </w:pPr>
-      <w:bookmarkStart w:id="44" w:name="_Toc243685260"/>
+      <w:bookmarkStart w:id="44" w:name="_Toc243685799"/>
       <w:r>
         <w:t xml:space="preserve">8.2 </w:t>
       </w:r>
@@ -26909,7 +27038,7 @@
           <w:rFonts w:hint="eastAsia"/>
         </w:rPr>
       </w:pPr>
-      <w:bookmarkStart w:id="45" w:name="_Toc243685261"/>
+      <w:bookmarkStart w:id="45" w:name="_Toc243685800"/>
       <w:r>
         <w:t xml:space="preserve">8.3 </w:t>
       </w:r>
@@ -27195,7 +27324,7 @@
           <w:rFonts w:hint="eastAsia"/>
         </w:rPr>
       </w:pPr>
-      <w:bookmarkStart w:id="46" w:name="_Toc243685262"/>
+      <w:bookmarkStart w:id="46" w:name="_Toc243685801"/>
       <w:r>
         <w:t xml:space="preserve">8.4 </w:t>
       </w:r>
@@ -27375,7 +27504,7 @@
           <w:rFonts w:hint="eastAsia"/>
         </w:rPr>
       </w:pPr>
-      <w:bookmarkStart w:id="47" w:name="_Toc243685263"/>
+      <w:bookmarkStart w:id="47" w:name="_Toc243685802"/>
       <w:r>
         <w:lastRenderedPageBreak/>
         <w:t>附录</w:t>
@@ -27502,7 +27631,7 @@
           <w:rFonts w:hint="eastAsia"/>
         </w:rPr>
       </w:pPr>
-      <w:bookmarkStart w:id="48" w:name="_Toc243685264"/>
+      <w:bookmarkStart w:id="48" w:name="_Toc243685803"/>
       <w:r>
         <w:lastRenderedPageBreak/>
         <w:t>附录</w:t>
@@ -28532,7 +28661,7 @@
           <w:rFonts w:hint="eastAsia"/>
         </w:rPr>
       </w:pPr>
-      <w:bookmarkStart w:id="49" w:name="_Toc243685265"/>
+      <w:bookmarkStart w:id="49" w:name="_Toc243685804"/>
       <w:r>
         <w:lastRenderedPageBreak/>
         <w:t>附录</w:t>
@@ -28694,7 +28823,7 @@
           <w:rFonts w:hint="eastAsia"/>
         </w:rPr>
       </w:pPr>
-      <w:bookmarkStart w:id="50" w:name="_Toc243685266"/>
+      <w:bookmarkStart w:id="50" w:name="_Toc243685805"/>
       <w:r>
         <w:lastRenderedPageBreak/>
         <w:t>参考文献</w:t>
@@ -28764,7 +28893,7 @@
           <w:rFonts w:hint="eastAsia"/>
         </w:rPr>
       </w:pPr>
-      <w:bookmarkStart w:id="51" w:name="_Toc243685267"/>
+      <w:bookmarkStart w:id="51" w:name="_Toc243685806"/>
       <w:r>
         <w:lastRenderedPageBreak/>
         <w:t>附录</w:t>
@@ -29800,7 +29929,7 @@
     <w:autoRedefine/>
     <w:uiPriority w:val="39"/>
     <w:unhideWhenUsed/>
-    <w:rsid w:val="00B954D1"/>
+    <w:rsid w:val="00B243AE"/>
   </w:style>
   <w:style w:type="paragraph" w:styleId="TOC2">
     <w:name w:val="toc 2"/>
@@ -29809,7 +29938,7 @@
     <w:autoRedefine/>
     <w:uiPriority w:val="39"/>
     <w:unhideWhenUsed/>
-    <w:rsid w:val="00B954D1"/>
+    <w:rsid w:val="00B243AE"/>
     <w:pPr>
       <w:ind w:leftChars="200" w:left="420"/>
     </w:pPr>
@@ -29820,7 +29949,7 @@
     <w:link w:val="a5"/>
     <w:uiPriority w:val="99"/>
     <w:unhideWhenUsed/>
-    <w:rsid w:val="00B954D1"/>
+    <w:rsid w:val="00B243AE"/>
     <w:pPr>
       <w:tabs>
         <w:tab w:val="center" w:pos="4153"/>
@@ -29839,7 +29968,7 @@
     <w:basedOn w:val="a0"/>
     <w:link w:val="a4"/>
     <w:uiPriority w:val="99"/>
-    <w:rsid w:val="00B954D1"/>
+    <w:rsid w:val="00B243AE"/>
     <w:rPr>
       <w:kern w:val="2"/>
       <w:sz w:val="18"/>
@@ -29852,7 +29981,7 @@
     <w:link w:val="a7"/>
     <w:uiPriority w:val="99"/>
     <w:unhideWhenUsed/>
-    <w:rsid w:val="00B954D1"/>
+    <w:rsid w:val="00B243AE"/>
     <w:pPr>
       <w:tabs>
         <w:tab w:val="center" w:pos="4153"/>
@@ -29871,7 +30000,7 @@
     <w:basedOn w:val="a0"/>
     <w:link w:val="a6"/>
     <w:uiPriority w:val="99"/>
-    <w:rsid w:val="00B954D1"/>
+    <w:rsid w:val="00B243AE"/>
     <w:rPr>
       <w:kern w:val="2"/>
       <w:sz w:val="18"/>

--- a/docs/信息化系统开发与应用实训报告-刘中天-20231026120.docx
+++ b/docs/信息化系统开发与应用实训报告-刘中天-20231026120.docx
@@ -2,6 +2,183 @@
 <file path=word/document.xml><?xml version="1.0" encoding="utf-8"?>
 <w:document xmlns:wpc="http://schemas.microsoft.com/office/word/2010/wordprocessingCanvas" xmlns:cx="http://schemas.microsoft.com/office/drawing/2014/chartex" xmlns:cx1="http://schemas.microsoft.com/office/drawing/2015/9/8/chartex" xmlns:cx2="http://schemas.microsoft.com/office/drawing/2015/10/21/chartex" xmlns:cx3="http://schemas.microsoft.com/office/drawing/2016/5/9/chartex" xmlns:cx4="http://schemas.microsoft.com/office/drawing/2016/5/10/chartex" xmlns:cx5="http://schemas.microsoft.com/office/drawing/2016/5/11/chartex" xmlns:cx6="http://schemas.microsoft.com/office/drawing/2016/5/12/chartex" xmlns:cx7="http://schemas.microsoft.com/office/drawing/2016/5/13/chartex" xmlns:cx8="http://schemas.microsoft.com/office/drawing/2016/5/14/chartex" xmlns:mc="http://schemas.openxmlformats.org/markup-compatibility/2006" xmlns:aink="http://schemas.microsoft.com/office/drawing/2016/ink" xmlns:am3d="http://schemas.microsoft.com/office/drawing/2017/model3d" xmlns:o="urn:schemas-microsoft-com:office:office" xmlns:oel="http://schemas.microsoft.com/office/2019/extlst" xmlns:r="http://schemas.openxmlformats.org/officeDocument/2006/relationships" xmlns:m="http://schemas.openxmlformats.org/officeDocument/2006/math" xmlns:v="urn:schemas-microsoft-com:vml" xmlns:wp14="http://schemas.microsoft.com/office/word/2010/wordprocessingDrawing" xmlns:wp="http://schemas.openxmlformats.org/drawingml/2006/wordprocessingDrawing" xmlns:w10="urn:schemas-microsoft-com:office:word" xmlns:w="http://schemas.openxmlformats.org/wordprocessingml/2006/main" xmlns:w14="http://schemas.microsoft.com/office/word/2010/wordml" xmlns:w15="http://schemas.microsoft.com/office/word/2012/wordml" xmlns:w16cex="http://schemas.microsoft.com/office/word/2018/wordml/cex" xmlns:w16cid="http://schemas.microsoft.com/office/word/2016/wordml/cid" xmlns:w16="http://schemas.microsoft.com/office/word/2018/wordml" xmlns:w16du="http://schemas.microsoft.com/office/word/2023/wordml/word16du" xmlns:w16sdtdh="http://schemas.microsoft.com/office/word/2020/wordml/sdtdatahash" xmlns:w16sdtfl="http://schemas.microsoft.com/office/word/2024/wordml/sdtformatlock" xmlns:w16se="http://schemas.microsoft.com/office/word/2015/wordml/symex" xmlns:wpg="http://schemas.microsoft.com/office/word/2010/wordprocessingGroup" xmlns:wpi="http://schemas.microsoft.com/office/word/2010/wordprocessingInk" xmlns:wne="http://schemas.microsoft.com/office/word/2006/wordml" xmlns:wps="http://schemas.microsoft.com/office/word/2010/wordprocessingShape" mc:Ignorable="w14 w15 w16se w16cid w16 w16cex w16sdtdh w16sdtfl w16du wp14">
   <w:body>
+    <w:tbl>
+      <w:tblPr>
+        <w:tblStyle w:val="a3"/>
+        <w:tblW w:w="0" w:type="auto"/>
+        <w:tblLook w:val="04A0" w:firstRow="1" w:lastRow="0" w:firstColumn="1" w:lastColumn="0" w:noHBand="0" w:noVBand="1"/>
+      </w:tblPr>
+      <w:tblGrid>
+        <w:gridCol w:w="1687"/>
+        <w:gridCol w:w="2003"/>
+      </w:tblGrid>
+      <w:tr>
+        <w:tc>
+          <w:tcPr>
+            <w:tcW w:w="1687" w:type="dxa"/>
+          </w:tcPr>
+          <w:p>
+            <w:pPr>
+              <w:widowControl/>
+              <w:jc w:val="left"/>
+              <w:rPr>
+                <w:rFonts w:hint="eastAsia"/>
+                <w:b/>
+                <w:bCs/>
+                <w:sz w:val="32"/>
+                <w:szCs w:val="32"/>
+              </w:rPr>
+            </w:pPr>
+            <w:r>
+              <w:rPr>
+                <w:rFonts w:hint="eastAsia"/>
+                <w:b/>
+                <w:bCs/>
+                <w:sz w:val="32"/>
+                <w:szCs w:val="32"/>
+              </w:rPr>
+              <w:t>实训成绩</w:t>
+            </w:r>
+          </w:p>
+        </w:tc>
+        <w:tc>
+          <w:tcPr>
+            <w:tcW w:w="2003" w:type="dxa"/>
+          </w:tcPr>
+          <w:p>
+            <w:pPr>
+              <w:widowControl/>
+              <w:jc w:val="left"/>
+              <w:rPr>
+                <w:rFonts w:hint="eastAsia"/>
+                <w:sz w:val="32"/>
+                <w:szCs w:val="32"/>
+              </w:rPr>
+            </w:pPr>
+          </w:p>
+        </w:tc>
+      </w:tr>
+      <w:tr>
+        <w:tc>
+          <w:tcPr>
+            <w:tcW w:w="1687" w:type="dxa"/>
+          </w:tcPr>
+          <w:p>
+            <w:pPr>
+              <w:widowControl/>
+              <w:jc w:val="left"/>
+              <w:rPr>
+                <w:rFonts w:hint="eastAsia"/>
+                <w:b/>
+                <w:bCs/>
+                <w:sz w:val="32"/>
+                <w:szCs w:val="32"/>
+              </w:rPr>
+            </w:pPr>
+            <w:r>
+              <w:rPr>
+                <w:rFonts w:hint="eastAsia"/>
+                <w:b/>
+                <w:bCs/>
+                <w:sz w:val="32"/>
+                <w:szCs w:val="32"/>
+              </w:rPr>
+              <w:t>批阅教师</w:t>
+            </w:r>
+          </w:p>
+        </w:tc>
+        <w:tc>
+          <w:tcPr>
+            <w:tcW w:w="2003" w:type="dxa"/>
+          </w:tcPr>
+          <w:p>
+            <w:pPr>
+              <w:widowControl/>
+              <w:jc w:val="left"/>
+              <w:rPr>
+                <w:rFonts w:hint="eastAsia"/>
+                <w:sz w:val="32"/>
+                <w:szCs w:val="32"/>
+              </w:rPr>
+            </w:pPr>
+            <w:r>
+              <w:rPr>
+                <w:rFonts w:hint="eastAsia"/>
+                <w:sz w:val="32"/>
+                <w:szCs w:val="32"/>
+              </w:rPr>
+              <w:t>廖景昌</w:t>
+            </w:r>
+          </w:p>
+        </w:tc>
+      </w:tr>
+      <w:tr>
+        <w:tc>
+          <w:tcPr>
+            <w:tcW w:w="1687" w:type="dxa"/>
+          </w:tcPr>
+          <w:p>
+            <w:pPr>
+              <w:widowControl/>
+              <w:jc w:val="left"/>
+              <w:rPr>
+                <w:rFonts w:hint="eastAsia"/>
+                <w:b/>
+                <w:bCs/>
+                <w:sz w:val="32"/>
+                <w:szCs w:val="32"/>
+              </w:rPr>
+            </w:pPr>
+            <w:r>
+              <w:rPr>
+                <w:rFonts w:hint="eastAsia"/>
+                <w:b/>
+                <w:bCs/>
+                <w:sz w:val="32"/>
+                <w:szCs w:val="32"/>
+              </w:rPr>
+              <w:t>日</w:t>
+            </w:r>
+            <w:r>
+              <w:rPr>
+                <w:rFonts w:hint="eastAsia"/>
+                <w:b/>
+                <w:bCs/>
+                <w:sz w:val="32"/>
+                <w:szCs w:val="32"/>
+              </w:rPr>
+              <w:t xml:space="preserve">    </w:t>
+            </w:r>
+            <w:r>
+              <w:rPr>
+                <w:rFonts w:hint="eastAsia"/>
+                <w:b/>
+                <w:bCs/>
+                <w:sz w:val="32"/>
+                <w:szCs w:val="32"/>
+              </w:rPr>
+              <w:t>期</w:t>
+            </w:r>
+          </w:p>
+        </w:tc>
+        <w:tc>
+          <w:tcPr>
+            <w:tcW w:w="2003" w:type="dxa"/>
+          </w:tcPr>
+          <w:p>
+            <w:pPr>
+              <w:widowControl/>
+              <w:jc w:val="left"/>
+              <w:rPr>
+                <w:rFonts w:hint="eastAsia"/>
+                <w:sz w:val="32"/>
+                <w:szCs w:val="32"/>
+              </w:rPr>
+            </w:pPr>
+          </w:p>
+        </w:tc>
+      </w:tr>
+    </w:tbl>
     <w:p>
       <w:pPr>
         <w:widowControl/>
@@ -17,7 +194,7 @@
     <w:p>
       <w:pPr>
         <w:widowControl/>
-        <w:ind w:firstLineChars="400" w:firstLine="1120"/>
+        <w:ind w:firstLineChars="400" w:firstLine="1760"/>
         <w:jc w:val="left"/>
         <w:rPr>
           <w:rFonts w:hint="eastAsia"/>
@@ -29,11 +206,11 @@
         <w:rPr>
           <w:rFonts w:hint="eastAsia"/>
           <w:noProof/>
-          <w:sz w:val="28"/>
+          <w:sz w:val="44"/>
           <w:szCs w:val="44"/>
         </w:rPr>
         <w:drawing>
-          <wp:anchor distT="0" distB="0" distL="114300" distR="114300" simplePos="0" relativeHeight="251660288" behindDoc="0" locked="0" layoutInCell="1" allowOverlap="1" wp14:anchorId="77401390" wp14:editId="703B6303">
+          <wp:anchor distT="0" distB="0" distL="114300" distR="114300" simplePos="0" relativeHeight="251660288" behindDoc="0" locked="0" layoutInCell="1" allowOverlap="1" wp14:anchorId="4448E5D6" wp14:editId="3BA61BE8">
             <wp:simplePos x="0" y="0"/>
             <wp:positionH relativeFrom="column">
               <wp:posOffset>934085</wp:posOffset>
@@ -82,11 +259,11 @@
         <w:rPr>
           <w:rFonts w:hint="eastAsia"/>
           <w:noProof/>
-          <w:sz w:val="28"/>
+          <w:sz w:val="44"/>
           <w:szCs w:val="44"/>
         </w:rPr>
         <w:drawing>
-          <wp:anchor distT="0" distB="0" distL="114300" distR="114300" simplePos="0" relativeHeight="251659264" behindDoc="0" locked="0" layoutInCell="1" allowOverlap="1" wp14:anchorId="315252EA" wp14:editId="3E43B958">
+          <wp:anchor distT="0" distB="0" distL="114300" distR="114300" simplePos="0" relativeHeight="251659264" behindDoc="0" locked="0" layoutInCell="1" allowOverlap="1" wp14:anchorId="6E8972F6" wp14:editId="2A0C45D9">
             <wp:simplePos x="0" y="0"/>
             <wp:positionH relativeFrom="column">
               <wp:posOffset>-133985</wp:posOffset>
@@ -169,7 +346,7 @@
           <w:rFonts w:hint="eastAsia"/>
           <w:b/>
           <w:bCs/>
-          <w:sz w:val="36"/>
+          <w:sz w:val="48"/>
           <w:szCs w:val="48"/>
         </w:rPr>
         <w:t>《</w:t>
@@ -179,7 +356,7 @@
           <w:rFonts w:hint="eastAsia"/>
           <w:b/>
           <w:bCs/>
-          <w:sz w:val="36"/>
+          <w:sz w:val="48"/>
           <w:szCs w:val="48"/>
         </w:rPr>
         <w:t>信息化系统开发与应用</w:t>
@@ -189,7 +366,7 @@
           <w:rFonts w:hint="eastAsia"/>
           <w:b/>
           <w:bCs/>
-          <w:sz w:val="36"/>
+          <w:sz w:val="48"/>
           <w:szCs w:val="48"/>
         </w:rPr>
         <w:t>》实训报告</w:t>
@@ -208,6 +385,7 @@
     </w:p>
     <w:p>
       <w:pPr>
+        <w:spacing w:line="960" w:lineRule="auto"/>
         <w:rPr>
           <w:rFonts w:hint="eastAsia"/>
           <w:sz w:val="44"/>
@@ -217,14 +395,33 @@
       <w:r>
         <w:rPr>
           <w:rFonts w:hint="eastAsia"/>
+          <w:sz w:val="44"/>
+          <w:szCs w:val="44"/>
+        </w:rPr>
+        <w:t>实训选题：</w:t>
+      </w:r>
+      <w:r>
+        <w:rPr>
+          <w:rFonts w:hint="eastAsia"/>
           <w:sz w:val="32"/>
           <w:szCs w:val="44"/>
-        </w:rPr>
-        <w:t>实训选题：大学智能课程管理系统的设计与开发</w:t>
+          <w:u w:val="single"/>
+        </w:rPr>
+        <w:t>大学智能课程管理系统的设计与开发</w:t>
+      </w:r>
+      <w:r>
+        <w:rPr>
+          <w:rFonts w:hint="eastAsia"/>
+          <w:sz w:val="32"/>
+          <w:szCs w:val="44"/>
+          <w:u w:val="single"/>
+        </w:rPr>
+        <w:t xml:space="preserve">  </w:t>
       </w:r>
     </w:p>
     <w:p>
       <w:pPr>
+        <w:spacing w:line="960" w:lineRule="auto"/>
         <w:rPr>
           <w:rFonts w:hint="eastAsia"/>
           <w:sz w:val="44"/>
@@ -234,14 +431,42 @@
       <w:r>
         <w:rPr>
           <w:rFonts w:hint="eastAsia"/>
-          <w:sz w:val="36"/>
+          <w:sz w:val="44"/>
           <w:szCs w:val="44"/>
         </w:rPr>
-        <w:t>指导老师：廖景昌</w:t>
+        <w:t>指导老师：</w:t>
+      </w:r>
+      <w:r>
+        <w:rPr>
+          <w:rFonts w:hint="eastAsia"/>
+          <w:sz w:val="44"/>
+          <w:szCs w:val="44"/>
+          <w:u w:val="single"/>
+        </w:rPr>
+        <w:t xml:space="preserve">         </w:t>
+      </w:r>
+      <w:r>
+        <w:rPr>
+          <w:rFonts w:hint="eastAsia"/>
+          <w:sz w:val="44"/>
+          <w:szCs w:val="44"/>
+          <w:u w:val="single"/>
+        </w:rPr>
+        <w:t>廖景昌</w:t>
+      </w:r>
+      <w:r>
+        <w:rPr>
+          <w:rFonts w:hint="eastAsia"/>
+          <w:sz w:val="44"/>
+          <w:szCs w:val="44"/>
+          <w:u w:val="single"/>
+        </w:rPr>
+        <w:t xml:space="preserve">           </w:t>
       </w:r>
     </w:p>
     <w:p>
       <w:pPr>
+        <w:spacing w:line="960" w:lineRule="auto"/>
         <w:rPr>
           <w:rFonts w:hint="eastAsia"/>
           <w:sz w:val="44"/>
@@ -251,7 +476,7 @@
       <w:r>
         <w:rPr>
           <w:rFonts w:hint="eastAsia"/>
-          <w:sz w:val="36"/>
+          <w:sz w:val="44"/>
           <w:szCs w:val="44"/>
         </w:rPr>
         <w:t>专业班级：</w:t>
@@ -259,38 +484,53 @@
       <w:r>
         <w:rPr>
           <w:rFonts w:hint="eastAsia"/>
-          <w:sz w:val="36"/>
+          <w:sz w:val="44"/>
           <w:szCs w:val="44"/>
+          <w:u w:val="single"/>
         </w:rPr>
         <w:t>23gb</w:t>
       </w:r>
       <w:r>
         <w:rPr>
           <w:rFonts w:hint="eastAsia"/>
-          <w:sz w:val="36"/>
+          <w:sz w:val="44"/>
           <w:szCs w:val="44"/>
+          <w:u w:val="single"/>
         </w:rPr>
         <w:t>物联网工程</w:t>
       </w:r>
       <w:r>
         <w:rPr>
           <w:rFonts w:hint="eastAsia"/>
-          <w:sz w:val="36"/>
+          <w:sz w:val="44"/>
           <w:szCs w:val="44"/>
+          <w:u w:val="single"/>
         </w:rPr>
         <w:t>1</w:t>
       </w:r>
       <w:r>
         <w:rPr>
           <w:rFonts w:hint="eastAsia"/>
-          <w:sz w:val="36"/>
+          <w:sz w:val="44"/>
           <w:szCs w:val="44"/>
+          <w:u w:val="single"/>
         </w:rPr>
         <w:t>班</w:t>
+      </w:r>
+      <w:r>
+        <w:rPr>
+          <w:rFonts w:hint="eastAsia"/>
+          <w:sz w:val="44"/>
+          <w:szCs w:val="44"/>
+          <w:u w:val="single"/>
+        </w:rPr>
+        <w:t xml:space="preserve">                  </w:t>
       </w:r>
     </w:p>
     <w:p>
       <w:pPr>
+        <w:pageBreakBefore/>
+        <w:spacing w:line="960" w:lineRule="auto"/>
         <w:rPr>
           <w:rFonts w:hint="eastAsia"/>
           <w:sz w:val="44"/>
@@ -300,14 +540,34 @@
       <w:r>
         <w:rPr>
           <w:rFonts w:hint="eastAsia"/>
-          <w:sz w:val="36"/>
+          <w:sz w:val="44"/>
           <w:szCs w:val="44"/>
         </w:rPr>
-        <w:t>学生姓名：刘中天</w:t>
+        <w:lastRenderedPageBreak/>
+        <w:t>学生姓名：</w:t>
+      </w:r>
+      <w:r>
+        <w:rPr>
+          <w:rFonts w:hint="eastAsia"/>
+          <w:sz w:val="44"/>
+          <w:szCs w:val="44"/>
+          <w:u w:val="single"/>
+        </w:rPr>
+        <w:t>刘中天</w:t>
+      </w:r>
+      <w:r>
+        <w:rPr>
+          <w:rFonts w:hint="eastAsia"/>
+          <w:sz w:val="44"/>
+          <w:szCs w:val="44"/>
+          <w:u w:val="single"/>
+        </w:rPr>
+        <w:t xml:space="preserve">                            </w:t>
       </w:r>
     </w:p>
     <w:p>
       <w:pPr>
+        <w:spacing w:line="960" w:lineRule="auto"/>
         <w:rPr>
           <w:rFonts w:hint="eastAsia"/>
           <w:sz w:val="44"/>
@@ -317,7 +577,7 @@
       <w:r>
         <w:rPr>
           <w:rFonts w:hint="eastAsia"/>
-          <w:sz w:val="36"/>
+          <w:sz w:val="44"/>
           <w:szCs w:val="44"/>
         </w:rPr>
         <w:t>学</w:t>
@@ -325,7 +585,7 @@
       <w:r>
         <w:rPr>
           <w:rFonts w:hint="eastAsia"/>
-          <w:sz w:val="36"/>
+          <w:sz w:val="44"/>
           <w:szCs w:val="44"/>
         </w:rPr>
         <w:t xml:space="preserve">    </w:t>
@@ -333,7 +593,7 @@
       <w:r>
         <w:rPr>
           <w:rFonts w:hint="eastAsia"/>
-          <w:sz w:val="36"/>
+          <w:sz w:val="44"/>
           <w:szCs w:val="44"/>
         </w:rPr>
         <w:t>号：</w:t>
@@ -341,10 +601,11 @@
       <w:r>
         <w:rPr>
           <w:rFonts w:hint="eastAsia"/>
-          <w:sz w:val="36"/>
+          <w:sz w:val="44"/>
           <w:szCs w:val="44"/>
-        </w:rPr>
-        <w:t>20231026120</w:t>
+          <w:u w:val="single"/>
+        </w:rPr>
+        <w:t xml:space="preserve">20231026120                       </w:t>
       </w:r>
     </w:p>
     <w:p>
@@ -452,7 +713,7 @@
           <w:noProof/>
           <w:webHidden/>
         </w:rPr>
-        <w:instrText>PAGEREF _Toc243685755 \h</w:instrText>
+        <w:instrText>PAGEREF _Toc243686692 \h</w:instrText>
       </w:r>
       <w:r>
         <w:rPr>
@@ -483,7 +744,7 @@
           <w:noProof/>
           <w:webHidden/>
         </w:rPr>
-        <w:t>4</w:t>
+        <w:t>5</w:t>
       </w:r>
       <w:r>
         <w:rPr>
@@ -545,7 +806,7 @@
           <w:noProof/>
           <w:webHidden/>
         </w:rPr>
-        <w:instrText>PAGEREF _Toc243685756 \h</w:instrText>
+        <w:instrText>PAGEREF _Toc243686693 \h</w:instrText>
       </w:r>
       <w:r>
         <w:rPr>
@@ -576,7 +837,7 @@
           <w:noProof/>
           <w:webHidden/>
         </w:rPr>
-        <w:t>4</w:t>
+        <w:t>5</w:t>
       </w:r>
       <w:r>
         <w:rPr>
@@ -638,7 +899,7 @@
           <w:noProof/>
           <w:webHidden/>
         </w:rPr>
-        <w:instrText>PAGEREF _Toc243685757 \h</w:instrText>
+        <w:instrText>PAGEREF _Toc243686694 \h</w:instrText>
       </w:r>
       <w:r>
         <w:rPr>
@@ -669,7 +930,7 @@
           <w:noProof/>
           <w:webHidden/>
         </w:rPr>
-        <w:t>4</w:t>
+        <w:t>5</w:t>
       </w:r>
       <w:r>
         <w:rPr>
@@ -731,7 +992,7 @@
           <w:noProof/>
           <w:webHidden/>
         </w:rPr>
-        <w:instrText>PAGEREF _Toc243685758 \h</w:instrText>
+        <w:instrText>PAGEREF _Toc243686695 \h</w:instrText>
       </w:r>
       <w:r>
         <w:rPr>
@@ -762,7 +1023,7 @@
           <w:noProof/>
           <w:webHidden/>
         </w:rPr>
-        <w:t>5</w:t>
+        <w:t>6</w:t>
       </w:r>
       <w:r>
         <w:rPr>
@@ -823,7 +1084,7 @@
           <w:noProof/>
           <w:webHidden/>
         </w:rPr>
-        <w:instrText>PAGEREF _Toc243685759 \h</w:instrText>
+        <w:instrText>PAGEREF _Toc243686696 \h</w:instrText>
       </w:r>
       <w:r>
         <w:rPr>
@@ -854,7 +1115,7 @@
           <w:noProof/>
           <w:webHidden/>
         </w:rPr>
-        <w:t>6</w:t>
+        <w:t>7</w:t>
       </w:r>
       <w:r>
         <w:rPr>
@@ -916,7 +1177,7 @@
           <w:noProof/>
           <w:webHidden/>
         </w:rPr>
-        <w:instrText>PAGEREF _Toc243685760 \h</w:instrText>
+        <w:instrText>PAGEREF _Toc243686697 \h</w:instrText>
       </w:r>
       <w:r>
         <w:rPr>
@@ -947,7 +1208,7 @@
           <w:noProof/>
           <w:webHidden/>
         </w:rPr>
-        <w:t>6</w:t>
+        <w:t>7</w:t>
       </w:r>
       <w:r>
         <w:rPr>
@@ -1009,7 +1270,7 @@
           <w:noProof/>
           <w:webHidden/>
         </w:rPr>
-        <w:instrText>PAGEREF _Toc243685761 \h</w:instrText>
+        <w:instrText>PAGEREF _Toc243686698 \h</w:instrText>
       </w:r>
       <w:r>
         <w:rPr>
@@ -1040,7 +1301,7 @@
           <w:noProof/>
           <w:webHidden/>
         </w:rPr>
-        <w:t>6</w:t>
+        <w:t>7</w:t>
       </w:r>
       <w:r>
         <w:rPr>
@@ -1102,7 +1363,7 @@
           <w:noProof/>
           <w:webHidden/>
         </w:rPr>
-        <w:instrText>PAGEREF _Toc243685762 \h</w:instrText>
+        <w:instrText>PAGEREF _Toc243686699 \h</w:instrText>
       </w:r>
       <w:r>
         <w:rPr>
@@ -1133,7 +1394,7 @@
           <w:noProof/>
           <w:webHidden/>
         </w:rPr>
-        <w:t>7</w:t>
+        <w:t>8</w:t>
       </w:r>
       <w:r>
         <w:rPr>
@@ -1194,7 +1455,7 @@
           <w:noProof/>
           <w:webHidden/>
         </w:rPr>
-        <w:instrText>PAGEREF _Toc243685763 \h</w:instrText>
+        <w:instrText>PAGEREF _Toc243686700 \h</w:instrText>
       </w:r>
       <w:r>
         <w:rPr>
@@ -1225,7 +1486,7 @@
           <w:noProof/>
           <w:webHidden/>
         </w:rPr>
-        <w:t>8</w:t>
+        <w:t>9</w:t>
       </w:r>
       <w:r>
         <w:rPr>
@@ -1287,7 +1548,7 @@
           <w:noProof/>
           <w:webHidden/>
         </w:rPr>
-        <w:instrText>PAGEREF _Toc243685764 \h</w:instrText>
+        <w:instrText>PAGEREF _Toc243686701 \h</w:instrText>
       </w:r>
       <w:r>
         <w:rPr>
@@ -1318,7 +1579,7 @@
           <w:noProof/>
           <w:webHidden/>
         </w:rPr>
-        <w:t>8</w:t>
+        <w:t>9</w:t>
       </w:r>
       <w:r>
         <w:rPr>
@@ -1380,7 +1641,7 @@
           <w:noProof/>
           <w:webHidden/>
         </w:rPr>
-        <w:instrText>PAGEREF _Toc243685765 \h</w:instrText>
+        <w:instrText>PAGEREF _Toc243686702 \h</w:instrText>
       </w:r>
       <w:r>
         <w:rPr>
@@ -1411,7 +1672,7 @@
           <w:noProof/>
           <w:webHidden/>
         </w:rPr>
-        <w:t>8</w:t>
+        <w:t>9</w:t>
       </w:r>
       <w:r>
         <w:rPr>
@@ -1473,7 +1734,7 @@
           <w:noProof/>
           <w:webHidden/>
         </w:rPr>
-        <w:instrText>PAGEREF _Toc243685766 \h</w:instrText>
+        <w:instrText>PAGEREF _Toc243686703 \h</w:instrText>
       </w:r>
       <w:r>
         <w:rPr>
@@ -1504,7 +1765,7 @@
           <w:noProof/>
           <w:webHidden/>
         </w:rPr>
-        <w:t>9</w:t>
+        <w:t>10</w:t>
       </w:r>
       <w:r>
         <w:rPr>
@@ -1566,7 +1827,7 @@
           <w:noProof/>
           <w:webHidden/>
         </w:rPr>
-        <w:instrText>PAGEREF _Toc243685767 \h</w:instrText>
+        <w:instrText>PAGEREF _Toc243686704 \h</w:instrText>
       </w:r>
       <w:r>
         <w:rPr>
@@ -1597,7 +1858,7 @@
           <w:noProof/>
           <w:webHidden/>
         </w:rPr>
-        <w:t>9</w:t>
+        <w:t>10</w:t>
       </w:r>
       <w:r>
         <w:rPr>
@@ -1658,7 +1919,7 @@
           <w:noProof/>
           <w:webHidden/>
         </w:rPr>
-        <w:instrText>PAGEREF _Toc243685768 \h</w:instrText>
+        <w:instrText>PAGEREF _Toc243686705 \h</w:instrText>
       </w:r>
       <w:r>
         <w:rPr>
@@ -1689,7 +1950,7 @@
           <w:noProof/>
           <w:webHidden/>
         </w:rPr>
-        <w:t>11</w:t>
+        <w:t>12</w:t>
       </w:r>
       <w:r>
         <w:rPr>
@@ -1751,7 +2012,7 @@
           <w:noProof/>
           <w:webHidden/>
         </w:rPr>
-        <w:instrText>PAGEREF _Toc243685769 \h</w:instrText>
+        <w:instrText>PAGEREF _Toc243686706 \h</w:instrText>
       </w:r>
       <w:r>
         <w:rPr>
@@ -1782,7 +2043,7 @@
           <w:noProof/>
           <w:webHidden/>
         </w:rPr>
-        <w:t>11</w:t>
+        <w:t>12</w:t>
       </w:r>
       <w:r>
         <w:rPr>
@@ -1844,7 +2105,7 @@
           <w:noProof/>
           <w:webHidden/>
         </w:rPr>
-        <w:instrText>PAGEREF _Toc243685770 \h</w:instrText>
+        <w:instrText>PAGEREF _Toc243686707 \h</w:instrText>
       </w:r>
       <w:r>
         <w:rPr>
@@ -1875,7 +2136,7 @@
           <w:noProof/>
           <w:webHidden/>
         </w:rPr>
-        <w:t>12</w:t>
+        <w:t>13</w:t>
       </w:r>
       <w:r>
         <w:rPr>
@@ -1937,7 +2198,7 @@
           <w:noProof/>
           <w:webHidden/>
         </w:rPr>
-        <w:instrText>PAGEREF _Toc243685771 \h</w:instrText>
+        <w:instrText>PAGEREF _Toc243686708 \h</w:instrText>
       </w:r>
       <w:r>
         <w:rPr>
@@ -1968,7 +2229,7 @@
           <w:noProof/>
           <w:webHidden/>
         </w:rPr>
-        <w:t>12</w:t>
+        <w:t>13</w:t>
       </w:r>
       <w:r>
         <w:rPr>
@@ -2030,7 +2291,7 @@
           <w:noProof/>
           <w:webHidden/>
         </w:rPr>
-        <w:instrText>PAGEREF _Toc243685772 \h</w:instrText>
+        <w:instrText>PAGEREF _Toc243686709 \h</w:instrText>
       </w:r>
       <w:r>
         <w:rPr>
@@ -2061,7 +2322,7 @@
           <w:noProof/>
           <w:webHidden/>
         </w:rPr>
-        <w:t>13</w:t>
+        <w:t>14</w:t>
       </w:r>
       <w:r>
         <w:rPr>
@@ -2123,7 +2384,7 @@
           <w:noProof/>
           <w:webHidden/>
         </w:rPr>
-        <w:instrText>PAGEREF _Toc243685773 \h</w:instrText>
+        <w:instrText>PAGEREF _Toc243686710 \h</w:instrText>
       </w:r>
       <w:r>
         <w:rPr>
@@ -2154,7 +2415,7 @@
           <w:noProof/>
           <w:webHidden/>
         </w:rPr>
-        <w:t>14</w:t>
+        <w:t>15</w:t>
       </w:r>
       <w:r>
         <w:rPr>
@@ -2215,7 +2476,7 @@
           <w:noProof/>
           <w:webHidden/>
         </w:rPr>
-        <w:instrText>PAGEREF _Toc243685774 \h</w:instrText>
+        <w:instrText>PAGEREF _Toc243686711 \h</w:instrText>
       </w:r>
       <w:r>
         <w:rPr>
@@ -2246,7 +2507,7 @@
           <w:noProof/>
           <w:webHidden/>
         </w:rPr>
-        <w:t>15</w:t>
+        <w:t>16</w:t>
       </w:r>
       <w:r>
         <w:rPr>
@@ -2308,7 +2569,7 @@
           <w:noProof/>
           <w:webHidden/>
         </w:rPr>
-        <w:instrText>PAGEREF _Toc243685775 \h</w:instrText>
+        <w:instrText>PAGEREF _Toc243686712 \h</w:instrText>
       </w:r>
       <w:r>
         <w:rPr>
@@ -2339,7 +2600,7 @@
           <w:noProof/>
           <w:webHidden/>
         </w:rPr>
-        <w:t>15</w:t>
+        <w:t>16</w:t>
       </w:r>
       <w:r>
         <w:rPr>
@@ -2401,7 +2662,7 @@
           <w:noProof/>
           <w:webHidden/>
         </w:rPr>
-        <w:instrText>PAGEREF _Toc243685776 \h</w:instrText>
+        <w:instrText>PAGEREF _Toc243686713 \h</w:instrText>
       </w:r>
       <w:r>
         <w:rPr>
@@ -2432,7 +2693,7 @@
           <w:noProof/>
           <w:webHidden/>
         </w:rPr>
-        <w:t>15</w:t>
+        <w:t>16</w:t>
       </w:r>
       <w:r>
         <w:rPr>
@@ -2494,7 +2755,7 @@
           <w:noProof/>
           <w:webHidden/>
         </w:rPr>
-        <w:instrText>PAGEREF _Toc243685777 \h</w:instrText>
+        <w:instrText>PAGEREF _Toc243686714 \h</w:instrText>
       </w:r>
       <w:r>
         <w:rPr>
@@ -2525,7 +2786,7 @@
           <w:noProof/>
           <w:webHidden/>
         </w:rPr>
-        <w:t>16</w:t>
+        <w:t>17</w:t>
       </w:r>
       <w:r>
         <w:rPr>
@@ -2587,7 +2848,7 @@
           <w:noProof/>
           <w:webHidden/>
         </w:rPr>
-        <w:instrText>PAGEREF _Toc243685778 \h</w:instrText>
+        <w:instrText>PAGEREF _Toc243686715 \h</w:instrText>
       </w:r>
       <w:r>
         <w:rPr>
@@ -2618,7 +2879,7 @@
           <w:noProof/>
           <w:webHidden/>
         </w:rPr>
-        <w:t>17</w:t>
+        <w:t>18</w:t>
       </w:r>
       <w:r>
         <w:rPr>
@@ -2679,7 +2940,7 @@
           <w:noProof/>
           <w:webHidden/>
         </w:rPr>
-        <w:instrText>PAGEREF _Toc243685779 \h</w:instrText>
+        <w:instrText>PAGEREF _Toc243686716 \h</w:instrText>
       </w:r>
       <w:r>
         <w:rPr>
@@ -2710,7 +2971,7 @@
           <w:noProof/>
           <w:webHidden/>
         </w:rPr>
-        <w:t>19</w:t>
+        <w:t>20</w:t>
       </w:r>
       <w:r>
         <w:rPr>
@@ -2772,7 +3033,7 @@
           <w:noProof/>
           <w:webHidden/>
         </w:rPr>
-        <w:instrText>PAGEREF _Toc243685780 \h</w:instrText>
+        <w:instrText>PAGEREF _Toc243686717 \h</w:instrText>
       </w:r>
       <w:r>
         <w:rPr>
@@ -2803,7 +3064,7 @@
           <w:noProof/>
           <w:webHidden/>
         </w:rPr>
-        <w:t>19</w:t>
+        <w:t>20</w:t>
       </w:r>
       <w:r>
         <w:rPr>
@@ -2865,7 +3126,7 @@
           <w:noProof/>
           <w:webHidden/>
         </w:rPr>
-        <w:instrText>PAGEREF _Toc243685781 \h</w:instrText>
+        <w:instrText>PAGEREF _Toc243686718 \h</w:instrText>
       </w:r>
       <w:r>
         <w:rPr>
@@ -2896,7 +3157,7 @@
           <w:noProof/>
           <w:webHidden/>
         </w:rPr>
-        <w:t>19</w:t>
+        <w:t>20</w:t>
       </w:r>
       <w:r>
         <w:rPr>
@@ -2958,7 +3219,7 @@
           <w:noProof/>
           <w:webHidden/>
         </w:rPr>
-        <w:instrText>PAGEREF _Toc243685782 \h</w:instrText>
+        <w:instrText>PAGEREF _Toc243686719 \h</w:instrText>
       </w:r>
       <w:r>
         <w:rPr>
@@ -2989,7 +3250,7 @@
           <w:noProof/>
           <w:webHidden/>
         </w:rPr>
-        <w:t>20</w:t>
+        <w:t>21</w:t>
       </w:r>
       <w:r>
         <w:rPr>
@@ -3051,7 +3312,7 @@
           <w:noProof/>
           <w:webHidden/>
         </w:rPr>
-        <w:instrText>PAGEREF _Toc243685783 \h</w:instrText>
+        <w:instrText>PAGEREF _Toc243686720 \h</w:instrText>
       </w:r>
       <w:r>
         <w:rPr>
@@ -3082,7 +3343,7 @@
           <w:noProof/>
           <w:webHidden/>
         </w:rPr>
-        <w:t>21</w:t>
+        <w:t>22</w:t>
       </w:r>
       <w:r>
         <w:rPr>
@@ -3144,7 +3405,7 @@
           <w:noProof/>
           <w:webHidden/>
         </w:rPr>
-        <w:instrText>PAGEREF _Toc243685784 \h</w:instrText>
+        <w:instrText>PAGEREF _Toc243686721 \h</w:instrText>
       </w:r>
       <w:r>
         <w:rPr>
@@ -3175,7 +3436,7 @@
           <w:noProof/>
           <w:webHidden/>
         </w:rPr>
-        <w:t>22</w:t>
+        <w:t>23</w:t>
       </w:r>
       <w:r>
         <w:rPr>
@@ -3236,7 +3497,7 @@
           <w:noProof/>
           <w:webHidden/>
         </w:rPr>
-        <w:instrText>PAGEREF _Toc243685785 \h</w:instrText>
+        <w:instrText>PAGEREF _Toc243686722 \h</w:instrText>
       </w:r>
       <w:r>
         <w:rPr>
@@ -3267,7 +3528,7 @@
           <w:noProof/>
           <w:webHidden/>
         </w:rPr>
-        <w:t>23</w:t>
+        <w:t>24</w:t>
       </w:r>
       <w:r>
         <w:rPr>
@@ -3329,7 +3590,7 @@
           <w:noProof/>
           <w:webHidden/>
         </w:rPr>
-        <w:instrText>PAGEREF _Toc243685786 \h</w:instrText>
+        <w:instrText>PAGEREF _Toc243686723 \h</w:instrText>
       </w:r>
       <w:r>
         <w:rPr>
@@ -3360,7 +3621,7 @@
           <w:noProof/>
           <w:webHidden/>
         </w:rPr>
-        <w:t>23</w:t>
+        <w:t>24</w:t>
       </w:r>
       <w:r>
         <w:rPr>
@@ -3422,7 +3683,7 @@
           <w:noProof/>
           <w:webHidden/>
         </w:rPr>
-        <w:instrText>PAGEREF _Toc243685787 \h</w:instrText>
+        <w:instrText>PAGEREF _Toc243686724 \h</w:instrText>
       </w:r>
       <w:r>
         <w:rPr>
@@ -3453,7 +3714,7 @@
           <w:noProof/>
           <w:webHidden/>
         </w:rPr>
-        <w:t>23</w:t>
+        <w:t>24</w:t>
       </w:r>
       <w:r>
         <w:rPr>
@@ -3515,7 +3776,7 @@
           <w:noProof/>
           <w:webHidden/>
         </w:rPr>
-        <w:instrText>PAGEREF _Toc243685788 \h</w:instrText>
+        <w:instrText>PAGEREF _Toc243686725 \h</w:instrText>
       </w:r>
       <w:r>
         <w:rPr>
@@ -3546,7 +3807,7 @@
           <w:noProof/>
           <w:webHidden/>
         </w:rPr>
-        <w:t>23</w:t>
+        <w:t>24</w:t>
       </w:r>
       <w:r>
         <w:rPr>
@@ -3608,7 +3869,7 @@
           <w:noProof/>
           <w:webHidden/>
         </w:rPr>
-        <w:instrText>PAGEREF _Toc243685789 \h</w:instrText>
+        <w:instrText>PAGEREF _Toc243686726 \h</w:instrText>
       </w:r>
       <w:r>
         <w:rPr>
@@ -3639,7 +3900,7 @@
           <w:noProof/>
           <w:webHidden/>
         </w:rPr>
-        <w:t>24</w:t>
+        <w:t>25</w:t>
       </w:r>
       <w:r>
         <w:rPr>
@@ -3701,7 +3962,7 @@
           <w:noProof/>
           <w:webHidden/>
         </w:rPr>
-        <w:instrText>PAGEREF _Toc243685790 \h</w:instrText>
+        <w:instrText>PAGEREF _Toc243686727 \h</w:instrText>
       </w:r>
       <w:r>
         <w:rPr>
@@ -3732,7 +3993,7 @@
           <w:noProof/>
           <w:webHidden/>
         </w:rPr>
-        <w:t>24</w:t>
+        <w:t>25</w:t>
       </w:r>
       <w:r>
         <w:rPr>
@@ -3794,7 +4055,7 @@
           <w:noProof/>
           <w:webHidden/>
         </w:rPr>
-        <w:instrText>PAGEREF _Toc243685791 \h</w:instrText>
+        <w:instrText>PAGEREF _Toc243686728 \h</w:instrText>
       </w:r>
       <w:r>
         <w:rPr>
@@ -3825,7 +4086,7 @@
           <w:noProof/>
           <w:webHidden/>
         </w:rPr>
-        <w:t>24</w:t>
+        <w:t>25</w:t>
       </w:r>
       <w:r>
         <w:rPr>
@@ -3887,7 +4148,7 @@
           <w:noProof/>
           <w:webHidden/>
         </w:rPr>
-        <w:instrText>PAGEREF _Toc243685792 \h</w:instrText>
+        <w:instrText>PAGEREF _Toc243686729 \h</w:instrText>
       </w:r>
       <w:r>
         <w:rPr>
@@ -3918,7 +4179,7 @@
           <w:noProof/>
           <w:webHidden/>
         </w:rPr>
-        <w:t>24</w:t>
+        <w:t>25</w:t>
       </w:r>
       <w:r>
         <w:rPr>
@@ -3980,7 +4241,7 @@
           <w:noProof/>
           <w:webHidden/>
         </w:rPr>
-        <w:instrText>PAGEREF _Toc243685793 \h</w:instrText>
+        <w:instrText>PAGEREF _Toc243686730 \h</w:instrText>
       </w:r>
       <w:r>
         <w:rPr>
@@ -4011,7 +4272,7 @@
           <w:noProof/>
           <w:webHidden/>
         </w:rPr>
-        <w:t>25</w:t>
+        <w:t>26</w:t>
       </w:r>
       <w:r>
         <w:rPr>
@@ -4073,7 +4334,7 @@
           <w:noProof/>
           <w:webHidden/>
         </w:rPr>
-        <w:instrText>PAGEREF _Toc243685794 \h</w:instrText>
+        <w:instrText>PAGEREF _Toc243686731 \h</w:instrText>
       </w:r>
       <w:r>
         <w:rPr>
@@ -4104,7 +4365,7 @@
           <w:noProof/>
           <w:webHidden/>
         </w:rPr>
-        <w:t>25</w:t>
+        <w:t>26</w:t>
       </w:r>
       <w:r>
         <w:rPr>
@@ -4166,7 +4427,7 @@
           <w:noProof/>
           <w:webHidden/>
         </w:rPr>
-        <w:instrText>PAGEREF _Toc243685795 \h</w:instrText>
+        <w:instrText>PAGEREF _Toc243686732 \h</w:instrText>
       </w:r>
       <w:r>
         <w:rPr>
@@ -4197,7 +4458,7 @@
           <w:noProof/>
           <w:webHidden/>
         </w:rPr>
-        <w:t>26</w:t>
+        <w:t>27</w:t>
       </w:r>
       <w:r>
         <w:rPr>
@@ -4260,7 +4521,7 @@
           <w:noProof/>
           <w:webHidden/>
         </w:rPr>
-        <w:instrText>PAGEREF _Toc243685796 \h</w:instrText>
+        <w:instrText>PAGEREF _Toc243686733 \h</w:instrText>
       </w:r>
       <w:r>
         <w:rPr>
@@ -4291,7 +4552,7 @@
           <w:noProof/>
           <w:webHidden/>
         </w:rPr>
-        <w:t>27</w:t>
+        <w:t>28</w:t>
       </w:r>
       <w:r>
         <w:rPr>
@@ -4352,7 +4613,7 @@
           <w:noProof/>
           <w:webHidden/>
         </w:rPr>
-        <w:instrText>PAGEREF _Toc243685797 \h</w:instrText>
+        <w:instrText>PAGEREF _Toc243686734 \h</w:instrText>
       </w:r>
       <w:r>
         <w:rPr>
@@ -4383,7 +4644,7 @@
           <w:noProof/>
           <w:webHidden/>
         </w:rPr>
-        <w:t>31</w:t>
+        <w:t>32</w:t>
       </w:r>
       <w:r>
         <w:rPr>
@@ -4445,7 +4706,7 @@
           <w:noProof/>
           <w:webHidden/>
         </w:rPr>
-        <w:instrText>PAGEREF _Toc243685798 \h</w:instrText>
+        <w:instrText>PAGEREF _Toc243686735 \h</w:instrText>
       </w:r>
       <w:r>
         <w:rPr>
@@ -4476,7 +4737,7 @@
           <w:noProof/>
           <w:webHidden/>
         </w:rPr>
-        <w:t>31</w:t>
+        <w:t>32</w:t>
       </w:r>
       <w:r>
         <w:rPr>
@@ -4538,7 +4799,7 @@
           <w:noProof/>
           <w:webHidden/>
         </w:rPr>
-        <w:instrText>PAGEREF _Toc243685799 \h</w:instrText>
+        <w:instrText>PAGEREF _Toc243686736 \h</w:instrText>
       </w:r>
       <w:r>
         <w:rPr>
@@ -4569,7 +4830,7 @@
           <w:noProof/>
           <w:webHidden/>
         </w:rPr>
-        <w:t>31</w:t>
+        <w:t>32</w:t>
       </w:r>
       <w:r>
         <w:rPr>
@@ -4631,7 +4892,7 @@
           <w:noProof/>
           <w:webHidden/>
         </w:rPr>
-        <w:instrText>PAGEREF _Toc243685800 \h</w:instrText>
+        <w:instrText>PAGEREF _Toc243686737 \h</w:instrText>
       </w:r>
       <w:r>
         <w:rPr>
@@ -4662,7 +4923,7 @@
           <w:noProof/>
           <w:webHidden/>
         </w:rPr>
-        <w:t>31</w:t>
+        <w:t>32</w:t>
       </w:r>
       <w:r>
         <w:rPr>
@@ -4724,7 +4985,7 @@
           <w:noProof/>
           <w:webHidden/>
         </w:rPr>
-        <w:instrText>PAGEREF _Toc243685801 \h</w:instrText>
+        <w:instrText>PAGEREF _Toc243686738 \h</w:instrText>
       </w:r>
       <w:r>
         <w:rPr>
@@ -4755,7 +5016,7 @@
           <w:noProof/>
           <w:webHidden/>
         </w:rPr>
-        <w:t>32</w:t>
+        <w:t>33</w:t>
       </w:r>
       <w:r>
         <w:rPr>
@@ -4816,7 +5077,7 @@
           <w:noProof/>
           <w:webHidden/>
         </w:rPr>
-        <w:instrText>PAGEREF _Toc243685802 \h</w:instrText>
+        <w:instrText>PAGEREF _Toc243686739 \h</w:instrText>
       </w:r>
       <w:r>
         <w:rPr>
@@ -4847,7 +5108,7 @@
           <w:noProof/>
           <w:webHidden/>
         </w:rPr>
-        <w:t>34</w:t>
+        <w:t>35</w:t>
       </w:r>
       <w:r>
         <w:rPr>
@@ -4908,7 +5169,7 @@
           <w:noProof/>
           <w:webHidden/>
         </w:rPr>
-        <w:instrText>PAGEREF _Toc243685803 \h</w:instrText>
+        <w:instrText>PAGEREF _Toc243686740 \h</w:instrText>
       </w:r>
       <w:r>
         <w:rPr>
@@ -4939,7 +5200,7 @@
           <w:noProof/>
           <w:webHidden/>
         </w:rPr>
-        <w:t>35</w:t>
+        <w:t>36</w:t>
       </w:r>
       <w:r>
         <w:rPr>
@@ -5000,7 +5261,7 @@
           <w:noProof/>
           <w:webHidden/>
         </w:rPr>
-        <w:instrText>PAGEREF _Toc243685804 \h</w:instrText>
+        <w:instrText>PAGEREF _Toc243686741 \h</w:instrText>
       </w:r>
       <w:r>
         <w:rPr>
@@ -5031,7 +5292,7 @@
           <w:noProof/>
           <w:webHidden/>
         </w:rPr>
-        <w:t>36</w:t>
+        <w:t>37</w:t>
       </w:r>
       <w:r>
         <w:rPr>
@@ -5092,7 +5353,7 @@
           <w:noProof/>
           <w:webHidden/>
         </w:rPr>
-        <w:instrText>PAGEREF _Toc243685805 \h</w:instrText>
+        <w:instrText>PAGEREF _Toc243686742 \h</w:instrText>
       </w:r>
       <w:r>
         <w:rPr>
@@ -5123,7 +5384,7 @@
           <w:noProof/>
           <w:webHidden/>
         </w:rPr>
-        <w:t>37</w:t>
+        <w:t>38</w:t>
       </w:r>
       <w:r>
         <w:rPr>
@@ -5184,7 +5445,7 @@
           <w:noProof/>
           <w:webHidden/>
         </w:rPr>
-        <w:instrText>PAGEREF _Toc243685806 \h</w:instrText>
+        <w:instrText>PAGEREF _Toc243686743 \h</w:instrText>
       </w:r>
       <w:r>
         <w:rPr>
@@ -5215,7 +5476,7 @@
           <w:noProof/>
           <w:webHidden/>
         </w:rPr>
-        <w:t>38</w:t>
+        <w:t>39</w:t>
       </w:r>
       <w:r>
         <w:rPr>
@@ -5248,7 +5509,7 @@
           <w:rFonts w:hint="eastAsia"/>
         </w:rPr>
       </w:pPr>
-      <w:bookmarkStart w:id="0" w:name="_Toc243685755"/>
+      <w:bookmarkStart w:id="0" w:name="_Toc243686692"/>
       <w:r>
         <w:lastRenderedPageBreak/>
         <w:t>一．系统开发背景</w:t>
@@ -5262,7 +5523,7 @@
           <w:rFonts w:hint="eastAsia"/>
         </w:rPr>
       </w:pPr>
-      <w:bookmarkStart w:id="1" w:name="_Toc243685756"/>
+      <w:bookmarkStart w:id="1" w:name="_Toc243686693"/>
       <w:r>
         <w:t xml:space="preserve">1.1 </w:t>
       </w:r>
@@ -5342,7 +5603,7 @@
           <w:rFonts w:hint="eastAsia"/>
         </w:rPr>
       </w:pPr>
-      <w:bookmarkStart w:id="2" w:name="_Toc243685757"/>
+      <w:bookmarkStart w:id="2" w:name="_Toc243686694"/>
       <w:r>
         <w:t xml:space="preserve">1.2 </w:t>
       </w:r>
@@ -5537,7 +5798,7 @@
           <w:rFonts w:hint="eastAsia"/>
         </w:rPr>
       </w:pPr>
-      <w:bookmarkStart w:id="3" w:name="_Toc243685758"/>
+      <w:bookmarkStart w:id="3" w:name="_Toc243686695"/>
       <w:r>
         <w:lastRenderedPageBreak/>
         <w:t xml:space="preserve">1.3 </w:t>
@@ -5751,7 +6012,7 @@
           <w:rFonts w:hint="eastAsia"/>
         </w:rPr>
       </w:pPr>
-      <w:bookmarkStart w:id="4" w:name="_Toc243685759"/>
+      <w:bookmarkStart w:id="4" w:name="_Toc243686696"/>
       <w:r>
         <w:lastRenderedPageBreak/>
         <w:t>二．实验环境及配置介绍</w:t>
@@ -5806,7 +6067,7 @@
           <w:rFonts w:hint="eastAsia"/>
         </w:rPr>
       </w:pPr>
-      <w:bookmarkStart w:id="5" w:name="_Toc243685760"/>
+      <w:bookmarkStart w:id="5" w:name="_Toc243686697"/>
       <w:r>
         <w:t xml:space="preserve">2.1 </w:t>
       </w:r>
@@ -7207,7 +7468,7 @@
           <w:rFonts w:hint="eastAsia"/>
         </w:rPr>
       </w:pPr>
-      <w:bookmarkStart w:id="6" w:name="_Toc243685761"/>
+      <w:bookmarkStart w:id="6" w:name="_Toc243686698"/>
       <w:r>
         <w:t xml:space="preserve">2.2 </w:t>
       </w:r>
@@ -7588,7 +7849,7 @@
           <w:rFonts w:hint="eastAsia"/>
         </w:rPr>
       </w:pPr>
-      <w:bookmarkStart w:id="7" w:name="_Toc243685762"/>
+      <w:bookmarkStart w:id="7" w:name="_Toc243686699"/>
       <w:r>
         <w:t xml:space="preserve">2.3 </w:t>
       </w:r>
@@ -7777,7 +8038,7 @@
           <w:rFonts w:hint="eastAsia"/>
         </w:rPr>
       </w:pPr>
-      <w:bookmarkStart w:id="8" w:name="_Toc243685763"/>
+      <w:bookmarkStart w:id="8" w:name="_Toc243686700"/>
       <w:r>
         <w:lastRenderedPageBreak/>
         <w:t>三．系统需求</w:t>
@@ -7832,7 +8093,7 @@
           <w:rFonts w:hint="eastAsia"/>
         </w:rPr>
       </w:pPr>
-      <w:bookmarkStart w:id="9" w:name="_Toc243685764"/>
+      <w:bookmarkStart w:id="9" w:name="_Toc243686701"/>
       <w:r>
         <w:t xml:space="preserve">3.1 </w:t>
       </w:r>
@@ -8270,7 +8531,7 @@
           <w:rFonts w:hint="eastAsia"/>
         </w:rPr>
       </w:pPr>
-      <w:bookmarkStart w:id="10" w:name="_Toc243685765"/>
+      <w:bookmarkStart w:id="10" w:name="_Toc243686702"/>
       <w:r>
         <w:t xml:space="preserve">3.2 </w:t>
       </w:r>
@@ -8447,7 +8708,7 @@
           <w:rFonts w:hint="eastAsia"/>
         </w:rPr>
       </w:pPr>
-      <w:bookmarkStart w:id="11" w:name="_Toc243685766"/>
+      <w:bookmarkStart w:id="11" w:name="_Toc243686703"/>
       <w:r>
         <w:t xml:space="preserve">3.3 </w:t>
       </w:r>
@@ -8532,7 +8793,7 @@
           <w:rFonts w:hint="eastAsia"/>
         </w:rPr>
       </w:pPr>
-      <w:bookmarkStart w:id="12" w:name="_Toc243685767"/>
+      <w:bookmarkStart w:id="12" w:name="_Toc243686704"/>
       <w:r>
         <w:t xml:space="preserve">3.4 </w:t>
       </w:r>
@@ -8744,7 +9005,7 @@
           <w:rFonts w:hint="eastAsia"/>
         </w:rPr>
       </w:pPr>
-      <w:bookmarkStart w:id="13" w:name="_Toc243685768"/>
+      <w:bookmarkStart w:id="13" w:name="_Toc243686705"/>
       <w:r>
         <w:lastRenderedPageBreak/>
         <w:t>四．系统概要设计</w:t>
@@ -8775,7 +9036,7 @@
           <w:rFonts w:hint="eastAsia"/>
         </w:rPr>
       </w:pPr>
-      <w:bookmarkStart w:id="14" w:name="_Toc243685769"/>
+      <w:bookmarkStart w:id="14" w:name="_Toc243686706"/>
       <w:r>
         <w:t xml:space="preserve">4.1 </w:t>
       </w:r>
@@ -8796,7 +9057,7 @@
           <w:noProof/>
         </w:rPr>
         <w:drawing>
-          <wp:inline distT="0" distB="0" distL="0" distR="0" wp14:anchorId="472A32BF" wp14:editId="38E991B1">
+          <wp:inline distT="0" distB="0" distL="0" distR="0" wp14:anchorId="33E060B0" wp14:editId="41EA0506">
             <wp:extent cx="3060000" cy="4456957"/>
             <wp:effectExtent l="0" t="0" r="0" b="0"/>
             <wp:docPr id="3" name="Picture 3"/>
@@ -9017,7 +9278,7 @@
           <w:rFonts w:hint="eastAsia"/>
         </w:rPr>
       </w:pPr>
-      <w:bookmarkStart w:id="15" w:name="_Toc243685770"/>
+      <w:bookmarkStart w:id="15" w:name="_Toc243686707"/>
       <w:r>
         <w:t xml:space="preserve">4.2 </w:t>
       </w:r>
@@ -9038,7 +9299,7 @@
           <w:noProof/>
         </w:rPr>
         <w:drawing>
-          <wp:inline distT="0" distB="0" distL="0" distR="0" wp14:anchorId="73871800" wp14:editId="20B0BD00">
+          <wp:inline distT="0" distB="0" distL="0" distR="0" wp14:anchorId="49CF7CCA" wp14:editId="37F32168">
             <wp:extent cx="5400000" cy="4755575"/>
             <wp:effectExtent l="0" t="0" r="0" b="0"/>
             <wp:docPr id="4" name="Picture 4"/>
@@ -9115,7 +9376,7 @@
           <w:rFonts w:hint="eastAsia"/>
         </w:rPr>
       </w:pPr>
-      <w:bookmarkStart w:id="16" w:name="_Toc243685771"/>
+      <w:bookmarkStart w:id="16" w:name="_Toc243686708"/>
       <w:r>
         <w:t xml:space="preserve">4.3 </w:t>
       </w:r>
@@ -10899,7 +11160,7 @@
           <w:rFonts w:hint="eastAsia"/>
         </w:rPr>
       </w:pPr>
-      <w:bookmarkStart w:id="17" w:name="_Toc243685772"/>
+      <w:bookmarkStart w:id="17" w:name="_Toc243686709"/>
       <w:r>
         <w:t xml:space="preserve">4.4 </w:t>
       </w:r>
@@ -11919,7 +12180,7 @@
           <w:rFonts w:hint="eastAsia"/>
         </w:rPr>
       </w:pPr>
-      <w:bookmarkStart w:id="18" w:name="_Toc243685773"/>
+      <w:bookmarkStart w:id="18" w:name="_Toc243686710"/>
       <w:r>
         <w:t xml:space="preserve">4.5 </w:t>
       </w:r>
@@ -12083,7 +12344,7 @@
           <w:rFonts w:hint="eastAsia"/>
         </w:rPr>
       </w:pPr>
-      <w:bookmarkStart w:id="19" w:name="_Toc243685774"/>
+      <w:bookmarkStart w:id="19" w:name="_Toc243686711"/>
       <w:r>
         <w:lastRenderedPageBreak/>
         <w:t>五．系统</w:t>
@@ -12138,7 +12399,7 @@
           <w:rFonts w:hint="eastAsia"/>
         </w:rPr>
       </w:pPr>
-      <w:bookmarkStart w:id="20" w:name="_Toc243685775"/>
+      <w:bookmarkStart w:id="20" w:name="_Toc243686712"/>
       <w:r>
         <w:t xml:space="preserve">5.1 </w:t>
       </w:r>
@@ -12261,7 +12522,7 @@
           <w:rFonts w:hint="eastAsia"/>
         </w:rPr>
       </w:pPr>
-      <w:bookmarkStart w:id="21" w:name="_Toc243685776"/>
+      <w:bookmarkStart w:id="21" w:name="_Toc243686713"/>
       <w:r>
         <w:t xml:space="preserve">5.2 </w:t>
       </w:r>
@@ -12289,7 +12550,7 @@
         </w:rPr>
         <w:lastRenderedPageBreak/>
         <w:drawing>
-          <wp:inline distT="0" distB="0" distL="0" distR="0" wp14:anchorId="374F6C5D" wp14:editId="7CFCEA92">
+          <wp:inline distT="0" distB="0" distL="0" distR="0" wp14:anchorId="05556C53" wp14:editId="392961F4">
             <wp:extent cx="3960000" cy="5217882"/>
             <wp:effectExtent l="0" t="0" r="0" b="0"/>
             <wp:docPr id="5" name="Picture 5"/>
@@ -12384,7 +12645,7 @@
           <w:rFonts w:hint="eastAsia"/>
         </w:rPr>
       </w:pPr>
-      <w:bookmarkStart w:id="22" w:name="_Toc243685777"/>
+      <w:bookmarkStart w:id="22" w:name="_Toc243686714"/>
       <w:r>
         <w:t xml:space="preserve">5.3 </w:t>
       </w:r>
@@ -12412,7 +12673,7 @@
         </w:rPr>
         <w:lastRenderedPageBreak/>
         <w:drawing>
-          <wp:inline distT="0" distB="0" distL="0" distR="0" wp14:anchorId="0DBFEB7D" wp14:editId="16B9C50C">
+          <wp:inline distT="0" distB="0" distL="0" distR="0" wp14:anchorId="039F9128" wp14:editId="1B9051E6">
             <wp:extent cx="4500000" cy="5250000"/>
             <wp:effectExtent l="0" t="0" r="0" b="0"/>
             <wp:docPr id="6" name="Picture 6"/>
@@ -12501,7 +12762,7 @@
           <w:rFonts w:hint="eastAsia"/>
         </w:rPr>
       </w:pPr>
-      <w:bookmarkStart w:id="23" w:name="_Toc243685778"/>
+      <w:bookmarkStart w:id="23" w:name="_Toc243686715"/>
       <w:r>
         <w:t xml:space="preserve">5.4 </w:t>
       </w:r>
@@ -12663,7 +12924,7 @@
           <w:rFonts w:hint="eastAsia"/>
         </w:rPr>
       </w:pPr>
-      <w:bookmarkStart w:id="24" w:name="_Toc243685779"/>
+      <w:bookmarkStart w:id="24" w:name="_Toc243686716"/>
       <w:r>
         <w:lastRenderedPageBreak/>
         <w:t>六．系统数据库设计</w:t>
@@ -12712,7 +12973,7 @@
           <w:rFonts w:hint="eastAsia"/>
         </w:rPr>
       </w:pPr>
-      <w:bookmarkStart w:id="25" w:name="_Toc243685780"/>
+      <w:bookmarkStart w:id="25" w:name="_Toc243686717"/>
       <w:r>
         <w:t xml:space="preserve">6.1 </w:t>
       </w:r>
@@ -12832,7 +13093,7 @@
           <w:rFonts w:hint="eastAsia"/>
         </w:rPr>
       </w:pPr>
-      <w:bookmarkStart w:id="26" w:name="_Toc243685781"/>
+      <w:bookmarkStart w:id="26" w:name="_Toc243686718"/>
       <w:r>
         <w:t xml:space="preserve">6.2 </w:t>
       </w:r>
@@ -14915,7 +15176,7 @@
           <w:rFonts w:hint="eastAsia"/>
         </w:rPr>
       </w:pPr>
-      <w:bookmarkStart w:id="27" w:name="_Toc243685782"/>
+      <w:bookmarkStart w:id="27" w:name="_Toc243686719"/>
       <w:r>
         <w:t xml:space="preserve">6.3 </w:t>
       </w:r>
@@ -18279,7 +18540,7 @@
           <w:rFonts w:hint="eastAsia"/>
         </w:rPr>
       </w:pPr>
-      <w:bookmarkStart w:id="28" w:name="_Toc243685783"/>
+      <w:bookmarkStart w:id="28" w:name="_Toc243686720"/>
       <w:r>
         <w:t xml:space="preserve">6.4 </w:t>
       </w:r>
@@ -21598,7 +21859,7 @@
           <w:rFonts w:hint="eastAsia"/>
         </w:rPr>
       </w:pPr>
-      <w:bookmarkStart w:id="29" w:name="_Toc243685784"/>
+      <w:bookmarkStart w:id="29" w:name="_Toc243686721"/>
       <w:r>
         <w:t xml:space="preserve">6.5 </w:t>
       </w:r>
@@ -21692,7 +21953,7 @@
           <w:rFonts w:hint="eastAsia"/>
         </w:rPr>
       </w:pPr>
-      <w:bookmarkStart w:id="30" w:name="_Toc243685785"/>
+      <w:bookmarkStart w:id="30" w:name="_Toc243686722"/>
       <w:r>
         <w:lastRenderedPageBreak/>
         <w:t>七．系统功能实现</w:t>
@@ -21747,7 +22008,7 @@
           <w:rFonts w:hint="eastAsia"/>
         </w:rPr>
       </w:pPr>
-      <w:bookmarkStart w:id="31" w:name="_Toc243685786"/>
+      <w:bookmarkStart w:id="31" w:name="_Toc243686723"/>
       <w:r>
         <w:t xml:space="preserve">7.1 </w:t>
       </w:r>
@@ -21886,7 +22147,7 @@
           <w:rFonts w:hint="eastAsia"/>
         </w:rPr>
       </w:pPr>
-      <w:bookmarkStart w:id="32" w:name="_Toc243685787"/>
+      <w:bookmarkStart w:id="32" w:name="_Toc243686724"/>
       <w:r>
         <w:t xml:space="preserve">7.2 </w:t>
       </w:r>
@@ -21930,7 +22191,7 @@
           <w:rFonts w:hint="eastAsia"/>
         </w:rPr>
       </w:pPr>
-      <w:bookmarkStart w:id="33" w:name="_Toc243685788"/>
+      <w:bookmarkStart w:id="33" w:name="_Toc243686725"/>
       <w:r>
         <w:t xml:space="preserve">7.3 </w:t>
       </w:r>
@@ -21963,7 +22224,7 @@
           <w:rFonts w:hint="eastAsia"/>
         </w:rPr>
       </w:pPr>
-      <w:bookmarkStart w:id="34" w:name="_Toc243685789"/>
+      <w:bookmarkStart w:id="34" w:name="_Toc243686726"/>
       <w:r>
         <w:lastRenderedPageBreak/>
         <w:t xml:space="preserve">7.4 </w:t>
@@ -21991,7 +22252,7 @@
           <w:rFonts w:hint="eastAsia"/>
         </w:rPr>
       </w:pPr>
-      <w:bookmarkStart w:id="35" w:name="_Toc243685790"/>
+      <w:bookmarkStart w:id="35" w:name="_Toc243686727"/>
       <w:r>
         <w:t xml:space="preserve">7.5 </w:t>
       </w:r>
@@ -22018,7 +22279,7 @@
           <w:rFonts w:hint="eastAsia"/>
         </w:rPr>
       </w:pPr>
-      <w:bookmarkStart w:id="36" w:name="_Toc243685791"/>
+      <w:bookmarkStart w:id="36" w:name="_Toc243686728"/>
       <w:r>
         <w:t xml:space="preserve">7.6 </w:t>
       </w:r>
@@ -22155,7 +22416,7 @@
           <w:rFonts w:hint="eastAsia"/>
         </w:rPr>
       </w:pPr>
-      <w:bookmarkStart w:id="37" w:name="_Toc243685792"/>
+      <w:bookmarkStart w:id="37" w:name="_Toc243686729"/>
       <w:r>
         <w:t xml:space="preserve">7.7 </w:t>
       </w:r>
@@ -22215,7 +22476,7 @@
           <w:rFonts w:hint="eastAsia"/>
         </w:rPr>
       </w:pPr>
-      <w:bookmarkStart w:id="38" w:name="_Toc243685793"/>
+      <w:bookmarkStart w:id="38" w:name="_Toc243686730"/>
       <w:r>
         <w:t xml:space="preserve">7.8 </w:t>
       </w:r>
@@ -22376,7 +22637,7 @@
           <w:rFonts w:hint="eastAsia"/>
         </w:rPr>
       </w:pPr>
-      <w:bookmarkStart w:id="39" w:name="_Toc243685794"/>
+      <w:bookmarkStart w:id="39" w:name="_Toc243686731"/>
       <w:r>
         <w:t xml:space="preserve">7.9 </w:t>
       </w:r>
@@ -22624,7 +22885,7 @@
           <w:rFonts w:hint="eastAsia"/>
         </w:rPr>
       </w:pPr>
-      <w:bookmarkStart w:id="40" w:name="_Toc243685795"/>
+      <w:bookmarkStart w:id="40" w:name="_Toc243686732"/>
       <w:r>
         <w:t xml:space="preserve">7.10 </w:t>
       </w:r>
@@ -26389,7 +26650,7 @@
           <w:rFonts w:hint="eastAsia"/>
         </w:rPr>
       </w:pPr>
-      <w:bookmarkStart w:id="41" w:name="_Toc243685796"/>
+      <w:bookmarkStart w:id="41" w:name="_Toc243686733"/>
       <w:r>
         <w:t xml:space="preserve">7.11 </w:t>
       </w:r>
@@ -26421,7 +26682,7 @@
           <w:noProof/>
         </w:rPr>
         <w:drawing>
-          <wp:inline distT="0" distB="0" distL="0" distR="0" wp14:anchorId="6FC91E65" wp14:editId="119FFC02">
+          <wp:inline distT="0" distB="0" distL="0" distR="0" wp14:anchorId="0AA29809" wp14:editId="1AAF3C95">
             <wp:extent cx="4500000" cy="2812500"/>
             <wp:effectExtent l="0" t="0" r="0" b="0"/>
             <wp:docPr id="7" name="Picture 7"/>
@@ -26487,7 +26748,7 @@
         </w:rPr>
         <w:lastRenderedPageBreak/>
         <w:drawing>
-          <wp:inline distT="0" distB="0" distL="0" distR="0" wp14:anchorId="4193A12F" wp14:editId="579B545A">
+          <wp:inline distT="0" distB="0" distL="0" distR="0" wp14:anchorId="4FB3D328" wp14:editId="40B873C2">
             <wp:extent cx="4500000" cy="2812500"/>
             <wp:effectExtent l="0" t="0" r="0" b="0"/>
             <wp:docPr id="8" name="Picture 8"/>
@@ -26552,7 +26813,7 @@
           <w:noProof/>
         </w:rPr>
         <w:drawing>
-          <wp:inline distT="0" distB="0" distL="0" distR="0" wp14:anchorId="7CFFD716" wp14:editId="7DEB5163">
+          <wp:inline distT="0" distB="0" distL="0" distR="0" wp14:anchorId="7F3DA53A" wp14:editId="7AF89468">
             <wp:extent cx="4500000" cy="2812500"/>
             <wp:effectExtent l="0" t="0" r="0" b="0"/>
             <wp:docPr id="9" name="Picture 9"/>
@@ -26618,7 +26879,7 @@
         </w:rPr>
         <w:lastRenderedPageBreak/>
         <w:drawing>
-          <wp:inline distT="0" distB="0" distL="0" distR="0" wp14:anchorId="479E4078" wp14:editId="1D1C1F07">
+          <wp:inline distT="0" distB="0" distL="0" distR="0" wp14:anchorId="2D62612E" wp14:editId="3236DDE1">
             <wp:extent cx="4500000" cy="2812500"/>
             <wp:effectExtent l="0" t="0" r="0" b="0"/>
             <wp:docPr id="10" name="Picture 10"/>
@@ -26683,7 +26944,7 @@
           <w:noProof/>
         </w:rPr>
         <w:drawing>
-          <wp:inline distT="0" distB="0" distL="0" distR="0" wp14:anchorId="5ADF0471" wp14:editId="38BA4608">
+          <wp:inline distT="0" distB="0" distL="0" distR="0" wp14:anchorId="7DEAD51B" wp14:editId="34FE5AE1">
             <wp:extent cx="4500000" cy="2812500"/>
             <wp:effectExtent l="0" t="0" r="0" b="0"/>
             <wp:docPr id="11" name="Picture 11"/>
@@ -26749,7 +27010,7 @@
         </w:rPr>
         <w:lastRenderedPageBreak/>
         <w:drawing>
-          <wp:inline distT="0" distB="0" distL="0" distR="0" wp14:anchorId="5D1D78B9" wp14:editId="4EAD268D">
+          <wp:inline distT="0" distB="0" distL="0" distR="0" wp14:anchorId="1CF13D23" wp14:editId="6DC3218F">
             <wp:extent cx="4500000" cy="2812500"/>
             <wp:effectExtent l="0" t="0" r="0" b="0"/>
             <wp:docPr id="12" name="Picture 12"/>
@@ -26810,7 +27071,7 @@
           <w:rFonts w:hint="eastAsia"/>
         </w:rPr>
       </w:pPr>
-      <w:bookmarkStart w:id="42" w:name="_Toc243685797"/>
+      <w:bookmarkStart w:id="42" w:name="_Toc243686734"/>
       <w:r>
         <w:lastRenderedPageBreak/>
         <w:t>八．项目总结及收获</w:t>
@@ -26824,7 +27085,7 @@
           <w:rFonts w:hint="eastAsia"/>
         </w:rPr>
       </w:pPr>
-      <w:bookmarkStart w:id="43" w:name="_Toc243685798"/>
+      <w:bookmarkStart w:id="43" w:name="_Toc243686735"/>
       <w:r>
         <w:t xml:space="preserve">8.1 </w:t>
       </w:r>
@@ -26910,7 +27171,7 @@
           <w:rFonts w:hint="eastAsia"/>
         </w:rPr>
       </w:pPr>
-      <w:bookmarkStart w:id="44" w:name="_Toc243685799"/>
+      <w:bookmarkStart w:id="44" w:name="_Toc243686736"/>
       <w:r>
         <w:t xml:space="preserve">8.2 </w:t>
       </w:r>
@@ -27038,7 +27299,7 @@
           <w:rFonts w:hint="eastAsia"/>
         </w:rPr>
       </w:pPr>
-      <w:bookmarkStart w:id="45" w:name="_Toc243685800"/>
+      <w:bookmarkStart w:id="45" w:name="_Toc243686737"/>
       <w:r>
         <w:t xml:space="preserve">8.3 </w:t>
       </w:r>
@@ -27324,7 +27585,7 @@
           <w:rFonts w:hint="eastAsia"/>
         </w:rPr>
       </w:pPr>
-      <w:bookmarkStart w:id="46" w:name="_Toc243685801"/>
+      <w:bookmarkStart w:id="46" w:name="_Toc243686738"/>
       <w:r>
         <w:t xml:space="preserve">8.4 </w:t>
       </w:r>
@@ -27504,7 +27765,7 @@
           <w:rFonts w:hint="eastAsia"/>
         </w:rPr>
       </w:pPr>
-      <w:bookmarkStart w:id="47" w:name="_Toc243685802"/>
+      <w:bookmarkStart w:id="47" w:name="_Toc243686739"/>
       <w:r>
         <w:lastRenderedPageBreak/>
         <w:t>附录</w:t>
@@ -27631,7 +27892,7 @@
           <w:rFonts w:hint="eastAsia"/>
         </w:rPr>
       </w:pPr>
-      <w:bookmarkStart w:id="48" w:name="_Toc243685803"/>
+      <w:bookmarkStart w:id="48" w:name="_Toc243686740"/>
       <w:r>
         <w:lastRenderedPageBreak/>
         <w:t>附录</w:t>
@@ -28661,7 +28922,7 @@
           <w:rFonts w:hint="eastAsia"/>
         </w:rPr>
       </w:pPr>
-      <w:bookmarkStart w:id="49" w:name="_Toc243685804"/>
+      <w:bookmarkStart w:id="49" w:name="_Toc243686741"/>
       <w:r>
         <w:lastRenderedPageBreak/>
         <w:t>附录</w:t>
@@ -28823,7 +29084,7 @@
           <w:rFonts w:hint="eastAsia"/>
         </w:rPr>
       </w:pPr>
-      <w:bookmarkStart w:id="50" w:name="_Toc243685805"/>
+      <w:bookmarkStart w:id="50" w:name="_Toc243686742"/>
       <w:r>
         <w:lastRenderedPageBreak/>
         <w:t>参考文献</w:t>
@@ -28893,7 +29154,7 @@
           <w:rFonts w:hint="eastAsia"/>
         </w:rPr>
       </w:pPr>
-      <w:bookmarkStart w:id="51" w:name="_Toc243685806"/>
+      <w:bookmarkStart w:id="51" w:name="_Toc243686743"/>
       <w:r>
         <w:lastRenderedPageBreak/>
         <w:t>附录</w:t>
@@ -29107,192 +29368,6 @@
         <w:t>);</w:t>
       </w:r>
     </w:p>
-    <w:p>
-      <w:pPr>
-        <w:pageBreakBefore/>
-        <w:rPr>
-          <w:rFonts w:hint="eastAsia"/>
-        </w:rPr>
-      </w:pPr>
-    </w:p>
-    <w:tbl>
-      <w:tblPr>
-        <w:tblStyle w:val="a3"/>
-        <w:tblW w:w="0" w:type="auto"/>
-        <w:tblLook w:val="04A0" w:firstRow="1" w:lastRow="0" w:firstColumn="1" w:lastColumn="0" w:noHBand="0" w:noVBand="1"/>
-      </w:tblPr>
-      <w:tblGrid>
-        <w:gridCol w:w="1687"/>
-        <w:gridCol w:w="2003"/>
-      </w:tblGrid>
-      <w:tr>
-        <w:tc>
-          <w:tcPr>
-            <w:tcW w:w="1687" w:type="dxa"/>
-          </w:tcPr>
-          <w:p>
-            <w:pPr>
-              <w:widowControl/>
-              <w:jc w:val="left"/>
-              <w:rPr>
-                <w:rFonts w:hint="eastAsia"/>
-                <w:b/>
-                <w:bCs/>
-                <w:sz w:val="32"/>
-                <w:szCs w:val="32"/>
-              </w:rPr>
-            </w:pPr>
-            <w:r>
-              <w:rPr>
-                <w:rFonts w:hint="eastAsia"/>
-                <w:b/>
-                <w:bCs/>
-                <w:sz w:val="32"/>
-                <w:szCs w:val="32"/>
-              </w:rPr>
-              <w:t>实训成绩</w:t>
-            </w:r>
-          </w:p>
-        </w:tc>
-        <w:tc>
-          <w:tcPr>
-            <w:tcW w:w="2003" w:type="dxa"/>
-          </w:tcPr>
-          <w:p>
-            <w:pPr>
-              <w:widowControl/>
-              <w:jc w:val="left"/>
-              <w:rPr>
-                <w:rFonts w:hint="eastAsia"/>
-                <w:sz w:val="32"/>
-                <w:szCs w:val="32"/>
-              </w:rPr>
-            </w:pPr>
-          </w:p>
-        </w:tc>
-      </w:tr>
-      <w:tr>
-        <w:tc>
-          <w:tcPr>
-            <w:tcW w:w="1687" w:type="dxa"/>
-          </w:tcPr>
-          <w:p>
-            <w:pPr>
-              <w:widowControl/>
-              <w:jc w:val="left"/>
-              <w:rPr>
-                <w:rFonts w:hint="eastAsia"/>
-                <w:b/>
-                <w:bCs/>
-                <w:sz w:val="32"/>
-                <w:szCs w:val="32"/>
-              </w:rPr>
-            </w:pPr>
-            <w:r>
-              <w:rPr>
-                <w:rFonts w:hint="eastAsia"/>
-                <w:b/>
-                <w:bCs/>
-                <w:sz w:val="32"/>
-                <w:szCs w:val="32"/>
-              </w:rPr>
-              <w:t>批阅教师</w:t>
-            </w:r>
-          </w:p>
-        </w:tc>
-        <w:tc>
-          <w:tcPr>
-            <w:tcW w:w="2003" w:type="dxa"/>
-          </w:tcPr>
-          <w:p>
-            <w:pPr>
-              <w:widowControl/>
-              <w:jc w:val="left"/>
-              <w:rPr>
-                <w:rFonts w:hint="eastAsia"/>
-                <w:sz w:val="32"/>
-                <w:szCs w:val="32"/>
-              </w:rPr>
-            </w:pPr>
-            <w:r>
-              <w:rPr>
-                <w:rFonts w:hint="eastAsia"/>
-                <w:sz w:val="32"/>
-                <w:szCs w:val="32"/>
-              </w:rPr>
-              <w:t>廖景昌</w:t>
-            </w:r>
-          </w:p>
-        </w:tc>
-      </w:tr>
-      <w:tr>
-        <w:tc>
-          <w:tcPr>
-            <w:tcW w:w="1687" w:type="dxa"/>
-          </w:tcPr>
-          <w:p>
-            <w:pPr>
-              <w:widowControl/>
-              <w:jc w:val="left"/>
-              <w:rPr>
-                <w:rFonts w:hint="eastAsia"/>
-                <w:b/>
-                <w:bCs/>
-                <w:sz w:val="32"/>
-                <w:szCs w:val="32"/>
-              </w:rPr>
-            </w:pPr>
-            <w:r>
-              <w:rPr>
-                <w:rFonts w:hint="eastAsia"/>
-                <w:b/>
-                <w:bCs/>
-                <w:sz w:val="32"/>
-                <w:szCs w:val="32"/>
-              </w:rPr>
-              <w:t>日</w:t>
-            </w:r>
-            <w:r>
-              <w:rPr>
-                <w:rFonts w:hint="eastAsia"/>
-                <w:b/>
-                <w:bCs/>
-                <w:sz w:val="32"/>
-                <w:szCs w:val="32"/>
-              </w:rPr>
-              <w:t xml:space="preserve">    </w:t>
-            </w:r>
-            <w:r>
-              <w:rPr>
-                <w:rFonts w:hint="eastAsia"/>
-                <w:b/>
-                <w:bCs/>
-                <w:sz w:val="32"/>
-                <w:szCs w:val="32"/>
-              </w:rPr>
-              <w:t>期</w:t>
-            </w:r>
-          </w:p>
-        </w:tc>
-        <w:tc>
-          <w:tcPr>
-            <w:tcW w:w="2003" w:type="dxa"/>
-          </w:tcPr>
-          <w:p>
-            <w:pPr>
-              <w:widowControl/>
-              <w:jc w:val="left"/>
-              <w:rPr>
-                <w:rFonts w:hint="eastAsia"/>
-                <w:sz w:val="32"/>
-                <w:szCs w:val="32"/>
-              </w:rPr>
-            </w:pPr>
-          </w:p>
-        </w:tc>
-      </w:tr>
-    </w:tbl>
-    <w:p/>
     <w:sectPr>
       <w:footerReference w:type="default" r:id="rId18"/>
       <w:pgSz w:w="11906" w:h="16838"/>
@@ -29929,7 +30004,7 @@
     <w:autoRedefine/>
     <w:uiPriority w:val="39"/>
     <w:unhideWhenUsed/>
-    <w:rsid w:val="00B243AE"/>
+    <w:rsid w:val="006303F9"/>
   </w:style>
   <w:style w:type="paragraph" w:styleId="TOC2">
     <w:name w:val="toc 2"/>
@@ -29938,7 +30013,7 @@
     <w:autoRedefine/>
     <w:uiPriority w:val="39"/>
     <w:unhideWhenUsed/>
-    <w:rsid w:val="00B243AE"/>
+    <w:rsid w:val="006303F9"/>
     <w:pPr>
       <w:ind w:leftChars="200" w:left="420"/>
     </w:pPr>
@@ -29949,7 +30024,7 @@
     <w:link w:val="a5"/>
     <w:uiPriority w:val="99"/>
     <w:unhideWhenUsed/>
-    <w:rsid w:val="00B243AE"/>
+    <w:rsid w:val="006303F9"/>
     <w:pPr>
       <w:tabs>
         <w:tab w:val="center" w:pos="4153"/>
@@ -29968,7 +30043,7 @@
     <w:basedOn w:val="a0"/>
     <w:link w:val="a4"/>
     <w:uiPriority w:val="99"/>
-    <w:rsid w:val="00B243AE"/>
+    <w:rsid w:val="006303F9"/>
     <w:rPr>
       <w:kern w:val="2"/>
       <w:sz w:val="18"/>
@@ -29981,7 +30056,7 @@
     <w:link w:val="a7"/>
     <w:uiPriority w:val="99"/>
     <w:unhideWhenUsed/>
-    <w:rsid w:val="00B243AE"/>
+    <w:rsid w:val="006303F9"/>
     <w:pPr>
       <w:tabs>
         <w:tab w:val="center" w:pos="4153"/>
@@ -30000,7 +30075,7 @@
     <w:basedOn w:val="a0"/>
     <w:link w:val="a6"/>
     <w:uiPriority w:val="99"/>
-    <w:rsid w:val="00B243AE"/>
+    <w:rsid w:val="006303F9"/>
     <w:rPr>
       <w:kern w:val="2"/>
       <w:sz w:val="18"/>

--- a/docs/信息化系统开发与应用实训报告-刘中天-20231026120.docx
+++ b/docs/信息化系统开发与应用实训报告-刘中天-20231026120.docx
@@ -182,6 +182,7 @@
     <w:p>
       <w:pPr>
         <w:widowControl/>
+        <w:spacing w:line="120" w:lineRule="exact"/>
         <w:ind w:firstLineChars="400" w:firstLine="1760"/>
         <w:jc w:val="left"/>
         <w:rPr>
@@ -194,6 +195,7 @@
     <w:p>
       <w:pPr>
         <w:widowControl/>
+        <w:spacing w:line="120" w:lineRule="exact"/>
         <w:ind w:firstLineChars="400" w:firstLine="1760"/>
         <w:jc w:val="left"/>
         <w:rPr>
@@ -210,7 +212,7 @@
           <w:szCs w:val="44"/>
         </w:rPr>
         <w:drawing>
-          <wp:anchor distT="0" distB="0" distL="114300" distR="114300" simplePos="0" relativeHeight="251660288" behindDoc="0" locked="0" layoutInCell="1" allowOverlap="1" wp14:anchorId="4448E5D6" wp14:editId="3BA61BE8">
+          <wp:anchor distT="0" distB="0" distL="114300" distR="114300" simplePos="0" relativeHeight="251660288" behindDoc="0" locked="0" layoutInCell="1" allowOverlap="1" wp14:anchorId="7B579D4E" wp14:editId="6B3AAA1A">
             <wp:simplePos x="0" y="0"/>
             <wp:positionH relativeFrom="column">
               <wp:posOffset>934085</wp:posOffset>
@@ -263,7 +265,7 @@
           <w:szCs w:val="44"/>
         </w:rPr>
         <w:drawing>
-          <wp:anchor distT="0" distB="0" distL="114300" distR="114300" simplePos="0" relativeHeight="251659264" behindDoc="0" locked="0" layoutInCell="1" allowOverlap="1" wp14:anchorId="6E8972F6" wp14:editId="2A0C45D9">
+          <wp:anchor distT="0" distB="0" distL="114300" distR="114300" simplePos="0" relativeHeight="251659264" behindDoc="0" locked="0" layoutInCell="1" allowOverlap="1" wp14:anchorId="449C8F85" wp14:editId="453AC6B2">
             <wp:simplePos x="0" y="0"/>
             <wp:positionH relativeFrom="column">
               <wp:posOffset>-133985</wp:posOffset>
@@ -312,6 +314,7 @@
     <w:p>
       <w:pPr>
         <w:widowControl/>
+        <w:spacing w:line="120" w:lineRule="exact"/>
         <w:jc w:val="left"/>
         <w:rPr>
           <w:rFonts w:hint="eastAsia"/>
@@ -323,6 +326,7 @@
     <w:p>
       <w:pPr>
         <w:widowControl/>
+        <w:spacing w:line="120" w:lineRule="exact"/>
         <w:jc w:val="left"/>
         <w:rPr>
           <w:rFonts w:hint="eastAsia"/>
@@ -334,6 +338,7 @@
     <w:p>
       <w:pPr>
         <w:widowControl/>
+        <w:spacing w:before="280" w:after="80"/>
         <w:jc w:val="left"/>
         <w:rPr>
           <w:rFonts w:hint="eastAsia"/>
@@ -374,6 +379,7 @@
     </w:p>
     <w:p>
       <w:pPr>
+        <w:spacing w:line="120" w:lineRule="exact"/>
         <w:ind w:firstLineChars="200" w:firstLine="880"/>
         <w:jc w:val="center"/>
         <w:rPr>
@@ -385,7 +391,7 @@
     </w:p>
     <w:p>
       <w:pPr>
-        <w:spacing w:line="960" w:lineRule="auto"/>
+        <w:spacing w:before="120" w:line="360" w:lineRule="auto"/>
         <w:rPr>
           <w:rFonts w:hint="eastAsia"/>
           <w:sz w:val="44"/>
@@ -416,12 +422,12 @@
           <w:szCs w:val="44"/>
           <w:u w:val="single"/>
         </w:rPr>
-        <w:t xml:space="preserve">  </w:t>
+        <w:t xml:space="preserve">          </w:t>
       </w:r>
     </w:p>
     <w:p>
       <w:pPr>
-        <w:spacing w:line="960" w:lineRule="auto"/>
+        <w:spacing w:before="120" w:line="360" w:lineRule="auto"/>
         <w:rPr>
           <w:rFonts w:hint="eastAsia"/>
           <w:sz w:val="44"/>
@@ -466,7 +472,7 @@
     </w:p>
     <w:p>
       <w:pPr>
-        <w:spacing w:line="960" w:lineRule="auto"/>
+        <w:spacing w:before="120" w:line="360" w:lineRule="auto"/>
         <w:rPr>
           <w:rFonts w:hint="eastAsia"/>
           <w:sz w:val="44"/>
@@ -529,8 +535,7 @@
     </w:p>
     <w:p>
       <w:pPr>
-        <w:pageBreakBefore/>
-        <w:spacing w:line="960" w:lineRule="auto"/>
+        <w:spacing w:before="120" w:line="360" w:lineRule="auto"/>
         <w:rPr>
           <w:rFonts w:hint="eastAsia"/>
           <w:sz w:val="44"/>
@@ -543,7 +548,6 @@
           <w:sz w:val="44"/>
           <w:szCs w:val="44"/>
         </w:rPr>
-        <w:lastRenderedPageBreak/>
         <w:t>学生姓名：</w:t>
       </w:r>
       <w:r>
@@ -567,7 +571,7 @@
     </w:p>
     <w:p>
       <w:pPr>
-        <w:spacing w:line="960" w:lineRule="auto"/>
+        <w:spacing w:before="120" w:line="360" w:lineRule="auto"/>
         <w:rPr>
           <w:rFonts w:hint="eastAsia"/>
           <w:sz w:val="44"/>
@@ -713,7 +717,7 @@
           <w:noProof/>
           <w:webHidden/>
         </w:rPr>
-        <w:instrText>PAGEREF _Toc243686692 \h</w:instrText>
+        <w:instrText>PAGEREF _Toc243686972 \h</w:instrText>
       </w:r>
       <w:r>
         <w:rPr>
@@ -744,7 +748,7 @@
           <w:noProof/>
           <w:webHidden/>
         </w:rPr>
-        <w:t>5</w:t>
+        <w:t>4</w:t>
       </w:r>
       <w:r>
         <w:rPr>
@@ -806,7 +810,7 @@
           <w:noProof/>
           <w:webHidden/>
         </w:rPr>
-        <w:instrText>PAGEREF _Toc243686693 \h</w:instrText>
+        <w:instrText>PAGEREF _Toc243686973 \h</w:instrText>
       </w:r>
       <w:r>
         <w:rPr>
@@ -837,7 +841,7 @@
           <w:noProof/>
           <w:webHidden/>
         </w:rPr>
-        <w:t>5</w:t>
+        <w:t>4</w:t>
       </w:r>
       <w:r>
         <w:rPr>
@@ -899,7 +903,7 @@
           <w:noProof/>
           <w:webHidden/>
         </w:rPr>
-        <w:instrText>PAGEREF _Toc243686694 \h</w:instrText>
+        <w:instrText>PAGEREF _Toc243686974 \h</w:instrText>
       </w:r>
       <w:r>
         <w:rPr>
@@ -930,7 +934,7 @@
           <w:noProof/>
           <w:webHidden/>
         </w:rPr>
-        <w:t>5</w:t>
+        <w:t>4</w:t>
       </w:r>
       <w:r>
         <w:rPr>
@@ -992,7 +996,7 @@
           <w:noProof/>
           <w:webHidden/>
         </w:rPr>
-        <w:instrText>PAGEREF _Toc243686695 \h</w:instrText>
+        <w:instrText>PAGEREF _Toc243686975 \h</w:instrText>
       </w:r>
       <w:r>
         <w:rPr>
@@ -1023,7 +1027,7 @@
           <w:noProof/>
           <w:webHidden/>
         </w:rPr>
-        <w:t>6</w:t>
+        <w:t>5</w:t>
       </w:r>
       <w:r>
         <w:rPr>
@@ -1084,7 +1088,7 @@
           <w:noProof/>
           <w:webHidden/>
         </w:rPr>
-        <w:instrText>PAGEREF _Toc243686696 \h</w:instrText>
+        <w:instrText>PAGEREF _Toc243686976 \h</w:instrText>
       </w:r>
       <w:r>
         <w:rPr>
@@ -1115,7 +1119,7 @@
           <w:noProof/>
           <w:webHidden/>
         </w:rPr>
-        <w:t>7</w:t>
+        <w:t>6</w:t>
       </w:r>
       <w:r>
         <w:rPr>
@@ -1177,7 +1181,7 @@
           <w:noProof/>
           <w:webHidden/>
         </w:rPr>
-        <w:instrText>PAGEREF _Toc243686697 \h</w:instrText>
+        <w:instrText>PAGEREF _Toc243686977 \h</w:instrText>
       </w:r>
       <w:r>
         <w:rPr>
@@ -1208,7 +1212,7 @@
           <w:noProof/>
           <w:webHidden/>
         </w:rPr>
-        <w:t>7</w:t>
+        <w:t>6</w:t>
       </w:r>
       <w:r>
         <w:rPr>
@@ -1270,7 +1274,7 @@
           <w:noProof/>
           <w:webHidden/>
         </w:rPr>
-        <w:instrText>PAGEREF _Toc243686698 \h</w:instrText>
+        <w:instrText>PAGEREF _Toc243686978 \h</w:instrText>
       </w:r>
       <w:r>
         <w:rPr>
@@ -1301,7 +1305,7 @@
           <w:noProof/>
           <w:webHidden/>
         </w:rPr>
-        <w:t>7</w:t>
+        <w:t>6</w:t>
       </w:r>
       <w:r>
         <w:rPr>
@@ -1363,7 +1367,7 @@
           <w:noProof/>
           <w:webHidden/>
         </w:rPr>
-        <w:instrText>PAGEREF _Toc243686699 \h</w:instrText>
+        <w:instrText>PAGEREF _Toc243686979 \h</w:instrText>
       </w:r>
       <w:r>
         <w:rPr>
@@ -1394,7 +1398,7 @@
           <w:noProof/>
           <w:webHidden/>
         </w:rPr>
-        <w:t>8</w:t>
+        <w:t>7</w:t>
       </w:r>
       <w:r>
         <w:rPr>
@@ -1455,7 +1459,7 @@
           <w:noProof/>
           <w:webHidden/>
         </w:rPr>
-        <w:instrText>PAGEREF _Toc243686700 \h</w:instrText>
+        <w:instrText>PAGEREF _Toc243686980 \h</w:instrText>
       </w:r>
       <w:r>
         <w:rPr>
@@ -1486,7 +1490,7 @@
           <w:noProof/>
           <w:webHidden/>
         </w:rPr>
-        <w:t>9</w:t>
+        <w:t>8</w:t>
       </w:r>
       <w:r>
         <w:rPr>
@@ -1548,7 +1552,7 @@
           <w:noProof/>
           <w:webHidden/>
         </w:rPr>
-        <w:instrText>PAGEREF _Toc243686701 \h</w:instrText>
+        <w:instrText>PAGEREF _Toc243686981 \h</w:instrText>
       </w:r>
       <w:r>
         <w:rPr>
@@ -1579,7 +1583,7 @@
           <w:noProof/>
           <w:webHidden/>
         </w:rPr>
-        <w:t>9</w:t>
+        <w:t>8</w:t>
       </w:r>
       <w:r>
         <w:rPr>
@@ -1641,7 +1645,7 @@
           <w:noProof/>
           <w:webHidden/>
         </w:rPr>
-        <w:instrText>PAGEREF _Toc243686702 \h</w:instrText>
+        <w:instrText>PAGEREF _Toc243686982 \h</w:instrText>
       </w:r>
       <w:r>
         <w:rPr>
@@ -1672,7 +1676,7 @@
           <w:noProof/>
           <w:webHidden/>
         </w:rPr>
-        <w:t>9</w:t>
+        <w:t>8</w:t>
       </w:r>
       <w:r>
         <w:rPr>
@@ -1734,7 +1738,7 @@
           <w:noProof/>
           <w:webHidden/>
         </w:rPr>
-        <w:instrText>PAGEREF _Toc243686703 \h</w:instrText>
+        <w:instrText>PAGEREF _Toc243686983 \h</w:instrText>
       </w:r>
       <w:r>
         <w:rPr>
@@ -1765,7 +1769,7 @@
           <w:noProof/>
           <w:webHidden/>
         </w:rPr>
-        <w:t>10</w:t>
+        <w:t>9</w:t>
       </w:r>
       <w:r>
         <w:rPr>
@@ -1827,7 +1831,7 @@
           <w:noProof/>
           <w:webHidden/>
         </w:rPr>
-        <w:instrText>PAGEREF _Toc243686704 \h</w:instrText>
+        <w:instrText>PAGEREF _Toc243686984 \h</w:instrText>
       </w:r>
       <w:r>
         <w:rPr>
@@ -1858,7 +1862,7 @@
           <w:noProof/>
           <w:webHidden/>
         </w:rPr>
-        <w:t>10</w:t>
+        <w:t>9</w:t>
       </w:r>
       <w:r>
         <w:rPr>
@@ -1919,7 +1923,7 @@
           <w:noProof/>
           <w:webHidden/>
         </w:rPr>
-        <w:instrText>PAGEREF _Toc243686705 \h</w:instrText>
+        <w:instrText>PAGEREF _Toc243686985 \h</w:instrText>
       </w:r>
       <w:r>
         <w:rPr>
@@ -1950,7 +1954,7 @@
           <w:noProof/>
           <w:webHidden/>
         </w:rPr>
-        <w:t>12</w:t>
+        <w:t>11</w:t>
       </w:r>
       <w:r>
         <w:rPr>
@@ -2012,7 +2016,7 @@
           <w:noProof/>
           <w:webHidden/>
         </w:rPr>
-        <w:instrText>PAGEREF _Toc243686706 \h</w:instrText>
+        <w:instrText>PAGEREF _Toc243686986 \h</w:instrText>
       </w:r>
       <w:r>
         <w:rPr>
@@ -2043,7 +2047,7 @@
           <w:noProof/>
           <w:webHidden/>
         </w:rPr>
-        <w:t>12</w:t>
+        <w:t>11</w:t>
       </w:r>
       <w:r>
         <w:rPr>
@@ -2105,7 +2109,7 @@
           <w:noProof/>
           <w:webHidden/>
         </w:rPr>
-        <w:instrText>PAGEREF _Toc243686707 \h</w:instrText>
+        <w:instrText>PAGEREF _Toc243686987 \h</w:instrText>
       </w:r>
       <w:r>
         <w:rPr>
@@ -2136,7 +2140,7 @@
           <w:noProof/>
           <w:webHidden/>
         </w:rPr>
-        <w:t>13</w:t>
+        <w:t>12</w:t>
       </w:r>
       <w:r>
         <w:rPr>
@@ -2198,7 +2202,7 @@
           <w:noProof/>
           <w:webHidden/>
         </w:rPr>
-        <w:instrText>PAGEREF _Toc243686708 \h</w:instrText>
+        <w:instrText>PAGEREF _Toc243686988 \h</w:instrText>
       </w:r>
       <w:r>
         <w:rPr>
@@ -2229,7 +2233,7 @@
           <w:noProof/>
           <w:webHidden/>
         </w:rPr>
-        <w:t>13</w:t>
+        <w:t>12</w:t>
       </w:r>
       <w:r>
         <w:rPr>
@@ -2291,7 +2295,7 @@
           <w:noProof/>
           <w:webHidden/>
         </w:rPr>
-        <w:instrText>PAGEREF _Toc243686709 \h</w:instrText>
+        <w:instrText>PAGEREF _Toc243686989 \h</w:instrText>
       </w:r>
       <w:r>
         <w:rPr>
@@ -2322,7 +2326,7 @@
           <w:noProof/>
           <w:webHidden/>
         </w:rPr>
-        <w:t>14</w:t>
+        <w:t>13</w:t>
       </w:r>
       <w:r>
         <w:rPr>
@@ -2384,7 +2388,7 @@
           <w:noProof/>
           <w:webHidden/>
         </w:rPr>
-        <w:instrText>PAGEREF _Toc243686710 \h</w:instrText>
+        <w:instrText>PAGEREF _Toc243686990 \h</w:instrText>
       </w:r>
       <w:r>
         <w:rPr>
@@ -2415,7 +2419,7 @@
           <w:noProof/>
           <w:webHidden/>
         </w:rPr>
-        <w:t>15</w:t>
+        <w:t>14</w:t>
       </w:r>
       <w:r>
         <w:rPr>
@@ -2476,7 +2480,7 @@
           <w:noProof/>
           <w:webHidden/>
         </w:rPr>
-        <w:instrText>PAGEREF _Toc243686711 \h</w:instrText>
+        <w:instrText>PAGEREF _Toc243686991 \h</w:instrText>
       </w:r>
       <w:r>
         <w:rPr>
@@ -2507,7 +2511,7 @@
           <w:noProof/>
           <w:webHidden/>
         </w:rPr>
-        <w:t>16</w:t>
+        <w:t>15</w:t>
       </w:r>
       <w:r>
         <w:rPr>
@@ -2569,7 +2573,7 @@
           <w:noProof/>
           <w:webHidden/>
         </w:rPr>
-        <w:instrText>PAGEREF _Toc243686712 \h</w:instrText>
+        <w:instrText>PAGEREF _Toc243686992 \h</w:instrText>
       </w:r>
       <w:r>
         <w:rPr>
@@ -2600,7 +2604,7 @@
           <w:noProof/>
           <w:webHidden/>
         </w:rPr>
-        <w:t>16</w:t>
+        <w:t>15</w:t>
       </w:r>
       <w:r>
         <w:rPr>
@@ -2662,7 +2666,7 @@
           <w:noProof/>
           <w:webHidden/>
         </w:rPr>
-        <w:instrText>PAGEREF _Toc243686713 \h</w:instrText>
+        <w:instrText>PAGEREF _Toc243686993 \h</w:instrText>
       </w:r>
       <w:r>
         <w:rPr>
@@ -2693,7 +2697,7 @@
           <w:noProof/>
           <w:webHidden/>
         </w:rPr>
-        <w:t>16</w:t>
+        <w:t>15</w:t>
       </w:r>
       <w:r>
         <w:rPr>
@@ -2755,7 +2759,7 @@
           <w:noProof/>
           <w:webHidden/>
         </w:rPr>
-        <w:instrText>PAGEREF _Toc243686714 \h</w:instrText>
+        <w:instrText>PAGEREF _Toc243686994 \h</w:instrText>
       </w:r>
       <w:r>
         <w:rPr>
@@ -2786,7 +2790,7 @@
           <w:noProof/>
           <w:webHidden/>
         </w:rPr>
-        <w:t>17</w:t>
+        <w:t>16</w:t>
       </w:r>
       <w:r>
         <w:rPr>
@@ -2848,7 +2852,7 @@
           <w:noProof/>
           <w:webHidden/>
         </w:rPr>
-        <w:instrText>PAGEREF _Toc243686715 \h</w:instrText>
+        <w:instrText>PAGEREF _Toc243686995 \h</w:instrText>
       </w:r>
       <w:r>
         <w:rPr>
@@ -2879,7 +2883,7 @@
           <w:noProof/>
           <w:webHidden/>
         </w:rPr>
-        <w:t>18</w:t>
+        <w:t>17</w:t>
       </w:r>
       <w:r>
         <w:rPr>
@@ -2940,7 +2944,7 @@
           <w:noProof/>
           <w:webHidden/>
         </w:rPr>
-        <w:instrText>PAGEREF _Toc243686716 \h</w:instrText>
+        <w:instrText>PAGEREF _Toc243686996 \h</w:instrText>
       </w:r>
       <w:r>
         <w:rPr>
@@ -2971,7 +2975,7 @@
           <w:noProof/>
           <w:webHidden/>
         </w:rPr>
-        <w:t>20</w:t>
+        <w:t>19</w:t>
       </w:r>
       <w:r>
         <w:rPr>
@@ -3033,7 +3037,7 @@
           <w:noProof/>
           <w:webHidden/>
         </w:rPr>
-        <w:instrText>PAGEREF _Toc243686717 \h</w:instrText>
+        <w:instrText>PAGEREF _Toc243686997 \h</w:instrText>
       </w:r>
       <w:r>
         <w:rPr>
@@ -3064,7 +3068,7 @@
           <w:noProof/>
           <w:webHidden/>
         </w:rPr>
-        <w:t>20</w:t>
+        <w:t>19</w:t>
       </w:r>
       <w:r>
         <w:rPr>
@@ -3126,7 +3130,7 @@
           <w:noProof/>
           <w:webHidden/>
         </w:rPr>
-        <w:instrText>PAGEREF _Toc243686718 \h</w:instrText>
+        <w:instrText>PAGEREF _Toc243686998 \h</w:instrText>
       </w:r>
       <w:r>
         <w:rPr>
@@ -3157,7 +3161,7 @@
           <w:noProof/>
           <w:webHidden/>
         </w:rPr>
-        <w:t>20</w:t>
+        <w:t>19</w:t>
       </w:r>
       <w:r>
         <w:rPr>
@@ -3219,7 +3223,7 @@
           <w:noProof/>
           <w:webHidden/>
         </w:rPr>
-        <w:instrText>PAGEREF _Toc243686719 \h</w:instrText>
+        <w:instrText>PAGEREF _Toc243686999 \h</w:instrText>
       </w:r>
       <w:r>
         <w:rPr>
@@ -3250,7 +3254,7 @@
           <w:noProof/>
           <w:webHidden/>
         </w:rPr>
-        <w:t>21</w:t>
+        <w:t>20</w:t>
       </w:r>
       <w:r>
         <w:rPr>
@@ -3312,7 +3316,7 @@
           <w:noProof/>
           <w:webHidden/>
         </w:rPr>
-        <w:instrText>PAGEREF _Toc243686720 \h</w:instrText>
+        <w:instrText>PAGEREF _Toc243687000 \h</w:instrText>
       </w:r>
       <w:r>
         <w:rPr>
@@ -3343,7 +3347,7 @@
           <w:noProof/>
           <w:webHidden/>
         </w:rPr>
-        <w:t>22</w:t>
+        <w:t>21</w:t>
       </w:r>
       <w:r>
         <w:rPr>
@@ -3405,7 +3409,7 @@
           <w:noProof/>
           <w:webHidden/>
         </w:rPr>
-        <w:instrText>PAGEREF _Toc243686721 \h</w:instrText>
+        <w:instrText>PAGEREF _Toc243687001 \h</w:instrText>
       </w:r>
       <w:r>
         <w:rPr>
@@ -3436,7 +3440,7 @@
           <w:noProof/>
           <w:webHidden/>
         </w:rPr>
-        <w:t>23</w:t>
+        <w:t>22</w:t>
       </w:r>
       <w:r>
         <w:rPr>
@@ -3497,7 +3501,7 @@
           <w:noProof/>
           <w:webHidden/>
         </w:rPr>
-        <w:instrText>PAGEREF _Toc243686722 \h</w:instrText>
+        <w:instrText>PAGEREF _Toc243687002 \h</w:instrText>
       </w:r>
       <w:r>
         <w:rPr>
@@ -3528,7 +3532,7 @@
           <w:noProof/>
           <w:webHidden/>
         </w:rPr>
-        <w:t>24</w:t>
+        <w:t>23</w:t>
       </w:r>
       <w:r>
         <w:rPr>
@@ -3590,7 +3594,7 @@
           <w:noProof/>
           <w:webHidden/>
         </w:rPr>
-        <w:instrText>PAGEREF _Toc243686723 \h</w:instrText>
+        <w:instrText>PAGEREF _Toc243687003 \h</w:instrText>
       </w:r>
       <w:r>
         <w:rPr>
@@ -3621,7 +3625,7 @@
           <w:noProof/>
           <w:webHidden/>
         </w:rPr>
-        <w:t>24</w:t>
+        <w:t>23</w:t>
       </w:r>
       <w:r>
         <w:rPr>
@@ -3683,7 +3687,7 @@
           <w:noProof/>
           <w:webHidden/>
         </w:rPr>
-        <w:instrText>PAGEREF _Toc243686724 \h</w:instrText>
+        <w:instrText>PAGEREF _Toc243687004 \h</w:instrText>
       </w:r>
       <w:r>
         <w:rPr>
@@ -3714,7 +3718,7 @@
           <w:noProof/>
           <w:webHidden/>
         </w:rPr>
-        <w:t>24</w:t>
+        <w:t>23</w:t>
       </w:r>
       <w:r>
         <w:rPr>
@@ -3776,7 +3780,7 @@
           <w:noProof/>
           <w:webHidden/>
         </w:rPr>
-        <w:instrText>PAGEREF _Toc243686725 \h</w:instrText>
+        <w:instrText>PAGEREF _Toc243687005 \h</w:instrText>
       </w:r>
       <w:r>
         <w:rPr>
@@ -3807,7 +3811,7 @@
           <w:noProof/>
           <w:webHidden/>
         </w:rPr>
-        <w:t>24</w:t>
+        <w:t>23</w:t>
       </w:r>
       <w:r>
         <w:rPr>
@@ -3869,7 +3873,7 @@
           <w:noProof/>
           <w:webHidden/>
         </w:rPr>
-        <w:instrText>PAGEREF _Toc243686726 \h</w:instrText>
+        <w:instrText>PAGEREF _Toc243687006 \h</w:instrText>
       </w:r>
       <w:r>
         <w:rPr>
@@ -3900,7 +3904,7 @@
           <w:noProof/>
           <w:webHidden/>
         </w:rPr>
-        <w:t>25</w:t>
+        <w:t>24</w:t>
       </w:r>
       <w:r>
         <w:rPr>
@@ -3962,7 +3966,7 @@
           <w:noProof/>
           <w:webHidden/>
         </w:rPr>
-        <w:instrText>PAGEREF _Toc243686727 \h</w:instrText>
+        <w:instrText>PAGEREF _Toc243687007 \h</w:instrText>
       </w:r>
       <w:r>
         <w:rPr>
@@ -3993,7 +3997,7 @@
           <w:noProof/>
           <w:webHidden/>
         </w:rPr>
-        <w:t>25</w:t>
+        <w:t>24</w:t>
       </w:r>
       <w:r>
         <w:rPr>
@@ -4055,7 +4059,7 @@
           <w:noProof/>
           <w:webHidden/>
         </w:rPr>
-        <w:instrText>PAGEREF _Toc243686728 \h</w:instrText>
+        <w:instrText>PAGEREF _Toc243687008 \h</w:instrText>
       </w:r>
       <w:r>
         <w:rPr>
@@ -4086,7 +4090,7 @@
           <w:noProof/>
           <w:webHidden/>
         </w:rPr>
-        <w:t>25</w:t>
+        <w:t>24</w:t>
       </w:r>
       <w:r>
         <w:rPr>
@@ -4148,7 +4152,7 @@
           <w:noProof/>
           <w:webHidden/>
         </w:rPr>
-        <w:instrText>PAGEREF _Toc243686729 \h</w:instrText>
+        <w:instrText>PAGEREF _Toc243687009 \h</w:instrText>
       </w:r>
       <w:r>
         <w:rPr>
@@ -4179,7 +4183,7 @@
           <w:noProof/>
           <w:webHidden/>
         </w:rPr>
-        <w:t>25</w:t>
+        <w:t>24</w:t>
       </w:r>
       <w:r>
         <w:rPr>
@@ -4241,7 +4245,7 @@
           <w:noProof/>
           <w:webHidden/>
         </w:rPr>
-        <w:instrText>PAGEREF _Toc243686730 \h</w:instrText>
+        <w:instrText>PAGEREF _Toc243687010 \h</w:instrText>
       </w:r>
       <w:r>
         <w:rPr>
@@ -4272,7 +4276,7 @@
           <w:noProof/>
           <w:webHidden/>
         </w:rPr>
-        <w:t>26</w:t>
+        <w:t>25</w:t>
       </w:r>
       <w:r>
         <w:rPr>
@@ -4334,7 +4338,7 @@
           <w:noProof/>
           <w:webHidden/>
         </w:rPr>
-        <w:instrText>PAGEREF _Toc243686731 \h</w:instrText>
+        <w:instrText>PAGEREF _Toc243687011 \h</w:instrText>
       </w:r>
       <w:r>
         <w:rPr>
@@ -4365,7 +4369,7 @@
           <w:noProof/>
           <w:webHidden/>
         </w:rPr>
-        <w:t>26</w:t>
+        <w:t>25</w:t>
       </w:r>
       <w:r>
         <w:rPr>
@@ -4427,7 +4431,7 @@
           <w:noProof/>
           <w:webHidden/>
         </w:rPr>
-        <w:instrText>PAGEREF _Toc243686732 \h</w:instrText>
+        <w:instrText>PAGEREF _Toc243687012 \h</w:instrText>
       </w:r>
       <w:r>
         <w:rPr>
@@ -4458,7 +4462,7 @@
           <w:noProof/>
           <w:webHidden/>
         </w:rPr>
-        <w:t>27</w:t>
+        <w:t>26</w:t>
       </w:r>
       <w:r>
         <w:rPr>
@@ -4521,7 +4525,7 @@
           <w:noProof/>
           <w:webHidden/>
         </w:rPr>
-        <w:instrText>PAGEREF _Toc243686733 \h</w:instrText>
+        <w:instrText>PAGEREF _Toc243687013 \h</w:instrText>
       </w:r>
       <w:r>
         <w:rPr>
@@ -4552,7 +4556,7 @@
           <w:noProof/>
           <w:webHidden/>
         </w:rPr>
-        <w:t>28</w:t>
+        <w:t>27</w:t>
       </w:r>
       <w:r>
         <w:rPr>
@@ -4613,7 +4617,7 @@
           <w:noProof/>
           <w:webHidden/>
         </w:rPr>
-        <w:instrText>PAGEREF _Toc243686734 \h</w:instrText>
+        <w:instrText>PAGEREF _Toc243687014 \h</w:instrText>
       </w:r>
       <w:r>
         <w:rPr>
@@ -4644,7 +4648,7 @@
           <w:noProof/>
           <w:webHidden/>
         </w:rPr>
-        <w:t>32</w:t>
+        <w:t>31</w:t>
       </w:r>
       <w:r>
         <w:rPr>
@@ -4706,7 +4710,7 @@
           <w:noProof/>
           <w:webHidden/>
         </w:rPr>
-        <w:instrText>PAGEREF _Toc243686735 \h</w:instrText>
+        <w:instrText>PAGEREF _Toc243687015 \h</w:instrText>
       </w:r>
       <w:r>
         <w:rPr>
@@ -4737,7 +4741,7 @@
           <w:noProof/>
           <w:webHidden/>
         </w:rPr>
-        <w:t>32</w:t>
+        <w:t>31</w:t>
       </w:r>
       <w:r>
         <w:rPr>
@@ -4799,7 +4803,7 @@
           <w:noProof/>
           <w:webHidden/>
         </w:rPr>
-        <w:instrText>PAGEREF _Toc243686736 \h</w:instrText>
+        <w:instrText>PAGEREF _Toc243687016 \h</w:instrText>
       </w:r>
       <w:r>
         <w:rPr>
@@ -4830,7 +4834,7 @@
           <w:noProof/>
           <w:webHidden/>
         </w:rPr>
-        <w:t>32</w:t>
+        <w:t>31</w:t>
       </w:r>
       <w:r>
         <w:rPr>
@@ -4892,7 +4896,7 @@
           <w:noProof/>
           <w:webHidden/>
         </w:rPr>
-        <w:instrText>PAGEREF _Toc243686737 \h</w:instrText>
+        <w:instrText>PAGEREF _Toc243687017 \h</w:instrText>
       </w:r>
       <w:r>
         <w:rPr>
@@ -4923,7 +4927,7 @@
           <w:noProof/>
           <w:webHidden/>
         </w:rPr>
-        <w:t>32</w:t>
+        <w:t>31</w:t>
       </w:r>
       <w:r>
         <w:rPr>
@@ -4985,7 +4989,7 @@
           <w:noProof/>
           <w:webHidden/>
         </w:rPr>
-        <w:instrText>PAGEREF _Toc243686738 \h</w:instrText>
+        <w:instrText>PAGEREF _Toc243687018 \h</w:instrText>
       </w:r>
       <w:r>
         <w:rPr>
@@ -5016,7 +5020,7 @@
           <w:noProof/>
           <w:webHidden/>
         </w:rPr>
-        <w:t>33</w:t>
+        <w:t>32</w:t>
       </w:r>
       <w:r>
         <w:rPr>
@@ -5077,7 +5081,7 @@
           <w:noProof/>
           <w:webHidden/>
         </w:rPr>
-        <w:instrText>PAGEREF _Toc243686739 \h</w:instrText>
+        <w:instrText>PAGEREF _Toc243687019 \h</w:instrText>
       </w:r>
       <w:r>
         <w:rPr>
@@ -5108,7 +5112,7 @@
           <w:noProof/>
           <w:webHidden/>
         </w:rPr>
-        <w:t>35</w:t>
+        <w:t>34</w:t>
       </w:r>
       <w:r>
         <w:rPr>
@@ -5169,7 +5173,7 @@
           <w:noProof/>
           <w:webHidden/>
         </w:rPr>
-        <w:instrText>PAGEREF _Toc243686740 \h</w:instrText>
+        <w:instrText>PAGEREF _Toc243687020 \h</w:instrText>
       </w:r>
       <w:r>
         <w:rPr>
@@ -5200,7 +5204,7 @@
           <w:noProof/>
           <w:webHidden/>
         </w:rPr>
-        <w:t>36</w:t>
+        <w:t>35</w:t>
       </w:r>
       <w:r>
         <w:rPr>
@@ -5261,7 +5265,7 @@
           <w:noProof/>
           <w:webHidden/>
         </w:rPr>
-        <w:instrText>PAGEREF _Toc243686741 \h</w:instrText>
+        <w:instrText>PAGEREF _Toc243687021 \h</w:instrText>
       </w:r>
       <w:r>
         <w:rPr>
@@ -5292,7 +5296,7 @@
           <w:noProof/>
           <w:webHidden/>
         </w:rPr>
-        <w:t>37</w:t>
+        <w:t>36</w:t>
       </w:r>
       <w:r>
         <w:rPr>
@@ -5353,7 +5357,7 @@
           <w:noProof/>
           <w:webHidden/>
         </w:rPr>
-        <w:instrText>PAGEREF _Toc243686742 \h</w:instrText>
+        <w:instrText>PAGEREF _Toc243687022 \h</w:instrText>
       </w:r>
       <w:r>
         <w:rPr>
@@ -5384,7 +5388,7 @@
           <w:noProof/>
           <w:webHidden/>
         </w:rPr>
-        <w:t>38</w:t>
+        <w:t>37</w:t>
       </w:r>
       <w:r>
         <w:rPr>
@@ -5445,7 +5449,7 @@
           <w:noProof/>
           <w:webHidden/>
         </w:rPr>
-        <w:instrText>PAGEREF _Toc243686743 \h</w:instrText>
+        <w:instrText>PAGEREF _Toc243687023 \h</w:instrText>
       </w:r>
       <w:r>
         <w:rPr>
@@ -5476,7 +5480,7 @@
           <w:noProof/>
           <w:webHidden/>
         </w:rPr>
-        <w:t>39</w:t>
+        <w:t>38</w:t>
       </w:r>
       <w:r>
         <w:rPr>
@@ -5509,7 +5513,7 @@
           <w:rFonts w:hint="eastAsia"/>
         </w:rPr>
       </w:pPr>
-      <w:bookmarkStart w:id="0" w:name="_Toc243686692"/>
+      <w:bookmarkStart w:id="0" w:name="_Toc243686972"/>
       <w:r>
         <w:lastRenderedPageBreak/>
         <w:t>一．系统开发背景</w:t>
@@ -5523,7 +5527,7 @@
           <w:rFonts w:hint="eastAsia"/>
         </w:rPr>
       </w:pPr>
-      <w:bookmarkStart w:id="1" w:name="_Toc243686693"/>
+      <w:bookmarkStart w:id="1" w:name="_Toc243686973"/>
       <w:r>
         <w:t xml:space="preserve">1.1 </w:t>
       </w:r>
@@ -5603,7 +5607,7 @@
           <w:rFonts w:hint="eastAsia"/>
         </w:rPr>
       </w:pPr>
-      <w:bookmarkStart w:id="2" w:name="_Toc243686694"/>
+      <w:bookmarkStart w:id="2" w:name="_Toc243686974"/>
       <w:r>
         <w:t xml:space="preserve">1.2 </w:t>
       </w:r>
@@ -5798,7 +5802,7 @@
           <w:rFonts w:hint="eastAsia"/>
         </w:rPr>
       </w:pPr>
-      <w:bookmarkStart w:id="3" w:name="_Toc243686695"/>
+      <w:bookmarkStart w:id="3" w:name="_Toc243686975"/>
       <w:r>
         <w:lastRenderedPageBreak/>
         <w:t xml:space="preserve">1.3 </w:t>
@@ -6012,7 +6016,7 @@
           <w:rFonts w:hint="eastAsia"/>
         </w:rPr>
       </w:pPr>
-      <w:bookmarkStart w:id="4" w:name="_Toc243686696"/>
+      <w:bookmarkStart w:id="4" w:name="_Toc243686976"/>
       <w:r>
         <w:lastRenderedPageBreak/>
         <w:t>二．实验环境及配置介绍</w:t>
@@ -6067,7 +6071,7 @@
           <w:rFonts w:hint="eastAsia"/>
         </w:rPr>
       </w:pPr>
-      <w:bookmarkStart w:id="5" w:name="_Toc243686697"/>
+      <w:bookmarkStart w:id="5" w:name="_Toc243686977"/>
       <w:r>
         <w:t xml:space="preserve">2.1 </w:t>
       </w:r>
@@ -7468,7 +7472,7 @@
           <w:rFonts w:hint="eastAsia"/>
         </w:rPr>
       </w:pPr>
-      <w:bookmarkStart w:id="6" w:name="_Toc243686698"/>
+      <w:bookmarkStart w:id="6" w:name="_Toc243686978"/>
       <w:r>
         <w:t xml:space="preserve">2.2 </w:t>
       </w:r>
@@ -7849,7 +7853,7 @@
           <w:rFonts w:hint="eastAsia"/>
         </w:rPr>
       </w:pPr>
-      <w:bookmarkStart w:id="7" w:name="_Toc243686699"/>
+      <w:bookmarkStart w:id="7" w:name="_Toc243686979"/>
       <w:r>
         <w:t xml:space="preserve">2.3 </w:t>
       </w:r>
@@ -8038,7 +8042,7 @@
           <w:rFonts w:hint="eastAsia"/>
         </w:rPr>
       </w:pPr>
-      <w:bookmarkStart w:id="8" w:name="_Toc243686700"/>
+      <w:bookmarkStart w:id="8" w:name="_Toc243686980"/>
       <w:r>
         <w:lastRenderedPageBreak/>
         <w:t>三．系统需求</w:t>
@@ -8093,7 +8097,7 @@
           <w:rFonts w:hint="eastAsia"/>
         </w:rPr>
       </w:pPr>
-      <w:bookmarkStart w:id="9" w:name="_Toc243686701"/>
+      <w:bookmarkStart w:id="9" w:name="_Toc243686981"/>
       <w:r>
         <w:t xml:space="preserve">3.1 </w:t>
       </w:r>
@@ -8531,7 +8535,7 @@
           <w:rFonts w:hint="eastAsia"/>
         </w:rPr>
       </w:pPr>
-      <w:bookmarkStart w:id="10" w:name="_Toc243686702"/>
+      <w:bookmarkStart w:id="10" w:name="_Toc243686982"/>
       <w:r>
         <w:t xml:space="preserve">3.2 </w:t>
       </w:r>
@@ -8708,7 +8712,7 @@
           <w:rFonts w:hint="eastAsia"/>
         </w:rPr>
       </w:pPr>
-      <w:bookmarkStart w:id="11" w:name="_Toc243686703"/>
+      <w:bookmarkStart w:id="11" w:name="_Toc243686983"/>
       <w:r>
         <w:t xml:space="preserve">3.3 </w:t>
       </w:r>
@@ -8793,7 +8797,7 @@
           <w:rFonts w:hint="eastAsia"/>
         </w:rPr>
       </w:pPr>
-      <w:bookmarkStart w:id="12" w:name="_Toc243686704"/>
+      <w:bookmarkStart w:id="12" w:name="_Toc243686984"/>
       <w:r>
         <w:t xml:space="preserve">3.4 </w:t>
       </w:r>
@@ -9005,7 +9009,7 @@
           <w:rFonts w:hint="eastAsia"/>
         </w:rPr>
       </w:pPr>
-      <w:bookmarkStart w:id="13" w:name="_Toc243686705"/>
+      <w:bookmarkStart w:id="13" w:name="_Toc243686985"/>
       <w:r>
         <w:lastRenderedPageBreak/>
         <w:t>四．系统概要设计</w:t>
@@ -9036,7 +9040,7 @@
           <w:rFonts w:hint="eastAsia"/>
         </w:rPr>
       </w:pPr>
-      <w:bookmarkStart w:id="14" w:name="_Toc243686706"/>
+      <w:bookmarkStart w:id="14" w:name="_Toc243686986"/>
       <w:r>
         <w:t xml:space="preserve">4.1 </w:t>
       </w:r>
@@ -9057,7 +9061,7 @@
           <w:noProof/>
         </w:rPr>
         <w:drawing>
-          <wp:inline distT="0" distB="0" distL="0" distR="0" wp14:anchorId="33E060B0" wp14:editId="41EA0506">
+          <wp:inline distT="0" distB="0" distL="0" distR="0" wp14:anchorId="7AE56B49" wp14:editId="4E51BA71">
             <wp:extent cx="3060000" cy="4456957"/>
             <wp:effectExtent l="0" t="0" r="0" b="0"/>
             <wp:docPr id="3" name="Picture 3"/>
@@ -9278,7 +9282,7 @@
           <w:rFonts w:hint="eastAsia"/>
         </w:rPr>
       </w:pPr>
-      <w:bookmarkStart w:id="15" w:name="_Toc243686707"/>
+      <w:bookmarkStart w:id="15" w:name="_Toc243686987"/>
       <w:r>
         <w:t xml:space="preserve">4.2 </w:t>
       </w:r>
@@ -9299,7 +9303,7 @@
           <w:noProof/>
         </w:rPr>
         <w:drawing>
-          <wp:inline distT="0" distB="0" distL="0" distR="0" wp14:anchorId="49CF7CCA" wp14:editId="37F32168">
+          <wp:inline distT="0" distB="0" distL="0" distR="0" wp14:anchorId="306A62AF" wp14:editId="7C58A10C">
             <wp:extent cx="5400000" cy="4755575"/>
             <wp:effectExtent l="0" t="0" r="0" b="0"/>
             <wp:docPr id="4" name="Picture 4"/>
@@ -9376,7 +9380,7 @@
           <w:rFonts w:hint="eastAsia"/>
         </w:rPr>
       </w:pPr>
-      <w:bookmarkStart w:id="16" w:name="_Toc243686708"/>
+      <w:bookmarkStart w:id="16" w:name="_Toc243686988"/>
       <w:r>
         <w:t xml:space="preserve">4.3 </w:t>
       </w:r>
@@ -11160,7 +11164,7 @@
           <w:rFonts w:hint="eastAsia"/>
         </w:rPr>
       </w:pPr>
-      <w:bookmarkStart w:id="17" w:name="_Toc243686709"/>
+      <w:bookmarkStart w:id="17" w:name="_Toc243686989"/>
       <w:r>
         <w:t xml:space="preserve">4.4 </w:t>
       </w:r>
@@ -12180,7 +12184,7 @@
           <w:rFonts w:hint="eastAsia"/>
         </w:rPr>
       </w:pPr>
-      <w:bookmarkStart w:id="18" w:name="_Toc243686710"/>
+      <w:bookmarkStart w:id="18" w:name="_Toc243686990"/>
       <w:r>
         <w:t xml:space="preserve">4.5 </w:t>
       </w:r>
@@ -12344,7 +12348,7 @@
           <w:rFonts w:hint="eastAsia"/>
         </w:rPr>
       </w:pPr>
-      <w:bookmarkStart w:id="19" w:name="_Toc243686711"/>
+      <w:bookmarkStart w:id="19" w:name="_Toc243686991"/>
       <w:r>
         <w:lastRenderedPageBreak/>
         <w:t>五．系统</w:t>
@@ -12399,7 +12403,7 @@
           <w:rFonts w:hint="eastAsia"/>
         </w:rPr>
       </w:pPr>
-      <w:bookmarkStart w:id="20" w:name="_Toc243686712"/>
+      <w:bookmarkStart w:id="20" w:name="_Toc243686992"/>
       <w:r>
         <w:t xml:space="preserve">5.1 </w:t>
       </w:r>
@@ -12522,7 +12526,7 @@
           <w:rFonts w:hint="eastAsia"/>
         </w:rPr>
       </w:pPr>
-      <w:bookmarkStart w:id="21" w:name="_Toc243686713"/>
+      <w:bookmarkStart w:id="21" w:name="_Toc243686993"/>
       <w:r>
         <w:t xml:space="preserve">5.2 </w:t>
       </w:r>
@@ -12550,7 +12554,7 @@
         </w:rPr>
         <w:lastRenderedPageBreak/>
         <w:drawing>
-          <wp:inline distT="0" distB="0" distL="0" distR="0" wp14:anchorId="05556C53" wp14:editId="392961F4">
+          <wp:inline distT="0" distB="0" distL="0" distR="0" wp14:anchorId="6F274284" wp14:editId="502FB737">
             <wp:extent cx="3960000" cy="5217882"/>
             <wp:effectExtent l="0" t="0" r="0" b="0"/>
             <wp:docPr id="5" name="Picture 5"/>
@@ -12645,7 +12649,7 @@
           <w:rFonts w:hint="eastAsia"/>
         </w:rPr>
       </w:pPr>
-      <w:bookmarkStart w:id="22" w:name="_Toc243686714"/>
+      <w:bookmarkStart w:id="22" w:name="_Toc243686994"/>
       <w:r>
         <w:t xml:space="preserve">5.3 </w:t>
       </w:r>
@@ -12673,7 +12677,7 @@
         </w:rPr>
         <w:lastRenderedPageBreak/>
         <w:drawing>
-          <wp:inline distT="0" distB="0" distL="0" distR="0" wp14:anchorId="039F9128" wp14:editId="1B9051E6">
+          <wp:inline distT="0" distB="0" distL="0" distR="0" wp14:anchorId="51949D29" wp14:editId="4D5E021D">
             <wp:extent cx="4500000" cy="5250000"/>
             <wp:effectExtent l="0" t="0" r="0" b="0"/>
             <wp:docPr id="6" name="Picture 6"/>
@@ -12762,7 +12766,7 @@
           <w:rFonts w:hint="eastAsia"/>
         </w:rPr>
       </w:pPr>
-      <w:bookmarkStart w:id="23" w:name="_Toc243686715"/>
+      <w:bookmarkStart w:id="23" w:name="_Toc243686995"/>
       <w:r>
         <w:t xml:space="preserve">5.4 </w:t>
       </w:r>
@@ -12924,7 +12928,7 @@
           <w:rFonts w:hint="eastAsia"/>
         </w:rPr>
       </w:pPr>
-      <w:bookmarkStart w:id="24" w:name="_Toc243686716"/>
+      <w:bookmarkStart w:id="24" w:name="_Toc243686996"/>
       <w:r>
         <w:lastRenderedPageBreak/>
         <w:t>六．系统数据库设计</w:t>
@@ -12973,7 +12977,7 @@
           <w:rFonts w:hint="eastAsia"/>
         </w:rPr>
       </w:pPr>
-      <w:bookmarkStart w:id="25" w:name="_Toc243686717"/>
+      <w:bookmarkStart w:id="25" w:name="_Toc243686997"/>
       <w:r>
         <w:t xml:space="preserve">6.1 </w:t>
       </w:r>
@@ -13093,7 +13097,7 @@
           <w:rFonts w:hint="eastAsia"/>
         </w:rPr>
       </w:pPr>
-      <w:bookmarkStart w:id="26" w:name="_Toc243686718"/>
+      <w:bookmarkStart w:id="26" w:name="_Toc243686998"/>
       <w:r>
         <w:t xml:space="preserve">6.2 </w:t>
       </w:r>
@@ -15176,7 +15180,7 @@
           <w:rFonts w:hint="eastAsia"/>
         </w:rPr>
       </w:pPr>
-      <w:bookmarkStart w:id="27" w:name="_Toc243686719"/>
+      <w:bookmarkStart w:id="27" w:name="_Toc243686999"/>
       <w:r>
         <w:t xml:space="preserve">6.3 </w:t>
       </w:r>
@@ -18540,7 +18544,7 @@
           <w:rFonts w:hint="eastAsia"/>
         </w:rPr>
       </w:pPr>
-      <w:bookmarkStart w:id="28" w:name="_Toc243686720"/>
+      <w:bookmarkStart w:id="28" w:name="_Toc243687000"/>
       <w:r>
         <w:t xml:space="preserve">6.4 </w:t>
       </w:r>
@@ -21859,7 +21863,7 @@
           <w:rFonts w:hint="eastAsia"/>
         </w:rPr>
       </w:pPr>
-      <w:bookmarkStart w:id="29" w:name="_Toc243686721"/>
+      <w:bookmarkStart w:id="29" w:name="_Toc243687001"/>
       <w:r>
         <w:t xml:space="preserve">6.5 </w:t>
       </w:r>
@@ -21953,7 +21957,7 @@
           <w:rFonts w:hint="eastAsia"/>
         </w:rPr>
       </w:pPr>
-      <w:bookmarkStart w:id="30" w:name="_Toc243686722"/>
+      <w:bookmarkStart w:id="30" w:name="_Toc243687002"/>
       <w:r>
         <w:lastRenderedPageBreak/>
         <w:t>七．系统功能实现</w:t>
@@ -22008,7 +22012,7 @@
           <w:rFonts w:hint="eastAsia"/>
         </w:rPr>
       </w:pPr>
-      <w:bookmarkStart w:id="31" w:name="_Toc243686723"/>
+      <w:bookmarkStart w:id="31" w:name="_Toc243687003"/>
       <w:r>
         <w:t xml:space="preserve">7.1 </w:t>
       </w:r>
@@ -22147,7 +22151,7 @@
           <w:rFonts w:hint="eastAsia"/>
         </w:rPr>
       </w:pPr>
-      <w:bookmarkStart w:id="32" w:name="_Toc243686724"/>
+      <w:bookmarkStart w:id="32" w:name="_Toc243687004"/>
       <w:r>
         <w:t xml:space="preserve">7.2 </w:t>
       </w:r>
@@ -22191,7 +22195,7 @@
           <w:rFonts w:hint="eastAsia"/>
         </w:rPr>
       </w:pPr>
-      <w:bookmarkStart w:id="33" w:name="_Toc243686725"/>
+      <w:bookmarkStart w:id="33" w:name="_Toc243687005"/>
       <w:r>
         <w:t xml:space="preserve">7.3 </w:t>
       </w:r>
@@ -22224,7 +22228,7 @@
           <w:rFonts w:hint="eastAsia"/>
         </w:rPr>
       </w:pPr>
-      <w:bookmarkStart w:id="34" w:name="_Toc243686726"/>
+      <w:bookmarkStart w:id="34" w:name="_Toc243687006"/>
       <w:r>
         <w:lastRenderedPageBreak/>
         <w:t xml:space="preserve">7.4 </w:t>
@@ -22252,7 +22256,7 @@
           <w:rFonts w:hint="eastAsia"/>
         </w:rPr>
       </w:pPr>
-      <w:bookmarkStart w:id="35" w:name="_Toc243686727"/>
+      <w:bookmarkStart w:id="35" w:name="_Toc243687007"/>
       <w:r>
         <w:t xml:space="preserve">7.5 </w:t>
       </w:r>
@@ -22279,7 +22283,7 @@
           <w:rFonts w:hint="eastAsia"/>
         </w:rPr>
       </w:pPr>
-      <w:bookmarkStart w:id="36" w:name="_Toc243686728"/>
+      <w:bookmarkStart w:id="36" w:name="_Toc243687008"/>
       <w:r>
         <w:t xml:space="preserve">7.6 </w:t>
       </w:r>
@@ -22416,7 +22420,7 @@
           <w:rFonts w:hint="eastAsia"/>
         </w:rPr>
       </w:pPr>
-      <w:bookmarkStart w:id="37" w:name="_Toc243686729"/>
+      <w:bookmarkStart w:id="37" w:name="_Toc243687009"/>
       <w:r>
         <w:t xml:space="preserve">7.7 </w:t>
       </w:r>
@@ -22476,7 +22480,7 @@
           <w:rFonts w:hint="eastAsia"/>
         </w:rPr>
       </w:pPr>
-      <w:bookmarkStart w:id="38" w:name="_Toc243686730"/>
+      <w:bookmarkStart w:id="38" w:name="_Toc243687010"/>
       <w:r>
         <w:t xml:space="preserve">7.8 </w:t>
       </w:r>
@@ -22637,7 +22641,7 @@
           <w:rFonts w:hint="eastAsia"/>
         </w:rPr>
       </w:pPr>
-      <w:bookmarkStart w:id="39" w:name="_Toc243686731"/>
+      <w:bookmarkStart w:id="39" w:name="_Toc243687011"/>
       <w:r>
         <w:t xml:space="preserve">7.9 </w:t>
       </w:r>
@@ -22885,7 +22889,7 @@
           <w:rFonts w:hint="eastAsia"/>
         </w:rPr>
       </w:pPr>
-      <w:bookmarkStart w:id="40" w:name="_Toc243686732"/>
+      <w:bookmarkStart w:id="40" w:name="_Toc243687012"/>
       <w:r>
         <w:t xml:space="preserve">7.10 </w:t>
       </w:r>
@@ -26650,7 +26654,7 @@
           <w:rFonts w:hint="eastAsia"/>
         </w:rPr>
       </w:pPr>
-      <w:bookmarkStart w:id="41" w:name="_Toc243686733"/>
+      <w:bookmarkStart w:id="41" w:name="_Toc243687013"/>
       <w:r>
         <w:t xml:space="preserve">7.11 </w:t>
       </w:r>
@@ -26682,7 +26686,7 @@
           <w:noProof/>
         </w:rPr>
         <w:drawing>
-          <wp:inline distT="0" distB="0" distL="0" distR="0" wp14:anchorId="0AA29809" wp14:editId="1AAF3C95">
+          <wp:inline distT="0" distB="0" distL="0" distR="0" wp14:anchorId="2A83F2AB" wp14:editId="230165B0">
             <wp:extent cx="4500000" cy="2812500"/>
             <wp:effectExtent l="0" t="0" r="0" b="0"/>
             <wp:docPr id="7" name="Picture 7"/>
@@ -26748,7 +26752,7 @@
         </w:rPr>
         <w:lastRenderedPageBreak/>
         <w:drawing>
-          <wp:inline distT="0" distB="0" distL="0" distR="0" wp14:anchorId="4FB3D328" wp14:editId="40B873C2">
+          <wp:inline distT="0" distB="0" distL="0" distR="0" wp14:anchorId="07A6C311" wp14:editId="23962A82">
             <wp:extent cx="4500000" cy="2812500"/>
             <wp:effectExtent l="0" t="0" r="0" b="0"/>
             <wp:docPr id="8" name="Picture 8"/>
@@ -26813,7 +26817,7 @@
           <w:noProof/>
         </w:rPr>
         <w:drawing>
-          <wp:inline distT="0" distB="0" distL="0" distR="0" wp14:anchorId="7F3DA53A" wp14:editId="7AF89468">
+          <wp:inline distT="0" distB="0" distL="0" distR="0" wp14:anchorId="52E99411" wp14:editId="65E23E05">
             <wp:extent cx="4500000" cy="2812500"/>
             <wp:effectExtent l="0" t="0" r="0" b="0"/>
             <wp:docPr id="9" name="Picture 9"/>
@@ -26879,7 +26883,7 @@
         </w:rPr>
         <w:lastRenderedPageBreak/>
         <w:drawing>
-          <wp:inline distT="0" distB="0" distL="0" distR="0" wp14:anchorId="2D62612E" wp14:editId="3236DDE1">
+          <wp:inline distT="0" distB="0" distL="0" distR="0" wp14:anchorId="33722A99" wp14:editId="3DD8EED2">
             <wp:extent cx="4500000" cy="2812500"/>
             <wp:effectExtent l="0" t="0" r="0" b="0"/>
             <wp:docPr id="10" name="Picture 10"/>
@@ -26944,7 +26948,7 @@
           <w:noProof/>
         </w:rPr>
         <w:drawing>
-          <wp:inline distT="0" distB="0" distL="0" distR="0" wp14:anchorId="7DEAD51B" wp14:editId="34FE5AE1">
+          <wp:inline distT="0" distB="0" distL="0" distR="0" wp14:anchorId="464ED3D1" wp14:editId="5920D77C">
             <wp:extent cx="4500000" cy="2812500"/>
             <wp:effectExtent l="0" t="0" r="0" b="0"/>
             <wp:docPr id="11" name="Picture 11"/>
@@ -27010,7 +27014,7 @@
         </w:rPr>
         <w:lastRenderedPageBreak/>
         <w:drawing>
-          <wp:inline distT="0" distB="0" distL="0" distR="0" wp14:anchorId="1CF13D23" wp14:editId="6DC3218F">
+          <wp:inline distT="0" distB="0" distL="0" distR="0" wp14:anchorId="5BF792BA" wp14:editId="43C4CBE0">
             <wp:extent cx="4500000" cy="2812500"/>
             <wp:effectExtent l="0" t="0" r="0" b="0"/>
             <wp:docPr id="12" name="Picture 12"/>
@@ -27071,7 +27075,7 @@
           <w:rFonts w:hint="eastAsia"/>
         </w:rPr>
       </w:pPr>
-      <w:bookmarkStart w:id="42" w:name="_Toc243686734"/>
+      <w:bookmarkStart w:id="42" w:name="_Toc243687014"/>
       <w:r>
         <w:lastRenderedPageBreak/>
         <w:t>八．项目总结及收获</w:t>
@@ -27085,7 +27089,7 @@
           <w:rFonts w:hint="eastAsia"/>
         </w:rPr>
       </w:pPr>
-      <w:bookmarkStart w:id="43" w:name="_Toc243686735"/>
+      <w:bookmarkStart w:id="43" w:name="_Toc243687015"/>
       <w:r>
         <w:t xml:space="preserve">8.1 </w:t>
       </w:r>
@@ -27171,7 +27175,7 @@
           <w:rFonts w:hint="eastAsia"/>
         </w:rPr>
       </w:pPr>
-      <w:bookmarkStart w:id="44" w:name="_Toc243686736"/>
+      <w:bookmarkStart w:id="44" w:name="_Toc243687016"/>
       <w:r>
         <w:t xml:space="preserve">8.2 </w:t>
       </w:r>
@@ -27299,7 +27303,7 @@
           <w:rFonts w:hint="eastAsia"/>
         </w:rPr>
       </w:pPr>
-      <w:bookmarkStart w:id="45" w:name="_Toc243686737"/>
+      <w:bookmarkStart w:id="45" w:name="_Toc243687017"/>
       <w:r>
         <w:t xml:space="preserve">8.3 </w:t>
       </w:r>
@@ -27585,7 +27589,7 @@
           <w:rFonts w:hint="eastAsia"/>
         </w:rPr>
       </w:pPr>
-      <w:bookmarkStart w:id="46" w:name="_Toc243686738"/>
+      <w:bookmarkStart w:id="46" w:name="_Toc243687018"/>
       <w:r>
         <w:t xml:space="preserve">8.4 </w:t>
       </w:r>
@@ -27765,7 +27769,7 @@
           <w:rFonts w:hint="eastAsia"/>
         </w:rPr>
       </w:pPr>
-      <w:bookmarkStart w:id="47" w:name="_Toc243686739"/>
+      <w:bookmarkStart w:id="47" w:name="_Toc243687019"/>
       <w:r>
         <w:lastRenderedPageBreak/>
         <w:t>附录</w:t>
@@ -27892,7 +27896,7 @@
           <w:rFonts w:hint="eastAsia"/>
         </w:rPr>
       </w:pPr>
-      <w:bookmarkStart w:id="48" w:name="_Toc243686740"/>
+      <w:bookmarkStart w:id="48" w:name="_Toc243687020"/>
       <w:r>
         <w:lastRenderedPageBreak/>
         <w:t>附录</w:t>
@@ -28922,7 +28926,7 @@
           <w:rFonts w:hint="eastAsia"/>
         </w:rPr>
       </w:pPr>
-      <w:bookmarkStart w:id="49" w:name="_Toc243686741"/>
+      <w:bookmarkStart w:id="49" w:name="_Toc243687021"/>
       <w:r>
         <w:lastRenderedPageBreak/>
         <w:t>附录</w:t>
@@ -29084,7 +29088,7 @@
           <w:rFonts w:hint="eastAsia"/>
         </w:rPr>
       </w:pPr>
-      <w:bookmarkStart w:id="50" w:name="_Toc243686742"/>
+      <w:bookmarkStart w:id="50" w:name="_Toc243687022"/>
       <w:r>
         <w:lastRenderedPageBreak/>
         <w:t>参考文献</w:t>
@@ -29154,7 +29158,7 @@
           <w:rFonts w:hint="eastAsia"/>
         </w:rPr>
       </w:pPr>
-      <w:bookmarkStart w:id="51" w:name="_Toc243686743"/>
+      <w:bookmarkStart w:id="51" w:name="_Toc243687023"/>
       <w:r>
         <w:lastRenderedPageBreak/>
         <w:t>附录</w:t>
@@ -30004,7 +30008,7 @@
     <w:autoRedefine/>
     <w:uiPriority w:val="39"/>
     <w:unhideWhenUsed/>
-    <w:rsid w:val="006303F9"/>
+    <w:rsid w:val="00941DBB"/>
   </w:style>
   <w:style w:type="paragraph" w:styleId="TOC2">
     <w:name w:val="toc 2"/>
@@ -30013,7 +30017,7 @@
     <w:autoRedefine/>
     <w:uiPriority w:val="39"/>
     <w:unhideWhenUsed/>
-    <w:rsid w:val="006303F9"/>
+    <w:rsid w:val="00941DBB"/>
     <w:pPr>
       <w:ind w:leftChars="200" w:left="420"/>
     </w:pPr>
@@ -30024,7 +30028,7 @@
     <w:link w:val="a5"/>
     <w:uiPriority w:val="99"/>
     <w:unhideWhenUsed/>
-    <w:rsid w:val="006303F9"/>
+    <w:rsid w:val="00941DBB"/>
     <w:pPr>
       <w:tabs>
         <w:tab w:val="center" w:pos="4153"/>
@@ -30043,7 +30047,7 @@
     <w:basedOn w:val="a0"/>
     <w:link w:val="a4"/>
     <w:uiPriority w:val="99"/>
-    <w:rsid w:val="006303F9"/>
+    <w:rsid w:val="00941DBB"/>
     <w:rPr>
       <w:kern w:val="2"/>
       <w:sz w:val="18"/>
@@ -30056,7 +30060,7 @@
     <w:link w:val="a7"/>
     <w:uiPriority w:val="99"/>
     <w:unhideWhenUsed/>
-    <w:rsid w:val="006303F9"/>
+    <w:rsid w:val="00941DBB"/>
     <w:pPr>
       <w:tabs>
         <w:tab w:val="center" w:pos="4153"/>
@@ -30075,7 +30079,7 @@
     <w:basedOn w:val="a0"/>
     <w:link w:val="a6"/>
     <w:uiPriority w:val="99"/>
-    <w:rsid w:val="006303F9"/>
+    <w:rsid w:val="00941DBB"/>
     <w:rPr>
       <w:kern w:val="2"/>
       <w:sz w:val="18"/>

--- a/docs/信息化系统开发与应用实训报告-刘中天-20231026120.docx
+++ b/docs/信息化系统开发与应用实训报告-刘中天-20231026120.docx
@@ -212,7 +212,7 @@
           <w:szCs w:val="44"/>
         </w:rPr>
         <w:drawing>
-          <wp:anchor distT="0" distB="0" distL="114300" distR="114300" simplePos="0" relativeHeight="251660288" behindDoc="0" locked="0" layoutInCell="1" allowOverlap="1" wp14:anchorId="7B579D4E" wp14:editId="6B3AAA1A">
+          <wp:anchor distT="0" distB="0" distL="114300" distR="114300" simplePos="0" relativeHeight="251660288" behindDoc="0" locked="0" layoutInCell="1" allowOverlap="1" wp14:anchorId="59E99CB8" wp14:editId="722E2EDC">
             <wp:simplePos x="0" y="0"/>
             <wp:positionH relativeFrom="column">
               <wp:posOffset>934085</wp:posOffset>
@@ -265,7 +265,7 @@
           <w:szCs w:val="44"/>
         </w:rPr>
         <w:drawing>
-          <wp:anchor distT="0" distB="0" distL="114300" distR="114300" simplePos="0" relativeHeight="251659264" behindDoc="0" locked="0" layoutInCell="1" allowOverlap="1" wp14:anchorId="449C8F85" wp14:editId="453AC6B2">
+          <wp:anchor distT="0" distB="0" distL="114300" distR="114300" simplePos="0" relativeHeight="251659264" behindDoc="0" locked="0" layoutInCell="1" allowOverlap="1" wp14:anchorId="70C89CF7" wp14:editId="5B3A9110">
             <wp:simplePos x="0" y="0"/>
             <wp:positionH relativeFrom="column">
               <wp:posOffset>-133985</wp:posOffset>
@@ -338,7 +338,7 @@
     <w:p>
       <w:pPr>
         <w:widowControl/>
-        <w:spacing w:before="280" w:after="80"/>
+        <w:spacing w:before="360" w:after="120"/>
         <w:jc w:val="left"/>
         <w:rPr>
           <w:rFonts w:hint="eastAsia"/>
@@ -391,7 +391,7 @@
     </w:p>
     <w:p>
       <w:pPr>
-        <w:spacing w:before="120" w:line="360" w:lineRule="auto"/>
+        <w:spacing w:before="200" w:line="576" w:lineRule="auto"/>
         <w:rPr>
           <w:rFonts w:hint="eastAsia"/>
           <w:sz w:val="44"/>
@@ -427,7 +427,7 @@
     </w:p>
     <w:p>
       <w:pPr>
-        <w:spacing w:before="120" w:line="360" w:lineRule="auto"/>
+        <w:spacing w:before="200" w:line="576" w:lineRule="auto"/>
         <w:rPr>
           <w:rFonts w:hint="eastAsia"/>
           <w:sz w:val="44"/>
@@ -472,7 +472,7 @@
     </w:p>
     <w:p>
       <w:pPr>
-        <w:spacing w:before="120" w:line="360" w:lineRule="auto"/>
+        <w:spacing w:before="200" w:line="576" w:lineRule="auto"/>
         <w:rPr>
           <w:rFonts w:hint="eastAsia"/>
           <w:sz w:val="44"/>
@@ -535,7 +535,7 @@
     </w:p>
     <w:p>
       <w:pPr>
-        <w:spacing w:before="120" w:line="360" w:lineRule="auto"/>
+        <w:spacing w:before="200" w:line="576" w:lineRule="auto"/>
         <w:rPr>
           <w:rFonts w:hint="eastAsia"/>
           <w:sz w:val="44"/>
@@ -571,7 +571,7 @@
     </w:p>
     <w:p>
       <w:pPr>
-        <w:spacing w:before="120" w:line="360" w:lineRule="auto"/>
+        <w:spacing w:before="200" w:line="576" w:lineRule="auto"/>
         <w:rPr>
           <w:rFonts w:hint="eastAsia"/>
           <w:sz w:val="44"/>
@@ -717,7 +717,7 @@
           <w:noProof/>
           <w:webHidden/>
         </w:rPr>
-        <w:instrText>PAGEREF _Toc243686972 \h</w:instrText>
+        <w:instrText>PAGEREF _Toc243687147 \h</w:instrText>
       </w:r>
       <w:r>
         <w:rPr>
@@ -810,7 +810,7 @@
           <w:noProof/>
           <w:webHidden/>
         </w:rPr>
-        <w:instrText>PAGEREF _Toc243686973 \h</w:instrText>
+        <w:instrText>PAGEREF _Toc243687148 \h</w:instrText>
       </w:r>
       <w:r>
         <w:rPr>
@@ -903,7 +903,7 @@
           <w:noProof/>
           <w:webHidden/>
         </w:rPr>
-        <w:instrText>PAGEREF _Toc243686974 \h</w:instrText>
+        <w:instrText>PAGEREF _Toc243687149 \h</w:instrText>
       </w:r>
       <w:r>
         <w:rPr>
@@ -996,7 +996,7 @@
           <w:noProof/>
           <w:webHidden/>
         </w:rPr>
-        <w:instrText>PAGEREF _Toc243686975 \h</w:instrText>
+        <w:instrText>PAGEREF _Toc243687150 \h</w:instrText>
       </w:r>
       <w:r>
         <w:rPr>
@@ -1088,7 +1088,7 @@
           <w:noProof/>
           <w:webHidden/>
         </w:rPr>
-        <w:instrText>PAGEREF _Toc243686976 \h</w:instrText>
+        <w:instrText>PAGEREF _Toc243687151 \h</w:instrText>
       </w:r>
       <w:r>
         <w:rPr>
@@ -1181,7 +1181,7 @@
           <w:noProof/>
           <w:webHidden/>
         </w:rPr>
-        <w:instrText>PAGEREF _Toc243686977 \h</w:instrText>
+        <w:instrText>PAGEREF _Toc243687152 \h</w:instrText>
       </w:r>
       <w:r>
         <w:rPr>
@@ -1274,7 +1274,7 @@
           <w:noProof/>
           <w:webHidden/>
         </w:rPr>
-        <w:instrText>PAGEREF _Toc243686978 \h</w:instrText>
+        <w:instrText>PAGEREF _Toc243687153 \h</w:instrText>
       </w:r>
       <w:r>
         <w:rPr>
@@ -1367,7 +1367,7 @@
           <w:noProof/>
           <w:webHidden/>
         </w:rPr>
-        <w:instrText>PAGEREF _Toc243686979 \h</w:instrText>
+        <w:instrText>PAGEREF _Toc243687154 \h</w:instrText>
       </w:r>
       <w:r>
         <w:rPr>
@@ -1459,7 +1459,7 @@
           <w:noProof/>
           <w:webHidden/>
         </w:rPr>
-        <w:instrText>PAGEREF _Toc243686980 \h</w:instrText>
+        <w:instrText>PAGEREF _Toc243687155 \h</w:instrText>
       </w:r>
       <w:r>
         <w:rPr>
@@ -1552,7 +1552,7 @@
           <w:noProof/>
           <w:webHidden/>
         </w:rPr>
-        <w:instrText>PAGEREF _Toc243686981 \h</w:instrText>
+        <w:instrText>PAGEREF _Toc243687156 \h</w:instrText>
       </w:r>
       <w:r>
         <w:rPr>
@@ -1645,7 +1645,7 @@
           <w:noProof/>
           <w:webHidden/>
         </w:rPr>
-        <w:instrText>PAGEREF _Toc243686982 \h</w:instrText>
+        <w:instrText>PAGEREF _Toc243687157 \h</w:instrText>
       </w:r>
       <w:r>
         <w:rPr>
@@ -1738,7 +1738,7 @@
           <w:noProof/>
           <w:webHidden/>
         </w:rPr>
-        <w:instrText>PAGEREF _Toc243686983 \h</w:instrText>
+        <w:instrText>PAGEREF _Toc243687158 \h</w:instrText>
       </w:r>
       <w:r>
         <w:rPr>
@@ -1831,7 +1831,7 @@
           <w:noProof/>
           <w:webHidden/>
         </w:rPr>
-        <w:instrText>PAGEREF _Toc243686984 \h</w:instrText>
+        <w:instrText>PAGEREF _Toc243687159 \h</w:instrText>
       </w:r>
       <w:r>
         <w:rPr>
@@ -1923,7 +1923,7 @@
           <w:noProof/>
           <w:webHidden/>
         </w:rPr>
-        <w:instrText>PAGEREF _Toc243686985 \h</w:instrText>
+        <w:instrText>PAGEREF _Toc243687160 \h</w:instrText>
       </w:r>
       <w:r>
         <w:rPr>
@@ -2016,7 +2016,7 @@
           <w:noProof/>
           <w:webHidden/>
         </w:rPr>
-        <w:instrText>PAGEREF _Toc243686986 \h</w:instrText>
+        <w:instrText>PAGEREF _Toc243687161 \h</w:instrText>
       </w:r>
       <w:r>
         <w:rPr>
@@ -2109,7 +2109,7 @@
           <w:noProof/>
           <w:webHidden/>
         </w:rPr>
-        <w:instrText>PAGEREF _Toc243686987 \h</w:instrText>
+        <w:instrText>PAGEREF _Toc243687162 \h</w:instrText>
       </w:r>
       <w:r>
         <w:rPr>
@@ -2202,7 +2202,7 @@
           <w:noProof/>
           <w:webHidden/>
         </w:rPr>
-        <w:instrText>PAGEREF _Toc243686988 \h</w:instrText>
+        <w:instrText>PAGEREF _Toc243687163 \h</w:instrText>
       </w:r>
       <w:r>
         <w:rPr>
@@ -2295,7 +2295,7 @@
           <w:noProof/>
           <w:webHidden/>
         </w:rPr>
-        <w:instrText>PAGEREF _Toc243686989 \h</w:instrText>
+        <w:instrText>PAGEREF _Toc243687164 \h</w:instrText>
       </w:r>
       <w:r>
         <w:rPr>
@@ -2388,7 +2388,7 @@
           <w:noProof/>
           <w:webHidden/>
         </w:rPr>
-        <w:instrText>PAGEREF _Toc243686990 \h</w:instrText>
+        <w:instrText>PAGEREF _Toc243687165 \h</w:instrText>
       </w:r>
       <w:r>
         <w:rPr>
@@ -2480,7 +2480,7 @@
           <w:noProof/>
           <w:webHidden/>
         </w:rPr>
-        <w:instrText>PAGEREF _Toc243686991 \h</w:instrText>
+        <w:instrText>PAGEREF _Toc243687166 \h</w:instrText>
       </w:r>
       <w:r>
         <w:rPr>
@@ -2573,7 +2573,7 @@
           <w:noProof/>
           <w:webHidden/>
         </w:rPr>
-        <w:instrText>PAGEREF _Toc243686992 \h</w:instrText>
+        <w:instrText>PAGEREF _Toc243687167 \h</w:instrText>
       </w:r>
       <w:r>
         <w:rPr>
@@ -2666,7 +2666,7 @@
           <w:noProof/>
           <w:webHidden/>
         </w:rPr>
-        <w:instrText>PAGEREF _Toc243686993 \h</w:instrText>
+        <w:instrText>PAGEREF _Toc243687168 \h</w:instrText>
       </w:r>
       <w:r>
         <w:rPr>
@@ -2759,7 +2759,7 @@
           <w:noProof/>
           <w:webHidden/>
         </w:rPr>
-        <w:instrText>PAGEREF _Toc243686994 \h</w:instrText>
+        <w:instrText>PAGEREF _Toc243687169 \h</w:instrText>
       </w:r>
       <w:r>
         <w:rPr>
@@ -2852,7 +2852,7 @@
           <w:noProof/>
           <w:webHidden/>
         </w:rPr>
-        <w:instrText>PAGEREF _Toc243686995 \h</w:instrText>
+        <w:instrText>PAGEREF _Toc243687170 \h</w:instrText>
       </w:r>
       <w:r>
         <w:rPr>
@@ -2944,7 +2944,7 @@
           <w:noProof/>
           <w:webHidden/>
         </w:rPr>
-        <w:instrText>PAGEREF _Toc243686996 \h</w:instrText>
+        <w:instrText>PAGEREF _Toc243687171 \h</w:instrText>
       </w:r>
       <w:r>
         <w:rPr>
@@ -3037,7 +3037,7 @@
           <w:noProof/>
           <w:webHidden/>
         </w:rPr>
-        <w:instrText>PAGEREF _Toc243686997 \h</w:instrText>
+        <w:instrText>PAGEREF _Toc243687172 \h</w:instrText>
       </w:r>
       <w:r>
         <w:rPr>
@@ -3130,7 +3130,7 @@
           <w:noProof/>
           <w:webHidden/>
         </w:rPr>
-        <w:instrText>PAGEREF _Toc243686998 \h</w:instrText>
+        <w:instrText>PAGEREF _Toc243687173 \h</w:instrText>
       </w:r>
       <w:r>
         <w:rPr>
@@ -3223,7 +3223,7 @@
           <w:noProof/>
           <w:webHidden/>
         </w:rPr>
-        <w:instrText>PAGEREF _Toc243686999 \h</w:instrText>
+        <w:instrText>PAGEREF _Toc243687174 \h</w:instrText>
       </w:r>
       <w:r>
         <w:rPr>
@@ -3316,7 +3316,7 @@
           <w:noProof/>
           <w:webHidden/>
         </w:rPr>
-        <w:instrText>PAGEREF _Toc243687000 \h</w:instrText>
+        <w:instrText>PAGEREF _Toc243687175 \h</w:instrText>
       </w:r>
       <w:r>
         <w:rPr>
@@ -3409,7 +3409,7 @@
           <w:noProof/>
           <w:webHidden/>
         </w:rPr>
-        <w:instrText>PAGEREF _Toc243687001 \h</w:instrText>
+        <w:instrText>PAGEREF _Toc243687176 \h</w:instrText>
       </w:r>
       <w:r>
         <w:rPr>
@@ -3501,7 +3501,7 @@
           <w:noProof/>
           <w:webHidden/>
         </w:rPr>
-        <w:instrText>PAGEREF _Toc243687002 \h</w:instrText>
+        <w:instrText>PAGEREF _Toc243687177 \h</w:instrText>
       </w:r>
       <w:r>
         <w:rPr>
@@ -3594,7 +3594,7 @@
           <w:noProof/>
           <w:webHidden/>
         </w:rPr>
-        <w:instrText>PAGEREF _Toc243687003 \h</w:instrText>
+        <w:instrText>PAGEREF _Toc243687178 \h</w:instrText>
       </w:r>
       <w:r>
         <w:rPr>
@@ -3687,7 +3687,7 @@
           <w:noProof/>
           <w:webHidden/>
         </w:rPr>
-        <w:instrText>PAGEREF _Toc243687004 \h</w:instrText>
+        <w:instrText>PAGEREF _Toc243687179 \h</w:instrText>
       </w:r>
       <w:r>
         <w:rPr>
@@ -3780,7 +3780,7 @@
           <w:noProof/>
           <w:webHidden/>
         </w:rPr>
-        <w:instrText>PAGEREF _Toc243687005 \h</w:instrText>
+        <w:instrText>PAGEREF _Toc243687180 \h</w:instrText>
       </w:r>
       <w:r>
         <w:rPr>
@@ -3873,7 +3873,7 @@
           <w:noProof/>
           <w:webHidden/>
         </w:rPr>
-        <w:instrText>PAGEREF _Toc243687006 \h</w:instrText>
+        <w:instrText>PAGEREF _Toc243687181 \h</w:instrText>
       </w:r>
       <w:r>
         <w:rPr>
@@ -3966,7 +3966,7 @@
           <w:noProof/>
           <w:webHidden/>
         </w:rPr>
-        <w:instrText>PAGEREF _Toc243687007 \h</w:instrText>
+        <w:instrText>PAGEREF _Toc243687182 \h</w:instrText>
       </w:r>
       <w:r>
         <w:rPr>
@@ -4059,7 +4059,7 @@
           <w:noProof/>
           <w:webHidden/>
         </w:rPr>
-        <w:instrText>PAGEREF _Toc243687008 \h</w:instrText>
+        <w:instrText>PAGEREF _Toc243687183 \h</w:instrText>
       </w:r>
       <w:r>
         <w:rPr>
@@ -4152,7 +4152,7 @@
           <w:noProof/>
           <w:webHidden/>
         </w:rPr>
-        <w:instrText>PAGEREF _Toc243687009 \h</w:instrText>
+        <w:instrText>PAGEREF _Toc243687184 \h</w:instrText>
       </w:r>
       <w:r>
         <w:rPr>
@@ -4245,7 +4245,7 @@
           <w:noProof/>
           <w:webHidden/>
         </w:rPr>
-        <w:instrText>PAGEREF _Toc243687010 \h</w:instrText>
+        <w:instrText>PAGEREF _Toc243687185 \h</w:instrText>
       </w:r>
       <w:r>
         <w:rPr>
@@ -4338,7 +4338,7 @@
           <w:noProof/>
           <w:webHidden/>
         </w:rPr>
-        <w:instrText>PAGEREF _Toc243687011 \h</w:instrText>
+        <w:instrText>PAGEREF _Toc243687186 \h</w:instrText>
       </w:r>
       <w:r>
         <w:rPr>
@@ -4431,7 +4431,7 @@
           <w:noProof/>
           <w:webHidden/>
         </w:rPr>
-        <w:instrText>PAGEREF _Toc243687012 \h</w:instrText>
+        <w:instrText>PAGEREF _Toc243687187 \h</w:instrText>
       </w:r>
       <w:r>
         <w:rPr>
@@ -4525,7 +4525,7 @@
           <w:noProof/>
           <w:webHidden/>
         </w:rPr>
-        <w:instrText>PAGEREF _Toc243687013 \h</w:instrText>
+        <w:instrText>PAGEREF _Toc243687188 \h</w:instrText>
       </w:r>
       <w:r>
         <w:rPr>
@@ -4617,7 +4617,7 @@
           <w:noProof/>
           <w:webHidden/>
         </w:rPr>
-        <w:instrText>PAGEREF _Toc243687014 \h</w:instrText>
+        <w:instrText>PAGEREF _Toc243687189 \h</w:instrText>
       </w:r>
       <w:r>
         <w:rPr>
@@ -4710,7 +4710,7 @@
           <w:noProof/>
           <w:webHidden/>
         </w:rPr>
-        <w:instrText>PAGEREF _Toc243687015 \h</w:instrText>
+        <w:instrText>PAGEREF _Toc243687190 \h</w:instrText>
       </w:r>
       <w:r>
         <w:rPr>
@@ -4803,7 +4803,7 @@
           <w:noProof/>
           <w:webHidden/>
         </w:rPr>
-        <w:instrText>PAGEREF _Toc243687016 \h</w:instrText>
+        <w:instrText>PAGEREF _Toc243687191 \h</w:instrText>
       </w:r>
       <w:r>
         <w:rPr>
@@ -4896,7 +4896,7 @@
           <w:noProof/>
           <w:webHidden/>
         </w:rPr>
-        <w:instrText>PAGEREF _Toc243687017 \h</w:instrText>
+        <w:instrText>PAGEREF _Toc243687192 \h</w:instrText>
       </w:r>
       <w:r>
         <w:rPr>
@@ -4989,7 +4989,7 @@
           <w:noProof/>
           <w:webHidden/>
         </w:rPr>
-        <w:instrText>PAGEREF _Toc243687018 \h</w:instrText>
+        <w:instrText>PAGEREF _Toc243687193 \h</w:instrText>
       </w:r>
       <w:r>
         <w:rPr>
@@ -5081,7 +5081,7 @@
           <w:noProof/>
           <w:webHidden/>
         </w:rPr>
-        <w:instrText>PAGEREF _Toc243687019 \h</w:instrText>
+        <w:instrText>PAGEREF _Toc243687194 \h</w:instrText>
       </w:r>
       <w:r>
         <w:rPr>
@@ -5173,7 +5173,7 @@
           <w:noProof/>
           <w:webHidden/>
         </w:rPr>
-        <w:instrText>PAGEREF _Toc243687020 \h</w:instrText>
+        <w:instrText>PAGEREF _Toc243687195 \h</w:instrText>
       </w:r>
       <w:r>
         <w:rPr>
@@ -5265,7 +5265,7 @@
           <w:noProof/>
           <w:webHidden/>
         </w:rPr>
-        <w:instrText>PAGEREF _Toc243687021 \h</w:instrText>
+        <w:instrText>PAGEREF _Toc243687196 \h</w:instrText>
       </w:r>
       <w:r>
         <w:rPr>
@@ -5357,7 +5357,7 @@
           <w:noProof/>
           <w:webHidden/>
         </w:rPr>
-        <w:instrText>PAGEREF _Toc243687022 \h</w:instrText>
+        <w:instrText>PAGEREF _Toc243687197 \h</w:instrText>
       </w:r>
       <w:r>
         <w:rPr>
@@ -5449,7 +5449,7 @@
           <w:noProof/>
           <w:webHidden/>
         </w:rPr>
-        <w:instrText>PAGEREF _Toc243687023 \h</w:instrText>
+        <w:instrText>PAGEREF _Toc243687198 \h</w:instrText>
       </w:r>
       <w:r>
         <w:rPr>
@@ -5513,7 +5513,7 @@
           <w:rFonts w:hint="eastAsia"/>
         </w:rPr>
       </w:pPr>
-      <w:bookmarkStart w:id="0" w:name="_Toc243686972"/>
+      <w:bookmarkStart w:id="0" w:name="_Toc243687147"/>
       <w:r>
         <w:lastRenderedPageBreak/>
         <w:t>一．系统开发背景</w:t>
@@ -5527,7 +5527,7 @@
           <w:rFonts w:hint="eastAsia"/>
         </w:rPr>
       </w:pPr>
-      <w:bookmarkStart w:id="1" w:name="_Toc243686973"/>
+      <w:bookmarkStart w:id="1" w:name="_Toc243687148"/>
       <w:r>
         <w:t xml:space="preserve">1.1 </w:t>
       </w:r>
@@ -5607,7 +5607,7 @@
           <w:rFonts w:hint="eastAsia"/>
         </w:rPr>
       </w:pPr>
-      <w:bookmarkStart w:id="2" w:name="_Toc243686974"/>
+      <w:bookmarkStart w:id="2" w:name="_Toc243687149"/>
       <w:r>
         <w:t xml:space="preserve">1.2 </w:t>
       </w:r>
@@ -5802,7 +5802,7 @@
           <w:rFonts w:hint="eastAsia"/>
         </w:rPr>
       </w:pPr>
-      <w:bookmarkStart w:id="3" w:name="_Toc243686975"/>
+      <w:bookmarkStart w:id="3" w:name="_Toc243687150"/>
       <w:r>
         <w:lastRenderedPageBreak/>
         <w:t xml:space="preserve">1.3 </w:t>
@@ -6016,7 +6016,7 @@
           <w:rFonts w:hint="eastAsia"/>
         </w:rPr>
       </w:pPr>
-      <w:bookmarkStart w:id="4" w:name="_Toc243686976"/>
+      <w:bookmarkStart w:id="4" w:name="_Toc243687151"/>
       <w:r>
         <w:lastRenderedPageBreak/>
         <w:t>二．实验环境及配置介绍</w:t>
@@ -6071,7 +6071,7 @@
           <w:rFonts w:hint="eastAsia"/>
         </w:rPr>
       </w:pPr>
-      <w:bookmarkStart w:id="5" w:name="_Toc243686977"/>
+      <w:bookmarkStart w:id="5" w:name="_Toc243687152"/>
       <w:r>
         <w:t xml:space="preserve">2.1 </w:t>
       </w:r>
@@ -7472,7 +7472,7 @@
           <w:rFonts w:hint="eastAsia"/>
         </w:rPr>
       </w:pPr>
-      <w:bookmarkStart w:id="6" w:name="_Toc243686978"/>
+      <w:bookmarkStart w:id="6" w:name="_Toc243687153"/>
       <w:r>
         <w:t xml:space="preserve">2.2 </w:t>
       </w:r>
@@ -7853,7 +7853,7 @@
           <w:rFonts w:hint="eastAsia"/>
         </w:rPr>
       </w:pPr>
-      <w:bookmarkStart w:id="7" w:name="_Toc243686979"/>
+      <w:bookmarkStart w:id="7" w:name="_Toc243687154"/>
       <w:r>
         <w:t xml:space="preserve">2.3 </w:t>
       </w:r>
@@ -8042,7 +8042,7 @@
           <w:rFonts w:hint="eastAsia"/>
         </w:rPr>
       </w:pPr>
-      <w:bookmarkStart w:id="8" w:name="_Toc243686980"/>
+      <w:bookmarkStart w:id="8" w:name="_Toc243687155"/>
       <w:r>
         <w:lastRenderedPageBreak/>
         <w:t>三．系统需求</w:t>
@@ -8097,7 +8097,7 @@
           <w:rFonts w:hint="eastAsia"/>
         </w:rPr>
       </w:pPr>
-      <w:bookmarkStart w:id="9" w:name="_Toc243686981"/>
+      <w:bookmarkStart w:id="9" w:name="_Toc243687156"/>
       <w:r>
         <w:t xml:space="preserve">3.1 </w:t>
       </w:r>
@@ -8535,7 +8535,7 @@
           <w:rFonts w:hint="eastAsia"/>
         </w:rPr>
       </w:pPr>
-      <w:bookmarkStart w:id="10" w:name="_Toc243686982"/>
+      <w:bookmarkStart w:id="10" w:name="_Toc243687157"/>
       <w:r>
         <w:t xml:space="preserve">3.2 </w:t>
       </w:r>
@@ -8712,7 +8712,7 @@
           <w:rFonts w:hint="eastAsia"/>
         </w:rPr>
       </w:pPr>
-      <w:bookmarkStart w:id="11" w:name="_Toc243686983"/>
+      <w:bookmarkStart w:id="11" w:name="_Toc243687158"/>
       <w:r>
         <w:t xml:space="preserve">3.3 </w:t>
       </w:r>
@@ -8797,7 +8797,7 @@
           <w:rFonts w:hint="eastAsia"/>
         </w:rPr>
       </w:pPr>
-      <w:bookmarkStart w:id="12" w:name="_Toc243686984"/>
+      <w:bookmarkStart w:id="12" w:name="_Toc243687159"/>
       <w:r>
         <w:t xml:space="preserve">3.4 </w:t>
       </w:r>
@@ -9009,7 +9009,7 @@
           <w:rFonts w:hint="eastAsia"/>
         </w:rPr>
       </w:pPr>
-      <w:bookmarkStart w:id="13" w:name="_Toc243686985"/>
+      <w:bookmarkStart w:id="13" w:name="_Toc243687160"/>
       <w:r>
         <w:lastRenderedPageBreak/>
         <w:t>四．系统概要设计</w:t>
@@ -9040,7 +9040,7 @@
           <w:rFonts w:hint="eastAsia"/>
         </w:rPr>
       </w:pPr>
-      <w:bookmarkStart w:id="14" w:name="_Toc243686986"/>
+      <w:bookmarkStart w:id="14" w:name="_Toc243687161"/>
       <w:r>
         <w:t xml:space="preserve">4.1 </w:t>
       </w:r>
@@ -9061,7 +9061,7 @@
           <w:noProof/>
         </w:rPr>
         <w:drawing>
-          <wp:inline distT="0" distB="0" distL="0" distR="0" wp14:anchorId="7AE56B49" wp14:editId="4E51BA71">
+          <wp:inline distT="0" distB="0" distL="0" distR="0" wp14:anchorId="70DBEADA" wp14:editId="3FCD9772">
             <wp:extent cx="3060000" cy="4456957"/>
             <wp:effectExtent l="0" t="0" r="0" b="0"/>
             <wp:docPr id="3" name="Picture 3"/>
@@ -9282,7 +9282,7 @@
           <w:rFonts w:hint="eastAsia"/>
         </w:rPr>
       </w:pPr>
-      <w:bookmarkStart w:id="15" w:name="_Toc243686987"/>
+      <w:bookmarkStart w:id="15" w:name="_Toc243687162"/>
       <w:r>
         <w:t xml:space="preserve">4.2 </w:t>
       </w:r>
@@ -9303,7 +9303,7 @@
           <w:noProof/>
         </w:rPr>
         <w:drawing>
-          <wp:inline distT="0" distB="0" distL="0" distR="0" wp14:anchorId="306A62AF" wp14:editId="7C58A10C">
+          <wp:inline distT="0" distB="0" distL="0" distR="0" wp14:anchorId="4D37B9C5" wp14:editId="6DDE8DBC">
             <wp:extent cx="5400000" cy="4755575"/>
             <wp:effectExtent l="0" t="0" r="0" b="0"/>
             <wp:docPr id="4" name="Picture 4"/>
@@ -9380,7 +9380,7 @@
           <w:rFonts w:hint="eastAsia"/>
         </w:rPr>
       </w:pPr>
-      <w:bookmarkStart w:id="16" w:name="_Toc243686988"/>
+      <w:bookmarkStart w:id="16" w:name="_Toc243687163"/>
       <w:r>
         <w:t xml:space="preserve">4.3 </w:t>
       </w:r>
@@ -11164,7 +11164,7 @@
           <w:rFonts w:hint="eastAsia"/>
         </w:rPr>
       </w:pPr>
-      <w:bookmarkStart w:id="17" w:name="_Toc243686989"/>
+      <w:bookmarkStart w:id="17" w:name="_Toc243687164"/>
       <w:r>
         <w:t xml:space="preserve">4.4 </w:t>
       </w:r>
@@ -12184,7 +12184,7 @@
           <w:rFonts w:hint="eastAsia"/>
         </w:rPr>
       </w:pPr>
-      <w:bookmarkStart w:id="18" w:name="_Toc243686990"/>
+      <w:bookmarkStart w:id="18" w:name="_Toc243687165"/>
       <w:r>
         <w:t xml:space="preserve">4.5 </w:t>
       </w:r>
@@ -12348,7 +12348,7 @@
           <w:rFonts w:hint="eastAsia"/>
         </w:rPr>
       </w:pPr>
-      <w:bookmarkStart w:id="19" w:name="_Toc243686991"/>
+      <w:bookmarkStart w:id="19" w:name="_Toc243687166"/>
       <w:r>
         <w:lastRenderedPageBreak/>
         <w:t>五．系统</w:t>
@@ -12403,7 +12403,7 @@
           <w:rFonts w:hint="eastAsia"/>
         </w:rPr>
       </w:pPr>
-      <w:bookmarkStart w:id="20" w:name="_Toc243686992"/>
+      <w:bookmarkStart w:id="20" w:name="_Toc243687167"/>
       <w:r>
         <w:t xml:space="preserve">5.1 </w:t>
       </w:r>
@@ -12526,7 +12526,7 @@
           <w:rFonts w:hint="eastAsia"/>
         </w:rPr>
       </w:pPr>
-      <w:bookmarkStart w:id="21" w:name="_Toc243686993"/>
+      <w:bookmarkStart w:id="21" w:name="_Toc243687168"/>
       <w:r>
         <w:t xml:space="preserve">5.2 </w:t>
       </w:r>
@@ -12554,7 +12554,7 @@
         </w:rPr>
         <w:lastRenderedPageBreak/>
         <w:drawing>
-          <wp:inline distT="0" distB="0" distL="0" distR="0" wp14:anchorId="6F274284" wp14:editId="502FB737">
+          <wp:inline distT="0" distB="0" distL="0" distR="0" wp14:anchorId="0DF056F7" wp14:editId="58450A56">
             <wp:extent cx="3960000" cy="5217882"/>
             <wp:effectExtent l="0" t="0" r="0" b="0"/>
             <wp:docPr id="5" name="Picture 5"/>
@@ -12649,7 +12649,7 @@
           <w:rFonts w:hint="eastAsia"/>
         </w:rPr>
       </w:pPr>
-      <w:bookmarkStart w:id="22" w:name="_Toc243686994"/>
+      <w:bookmarkStart w:id="22" w:name="_Toc243687169"/>
       <w:r>
         <w:t xml:space="preserve">5.3 </w:t>
       </w:r>
@@ -12677,7 +12677,7 @@
         </w:rPr>
         <w:lastRenderedPageBreak/>
         <w:drawing>
-          <wp:inline distT="0" distB="0" distL="0" distR="0" wp14:anchorId="51949D29" wp14:editId="4D5E021D">
+          <wp:inline distT="0" distB="0" distL="0" distR="0" wp14:anchorId="6BAA5F74" wp14:editId="021CD9A9">
             <wp:extent cx="4500000" cy="5250000"/>
             <wp:effectExtent l="0" t="0" r="0" b="0"/>
             <wp:docPr id="6" name="Picture 6"/>
@@ -12766,7 +12766,7 @@
           <w:rFonts w:hint="eastAsia"/>
         </w:rPr>
       </w:pPr>
-      <w:bookmarkStart w:id="23" w:name="_Toc243686995"/>
+      <w:bookmarkStart w:id="23" w:name="_Toc243687170"/>
       <w:r>
         <w:t xml:space="preserve">5.4 </w:t>
       </w:r>
@@ -12928,7 +12928,7 @@
           <w:rFonts w:hint="eastAsia"/>
         </w:rPr>
       </w:pPr>
-      <w:bookmarkStart w:id="24" w:name="_Toc243686996"/>
+      <w:bookmarkStart w:id="24" w:name="_Toc243687171"/>
       <w:r>
         <w:lastRenderedPageBreak/>
         <w:t>六．系统数据库设计</w:t>
@@ -12977,7 +12977,7 @@
           <w:rFonts w:hint="eastAsia"/>
         </w:rPr>
       </w:pPr>
-      <w:bookmarkStart w:id="25" w:name="_Toc243686997"/>
+      <w:bookmarkStart w:id="25" w:name="_Toc243687172"/>
       <w:r>
         <w:t xml:space="preserve">6.1 </w:t>
       </w:r>
@@ -13097,7 +13097,7 @@
           <w:rFonts w:hint="eastAsia"/>
         </w:rPr>
       </w:pPr>
-      <w:bookmarkStart w:id="26" w:name="_Toc243686998"/>
+      <w:bookmarkStart w:id="26" w:name="_Toc243687173"/>
       <w:r>
         <w:t xml:space="preserve">6.2 </w:t>
       </w:r>
@@ -15180,7 +15180,7 @@
           <w:rFonts w:hint="eastAsia"/>
         </w:rPr>
       </w:pPr>
-      <w:bookmarkStart w:id="27" w:name="_Toc243686999"/>
+      <w:bookmarkStart w:id="27" w:name="_Toc243687174"/>
       <w:r>
         <w:t xml:space="preserve">6.3 </w:t>
       </w:r>
@@ -18544,7 +18544,7 @@
           <w:rFonts w:hint="eastAsia"/>
         </w:rPr>
       </w:pPr>
-      <w:bookmarkStart w:id="28" w:name="_Toc243687000"/>
+      <w:bookmarkStart w:id="28" w:name="_Toc243687175"/>
       <w:r>
         <w:t xml:space="preserve">6.4 </w:t>
       </w:r>
@@ -21863,7 +21863,7 @@
           <w:rFonts w:hint="eastAsia"/>
         </w:rPr>
       </w:pPr>
-      <w:bookmarkStart w:id="29" w:name="_Toc243687001"/>
+      <w:bookmarkStart w:id="29" w:name="_Toc243687176"/>
       <w:r>
         <w:t xml:space="preserve">6.5 </w:t>
       </w:r>
@@ -21957,7 +21957,7 @@
           <w:rFonts w:hint="eastAsia"/>
         </w:rPr>
       </w:pPr>
-      <w:bookmarkStart w:id="30" w:name="_Toc243687002"/>
+      <w:bookmarkStart w:id="30" w:name="_Toc243687177"/>
       <w:r>
         <w:lastRenderedPageBreak/>
         <w:t>七．系统功能实现</w:t>
@@ -22012,7 +22012,7 @@
           <w:rFonts w:hint="eastAsia"/>
         </w:rPr>
       </w:pPr>
-      <w:bookmarkStart w:id="31" w:name="_Toc243687003"/>
+      <w:bookmarkStart w:id="31" w:name="_Toc243687178"/>
       <w:r>
         <w:t xml:space="preserve">7.1 </w:t>
       </w:r>
@@ -22151,7 +22151,7 @@
           <w:rFonts w:hint="eastAsia"/>
         </w:rPr>
       </w:pPr>
-      <w:bookmarkStart w:id="32" w:name="_Toc243687004"/>
+      <w:bookmarkStart w:id="32" w:name="_Toc243687179"/>
       <w:r>
         <w:t xml:space="preserve">7.2 </w:t>
       </w:r>
@@ -22195,7 +22195,7 @@
           <w:rFonts w:hint="eastAsia"/>
         </w:rPr>
       </w:pPr>
-      <w:bookmarkStart w:id="33" w:name="_Toc243687005"/>
+      <w:bookmarkStart w:id="33" w:name="_Toc243687180"/>
       <w:r>
         <w:t xml:space="preserve">7.3 </w:t>
       </w:r>
@@ -22228,7 +22228,7 @@
           <w:rFonts w:hint="eastAsia"/>
         </w:rPr>
       </w:pPr>
-      <w:bookmarkStart w:id="34" w:name="_Toc243687006"/>
+      <w:bookmarkStart w:id="34" w:name="_Toc243687181"/>
       <w:r>
         <w:lastRenderedPageBreak/>
         <w:t xml:space="preserve">7.4 </w:t>
@@ -22256,7 +22256,7 @@
           <w:rFonts w:hint="eastAsia"/>
         </w:rPr>
       </w:pPr>
-      <w:bookmarkStart w:id="35" w:name="_Toc243687007"/>
+      <w:bookmarkStart w:id="35" w:name="_Toc243687182"/>
       <w:r>
         <w:t xml:space="preserve">7.5 </w:t>
       </w:r>
@@ -22283,7 +22283,7 @@
           <w:rFonts w:hint="eastAsia"/>
         </w:rPr>
       </w:pPr>
-      <w:bookmarkStart w:id="36" w:name="_Toc243687008"/>
+      <w:bookmarkStart w:id="36" w:name="_Toc243687183"/>
       <w:r>
         <w:t xml:space="preserve">7.6 </w:t>
       </w:r>
@@ -22420,7 +22420,7 @@
           <w:rFonts w:hint="eastAsia"/>
         </w:rPr>
       </w:pPr>
-      <w:bookmarkStart w:id="37" w:name="_Toc243687009"/>
+      <w:bookmarkStart w:id="37" w:name="_Toc243687184"/>
       <w:r>
         <w:t xml:space="preserve">7.7 </w:t>
       </w:r>
@@ -22480,7 +22480,7 @@
           <w:rFonts w:hint="eastAsia"/>
         </w:rPr>
       </w:pPr>
-      <w:bookmarkStart w:id="38" w:name="_Toc243687010"/>
+      <w:bookmarkStart w:id="38" w:name="_Toc243687185"/>
       <w:r>
         <w:t xml:space="preserve">7.8 </w:t>
       </w:r>
@@ -22641,7 +22641,7 @@
           <w:rFonts w:hint="eastAsia"/>
         </w:rPr>
       </w:pPr>
-      <w:bookmarkStart w:id="39" w:name="_Toc243687011"/>
+      <w:bookmarkStart w:id="39" w:name="_Toc243687186"/>
       <w:r>
         <w:t xml:space="preserve">7.9 </w:t>
       </w:r>
@@ -22889,7 +22889,7 @@
           <w:rFonts w:hint="eastAsia"/>
         </w:rPr>
       </w:pPr>
-      <w:bookmarkStart w:id="40" w:name="_Toc243687012"/>
+      <w:bookmarkStart w:id="40" w:name="_Toc243687187"/>
       <w:r>
         <w:t xml:space="preserve">7.10 </w:t>
       </w:r>
@@ -26654,7 +26654,7 @@
           <w:rFonts w:hint="eastAsia"/>
         </w:rPr>
       </w:pPr>
-      <w:bookmarkStart w:id="41" w:name="_Toc243687013"/>
+      <w:bookmarkStart w:id="41" w:name="_Toc243687188"/>
       <w:r>
         <w:t xml:space="preserve">7.11 </w:t>
       </w:r>
@@ -26686,7 +26686,7 @@
           <w:noProof/>
         </w:rPr>
         <w:drawing>
-          <wp:inline distT="0" distB="0" distL="0" distR="0" wp14:anchorId="2A83F2AB" wp14:editId="230165B0">
+          <wp:inline distT="0" distB="0" distL="0" distR="0" wp14:anchorId="27D6C6E4" wp14:editId="7598EFE5">
             <wp:extent cx="4500000" cy="2812500"/>
             <wp:effectExtent l="0" t="0" r="0" b="0"/>
             <wp:docPr id="7" name="Picture 7"/>
@@ -26752,7 +26752,7 @@
         </w:rPr>
         <w:lastRenderedPageBreak/>
         <w:drawing>
-          <wp:inline distT="0" distB="0" distL="0" distR="0" wp14:anchorId="07A6C311" wp14:editId="23962A82">
+          <wp:inline distT="0" distB="0" distL="0" distR="0" wp14:anchorId="07381796" wp14:editId="0DED7E7B">
             <wp:extent cx="4500000" cy="2812500"/>
             <wp:effectExtent l="0" t="0" r="0" b="0"/>
             <wp:docPr id="8" name="Picture 8"/>
@@ -26817,7 +26817,7 @@
           <w:noProof/>
         </w:rPr>
         <w:drawing>
-          <wp:inline distT="0" distB="0" distL="0" distR="0" wp14:anchorId="52E99411" wp14:editId="65E23E05">
+          <wp:inline distT="0" distB="0" distL="0" distR="0" wp14:anchorId="6B19F5DE" wp14:editId="5DFA46E6">
             <wp:extent cx="4500000" cy="2812500"/>
             <wp:effectExtent l="0" t="0" r="0" b="0"/>
             <wp:docPr id="9" name="Picture 9"/>
@@ -26883,7 +26883,7 @@
         </w:rPr>
         <w:lastRenderedPageBreak/>
         <w:drawing>
-          <wp:inline distT="0" distB="0" distL="0" distR="0" wp14:anchorId="33722A99" wp14:editId="3DD8EED2">
+          <wp:inline distT="0" distB="0" distL="0" distR="0" wp14:anchorId="657ECC21" wp14:editId="4C6A0161">
             <wp:extent cx="4500000" cy="2812500"/>
             <wp:effectExtent l="0" t="0" r="0" b="0"/>
             <wp:docPr id="10" name="Picture 10"/>
@@ -26948,7 +26948,7 @@
           <w:noProof/>
         </w:rPr>
         <w:drawing>
-          <wp:inline distT="0" distB="0" distL="0" distR="0" wp14:anchorId="464ED3D1" wp14:editId="5920D77C">
+          <wp:inline distT="0" distB="0" distL="0" distR="0" wp14:anchorId="19C3B597" wp14:editId="041A230C">
             <wp:extent cx="4500000" cy="2812500"/>
             <wp:effectExtent l="0" t="0" r="0" b="0"/>
             <wp:docPr id="11" name="Picture 11"/>
@@ -27014,7 +27014,7 @@
         </w:rPr>
         <w:lastRenderedPageBreak/>
         <w:drawing>
-          <wp:inline distT="0" distB="0" distL="0" distR="0" wp14:anchorId="5BF792BA" wp14:editId="43C4CBE0">
+          <wp:inline distT="0" distB="0" distL="0" distR="0" wp14:anchorId="79BF37E2" wp14:editId="37CFBF9B">
             <wp:extent cx="4500000" cy="2812500"/>
             <wp:effectExtent l="0" t="0" r="0" b="0"/>
             <wp:docPr id="12" name="Picture 12"/>
@@ -27075,7 +27075,7 @@
           <w:rFonts w:hint="eastAsia"/>
         </w:rPr>
       </w:pPr>
-      <w:bookmarkStart w:id="42" w:name="_Toc243687014"/>
+      <w:bookmarkStart w:id="42" w:name="_Toc243687189"/>
       <w:r>
         <w:lastRenderedPageBreak/>
         <w:t>八．项目总结及收获</w:t>
@@ -27089,7 +27089,7 @@
           <w:rFonts w:hint="eastAsia"/>
         </w:rPr>
       </w:pPr>
-      <w:bookmarkStart w:id="43" w:name="_Toc243687015"/>
+      <w:bookmarkStart w:id="43" w:name="_Toc243687190"/>
       <w:r>
         <w:t xml:space="preserve">8.1 </w:t>
       </w:r>
@@ -27175,7 +27175,7 @@
           <w:rFonts w:hint="eastAsia"/>
         </w:rPr>
       </w:pPr>
-      <w:bookmarkStart w:id="44" w:name="_Toc243687016"/>
+      <w:bookmarkStart w:id="44" w:name="_Toc243687191"/>
       <w:r>
         <w:t xml:space="preserve">8.2 </w:t>
       </w:r>
@@ -27303,7 +27303,7 @@
           <w:rFonts w:hint="eastAsia"/>
         </w:rPr>
       </w:pPr>
-      <w:bookmarkStart w:id="45" w:name="_Toc243687017"/>
+      <w:bookmarkStart w:id="45" w:name="_Toc243687192"/>
       <w:r>
         <w:t xml:space="preserve">8.3 </w:t>
       </w:r>
@@ -27589,7 +27589,7 @@
           <w:rFonts w:hint="eastAsia"/>
         </w:rPr>
       </w:pPr>
-      <w:bookmarkStart w:id="46" w:name="_Toc243687018"/>
+      <w:bookmarkStart w:id="46" w:name="_Toc243687193"/>
       <w:r>
         <w:t xml:space="preserve">8.4 </w:t>
       </w:r>
@@ -27769,7 +27769,7 @@
           <w:rFonts w:hint="eastAsia"/>
         </w:rPr>
       </w:pPr>
-      <w:bookmarkStart w:id="47" w:name="_Toc243687019"/>
+      <w:bookmarkStart w:id="47" w:name="_Toc243687194"/>
       <w:r>
         <w:lastRenderedPageBreak/>
         <w:t>附录</w:t>
@@ -27896,7 +27896,7 @@
           <w:rFonts w:hint="eastAsia"/>
         </w:rPr>
       </w:pPr>
-      <w:bookmarkStart w:id="48" w:name="_Toc243687020"/>
+      <w:bookmarkStart w:id="48" w:name="_Toc243687195"/>
       <w:r>
         <w:lastRenderedPageBreak/>
         <w:t>附录</w:t>
@@ -28926,7 +28926,7 @@
           <w:rFonts w:hint="eastAsia"/>
         </w:rPr>
       </w:pPr>
-      <w:bookmarkStart w:id="49" w:name="_Toc243687021"/>
+      <w:bookmarkStart w:id="49" w:name="_Toc243687196"/>
       <w:r>
         <w:lastRenderedPageBreak/>
         <w:t>附录</w:t>
@@ -29088,7 +29088,7 @@
           <w:rFonts w:hint="eastAsia"/>
         </w:rPr>
       </w:pPr>
-      <w:bookmarkStart w:id="50" w:name="_Toc243687022"/>
+      <w:bookmarkStart w:id="50" w:name="_Toc243687197"/>
       <w:r>
         <w:lastRenderedPageBreak/>
         <w:t>参考文献</w:t>
@@ -29158,7 +29158,7 @@
           <w:rFonts w:hint="eastAsia"/>
         </w:rPr>
       </w:pPr>
-      <w:bookmarkStart w:id="51" w:name="_Toc243687023"/>
+      <w:bookmarkStart w:id="51" w:name="_Toc243687198"/>
       <w:r>
         <w:lastRenderedPageBreak/>
         <w:t>附录</w:t>
@@ -30008,7 +30008,7 @@
     <w:autoRedefine/>
     <w:uiPriority w:val="39"/>
     <w:unhideWhenUsed/>
-    <w:rsid w:val="00941DBB"/>
+    <w:rsid w:val="000B0399"/>
   </w:style>
   <w:style w:type="paragraph" w:styleId="TOC2">
     <w:name w:val="toc 2"/>
@@ -30017,7 +30017,7 @@
     <w:autoRedefine/>
     <w:uiPriority w:val="39"/>
     <w:unhideWhenUsed/>
-    <w:rsid w:val="00941DBB"/>
+    <w:rsid w:val="000B0399"/>
     <w:pPr>
       <w:ind w:leftChars="200" w:left="420"/>
     </w:pPr>
@@ -30028,7 +30028,7 @@
     <w:link w:val="a5"/>
     <w:uiPriority w:val="99"/>
     <w:unhideWhenUsed/>
-    <w:rsid w:val="00941DBB"/>
+    <w:rsid w:val="000B0399"/>
     <w:pPr>
       <w:tabs>
         <w:tab w:val="center" w:pos="4153"/>
@@ -30047,7 +30047,7 @@
     <w:basedOn w:val="a0"/>
     <w:link w:val="a4"/>
     <w:uiPriority w:val="99"/>
-    <w:rsid w:val="00941DBB"/>
+    <w:rsid w:val="000B0399"/>
     <w:rPr>
       <w:kern w:val="2"/>
       <w:sz w:val="18"/>
@@ -30060,7 +30060,7 @@
     <w:link w:val="a7"/>
     <w:uiPriority w:val="99"/>
     <w:unhideWhenUsed/>
-    <w:rsid w:val="00941DBB"/>
+    <w:rsid w:val="000B0399"/>
     <w:pPr>
       <w:tabs>
         <w:tab w:val="center" w:pos="4153"/>
@@ -30079,7 +30079,7 @@
     <w:basedOn w:val="a0"/>
     <w:link w:val="a6"/>
     <w:uiPriority w:val="99"/>
-    <w:rsid w:val="00941DBB"/>
+    <w:rsid w:val="000B0399"/>
     <w:rPr>
       <w:kern w:val="2"/>
       <w:sz w:val="18"/>

--- a/docs/信息化系统开发与应用实训报告-刘中天-20231026120.docx
+++ b/docs/信息化系统开发与应用实训报告-刘中天-20231026120.docx
@@ -137,27 +137,7 @@
                 <w:sz w:val="32"/>
                 <w:szCs w:val="32"/>
               </w:rPr>
-              <w:t>日</w:t>
-            </w:r>
-            <w:r>
-              <w:rPr>
-                <w:rFonts w:hint="eastAsia"/>
-                <w:b/>
-                <w:bCs/>
-                <w:sz w:val="32"/>
-                <w:szCs w:val="32"/>
-              </w:rPr>
-              <w:t xml:space="preserve">    </w:t>
-            </w:r>
-            <w:r>
-              <w:rPr>
-                <w:rFonts w:hint="eastAsia"/>
-                <w:b/>
-                <w:bCs/>
-                <w:sz w:val="32"/>
-                <w:szCs w:val="32"/>
-              </w:rPr>
-              <w:t>期</w:t>
+              <w:t>日    期</w:t>
             </w:r>
           </w:p>
         </w:tc>
@@ -354,27 +334,7 @@
           <w:sz w:val="48"/>
           <w:szCs w:val="48"/>
         </w:rPr>
-        <w:t>《</w:t>
-      </w:r>
-      <w:r>
-        <w:rPr>
-          <w:rFonts w:hint="eastAsia"/>
-          <w:b/>
-          <w:bCs/>
-          <w:sz w:val="48"/>
-          <w:szCs w:val="48"/>
-        </w:rPr>
-        <w:t>信息化系统开发与应用</w:t>
-      </w:r>
-      <w:r>
-        <w:rPr>
-          <w:rFonts w:hint="eastAsia"/>
-          <w:b/>
-          <w:bCs/>
-          <w:sz w:val="48"/>
-          <w:szCs w:val="48"/>
-        </w:rPr>
-        <w:t>》实训报告</w:t>
+        <w:t>《信息化系统开发与应用》实训报告</w:t>
       </w:r>
     </w:p>
     <w:p>
@@ -413,16 +373,7 @@
           <w:szCs w:val="44"/>
           <w:u w:val="single"/>
         </w:rPr>
-        <w:t>大学智能课程管理系统的设计与开发</w:t>
-      </w:r>
-      <w:r>
-        <w:rPr>
-          <w:rFonts w:hint="eastAsia"/>
-          <w:sz w:val="32"/>
-          <w:szCs w:val="44"/>
-          <w:u w:val="single"/>
-        </w:rPr>
-        <w:t xml:space="preserve">          </w:t>
+        <w:t xml:space="preserve">大学智能课程管理系统的设计与开发          </w:t>
       </w:r>
     </w:p>
     <w:p>
@@ -449,7 +400,25 @@
           <w:szCs w:val="44"/>
           <w:u w:val="single"/>
         </w:rPr>
-        <w:t xml:space="preserve">         </w:t>
+        <w:t xml:space="preserve">         廖景昌           </w:t>
+      </w:r>
+    </w:p>
+    <w:p>
+      <w:pPr>
+        <w:spacing w:before="200" w:line="576" w:lineRule="auto"/>
+        <w:rPr>
+          <w:rFonts w:hint="eastAsia"/>
+          <w:sz w:val="44"/>
+          <w:szCs w:val="44"/>
+        </w:rPr>
+      </w:pPr>
+      <w:r>
+        <w:rPr>
+          <w:rFonts w:hint="eastAsia"/>
+          <w:sz w:val="44"/>
+          <w:szCs w:val="44"/>
+        </w:rPr>
+        <w:t>专业班级：</w:t>
       </w:r>
       <w:r>
         <w:rPr>
@@ -458,7 +427,25 @@
           <w:szCs w:val="44"/>
           <w:u w:val="single"/>
         </w:rPr>
-        <w:t>廖景昌</w:t>
+        <w:t xml:space="preserve">23gb物联网工程1班                  </w:t>
+      </w:r>
+    </w:p>
+    <w:p>
+      <w:pPr>
+        <w:spacing w:before="200" w:line="576" w:lineRule="auto"/>
+        <w:rPr>
+          <w:rFonts w:hint="eastAsia"/>
+          <w:sz w:val="44"/>
+          <w:szCs w:val="44"/>
+        </w:rPr>
+      </w:pPr>
+      <w:r>
+        <w:rPr>
+          <w:rFonts w:hint="eastAsia"/>
+          <w:sz w:val="44"/>
+          <w:szCs w:val="44"/>
+        </w:rPr>
+        <w:t>学生姓名：</w:t>
       </w:r>
       <w:r>
         <w:rPr>
@@ -467,7 +454,7 @@
           <w:szCs w:val="44"/>
           <w:u w:val="single"/>
         </w:rPr>
-        <w:t xml:space="preserve">           </w:t>
+        <w:t xml:space="preserve">刘中天                            </w:t>
       </w:r>
     </w:p>
     <w:p>
@@ -485,7 +472,7 @@
           <w:sz w:val="44"/>
           <w:szCs w:val="44"/>
         </w:rPr>
-        <w:t>专业班级：</w:t>
+        <w:t>学    号：</w:t>
       </w:r>
       <w:r>
         <w:rPr>
@@ -494,121 +481,6 @@
           <w:szCs w:val="44"/>
           <w:u w:val="single"/>
         </w:rPr>
-        <w:t>23gb</w:t>
-      </w:r>
-      <w:r>
-        <w:rPr>
-          <w:rFonts w:hint="eastAsia"/>
-          <w:sz w:val="44"/>
-          <w:szCs w:val="44"/>
-          <w:u w:val="single"/>
-        </w:rPr>
-        <w:t>物联网工程</w:t>
-      </w:r>
-      <w:r>
-        <w:rPr>
-          <w:rFonts w:hint="eastAsia"/>
-          <w:sz w:val="44"/>
-          <w:szCs w:val="44"/>
-          <w:u w:val="single"/>
-        </w:rPr>
-        <w:t>1</w:t>
-      </w:r>
-      <w:r>
-        <w:rPr>
-          <w:rFonts w:hint="eastAsia"/>
-          <w:sz w:val="44"/>
-          <w:szCs w:val="44"/>
-          <w:u w:val="single"/>
-        </w:rPr>
-        <w:t>班</w:t>
-      </w:r>
-      <w:r>
-        <w:rPr>
-          <w:rFonts w:hint="eastAsia"/>
-          <w:sz w:val="44"/>
-          <w:szCs w:val="44"/>
-          <w:u w:val="single"/>
-        </w:rPr>
-        <w:t xml:space="preserve">                  </w:t>
-      </w:r>
-    </w:p>
-    <w:p>
-      <w:pPr>
-        <w:spacing w:before="200" w:line="576" w:lineRule="auto"/>
-        <w:rPr>
-          <w:rFonts w:hint="eastAsia"/>
-          <w:sz w:val="44"/>
-          <w:szCs w:val="44"/>
-        </w:rPr>
-      </w:pPr>
-      <w:r>
-        <w:rPr>
-          <w:rFonts w:hint="eastAsia"/>
-          <w:sz w:val="44"/>
-          <w:szCs w:val="44"/>
-        </w:rPr>
-        <w:t>学生姓名：</w:t>
-      </w:r>
-      <w:r>
-        <w:rPr>
-          <w:rFonts w:hint="eastAsia"/>
-          <w:sz w:val="44"/>
-          <w:szCs w:val="44"/>
-          <w:u w:val="single"/>
-        </w:rPr>
-        <w:t>刘中天</w:t>
-      </w:r>
-      <w:r>
-        <w:rPr>
-          <w:rFonts w:hint="eastAsia"/>
-          <w:sz w:val="44"/>
-          <w:szCs w:val="44"/>
-          <w:u w:val="single"/>
-        </w:rPr>
-        <w:t xml:space="preserve">                            </w:t>
-      </w:r>
-    </w:p>
-    <w:p>
-      <w:pPr>
-        <w:spacing w:before="200" w:line="576" w:lineRule="auto"/>
-        <w:rPr>
-          <w:rFonts w:hint="eastAsia"/>
-          <w:sz w:val="44"/>
-          <w:szCs w:val="44"/>
-        </w:rPr>
-      </w:pPr>
-      <w:r>
-        <w:rPr>
-          <w:rFonts w:hint="eastAsia"/>
-          <w:sz w:val="44"/>
-          <w:szCs w:val="44"/>
-        </w:rPr>
-        <w:t>学</w:t>
-      </w:r>
-      <w:r>
-        <w:rPr>
-          <w:rFonts w:hint="eastAsia"/>
-          <w:sz w:val="44"/>
-          <w:szCs w:val="44"/>
-        </w:rPr>
-        <w:t xml:space="preserve">    </w:t>
-      </w:r>
-      <w:r>
-        <w:rPr>
-          <w:rFonts w:hint="eastAsia"/>
-          <w:sz w:val="44"/>
-          <w:szCs w:val="44"/>
-        </w:rPr>
-        <w:t>号：</w:t>
-      </w:r>
-      <w:r>
-        <w:rPr>
-          <w:rFonts w:hint="eastAsia"/>
-          <w:sz w:val="44"/>
-          <w:szCs w:val="44"/>
-          <w:u w:val="single"/>
-        </w:rPr>
         <w:t xml:space="preserve">20231026120                       </w:t>
       </w:r>
     </w:p>
@@ -627,23 +499,7 @@
           <w:sz w:val="36"/>
         </w:rPr>
         <w:lastRenderedPageBreak/>
-        <w:t>目</w:t>
-      </w:r>
-      <w:r>
-        <w:rPr>
-          <w:rFonts w:ascii="黑体" w:eastAsia="黑体" w:hAnsi="黑体"/>
-          <w:b/>
-          <w:sz w:val="36"/>
-        </w:rPr>
-        <w:t xml:space="preserve">    </w:t>
-      </w:r>
-      <w:r>
-        <w:rPr>
-          <w:rFonts w:ascii="黑体" w:eastAsia="黑体" w:hAnsi="黑体"/>
-          <w:b/>
-          <w:sz w:val="36"/>
-        </w:rPr>
-        <w:t>录</w:t>
+        <w:t>目    录</w:t>
       </w:r>
     </w:p>
     <w:p>
@@ -5529,10 +5385,7 @@
       </w:pPr>
       <w:bookmarkStart w:id="1" w:name="_Toc243687148"/>
       <w:r>
-        <w:t xml:space="preserve">1.1 </w:t>
-      </w:r>
-      <w:r>
-        <w:t>实训背景</w:t>
+        <w:t>1.1 实训背景</w:t>
       </w:r>
       <w:bookmarkEnd w:id="1"/>
     </w:p>
@@ -5544,13 +5397,7 @@
         </w:rPr>
       </w:pPr>
       <w:r>
-        <w:t>随着高校信息化建设的不断推进，课程管理已经从传统的纸质登记、</w:t>
-      </w:r>
-      <w:r>
-        <w:t xml:space="preserve">Excel </w:t>
-      </w:r>
-      <w:r>
-        <w:t>统计逐步转向信息系统管理。课程管理涉及学生、教师、教务管理员三类角色，日常业务包括学生基本信息维护、班级与课程组织、考勤登记、课堂表现记录、实验与作业管理、平时成绩与总成绩汇总等。若完全依赖人工方式，容易出现数据重复、统计口径不一致、成绩计算错误、历史记录难以追溯等问题。</w:t>
+        <w:t>随着高校信息化建设的不断推进，课程管理已经从传统的纸质登记、Excel 统计逐步转向信息系统管理。课程管理涉及学生、教师、教务管理员三类角色，日常业务包括学生基本信息维护、班级与课程组织、考勤登记、课堂表现记录、实验与作业管理、平时成绩与总成绩汇总等。若完全依赖人工方式，容易出现数据重复、统计口径不一致、成绩计算错误、历史记录难以追溯等问题。</w:t>
       </w:r>
     </w:p>
     <w:p>
@@ -5561,43 +5408,7 @@
         </w:rPr>
       </w:pPr>
       <w:r>
-        <w:t>本实训以大学日常教学课程管理为应用场景，设计并实现一套多角色、功能完善的智能课程管理系统。系统覆盖</w:t>
-      </w:r>
-      <w:r>
-        <w:t>“</w:t>
-      </w:r>
-      <w:r>
-        <w:t>基础数据维护</w:t>
-      </w:r>
-      <w:r>
-        <w:t>—</w:t>
-      </w:r>
-      <w:r>
-        <w:t>教学过程记录</w:t>
-      </w:r>
-      <w:r>
-        <w:t>—</w:t>
-      </w:r>
-      <w:r>
-        <w:t>成绩汇总</w:t>
-      </w:r>
-      <w:r>
-        <w:t>—</w:t>
-      </w:r>
-      <w:r>
-        <w:t>数据导出</w:t>
-      </w:r>
-      <w:r>
-        <w:t>—</w:t>
-      </w:r>
-      <w:r>
-        <w:t>系统审计</w:t>
-      </w:r>
-      <w:r>
-        <w:t>”</w:t>
-      </w:r>
-      <w:r>
-        <w:t>的完整链路，并采用前后端分离的部署形态，使系统既能满足课程演示，也具备一定的工程实践价值。</w:t>
+        <w:t>本实训以大学日常教学课程管理为应用场景，设计并实现一套多角色、功能完善的智能课程管理系统。系统覆盖“基础数据维护—教学过程记录—成绩汇总—数据导出—系统审计”的完整链路，并采用前后端分离的部署形态，使系统既能满足课程演示，也具备一定的工程实践价值。</w:t>
       </w:r>
     </w:p>
     <w:p>
@@ -5609,10 +5420,7 @@
       </w:pPr>
       <w:bookmarkStart w:id="2" w:name="_Toc243687149"/>
       <w:r>
-        <w:t xml:space="preserve">1.2 </w:t>
-      </w:r>
-      <w:r>
-        <w:t>实训目标与任务</w:t>
+        <w:t>1.2 实训目标与任务</w:t>
       </w:r>
       <w:bookmarkEnd w:id="2"/>
     </w:p>
@@ -5624,31 +5432,7 @@
         </w:rPr>
       </w:pPr>
       <w:r>
-        <w:t>本实训的总体目标是：综合运用</w:t>
-      </w:r>
-      <w:r>
-        <w:t xml:space="preserve"> Java</w:t>
-      </w:r>
-      <w:r>
-        <w:t>、</w:t>
-      </w:r>
-      <w:r>
-        <w:t>Spring Boot</w:t>
-      </w:r>
-      <w:r>
-        <w:t>、</w:t>
-      </w:r>
-      <w:r>
-        <w:t>MyBatis</w:t>
-      </w:r>
-      <w:r>
-        <w:t>、</w:t>
-      </w:r>
-      <w:r>
-        <w:t>Thymeleaf</w:t>
-      </w:r>
-      <w:r>
-        <w:t>、关系型数据库与容器化技术，完成一个可运行、可演示、可部署的课程管理系统，并在此过程中掌握需求分析、系统设计、编码实现、测试调试与部署发布的完整流程。具体任务包括：</w:t>
+        <w:t>本实训的总体目标是：综合运用 Java、Spring Boot、MyBatis、Thymeleaf、关系型数据库与容器化技术，完成一个可运行、可演示、可部署的课程管理系统，并在此过程中掌握需求分析、系统设计、编码实现、测试调试与部署发布的完整流程。具体任务包括：</w:t>
       </w:r>
     </w:p>
     <w:p>
@@ -5660,34 +5444,7 @@
         </w:rPr>
       </w:pPr>
       <w:r>
-        <w:t xml:space="preserve">· </w:t>
-      </w:r>
-      <w:r>
-        <w:t>完成开发环境搭建，统一使用</w:t>
-      </w:r>
-      <w:r>
-        <w:t xml:space="preserve"> JDK 17</w:t>
-      </w:r>
-      <w:r>
-        <w:t>、</w:t>
-      </w:r>
-      <w:r>
-        <w:t>Maven</w:t>
-      </w:r>
-      <w:r>
-        <w:t>、</w:t>
-      </w:r>
-      <w:r>
-        <w:t xml:space="preserve">MySQL 8 </w:t>
-      </w:r>
-      <w:r>
-        <w:t>与</w:t>
-      </w:r>
-      <w:r>
-        <w:t xml:space="preserve"> Docker</w:t>
-      </w:r>
-      <w:r>
-        <w:t>，保证编译与运行一致；</w:t>
+        <w:t>· 完成开发环境搭建，统一使用 JDK 17、Maven、MySQL 8 与 Docker，保证编译与运行一致；</w:t>
       </w:r>
     </w:p>
     <w:p>
@@ -5699,10 +5456,7 @@
         </w:rPr>
       </w:pPr>
       <w:r>
-        <w:t xml:space="preserve">· </w:t>
-      </w:r>
-      <w:r>
-        <w:t>完成需求分析，梳理学生、教师、管理员三类角色的功能边界与权限规则；</w:t>
+        <w:t>· 完成需求分析，梳理学生、教师、管理员三类角色的功能边界与权限规则；</w:t>
       </w:r>
     </w:p>
     <w:p>
@@ -5714,16 +5468,7 @@
         </w:rPr>
       </w:pPr>
       <w:r>
-        <w:t xml:space="preserve">· </w:t>
-      </w:r>
-      <w:r>
-        <w:t>完成系统设计，包括分层架构、功能模块、接口、数据库表结构与</w:t>
-      </w:r>
-      <w:r>
-        <w:t xml:space="preserve"> E-R </w:t>
-      </w:r>
-      <w:r>
-        <w:t>模型；</w:t>
+        <w:t>· 完成系统设计，包括分层架构、功能模块、接口、数据库表结构与 E-R 模型；</w:t>
       </w:r>
     </w:p>
     <w:p>
@@ -5735,10 +5480,7 @@
         </w:rPr>
       </w:pPr>
       <w:r>
-        <w:t xml:space="preserve">· </w:t>
-      </w:r>
-      <w:r>
-        <w:t>实现登录认证、考勤、课堂表现、实验、作业、成绩汇总、基础数据管理等核心功能；</w:t>
+        <w:t>· 实现登录认证、考勤、课堂表现、实验、作业、成绩汇总、基础数据管理等核心功能；</w:t>
       </w:r>
     </w:p>
     <w:p>
@@ -5750,10 +5492,7 @@
         </w:rPr>
       </w:pPr>
       <w:r>
-        <w:t xml:space="preserve">· </w:t>
-      </w:r>
-      <w:r>
-        <w:t>完成系统测试与缺陷修复，编写测试用例并验证关键业务规则；</w:t>
+        <w:t>· 完成系统测试与缺陷修复，编写测试用例并验证关键业务规则；</w:t>
       </w:r>
     </w:p>
     <w:p>
@@ -5765,34 +5504,7 @@
         </w:rPr>
       </w:pPr>
       <w:r>
-        <w:t xml:space="preserve">· </w:t>
-      </w:r>
-      <w:r>
-        <w:t>完成容器化部署，使用</w:t>
-      </w:r>
-      <w:r>
-        <w:t xml:space="preserve"> Nginx </w:t>
-      </w:r>
-      <w:r>
-        <w:t>托管前端、</w:t>
-      </w:r>
-      <w:r>
-        <w:t xml:space="preserve">Tomcat </w:t>
-      </w:r>
-      <w:r>
-        <w:t>部署后端</w:t>
-      </w:r>
-      <w:r>
-        <w:t xml:space="preserve"> WAR</w:t>
-      </w:r>
-      <w:r>
-        <w:t>、</w:t>
-      </w:r>
-      <w:r>
-        <w:t xml:space="preserve">MySQL </w:t>
-      </w:r>
-      <w:r>
-        <w:t>存储数据。</w:t>
+        <w:t>· 完成容器化部署，使用 Nginx 托管前端、Tomcat 部署后端 WAR、MySQL 存储数据。</w:t>
       </w:r>
     </w:p>
     <w:p>
@@ -5805,10 +5517,7 @@
       <w:bookmarkStart w:id="3" w:name="_Toc243687150"/>
       <w:r>
         <w:lastRenderedPageBreak/>
-        <w:t xml:space="preserve">1.3 </w:t>
-      </w:r>
-      <w:r>
-        <w:t>技术栈说明</w:t>
+        <w:t>1.3 技术栈说明</w:t>
       </w:r>
       <w:bookmarkEnd w:id="3"/>
     </w:p>
@@ -5820,133 +5529,7 @@
         </w:rPr>
       </w:pPr>
       <w:r>
-        <w:t>系统后端采用</w:t>
-      </w:r>
-      <w:r>
-        <w:t xml:space="preserve"> Java 17 </w:t>
-      </w:r>
-      <w:r>
-        <w:t>与</w:t>
-      </w:r>
-      <w:r>
-        <w:t xml:space="preserve"> Spring Boot 3.5.0</w:t>
-      </w:r>
-      <w:r>
-        <w:t>，使用</w:t>
-      </w:r>
-      <w:r>
-        <w:t xml:space="preserve"> Spring MVC </w:t>
-      </w:r>
-      <w:r>
-        <w:t>提供</w:t>
-      </w:r>
-      <w:r>
-        <w:t xml:space="preserve"> Web </w:t>
-      </w:r>
-      <w:r>
-        <w:t>能力，</w:t>
-      </w:r>
-      <w:r>
-        <w:t xml:space="preserve">MyBatis 3.0.5 </w:t>
-      </w:r>
-      <w:r>
-        <w:t>负责数据访问，</w:t>
-      </w:r>
-      <w:r>
-        <w:t xml:space="preserve">Thymeleaf </w:t>
-      </w:r>
-      <w:r>
-        <w:t>保留为服务端渲染界面，同时提供一套基于</w:t>
-      </w:r>
-      <w:r>
-        <w:t xml:space="preserve"> JSON </w:t>
-      </w:r>
-      <w:r>
-        <w:t>的</w:t>
-      </w:r>
-      <w:r>
-        <w:t xml:space="preserve"> REST </w:t>
-      </w:r>
-      <w:r>
-        <w:t>接口供独立前端调用。数据库采用</w:t>
-      </w:r>
-      <w:r>
-        <w:t xml:space="preserve"> MySQL 8.0</w:t>
-      </w:r>
-      <w:r>
-        <w:t>，字符集为</w:t>
-      </w:r>
-      <w:r>
-        <w:t xml:space="preserve"> utf8mb4</w:t>
-      </w:r>
-      <w:r>
-        <w:t>，存储引擎为</w:t>
-      </w:r>
-      <w:r>
-        <w:t xml:space="preserve"> InnoDB</w:t>
-      </w:r>
-      <w:r>
-        <w:t>，并通过外键约束保证参照完整性。前端采用原生</w:t>
-      </w:r>
-      <w:r>
-        <w:t xml:space="preserve"> HTML</w:t>
-      </w:r>
-      <w:r>
-        <w:t>、</w:t>
-      </w:r>
-      <w:r>
-        <w:t xml:space="preserve">CSS </w:t>
-      </w:r>
-      <w:r>
-        <w:t>与</w:t>
-      </w:r>
-      <w:r>
-        <w:t xml:space="preserve"> JavaScript </w:t>
-      </w:r>
-      <w:r>
-        <w:t>实现单页应用（</w:t>
-      </w:r>
-      <w:r>
-        <w:t>SPA</w:t>
-      </w:r>
-      <w:r>
-        <w:t>），通过</w:t>
-      </w:r>
-      <w:r>
-        <w:t xml:space="preserve"> Nginx </w:t>
-      </w:r>
-      <w:r>
-        <w:t>托管静态资源并将</w:t>
-      </w:r>
-      <w:r>
-        <w:t xml:space="preserve"> /api </w:t>
-      </w:r>
-      <w:r>
-        <w:t>请求反向代理到后端。系统使用</w:t>
-      </w:r>
-      <w:r>
-        <w:t xml:space="preserve"> Docker Compose </w:t>
-      </w:r>
-      <w:r>
-        <w:t>编排</w:t>
-      </w:r>
-      <w:r>
-        <w:t xml:space="preserve"> Nginx</w:t>
-      </w:r>
-      <w:r>
-        <w:t>、</w:t>
-      </w:r>
-      <w:r>
-        <w:t xml:space="preserve">Tomcat </w:t>
-      </w:r>
-      <w:r>
-        <w:t>与</w:t>
-      </w:r>
-      <w:r>
-        <w:t xml:space="preserve"> MySQL </w:t>
-      </w:r>
-      <w:r>
-        <w:t>三个容器，实现一键部署。</w:t>
+        <w:t>系统后端采用 Java 17 与 Spring Boot 3.5.0，使用 Spring MVC 提供 Web 能力，MyBatis 3.0.5 负责数据访问，Thymeleaf 保留为服务端渲染界面，同时提供一套基于 JSON 的 REST 接口供独立前端调用。数据库采用 MySQL 8.0，字符集为 utf8mb4，存储引擎为 InnoDB，并通过外键约束保证参照完整性。前端采用原生 HTML、CSS 与 JavaScript 实现单页应用（SPA），通过 Nginx 托管静态资源并将 /api 请求反向代理到后端。系统使用 Docker Compose 编排 Nginx、Tomcat 与 MySQL 三个容器，实现一键部署。</w:t>
       </w:r>
     </w:p>
     <w:p>
@@ -5957,55 +5540,7 @@
         </w:rPr>
       </w:pPr>
       <w:r>
-        <w:t>需要说明的是，课程指导手册中列出的数据库为</w:t>
-      </w:r>
-      <w:r>
-        <w:t xml:space="preserve"> SQL Server</w:t>
-      </w:r>
-      <w:r>
-        <w:t>，本系统实际部署环境采用</w:t>
-      </w:r>
-      <w:r>
-        <w:t xml:space="preserve"> MySQL 8.0</w:t>
-      </w:r>
-      <w:r>
-        <w:t>。两者均为关系型数据库，标准</w:t>
-      </w:r>
-      <w:r>
-        <w:t xml:space="preserve"> SQL</w:t>
-      </w:r>
-      <w:r>
-        <w:t>、事务、外键、索引等核心能力一致；本系统使用的</w:t>
-      </w:r>
-      <w:r>
-        <w:t xml:space="preserve"> SQL </w:t>
-      </w:r>
-      <w:r>
-        <w:t>语法均控制在通用范围内，表结构、约束与索引设计可直接迁移到</w:t>
-      </w:r>
-      <w:r>
-        <w:t xml:space="preserve"> SQL Server</w:t>
-      </w:r>
-      <w:r>
-        <w:t>。选择</w:t>
-      </w:r>
-      <w:r>
-        <w:t xml:space="preserve"> MySQL </w:t>
-      </w:r>
-      <w:r>
-        <w:t>主要是考虑课程机房与</w:t>
-      </w:r>
-      <w:r>
-        <w:t xml:space="preserve"> Docker </w:t>
-      </w:r>
-      <w:r>
-        <w:t>环境的易获取性，以及</w:t>
-      </w:r>
-      <w:r>
-        <w:t xml:space="preserve"> utf8mb4 </w:t>
-      </w:r>
-      <w:r>
-        <w:t>对中文的友好支持。</w:t>
+        <w:t>需要说明的是，课程指导手册中列出的数据库为 SQL Server，本系统实际部署环境采用 MySQL 8.0。两者均为关系型数据库，标准 SQL、事务、外键、索引等核心能力一致；本系统使用的 SQL 语法均控制在通用范围内，表结构、约束与索引设计可直接迁移到 SQL Server。选择 MySQL 主要是考虑课程机房与 Docker 环境的易获取性，以及 utf8mb4 对中文的友好支持。</w:t>
       </w:r>
     </w:p>
     <w:p>
@@ -6031,37 +5566,7 @@
         </w:rPr>
       </w:pPr>
       <w:r>
-        <w:t>本章介绍系统开发与运行所需的软件环境、安装配置步骤以及环境验证方法。实验环境以</w:t>
-      </w:r>
-      <w:r>
-        <w:t xml:space="preserve"> Windows 11 </w:t>
-      </w:r>
-      <w:r>
-        <w:t>为开发主机，使用</w:t>
-      </w:r>
-      <w:r>
-        <w:t xml:space="preserve"> IntelliJ IDEA / VS Code </w:t>
-      </w:r>
-      <w:r>
-        <w:t>进行开发，</w:t>
-      </w:r>
-      <w:r>
-        <w:t xml:space="preserve">JDK 17 </w:t>
-      </w:r>
-      <w:r>
-        <w:t>编译运行，</w:t>
-      </w:r>
-      <w:r>
-        <w:t xml:space="preserve">MySQL 8.0 </w:t>
-      </w:r>
-      <w:r>
-        <w:t>存储数据，</w:t>
-      </w:r>
-      <w:r>
-        <w:t xml:space="preserve">Docker </w:t>
-      </w:r>
-      <w:r>
-        <w:t>负责运行期编排。</w:t>
+        <w:t>本章介绍系统开发与运行所需的软件环境、安装配置步骤以及环境验证方法。实验环境以 Windows 11 为开发主机，使用 IntelliJ IDEA / VS Code 进行开发，JDK 17 编译运行，MySQL 8.0 存储数据，Docker 负责运行期编排。</w:t>
       </w:r>
     </w:p>
     <w:p>
@@ -6073,10 +5578,7 @@
       </w:pPr>
       <w:bookmarkStart w:id="5" w:name="_Toc243687152"/>
       <w:r>
-        <w:t xml:space="preserve">2.1 </w:t>
-      </w:r>
-      <w:r>
-        <w:t>开发工具与版本</w:t>
+        <w:t>2.1 开发工具与版本</w:t>
       </w:r>
       <w:bookmarkEnd w:id="5"/>
     </w:p>
@@ -6088,13 +5590,7 @@
         </w:rPr>
       </w:pPr>
       <w:r>
-        <w:t>表</w:t>
-      </w:r>
-      <w:r>
-        <w:t xml:space="preserve"> 2-1 </w:t>
-      </w:r>
-      <w:r>
-        <w:t>开发环境与软件版本</w:t>
+        <w:t>表 2-1 开发环境与软件版本</w:t>
       </w:r>
     </w:p>
     <w:tbl>
@@ -6154,23 +5650,7 @@
                 <w:b/>
                 <w:sz w:val="20"/>
               </w:rPr>
-              <w:t>软件</w:t>
-            </w:r>
-            <w:r>
-              <w:rPr>
-                <w:rFonts w:ascii="宋体" w:eastAsia="宋体" w:hAnsi="宋体"/>
-                <w:b/>
-                <w:sz w:val="20"/>
-              </w:rPr>
-              <w:t>/</w:t>
-            </w:r>
-            <w:r>
-              <w:rPr>
-                <w:rFonts w:ascii="宋体" w:eastAsia="宋体" w:hAnsi="宋体"/>
-                <w:b/>
-                <w:sz w:val="20"/>
-              </w:rPr>
-              <w:t>工具</w:t>
+              <w:t>软件/工具</w:t>
             </w:r>
           </w:p>
         </w:tc>
@@ -6259,14 +5739,7 @@
                 <w:rFonts w:ascii="宋体" w:eastAsia="宋体" w:hAnsi="宋体"/>
                 <w:sz w:val="20"/>
               </w:rPr>
-              <w:t xml:space="preserve">Windows 11 64 </w:t>
-            </w:r>
-            <w:r>
-              <w:rPr>
-                <w:rFonts w:ascii="宋体" w:eastAsia="宋体" w:hAnsi="宋体"/>
-                <w:sz w:val="20"/>
-              </w:rPr>
-              <w:t>位</w:t>
+              <w:t>Windows 11 64 位</w:t>
             </w:r>
           </w:p>
         </w:tc>
@@ -6391,21 +5864,7 @@
                 <w:rFonts w:ascii="宋体" w:eastAsia="宋体" w:hAnsi="宋体"/>
                 <w:sz w:val="20"/>
               </w:rPr>
-              <w:t>提供</w:t>
-            </w:r>
-            <w:r>
-              <w:rPr>
-                <w:rFonts w:ascii="宋体" w:eastAsia="宋体" w:hAnsi="宋体"/>
-                <w:sz w:val="20"/>
-              </w:rPr>
-              <w:t xml:space="preserve"> Java </w:t>
-            </w:r>
-            <w:r>
-              <w:rPr>
-                <w:rFonts w:ascii="宋体" w:eastAsia="宋体" w:hAnsi="宋体"/>
-                <w:sz w:val="20"/>
-              </w:rPr>
-              <w:t>编译与运行环境</w:t>
+              <w:t>提供 Java 编译与运行环境</w:t>
             </w:r>
           </w:p>
         </w:tc>
@@ -6430,27 +5889,53 @@
                 <w:rFonts w:ascii="宋体" w:eastAsia="宋体" w:hAnsi="宋体"/>
                 <w:sz w:val="20"/>
               </w:rPr>
-              <w:t>集成开发环境（</w:t>
-            </w:r>
+              <w:t>集成开发环境（IDE）</w:t>
+            </w:r>
+          </w:p>
+        </w:tc>
+        <w:tc>
+          <w:tcPr>
+            <w:tcW w:w="2608" w:type="dxa"/>
+          </w:tcPr>
+          <w:p>
+            <w:pPr>
+              <w:jc w:val="left"/>
+              <w:rPr>
+                <w:rFonts w:hint="eastAsia"/>
+              </w:rPr>
+            </w:pPr>
             <w:r>
               <w:rPr>
                 <w:rFonts w:ascii="宋体" w:eastAsia="宋体" w:hAnsi="宋体"/>
                 <w:sz w:val="20"/>
               </w:rPr>
-              <w:t>IDE</w:t>
-            </w:r>
+              <w:t>IntelliJ IDEA / VS Code</w:t>
+            </w:r>
+          </w:p>
+        </w:tc>
+        <w:tc>
+          <w:tcPr>
+            <w:tcW w:w="1814" w:type="dxa"/>
+          </w:tcPr>
+          <w:p>
+            <w:pPr>
+              <w:jc w:val="left"/>
+              <w:rPr>
+                <w:rFonts w:hint="eastAsia"/>
+              </w:rPr>
+            </w:pPr>
             <w:r>
               <w:rPr>
                 <w:rFonts w:ascii="宋体" w:eastAsia="宋体" w:hAnsi="宋体"/>
                 <w:sz w:val="20"/>
               </w:rPr>
-              <w:t>）</w:t>
-            </w:r>
-          </w:p>
-        </w:tc>
-        <w:tc>
-          <w:tcPr>
-            <w:tcW w:w="2608" w:type="dxa"/>
+              <w:t>2024.x / 最新版</w:t>
+            </w:r>
+          </w:p>
+        </w:tc>
+        <w:tc>
+          <w:tcPr>
+            <w:tcW w:w="2381" w:type="dxa"/>
           </w:tcPr>
           <w:p>
             <w:pPr>
@@ -6464,68 +5949,7 @@
                 <w:rFonts w:ascii="宋体" w:eastAsia="宋体" w:hAnsi="宋体"/>
                 <w:sz w:val="20"/>
               </w:rPr>
-              <w:t>IntelliJ IDEA / VS Code</w:t>
-            </w:r>
-          </w:p>
-        </w:tc>
-        <w:tc>
-          <w:tcPr>
-            <w:tcW w:w="1814" w:type="dxa"/>
-          </w:tcPr>
-          <w:p>
-            <w:pPr>
-              <w:jc w:val="left"/>
-              <w:rPr>
-                <w:rFonts w:hint="eastAsia"/>
-              </w:rPr>
-            </w:pPr>
-            <w:r>
-              <w:rPr>
-                <w:rFonts w:ascii="宋体" w:eastAsia="宋体" w:hAnsi="宋体"/>
-                <w:sz w:val="20"/>
-              </w:rPr>
-              <w:t xml:space="preserve">2024.x / </w:t>
-            </w:r>
-            <w:r>
-              <w:rPr>
-                <w:rFonts w:ascii="宋体" w:eastAsia="宋体" w:hAnsi="宋体"/>
-                <w:sz w:val="20"/>
-              </w:rPr>
-              <w:t>最新版</w:t>
-            </w:r>
-          </w:p>
-        </w:tc>
-        <w:tc>
-          <w:tcPr>
-            <w:tcW w:w="2381" w:type="dxa"/>
-          </w:tcPr>
-          <w:p>
-            <w:pPr>
-              <w:jc w:val="left"/>
-              <w:rPr>
-                <w:rFonts w:hint="eastAsia"/>
-              </w:rPr>
-            </w:pPr>
-            <w:r>
-              <w:rPr>
-                <w:rFonts w:ascii="宋体" w:eastAsia="宋体" w:hAnsi="宋体"/>
-                <w:sz w:val="20"/>
-              </w:rPr>
-              <w:t>编写、编译、调试和运行</w:t>
-            </w:r>
-            <w:r>
-              <w:rPr>
-                <w:rFonts w:ascii="宋体" w:eastAsia="宋体" w:hAnsi="宋体"/>
-                <w:sz w:val="20"/>
-              </w:rPr>
-              <w:t xml:space="preserve"> Java </w:t>
-            </w:r>
-            <w:r>
-              <w:rPr>
-                <w:rFonts w:ascii="宋体" w:eastAsia="宋体" w:hAnsi="宋体"/>
-                <w:sz w:val="20"/>
-              </w:rPr>
-              <w:t>程序</w:t>
+              <w:t>编写、编译、调试和运行 Java 程序</w:t>
             </w:r>
           </w:p>
         </w:tc>
@@ -6695,28 +6119,7 @@
                 <w:rFonts w:ascii="宋体" w:eastAsia="宋体" w:hAnsi="宋体"/>
                 <w:sz w:val="20"/>
               </w:rPr>
-              <w:t>Web</w:t>
-            </w:r>
-            <w:r>
-              <w:rPr>
-                <w:rFonts w:ascii="宋体" w:eastAsia="宋体" w:hAnsi="宋体"/>
-                <w:sz w:val="20"/>
-              </w:rPr>
-              <w:t>、</w:t>
-            </w:r>
-            <w:r>
-              <w:rPr>
-                <w:rFonts w:ascii="宋体" w:eastAsia="宋体" w:hAnsi="宋体"/>
-                <w:sz w:val="20"/>
-              </w:rPr>
-              <w:t>IoC</w:t>
-            </w:r>
-            <w:r>
-              <w:rPr>
-                <w:rFonts w:ascii="宋体" w:eastAsia="宋体" w:hAnsi="宋体"/>
-                <w:sz w:val="20"/>
-              </w:rPr>
-              <w:t>、事务、嵌入式容器</w:t>
+              <w:t>Web、IoC、事务、嵌入式容器</w:t>
             </w:r>
           </w:p>
         </w:tc>
@@ -6801,14 +6204,7 @@
                 <w:rFonts w:ascii="宋体" w:eastAsia="宋体" w:hAnsi="宋体"/>
                 <w:sz w:val="20"/>
               </w:rPr>
-              <w:t xml:space="preserve">SQL </w:t>
-            </w:r>
-            <w:r>
-              <w:rPr>
-                <w:rFonts w:ascii="宋体" w:eastAsia="宋体" w:hAnsi="宋体"/>
-                <w:sz w:val="20"/>
-              </w:rPr>
-              <w:t>映射与数据访问</w:t>
+              <w:t>SQL 映射与数据访问</w:t>
             </w:r>
           </w:p>
         </w:tc>
@@ -7023,21 +6419,7 @@
                 <w:rFonts w:ascii="宋体" w:eastAsia="宋体" w:hAnsi="宋体"/>
                 <w:sz w:val="20"/>
               </w:rPr>
-              <w:t xml:space="preserve">MySQL </w:t>
-            </w:r>
-            <w:r>
-              <w:rPr>
-                <w:rFonts w:ascii="宋体" w:eastAsia="宋体" w:hAnsi="宋体"/>
-                <w:sz w:val="20"/>
-              </w:rPr>
-              <w:t>命令行</w:t>
-            </w:r>
-            <w:r>
-              <w:rPr>
-                <w:rFonts w:ascii="宋体" w:eastAsia="宋体" w:hAnsi="宋体"/>
-                <w:sz w:val="20"/>
-              </w:rPr>
-              <w:t xml:space="preserve"> / Navicat</w:t>
+              <w:t>MySQL 命令行 / Navicat</w:t>
             </w:r>
           </w:p>
         </w:tc>
@@ -7187,14 +6569,7 @@
                 <w:rFonts w:ascii="宋体" w:eastAsia="宋体" w:hAnsi="宋体"/>
                 <w:sz w:val="20"/>
               </w:rPr>
-              <w:t xml:space="preserve">Web </w:t>
-            </w:r>
-            <w:r>
-              <w:rPr>
-                <w:rFonts w:ascii="宋体" w:eastAsia="宋体" w:hAnsi="宋体"/>
-                <w:sz w:val="20"/>
-              </w:rPr>
-              <w:t>服务器</w:t>
+              <w:t>Web 服务器</w:t>
             </w:r>
           </w:p>
         </w:tc>
@@ -7319,62 +6694,27 @@
                 <w:rFonts w:ascii="宋体" w:eastAsia="宋体" w:hAnsi="宋体"/>
                 <w:sz w:val="20"/>
               </w:rPr>
-              <w:t>10.1</w:t>
-            </w:r>
+              <w:t>10.1（JDK 17）</w:t>
+            </w:r>
+          </w:p>
+        </w:tc>
+        <w:tc>
+          <w:tcPr>
+            <w:tcW w:w="2381" w:type="dxa"/>
+          </w:tcPr>
+          <w:p>
+            <w:pPr>
+              <w:jc w:val="left"/>
+              <w:rPr>
+                <w:rFonts w:hint="eastAsia"/>
+              </w:rPr>
+            </w:pPr>
             <w:r>
               <w:rPr>
                 <w:rFonts w:ascii="宋体" w:eastAsia="宋体" w:hAnsi="宋体"/>
                 <w:sz w:val="20"/>
               </w:rPr>
-              <w:t>（</w:t>
-            </w:r>
-            <w:r>
-              <w:rPr>
-                <w:rFonts w:ascii="宋体" w:eastAsia="宋体" w:hAnsi="宋体"/>
-                <w:sz w:val="20"/>
-              </w:rPr>
-              <w:t>JDK 17</w:t>
-            </w:r>
-            <w:r>
-              <w:rPr>
-                <w:rFonts w:ascii="宋体" w:eastAsia="宋体" w:hAnsi="宋体"/>
-                <w:sz w:val="20"/>
-              </w:rPr>
-              <w:t>）</w:t>
-            </w:r>
-          </w:p>
-        </w:tc>
-        <w:tc>
-          <w:tcPr>
-            <w:tcW w:w="2381" w:type="dxa"/>
-          </w:tcPr>
-          <w:p>
-            <w:pPr>
-              <w:jc w:val="left"/>
-              <w:rPr>
-                <w:rFonts w:hint="eastAsia"/>
-              </w:rPr>
-            </w:pPr>
-            <w:r>
-              <w:rPr>
-                <w:rFonts w:ascii="宋体" w:eastAsia="宋体" w:hAnsi="宋体"/>
-                <w:sz w:val="20"/>
-              </w:rPr>
-              <w:t>部署</w:t>
-            </w:r>
-            <w:r>
-              <w:rPr>
-                <w:rFonts w:ascii="宋体" w:eastAsia="宋体" w:hAnsi="宋体"/>
-                <w:sz w:val="20"/>
-              </w:rPr>
-              <w:t xml:space="preserve"> WAR </w:t>
-            </w:r>
-            <w:r>
-              <w:rPr>
-                <w:rFonts w:ascii="宋体" w:eastAsia="宋体" w:hAnsi="宋体"/>
-                <w:sz w:val="20"/>
-              </w:rPr>
-              <w:t>包</w:t>
+              <w:t>部署 WAR 包</w:t>
             </w:r>
           </w:p>
         </w:tc>
@@ -7474,10 +6814,7 @@
       </w:pPr>
       <w:bookmarkStart w:id="6" w:name="_Toc243687153"/>
       <w:r>
-        <w:t xml:space="preserve">2.2 </w:t>
-      </w:r>
-      <w:r>
-        <w:t>环境安装与配置步骤</w:t>
+        <w:t>2.2 环境安装与配置步骤</w:t>
       </w:r>
       <w:bookmarkEnd w:id="6"/>
     </w:p>
@@ -7489,97 +6826,7 @@
         </w:rPr>
       </w:pPr>
       <w:r>
-        <w:t>（</w:t>
-      </w:r>
-      <w:r>
-        <w:t>1</w:t>
-      </w:r>
-      <w:r>
-        <w:t>）安装</w:t>
-      </w:r>
-      <w:r>
-        <w:t xml:space="preserve"> JDK 17</w:t>
-      </w:r>
-      <w:r>
-        <w:t>。双击安装包完成安装后，配置</w:t>
-      </w:r>
-      <w:r>
-        <w:t xml:space="preserve"> JAVA_HOME </w:t>
-      </w:r>
-      <w:r>
-        <w:t>指向</w:t>
-      </w:r>
-      <w:r>
-        <w:t xml:space="preserve"> JDK 17 </w:t>
-      </w:r>
-      <w:r>
-        <w:t>安装目录，并将</w:t>
-      </w:r>
-      <w:r>
-        <w:t xml:space="preserve"> %JAVA_HOME%\bin </w:t>
-      </w:r>
-      <w:r>
-        <w:t>加入</w:t>
-      </w:r>
-      <w:r>
-        <w:t xml:space="preserve"> Path</w:t>
-      </w:r>
-      <w:r>
-        <w:t>。执行</w:t>
-      </w:r>
-      <w:r>
-        <w:t xml:space="preserve"> java -version </w:t>
-      </w:r>
-      <w:r>
-        <w:t>与</w:t>
-      </w:r>
-      <w:r>
-        <w:t xml:space="preserve"> javac -version</w:t>
-      </w:r>
-      <w:r>
-        <w:t>，确认输出均为</w:t>
-      </w:r>
-      <w:r>
-        <w:t xml:space="preserve"> 17</w:t>
-      </w:r>
-      <w:r>
-        <w:t>。若</w:t>
-      </w:r>
-      <w:r>
-        <w:t xml:space="preserve"> IDE </w:t>
-      </w:r>
-      <w:r>
-        <w:t>中同时安装了更高版本</w:t>
-      </w:r>
-      <w:r>
-        <w:t xml:space="preserve"> JDK</w:t>
-      </w:r>
-      <w:r>
-        <w:t>，需要将项目的编译</w:t>
-      </w:r>
-      <w:r>
-        <w:t xml:space="preserve"> JDK </w:t>
-      </w:r>
-      <w:r>
-        <w:t>固定为</w:t>
-      </w:r>
-      <w:r>
-        <w:t xml:space="preserve"> 17</w:t>
-      </w:r>
-      <w:r>
-        <w:t>，否则会出现</w:t>
-      </w:r>
-      <w:r>
-        <w:t xml:space="preserve"> class </w:t>
-      </w:r>
-      <w:r>
-        <w:t>文件版本</w:t>
-      </w:r>
-      <w:r>
-        <w:t xml:space="preserve"> 69.0 </w:t>
-      </w:r>
-      <w:r>
-        <w:t>无法加载的问题。</w:t>
+        <w:t>（1）安装 JDK 17。双击安装包完成安装后，配置 JAVA_HOME 指向 JDK 17 安装目录，并将 %JAVA_HOME%\bin 加入 Path。执行 java -version 与 javac -version，确认输出均为 17。若 IDE 中同时安装了更高版本 JDK，需要将项目的编译 JDK 固定为 17，否则会出现 class 文件版本 69.0 无法加载的问题。</w:t>
       </w:r>
     </w:p>
     <w:p>
@@ -7590,49 +6837,7 @@
         </w:rPr>
       </w:pPr>
       <w:r>
-        <w:t>（</w:t>
-      </w:r>
-      <w:r>
-        <w:t>2</w:t>
-      </w:r>
-      <w:r>
-        <w:t>）安装并配置</w:t>
-      </w:r>
-      <w:r>
-        <w:t xml:space="preserve"> Maven</w:t>
-      </w:r>
-      <w:r>
-        <w:t>。解压</w:t>
-      </w:r>
-      <w:r>
-        <w:t xml:space="preserve"> Maven </w:t>
-      </w:r>
-      <w:r>
-        <w:t>后配置</w:t>
-      </w:r>
-      <w:r>
-        <w:t xml:space="preserve"> MAVEN_HOME </w:t>
-      </w:r>
-      <w:r>
-        <w:t>与</w:t>
-      </w:r>
-      <w:r>
-        <w:t xml:space="preserve"> Path</w:t>
-      </w:r>
-      <w:r>
-        <w:t>，执行</w:t>
-      </w:r>
-      <w:r>
-        <w:t xml:space="preserve"> mvn -v </w:t>
-      </w:r>
-      <w:r>
-        <w:t>检查版本。为提升依赖下载速度，可在</w:t>
-      </w:r>
-      <w:r>
-        <w:t xml:space="preserve"> settings.xml </w:t>
-      </w:r>
-      <w:r>
-        <w:t>中配置国内镜像仓库。</w:t>
+        <w:t>（2）安装并配置 Maven。解压 Maven 后配置 MAVEN_HOME 与 Path，执行 mvn -v 检查版本。为提升依赖下载速度，可在 settings.xml 中配置国内镜像仓库。</w:t>
       </w:r>
     </w:p>
     <w:p>
@@ -7643,53 +6848,11 @@
         </w:rPr>
       </w:pPr>
       <w:r>
-        <w:t>（</w:t>
-      </w:r>
-      <w:r>
-        <w:t>3</w:t>
-      </w:r>
-      <w:r>
-        <w:t>）安装</w:t>
-      </w:r>
-      <w:r>
-        <w:t xml:space="preserve"> MySQL 8.0</w:t>
-      </w:r>
-      <w:r>
-        <w:t>。安装完成后启动</w:t>
-      </w:r>
-      <w:r>
-        <w:t xml:space="preserve"> MySQL </w:t>
-      </w:r>
-      <w:r>
-        <w:t>服务，使用</w:t>
-      </w:r>
-      <w:r>
-        <w:t xml:space="preserve"> root </w:t>
-      </w:r>
-      <w:r>
-        <w:t>账号登录，执行建库语句：</w:t>
-      </w:r>
-      <w:r>
-        <w:t xml:space="preserve">CREATE DATABASE course_mgmt CHARACTER SET utf8mb4 </w:t>
+        <w:t xml:space="preserve">（3）安装 MySQL 8.0。安装完成后启动 MySQL 服务，使用 root 账号登录，执行建库语句：CREATE DATABASE course_mgmt CHARACTER SET utf8mb4 </w:t>
       </w:r>
       <w:r>
         <w:lastRenderedPageBreak/>
-        <w:t xml:space="preserve">COLLATE utf8mb4_unicode_ci; </w:t>
-      </w:r>
-      <w:r>
-        <w:t>随后依次执行</w:t>
-      </w:r>
-      <w:r>
-        <w:t xml:space="preserve"> schema-mysql.sql </w:t>
-      </w:r>
-      <w:r>
-        <w:t>与</w:t>
-      </w:r>
-      <w:r>
-        <w:t xml:space="preserve"> data-mysql.sql</w:t>
-      </w:r>
-      <w:r>
-        <w:t>，完成建表、外键创建与演示数据导入。</w:t>
+        <w:t>COLLATE utf8mb4_unicode_ci; 随后依次执行 schema-mysql.sql 与 data-mysql.sql，完成建表、外键创建与演示数据导入。</w:t>
       </w:r>
     </w:p>
     <w:p>
@@ -7700,61 +6863,7 @@
         </w:rPr>
       </w:pPr>
       <w:r>
-        <w:t>（</w:t>
-      </w:r>
-      <w:r>
-        <w:t>4</w:t>
-      </w:r>
-      <w:r>
-        <w:t>）导入项目并启动。使用</w:t>
-      </w:r>
-      <w:r>
-        <w:t xml:space="preserve"> IntelliJ IDEA </w:t>
-      </w:r>
-      <w:r>
-        <w:t>或</w:t>
-      </w:r>
-      <w:r>
-        <w:t xml:space="preserve"> VS Code </w:t>
-      </w:r>
-      <w:r>
-        <w:t>打开项目，等待</w:t>
-      </w:r>
-      <w:r>
-        <w:t xml:space="preserve"> Maven </w:t>
-      </w:r>
-      <w:r>
-        <w:t>依赖下载完成，运行</w:t>
-      </w:r>
-      <w:r>
-        <w:t xml:space="preserve"> CmsApplication </w:t>
-      </w:r>
-      <w:r>
-        <w:t>启动类；也可以执行</w:t>
-      </w:r>
-      <w:r>
-        <w:t xml:space="preserve"> mvn clean package </w:t>
-      </w:r>
-      <w:r>
-        <w:t>生成可执行</w:t>
-      </w:r>
-      <w:r>
-        <w:t xml:space="preserve"> WAR</w:t>
-      </w:r>
-      <w:r>
-        <w:t>，再通过</w:t>
-      </w:r>
-      <w:r>
-        <w:t xml:space="preserve"> java -jar </w:t>
-      </w:r>
-      <w:r>
-        <w:t>运行。启动成功后访问</w:t>
-      </w:r>
-      <w:r>
-        <w:t xml:space="preserve"> http://localhost:1001 </w:t>
-      </w:r>
-      <w:r>
-        <w:t>即可看到登录页面。</w:t>
+        <w:t>（4）导入项目并启动。使用 IntelliJ IDEA 或 VS Code 打开项目，等待 Maven 依赖下载完成，运行 CmsApplication 启动类；也可以执行 mvn clean package 生成可执行 WAR，再通过 java -jar 运行。启动成功后访问 http://localhost:1001 即可看到登录页面。</w:t>
       </w:r>
     </w:p>
     <w:p>
@@ -7765,85 +6874,7 @@
         </w:rPr>
       </w:pPr>
       <w:r>
-        <w:t>（</w:t>
-      </w:r>
-      <w:r>
-        <w:t>5</w:t>
-      </w:r>
-      <w:r>
-        <w:t>）容器化运行。安装并启动</w:t>
-      </w:r>
-      <w:r>
-        <w:t xml:space="preserve"> Docker Desktop </w:t>
-      </w:r>
-      <w:r>
-        <w:t>后，在项目根目录执行</w:t>
-      </w:r>
-      <w:r>
-        <w:t xml:space="preserve"> docker compose up -d --build</w:t>
-      </w:r>
-      <w:r>
-        <w:t>，</w:t>
-      </w:r>
-      <w:r>
-        <w:t xml:space="preserve">Compose </w:t>
-      </w:r>
-      <w:r>
-        <w:t>会依次启动</w:t>
-      </w:r>
-      <w:r>
-        <w:t xml:space="preserve"> MySQL</w:t>
-      </w:r>
-      <w:r>
-        <w:t>、</w:t>
-      </w:r>
-      <w:r>
-        <w:t xml:space="preserve">Tomcat </w:t>
-      </w:r>
-      <w:r>
-        <w:t>与</w:t>
-      </w:r>
-      <w:r>
-        <w:t xml:space="preserve"> Nginx </w:t>
-      </w:r>
-      <w:r>
-        <w:t>三个容器。</w:t>
-      </w:r>
-      <w:r>
-        <w:t xml:space="preserve">MySQL </w:t>
-      </w:r>
-      <w:r>
-        <w:t>首次启动时自动执行建表与数据脚本，</w:t>
-      </w:r>
-      <w:r>
-        <w:t xml:space="preserve">Tomcat </w:t>
-      </w:r>
-      <w:r>
-        <w:t>部署</w:t>
-      </w:r>
-      <w:r>
-        <w:t xml:space="preserve"> ROOT.war</w:t>
-      </w:r>
-      <w:r>
-        <w:t>，</w:t>
-      </w:r>
-      <w:r>
-        <w:t xml:space="preserve">Nginx </w:t>
-      </w:r>
-      <w:r>
-        <w:t>托管前端静态资源并反代</w:t>
-      </w:r>
-      <w:r>
-        <w:t xml:space="preserve"> /api</w:t>
-      </w:r>
-      <w:r>
-        <w:t>。启动完成后访问</w:t>
-      </w:r>
-      <w:r>
-        <w:t xml:space="preserve"> http://localhost:8080 </w:t>
-      </w:r>
-      <w:r>
-        <w:t>进入前后端分离版界面。</w:t>
+        <w:t>（5）容器化运行。安装并启动 Docker Desktop 后，在项目根目录执行 docker compose up -d --build，Compose 会依次启动 MySQL、Tomcat 与 Nginx 三个容器。MySQL 首次启动时自动执行建表与数据脚本，Tomcat 部署 ROOT.war，Nginx 托管前端静态资源并反代 /api。启动完成后访问 http://localhost:8080 进入前后端分离版界面。</w:t>
       </w:r>
     </w:p>
     <w:p>
@@ -7855,10 +6886,7 @@
       </w:pPr>
       <w:bookmarkStart w:id="7" w:name="_Toc243687154"/>
       <w:r>
-        <w:t xml:space="preserve">2.3 </w:t>
-      </w:r>
-      <w:r>
-        <w:t>环境测试与运行结果</w:t>
+        <w:t>2.3 环境测试与运行结果</w:t>
       </w:r>
       <w:bookmarkEnd w:id="7"/>
     </w:p>
@@ -7870,103 +6898,7 @@
         </w:rPr>
       </w:pPr>
       <w:r>
-        <w:t>环境搭建完成后进行了以下验证：</w:t>
-      </w:r>
-      <w:r>
-        <w:t xml:space="preserve">java -version </w:t>
-      </w:r>
-      <w:r>
-        <w:t>输出</w:t>
-      </w:r>
-      <w:r>
-        <w:t xml:space="preserve"> 17</w:t>
-      </w:r>
-      <w:r>
-        <w:t>；</w:t>
-      </w:r>
-      <w:r>
-        <w:t xml:space="preserve">mvn -v </w:t>
-      </w:r>
-      <w:r>
-        <w:t>输出</w:t>
-      </w:r>
-      <w:r>
-        <w:t xml:space="preserve"> Maven 3.9</w:t>
-      </w:r>
-      <w:r>
-        <w:t>；</w:t>
-      </w:r>
-      <w:r>
-        <w:t xml:space="preserve">mysql -uroot -p </w:t>
-      </w:r>
-      <w:r>
-        <w:t>能正常连接并看到</w:t>
-      </w:r>
-      <w:r>
-        <w:t xml:space="preserve"> course_mgmt </w:t>
-      </w:r>
-      <w:r>
-        <w:t>数据库；</w:t>
-      </w:r>
-      <w:r>
-        <w:t xml:space="preserve">mvn clean package </w:t>
-      </w:r>
-      <w:r>
-        <w:t>构建成功并生成</w:t>
-      </w:r>
-      <w:r>
-        <w:t xml:space="preserve"> course-management-system-1.0.0.war</w:t>
-      </w:r>
-      <w:r>
-        <w:t>；</w:t>
-      </w:r>
-      <w:r>
-        <w:t xml:space="preserve">docker compose ps </w:t>
-      </w:r>
-      <w:r>
-        <w:t>显示</w:t>
-      </w:r>
-      <w:r>
-        <w:t xml:space="preserve"> cms-web</w:t>
-      </w:r>
-      <w:r>
-        <w:t>、</w:t>
-      </w:r>
-      <w:r>
-        <w:t>cms-app</w:t>
-      </w:r>
-      <w:r>
-        <w:t>、</w:t>
-      </w:r>
-      <w:r>
-        <w:t xml:space="preserve">cms-mysql </w:t>
-      </w:r>
-      <w:r>
-        <w:t>三个容器均为</w:t>
-      </w:r>
-      <w:r>
-        <w:t xml:space="preserve"> Up </w:t>
-      </w:r>
-      <w:r>
-        <w:t>状态，其中</w:t>
-      </w:r>
-      <w:r>
-        <w:t xml:space="preserve"> MySQL </w:t>
-      </w:r>
-      <w:r>
-        <w:t>健康检查通过。浏览器访问</w:t>
-      </w:r>
-      <w:r>
-        <w:t xml:space="preserve"> 8080 </w:t>
-      </w:r>
-      <w:r>
-        <w:t>端口可正常打开登录页，使用</w:t>
-      </w:r>
-      <w:r>
-        <w:t xml:space="preserve"> admin/123456 </w:t>
-      </w:r>
-      <w:r>
-        <w:t>登录后按提示修改密码即可进入工作台。</w:t>
+        <w:t>环境搭建完成后进行了以下验证：java -version 输出 17；mvn -v 输出 Maven 3.9；mysql -uroot -p 能正常连接并看到 course_mgmt 数据库；mvn clean package 构建成功并生成 course-management-system-1.0.0.war；docker compose ps 显示 cms-web、cms-app、cms-mysql 三个容器均为 Up 状态，其中 MySQL 健康检查通过。浏览器访问 8080 端口可正常打开登录页，使用 admin/123456 登录后按提示修改密码即可进入工作台。</w:t>
       </w:r>
     </w:p>
     <w:p>
@@ -7977,61 +6909,7 @@
         </w:rPr>
       </w:pPr>
       <w:r>
-        <w:t>构建过程中曾出现两个环境问题：一是</w:t>
-      </w:r>
-      <w:r>
-        <w:t xml:space="preserve"> IDE </w:t>
-      </w:r>
-      <w:r>
-        <w:t>使用</w:t>
-      </w:r>
-      <w:r>
-        <w:t xml:space="preserve"> JDK 25 </w:t>
-      </w:r>
-      <w:r>
-        <w:t>编译导致运行时报</w:t>
-      </w:r>
-      <w:r>
-        <w:t xml:space="preserve"> UnsupportedClassVersionError</w:t>
-      </w:r>
-      <w:r>
-        <w:t>（</w:t>
-      </w:r>
-      <w:r>
-        <w:t xml:space="preserve">class </w:t>
-      </w:r>
-      <w:r>
-        <w:t>文件版本</w:t>
-      </w:r>
-      <w:r>
-        <w:t xml:space="preserve"> 69.0</w:t>
-      </w:r>
-      <w:r>
-        <w:t>），通过将</w:t>
-      </w:r>
-      <w:r>
-        <w:t xml:space="preserve"> IDE </w:t>
-      </w:r>
-      <w:r>
-        <w:t>的编译</w:t>
-      </w:r>
-      <w:r>
-        <w:t xml:space="preserve"> JDK </w:t>
-      </w:r>
-      <w:r>
-        <w:t>固定为</w:t>
-      </w:r>
-      <w:r>
-        <w:t xml:space="preserve"> 17 </w:t>
-      </w:r>
-      <w:r>
-        <w:t>并执行</w:t>
-      </w:r>
-      <w:r>
-        <w:t xml:space="preserve"> mvn clean package </w:t>
-      </w:r>
-      <w:r>
-        <w:t>解决；二是重复执行数据脚本导致学生数据重复，通过移除启动时的数据脚本自动执行、仅在初始化时手工执行一次快照解决。</w:t>
+        <w:t>构建过程中曾出现两个环境问题：一是 IDE 使用 JDK 25 编译导致运行时报 UnsupportedClassVersionError（class 文件版本 69.0），通过将 IDE 的编译 JDK 固定为 17 并执行 mvn clean package 解决；二是重复执行数据脚本导致学生数据重复，通过移除启动时的数据脚本自动执行、仅在初始化时手工执行一次快照解决。</w:t>
       </w:r>
     </w:p>
     <w:p>
@@ -8057,37 +6935,7 @@
         </w:rPr>
       </w:pPr>
       <w:r>
-        <w:t>本章从角色、功能与非功能三个维度梳理系统需求，并给出成绩计算等关键业务规则。需求分析遵循</w:t>
-      </w:r>
-      <w:r>
-        <w:t>“</w:t>
-      </w:r>
-      <w:r>
-        <w:t>角色</w:t>
-      </w:r>
-      <w:r>
-        <w:t>—</w:t>
-      </w:r>
-      <w:r>
-        <w:t>场景</w:t>
-      </w:r>
-      <w:r>
-        <w:t>—</w:t>
-      </w:r>
-      <w:r>
-        <w:t>功能</w:t>
-      </w:r>
-      <w:r>
-        <w:t>—</w:t>
-      </w:r>
-      <w:r>
-        <w:t>数据</w:t>
-      </w:r>
-      <w:r>
-        <w:t>”</w:t>
-      </w:r>
-      <w:r>
-        <w:t>的思路，确保每个功能都能落到具体的页面、接口与数据表。</w:t>
+        <w:t>本章从角色、功能与非功能三个维度梳理系统需求，并给出成绩计算等关键业务规则。需求分析遵循“角色—场景—功能—数据”的思路，确保每个功能都能落到具体的页面、接口与数据表。</w:t>
       </w:r>
     </w:p>
     <w:p>
@@ -8099,10 +6947,7 @@
       </w:pPr>
       <w:bookmarkStart w:id="9" w:name="_Toc243687156"/>
       <w:r>
-        <w:t xml:space="preserve">3.1 </w:t>
-      </w:r>
-      <w:r>
-        <w:t>角色与用例</w:t>
+        <w:t>3.1 角色与用例</w:t>
       </w:r>
       <w:bookmarkEnd w:id="9"/>
     </w:p>
@@ -8114,13 +6959,7 @@
         </w:rPr>
       </w:pPr>
       <w:r>
-        <w:t>表</w:t>
-      </w:r>
-      <w:r>
-        <w:t xml:space="preserve"> 3-1 </w:t>
-      </w:r>
-      <w:r>
-        <w:t>角色与主要用例</w:t>
+        <w:t>表 3-1 角色与主要用例</w:t>
       </w:r>
     </w:p>
     <w:tbl>
@@ -8246,49 +7085,7 @@
                 <w:rFonts w:ascii="宋体" w:eastAsia="宋体" w:hAnsi="宋体"/>
                 <w:sz w:val="20"/>
               </w:rPr>
-              <w:t>登录、修改密码、查询本人考勤</w:t>
-            </w:r>
-            <w:r>
-              <w:rPr>
-                <w:rFonts w:ascii="宋体" w:eastAsia="宋体" w:hAnsi="宋体"/>
-                <w:sz w:val="20"/>
-              </w:rPr>
-              <w:t>/</w:t>
-            </w:r>
-            <w:r>
-              <w:rPr>
-                <w:rFonts w:ascii="宋体" w:eastAsia="宋体" w:hAnsi="宋体"/>
-                <w:sz w:val="20"/>
-              </w:rPr>
-              <w:t>表现</w:t>
-            </w:r>
-            <w:r>
-              <w:rPr>
-                <w:rFonts w:ascii="宋体" w:eastAsia="宋体" w:hAnsi="宋体"/>
-                <w:sz w:val="20"/>
-              </w:rPr>
-              <w:t>/</w:t>
-            </w:r>
-            <w:r>
-              <w:rPr>
-                <w:rFonts w:ascii="宋体" w:eastAsia="宋体" w:hAnsi="宋体"/>
-                <w:sz w:val="20"/>
-              </w:rPr>
-              <w:t>实验</w:t>
-            </w:r>
-            <w:r>
-              <w:rPr>
-                <w:rFonts w:ascii="宋体" w:eastAsia="宋体" w:hAnsi="宋体"/>
-                <w:sz w:val="20"/>
-              </w:rPr>
-              <w:t>/</w:t>
-            </w:r>
-            <w:r>
-              <w:rPr>
-                <w:rFonts w:ascii="宋体" w:eastAsia="宋体" w:hAnsi="宋体"/>
-                <w:sz w:val="20"/>
-              </w:rPr>
-              <w:t>作业、查看平时与总成绩</w:t>
+              <w:t>登录、修改密码、查询本人考勤/表现/实验/作业、查看平时与总成绩</w:t>
             </w:r>
           </w:p>
         </w:tc>
@@ -8353,21 +7150,7 @@
                 <w:rFonts w:ascii="宋体" w:eastAsia="宋体" w:hAnsi="宋体"/>
                 <w:sz w:val="20"/>
               </w:rPr>
-              <w:t>登录、查看所授课程学生名单、考勤单条</w:t>
-            </w:r>
-            <w:r>
-              <w:rPr>
-                <w:rFonts w:ascii="宋体" w:eastAsia="宋体" w:hAnsi="宋体"/>
-                <w:sz w:val="20"/>
-              </w:rPr>
-              <w:t>/</w:t>
-            </w:r>
-            <w:r>
-              <w:rPr>
-                <w:rFonts w:ascii="宋体" w:eastAsia="宋体" w:hAnsi="宋体"/>
-                <w:sz w:val="20"/>
-              </w:rPr>
-              <w:t>批量录入、表现录入、实验与作业管理、成绩汇总与导出、期末成绩录入</w:t>
+              <w:t>登录、查看所授课程学生名单、考勤单条/批量录入、表现录入、实验与作业管理、成绩汇总与导出、期末成绩录入</w:t>
             </w:r>
           </w:p>
         </w:tc>
@@ -8432,77 +7215,7 @@
                 <w:rFonts w:ascii="宋体" w:eastAsia="宋体" w:hAnsi="宋体"/>
                 <w:sz w:val="20"/>
               </w:rPr>
-              <w:t>学生</w:t>
-            </w:r>
-            <w:r>
-              <w:rPr>
-                <w:rFonts w:ascii="宋体" w:eastAsia="宋体" w:hAnsi="宋体"/>
-                <w:sz w:val="20"/>
-              </w:rPr>
-              <w:t>/</w:t>
-            </w:r>
-            <w:r>
-              <w:rPr>
-                <w:rFonts w:ascii="宋体" w:eastAsia="宋体" w:hAnsi="宋体"/>
-                <w:sz w:val="20"/>
-              </w:rPr>
-              <w:t>教师</w:t>
-            </w:r>
-            <w:r>
-              <w:rPr>
-                <w:rFonts w:ascii="宋体" w:eastAsia="宋体" w:hAnsi="宋体"/>
-                <w:sz w:val="20"/>
-              </w:rPr>
-              <w:t>/</w:t>
-            </w:r>
-            <w:r>
-              <w:rPr>
-                <w:rFonts w:ascii="宋体" w:eastAsia="宋体" w:hAnsi="宋体"/>
-                <w:sz w:val="20"/>
-              </w:rPr>
-              <w:t>班级</w:t>
-            </w:r>
-            <w:r>
-              <w:rPr>
-                <w:rFonts w:ascii="宋体" w:eastAsia="宋体" w:hAnsi="宋体"/>
-                <w:sz w:val="20"/>
-              </w:rPr>
-              <w:t>/</w:t>
-            </w:r>
-            <w:r>
-              <w:rPr>
-                <w:rFonts w:ascii="宋体" w:eastAsia="宋体" w:hAnsi="宋体"/>
-                <w:sz w:val="20"/>
-              </w:rPr>
-              <w:t>课程</w:t>
-            </w:r>
-            <w:r>
-              <w:rPr>
-                <w:rFonts w:ascii="宋体" w:eastAsia="宋体" w:hAnsi="宋体"/>
-                <w:sz w:val="20"/>
-              </w:rPr>
-              <w:t>/</w:t>
-            </w:r>
-            <w:r>
-              <w:rPr>
-                <w:rFonts w:ascii="宋体" w:eastAsia="宋体" w:hAnsi="宋体"/>
-                <w:sz w:val="20"/>
-              </w:rPr>
-              <w:t>评价规则</w:t>
-            </w:r>
-            <w:r>
-              <w:rPr>
-                <w:rFonts w:ascii="宋体" w:eastAsia="宋体" w:hAnsi="宋体"/>
-                <w:sz w:val="20"/>
-              </w:rPr>
-              <w:t xml:space="preserve"> CRUD</w:t>
-            </w:r>
-            <w:r>
-              <w:rPr>
-                <w:rFonts w:ascii="宋体" w:eastAsia="宋体" w:hAnsi="宋体"/>
-                <w:sz w:val="20"/>
-              </w:rPr>
-              <w:t>、重置密码、启用禁用、全部教学数据查询、操作日志</w:t>
+              <w:t>学生/教师/班级/课程/评价规则 CRUD、重置密码、启用禁用、全部教学数据查询、操作日志</w:t>
             </w:r>
           </w:p>
         </w:tc>
@@ -8537,10 +7250,7 @@
       </w:pPr>
       <w:bookmarkStart w:id="10" w:name="_Toc243687157"/>
       <w:r>
-        <w:t xml:space="preserve">3.2 </w:t>
-      </w:r>
-      <w:r>
-        <w:t>功能性需求</w:t>
+        <w:t>3.2 功能性需求</w:t>
       </w:r>
       <w:bookmarkEnd w:id="10"/>
     </w:p>
@@ -8552,13 +7262,7 @@
         </w:rPr>
       </w:pPr>
       <w:r>
-        <w:t>（</w:t>
-      </w:r>
-      <w:r>
-        <w:t>1</w:t>
-      </w:r>
-      <w:r>
-        <w:t>）登录认证与权限控制。系统需区分学生、教师、管理员三种角色，登录成功后根据角色展示不同菜单；未登录用户访问业务页面时应跳转登录页；跨角色访问应被拒绝；使用默认密码登录后必须强制修改密码；连续多次登录失败应临时锁定账号。</w:t>
+        <w:t>（1）登录认证与权限控制。系统需区分学生、教师、管理员三种角色，登录成功后根据角色展示不同菜单；未登录用户访问业务页面时应跳转登录页；跨角色访问应被拒绝；使用默认密码登录后必须强制修改密码；连续多次登录失败应临时锁定账号。</w:t>
       </w:r>
     </w:p>
     <w:p>
@@ -8569,13 +7273,7 @@
         </w:rPr>
       </w:pPr>
       <w:r>
-        <w:t>（</w:t>
-      </w:r>
-      <w:r>
-        <w:t>2</w:t>
-      </w:r>
-      <w:r>
-        <w:t>）考勤管理。教师与管理员可按课程、班级、日期录入考勤，支持单条录入与整班批量录入；同一学生、同一课程、同一日期只能存在一条记录；支持按课程、班级、学期筛选与分页查看；学生只能查看本人考勤。</w:t>
+        <w:t>（2）考勤管理。教师与管理员可按课程、班级、日期录入考勤，支持单条录入与整班批量录入；同一学生、同一课程、同一日期只能存在一条记录；支持按课程、班级、学期筛选与分页查看；学生只能查看本人考勤。</w:t>
       </w:r>
     </w:p>
     <w:p>
@@ -8586,19 +7284,7 @@
         </w:rPr>
       </w:pPr>
       <w:r>
-        <w:t>（</w:t>
-      </w:r>
-      <w:r>
-        <w:t>3</w:t>
-      </w:r>
-      <w:r>
-        <w:t>）课堂表现。教师可按课程与学生录入表现得分与评语，支持查询、删除；得分范围限定为</w:t>
-      </w:r>
-      <w:r>
-        <w:t xml:space="preserve"> 0—100</w:t>
-      </w:r>
-      <w:r>
-        <w:t>。</w:t>
+        <w:t>（3）课堂表现。教师可按课程与学生录入表现得分与评语，支持查询、删除；得分范围限定为 0—100。</w:t>
       </w:r>
     </w:p>
     <w:p>
@@ -8609,13 +7295,7 @@
         </w:rPr>
       </w:pPr>
       <w:r>
-        <w:t>（</w:t>
-      </w:r>
-      <w:r>
-        <w:t>4</w:t>
-      </w:r>
-      <w:r>
-        <w:t>）实验管理。教师可创建实验（名称、满分、截止日期），按学生录入完成度、得分与备注；支持查询、修改与删除；完成度与得分均需校验范围。</w:t>
+        <w:t>（4）实验管理。教师可创建实验（名称、满分、截止日期），按学生录入完成度、得分与备注；支持查询、修改与删除；完成度与得分均需校验范围。</w:t>
       </w:r>
     </w:p>
     <w:p>
@@ -8626,13 +7306,7 @@
         </w:rPr>
       </w:pPr>
       <w:r>
-        <w:t>（</w:t>
-      </w:r>
-      <w:r>
-        <w:t>5</w:t>
-      </w:r>
-      <w:r>
-        <w:t>）作业管理。教师可创建作业（名称、满分、截止日期），按学生录入提交状态、得分与备注；支持查询、修改与删除。</w:t>
+        <w:t>（5）作业管理。教师可创建作业（名称、满分、截止日期），按学生录入提交状态、得分与备注；支持查询、修改与删除。</w:t>
       </w:r>
     </w:p>
     <w:p>
@@ -8644,25 +7318,7 @@
       </w:pPr>
       <w:r>
         <w:lastRenderedPageBreak/>
-        <w:t>（</w:t>
-      </w:r>
-      <w:r>
-        <w:t>6</w:t>
-      </w:r>
-      <w:r>
-        <w:t>）成绩统计。系统按评价规则将考勤、课堂表现、实验、作业加权得到平时成绩，再按平时占比与期末占比计算总成绩；支持按课程、班级筛选，分页展示，并可导出</w:t>
-      </w:r>
-      <w:r>
-        <w:t xml:space="preserve"> CSV </w:t>
-      </w:r>
-      <w:r>
-        <w:t>由</w:t>
-      </w:r>
-      <w:r>
-        <w:t xml:space="preserve"> Excel </w:t>
-      </w:r>
-      <w:r>
-        <w:t>打开。</w:t>
+        <w:t>（6）成绩统计。系统按评价规则将考勤、课堂表现、实验、作业加权得到平时成绩，再按平时占比与期末占比计算总成绩；支持按课程、班级筛选，分页展示，并可导出 CSV 由 Excel 打开。</w:t>
       </w:r>
     </w:p>
     <w:p>
@@ -8673,13 +7329,7 @@
         </w:rPr>
       </w:pPr>
       <w:r>
-        <w:t>（</w:t>
-      </w:r>
-      <w:r>
-        <w:t>7</w:t>
-      </w:r>
-      <w:r>
-        <w:t>）基础数据管理。管理员可对学生、教师、班级、课程、评价规则进行增删改查；删除班级前需先清空学生，删除教师前需先转移课程；删除课程时级联清理其考勤、表现、实验、作业、期末成绩与评价规则。</w:t>
+        <w:t>（7）基础数据管理。管理员可对学生、教师、班级、课程、评价规则进行增删改查；删除班级前需先清空学生，删除教师前需先转移课程；删除课程时级联清理其考勤、表现、实验、作业、期末成绩与评价规则。</w:t>
       </w:r>
     </w:p>
     <w:p>
@@ -8690,19 +7340,7 @@
         </w:rPr>
       </w:pPr>
       <w:r>
-        <w:t>（</w:t>
-      </w:r>
-      <w:r>
-        <w:t>8</w:t>
-      </w:r>
-      <w:r>
-        <w:t>）操作审计。系统记录登录成功</w:t>
-      </w:r>
-      <w:r>
-        <w:t>/</w:t>
-      </w:r>
-      <w:r>
-        <w:t>失败、密码修改、基础数据增删改、教学数据录入与删除、成绩导出等关键操作，管理员可按时间倒序分页查看。</w:t>
+        <w:t>（8）操作审计。系统记录登录成功/失败、密码修改、基础数据增删改、教学数据录入与删除、成绩导出等关键操作，管理员可按时间倒序分页查看。</w:t>
       </w:r>
     </w:p>
     <w:p>
@@ -8714,10 +7352,7 @@
       </w:pPr>
       <w:bookmarkStart w:id="11" w:name="_Toc243687158"/>
       <w:r>
-        <w:t xml:space="preserve">3.3 </w:t>
-      </w:r>
-      <w:r>
-        <w:t>非功能性需求</w:t>
+        <w:t>3.3 非功能性需求</w:t>
       </w:r>
       <w:bookmarkEnd w:id="11"/>
     </w:p>
@@ -8740,19 +7375,15 @@
         </w:rPr>
       </w:pPr>
       <w:r>
-        <w:t>稳定性：数据库使用</w:t>
-      </w:r>
-      <w:r>
-        <w:t xml:space="preserve"> InnoDB </w:t>
-      </w:r>
-      <w:r>
-        <w:t>事务与外键约束；写操作使用事务保证一致性；分页查询避免全表渲染；容器配置健康检查与自动重启；应用异常统一返回友好错误页或</w:t>
-      </w:r>
-      <w:r>
-        <w:t xml:space="preserve"> JSON</w:t>
-      </w:r>
-      <w:r>
-        <w:t>。</w:t>
+        <w:t xml:space="preserve">稳定性：数据库使用 </w:t>
+      </w:r>
+      <w:proofErr w:type="spellStart"/>
+      <w:r>
+        <w:t>InnoDB</w:t>
+      </w:r>
+      <w:proofErr w:type="spellEnd"/>
+      <w:r>
+        <w:t xml:space="preserve"> 事务与外键约束；写操作使用事务保证一致性；分页查询避免全表渲染；容器配置健康检查与自动重启；应用异常统一返回友好错误页或 JSON。</w:t>
       </w:r>
     </w:p>
     <w:p>
@@ -8763,31 +7394,7 @@
         </w:rPr>
       </w:pPr>
       <w:r>
-        <w:t>安全性：密码使用</w:t>
-      </w:r>
-      <w:r>
-        <w:t xml:space="preserve"> BCrypt </w:t>
-      </w:r>
-      <w:r>
-        <w:t>加盐哈希存储，兼容历史明文并自动升级；使用</w:t>
-      </w:r>
-      <w:r>
-        <w:t xml:space="preserve"> Session </w:t>
-      </w:r>
-      <w:r>
-        <w:t>维持登录态，改密后使其他设备会话失效；</w:t>
-      </w:r>
-      <w:r>
-        <w:t xml:space="preserve">POST </w:t>
-      </w:r>
-      <w:r>
-        <w:t>请求校验</w:t>
-      </w:r>
-      <w:r>
-        <w:t xml:space="preserve"> Origin/Referer </w:t>
-      </w:r>
-      <w:r>
-        <w:t>同源；接口按角色与课程归属双重校验；登录失败锁定降低暴力破解风险。</w:t>
+        <w:t>安全性：密码使用 BCrypt 加盐哈希存储，兼容历史明文并自动升级；使用 Session 维持登录态，改密后使其他设备会话失效；POST 请求校验 Origin/Referer 同源；接口按角色与课程归属双重校验；登录失败锁定降低暴力破解风险。</w:t>
       </w:r>
     </w:p>
     <w:p>
@@ -8799,10 +7406,7 @@
       </w:pPr>
       <w:bookmarkStart w:id="12" w:name="_Toc243687159"/>
       <w:r>
-        <w:t xml:space="preserve">3.4 </w:t>
-      </w:r>
-      <w:r>
-        <w:t>关键业务规则</w:t>
+        <w:t>3.4 关键业务规则</w:t>
       </w:r>
       <w:bookmarkEnd w:id="12"/>
     </w:p>
@@ -8814,37 +7418,7 @@
         </w:rPr>
       </w:pPr>
       <w:r>
-        <w:t>（</w:t>
-      </w:r>
-      <w:r>
-        <w:t>1</w:t>
-      </w:r>
-      <w:r>
-        <w:t>）考勤折算：到课</w:t>
-      </w:r>
-      <w:r>
-        <w:t xml:space="preserve"> 100 </w:t>
-      </w:r>
-      <w:r>
-        <w:t>分、迟到</w:t>
-      </w:r>
-      <w:r>
-        <w:t xml:space="preserve"> 80 </w:t>
-      </w:r>
-      <w:r>
-        <w:t>分、请假</w:t>
-      </w:r>
-      <w:r>
-        <w:t xml:space="preserve"> 60 </w:t>
-      </w:r>
-      <w:r>
-        <w:t>分、缺勤</w:t>
-      </w:r>
-      <w:r>
-        <w:t xml:space="preserve"> 0 </w:t>
-      </w:r>
-      <w:r>
-        <w:t>分，按记录条数取平均得到考勤分。</w:t>
+        <w:t>（1）考勤折算：到课 100 分、迟到 80 分、请假 60 分、缺勤 0 分，按记录条数取平均得到考勤分。</w:t>
       </w:r>
     </w:p>
     <w:p>
@@ -8855,67 +7429,7 @@
         </w:rPr>
       </w:pPr>
       <w:r>
-        <w:t>（</w:t>
-      </w:r>
-      <w:r>
-        <w:t>2</w:t>
-      </w:r>
-      <w:r>
-        <w:t>）平时成绩</w:t>
-      </w:r>
-      <w:r>
-        <w:t xml:space="preserve"> = </w:t>
-      </w:r>
-      <w:r>
-        <w:t>考勤分</w:t>
-      </w:r>
-      <w:r>
-        <w:t>×</w:t>
-      </w:r>
-      <w:r>
-        <w:t>考勤权重</w:t>
-      </w:r>
-      <w:r>
-        <w:t xml:space="preserve"> + </w:t>
-      </w:r>
-      <w:r>
-        <w:t>表现分</w:t>
-      </w:r>
-      <w:r>
-        <w:t>×</w:t>
-      </w:r>
-      <w:r>
-        <w:t>表现权重</w:t>
-      </w:r>
-      <w:r>
-        <w:t xml:space="preserve"> + </w:t>
-      </w:r>
-      <w:r>
-        <w:t>实验分</w:t>
-      </w:r>
-      <w:r>
-        <w:t>×</w:t>
-      </w:r>
-      <w:r>
-        <w:t>实验权重</w:t>
-      </w:r>
-      <w:r>
-        <w:t xml:space="preserve"> + </w:t>
-      </w:r>
-      <w:r>
-        <w:t>作业分</w:t>
-      </w:r>
-      <w:r>
-        <w:t>×</w:t>
-      </w:r>
-      <w:r>
-        <w:t>作业权重，权重之和为</w:t>
-      </w:r>
-      <w:r>
-        <w:t xml:space="preserve"> 100</w:t>
-      </w:r>
-      <w:r>
-        <w:t>。</w:t>
+        <w:t>（2）平时成绩 = 考勤分×考勤权重 + 表现分×表现权重 + 实验分×实验权重 + 作业分×作业权重，权重之和为 100。</w:t>
       </w:r>
     </w:p>
     <w:p>
@@ -8926,43 +7440,7 @@
         </w:rPr>
       </w:pPr>
       <w:r>
-        <w:t>（</w:t>
-      </w:r>
-      <w:r>
-        <w:t>3</w:t>
-      </w:r>
-      <w:r>
-        <w:t>）总成绩</w:t>
-      </w:r>
-      <w:r>
-        <w:t xml:space="preserve"> = </w:t>
-      </w:r>
-      <w:r>
-        <w:t>平时成绩</w:t>
-      </w:r>
-      <w:r>
-        <w:t>×</w:t>
-      </w:r>
-      <w:r>
-        <w:t>平时占比</w:t>
-      </w:r>
-      <w:r>
-        <w:t xml:space="preserve"> + </w:t>
-      </w:r>
-      <w:r>
-        <w:t>期末成绩</w:t>
-      </w:r>
-      <w:r>
-        <w:t>×</w:t>
-      </w:r>
-      <w:r>
-        <w:t>期末占比，平时占比与期末占比之和为</w:t>
-      </w:r>
-      <w:r>
-        <w:t xml:space="preserve"> 100</w:t>
-      </w:r>
-      <w:r>
-        <w:t>。</w:t>
+        <w:t>（3）总成绩 = 平时成绩×平时占比 + 期末成绩×期末占比，平时占比与期末占比之和为 100。</w:t>
       </w:r>
     </w:p>
     <w:p>
@@ -8974,31 +7452,7 @@
       </w:pPr>
       <w:r>
         <w:lastRenderedPageBreak/>
-        <w:t>（</w:t>
-      </w:r>
-      <w:r>
-        <w:t>4</w:t>
-      </w:r>
-      <w:r>
-        <w:t>）评价规则的六项数值均需在</w:t>
-      </w:r>
-      <w:r>
-        <w:t xml:space="preserve"> 0—100 </w:t>
-      </w:r>
-      <w:r>
-        <w:t>之间；录入成绩、完成度时统一校验</w:t>
-      </w:r>
-      <w:r>
-        <w:t xml:space="preserve"> 0—100 </w:t>
-      </w:r>
-      <w:r>
-        <w:t>范围，实验与作业满分允许</w:t>
-      </w:r>
-      <w:r>
-        <w:t xml:space="preserve"> 0—1000</w:t>
-      </w:r>
-      <w:r>
-        <w:t>。</w:t>
+        <w:t>（4）评价规则的六项数值均需在 0—100 之间；录入成绩、完成度时统一校验 0—100 范围，实验与作业满分允许 0—1000。</w:t>
       </w:r>
     </w:p>
     <w:p>
@@ -9024,13 +7478,7 @@
         </w:rPr>
       </w:pPr>
       <w:r>
-        <w:t>本章介绍系统的总体架构、功能模块划分、接口设计、界面设计与关键业务流程。系统采用前后端分离的部署形态，同时保留</w:t>
-      </w:r>
-      <w:r>
-        <w:t xml:space="preserve"> Thymeleaf </w:t>
-      </w:r>
-      <w:r>
-        <w:t>服务端渲染页面作为兼容界面。</w:t>
+        <w:t>本章介绍系统的总体架构、功能模块划分、接口设计、界面设计与关键业务流程。系统采用前后端分离的部署形态，同时保留 Thymeleaf 服务端渲染页面作为兼容界面。</w:t>
       </w:r>
     </w:p>
     <w:p>
@@ -9042,10 +7490,7 @@
       </w:pPr>
       <w:bookmarkStart w:id="14" w:name="_Toc243687161"/>
       <w:r>
-        <w:t xml:space="preserve">4.1 </w:t>
-      </w:r>
-      <w:r>
-        <w:t>总体架构</w:t>
+        <w:t>4.1 总体架构</w:t>
       </w:r>
       <w:bookmarkEnd w:id="14"/>
     </w:p>
@@ -9105,13 +7550,7 @@
         </w:rPr>
       </w:pPr>
       <w:r>
-        <w:t>图</w:t>
-      </w:r>
-      <w:r>
-        <w:t xml:space="preserve"> 4-1 </w:t>
-      </w:r>
-      <w:r>
-        <w:t>系统部署架构图</w:t>
+        <w:t>图 4-1 系统部署架构图</w:t>
       </w:r>
     </w:p>
     <w:p>
@@ -9122,97 +7561,7 @@
         </w:rPr>
       </w:pPr>
       <w:r>
-        <w:t>系统分为表示层、接口层、业务层、数据访问层与数据层。表示层由独立前端（原生</w:t>
-      </w:r>
-      <w:r>
-        <w:t xml:space="preserve"> JS </w:t>
-      </w:r>
-      <w:r>
-        <w:t>单页应用）与</w:t>
-      </w:r>
-      <w:r>
-        <w:t xml:space="preserve"> Thymeleaf </w:t>
-      </w:r>
-      <w:r>
-        <w:t>页面组成；接口层由</w:t>
-      </w:r>
-      <w:r>
-        <w:t xml:space="preserve"> Spring MVC </w:t>
-      </w:r>
-      <w:r>
-        <w:t>的</w:t>
-      </w:r>
-      <w:r>
-        <w:t xml:space="preserve"> Controller </w:t>
-      </w:r>
-      <w:r>
-        <w:t>提供页面路由与</w:t>
-      </w:r>
-      <w:r>
-        <w:t xml:space="preserve"> /api JSON </w:t>
-      </w:r>
-      <w:r>
-        <w:t>接口；业务层由</w:t>
-      </w:r>
-      <w:r>
-        <w:t xml:space="preserve"> Service </w:t>
-      </w:r>
-      <w:r>
-        <w:t>承担成绩计算、基础数据维护、审计等业务逻辑；数据访问层由</w:t>
-      </w:r>
-      <w:r>
-        <w:t xml:space="preserve"> MyBatis Mapper </w:t>
-      </w:r>
-      <w:r>
-        <w:t>通过注解</w:t>
-      </w:r>
-      <w:r>
-        <w:t xml:space="preserve"> SQL </w:t>
-      </w:r>
-      <w:r>
-        <w:t>访问数据库；数据层为</w:t>
-      </w:r>
-      <w:r>
-        <w:t xml:space="preserve"> MySQL 8.0</w:t>
-      </w:r>
-      <w:r>
-        <w:t>。运行期由</w:t>
-      </w:r>
-      <w:r>
-        <w:t xml:space="preserve"> Nginx </w:t>
-      </w:r>
-      <w:r>
-        <w:t>托管前端并反向代理</w:t>
-      </w:r>
-      <w:r>
-        <w:t xml:space="preserve"> /api </w:t>
-      </w:r>
-      <w:r>
-        <w:t>到</w:t>
-      </w:r>
-      <w:r>
-        <w:t xml:space="preserve"> Tomcat</w:t>
-      </w:r>
-      <w:r>
-        <w:t>，</w:t>
-      </w:r>
-      <w:r>
-        <w:t xml:space="preserve">Tomcat </w:t>
-      </w:r>
-      <w:r>
-        <w:t>以</w:t>
-      </w:r>
-      <w:r>
-        <w:t xml:space="preserve"> ROOT.war </w:t>
-      </w:r>
-      <w:r>
-        <w:t>形式部署后端，</w:t>
-      </w:r>
-      <w:r>
-        <w:t xml:space="preserve">MySQL </w:t>
-      </w:r>
-      <w:r>
-        <w:t>独立容器存储数据。</w:t>
+        <w:t>系统分为表示层、接口层、业务层、数据访问层与数据层。表示层由独立前端（原生 JS 单页应用）与 Thymeleaf 页面组成；接口层由 Spring MVC 的 Controller 提供页面路由与 /api JSON 接口；业务层由 Service 承担成绩计算、基础数据维护、审计等业务逻辑；数据访问层由 MyBatis Mapper 通过注解 SQL 访问数据库；数据层为 MySQL 8.0。运行期由 Nginx 托管前端并反向代理 /api 到 Tomcat，Tomcat 以 ROOT.war 形式部署后端，MySQL 独立容器存储数据。</w:t>
       </w:r>
     </w:p>
     <w:p>
@@ -9224,55 +7573,7 @@
       </w:pPr>
       <w:r>
         <w:lastRenderedPageBreak/>
-        <w:t>分层设计带来的好处是：页面与接口解耦，前端可以独立迭代；</w:t>
-      </w:r>
-      <w:r>
-        <w:t xml:space="preserve">Controller </w:t>
-      </w:r>
-      <w:r>
-        <w:t>只负责参数接收与视图</w:t>
-      </w:r>
-      <w:r>
-        <w:t xml:space="preserve">/JSON </w:t>
-      </w:r>
-      <w:r>
-        <w:t>返回，业务规则集中在</w:t>
-      </w:r>
-      <w:r>
-        <w:t xml:space="preserve"> Service</w:t>
-      </w:r>
-      <w:r>
-        <w:t>；</w:t>
-      </w:r>
-      <w:r>
-        <w:t xml:space="preserve">Mapper </w:t>
-      </w:r>
-      <w:r>
-        <w:t>只关注</w:t>
-      </w:r>
-      <w:r>
-        <w:t xml:space="preserve"> SQL</w:t>
-      </w:r>
-      <w:r>
-        <w:t>，便于优化与复用。系统还在</w:t>
-      </w:r>
-      <w:r>
-        <w:t xml:space="preserve"> Controller </w:t>
-      </w:r>
-      <w:r>
-        <w:t>与</w:t>
-      </w:r>
-      <w:r>
-        <w:t xml:space="preserve"> Mapper </w:t>
-      </w:r>
-      <w:r>
-        <w:t>之间保留了</w:t>
-      </w:r>
-      <w:r>
-        <w:t xml:space="preserve"> Service </w:t>
-      </w:r>
-      <w:r>
-        <w:t>扩展点，后续可逐步将各教学模块的业务逻辑上移，进一步提升可维护性。</w:t>
+        <w:t>分层设计带来的好处是：页面与接口解耦，前端可以独立迭代；Controller 只负责参数接收与视图/JSON 返回，业务规则集中在 Service；Mapper 只关注 SQL，便于优化与复用。系统还在 Controller 与 Mapper 之间保留了 Service 扩展点，后续可逐步将各教学模块的业务逻辑上移，进一步提升可维护性。</w:t>
       </w:r>
     </w:p>
     <w:p>
@@ -9284,10 +7585,7 @@
       </w:pPr>
       <w:bookmarkStart w:id="15" w:name="_Toc243687162"/>
       <w:r>
-        <w:t xml:space="preserve">4.2 </w:t>
-      </w:r>
-      <w:r>
-        <w:t>功能模块设计</w:t>
+        <w:t>4.2 功能模块设计</w:t>
       </w:r>
       <w:bookmarkEnd w:id="15"/>
     </w:p>
@@ -9347,13 +7645,7 @@
         </w:rPr>
       </w:pPr>
       <w:r>
-        <w:t>图</w:t>
-      </w:r>
-      <w:r>
-        <w:t xml:space="preserve"> 4-2 </w:t>
-      </w:r>
-      <w:r>
-        <w:t>系统功能模块图</w:t>
+        <w:t>图 4-2 系统功能模块图</w:t>
       </w:r>
     </w:p>
     <w:p>
@@ -9364,13 +7656,7 @@
         </w:rPr>
       </w:pPr>
       <w:r>
-        <w:t>系统功能按角色划分为登录认证、学生端、教师端、管理员端与公共支撑五个部分。登录认证负责账号密码校验、角色识别、默认密码强制修改与失败锁定；学生端提供本人数据查询；教师端提供教学过程数据录入与成绩管理；管理员端提供基础数据维护、账号管理与审计；公共支撑包括</w:t>
-      </w:r>
-      <w:r>
-        <w:t xml:space="preserve"> REST </w:t>
-      </w:r>
-      <w:r>
-        <w:t>接口、容器化部署与数据备份。</w:t>
+        <w:t>系统功能按角色划分为登录认证、学生端、教师端、管理员端与公共支撑五个部分。登录认证负责账号密码校验、角色识别、默认密码强制修改与失败锁定；学生端提供本人数据查询；教师端提供教学过程数据录入与成绩管理；管理员端提供基础数据维护、账号管理与审计；公共支撑包括 REST 接口、容器化部署与数据备份。</w:t>
       </w:r>
     </w:p>
     <w:p>
@@ -9382,10 +7668,7 @@
       </w:pPr>
       <w:bookmarkStart w:id="16" w:name="_Toc243687163"/>
       <w:r>
-        <w:t xml:space="preserve">4.3 </w:t>
-      </w:r>
-      <w:r>
-        <w:t>接口设计</w:t>
+        <w:t>4.3 接口设计</w:t>
       </w:r>
       <w:bookmarkEnd w:id="16"/>
     </w:p>
@@ -9398,61 +7681,7 @@
       </w:pPr>
       <w:r>
         <w:lastRenderedPageBreak/>
-        <w:t>前后端分离版以</w:t>
-      </w:r>
-      <w:r>
-        <w:t xml:space="preserve"> /api </w:t>
-      </w:r>
-      <w:r>
-        <w:t>为统一前缀，采用</w:t>
-      </w:r>
-      <w:r>
-        <w:t xml:space="preserve"> REST </w:t>
-      </w:r>
-      <w:r>
-        <w:t>风格，请求与响应均为</w:t>
-      </w:r>
-      <w:r>
-        <w:t xml:space="preserve"> JSON</w:t>
-      </w:r>
-      <w:r>
-        <w:t>（导出接口返回</w:t>
-      </w:r>
-      <w:r>
-        <w:t xml:space="preserve"> CSV</w:t>
-      </w:r>
-      <w:r>
-        <w:t>）。未登录返回</w:t>
-      </w:r>
-      <w:r>
-        <w:t xml:space="preserve"> 401</w:t>
-      </w:r>
-      <w:r>
-        <w:t>，默认密码未修改返回</w:t>
-      </w:r>
-      <w:r>
-        <w:t xml:space="preserve"> 403 </w:t>
-      </w:r>
-      <w:r>
-        <w:t>与</w:t>
-      </w:r>
-      <w:r>
-        <w:t xml:space="preserve"> MUST_CHANGE </w:t>
-      </w:r>
-      <w:r>
-        <w:t>标识，权限不足返回</w:t>
-      </w:r>
-      <w:r>
-        <w:t xml:space="preserve"> 403</w:t>
-      </w:r>
-      <w:r>
-        <w:t>。主要接口如表</w:t>
-      </w:r>
-      <w:r>
-        <w:t xml:space="preserve"> 4-1 </w:t>
-      </w:r>
-      <w:r>
-        <w:t>所示。</w:t>
+        <w:t>前后端分离版以 /api 为统一前缀，采用 REST 风格，请求与响应均为 JSON（导出接口返回 CSV）。未登录返回 401，默认密码未修改返回 403 与 MUST_CHANGE 标识，权限不足返回 403。主要接口如表 4-1 所示。</w:t>
       </w:r>
     </w:p>
     <w:p>
@@ -9463,13 +7692,7 @@
         </w:rPr>
       </w:pPr>
       <w:r>
-        <w:t>表</w:t>
-      </w:r>
-      <w:r>
-        <w:t xml:space="preserve"> 4-1 </w:t>
-      </w:r>
-      <w:r>
-        <w:t>主要接口设计</w:t>
+        <w:t>表 4-1 主要接口设计</w:t>
       </w:r>
     </w:p>
     <w:tbl>
@@ -10253,21 +8476,7 @@
                 <w:rFonts w:ascii="宋体" w:eastAsia="宋体" w:hAnsi="宋体"/>
                 <w:sz w:val="19"/>
               </w:rPr>
-              <w:t>教师</w:t>
-            </w:r>
-            <w:r>
-              <w:rPr>
-                <w:rFonts w:ascii="宋体" w:eastAsia="宋体" w:hAnsi="宋体"/>
-                <w:sz w:val="19"/>
-              </w:rPr>
-              <w:t>/</w:t>
-            </w:r>
-            <w:r>
-              <w:rPr>
-                <w:rFonts w:ascii="宋体" w:eastAsia="宋体" w:hAnsi="宋体"/>
-                <w:sz w:val="19"/>
-              </w:rPr>
-              <w:t>管理员</w:t>
+              <w:t>教师/管理员</w:t>
             </w:r>
           </w:p>
         </w:tc>
@@ -10352,21 +8561,7 @@
                 <w:rFonts w:ascii="宋体" w:eastAsia="宋体" w:hAnsi="宋体"/>
                 <w:sz w:val="19"/>
               </w:rPr>
-              <w:t>教师</w:t>
-            </w:r>
-            <w:r>
-              <w:rPr>
-                <w:rFonts w:ascii="宋体" w:eastAsia="宋体" w:hAnsi="宋体"/>
-                <w:sz w:val="19"/>
-              </w:rPr>
-              <w:t>/</w:t>
-            </w:r>
-            <w:r>
-              <w:rPr>
-                <w:rFonts w:ascii="宋体" w:eastAsia="宋体" w:hAnsi="宋体"/>
-                <w:sz w:val="19"/>
-              </w:rPr>
-              <w:t>管理员</w:t>
+              <w:t>教师/管理员</w:t>
             </w:r>
           </w:p>
         </w:tc>
@@ -10451,21 +8646,7 @@
                 <w:rFonts w:ascii="宋体" w:eastAsia="宋体" w:hAnsi="宋体"/>
                 <w:sz w:val="19"/>
               </w:rPr>
-              <w:t>教师</w:t>
-            </w:r>
-            <w:r>
-              <w:rPr>
-                <w:rFonts w:ascii="宋体" w:eastAsia="宋体" w:hAnsi="宋体"/>
-                <w:sz w:val="19"/>
-              </w:rPr>
-              <w:t>/</w:t>
-            </w:r>
-            <w:r>
-              <w:rPr>
-                <w:rFonts w:ascii="宋体" w:eastAsia="宋体" w:hAnsi="宋体"/>
-                <w:sz w:val="19"/>
-              </w:rPr>
-              <w:t>管理员</w:t>
+              <w:t>教师/管理员</w:t>
             </w:r>
           </w:p>
         </w:tc>
@@ -10530,21 +8711,7 @@
                 <w:rFonts w:ascii="宋体" w:eastAsia="宋体" w:hAnsi="宋体"/>
                 <w:sz w:val="19"/>
               </w:rPr>
-              <w:t>新建</w:t>
-            </w:r>
-            <w:r>
-              <w:rPr>
-                <w:rFonts w:ascii="宋体" w:eastAsia="宋体" w:hAnsi="宋体"/>
-                <w:sz w:val="19"/>
-              </w:rPr>
-              <w:t>/</w:t>
-            </w:r>
-            <w:r>
-              <w:rPr>
-                <w:rFonts w:ascii="宋体" w:eastAsia="宋体" w:hAnsi="宋体"/>
-                <w:sz w:val="19"/>
-              </w:rPr>
-              <w:t>修改实验</w:t>
+              <w:t>新建/修改实验</w:t>
             </w:r>
           </w:p>
         </w:tc>
@@ -10564,21 +8731,7 @@
                 <w:rFonts w:ascii="宋体" w:eastAsia="宋体" w:hAnsi="宋体"/>
                 <w:sz w:val="19"/>
               </w:rPr>
-              <w:t>教师</w:t>
-            </w:r>
-            <w:r>
-              <w:rPr>
-                <w:rFonts w:ascii="宋体" w:eastAsia="宋体" w:hAnsi="宋体"/>
-                <w:sz w:val="19"/>
-              </w:rPr>
-              <w:t>/</w:t>
-            </w:r>
-            <w:r>
-              <w:rPr>
-                <w:rFonts w:ascii="宋体" w:eastAsia="宋体" w:hAnsi="宋体"/>
-                <w:sz w:val="19"/>
-              </w:rPr>
-              <w:t>管理员</w:t>
+              <w:t>教师/管理员</w:t>
             </w:r>
           </w:p>
         </w:tc>
@@ -10663,21 +8816,7 @@
                 <w:rFonts w:ascii="宋体" w:eastAsia="宋体" w:hAnsi="宋体"/>
                 <w:sz w:val="19"/>
               </w:rPr>
-              <w:t>教师</w:t>
-            </w:r>
-            <w:r>
-              <w:rPr>
-                <w:rFonts w:ascii="宋体" w:eastAsia="宋体" w:hAnsi="宋体"/>
-                <w:sz w:val="19"/>
-              </w:rPr>
-              <w:t>/</w:t>
-            </w:r>
-            <w:r>
-              <w:rPr>
-                <w:rFonts w:ascii="宋体" w:eastAsia="宋体" w:hAnsi="宋体"/>
-                <w:sz w:val="19"/>
-              </w:rPr>
-              <w:t>管理员</w:t>
+              <w:t>教师/管理员</w:t>
             </w:r>
           </w:p>
         </w:tc>
@@ -10742,21 +8881,7 @@
                 <w:rFonts w:ascii="宋体" w:eastAsia="宋体" w:hAnsi="宋体"/>
                 <w:sz w:val="19"/>
               </w:rPr>
-              <w:t>新建</w:t>
-            </w:r>
-            <w:r>
-              <w:rPr>
-                <w:rFonts w:ascii="宋体" w:eastAsia="宋体" w:hAnsi="宋体"/>
-                <w:sz w:val="19"/>
-              </w:rPr>
-              <w:t>/</w:t>
-            </w:r>
-            <w:r>
-              <w:rPr>
-                <w:rFonts w:ascii="宋体" w:eastAsia="宋体" w:hAnsi="宋体"/>
-                <w:sz w:val="19"/>
-              </w:rPr>
-              <w:t>修改作业</w:t>
+              <w:t>新建/修改作业</w:t>
             </w:r>
           </w:p>
         </w:tc>
@@ -10776,21 +8901,7 @@
                 <w:rFonts w:ascii="宋体" w:eastAsia="宋体" w:hAnsi="宋体"/>
                 <w:sz w:val="19"/>
               </w:rPr>
-              <w:t>教师</w:t>
-            </w:r>
-            <w:r>
-              <w:rPr>
-                <w:rFonts w:ascii="宋体" w:eastAsia="宋体" w:hAnsi="宋体"/>
-                <w:sz w:val="19"/>
-              </w:rPr>
-              <w:t>/</w:t>
-            </w:r>
-            <w:r>
-              <w:rPr>
-                <w:rFonts w:ascii="宋体" w:eastAsia="宋体" w:hAnsi="宋体"/>
-                <w:sz w:val="19"/>
-              </w:rPr>
-              <w:t>管理员</w:t>
+              <w:t>教师/管理员</w:t>
             </w:r>
           </w:p>
         </w:tc>
@@ -10875,21 +8986,7 @@
                 <w:rFonts w:ascii="宋体" w:eastAsia="宋体" w:hAnsi="宋体"/>
                 <w:sz w:val="19"/>
               </w:rPr>
-              <w:t>教师</w:t>
-            </w:r>
-            <w:r>
-              <w:rPr>
-                <w:rFonts w:ascii="宋体" w:eastAsia="宋体" w:hAnsi="宋体"/>
-                <w:sz w:val="19"/>
-              </w:rPr>
-              <w:t>/</w:t>
-            </w:r>
-            <w:r>
-              <w:rPr>
-                <w:rFonts w:ascii="宋体" w:eastAsia="宋体" w:hAnsi="宋体"/>
-                <w:sz w:val="19"/>
-              </w:rPr>
-              <w:t>管理员</w:t>
+              <w:t>教师/管理员</w:t>
             </w:r>
           </w:p>
         </w:tc>
@@ -11039,14 +9136,7 @@
                 <w:rFonts w:ascii="宋体" w:eastAsia="宋体" w:hAnsi="宋体"/>
                 <w:sz w:val="19"/>
               </w:rPr>
-              <w:t>导出</w:t>
-            </w:r>
-            <w:r>
-              <w:rPr>
-                <w:rFonts w:ascii="宋体" w:eastAsia="宋体" w:hAnsi="宋体"/>
-                <w:sz w:val="19"/>
-              </w:rPr>
-              <w:t xml:space="preserve"> CSV</w:t>
+              <w:t>导出 CSV</w:t>
             </w:r>
           </w:p>
         </w:tc>
@@ -11166,10 +9256,7 @@
       </w:pPr>
       <w:bookmarkStart w:id="17" w:name="_Toc243687164"/>
       <w:r>
-        <w:t xml:space="preserve">4.4 </w:t>
-      </w:r>
-      <w:r>
-        <w:t>界面设计</w:t>
+        <w:t>4.4 界面设计</w:t>
       </w:r>
       <w:bookmarkEnd w:id="17"/>
     </w:p>
@@ -11181,43 +9268,7 @@
         </w:rPr>
       </w:pPr>
       <w:r>
-        <w:t>系统提供两套界面：</w:t>
-      </w:r>
-      <w:r>
-        <w:t xml:space="preserve">8080 </w:t>
-      </w:r>
-      <w:r>
-        <w:t>端口的前后端分离版与</w:t>
-      </w:r>
-      <w:r>
-        <w:t xml:space="preserve"> 1001 </w:t>
-      </w:r>
-      <w:r>
-        <w:t>端口的</w:t>
-      </w:r>
-      <w:r>
-        <w:t xml:space="preserve"> Thymeleaf </w:t>
-      </w:r>
-      <w:r>
-        <w:t>版。两套界面共用同一套数据库与权限规则。前后端分离版采用左侧导航</w:t>
-      </w:r>
-      <w:r>
-        <w:t xml:space="preserve"> + </w:t>
-      </w:r>
-      <w:r>
-        <w:t>顶部栏</w:t>
-      </w:r>
-      <w:r>
-        <w:t xml:space="preserve"> + </w:t>
-      </w:r>
-      <w:r>
-        <w:t>内容卡片的布局，表格统一分页，录入操作通过弹窗表单完成，删除操作二次确认。主要页面如表</w:t>
-      </w:r>
-      <w:r>
-        <w:t xml:space="preserve"> 4-2 </w:t>
-      </w:r>
-      <w:r>
-        <w:t>所示。</w:t>
+        <w:t>系统提供两套界面：8080 端口的前后端分离版与 1001 端口的 Thymeleaf 版。两套界面共用同一套数据库与权限规则。前后端分离版采用左侧导航 + 顶部栏 + 内容卡片的布局，表格统一分页，录入操作通过弹窗表单完成，删除操作二次确认。主要页面如表 4-2 所示。</w:t>
       </w:r>
     </w:p>
     <w:p>
@@ -11228,13 +9279,7 @@
         </w:rPr>
       </w:pPr>
       <w:r>
-        <w:t>表</w:t>
-      </w:r>
-      <w:r>
-        <w:t xml:space="preserve"> 4-2 </w:t>
-      </w:r>
-      <w:r>
-        <w:t>主要页面设计</w:t>
+        <w:t>表 4-2 主要页面设计</w:t>
       </w:r>
     </w:p>
     <w:tbl>
@@ -11360,14 +9405,7 @@
                 <w:rFonts w:ascii="宋体" w:eastAsia="宋体" w:hAnsi="宋体"/>
                 <w:sz w:val="20"/>
               </w:rPr>
-              <w:t>/</w:t>
-            </w:r>
-            <w:r>
-              <w:rPr>
-                <w:rFonts w:ascii="宋体" w:eastAsia="宋体" w:hAnsi="宋体"/>
-                <w:sz w:val="20"/>
-              </w:rPr>
-              <w:t>（前端路由）</w:t>
+              <w:t>/（前端路由）</w:t>
             </w:r>
           </w:p>
         </w:tc>
@@ -11452,63 +9490,7 @@
                 <w:rFonts w:ascii="宋体" w:eastAsia="宋体" w:hAnsi="宋体"/>
                 <w:sz w:val="20"/>
               </w:rPr>
-              <w:t>学生</w:t>
-            </w:r>
-            <w:r>
-              <w:rPr>
-                <w:rFonts w:ascii="宋体" w:eastAsia="宋体" w:hAnsi="宋体"/>
-                <w:sz w:val="20"/>
-              </w:rPr>
-              <w:t>/</w:t>
-            </w:r>
-            <w:r>
-              <w:rPr>
-                <w:rFonts w:ascii="宋体" w:eastAsia="宋体" w:hAnsi="宋体"/>
-                <w:sz w:val="20"/>
-              </w:rPr>
-              <w:t>教师</w:t>
-            </w:r>
-            <w:r>
-              <w:rPr>
-                <w:rFonts w:ascii="宋体" w:eastAsia="宋体" w:hAnsi="宋体"/>
-                <w:sz w:val="20"/>
-              </w:rPr>
-              <w:t>/</w:t>
-            </w:r>
-            <w:r>
-              <w:rPr>
-                <w:rFonts w:ascii="宋体" w:eastAsia="宋体" w:hAnsi="宋体"/>
-                <w:sz w:val="20"/>
-              </w:rPr>
-              <w:t>课程</w:t>
-            </w:r>
-            <w:r>
-              <w:rPr>
-                <w:rFonts w:ascii="宋体" w:eastAsia="宋体" w:hAnsi="宋体"/>
-                <w:sz w:val="20"/>
-              </w:rPr>
-              <w:t>/</w:t>
-            </w:r>
-            <w:r>
-              <w:rPr>
-                <w:rFonts w:ascii="宋体" w:eastAsia="宋体" w:hAnsi="宋体"/>
-                <w:sz w:val="20"/>
-              </w:rPr>
-              <w:t>班级</w:t>
-            </w:r>
-            <w:r>
-              <w:rPr>
-                <w:rFonts w:ascii="宋体" w:eastAsia="宋体" w:hAnsi="宋体"/>
-                <w:sz w:val="20"/>
-              </w:rPr>
-              <w:t>/</w:t>
-            </w:r>
-            <w:r>
-              <w:rPr>
-                <w:rFonts w:ascii="宋体" w:eastAsia="宋体" w:hAnsi="宋体"/>
-                <w:sz w:val="20"/>
-              </w:rPr>
-              <w:t>考勤数量统计</w:t>
+              <w:t>学生/教师/课程/班级/考勤数量统计</w:t>
             </w:r>
           </w:p>
         </w:tc>
@@ -11638,21 +9620,7 @@
                 <w:rFonts w:ascii="宋体" w:eastAsia="宋体" w:hAnsi="宋体"/>
                 <w:sz w:val="20"/>
               </w:rPr>
-              <w:t>筛选、单条</w:t>
-            </w:r>
-            <w:r>
-              <w:rPr>
-                <w:rFonts w:ascii="宋体" w:eastAsia="宋体" w:hAnsi="宋体"/>
-                <w:sz w:val="20"/>
-              </w:rPr>
-              <w:t>/</w:t>
-            </w:r>
-            <w:r>
-              <w:rPr>
-                <w:rFonts w:ascii="宋体" w:eastAsia="宋体" w:hAnsi="宋体"/>
-                <w:sz w:val="20"/>
-              </w:rPr>
-              <w:t>批量录入、删除</w:t>
+              <w:t>筛选、单条/批量录入、删除</w:t>
             </w:r>
           </w:p>
         </w:tc>
@@ -11912,21 +9880,7 @@
                 <w:rFonts w:ascii="宋体" w:eastAsia="宋体" w:hAnsi="宋体"/>
                 <w:sz w:val="20"/>
               </w:rPr>
-              <w:t>按课程列出学生并录入</w:t>
-            </w:r>
-            <w:r>
-              <w:rPr>
-                <w:rFonts w:ascii="宋体" w:eastAsia="宋体" w:hAnsi="宋体"/>
-                <w:sz w:val="20"/>
-              </w:rPr>
-              <w:t>/</w:t>
-            </w:r>
-            <w:r>
-              <w:rPr>
-                <w:rFonts w:ascii="宋体" w:eastAsia="宋体" w:hAnsi="宋体"/>
-                <w:sz w:val="20"/>
-              </w:rPr>
-              <w:t>修改期末成绩</w:t>
+              <w:t>按课程列出学生并录入/修改期末成绩</w:t>
             </w:r>
           </w:p>
         </w:tc>
@@ -12016,76 +9970,27 @@
                 <w:rFonts w:ascii="宋体" w:eastAsia="宋体" w:hAnsi="宋体"/>
                 <w:sz w:val="20"/>
               </w:rPr>
-              <w:t>班级</w:t>
-            </w:r>
+              <w:t>班级/教师/课程/规则</w:t>
+            </w:r>
+          </w:p>
+        </w:tc>
+        <w:tc>
+          <w:tcPr>
+            <w:tcW w:w="2948" w:type="dxa"/>
+          </w:tcPr>
+          <w:p>
+            <w:pPr>
+              <w:jc w:val="left"/>
+              <w:rPr>
+                <w:rFonts w:hint="eastAsia"/>
+              </w:rPr>
+            </w:pPr>
             <w:r>
               <w:rPr>
                 <w:rFonts w:ascii="宋体" w:eastAsia="宋体" w:hAnsi="宋体"/>
                 <w:sz w:val="20"/>
               </w:rPr>
-              <w:t>/</w:t>
-            </w:r>
-            <w:r>
-              <w:rPr>
-                <w:rFonts w:ascii="宋体" w:eastAsia="宋体" w:hAnsi="宋体"/>
-                <w:sz w:val="20"/>
-              </w:rPr>
-              <w:t>教师</w:t>
-            </w:r>
-            <w:r>
-              <w:rPr>
-                <w:rFonts w:ascii="宋体" w:eastAsia="宋体" w:hAnsi="宋体"/>
-                <w:sz w:val="20"/>
-              </w:rPr>
-              <w:t>/</w:t>
-            </w:r>
-            <w:r>
-              <w:rPr>
-                <w:rFonts w:ascii="宋体" w:eastAsia="宋体" w:hAnsi="宋体"/>
-                <w:sz w:val="20"/>
-              </w:rPr>
-              <w:t>课程</w:t>
-            </w:r>
-            <w:r>
-              <w:rPr>
-                <w:rFonts w:ascii="宋体" w:eastAsia="宋体" w:hAnsi="宋体"/>
-                <w:sz w:val="20"/>
-              </w:rPr>
-              <w:t>/</w:t>
-            </w:r>
-            <w:r>
-              <w:rPr>
-                <w:rFonts w:ascii="宋体" w:eastAsia="宋体" w:hAnsi="宋体"/>
-                <w:sz w:val="20"/>
-              </w:rPr>
-              <w:t>规则</w:t>
-            </w:r>
-          </w:p>
-        </w:tc>
-        <w:tc>
-          <w:tcPr>
-            <w:tcW w:w="2948" w:type="dxa"/>
-          </w:tcPr>
-          <w:p>
-            <w:pPr>
-              <w:jc w:val="left"/>
-              <w:rPr>
-                <w:rFonts w:hint="eastAsia"/>
-              </w:rPr>
-            </w:pPr>
-            <w:r>
-              <w:rPr>
-                <w:rFonts w:ascii="宋体" w:eastAsia="宋体" w:hAnsi="宋体"/>
-                <w:sz w:val="20"/>
-              </w:rPr>
-              <w:t xml:space="preserve">#/classes </w:t>
-            </w:r>
-            <w:r>
-              <w:rPr>
-                <w:rFonts w:ascii="宋体" w:eastAsia="宋体" w:hAnsi="宋体"/>
-                <w:sz w:val="20"/>
-              </w:rPr>
-              <w:t>等</w:t>
+              <w:t>#/classes 等</w:t>
             </w:r>
           </w:p>
         </w:tc>
@@ -12186,10 +10091,7 @@
       </w:pPr>
       <w:bookmarkStart w:id="18" w:name="_Toc243687165"/>
       <w:r>
-        <w:t xml:space="preserve">4.5 </w:t>
-      </w:r>
-      <w:r>
-        <w:t>关键业务流程</w:t>
+        <w:t>4.5 关键业务流程</w:t>
       </w:r>
       <w:bookmarkEnd w:id="18"/>
     </w:p>
@@ -12201,49 +10103,7 @@
         </w:rPr>
       </w:pPr>
       <w:r>
-        <w:t>登录流程：浏览器提交账号密码</w:t>
-      </w:r>
-      <w:r>
-        <w:t xml:space="preserve"> → Controller </w:t>
-      </w:r>
-      <w:r>
-        <w:t>校验锁定状态</w:t>
-      </w:r>
-      <w:r>
-        <w:t xml:space="preserve"> → </w:t>
-      </w:r>
-      <w:r>
-        <w:t>查询用户并校验</w:t>
-      </w:r>
-      <w:r>
-        <w:t xml:space="preserve"> BCrypt </w:t>
-      </w:r>
-      <w:r>
-        <w:t>密码</w:t>
-      </w:r>
-      <w:r>
-        <w:t xml:space="preserve"> → </w:t>
-      </w:r>
-      <w:r>
-        <w:t>判断是否默认密码</w:t>
-      </w:r>
-      <w:r>
-        <w:t xml:space="preserve"> → </w:t>
-      </w:r>
-      <w:r>
-        <w:t>写入</w:t>
-      </w:r>
-      <w:r>
-        <w:t xml:space="preserve"> Session </w:t>
-      </w:r>
-      <w:r>
-        <w:t>并注册会话</w:t>
-      </w:r>
-      <w:r>
-        <w:t xml:space="preserve"> → </w:t>
-      </w:r>
-      <w:r>
-        <w:t>默认密码跳转改密页，否则进入工作台。</w:t>
+        <w:t>登录流程：浏览器提交账号密码 → Controller 校验锁定状态 → 查询用户并校验 BCrypt 密码 → 判断是否默认密码 → 写入 Session 并注册会话 → 默认密码跳转改密页，否则进入工作台。</w:t>
       </w:r>
     </w:p>
     <w:p>
@@ -12254,43 +10114,7 @@
         </w:rPr>
       </w:pPr>
       <w:r>
-        <w:t>成绩计算流程：选择课程与班级</w:t>
-      </w:r>
-      <w:r>
-        <w:t xml:space="preserve"> → </w:t>
-      </w:r>
-      <w:r>
-        <w:t>权限校验</w:t>
-      </w:r>
-      <w:r>
-        <w:t xml:space="preserve"> → </w:t>
-      </w:r>
-      <w:r>
-        <w:t>查询课程绑定的班级与学生</w:t>
-      </w:r>
-      <w:r>
-        <w:t xml:space="preserve"> → </w:t>
-      </w:r>
-      <w:r>
-        <w:t>一次性聚合查询考勤、表现、实验、作业、期末数据</w:t>
-      </w:r>
-      <w:r>
-        <w:t xml:space="preserve"> → </w:t>
-      </w:r>
-      <w:r>
-        <w:t>按评价规则加权</w:t>
-      </w:r>
-      <w:r>
-        <w:t xml:space="preserve"> → </w:t>
-      </w:r>
-      <w:r>
-        <w:t>分页返回。聚合查询将原先按学生逐条查询的</w:t>
-      </w:r>
-      <w:r>
-        <w:t xml:space="preserve"> N+1 </w:t>
-      </w:r>
-      <w:r>
-        <w:t>问题优化为每类数据一次查询。</w:t>
+        <w:t>成绩计算流程：选择课程与班级 → 权限校验 → 查询课程绑定的班级与学生 → 一次性聚合查询考勤、表现、实验、作业、期末数据 → 按评价规则加权 → 分页返回。聚合查询将原先按学生逐条查询的 N+1 问题优化为每类数据一次查询。</w:t>
       </w:r>
     </w:p>
     <w:p>
@@ -12301,43 +10125,7 @@
         </w:rPr>
       </w:pPr>
       <w:r>
-        <w:t>考勤批量流程：选择课程与日期</w:t>
-      </w:r>
-      <w:r>
-        <w:t xml:space="preserve"> → </w:t>
-      </w:r>
-      <w:r>
-        <w:t>加载课程学生名单</w:t>
-      </w:r>
-      <w:r>
-        <w:t xml:space="preserve"> → </w:t>
-      </w:r>
-      <w:r>
-        <w:t>为每名学生选择状态</w:t>
-      </w:r>
-      <w:r>
-        <w:t xml:space="preserve"> → </w:t>
-      </w:r>
-      <w:r>
-        <w:t>一次性提交记录数组</w:t>
-      </w:r>
-      <w:r>
-        <w:t xml:space="preserve"> → </w:t>
-      </w:r>
-      <w:r>
-        <w:t>后端逐条插入并统计成功</w:t>
-      </w:r>
-      <w:r>
-        <w:t>/</w:t>
-      </w:r>
-      <w:r>
-        <w:t>跳过数量</w:t>
-      </w:r>
-      <w:r>
-        <w:t xml:space="preserve"> → </w:t>
-      </w:r>
-      <w:r>
-        <w:t>返回结果并刷新列表。</w:t>
+        <w:t>考勤批量流程：选择课程与日期 → 加载课程学生名单 → 为每名学生选择状态 → 一次性提交记录数组 → 后端逐条插入并统计成功/跳过数量 → 返回结果并刷新列表。</w:t>
       </w:r>
     </w:p>
     <w:p>
@@ -12351,13 +10139,7 @@
       <w:bookmarkStart w:id="19" w:name="_Toc243687166"/>
       <w:r>
         <w:lastRenderedPageBreak/>
-        <w:t>五．系统</w:t>
-      </w:r>
-      <w:r>
-        <w:t xml:space="preserve"> E-R </w:t>
-      </w:r>
-      <w:r>
-        <w:t>图设计</w:t>
+        <w:t>五．系统 E-R 图设计</w:t>
       </w:r>
       <w:bookmarkEnd w:id="19"/>
     </w:p>
@@ -12369,31 +10151,7 @@
         </w:rPr>
       </w:pPr>
       <w:r>
-        <w:t>系统数据库共</w:t>
-      </w:r>
-      <w:r>
-        <w:t xml:space="preserve"> 16 </w:t>
-      </w:r>
-      <w:r>
-        <w:t>张表，按业务域可分为基础数据与教学数据两组。为避免单张</w:t>
-      </w:r>
-      <w:r>
-        <w:t xml:space="preserve"> E-R </w:t>
-      </w:r>
-      <w:r>
-        <w:t>图过于拥挤，本文将其拆分为基础数据</w:t>
-      </w:r>
-      <w:r>
-        <w:t xml:space="preserve"> E-R </w:t>
-      </w:r>
-      <w:r>
-        <w:t>图与教学数据</w:t>
-      </w:r>
-      <w:r>
-        <w:t xml:space="preserve"> E-R </w:t>
-      </w:r>
-      <w:r>
-        <w:t>图，分别描述实体、属性及联系。</w:t>
+        <w:t>系统数据库共 16 张表，按业务域可分为基础数据与教学数据两组。为避免单张 E-R 图过于拥挤，本文将其拆分为基础数据 E-R 图与教学数据 E-R 图，分别描述实体、属性及联系。</w:t>
       </w:r>
     </w:p>
     <w:p>
@@ -12405,10 +10163,7 @@
       </w:pPr>
       <w:bookmarkStart w:id="20" w:name="_Toc243687167"/>
       <w:r>
-        <w:t xml:space="preserve">5.1 </w:t>
-      </w:r>
-      <w:r>
-        <w:t>实体与属性</w:t>
+        <w:t>5.1 实体与属性</w:t>
       </w:r>
       <w:bookmarkEnd w:id="20"/>
     </w:p>
@@ -12420,103 +10175,19 @@
         </w:rPr>
       </w:pPr>
       <w:r>
-        <w:t>基础数据实体包括：角色（</w:t>
-      </w:r>
-      <w:r>
-        <w:t>sys_role</w:t>
-      </w:r>
-      <w:r>
-        <w:t>）、用户（</w:t>
-      </w:r>
-      <w:r>
-        <w:t>sys_user</w:t>
-      </w:r>
-      <w:r>
-        <w:t>）、班级（</w:t>
-      </w:r>
-      <w:r>
-        <w:t>clazz</w:t>
-      </w:r>
-      <w:r>
-        <w:t>）、学生（</w:t>
-      </w:r>
-      <w:r>
-        <w:t>student</w:t>
-      </w:r>
-      <w:r>
-        <w:t>）、教师（</w:t>
-      </w:r>
-      <w:r>
-        <w:t>teacher</w:t>
-      </w:r>
-      <w:r>
-        <w:t>）、课程（</w:t>
-      </w:r>
-      <w:r>
-        <w:t>course</w:t>
-      </w:r>
-      <w:r>
-        <w:t>）、选课关系（</w:t>
-      </w:r>
-      <w:r>
-        <w:t>course_class</w:t>
-      </w:r>
-      <w:r>
-        <w:t>）与评价规则（</w:t>
-      </w:r>
-      <w:r>
-        <w:t>eval_rule</w:t>
-      </w:r>
-      <w:r>
-        <w:t>）。教学数据实体包括：学生、课程、考勤（</w:t>
-      </w:r>
-      <w:r>
-        <w:t>attendance</w:t>
-      </w:r>
-      <w:r>
-        <w:t>）、课堂表现（</w:t>
-      </w:r>
-      <w:r>
-        <w:t>performance</w:t>
-      </w:r>
-      <w:r>
-        <w:t>）、期末成绩（</w:t>
-      </w:r>
-      <w:r>
-        <w:t>exam_score</w:t>
-      </w:r>
-      <w:r>
-        <w:t>）、实验（</w:t>
-      </w:r>
-      <w:r>
-        <w:t>experiment</w:t>
-      </w:r>
-      <w:r>
-        <w:t>）、实验记录（</w:t>
-      </w:r>
-      <w:r>
-        <w:t>experiment_record</w:t>
-      </w:r>
-      <w:r>
-        <w:t>）、作业（</w:t>
-      </w:r>
-      <w:r>
-        <w:t>homework</w:t>
-      </w:r>
-      <w:r>
-        <w:t>）与作业记录（</w:t>
-      </w:r>
-      <w:r>
-        <w:t>homework_record</w:t>
-      </w:r>
-      <w:r>
-        <w:t>）。此外，</w:t>
-      </w:r>
-      <w:r>
-        <w:t xml:space="preserve">audit_log </w:t>
-      </w:r>
-      <w:r>
-        <w:t>为独立的审计实体，不与其他表建立外键。</w:t>
+        <w:t>基础数据实体包括：角色（sys_role）、用户（sys_user）、班级（</w:t>
+      </w:r>
+      <w:r>
+        <w:t>cla</w:t>
+      </w:r>
+      <w:r>
+        <w:rPr>
+          <w:rFonts w:hint="eastAsia"/>
+        </w:rPr>
+        <w:t>zz</w:t>
+      </w:r>
+      <w:r>
+        <w:t>）、学生（student）、教师（teacher）、课程（course）、选课关系（course_class）与评价规则（eval_rule）。教学数据实体包括：学生、课程、考勤（attendance）、课堂表现（performance）、期末成绩（exam_score）、实验（experiment）、实验记录（experiment_record）、作业（homework）与作业记录（homework_record）。此外，audit_log 为独立的审计实体，不与其他表建立外键。</w:t>
       </w:r>
     </w:p>
     <w:p>
@@ -12528,16 +10199,7 @@
       </w:pPr>
       <w:bookmarkStart w:id="21" w:name="_Toc243687168"/>
       <w:r>
-        <w:t xml:space="preserve">5.2 </w:t>
-      </w:r>
-      <w:r>
-        <w:t>基础数据</w:t>
-      </w:r>
-      <w:r>
-        <w:t xml:space="preserve"> E-R </w:t>
-      </w:r>
-      <w:r>
-        <w:t>图</w:t>
+        <w:t>5.2 基础数据 E-R 图</w:t>
       </w:r>
       <w:bookmarkEnd w:id="21"/>
     </w:p>
@@ -12598,19 +10260,7 @@
         </w:rPr>
       </w:pPr>
       <w:r>
-        <w:t>图</w:t>
-      </w:r>
-      <w:r>
-        <w:t xml:space="preserve"> 5-1 </w:t>
-      </w:r>
-      <w:r>
-        <w:t>基础数据</w:t>
-      </w:r>
-      <w:r>
-        <w:t xml:space="preserve"> E-R </w:t>
-      </w:r>
-      <w:r>
-        <w:t>图</w:t>
+        <w:t>图 5-1 基础数据 E-R 图</w:t>
       </w:r>
     </w:p>
     <w:p>
@@ -12621,25 +10271,7 @@
         </w:rPr>
       </w:pPr>
       <w:r>
-        <w:t>基础数据</w:t>
-      </w:r>
-      <w:r>
-        <w:t xml:space="preserve"> E-R </w:t>
-      </w:r>
-      <w:r>
-        <w:t>图如图</w:t>
-      </w:r>
-      <w:r>
-        <w:t xml:space="preserve"> 5-1 </w:t>
-      </w:r>
-      <w:r>
-        <w:t>所示。角色与用户为一对多关系；班级与学生为一对多关系；教师与课程为一对多关系；课程与班级通过</w:t>
-      </w:r>
-      <w:r>
-        <w:t xml:space="preserve"> course_class </w:t>
-      </w:r>
-      <w:r>
-        <w:t>形成多对多关系；课程与评价规则为一对一关系。</w:t>
+        <w:t>基础数据 E-R 图如图 5-1 所示。角色与用户为一对多关系；班级与学生为一对多关系；教师与课程为一对多关系；课程与班级通过 course_class 形成多对多关系；课程与评价规则为一对一关系。</w:t>
       </w:r>
     </w:p>
     <w:p>
@@ -12651,16 +10283,7 @@
       </w:pPr>
       <w:bookmarkStart w:id="22" w:name="_Toc243687169"/>
       <w:r>
-        <w:t xml:space="preserve">5.3 </w:t>
-      </w:r>
-      <w:r>
-        <w:t>教学数据</w:t>
-      </w:r>
-      <w:r>
-        <w:t xml:space="preserve"> E-R </w:t>
-      </w:r>
-      <w:r>
-        <w:t>图</w:t>
+        <w:t>5.3 教学数据 E-R 图</w:t>
       </w:r>
       <w:bookmarkEnd w:id="22"/>
     </w:p>
@@ -12721,19 +10344,7 @@
         </w:rPr>
       </w:pPr>
       <w:r>
-        <w:t>图</w:t>
-      </w:r>
-      <w:r>
-        <w:t xml:space="preserve"> 5-2 </w:t>
-      </w:r>
-      <w:r>
-        <w:t>教学数据</w:t>
-      </w:r>
-      <w:r>
-        <w:t xml:space="preserve"> E-R </w:t>
-      </w:r>
-      <w:r>
-        <w:t>图</w:t>
+        <w:t>图 5-2 教学数据 E-R 图</w:t>
       </w:r>
     </w:p>
     <w:p>
@@ -12744,19 +10355,7 @@
         </w:rPr>
       </w:pPr>
       <w:r>
-        <w:t>教学数据</w:t>
-      </w:r>
-      <w:r>
-        <w:t xml:space="preserve"> E-R </w:t>
-      </w:r>
-      <w:r>
-        <w:t>图如图</w:t>
-      </w:r>
-      <w:r>
-        <w:t xml:space="preserve"> 5-2 </w:t>
-      </w:r>
-      <w:r>
-        <w:t>所示。学生与考勤、表现、期末成绩、实验记录、作业记录均为一对多关系；课程与考勤、表现、期末成绩、实验、作业均为一对多关系；实验与实验记录、作业与作业记录为一对多关系。</w:t>
+        <w:t>教学数据 E-R 图如图 5-2 所示。学生与考勤、表现、期末成绩、实验记录、作业记录均为一对多关系；课程与考勤、表现、期末成绩、实验、作业均为一对多关系；实验与实验记录、作业与作业记录为一对多关系。</w:t>
       </w:r>
     </w:p>
     <w:p>
@@ -12768,10 +10367,7 @@
       </w:pPr>
       <w:bookmarkStart w:id="23" w:name="_Toc243687170"/>
       <w:r>
-        <w:t xml:space="preserve">5.4 </w:t>
-      </w:r>
-      <w:r>
-        <w:t>关系说明</w:t>
+        <w:t>5.4 关系说明</w:t>
       </w:r>
       <w:bookmarkEnd w:id="23"/>
     </w:p>
@@ -12783,19 +10379,7 @@
         </w:rPr>
       </w:pPr>
       <w:r>
-        <w:t>（</w:t>
-      </w:r>
-      <w:r>
-        <w:t>1</w:t>
-      </w:r>
-      <w:r>
-        <w:t>）一个班级包含多名学生，一名学生只属于一个班级，学生表的</w:t>
-      </w:r>
-      <w:r>
-        <w:t xml:space="preserve"> clazz_id </w:t>
-      </w:r>
-      <w:r>
-        <w:t>为外键。</w:t>
+        <w:t>（1）一个班级包含多名学生，一名学生只属于一个班级，学生表的 clazz_id 为外键。</w:t>
       </w:r>
     </w:p>
     <w:p>
@@ -12806,19 +10390,7 @@
         </w:rPr>
       </w:pPr>
       <w:r>
-        <w:t>（</w:t>
-      </w:r>
-      <w:r>
-        <w:t>2</w:t>
-      </w:r>
-      <w:r>
-        <w:t>）一名教师可以教授多门课程，一门课程只由一名教师负责，课程表的</w:t>
-      </w:r>
-      <w:r>
-        <w:t xml:space="preserve"> teacher_id </w:t>
-      </w:r>
-      <w:r>
-        <w:t>为外键。</w:t>
+        <w:t>（2）一名教师可以教授多门课程，一门课程只由一名教师负责，课程表的 teacher_id 为外键。</w:t>
       </w:r>
     </w:p>
     <w:p>
@@ -12829,19 +10401,7 @@
         </w:rPr>
       </w:pPr>
       <w:r>
-        <w:t>（</w:t>
-      </w:r>
-      <w:r>
-        <w:t>3</w:t>
-      </w:r>
-      <w:r>
-        <w:t>）一门课程可以面向多个班级开课，一个班级可以有多门课程，二者通过</w:t>
-      </w:r>
-      <w:r>
-        <w:t xml:space="preserve"> course_class </w:t>
-      </w:r>
-      <w:r>
-        <w:t>关联，联合唯一约束避免重复选课。</w:t>
+        <w:t>（3）一门课程可以面向多个班级开课，一个班级可以有多门课程，二者通过 course_class 关联，联合唯一约束避免重复选课。</w:t>
       </w:r>
     </w:p>
     <w:p>
@@ -12853,13 +10413,7 @@
       </w:pPr>
       <w:r>
         <w:lastRenderedPageBreak/>
-        <w:t>（</w:t>
-      </w:r>
-      <w:r>
-        <w:t>4</w:t>
-      </w:r>
-      <w:r>
-        <w:t>）一条考勤记录唯一对应一名学生、一门课程与一个日期，三列联合唯一；表现、期末成绩同理受学生与课程约束。</w:t>
+        <w:t>（4）一条考勤记录唯一对应一名学生、一门课程与一个日期，三列联合唯一；表现、期末成绩同理受学生与课程约束。</w:t>
       </w:r>
     </w:p>
     <w:p>
@@ -12870,37 +10424,7 @@
         </w:rPr>
       </w:pPr>
       <w:r>
-        <w:t>（</w:t>
-      </w:r>
-      <w:r>
-        <w:t>5</w:t>
-      </w:r>
-      <w:r>
-        <w:t>）实验记录与作业记录以</w:t>
-      </w:r>
-      <w:r>
-        <w:t>“</w:t>
-      </w:r>
-      <w:r>
-        <w:t>实验</w:t>
-      </w:r>
-      <w:r>
-        <w:t>/</w:t>
-      </w:r>
-      <w:r>
-        <w:t>作业</w:t>
-      </w:r>
-      <w:r>
-        <w:t xml:space="preserve"> + </w:t>
-      </w:r>
-      <w:r>
-        <w:t>学生</w:t>
-      </w:r>
-      <w:r>
-        <w:t>”</w:t>
-      </w:r>
-      <w:r>
-        <w:t>联合唯一，重复录入时执行更新而非新增。</w:t>
+        <w:t>（5）实验记录与作业记录以“实验/作业 + 学生”联合唯一，重复录入时执行更新而非新增。</w:t>
       </w:r>
     </w:p>
     <w:p>
@@ -12911,13 +10435,7 @@
         </w:rPr>
       </w:pPr>
       <w:r>
-        <w:t>（</w:t>
-      </w:r>
-      <w:r>
-        <w:t>6</w:t>
-      </w:r>
-      <w:r>
-        <w:t>）评价规则与课程一对一，用于保存考勤、表现、实验、作业权重及平时、期末占比。</w:t>
+        <w:t>（6）评价规则与课程一对一，用于保存考勤、表现、实验、作业权重及平时、期末占比。</w:t>
       </w:r>
     </w:p>
     <w:p>
@@ -12943,31 +10461,15 @@
         </w:rPr>
       </w:pPr>
       <w:r>
-        <w:t>数据库设计遵循第三范式，兼顾查询性能与数据完整性。所有表使用</w:t>
-      </w:r>
-      <w:r>
-        <w:t xml:space="preserve"> InnoDB </w:t>
-      </w:r>
-      <w:r>
-        <w:t>引擎与</w:t>
-      </w:r>
-      <w:r>
-        <w:t xml:space="preserve"> utf8mb4 </w:t>
-      </w:r>
-      <w:r>
-        <w:t>字符集，主键统一为自增</w:t>
-      </w:r>
-      <w:r>
-        <w:t xml:space="preserve"> INT</w:t>
-      </w:r>
-      <w:r>
-        <w:t>，时间字段使用</w:t>
-      </w:r>
-      <w:r>
-        <w:t xml:space="preserve"> TIMESTAMP</w:t>
-      </w:r>
-      <w:r>
-        <w:t>，业务外键均建立索引。</w:t>
+        <w:t xml:space="preserve">数据库设计遵循第三范式，兼顾查询性能与数据完整性。所有表使用 </w:t>
+      </w:r>
+      <w:proofErr w:type="spellStart"/>
+      <w:r>
+        <w:t>InnoDB</w:t>
+      </w:r>
+      <w:proofErr w:type="spellEnd"/>
+      <w:r>
+        <w:t xml:space="preserve"> 引擎与 utf8mb4 字符集，主键统一为自增 INT，时间字段使用 TIMESTAMP，业务外键均建立索引。</w:t>
       </w:r>
     </w:p>
     <w:p>
@@ -12979,10 +10481,7 @@
       </w:pPr>
       <w:bookmarkStart w:id="25" w:name="_Toc243687172"/>
       <w:r>
-        <w:t xml:space="preserve">6.1 </w:t>
-      </w:r>
-      <w:r>
-        <w:t>设计原则</w:t>
+        <w:t>6.1 设计原则</w:t>
       </w:r>
       <w:bookmarkEnd w:id="25"/>
     </w:p>
@@ -12994,13 +10493,7 @@
         </w:rPr>
       </w:pPr>
       <w:r>
-        <w:t>（</w:t>
-      </w:r>
-      <w:r>
-        <w:t>1</w:t>
-      </w:r>
-      <w:r>
-        <w:t>）规范化：基础数据与业务数据分离，避免冗余；学生只保存班级外键，班级名称通过关联查询获取。</w:t>
+        <w:t>（1）规范化：基础数据与业务数据分离，避免冗余；学生只保存班级外键，班级名称通过关联查询获取。</w:t>
       </w:r>
     </w:p>
     <w:p>
@@ -13011,25 +10504,7 @@
         </w:rPr>
       </w:pPr>
       <w:r>
-        <w:t>（</w:t>
-      </w:r>
-      <w:r>
-        <w:t>2</w:t>
-      </w:r>
-      <w:r>
-        <w:t>）完整性：通过外键约束保证参照完整性；学生、教师被引用时使用</w:t>
-      </w:r>
-      <w:r>
-        <w:t xml:space="preserve"> RESTRICT</w:t>
-      </w:r>
-      <w:r>
-        <w:t>，教学数据使用</w:t>
-      </w:r>
-      <w:r>
-        <w:t xml:space="preserve"> CASCADE</w:t>
-      </w:r>
-      <w:r>
-        <w:t>，删除课程时自动清理相关记录。</w:t>
+        <w:t>（2）完整性：通过外键约束保证参照完整性；学生、教师被引用时使用 RESTRICT，教学数据使用 CASCADE，删除课程时自动清理相关记录。</w:t>
       </w:r>
     </w:p>
     <w:p>
@@ -13040,13 +10515,7 @@
         </w:rPr>
       </w:pPr>
       <w:r>
-        <w:t>（</w:t>
-      </w:r>
-      <w:r>
-        <w:t>3</w:t>
-      </w:r>
-      <w:r>
-        <w:t>）一致性：考勤、实验记录、作业记录、期末成绩均设置联合唯一约束，防止重复录入；评价规则课程唯一。</w:t>
+        <w:t>（3）一致性：考勤、实验记录、作业记录、期末成绩均设置联合唯一约束，防止重复录入；评价规则课程唯一。</w:t>
       </w:r>
     </w:p>
     <w:p>
@@ -13057,37 +10526,7 @@
         </w:rPr>
       </w:pPr>
       <w:r>
-        <w:t>（</w:t>
-      </w:r>
-      <w:r>
-        <w:t>4</w:t>
-      </w:r>
-      <w:r>
-        <w:t>）可扩展：预留</w:t>
-      </w:r>
-      <w:r>
-        <w:t xml:space="preserve"> audit_log </w:t>
-      </w:r>
-      <w:r>
-        <w:t>审计表，记录关键操作；用户表通过</w:t>
-      </w:r>
-      <w:r>
-        <w:t xml:space="preserve"> role_code </w:t>
-      </w:r>
-      <w:r>
-        <w:t>与</w:t>
-      </w:r>
-      <w:r>
-        <w:t xml:space="preserve"> ref_id </w:t>
-      </w:r>
-      <w:r>
-        <w:t>关联学生</w:t>
-      </w:r>
-      <w:r>
-        <w:t>/</w:t>
-      </w:r>
-      <w:r>
-        <w:t>教师，支持后续扩展更多角色。</w:t>
+        <w:t>（4）可扩展：预留 audit_log 审计表，记录关键操作；用户表通过 role_code 与 ref_id 关联学生/教师，支持后续扩展更多角色。</w:t>
       </w:r>
     </w:p>
     <w:p>
@@ -13099,10 +10538,7 @@
       </w:pPr>
       <w:bookmarkStart w:id="26" w:name="_Toc243687173"/>
       <w:r>
-        <w:t xml:space="preserve">6.2 </w:t>
-      </w:r>
-      <w:r>
-        <w:t>数据表清单</w:t>
+        <w:t>6.2 数据表清单</w:t>
       </w:r>
       <w:bookmarkEnd w:id="26"/>
     </w:p>
@@ -13114,13 +10550,7 @@
         </w:rPr>
       </w:pPr>
       <w:r>
-        <w:t>表</w:t>
-      </w:r>
-      <w:r>
-        <w:t xml:space="preserve"> 6-1 </w:t>
-      </w:r>
-      <w:r>
-        <w:t>数据表清单</w:t>
+        <w:t>表 6-1 数据表清单</w:t>
       </w:r>
     </w:p>
     <w:tbl>
@@ -13309,21 +10739,7 @@
                 <w:rFonts w:ascii="宋体" w:eastAsia="宋体" w:hAnsi="宋体"/>
                 <w:sz w:val="19"/>
               </w:rPr>
-              <w:t>role_code</w:t>
-            </w:r>
-            <w:r>
-              <w:rPr>
-                <w:rFonts w:ascii="宋体" w:eastAsia="宋体" w:hAnsi="宋体"/>
-                <w:sz w:val="19"/>
-              </w:rPr>
-              <w:t>、</w:t>
-            </w:r>
-            <w:r>
-              <w:rPr>
-                <w:rFonts w:ascii="宋体" w:eastAsia="宋体" w:hAnsi="宋体"/>
-                <w:sz w:val="19"/>
-              </w:rPr>
-              <w:t>role_name</w:t>
+              <w:t>role_code、role_name</w:t>
             </w:r>
           </w:p>
         </w:tc>
@@ -13408,49 +10824,7 @@
                 <w:rFonts w:ascii="宋体" w:eastAsia="宋体" w:hAnsi="宋体"/>
                 <w:sz w:val="19"/>
               </w:rPr>
-              <w:t>username</w:t>
-            </w:r>
-            <w:r>
-              <w:rPr>
-                <w:rFonts w:ascii="宋体" w:eastAsia="宋体" w:hAnsi="宋体"/>
-                <w:sz w:val="19"/>
-              </w:rPr>
-              <w:t>、</w:t>
-            </w:r>
-            <w:r>
-              <w:rPr>
-                <w:rFonts w:ascii="宋体" w:eastAsia="宋体" w:hAnsi="宋体"/>
-                <w:sz w:val="19"/>
-              </w:rPr>
-              <w:t>password</w:t>
-            </w:r>
-            <w:r>
-              <w:rPr>
-                <w:rFonts w:ascii="宋体" w:eastAsia="宋体" w:hAnsi="宋体"/>
-                <w:sz w:val="19"/>
-              </w:rPr>
-              <w:t>、</w:t>
-            </w:r>
-            <w:r>
-              <w:rPr>
-                <w:rFonts w:ascii="宋体" w:eastAsia="宋体" w:hAnsi="宋体"/>
-                <w:sz w:val="19"/>
-              </w:rPr>
-              <w:t>role_code</w:t>
-            </w:r>
-            <w:r>
-              <w:rPr>
-                <w:rFonts w:ascii="宋体" w:eastAsia="宋体" w:hAnsi="宋体"/>
-                <w:sz w:val="19"/>
-              </w:rPr>
-              <w:t>、</w:t>
-            </w:r>
-            <w:r>
-              <w:rPr>
-                <w:rFonts w:ascii="宋体" w:eastAsia="宋体" w:hAnsi="宋体"/>
-                <w:sz w:val="19"/>
-              </w:rPr>
-              <w:t>ref_id</w:t>
+              <w:t>username、password、role_code、ref_id</w:t>
             </w:r>
           </w:p>
         </w:tc>
@@ -13535,49 +10909,7 @@
                 <w:rFonts w:ascii="宋体" w:eastAsia="宋体" w:hAnsi="宋体"/>
                 <w:sz w:val="19"/>
               </w:rPr>
-              <w:t>class_no</w:t>
-            </w:r>
-            <w:r>
-              <w:rPr>
-                <w:rFonts w:ascii="宋体" w:eastAsia="宋体" w:hAnsi="宋体"/>
-                <w:sz w:val="19"/>
-              </w:rPr>
-              <w:t>、</w:t>
-            </w:r>
-            <w:r>
-              <w:rPr>
-                <w:rFonts w:ascii="宋体" w:eastAsia="宋体" w:hAnsi="宋体"/>
-                <w:sz w:val="19"/>
-              </w:rPr>
-              <w:t>class_name</w:t>
-            </w:r>
-            <w:r>
-              <w:rPr>
-                <w:rFonts w:ascii="宋体" w:eastAsia="宋体" w:hAnsi="宋体"/>
-                <w:sz w:val="19"/>
-              </w:rPr>
-              <w:t>、</w:t>
-            </w:r>
-            <w:r>
-              <w:rPr>
-                <w:rFonts w:ascii="宋体" w:eastAsia="宋体" w:hAnsi="宋体"/>
-                <w:sz w:val="19"/>
-              </w:rPr>
-              <w:t>grade</w:t>
-            </w:r>
-            <w:r>
-              <w:rPr>
-                <w:rFonts w:ascii="宋体" w:eastAsia="宋体" w:hAnsi="宋体"/>
-                <w:sz w:val="19"/>
-              </w:rPr>
-              <w:t>、</w:t>
-            </w:r>
-            <w:r>
-              <w:rPr>
-                <w:rFonts w:ascii="宋体" w:eastAsia="宋体" w:hAnsi="宋体"/>
-                <w:sz w:val="19"/>
-              </w:rPr>
-              <w:t>major</w:t>
+              <w:t>class_no、class_name、grade、major</w:t>
             </w:r>
           </w:p>
         </w:tc>
@@ -13662,35 +10994,7 @@
                 <w:rFonts w:ascii="宋体" w:eastAsia="宋体" w:hAnsi="宋体"/>
                 <w:sz w:val="19"/>
               </w:rPr>
-              <w:t>student_no</w:t>
-            </w:r>
-            <w:r>
-              <w:rPr>
-                <w:rFonts w:ascii="宋体" w:eastAsia="宋体" w:hAnsi="宋体"/>
-                <w:sz w:val="19"/>
-              </w:rPr>
-              <w:t>、</w:t>
-            </w:r>
-            <w:r>
-              <w:rPr>
-                <w:rFonts w:ascii="宋体" w:eastAsia="宋体" w:hAnsi="宋体"/>
-                <w:sz w:val="19"/>
-              </w:rPr>
-              <w:t>name</w:t>
-            </w:r>
-            <w:r>
-              <w:rPr>
-                <w:rFonts w:ascii="宋体" w:eastAsia="宋体" w:hAnsi="宋体"/>
-                <w:sz w:val="19"/>
-              </w:rPr>
-              <w:t>、</w:t>
-            </w:r>
-            <w:r>
-              <w:rPr>
-                <w:rFonts w:ascii="宋体" w:eastAsia="宋体" w:hAnsi="宋体"/>
-                <w:sz w:val="19"/>
-              </w:rPr>
-              <w:t>clazz_id</w:t>
+              <w:t>student_no、name、clazz_id</w:t>
             </w:r>
           </w:p>
         </w:tc>
@@ -13770,6 +11074,7 @@
                 <w:rFonts w:hint="eastAsia"/>
               </w:rPr>
             </w:pPr>
+            <w:proofErr w:type="spellStart"/>
             <w:r>
               <w:rPr>
                 <w:rFonts w:ascii="宋体" w:eastAsia="宋体" w:hAnsi="宋体"/>
@@ -13777,33 +11082,13 @@
               </w:rPr>
               <w:t>teacher_no</w:t>
             </w:r>
-            <w:r>
-              <w:rPr>
-                <w:rFonts w:ascii="宋体" w:eastAsia="宋体" w:hAnsi="宋体"/>
-                <w:sz w:val="19"/>
-              </w:rPr>
-              <w:t>、</w:t>
-            </w:r>
-            <w:r>
-              <w:rPr>
-                <w:rFonts w:ascii="宋体" w:eastAsia="宋体" w:hAnsi="宋体"/>
-                <w:sz w:val="19"/>
-              </w:rPr>
-              <w:t>name</w:t>
-            </w:r>
-            <w:r>
-              <w:rPr>
-                <w:rFonts w:ascii="宋体" w:eastAsia="宋体" w:hAnsi="宋体"/>
-                <w:sz w:val="19"/>
-              </w:rPr>
-              <w:t>、</w:t>
-            </w:r>
-            <w:r>
-              <w:rPr>
-                <w:rFonts w:ascii="宋体" w:eastAsia="宋体" w:hAnsi="宋体"/>
-                <w:sz w:val="19"/>
-              </w:rPr>
-              <w:t>title</w:t>
+            <w:proofErr w:type="spellEnd"/>
+            <w:r>
+              <w:rPr>
+                <w:rFonts w:ascii="宋体" w:eastAsia="宋体" w:hAnsi="宋体"/>
+                <w:sz w:val="19"/>
+              </w:rPr>
+              <w:t>、name、title</w:t>
             </w:r>
           </w:p>
         </w:tc>
@@ -13888,49 +11173,7 @@
                 <w:rFonts w:ascii="宋体" w:eastAsia="宋体" w:hAnsi="宋体"/>
                 <w:sz w:val="19"/>
               </w:rPr>
-              <w:t>course_no</w:t>
-            </w:r>
-            <w:r>
-              <w:rPr>
-                <w:rFonts w:ascii="宋体" w:eastAsia="宋体" w:hAnsi="宋体"/>
-                <w:sz w:val="19"/>
-              </w:rPr>
-              <w:t>、</w:t>
-            </w:r>
-            <w:r>
-              <w:rPr>
-                <w:rFonts w:ascii="宋体" w:eastAsia="宋体" w:hAnsi="宋体"/>
-                <w:sz w:val="19"/>
-              </w:rPr>
-              <w:t>course_name</w:t>
-            </w:r>
-            <w:r>
-              <w:rPr>
-                <w:rFonts w:ascii="宋体" w:eastAsia="宋体" w:hAnsi="宋体"/>
-                <w:sz w:val="19"/>
-              </w:rPr>
-              <w:t>、</w:t>
-            </w:r>
-            <w:r>
-              <w:rPr>
-                <w:rFonts w:ascii="宋体" w:eastAsia="宋体" w:hAnsi="宋体"/>
-                <w:sz w:val="19"/>
-              </w:rPr>
-              <w:t>credit</w:t>
-            </w:r>
-            <w:r>
-              <w:rPr>
-                <w:rFonts w:ascii="宋体" w:eastAsia="宋体" w:hAnsi="宋体"/>
-                <w:sz w:val="19"/>
-              </w:rPr>
-              <w:t>、</w:t>
-            </w:r>
-            <w:r>
-              <w:rPr>
-                <w:rFonts w:ascii="宋体" w:eastAsia="宋体" w:hAnsi="宋体"/>
-                <w:sz w:val="19"/>
-              </w:rPr>
-              <w:t>teacher_id</w:t>
+              <w:t>course_no、course_name、credit、teacher_id</w:t>
             </w:r>
           </w:p>
         </w:tc>
@@ -13995,21 +11238,7 @@
                 <w:rFonts w:ascii="宋体" w:eastAsia="宋体" w:hAnsi="宋体"/>
                 <w:sz w:val="19"/>
               </w:rPr>
-              <w:t>课程</w:t>
-            </w:r>
-            <w:r>
-              <w:rPr>
-                <w:rFonts w:ascii="宋体" w:eastAsia="宋体" w:hAnsi="宋体"/>
-                <w:sz w:val="19"/>
-              </w:rPr>
-              <w:t>-</w:t>
-            </w:r>
-            <w:r>
-              <w:rPr>
-                <w:rFonts w:ascii="宋体" w:eastAsia="宋体" w:hAnsi="宋体"/>
-                <w:sz w:val="19"/>
-              </w:rPr>
-              <w:t>班级关联表</w:t>
+              <w:t>课程-班级关联表</w:t>
             </w:r>
           </w:p>
         </w:tc>
@@ -14029,21 +11258,7 @@
                 <w:rFonts w:ascii="宋体" w:eastAsia="宋体" w:hAnsi="宋体"/>
                 <w:sz w:val="19"/>
               </w:rPr>
-              <w:t>course_id</w:t>
-            </w:r>
-            <w:r>
-              <w:rPr>
-                <w:rFonts w:ascii="宋体" w:eastAsia="宋体" w:hAnsi="宋体"/>
-                <w:sz w:val="19"/>
-              </w:rPr>
-              <w:t>、</w:t>
-            </w:r>
-            <w:r>
-              <w:rPr>
-                <w:rFonts w:ascii="宋体" w:eastAsia="宋体" w:hAnsi="宋体"/>
-                <w:sz w:val="19"/>
-              </w:rPr>
-              <w:t>clazz_id</w:t>
+              <w:t>course_id、clazz_id</w:t>
             </w:r>
           </w:p>
         </w:tc>
@@ -14128,14 +11343,7 @@
                 <w:rFonts w:ascii="宋体" w:eastAsia="宋体" w:hAnsi="宋体"/>
                 <w:sz w:val="19"/>
               </w:rPr>
-              <w:t>course_id</w:t>
-            </w:r>
-            <w:r>
-              <w:rPr>
-                <w:rFonts w:ascii="宋体" w:eastAsia="宋体" w:hAnsi="宋体"/>
-                <w:sz w:val="19"/>
-              </w:rPr>
-              <w:t>、四项权重、两项占比</w:t>
+              <w:t>course_id、四项权重、两项占比</w:t>
             </w:r>
           </w:p>
         </w:tc>
@@ -14220,49 +11428,7 @@
                 <w:rFonts w:ascii="宋体" w:eastAsia="宋体" w:hAnsi="宋体"/>
                 <w:sz w:val="19"/>
               </w:rPr>
-              <w:t>student_id</w:t>
-            </w:r>
-            <w:r>
-              <w:rPr>
-                <w:rFonts w:ascii="宋体" w:eastAsia="宋体" w:hAnsi="宋体"/>
-                <w:sz w:val="19"/>
-              </w:rPr>
-              <w:t>、</w:t>
-            </w:r>
-            <w:r>
-              <w:rPr>
-                <w:rFonts w:ascii="宋体" w:eastAsia="宋体" w:hAnsi="宋体"/>
-                <w:sz w:val="19"/>
-              </w:rPr>
-              <w:t>course_id</w:t>
-            </w:r>
-            <w:r>
-              <w:rPr>
-                <w:rFonts w:ascii="宋体" w:eastAsia="宋体" w:hAnsi="宋体"/>
-                <w:sz w:val="19"/>
-              </w:rPr>
-              <w:t>、</w:t>
-            </w:r>
-            <w:r>
-              <w:rPr>
-                <w:rFonts w:ascii="宋体" w:eastAsia="宋体" w:hAnsi="宋体"/>
-                <w:sz w:val="19"/>
-              </w:rPr>
-              <w:t>attend_date</w:t>
-            </w:r>
-            <w:r>
-              <w:rPr>
-                <w:rFonts w:ascii="宋体" w:eastAsia="宋体" w:hAnsi="宋体"/>
-                <w:sz w:val="19"/>
-              </w:rPr>
-              <w:t>、</w:t>
-            </w:r>
-            <w:r>
-              <w:rPr>
-                <w:rFonts w:ascii="宋体" w:eastAsia="宋体" w:hAnsi="宋体"/>
-                <w:sz w:val="19"/>
-              </w:rPr>
-              <w:t>status</w:t>
+              <w:t>student_id、course_id、attend_date、status</w:t>
             </w:r>
           </w:p>
         </w:tc>
@@ -14347,49 +11513,7 @@
                 <w:rFonts w:ascii="宋体" w:eastAsia="宋体" w:hAnsi="宋体"/>
                 <w:sz w:val="19"/>
               </w:rPr>
-              <w:t>student_id</w:t>
-            </w:r>
-            <w:r>
-              <w:rPr>
-                <w:rFonts w:ascii="宋体" w:eastAsia="宋体" w:hAnsi="宋体"/>
-                <w:sz w:val="19"/>
-              </w:rPr>
-              <w:t>、</w:t>
-            </w:r>
-            <w:r>
-              <w:rPr>
-                <w:rFonts w:ascii="宋体" w:eastAsia="宋体" w:hAnsi="宋体"/>
-                <w:sz w:val="19"/>
-              </w:rPr>
-              <w:t>course_id</w:t>
-            </w:r>
-            <w:r>
-              <w:rPr>
-                <w:rFonts w:ascii="宋体" w:eastAsia="宋体" w:hAnsi="宋体"/>
-                <w:sz w:val="19"/>
-              </w:rPr>
-              <w:t>、</w:t>
-            </w:r>
-            <w:r>
-              <w:rPr>
-                <w:rFonts w:ascii="宋体" w:eastAsia="宋体" w:hAnsi="宋体"/>
-                <w:sz w:val="19"/>
-              </w:rPr>
-              <w:t>record_date</w:t>
-            </w:r>
-            <w:r>
-              <w:rPr>
-                <w:rFonts w:ascii="宋体" w:eastAsia="宋体" w:hAnsi="宋体"/>
-                <w:sz w:val="19"/>
-              </w:rPr>
-              <w:t>、</w:t>
-            </w:r>
-            <w:r>
-              <w:rPr>
-                <w:rFonts w:ascii="宋体" w:eastAsia="宋体" w:hAnsi="宋体"/>
-                <w:sz w:val="19"/>
-              </w:rPr>
-              <w:t>score</w:t>
+              <w:t>student_id、course_id、record_date、score</w:t>
             </w:r>
           </w:p>
         </w:tc>
@@ -14474,49 +11598,7 @@
                 <w:rFonts w:ascii="宋体" w:eastAsia="宋体" w:hAnsi="宋体"/>
                 <w:sz w:val="19"/>
               </w:rPr>
-              <w:t>course_id</w:t>
-            </w:r>
-            <w:r>
-              <w:rPr>
-                <w:rFonts w:ascii="宋体" w:eastAsia="宋体" w:hAnsi="宋体"/>
-                <w:sz w:val="19"/>
-              </w:rPr>
-              <w:t>、</w:t>
-            </w:r>
-            <w:r>
-              <w:rPr>
-                <w:rFonts w:ascii="宋体" w:eastAsia="宋体" w:hAnsi="宋体"/>
-                <w:sz w:val="19"/>
-              </w:rPr>
-              <w:t>title</w:t>
-            </w:r>
-            <w:r>
-              <w:rPr>
-                <w:rFonts w:ascii="宋体" w:eastAsia="宋体" w:hAnsi="宋体"/>
-                <w:sz w:val="19"/>
-              </w:rPr>
-              <w:t>、</w:t>
-            </w:r>
-            <w:r>
-              <w:rPr>
-                <w:rFonts w:ascii="宋体" w:eastAsia="宋体" w:hAnsi="宋体"/>
-                <w:sz w:val="19"/>
-              </w:rPr>
-              <w:t>full_score</w:t>
-            </w:r>
-            <w:r>
-              <w:rPr>
-                <w:rFonts w:ascii="宋体" w:eastAsia="宋体" w:hAnsi="宋体"/>
-                <w:sz w:val="19"/>
-              </w:rPr>
-              <w:t>、</w:t>
-            </w:r>
-            <w:r>
-              <w:rPr>
-                <w:rFonts w:ascii="宋体" w:eastAsia="宋体" w:hAnsi="宋体"/>
-                <w:sz w:val="19"/>
-              </w:rPr>
-              <w:t>due_date</w:t>
+              <w:t>course_id、title、full_score、due_date</w:t>
             </w:r>
           </w:p>
         </w:tc>
@@ -14601,49 +11683,7 @@
                 <w:rFonts w:ascii="宋体" w:eastAsia="宋体" w:hAnsi="宋体"/>
                 <w:sz w:val="19"/>
               </w:rPr>
-              <w:t>experiment_id</w:t>
-            </w:r>
-            <w:r>
-              <w:rPr>
-                <w:rFonts w:ascii="宋体" w:eastAsia="宋体" w:hAnsi="宋体"/>
-                <w:sz w:val="19"/>
-              </w:rPr>
-              <w:t>、</w:t>
-            </w:r>
-            <w:r>
-              <w:rPr>
-                <w:rFonts w:ascii="宋体" w:eastAsia="宋体" w:hAnsi="宋体"/>
-                <w:sz w:val="19"/>
-              </w:rPr>
-              <w:t>student_id</w:t>
-            </w:r>
-            <w:r>
-              <w:rPr>
-                <w:rFonts w:ascii="宋体" w:eastAsia="宋体" w:hAnsi="宋体"/>
-                <w:sz w:val="19"/>
-              </w:rPr>
-              <w:t>、</w:t>
-            </w:r>
-            <w:r>
-              <w:rPr>
-                <w:rFonts w:ascii="宋体" w:eastAsia="宋体" w:hAnsi="宋体"/>
-                <w:sz w:val="19"/>
-              </w:rPr>
-              <w:t>completion</w:t>
-            </w:r>
-            <w:r>
-              <w:rPr>
-                <w:rFonts w:ascii="宋体" w:eastAsia="宋体" w:hAnsi="宋体"/>
-                <w:sz w:val="19"/>
-              </w:rPr>
-              <w:t>、</w:t>
-            </w:r>
-            <w:r>
-              <w:rPr>
-                <w:rFonts w:ascii="宋体" w:eastAsia="宋体" w:hAnsi="宋体"/>
-                <w:sz w:val="19"/>
-              </w:rPr>
-              <w:t>score</w:t>
+              <w:t>experiment_id、student_id、completion、score</w:t>
             </w:r>
           </w:p>
         </w:tc>
@@ -14728,49 +11768,7 @@
                 <w:rFonts w:ascii="宋体" w:eastAsia="宋体" w:hAnsi="宋体"/>
                 <w:sz w:val="19"/>
               </w:rPr>
-              <w:t>course_id</w:t>
-            </w:r>
-            <w:r>
-              <w:rPr>
-                <w:rFonts w:ascii="宋体" w:eastAsia="宋体" w:hAnsi="宋体"/>
-                <w:sz w:val="19"/>
-              </w:rPr>
-              <w:t>、</w:t>
-            </w:r>
-            <w:r>
-              <w:rPr>
-                <w:rFonts w:ascii="宋体" w:eastAsia="宋体" w:hAnsi="宋体"/>
-                <w:sz w:val="19"/>
-              </w:rPr>
-              <w:t>title</w:t>
-            </w:r>
-            <w:r>
-              <w:rPr>
-                <w:rFonts w:ascii="宋体" w:eastAsia="宋体" w:hAnsi="宋体"/>
-                <w:sz w:val="19"/>
-              </w:rPr>
-              <w:t>、</w:t>
-            </w:r>
-            <w:r>
-              <w:rPr>
-                <w:rFonts w:ascii="宋体" w:eastAsia="宋体" w:hAnsi="宋体"/>
-                <w:sz w:val="19"/>
-              </w:rPr>
-              <w:t>full_score</w:t>
-            </w:r>
-            <w:r>
-              <w:rPr>
-                <w:rFonts w:ascii="宋体" w:eastAsia="宋体" w:hAnsi="宋体"/>
-                <w:sz w:val="19"/>
-              </w:rPr>
-              <w:t>、</w:t>
-            </w:r>
-            <w:r>
-              <w:rPr>
-                <w:rFonts w:ascii="宋体" w:eastAsia="宋体" w:hAnsi="宋体"/>
-                <w:sz w:val="19"/>
-              </w:rPr>
-              <w:t>due_date</w:t>
+              <w:t>course_id、title、full_score、due_date</w:t>
             </w:r>
           </w:p>
         </w:tc>
@@ -14855,42 +11853,7 @@
                 <w:rFonts w:ascii="宋体" w:eastAsia="宋体" w:hAnsi="宋体"/>
                 <w:sz w:val="19"/>
               </w:rPr>
-              <w:t>homework_id</w:t>
-            </w:r>
-            <w:r>
-              <w:rPr>
-                <w:rFonts w:ascii="宋体" w:eastAsia="宋体" w:hAnsi="宋体"/>
-                <w:sz w:val="19"/>
-              </w:rPr>
-              <w:t>、</w:t>
-            </w:r>
-            <w:r>
-              <w:rPr>
-                <w:rFonts w:ascii="宋体" w:eastAsia="宋体" w:hAnsi="宋体"/>
-                <w:sz w:val="19"/>
-              </w:rPr>
-              <w:t>student_id</w:t>
-            </w:r>
-            <w:r>
-              <w:rPr>
-                <w:rFonts w:ascii="宋体" w:eastAsia="宋体" w:hAnsi="宋体"/>
-                <w:sz w:val="19"/>
-              </w:rPr>
-              <w:t>、</w:t>
-            </w:r>
-            <w:r>
-              <w:rPr>
-                <w:rFonts w:ascii="宋体" w:eastAsia="宋体" w:hAnsi="宋体"/>
-                <w:sz w:val="19"/>
-              </w:rPr>
-              <w:t>status</w:t>
-            </w:r>
-            <w:r>
-              <w:rPr>
-                <w:rFonts w:ascii="宋体" w:eastAsia="宋体" w:hAnsi="宋体"/>
-                <w:sz w:val="19"/>
-              </w:rPr>
-              <w:t>、</w:t>
+              <w:t>homework_id、student_id、status、</w:t>
             </w:r>
             <w:r>
               <w:rPr>
@@ -14984,49 +11947,7 @@
                 <w:rFonts w:ascii="宋体" w:eastAsia="宋体" w:hAnsi="宋体"/>
                 <w:sz w:val="19"/>
               </w:rPr>
-              <w:t>student_id</w:t>
-            </w:r>
-            <w:r>
-              <w:rPr>
-                <w:rFonts w:ascii="宋体" w:eastAsia="宋体" w:hAnsi="宋体"/>
-                <w:sz w:val="19"/>
-              </w:rPr>
-              <w:t>、</w:t>
-            </w:r>
-            <w:r>
-              <w:rPr>
-                <w:rFonts w:ascii="宋体" w:eastAsia="宋体" w:hAnsi="宋体"/>
-                <w:sz w:val="19"/>
-              </w:rPr>
-              <w:t>course_id</w:t>
-            </w:r>
-            <w:r>
-              <w:rPr>
-                <w:rFonts w:ascii="宋体" w:eastAsia="宋体" w:hAnsi="宋体"/>
-                <w:sz w:val="19"/>
-              </w:rPr>
-              <w:t>、</w:t>
-            </w:r>
-            <w:r>
-              <w:rPr>
-                <w:rFonts w:ascii="宋体" w:eastAsia="宋体" w:hAnsi="宋体"/>
-                <w:sz w:val="19"/>
-              </w:rPr>
-              <w:t>score</w:t>
-            </w:r>
-            <w:r>
-              <w:rPr>
-                <w:rFonts w:ascii="宋体" w:eastAsia="宋体" w:hAnsi="宋体"/>
-                <w:sz w:val="19"/>
-              </w:rPr>
-              <w:t>、</w:t>
-            </w:r>
-            <w:r>
-              <w:rPr>
-                <w:rFonts w:ascii="宋体" w:eastAsia="宋体" w:hAnsi="宋体"/>
-                <w:sz w:val="19"/>
-              </w:rPr>
-              <w:t>exam_date</w:t>
+              <w:t>student_id、course_id、score、exam_date</w:t>
             </w:r>
           </w:p>
         </w:tc>
@@ -15111,63 +12032,7 @@
                 <w:rFonts w:ascii="宋体" w:eastAsia="宋体" w:hAnsi="宋体"/>
                 <w:sz w:val="19"/>
               </w:rPr>
-              <w:t>username</w:t>
-            </w:r>
-            <w:r>
-              <w:rPr>
-                <w:rFonts w:ascii="宋体" w:eastAsia="宋体" w:hAnsi="宋体"/>
-                <w:sz w:val="19"/>
-              </w:rPr>
-              <w:t>、</w:t>
-            </w:r>
-            <w:r>
-              <w:rPr>
-                <w:rFonts w:ascii="宋体" w:eastAsia="宋体" w:hAnsi="宋体"/>
-                <w:sz w:val="19"/>
-              </w:rPr>
-              <w:t>action</w:t>
-            </w:r>
-            <w:r>
-              <w:rPr>
-                <w:rFonts w:ascii="宋体" w:eastAsia="宋体" w:hAnsi="宋体"/>
-                <w:sz w:val="19"/>
-              </w:rPr>
-              <w:t>、</w:t>
-            </w:r>
-            <w:r>
-              <w:rPr>
-                <w:rFonts w:ascii="宋体" w:eastAsia="宋体" w:hAnsi="宋体"/>
-                <w:sz w:val="19"/>
-              </w:rPr>
-              <w:t>target</w:t>
-            </w:r>
-            <w:r>
-              <w:rPr>
-                <w:rFonts w:ascii="宋体" w:eastAsia="宋体" w:hAnsi="宋体"/>
-                <w:sz w:val="19"/>
-              </w:rPr>
-              <w:t>、</w:t>
-            </w:r>
-            <w:r>
-              <w:rPr>
-                <w:rFonts w:ascii="宋体" w:eastAsia="宋体" w:hAnsi="宋体"/>
-                <w:sz w:val="19"/>
-              </w:rPr>
-              <w:t>ip</w:t>
-            </w:r>
-            <w:r>
-              <w:rPr>
-                <w:rFonts w:ascii="宋体" w:eastAsia="宋体" w:hAnsi="宋体"/>
-                <w:sz w:val="19"/>
-              </w:rPr>
-              <w:t>、</w:t>
-            </w:r>
-            <w:r>
-              <w:rPr>
-                <w:rFonts w:ascii="宋体" w:eastAsia="宋体" w:hAnsi="宋体"/>
-                <w:sz w:val="19"/>
-              </w:rPr>
-              <w:t>created_at</w:t>
+              <w:t>username、action、target、ip、created_at</w:t>
             </w:r>
           </w:p>
         </w:tc>
@@ -15182,10 +12047,7 @@
       </w:pPr>
       <w:bookmarkStart w:id="27" w:name="_Toc243687174"/>
       <w:r>
-        <w:t xml:space="preserve">6.3 </w:t>
-      </w:r>
-      <w:r>
-        <w:t>核心表结构</w:t>
+        <w:t>6.3 核心表结构</w:t>
       </w:r>
       <w:bookmarkEnd w:id="27"/>
     </w:p>
@@ -15197,16 +12059,7 @@
         </w:rPr>
       </w:pPr>
       <w:r>
-        <w:t>表</w:t>
-      </w:r>
-      <w:r>
-        <w:t xml:space="preserve"> 6-2 </w:t>
-      </w:r>
-      <w:r>
-        <w:t>学生表</w:t>
-      </w:r>
-      <w:r>
-        <w:t xml:space="preserve"> student</w:t>
+        <w:t>表 6-2 学生表 student</w:t>
       </w:r>
     </w:p>
     <w:tbl>
@@ -15375,14 +12228,7 @@
                 <w:rFonts w:ascii="宋体" w:eastAsia="宋体" w:hAnsi="宋体"/>
                 <w:sz w:val="19"/>
               </w:rPr>
-              <w:t>PK</w:t>
-            </w:r>
-            <w:r>
-              <w:rPr>
-                <w:rFonts w:ascii="宋体" w:eastAsia="宋体" w:hAnsi="宋体"/>
-                <w:sz w:val="19"/>
-              </w:rPr>
-              <w:t>，自增</w:t>
+              <w:t>PK，自增</w:t>
             </w:r>
           </w:p>
         </w:tc>
@@ -15467,21 +12313,7 @@
                 <w:rFonts w:ascii="宋体" w:eastAsia="宋体" w:hAnsi="宋体"/>
                 <w:sz w:val="19"/>
               </w:rPr>
-              <w:t>NOT NULL</w:t>
-            </w:r>
-            <w:r>
-              <w:rPr>
-                <w:rFonts w:ascii="宋体" w:eastAsia="宋体" w:hAnsi="宋体"/>
-                <w:sz w:val="19"/>
-              </w:rPr>
-              <w:t>，</w:t>
-            </w:r>
-            <w:r>
-              <w:rPr>
-                <w:rFonts w:ascii="宋体" w:eastAsia="宋体" w:hAnsi="宋体"/>
-                <w:sz w:val="19"/>
-              </w:rPr>
-              <w:t>UNIQUE</w:t>
+              <w:t>NOT NULL，UNIQUE</w:t>
             </w:r>
           </w:p>
         </w:tc>
@@ -15736,21 +12568,7 @@
                 <w:rFonts w:ascii="宋体" w:eastAsia="宋体" w:hAnsi="宋体"/>
                 <w:sz w:val="19"/>
               </w:rPr>
-              <w:t>NOT NULL</w:t>
-            </w:r>
-            <w:r>
-              <w:rPr>
-                <w:rFonts w:ascii="宋体" w:eastAsia="宋体" w:hAnsi="宋体"/>
-                <w:sz w:val="19"/>
-              </w:rPr>
-              <w:t>，</w:t>
-            </w:r>
-            <w:r>
-              <w:rPr>
-                <w:rFonts w:ascii="宋体" w:eastAsia="宋体" w:hAnsi="宋体"/>
-                <w:sz w:val="19"/>
-              </w:rPr>
-              <w:t>FK→clazz</w:t>
+              <w:t>NOT NULL，FK→clazz</w:t>
             </w:r>
           </w:p>
         </w:tc>
@@ -15954,16 +12772,7 @@
         </w:rPr>
       </w:pPr>
       <w:r>
-        <w:t>表</w:t>
-      </w:r>
-      <w:r>
-        <w:t xml:space="preserve"> 6-3 </w:t>
-      </w:r>
-      <w:r>
-        <w:t>考勤表</w:t>
-      </w:r>
-      <w:r>
-        <w:t xml:space="preserve"> attendance</w:t>
+        <w:t>表 6-3 考勤表 attendance</w:t>
       </w:r>
     </w:p>
     <w:tbl>
@@ -16132,14 +12941,7 @@
                 <w:rFonts w:ascii="宋体" w:eastAsia="宋体" w:hAnsi="宋体"/>
                 <w:sz w:val="19"/>
               </w:rPr>
-              <w:t>PK</w:t>
-            </w:r>
-            <w:r>
-              <w:rPr>
-                <w:rFonts w:ascii="宋体" w:eastAsia="宋体" w:hAnsi="宋体"/>
-                <w:sz w:val="19"/>
-              </w:rPr>
-              <w:t>，自增</w:t>
+              <w:t>PK，自增</w:t>
             </w:r>
           </w:p>
         </w:tc>
@@ -16224,21 +13026,7 @@
                 <w:rFonts w:ascii="宋体" w:eastAsia="宋体" w:hAnsi="宋体"/>
                 <w:sz w:val="19"/>
               </w:rPr>
-              <w:t>NOT NULL</w:t>
-            </w:r>
-            <w:r>
-              <w:rPr>
-                <w:rFonts w:ascii="宋体" w:eastAsia="宋体" w:hAnsi="宋体"/>
-                <w:sz w:val="19"/>
-              </w:rPr>
-              <w:t>，</w:t>
-            </w:r>
-            <w:r>
-              <w:rPr>
-                <w:rFonts w:ascii="宋体" w:eastAsia="宋体" w:hAnsi="宋体"/>
-                <w:sz w:val="19"/>
-              </w:rPr>
-              <w:t>FK→student</w:t>
+              <w:t>NOT NULL，FK→student</w:t>
             </w:r>
           </w:p>
         </w:tc>
@@ -16323,21 +13111,7 @@
                 <w:rFonts w:ascii="宋体" w:eastAsia="宋体" w:hAnsi="宋体"/>
                 <w:sz w:val="19"/>
               </w:rPr>
-              <w:t>NOT NULL</w:t>
-            </w:r>
-            <w:r>
-              <w:rPr>
-                <w:rFonts w:ascii="宋体" w:eastAsia="宋体" w:hAnsi="宋体"/>
-                <w:sz w:val="19"/>
-              </w:rPr>
-              <w:t>，</w:t>
-            </w:r>
-            <w:r>
-              <w:rPr>
-                <w:rFonts w:ascii="宋体" w:eastAsia="宋体" w:hAnsi="宋体"/>
-                <w:sz w:val="19"/>
-              </w:rPr>
-              <w:t>FK→course</w:t>
+              <w:t>NOT NULL，FK→course</w:t>
             </w:r>
           </w:p>
         </w:tc>
@@ -16697,14 +13471,7 @@
                 <w:rFonts w:ascii="宋体" w:eastAsia="宋体" w:hAnsi="宋体"/>
                 <w:sz w:val="19"/>
               </w:rPr>
-              <w:t>录入人用户</w:t>
-            </w:r>
-            <w:r>
-              <w:rPr>
-                <w:rFonts w:ascii="宋体" w:eastAsia="宋体" w:hAnsi="宋体"/>
-                <w:sz w:val="19"/>
-              </w:rPr>
-              <w:t xml:space="preserve"> id</w:t>
+              <w:t>录入人用户 id</w:t>
             </w:r>
           </w:p>
         </w:tc>
@@ -16803,16 +13570,7 @@
         </w:rPr>
       </w:pPr>
       <w:r>
-        <w:t>表</w:t>
-      </w:r>
-      <w:r>
-        <w:t xml:space="preserve"> 6-4 </w:t>
-      </w:r>
-      <w:r>
-        <w:t>评价规则表</w:t>
-      </w:r>
-      <w:r>
-        <w:t xml:space="preserve"> eval_rule</w:t>
+        <w:t>表 6-4 评价规则表 eval_rule</w:t>
       </w:r>
     </w:p>
     <w:tbl>
@@ -16981,14 +13739,7 @@
                 <w:rFonts w:ascii="宋体" w:eastAsia="宋体" w:hAnsi="宋体"/>
                 <w:sz w:val="19"/>
               </w:rPr>
-              <w:t>PK</w:t>
-            </w:r>
-            <w:r>
-              <w:rPr>
-                <w:rFonts w:ascii="宋体" w:eastAsia="宋体" w:hAnsi="宋体"/>
-                <w:sz w:val="19"/>
-              </w:rPr>
-              <w:t>，自增</w:t>
+              <w:t>PK，自增</w:t>
             </w:r>
           </w:p>
         </w:tc>
@@ -17073,35 +13824,7 @@
                 <w:rFonts w:ascii="宋体" w:eastAsia="宋体" w:hAnsi="宋体"/>
                 <w:sz w:val="19"/>
               </w:rPr>
-              <w:t>NOT NULL</w:t>
-            </w:r>
-            <w:r>
-              <w:rPr>
-                <w:rFonts w:ascii="宋体" w:eastAsia="宋体" w:hAnsi="宋体"/>
-                <w:sz w:val="19"/>
-              </w:rPr>
-              <w:t>，</w:t>
-            </w:r>
-            <w:r>
-              <w:rPr>
-                <w:rFonts w:ascii="宋体" w:eastAsia="宋体" w:hAnsi="宋体"/>
-                <w:sz w:val="19"/>
-              </w:rPr>
-              <w:t>UNIQUE</w:t>
-            </w:r>
-            <w:r>
-              <w:rPr>
-                <w:rFonts w:ascii="宋体" w:eastAsia="宋体" w:hAnsi="宋体"/>
-                <w:sz w:val="19"/>
-              </w:rPr>
-              <w:t>，</w:t>
-            </w:r>
-            <w:r>
-              <w:rPr>
-                <w:rFonts w:ascii="宋体" w:eastAsia="宋体" w:hAnsi="宋体"/>
-                <w:sz w:val="19"/>
-              </w:rPr>
-              <w:t>FK→course</w:t>
+              <w:t>NOT NULL，UNIQUE，FK→course</w:t>
             </w:r>
           </w:p>
         </w:tc>
@@ -17186,14 +13909,7 @@
                 <w:rFonts w:ascii="宋体" w:eastAsia="宋体" w:hAnsi="宋体"/>
                 <w:sz w:val="19"/>
               </w:rPr>
-              <w:t>默认</w:t>
-            </w:r>
-            <w:r>
-              <w:rPr>
-                <w:rFonts w:ascii="宋体" w:eastAsia="宋体" w:hAnsi="宋体"/>
-                <w:sz w:val="19"/>
-              </w:rPr>
-              <w:t xml:space="preserve"> 20</w:t>
+              <w:t>默认 20</w:t>
             </w:r>
           </w:p>
         </w:tc>
@@ -17278,14 +13994,7 @@
                 <w:rFonts w:ascii="宋体" w:eastAsia="宋体" w:hAnsi="宋体"/>
                 <w:sz w:val="19"/>
               </w:rPr>
-              <w:t>默认</w:t>
-            </w:r>
-            <w:r>
-              <w:rPr>
-                <w:rFonts w:ascii="宋体" w:eastAsia="宋体" w:hAnsi="宋体"/>
-                <w:sz w:val="19"/>
-              </w:rPr>
-              <w:t xml:space="preserve"> 20</w:t>
+              <w:t>默认 20</w:t>
             </w:r>
           </w:p>
         </w:tc>
@@ -17370,14 +14079,7 @@
                 <w:rFonts w:ascii="宋体" w:eastAsia="宋体" w:hAnsi="宋体"/>
                 <w:sz w:val="19"/>
               </w:rPr>
-              <w:t>默认</w:t>
-            </w:r>
-            <w:r>
-              <w:rPr>
-                <w:rFonts w:ascii="宋体" w:eastAsia="宋体" w:hAnsi="宋体"/>
-                <w:sz w:val="19"/>
-              </w:rPr>
-              <w:t xml:space="preserve"> 30</w:t>
+              <w:t>默认 30</w:t>
             </w:r>
           </w:p>
         </w:tc>
@@ -17462,14 +14164,7 @@
                 <w:rFonts w:ascii="宋体" w:eastAsia="宋体" w:hAnsi="宋体"/>
                 <w:sz w:val="19"/>
               </w:rPr>
-              <w:t>默认</w:t>
-            </w:r>
-            <w:r>
-              <w:rPr>
-                <w:rFonts w:ascii="宋体" w:eastAsia="宋体" w:hAnsi="宋体"/>
-                <w:sz w:val="19"/>
-              </w:rPr>
-              <w:t xml:space="preserve"> 30</w:t>
+              <w:t>默认 30</w:t>
             </w:r>
           </w:p>
         </w:tc>
@@ -17554,14 +14249,7 @@
                 <w:rFonts w:ascii="宋体" w:eastAsia="宋体" w:hAnsi="宋体"/>
                 <w:sz w:val="19"/>
               </w:rPr>
-              <w:t>默认</w:t>
-            </w:r>
-            <w:r>
-              <w:rPr>
-                <w:rFonts w:ascii="宋体" w:eastAsia="宋体" w:hAnsi="宋体"/>
-                <w:sz w:val="19"/>
-              </w:rPr>
-              <w:t xml:space="preserve"> 40</w:t>
+              <w:t>默认 40</w:t>
             </w:r>
           </w:p>
         </w:tc>
@@ -17646,14 +14334,7 @@
                 <w:rFonts w:ascii="宋体" w:eastAsia="宋体" w:hAnsi="宋体"/>
                 <w:sz w:val="19"/>
               </w:rPr>
-              <w:t>默认</w:t>
-            </w:r>
-            <w:r>
-              <w:rPr>
-                <w:rFonts w:ascii="宋体" w:eastAsia="宋体" w:hAnsi="宋体"/>
-                <w:sz w:val="19"/>
-              </w:rPr>
-              <w:t xml:space="preserve"> 60</w:t>
+              <w:t>默认 60</w:t>
             </w:r>
           </w:p>
         </w:tc>
@@ -17687,16 +14368,7 @@
         </w:rPr>
       </w:pPr>
       <w:r>
-        <w:t>表</w:t>
-      </w:r>
-      <w:r>
-        <w:t xml:space="preserve"> 6-5 </w:t>
-      </w:r>
-      <w:r>
-        <w:t>实验记录表</w:t>
-      </w:r>
-      <w:r>
-        <w:t xml:space="preserve"> experiment_record</w:t>
+        <w:t>表 6-5 实验记录表 experiment_record</w:t>
       </w:r>
     </w:p>
     <w:tbl>
@@ -17865,14 +14537,7 @@
                 <w:rFonts w:ascii="宋体" w:eastAsia="宋体" w:hAnsi="宋体"/>
                 <w:sz w:val="19"/>
               </w:rPr>
-              <w:t>PK</w:t>
-            </w:r>
-            <w:r>
-              <w:rPr>
-                <w:rFonts w:ascii="宋体" w:eastAsia="宋体" w:hAnsi="宋体"/>
-                <w:sz w:val="19"/>
-              </w:rPr>
-              <w:t>，自增</w:t>
+              <w:t>PK，自增</w:t>
             </w:r>
           </w:p>
         </w:tc>
@@ -17957,21 +14622,7 @@
                 <w:rFonts w:ascii="宋体" w:eastAsia="宋体" w:hAnsi="宋体"/>
                 <w:sz w:val="19"/>
               </w:rPr>
-              <w:t>NOT NULL</w:t>
-            </w:r>
-            <w:r>
-              <w:rPr>
-                <w:rFonts w:ascii="宋体" w:eastAsia="宋体" w:hAnsi="宋体"/>
-                <w:sz w:val="19"/>
-              </w:rPr>
-              <w:t>，</w:t>
-            </w:r>
-            <w:r>
-              <w:rPr>
-                <w:rFonts w:ascii="宋体" w:eastAsia="宋体" w:hAnsi="宋体"/>
-                <w:sz w:val="19"/>
-              </w:rPr>
-              <w:t>FK→experiment</w:t>
+              <w:t>NOT NULL，FK→experiment</w:t>
             </w:r>
           </w:p>
         </w:tc>
@@ -18056,14 +14707,7 @@
                 <w:rFonts w:ascii="宋体" w:eastAsia="宋体" w:hAnsi="宋体"/>
                 <w:sz w:val="19"/>
               </w:rPr>
-              <w:t>NOT NULL</w:t>
-            </w:r>
-            <w:r>
-              <w:rPr>
-                <w:rFonts w:ascii="宋体" w:eastAsia="宋体" w:hAnsi="宋体"/>
-                <w:sz w:val="19"/>
-              </w:rPr>
-              <w:t>，</w:t>
+              <w:t>NOT NULL，</w:t>
             </w:r>
             <w:r>
               <w:rPr>
@@ -18242,21 +14886,7 @@
                 <w:rFonts w:ascii="宋体" w:eastAsia="宋体" w:hAnsi="宋体"/>
                 <w:sz w:val="19"/>
               </w:rPr>
-              <w:t>NOT NULL</w:t>
-            </w:r>
-            <w:r>
-              <w:rPr>
-                <w:rFonts w:ascii="宋体" w:eastAsia="宋体" w:hAnsi="宋体"/>
-                <w:sz w:val="19"/>
-              </w:rPr>
-              <w:t>，默认</w:t>
-            </w:r>
-            <w:r>
-              <w:rPr>
-                <w:rFonts w:ascii="宋体" w:eastAsia="宋体" w:hAnsi="宋体"/>
-                <w:sz w:val="19"/>
-              </w:rPr>
-              <w:t xml:space="preserve"> 0</w:t>
+              <w:t>NOT NULL，默认 0</w:t>
             </w:r>
           </w:p>
         </w:tc>
@@ -18546,10 +15176,7 @@
       </w:pPr>
       <w:bookmarkStart w:id="28" w:name="_Toc243687175"/>
       <w:r>
-        <w:t xml:space="preserve">6.4 </w:t>
-      </w:r>
-      <w:r>
-        <w:t>外键与级联策略</w:t>
+        <w:t>6.4 外键与级联策略</w:t>
       </w:r>
       <w:bookmarkEnd w:id="28"/>
     </w:p>
@@ -18561,16 +15188,7 @@
         </w:rPr>
       </w:pPr>
       <w:r>
-        <w:t>表</w:t>
-      </w:r>
-      <w:r>
-        <w:t xml:space="preserve"> 6-6 </w:t>
-      </w:r>
-      <w:r>
-        <w:t>课程表</w:t>
-      </w:r>
-      <w:r>
-        <w:t xml:space="preserve"> course</w:t>
+        <w:t>表 6-6 课程表 course</w:t>
       </w:r>
     </w:p>
     <w:tbl>
@@ -18739,14 +15357,7 @@
                 <w:rFonts w:ascii="宋体" w:eastAsia="宋体" w:hAnsi="宋体"/>
                 <w:sz w:val="19"/>
               </w:rPr>
-              <w:t>PK</w:t>
-            </w:r>
-            <w:r>
-              <w:rPr>
-                <w:rFonts w:ascii="宋体" w:eastAsia="宋体" w:hAnsi="宋体"/>
-                <w:sz w:val="19"/>
-              </w:rPr>
-              <w:t>，自增</w:t>
+              <w:t>PK，自增</w:t>
             </w:r>
           </w:p>
         </w:tc>
@@ -18831,21 +15442,7 @@
                 <w:rFonts w:ascii="宋体" w:eastAsia="宋体" w:hAnsi="宋体"/>
                 <w:sz w:val="19"/>
               </w:rPr>
-              <w:t>NOT NULL</w:t>
-            </w:r>
-            <w:r>
-              <w:rPr>
-                <w:rFonts w:ascii="宋体" w:eastAsia="宋体" w:hAnsi="宋体"/>
-                <w:sz w:val="19"/>
-              </w:rPr>
-              <w:t>，</w:t>
-            </w:r>
-            <w:r>
-              <w:rPr>
-                <w:rFonts w:ascii="宋体" w:eastAsia="宋体" w:hAnsi="宋体"/>
-                <w:sz w:val="19"/>
-              </w:rPr>
-              <w:t>UNIQUE</w:t>
+              <w:t>NOT NULL，UNIQUE</w:t>
             </w:r>
           </w:p>
         </w:tc>
@@ -19015,14 +15612,7 @@
                 <w:rFonts w:ascii="宋体" w:eastAsia="宋体" w:hAnsi="宋体"/>
                 <w:sz w:val="19"/>
               </w:rPr>
-              <w:t>默认</w:t>
-            </w:r>
-            <w:r>
-              <w:rPr>
-                <w:rFonts w:ascii="宋体" w:eastAsia="宋体" w:hAnsi="宋体"/>
-                <w:sz w:val="19"/>
-              </w:rPr>
-              <w:t xml:space="preserve"> 2.0</w:t>
+              <w:t>默认 2.0</w:t>
             </w:r>
           </w:p>
         </w:tc>
@@ -19192,21 +15782,7 @@
                 <w:rFonts w:ascii="宋体" w:eastAsia="宋体" w:hAnsi="宋体"/>
                 <w:sz w:val="19"/>
               </w:rPr>
-              <w:t>NOT NULL</w:t>
-            </w:r>
-            <w:r>
-              <w:rPr>
-                <w:rFonts w:ascii="宋体" w:eastAsia="宋体" w:hAnsi="宋体"/>
-                <w:sz w:val="19"/>
-              </w:rPr>
-              <w:t>，</w:t>
-            </w:r>
-            <w:r>
-              <w:rPr>
-                <w:rFonts w:ascii="宋体" w:eastAsia="宋体" w:hAnsi="宋体"/>
-                <w:sz w:val="19"/>
-              </w:rPr>
-              <w:t>FK→teacher</w:t>
+              <w:t>NOT NULL，FK→teacher</w:t>
             </w:r>
           </w:p>
         </w:tc>
@@ -19240,16 +15816,7 @@
         </w:rPr>
       </w:pPr>
       <w:r>
-        <w:t>表</w:t>
-      </w:r>
-      <w:r>
-        <w:t xml:space="preserve"> 6-7 </w:t>
-      </w:r>
-      <w:r>
-        <w:t>作业记录表</w:t>
-      </w:r>
-      <w:r>
-        <w:t xml:space="preserve"> homework_record</w:t>
+        <w:t>表 6-7 作业记录表 homework_record</w:t>
       </w:r>
     </w:p>
     <w:tbl>
@@ -19418,14 +15985,7 @@
                 <w:rFonts w:ascii="宋体" w:eastAsia="宋体" w:hAnsi="宋体"/>
                 <w:sz w:val="19"/>
               </w:rPr>
-              <w:t>PK</w:t>
-            </w:r>
-            <w:r>
-              <w:rPr>
-                <w:rFonts w:ascii="宋体" w:eastAsia="宋体" w:hAnsi="宋体"/>
-                <w:sz w:val="19"/>
-              </w:rPr>
-              <w:t>，自增</w:t>
+              <w:t>PK，自增</w:t>
             </w:r>
           </w:p>
         </w:tc>
@@ -19510,21 +16070,7 @@
                 <w:rFonts w:ascii="宋体" w:eastAsia="宋体" w:hAnsi="宋体"/>
                 <w:sz w:val="19"/>
               </w:rPr>
-              <w:t>NOT NULL</w:t>
-            </w:r>
-            <w:r>
-              <w:rPr>
-                <w:rFonts w:ascii="宋体" w:eastAsia="宋体" w:hAnsi="宋体"/>
-                <w:sz w:val="19"/>
-              </w:rPr>
-              <w:t>，</w:t>
-            </w:r>
-            <w:r>
-              <w:rPr>
-                <w:rFonts w:ascii="宋体" w:eastAsia="宋体" w:hAnsi="宋体"/>
-                <w:sz w:val="19"/>
-              </w:rPr>
-              <w:t>FK→homework</w:t>
+              <w:t>NOT NULL，FK→homework</w:t>
             </w:r>
           </w:p>
         </w:tc>
@@ -19609,21 +16155,7 @@
                 <w:rFonts w:ascii="宋体" w:eastAsia="宋体" w:hAnsi="宋体"/>
                 <w:sz w:val="19"/>
               </w:rPr>
-              <w:t>NOT NULL</w:t>
-            </w:r>
-            <w:r>
-              <w:rPr>
-                <w:rFonts w:ascii="宋体" w:eastAsia="宋体" w:hAnsi="宋体"/>
-                <w:sz w:val="19"/>
-              </w:rPr>
-              <w:t>，</w:t>
-            </w:r>
-            <w:r>
-              <w:rPr>
-                <w:rFonts w:ascii="宋体" w:eastAsia="宋体" w:hAnsi="宋体"/>
-                <w:sz w:val="19"/>
-              </w:rPr>
-              <w:t>FK→student</w:t>
+              <w:t>NOT NULL，FK→student</w:t>
             </w:r>
           </w:p>
         </w:tc>
@@ -19793,14 +16325,7 @@
                 <w:rFonts w:ascii="宋体" w:eastAsia="宋体" w:hAnsi="宋体"/>
                 <w:sz w:val="19"/>
               </w:rPr>
-              <w:t>默认</w:t>
-            </w:r>
-            <w:r>
-              <w:rPr>
-                <w:rFonts w:ascii="宋体" w:eastAsia="宋体" w:hAnsi="宋体"/>
-                <w:sz w:val="19"/>
-              </w:rPr>
-              <w:t xml:space="preserve"> PENDING</w:t>
+              <w:t>默认 PENDING</w:t>
             </w:r>
           </w:p>
         </w:tc>
@@ -20089,16 +16614,7 @@
         </w:rPr>
       </w:pPr>
       <w:r>
-        <w:t>表</w:t>
-      </w:r>
-      <w:r>
-        <w:t xml:space="preserve"> 6-8 </w:t>
-      </w:r>
-      <w:r>
-        <w:t>用户表</w:t>
-      </w:r>
-      <w:r>
-        <w:t xml:space="preserve"> sys_user</w:t>
+        <w:t>表 6-8 用户表 sys_user</w:t>
       </w:r>
     </w:p>
     <w:tbl>
@@ -20267,14 +16783,7 @@
                 <w:rFonts w:ascii="宋体" w:eastAsia="宋体" w:hAnsi="宋体"/>
                 <w:sz w:val="19"/>
               </w:rPr>
-              <w:t>PK</w:t>
-            </w:r>
-            <w:r>
-              <w:rPr>
-                <w:rFonts w:ascii="宋体" w:eastAsia="宋体" w:hAnsi="宋体"/>
-                <w:sz w:val="19"/>
-              </w:rPr>
-              <w:t>，自增</w:t>
+              <w:t>PK，自增</w:t>
             </w:r>
           </w:p>
         </w:tc>
@@ -20359,21 +16868,7 @@
                 <w:rFonts w:ascii="宋体" w:eastAsia="宋体" w:hAnsi="宋体"/>
                 <w:sz w:val="19"/>
               </w:rPr>
-              <w:t>NOT NULL</w:t>
-            </w:r>
-            <w:r>
-              <w:rPr>
-                <w:rFonts w:ascii="宋体" w:eastAsia="宋体" w:hAnsi="宋体"/>
-                <w:sz w:val="19"/>
-              </w:rPr>
-              <w:t>，</w:t>
-            </w:r>
-            <w:r>
-              <w:rPr>
-                <w:rFonts w:ascii="宋体" w:eastAsia="宋体" w:hAnsi="宋体"/>
-                <w:sz w:val="19"/>
-              </w:rPr>
-              <w:t>UNIQUE</w:t>
+              <w:t>NOT NULL，UNIQUE</w:t>
             </w:r>
           </w:p>
         </w:tc>
@@ -20393,21 +16888,7 @@
                 <w:rFonts w:ascii="宋体" w:eastAsia="宋体" w:hAnsi="宋体"/>
                 <w:sz w:val="19"/>
               </w:rPr>
-              <w:t>登录名（学号</w:t>
-            </w:r>
-            <w:r>
-              <w:rPr>
-                <w:rFonts w:ascii="宋体" w:eastAsia="宋体" w:hAnsi="宋体"/>
-                <w:sz w:val="19"/>
-              </w:rPr>
-              <w:t>/</w:t>
-            </w:r>
-            <w:r>
-              <w:rPr>
-                <w:rFonts w:ascii="宋体" w:eastAsia="宋体" w:hAnsi="宋体"/>
-                <w:sz w:val="19"/>
-              </w:rPr>
-              <w:t>工号）</w:t>
+              <w:t>登录名（学号/工号）</w:t>
             </w:r>
           </w:p>
         </w:tc>
@@ -20492,14 +16973,7 @@
                 <w:rFonts w:ascii="宋体" w:eastAsia="宋体" w:hAnsi="宋体"/>
                 <w:sz w:val="19"/>
               </w:rPr>
-              <w:t xml:space="preserve">BCrypt </w:t>
-            </w:r>
-            <w:r>
-              <w:rPr>
-                <w:rFonts w:ascii="宋体" w:eastAsia="宋体" w:hAnsi="宋体"/>
-                <w:sz w:val="19"/>
-              </w:rPr>
-              <w:t>密文</w:t>
+              <w:t>BCrypt 密文</w:t>
             </w:r>
           </w:p>
         </w:tc>
@@ -20669,28 +17143,7 @@
                 <w:rFonts w:ascii="宋体" w:eastAsia="宋体" w:hAnsi="宋体"/>
                 <w:sz w:val="19"/>
               </w:rPr>
-              <w:t>关联学生</w:t>
-            </w:r>
-            <w:r>
-              <w:rPr>
-                <w:rFonts w:ascii="宋体" w:eastAsia="宋体" w:hAnsi="宋体"/>
-                <w:sz w:val="19"/>
-              </w:rPr>
-              <w:t>/</w:t>
-            </w:r>
-            <w:r>
-              <w:rPr>
-                <w:rFonts w:ascii="宋体" w:eastAsia="宋体" w:hAnsi="宋体"/>
-                <w:sz w:val="19"/>
-              </w:rPr>
-              <w:t>教师</w:t>
-            </w:r>
-            <w:r>
-              <w:rPr>
-                <w:rFonts w:ascii="宋体" w:eastAsia="宋体" w:hAnsi="宋体"/>
-                <w:sz w:val="19"/>
-              </w:rPr>
-              <w:t xml:space="preserve"> id</w:t>
+              <w:t>关联学生/教师 id</w:t>
             </w:r>
           </w:p>
         </w:tc>
@@ -20840,14 +17293,7 @@
                 <w:rFonts w:ascii="宋体" w:eastAsia="宋体" w:hAnsi="宋体"/>
                 <w:sz w:val="19"/>
               </w:rPr>
-              <w:t>默认</w:t>
-            </w:r>
-            <w:r>
-              <w:rPr>
-                <w:rFonts w:ascii="宋体" w:eastAsia="宋体" w:hAnsi="宋体"/>
-                <w:sz w:val="19"/>
-              </w:rPr>
-              <w:t xml:space="preserve"> TRUE</w:t>
+              <w:t>默认 TRUE</w:t>
             </w:r>
           </w:p>
         </w:tc>
@@ -20881,13 +17327,7 @@
         </w:rPr>
       </w:pPr>
       <w:r>
-        <w:t>表</w:t>
-      </w:r>
-      <w:r>
-        <w:t xml:space="preserve"> 6-9 </w:t>
-      </w:r>
-      <w:r>
-        <w:t>主要外键与删除策略</w:t>
+        <w:t>表 6-9 主要外键与删除策略</w:t>
       </w:r>
     </w:p>
     <w:tbl>
@@ -21865,10 +18305,7 @@
       </w:pPr>
       <w:bookmarkStart w:id="29" w:name="_Toc243687176"/>
       <w:r>
-        <w:t xml:space="preserve">6.5 </w:t>
-      </w:r>
-      <w:r>
-        <w:t>数据初始化与快照</w:t>
+        <w:t>6.5 数据初始化与快照</w:t>
       </w:r>
       <w:bookmarkEnd w:id="29"/>
     </w:p>
@@ -21880,73 +18317,7 @@
         </w:rPr>
       </w:pPr>
       <w:r>
-        <w:t>为便于演示与验收，系统提供完整的数据库快照脚本</w:t>
-      </w:r>
-      <w:r>
-        <w:t xml:space="preserve"> data-mysql.sql</w:t>
-      </w:r>
-      <w:r>
-        <w:t>。脚本先关闭外键检查并</w:t>
-      </w:r>
-      <w:r>
-        <w:t xml:space="preserve"> TRUNCATE </w:t>
-      </w:r>
-      <w:r>
-        <w:t>全部业务表，再按依赖顺序批量插入数据，最后恢复外键检查。快照包含</w:t>
-      </w:r>
-      <w:r>
-        <w:t xml:space="preserve"> 8 </w:t>
-      </w:r>
-      <w:r>
-        <w:t>个班级、</w:t>
-      </w:r>
-      <w:r>
-        <w:t xml:space="preserve">240 </w:t>
-      </w:r>
-      <w:r>
-        <w:t>名学生、</w:t>
-      </w:r>
-      <w:r>
-        <w:t xml:space="preserve">5 </w:t>
-      </w:r>
-      <w:r>
-        <w:t>名教师、</w:t>
-      </w:r>
-      <w:r>
-        <w:t xml:space="preserve">12 </w:t>
-      </w:r>
-      <w:r>
-        <w:t>门课程、</w:t>
-      </w:r>
-      <w:r>
-        <w:t xml:space="preserve">76 </w:t>
-      </w:r>
-      <w:r>
-        <w:t>条课程班级关系、</w:t>
-      </w:r>
-      <w:r>
-        <w:t xml:space="preserve">12 </w:t>
-      </w:r>
-      <w:r>
-        <w:t>条评价规则，以及按</w:t>
-      </w:r>
-      <w:r>
-        <w:t xml:space="preserve"> 2025 </w:t>
-      </w:r>
-      <w:r>
-        <w:t>年秋季学期</w:t>
-      </w:r>
-      <w:r>
-        <w:t xml:space="preserve"> 16 </w:t>
-      </w:r>
-      <w:r>
-        <w:t>个教学周生成的约</w:t>
-      </w:r>
-      <w:r>
-        <w:t xml:space="preserve"> 6.5 </w:t>
-      </w:r>
-      <w:r>
-        <w:t>万条考勤、表现、实验、作业与期末记录。所有上课日期均为工作日，避开国庆假期，实验与作业提交时间落在工作日晚上，保证演示数据的真实性。</w:t>
+        <w:t>为便于演示与验收，系统提供完整的数据库快照脚本 data-mysql.sql。脚本先关闭外键检查并 TRUNCATE 全部业务表，再按依赖顺序批量插入数据，最后恢复外键检查。快照包含 8 个班级、240 名学生、5 名教师、12 门课程、76 条课程班级关系、12 条评价规则，以及按 2025 年秋季学期 16 个教学周生成的约 6.5 万条考勤、表现、实验、作业与期末记录。所有上课日期均为工作日，避开国庆假期，实验与作业提交时间落在工作日晚上，保证演示数据的真实性。</w:t>
       </w:r>
     </w:p>
     <w:p>
@@ -21972,37 +18343,7 @@
         </w:rPr>
       </w:pPr>
       <w:r>
-        <w:t>本章介绍核心功能的实现思路与关键代码。系统后端采用</w:t>
-      </w:r>
-      <w:r>
-        <w:t xml:space="preserve"> Controller—Service—Mapper </w:t>
-      </w:r>
-      <w:r>
-        <w:t>分层，</w:t>
-      </w:r>
-      <w:r>
-        <w:t xml:space="preserve">Controller </w:t>
-      </w:r>
-      <w:r>
-        <w:t>负责参数接收与权限入口，</w:t>
-      </w:r>
-      <w:r>
-        <w:t xml:space="preserve">Service </w:t>
-      </w:r>
-      <w:r>
-        <w:t>承担业务规则，</w:t>
-      </w:r>
-      <w:r>
-        <w:t xml:space="preserve">Mapper </w:t>
-      </w:r>
-      <w:r>
-        <w:t>通过注解</w:t>
-      </w:r>
-      <w:r>
-        <w:t xml:space="preserve"> SQL </w:t>
-      </w:r>
-      <w:r>
-        <w:t>访问数据库。</w:t>
+        <w:t>本章介绍核心功能的实现思路与关键代码。系统后端采用 Controller—Service—Mapper 分层，Controller 负责参数接收与权限入口，Service 承担业务规则，Mapper 通过注解 SQL 访问数据库。</w:t>
       </w:r>
     </w:p>
     <w:p>
@@ -22014,10 +18355,7 @@
       </w:pPr>
       <w:bookmarkStart w:id="31" w:name="_Toc243687178"/>
       <w:r>
-        <w:t xml:space="preserve">7.1 </w:t>
-      </w:r>
-      <w:r>
-        <w:t>登录认证与权限控制</w:t>
+        <w:t>7.1 登录认证与权限控制</w:t>
       </w:r>
       <w:bookmarkEnd w:id="31"/>
     </w:p>
@@ -22029,25 +18367,7 @@
         </w:rPr>
       </w:pPr>
       <w:r>
-        <w:t>登录接口先检查账号是否因连续失败被锁定，再查询用户并使用</w:t>
-      </w:r>
-      <w:r>
-        <w:t xml:space="preserve"> BCrypt </w:t>
-      </w:r>
-      <w:r>
-        <w:t>校验密码。校验通过后判断密码是否为默认值</w:t>
-      </w:r>
-      <w:r>
-        <w:t xml:space="preserve"> 123456</w:t>
-      </w:r>
-      <w:r>
-        <w:t>，若是则在</w:t>
-      </w:r>
-      <w:r>
-        <w:t xml:space="preserve"> Session </w:t>
-      </w:r>
-      <w:r>
-        <w:t>中写入强制改密标记，后续请求只允许访问改密接口。登录成功后注册会话，改密时使该账号在其他设备上的会话失效。</w:t>
+        <w:t>登录接口先检查账号是否因连续失败被锁定，再查询用户并使用 BCrypt 校验密码。校验通过后判断密码是否为默认值 123456，若是则在 Session 中写入强制改密标记，后续请求只允许访问改密接口。登录成功后注册会话，改密时使该账号在其他设备上的会话失效。</w:t>
       </w:r>
     </w:p>
     <w:p>
@@ -22058,49 +18378,23 @@
         </w:rPr>
       </w:pPr>
       <w:r>
-        <w:t>权限控制由</w:t>
-      </w:r>
-      <w:r>
-        <w:t xml:space="preserve"> LoginInterceptor </w:t>
-      </w:r>
-      <w:r>
-        <w:t>统一完成：未登录访问页面跳转登录页，访问</w:t>
-      </w:r>
-      <w:r>
-        <w:t xml:space="preserve"> /api </w:t>
-      </w:r>
-      <w:r>
-        <w:t>返回</w:t>
-      </w:r>
-      <w:r>
-        <w:t xml:space="preserve"> 401</w:t>
-      </w:r>
-      <w:r>
-        <w:t>；强制改密状态下除改密与退出外的请求一律拦截；</w:t>
-      </w:r>
-      <w:r>
-        <w:t xml:space="preserve">/admin </w:t>
-      </w:r>
-      <w:r>
-        <w:t>仅管理员可访问，</w:t>
-      </w:r>
-      <w:r>
-        <w:t xml:space="preserve">/teach </w:t>
-      </w:r>
-      <w:r>
-        <w:t>仅教师或管理员可访问。对于课程级数据，</w:t>
-      </w:r>
-      <w:r>
-        <w:t xml:space="preserve">Controller </w:t>
-      </w:r>
-      <w:r>
-        <w:t>还通过</w:t>
-      </w:r>
-      <w:r>
-        <w:t xml:space="preserve"> CourseAccess </w:t>
-      </w:r>
-      <w:r>
-        <w:t>校验课程是否属于当前教师，避免横向越权。</w:t>
+        <w:t xml:space="preserve">权限控制由 </w:t>
+      </w:r>
+      <w:proofErr w:type="spellStart"/>
+      <w:r>
+        <w:t>LoginInterceptor</w:t>
+      </w:r>
+      <w:proofErr w:type="spellEnd"/>
+      <w:r>
+        <w:t xml:space="preserve"> 统一完成：未登录访问页面跳转登录页，访问 /api 返回 401；强制改密状态下除改密与退出外的请求一律拦截；/admin 仅管理员可访问，/teach 仅教师或管理员可访问。对于课程级数据，Controller 还通过 </w:t>
+      </w:r>
+      <w:proofErr w:type="spellStart"/>
+      <w:r>
+        <w:t>CourseAccess</w:t>
+      </w:r>
+      <w:proofErr w:type="spellEnd"/>
+      <w:r>
+        <w:t xml:space="preserve"> 校验课程是否属于当前教师，避免横向越权。</w:t>
       </w:r>
     </w:p>
     <w:p>
@@ -22111,37 +18405,7 @@
         </w:rPr>
       </w:pPr>
       <w:r>
-        <w:t>此外，系统对</w:t>
-      </w:r>
-      <w:r>
-        <w:t xml:space="preserve"> POST </w:t>
-      </w:r>
-      <w:r>
-        <w:t>请求校验</w:t>
-      </w:r>
-      <w:r>
-        <w:t xml:space="preserve"> Origin/Referer </w:t>
-      </w:r>
-      <w:r>
-        <w:t>与当前站点是否同源，防止跨站请求伪造；登录失败</w:t>
-      </w:r>
-      <w:r>
-        <w:t xml:space="preserve"> 5 </w:t>
-      </w:r>
-      <w:r>
-        <w:t>次锁定</w:t>
-      </w:r>
-      <w:r>
-        <w:t xml:space="preserve"> 10 </w:t>
-      </w:r>
-      <w:r>
-        <w:t>分钟；密码使用</w:t>
-      </w:r>
-      <w:r>
-        <w:t xml:space="preserve"> BCrypt </w:t>
-      </w:r>
-      <w:r>
-        <w:t>加盐哈希，历史明文密码在首次成功登录后自动升级为密文。</w:t>
+        <w:t>此外，系统对 POST 请求校验 Origin/Referer 与当前站点是否同源，防止跨站请求伪造；登录失败 5 次锁定 10 分钟；密码使用 BCrypt 加盐哈希，历史明文密码在首次成功登录后自动升级为密文。</w:t>
       </w:r>
     </w:p>
     <w:p>
@@ -22153,10 +18417,7 @@
       </w:pPr>
       <w:bookmarkStart w:id="32" w:name="_Toc243687179"/>
       <w:r>
-        <w:t xml:space="preserve">7.2 </w:t>
-      </w:r>
-      <w:r>
-        <w:t>考勤管理</w:t>
+        <w:t>7.2 考勤管理</w:t>
       </w:r>
       <w:bookmarkEnd w:id="32"/>
     </w:p>
@@ -22179,13 +18440,7 @@
         </w:rPr>
       </w:pPr>
       <w:r>
-        <w:t>考勤查询支持按课程、班级、学期筛选并分页，学生账号会被强制附加本人</w:t>
-      </w:r>
-      <w:r>
-        <w:t xml:space="preserve"> student_id </w:t>
-      </w:r>
-      <w:r>
-        <w:t>条件，教师账号会被限制在其所授课程范围内。</w:t>
+        <w:t>考勤查询支持按课程、班级、学期筛选并分页，学生账号会被强制附加本人 student_id 条件，教师账号会被限制在其所授课程范围内。</w:t>
       </w:r>
     </w:p>
     <w:p>
@@ -22197,10 +18452,7 @@
       </w:pPr>
       <w:bookmarkStart w:id="33" w:name="_Toc243687180"/>
       <w:r>
-        <w:t xml:space="preserve">7.3 </w:t>
-      </w:r>
-      <w:r>
-        <w:t>课堂表现</w:t>
+        <w:t>7.3 课堂表现</w:t>
       </w:r>
       <w:bookmarkEnd w:id="33"/>
     </w:p>
@@ -22212,13 +18464,7 @@
         </w:rPr>
       </w:pPr>
       <w:r>
-        <w:t>课堂表现记录包含学生、课程、日期、得分与评语。后端对得分执行</w:t>
-      </w:r>
-      <w:r>
-        <w:t xml:space="preserve"> 0—100 </w:t>
-      </w:r>
-      <w:r>
-        <w:t>校验，教师只能操作本人课程；列表按课程筛选并分页，支持删除。</w:t>
+        <w:t>课堂表现记录包含学生、课程、日期、得分与评语。后端对得分执行 0—100 校验，教师只能操作本人课程；列表按课程筛选并分页，支持删除。</w:t>
       </w:r>
     </w:p>
     <w:p>
@@ -22231,10 +18477,7 @@
       <w:bookmarkStart w:id="34" w:name="_Toc243687181"/>
       <w:r>
         <w:lastRenderedPageBreak/>
-        <w:t xml:space="preserve">7.4 </w:t>
-      </w:r>
-      <w:r>
-        <w:t>实验管理</w:t>
+        <w:t>7.4 实验管理</w:t>
       </w:r>
       <w:bookmarkEnd w:id="34"/>
     </w:p>
@@ -22258,10 +18501,7 @@
       </w:pPr>
       <w:bookmarkStart w:id="35" w:name="_Toc243687182"/>
       <w:r>
-        <w:t xml:space="preserve">7.5 </w:t>
-      </w:r>
-      <w:r>
-        <w:t>作业管理</w:t>
+        <w:t>7.5 作业管理</w:t>
       </w:r>
       <w:bookmarkEnd w:id="35"/>
     </w:p>
@@ -22285,10 +18525,7 @@
       </w:pPr>
       <w:bookmarkStart w:id="36" w:name="_Toc243687183"/>
       <w:r>
-        <w:t xml:space="preserve">7.6 </w:t>
-      </w:r>
-      <w:r>
-        <w:t>成绩统计</w:t>
+        <w:t>7.6 成绩统计</w:t>
       </w:r>
       <w:bookmarkEnd w:id="36"/>
     </w:p>
@@ -22311,43 +18548,7 @@
         </w:rPr>
       </w:pPr>
       <w:r>
-        <w:t>为避免</w:t>
-      </w:r>
-      <w:r>
-        <w:t xml:space="preserve"> N+1 </w:t>
-      </w:r>
-      <w:r>
-        <w:t>查询，</w:t>
-      </w:r>
-      <w:r>
-        <w:t xml:space="preserve">ScoreService </w:t>
-      </w:r>
-      <w:r>
-        <w:t>先一次性查询每类数据的聚合结果并放入</w:t>
-      </w:r>
-      <w:r>
-        <w:t xml:space="preserve"> Map</w:t>
-      </w:r>
-      <w:r>
-        <w:t>，再按学生匹配，使每类数据只访问数据库一次。成绩报表支持导出</w:t>
-      </w:r>
-      <w:r>
-        <w:t xml:space="preserve"> CSV</w:t>
-      </w:r>
-      <w:r>
-        <w:t>，文件带</w:t>
-      </w:r>
-      <w:r>
-        <w:t xml:space="preserve"> UTF-8 BOM</w:t>
-      </w:r>
-      <w:r>
-        <w:t>，</w:t>
-      </w:r>
-      <w:r>
-        <w:t xml:space="preserve">Excel </w:t>
-      </w:r>
-      <w:r>
-        <w:t>打开中文不乱码。</w:t>
+        <w:t>为避免 N+1 查询，ScoreService 先一次性查询每类数据的聚合结果并放入 Map，再按学生匹配，使每类数据只访问数据库一次。成绩报表支持导出 CSV，文件带 UTF-8 BOM，Excel 打开中文不乱码。</w:t>
       </w:r>
     </w:p>
     <w:p>
@@ -22356,10 +18557,7 @@
         <w:shd w:val="clear" w:color="auto" w:fill="F3F4F6"/>
       </w:pPr>
       <w:r>
-        <w:t>// ScoreService</w:t>
-      </w:r>
-      <w:r>
-        <w:t>：一次性聚合，避免按学生循环查询</w:t>
+        <w:t>// ScoreService：一次性聚合，避免按学生循环查询</w:t>
       </w:r>
       <w:r>
         <w:br/>
@@ -22367,8 +18565,6 @@
       </w:r>
       <w:r>
         <w:br/>
-      </w:r>
-      <w:r>
         <w:t>Map&lt;Integer, Double&gt; performance = toMap(performanceMapper.avgByCourse(courseId));</w:t>
       </w:r>
       <w:r>
@@ -22404,8 +18600,6 @@
       </w:r>
       <w:r>
         <w:br/>
-      </w:r>
-      <w:r>
         <w:t>regular = regular / 100.0;</w:t>
       </w:r>
       <w:r>
@@ -22422,10 +18616,7 @@
       </w:pPr>
       <w:bookmarkStart w:id="37" w:name="_Toc243687184"/>
       <w:r>
-        <w:t xml:space="preserve">7.7 </w:t>
-      </w:r>
-      <w:r>
-        <w:t>基础数据管理</w:t>
+        <w:t>7.7 基础数据管理</w:t>
       </w:r>
       <w:bookmarkEnd w:id="37"/>
     </w:p>
@@ -22437,13 +18628,7 @@
         </w:rPr>
       </w:pPr>
       <w:r>
-        <w:t>管理员可对学生、教师、班级、课程与评价规则进行增删改查。新增学生或教师时同步创建登录账号，默认密码为</w:t>
-      </w:r>
-      <w:r>
-        <w:t xml:space="preserve"> 123456</w:t>
-      </w:r>
-      <w:r>
-        <w:t>，修改姓名时同步更新账号显示名；删除学生或教师时同步删除账号。删除班级前检查是否仍有学生，删除教师</w:t>
+        <w:t>管理员可对学生、教师、班级、课程与评价规则进行增删改查。新增学生或教师时同步创建登录账号，默认密码为 123456，修改姓名时同步更新账号显示名；删除学生或教师时同步删除账号。删除班级前检查是否仍有学生，删除教师</w:t>
       </w:r>
       <w:r>
         <w:lastRenderedPageBreak/>
@@ -22458,19 +18643,7 @@
         </w:rPr>
       </w:pPr>
       <w:r>
-        <w:t>评价规则保存时校验六项数值均在</w:t>
-      </w:r>
-      <w:r>
-        <w:t xml:space="preserve"> 0—100 </w:t>
-      </w:r>
-      <w:r>
-        <w:t>之间，避免出现负权重或超过</w:t>
-      </w:r>
-      <w:r>
-        <w:t xml:space="preserve"> 100 </w:t>
-      </w:r>
-      <w:r>
-        <w:t>的占比。所有管理操作写入审计日志。</w:t>
+        <w:t>评价规则保存时校验六项数值均在 0—100 之间，避免出现负权重或超过 100 的占比。所有管理操作写入审计日志。</w:t>
       </w:r>
     </w:p>
     <w:p>
@@ -22482,10 +18655,7 @@
       </w:pPr>
       <w:bookmarkStart w:id="38" w:name="_Toc243687185"/>
       <w:r>
-        <w:t xml:space="preserve">7.8 </w:t>
-      </w:r>
-      <w:r>
-        <w:t>前后端分离与部署</w:t>
+        <w:t>7.8 前后端分离与部署</w:t>
       </w:r>
       <w:bookmarkEnd w:id="38"/>
     </w:p>
@@ -22497,73 +18667,7 @@
         </w:rPr>
       </w:pPr>
       <w:r>
-        <w:t>系统提供</w:t>
-      </w:r>
-      <w:r>
-        <w:t xml:space="preserve"> /api REST </w:t>
-      </w:r>
-      <w:r>
-        <w:t>接口与独立前端。前端为零依赖的原生</w:t>
-      </w:r>
-      <w:r>
-        <w:t xml:space="preserve"> JS </w:t>
-      </w:r>
-      <w:r>
-        <w:t>单页应用，使用</w:t>
-      </w:r>
-      <w:r>
-        <w:t xml:space="preserve"> hash </w:t>
-      </w:r>
-      <w:r>
-        <w:t>路由与</w:t>
-      </w:r>
-      <w:r>
-        <w:t xml:space="preserve"> fetch </w:t>
-      </w:r>
-      <w:r>
-        <w:t>调用接口，登录态通过同源</w:t>
-      </w:r>
-      <w:r>
-        <w:t xml:space="preserve"> Cookie </w:t>
-      </w:r>
-      <w:r>
-        <w:t>维持；</w:t>
-      </w:r>
-      <w:r>
-        <w:t xml:space="preserve">Nginx </w:t>
-      </w:r>
-      <w:r>
-        <w:t>托管静态资源并将</w:t>
-      </w:r>
-      <w:r>
-        <w:t xml:space="preserve"> /api </w:t>
-      </w:r>
-      <w:r>
-        <w:t>反向代理到后端，因此不存在跨域</w:t>
-      </w:r>
-      <w:r>
-        <w:t xml:space="preserve"> Cookie </w:t>
-      </w:r>
-      <w:r>
-        <w:t>问题。后端打包为可执行</w:t>
-      </w:r>
-      <w:r>
-        <w:t xml:space="preserve"> WAR</w:t>
-      </w:r>
-      <w:r>
-        <w:t>，既可直接</w:t>
-      </w:r>
-      <w:r>
-        <w:t xml:space="preserve"> java -jar </w:t>
-      </w:r>
-      <w:r>
-        <w:t>运行，也可部署到外部</w:t>
-      </w:r>
-      <w:r>
-        <w:t xml:space="preserve"> Tomcat</w:t>
-      </w:r>
-      <w:r>
-        <w:t>。</w:t>
+        <w:t>系统提供 /api REST 接口与独立前端。前端为零依赖的原生 JS 单页应用，使用 hash 路由与 fetch 调用接口，登录态通过同源 Cookie 维持；Nginx 托管静态资源并将 /api 反向代理到后端，因此不存在跨域 Cookie 问题。后端打包为可执行 WAR，既可直接 java -jar 运行，也可部署到外部 Tomcat。</w:t>
       </w:r>
     </w:p>
     <w:p>
@@ -22574,64 +18678,7 @@
         </w:rPr>
       </w:pPr>
       <w:r>
-        <w:t xml:space="preserve">Docker Compose </w:t>
-      </w:r>
-      <w:r>
-        <w:t>编排三个服务：</w:t>
-      </w:r>
-      <w:r>
-        <w:t xml:space="preserve">cms-mysql </w:t>
-      </w:r>
-      <w:r>
-        <w:t>首次启动执行建表与快照脚本；</w:t>
-      </w:r>
-      <w:r>
-        <w:t xml:space="preserve">cms-app </w:t>
-      </w:r>
-      <w:r>
-        <w:t>基于</w:t>
-      </w:r>
-      <w:r>
-        <w:t xml:space="preserve"> tomcat:10.1-jdk17-temurin </w:t>
-      </w:r>
-      <w:r>
-        <w:t>镜像部署</w:t>
-      </w:r>
-      <w:r>
-        <w:t xml:space="preserve"> ROOT.war</w:t>
-      </w:r>
-      <w:r>
-        <w:t>；</w:t>
-      </w:r>
-      <w:r>
-        <w:t xml:space="preserve">cms-web </w:t>
-      </w:r>
-      <w:r>
-        <w:t>基于</w:t>
-      </w:r>
-      <w:r>
-        <w:t xml:space="preserve"> nginx:1.27 </w:t>
-      </w:r>
-      <w:r>
-        <w:t>托管前端并反代</w:t>
-      </w:r>
-      <w:r>
-        <w:t xml:space="preserve"> /api</w:t>
-      </w:r>
-      <w:r>
-        <w:t>。</w:t>
-      </w:r>
-      <w:r>
-        <w:t xml:space="preserve">Compose </w:t>
-      </w:r>
-      <w:r>
-        <w:t>通过健康检查保证应用在</w:t>
-      </w:r>
-      <w:r>
-        <w:t xml:space="preserve"> MySQL </w:t>
-      </w:r>
-      <w:r>
-        <w:t>就绪后启动。</w:t>
+        <w:t>Docker Compose 编排三个服务：cms-mysql 首次启动执行建表与快照脚本；cms-app 基于 tomcat:10.1-jdk17-temurin 镜像部署 ROOT.war；cms-web 基于 nginx:1.27 托管前端并反代 /api。Compose 通过健康检查保证应用在 MySQL 就绪后启动。</w:t>
       </w:r>
     </w:p>
     <w:p>
@@ -22643,10 +18690,7 @@
       </w:pPr>
       <w:bookmarkStart w:id="39" w:name="_Toc243687186"/>
       <w:r>
-        <w:t xml:space="preserve">7.9 </w:t>
-      </w:r>
-      <w:r>
-        <w:t>关键代码</w:t>
+        <w:t>7.9 关键代码</w:t>
       </w:r>
       <w:bookmarkEnd w:id="39"/>
     </w:p>
@@ -22658,25 +18702,7 @@
         </w:rPr>
       </w:pPr>
       <w:r>
-        <w:t>（</w:t>
-      </w:r>
-      <w:r>
-        <w:t>1</w:t>
-      </w:r>
-      <w:r>
-        <w:t>）登录拦截器核心逻辑：统一处理未登录、强制改密、角色越权与</w:t>
-      </w:r>
-      <w:r>
-        <w:t xml:space="preserve"> API </w:t>
-      </w:r>
-      <w:r>
-        <w:t>的</w:t>
-      </w:r>
-      <w:r>
-        <w:t xml:space="preserve"> JSON </w:t>
-      </w:r>
-      <w:r>
-        <w:t>响应。</w:t>
+        <w:t>（1）登录拦截器核心逻辑：统一处理未登录、强制改密、角色越权与 API 的 JSON 响应。</w:t>
       </w:r>
     </w:p>
     <w:p>
@@ -22689,8 +18715,6 @@
       </w:r>
       <w:r>
         <w:br/>
-      </w:r>
-      <w:r>
         <w:t xml:space="preserve">    HttpSession session = request.getSession();</w:t>
       </w:r>
       <w:r>
@@ -22726,18 +18750,10 @@
       </w:r>
       <w:r>
         <w:br/>
-        <w:t xml:space="preserve">        if (uri.startsWith("/api/")) return writeJson(response, 401, "{\"error\":\"</w:t>
-      </w:r>
-      <w:r>
-        <w:t>未登录</w:t>
-      </w:r>
-      <w:r>
-        <w:t>\"}");</w:t>
+        <w:t xml:space="preserve">        if (uri.startsWith("/api/")) return writeJson(response, 401, "{\"error\":\"未登录\"}");</w:t>
       </w:r>
       <w:r>
         <w:br/>
-      </w:r>
-      <w:r>
         <w:t xml:space="preserve">        response.sendRedirect(request.getContextPath() + "/login");</w:t>
       </w:r>
       <w:r>
@@ -22758,13 +18774,7 @@
       </w:r>
       <w:r>
         <w:br/>
-        <w:t xml:space="preserve">        if (uri.startsWith("/api/")) return writeJson(response, 403, "{\"error\":\"</w:t>
-      </w:r>
-      <w:r>
-        <w:t>请先修改默认密码</w:t>
-      </w:r>
-      <w:r>
-        <w:t>\"}");</w:t>
+        <w:t xml:space="preserve">        if (uri.startsWith("/api/")) return writeJson(response, 403, "{\"error\":\"请先修改默认密码\"}");</w:t>
       </w:r>
       <w:r>
         <w:br/>
@@ -22798,13 +18808,7 @@
         </w:rPr>
       </w:pPr>
       <w:r>
-        <w:t>（</w:t>
-      </w:r>
-      <w:r>
-        <w:t>2</w:t>
-      </w:r>
-      <w:r>
-        <w:t>）批量考勤：同一课程、同一日期逐条写入，重复记录跳过并计数。</w:t>
+        <w:t>（2）批量考勤：同一课程、同一日期逐条写入，重复记录跳过并计数。</w:t>
       </w:r>
     </w:p>
     <w:p>
@@ -22849,8 +18853,6 @@
       </w:r>
       <w:r>
         <w:br/>
-      </w:r>
-      <w:r>
         <w:t xml:space="preserve">        a.setStudentId(intg(item, "studentId"));</w:t>
       </w:r>
       <w:r>
@@ -22891,10 +18893,7 @@
       </w:pPr>
       <w:bookmarkStart w:id="40" w:name="_Toc243687187"/>
       <w:r>
-        <w:t xml:space="preserve">7.10 </w:t>
-      </w:r>
-      <w:r>
-        <w:t>系统测试与运行结果</w:t>
+        <w:t>7.10 系统测试与运行结果</w:t>
       </w:r>
       <w:bookmarkEnd w:id="40"/>
     </w:p>
@@ -22906,13 +18905,7 @@
         </w:rPr>
       </w:pPr>
       <w:r>
-        <w:t>系统测试采用功能测试为主、接口测试与单元测试为辅的方式。功能测试覆盖登录、权限、考勤、表现、实验、作业、成绩、基础数据与导出；接口测试使用</w:t>
-      </w:r>
-      <w:r>
-        <w:t xml:space="preserve"> HTTP </w:t>
-      </w:r>
-      <w:r>
-        <w:t>请求验证状态码与返回结构；单元测试覆盖密码工具、登录锁定、课程权限、登录拦截器与成绩计算。</w:t>
+        <w:t>系统测试采用功能测试为主、接口测试与单元测试为辅的方式。功能测试覆盖登录、权限、考勤、表现、实验、作业、成绩、基础数据与导出；接口测试使用 HTTP 请求验证状态码与返回结构；单元测试覆盖密码工具、登录锁定、课程权限、登录拦截器与成绩计算。</w:t>
       </w:r>
     </w:p>
     <w:p>
@@ -22923,25 +18916,7 @@
         </w:rPr>
       </w:pPr>
       <w:r>
-        <w:t>表</w:t>
-      </w:r>
-      <w:r>
-        <w:t xml:space="preserve"> 7-1 </w:t>
-      </w:r>
-      <w:r>
-        <w:t>核心测试用例（完整</w:t>
-      </w:r>
-      <w:r>
-        <w:t xml:space="preserve"> 30 </w:t>
-      </w:r>
-      <w:r>
-        <w:t>条见附件《测试用例</w:t>
-      </w:r>
-      <w:r>
-        <w:t>.xlsx</w:t>
-      </w:r>
-      <w:r>
-        <w:t>》）</w:t>
+        <w:t>表 7-1 核心测试用例（完整 30 条见附件《测试用例.xlsx》）</w:t>
       </w:r>
     </w:p>
     <w:tbl>
@@ -23024,23 +18999,7 @@
                 <w:b/>
                 <w:sz w:val="18"/>
               </w:rPr>
-              <w:t>输入</w:t>
-            </w:r>
-            <w:r>
-              <w:rPr>
-                <w:rFonts w:ascii="宋体" w:eastAsia="宋体" w:hAnsi="宋体"/>
-                <w:b/>
-                <w:sz w:val="18"/>
-              </w:rPr>
-              <w:t>/</w:t>
-            </w:r>
-            <w:r>
-              <w:rPr>
-                <w:rFonts w:ascii="宋体" w:eastAsia="宋体" w:hAnsi="宋体"/>
-                <w:b/>
-                <w:sz w:val="18"/>
-              </w:rPr>
-              <w:t>操作</w:t>
+              <w:t>输入/操作</w:t>
             </w:r>
           </w:p>
         </w:tc>
@@ -23359,55 +19318,27 @@
                 <w:rFonts w:ascii="宋体" w:eastAsia="宋体" w:hAnsi="宋体"/>
                 <w:sz w:val="18"/>
               </w:rPr>
-              <w:t>连续</w:t>
-            </w:r>
+              <w:t>连续 5 次错误密码</w:t>
+            </w:r>
+          </w:p>
+        </w:tc>
+        <w:tc>
+          <w:tcPr>
+            <w:tcW w:w="2948" w:type="dxa"/>
+          </w:tcPr>
+          <w:p>
+            <w:pPr>
+              <w:jc w:val="left"/>
+              <w:rPr>
+                <w:rFonts w:hint="eastAsia"/>
+              </w:rPr>
+            </w:pPr>
             <w:r>
               <w:rPr>
                 <w:rFonts w:ascii="宋体" w:eastAsia="宋体" w:hAnsi="宋体"/>
                 <w:sz w:val="18"/>
               </w:rPr>
-              <w:t xml:space="preserve"> 5 </w:t>
-            </w:r>
-            <w:r>
-              <w:rPr>
-                <w:rFonts w:ascii="宋体" w:eastAsia="宋体" w:hAnsi="宋体"/>
-                <w:sz w:val="18"/>
-              </w:rPr>
-              <w:t>次错误密码</w:t>
-            </w:r>
-          </w:p>
-        </w:tc>
-        <w:tc>
-          <w:tcPr>
-            <w:tcW w:w="2948" w:type="dxa"/>
-          </w:tcPr>
-          <w:p>
-            <w:pPr>
-              <w:jc w:val="left"/>
-              <w:rPr>
-                <w:rFonts w:hint="eastAsia"/>
-              </w:rPr>
-            </w:pPr>
-            <w:r>
-              <w:rPr>
-                <w:rFonts w:ascii="宋体" w:eastAsia="宋体" w:hAnsi="宋体"/>
-                <w:sz w:val="18"/>
-              </w:rPr>
-              <w:t>锁定</w:t>
-            </w:r>
-            <w:r>
-              <w:rPr>
-                <w:rFonts w:ascii="宋体" w:eastAsia="宋体" w:hAnsi="宋体"/>
-                <w:sz w:val="18"/>
-              </w:rPr>
-              <w:t xml:space="preserve"> 10 </w:t>
-            </w:r>
-            <w:r>
-              <w:rPr>
-                <w:rFonts w:ascii="宋体" w:eastAsia="宋体" w:hAnsi="宋体"/>
-                <w:sz w:val="18"/>
-              </w:rPr>
-              <w:t>分钟</w:t>
+              <w:t>锁定 10 分钟</w:t>
             </w:r>
           </w:p>
         </w:tc>
@@ -23472,41 +19403,27 @@
                 <w:rFonts w:ascii="宋体" w:eastAsia="宋体" w:hAnsi="宋体"/>
                 <w:sz w:val="18"/>
               </w:rPr>
-              <w:t>未登录访问</w:t>
-            </w:r>
+              <w:t>未登录访问 API</w:t>
+            </w:r>
+          </w:p>
+        </w:tc>
+        <w:tc>
+          <w:tcPr>
+            <w:tcW w:w="3628" w:type="dxa"/>
+          </w:tcPr>
+          <w:p>
+            <w:pPr>
+              <w:jc w:val="left"/>
+              <w:rPr>
+                <w:rFonts w:hint="eastAsia"/>
+              </w:rPr>
+            </w:pPr>
             <w:r>
               <w:rPr>
                 <w:rFonts w:ascii="宋体" w:eastAsia="宋体" w:hAnsi="宋体"/>
                 <w:sz w:val="18"/>
               </w:rPr>
-              <w:t xml:space="preserve"> API</w:t>
-            </w:r>
-          </w:p>
-        </w:tc>
-        <w:tc>
-          <w:tcPr>
-            <w:tcW w:w="3628" w:type="dxa"/>
-          </w:tcPr>
-          <w:p>
-            <w:pPr>
-              <w:jc w:val="left"/>
-              <w:rPr>
-                <w:rFonts w:hint="eastAsia"/>
-              </w:rPr>
-            </w:pPr>
-            <w:r>
-              <w:rPr>
-                <w:rFonts w:ascii="宋体" w:eastAsia="宋体" w:hAnsi="宋体"/>
-                <w:sz w:val="18"/>
-              </w:rPr>
-              <w:t>直接请求</w:t>
-            </w:r>
-            <w:r>
-              <w:rPr>
-                <w:rFonts w:ascii="宋体" w:eastAsia="宋体" w:hAnsi="宋体"/>
-                <w:sz w:val="18"/>
-              </w:rPr>
-              <w:t xml:space="preserve"> /api/dashboard</w:t>
+              <w:t>直接请求 /api/dashboard</w:t>
             </w:r>
           </w:p>
         </w:tc>
@@ -23611,14 +19528,7 @@
                 <w:rFonts w:ascii="宋体" w:eastAsia="宋体" w:hAnsi="宋体"/>
                 <w:sz w:val="18"/>
               </w:rPr>
-              <w:t>学生访问</w:t>
-            </w:r>
-            <w:r>
-              <w:rPr>
-                <w:rFonts w:ascii="宋体" w:eastAsia="宋体" w:hAnsi="宋体"/>
-                <w:sz w:val="18"/>
-              </w:rPr>
-              <w:t xml:space="preserve"> /api/admin/students</w:t>
+              <w:t>学生访问 /api/admin/students</w:t>
             </w:r>
           </w:p>
         </w:tc>
@@ -23828,35 +19738,7 @@
                 <w:rFonts w:ascii="宋体" w:eastAsia="宋体" w:hAnsi="宋体"/>
                 <w:sz w:val="18"/>
               </w:rPr>
-              <w:t>选择课程</w:t>
-            </w:r>
-            <w:r>
-              <w:rPr>
-                <w:rFonts w:ascii="宋体" w:eastAsia="宋体" w:hAnsi="宋体"/>
-                <w:sz w:val="18"/>
-              </w:rPr>
-              <w:t>/</w:t>
-            </w:r>
-            <w:r>
-              <w:rPr>
-                <w:rFonts w:ascii="宋体" w:eastAsia="宋体" w:hAnsi="宋体"/>
-                <w:sz w:val="18"/>
-              </w:rPr>
-              <w:t>学生</w:t>
-            </w:r>
-            <w:r>
-              <w:rPr>
-                <w:rFonts w:ascii="宋体" w:eastAsia="宋体" w:hAnsi="宋体"/>
-                <w:sz w:val="18"/>
-              </w:rPr>
-              <w:t>/</w:t>
-            </w:r>
-            <w:r>
-              <w:rPr>
-                <w:rFonts w:ascii="宋体" w:eastAsia="宋体" w:hAnsi="宋体"/>
-                <w:sz w:val="18"/>
-              </w:rPr>
-              <w:t>日期</w:t>
+              <w:t>选择课程/学生/日期</w:t>
             </w:r>
           </w:p>
         </w:tc>
@@ -24066,21 +19948,7 @@
                 <w:rFonts w:ascii="宋体" w:eastAsia="宋体" w:hAnsi="宋体"/>
                 <w:sz w:val="18"/>
               </w:rPr>
-              <w:t>整班提交</w:t>
-            </w:r>
-            <w:r>
-              <w:rPr>
-                <w:rFonts w:ascii="宋体" w:eastAsia="宋体" w:hAnsi="宋体"/>
-                <w:sz w:val="18"/>
-              </w:rPr>
-              <w:t xml:space="preserve"> 30 </w:t>
-            </w:r>
-            <w:r>
-              <w:rPr>
-                <w:rFonts w:ascii="宋体" w:eastAsia="宋体" w:hAnsi="宋体"/>
-                <w:sz w:val="18"/>
-              </w:rPr>
-              <w:t>条</w:t>
+              <w:t>整班提交 30 条</w:t>
             </w:r>
           </w:p>
         </w:tc>
@@ -24185,48 +20053,27 @@
                 <w:rFonts w:ascii="宋体" w:eastAsia="宋体" w:hAnsi="宋体"/>
                 <w:sz w:val="18"/>
               </w:rPr>
-              <w:t>表现分录入</w:t>
-            </w:r>
+              <w:t>表现分录入 120</w:t>
+            </w:r>
+          </w:p>
+        </w:tc>
+        <w:tc>
+          <w:tcPr>
+            <w:tcW w:w="2948" w:type="dxa"/>
+          </w:tcPr>
+          <w:p>
+            <w:pPr>
+              <w:jc w:val="left"/>
+              <w:rPr>
+                <w:rFonts w:hint="eastAsia"/>
+              </w:rPr>
+            </w:pPr>
             <w:r>
               <w:rPr>
                 <w:rFonts w:ascii="宋体" w:eastAsia="宋体" w:hAnsi="宋体"/>
                 <w:sz w:val="18"/>
               </w:rPr>
-              <w:t xml:space="preserve"> 120</w:t>
-            </w:r>
-          </w:p>
-        </w:tc>
-        <w:tc>
-          <w:tcPr>
-            <w:tcW w:w="2948" w:type="dxa"/>
-          </w:tcPr>
-          <w:p>
-            <w:pPr>
-              <w:jc w:val="left"/>
-              <w:rPr>
-                <w:rFonts w:hint="eastAsia"/>
-              </w:rPr>
-            </w:pPr>
-            <w:r>
-              <w:rPr>
-                <w:rFonts w:ascii="宋体" w:eastAsia="宋体" w:hAnsi="宋体"/>
-                <w:sz w:val="18"/>
-              </w:rPr>
-              <w:t xml:space="preserve">400 </w:t>
-            </w:r>
-            <w:r>
-              <w:rPr>
-                <w:rFonts w:ascii="宋体" w:eastAsia="宋体" w:hAnsi="宋体"/>
-                <w:sz w:val="18"/>
-              </w:rPr>
-              <w:t>并提示</w:t>
-            </w:r>
-            <w:r>
-              <w:rPr>
-                <w:rFonts w:ascii="宋体" w:eastAsia="宋体" w:hAnsi="宋体"/>
-                <w:sz w:val="18"/>
-              </w:rPr>
-              <w:t xml:space="preserve"> 0—100</w:t>
+              <w:t>400 并提示 0—100</w:t>
             </w:r>
           </w:p>
         </w:tc>
@@ -24311,48 +20158,27 @@
                 <w:rFonts w:ascii="宋体" w:eastAsia="宋体" w:hAnsi="宋体"/>
                 <w:sz w:val="18"/>
               </w:rPr>
-              <w:t>规则权重录入</w:t>
-            </w:r>
+              <w:t>规则权重录入 150</w:t>
+            </w:r>
+          </w:p>
+        </w:tc>
+        <w:tc>
+          <w:tcPr>
+            <w:tcW w:w="2948" w:type="dxa"/>
+          </w:tcPr>
+          <w:p>
+            <w:pPr>
+              <w:jc w:val="left"/>
+              <w:rPr>
+                <w:rFonts w:hint="eastAsia"/>
+              </w:rPr>
+            </w:pPr>
             <w:r>
               <w:rPr>
                 <w:rFonts w:ascii="宋体" w:eastAsia="宋体" w:hAnsi="宋体"/>
                 <w:sz w:val="18"/>
               </w:rPr>
-              <w:t xml:space="preserve"> 150</w:t>
-            </w:r>
-          </w:p>
-        </w:tc>
-        <w:tc>
-          <w:tcPr>
-            <w:tcW w:w="2948" w:type="dxa"/>
-          </w:tcPr>
-          <w:p>
-            <w:pPr>
-              <w:jc w:val="left"/>
-              <w:rPr>
-                <w:rFonts w:hint="eastAsia"/>
-              </w:rPr>
-            </w:pPr>
-            <w:r>
-              <w:rPr>
-                <w:rFonts w:ascii="宋体" w:eastAsia="宋体" w:hAnsi="宋体"/>
-                <w:sz w:val="18"/>
-              </w:rPr>
-              <w:t xml:space="preserve">400 </w:t>
-            </w:r>
-            <w:r>
-              <w:rPr>
-                <w:rFonts w:ascii="宋体" w:eastAsia="宋体" w:hAnsi="宋体"/>
-                <w:sz w:val="18"/>
-              </w:rPr>
-              <w:t>并提示</w:t>
-            </w:r>
-            <w:r>
-              <w:rPr>
-                <w:rFonts w:ascii="宋体" w:eastAsia="宋体" w:hAnsi="宋体"/>
-                <w:sz w:val="18"/>
-              </w:rPr>
-              <w:t xml:space="preserve"> 0—100</w:t>
+              <w:t>400 并提示 0—100</w:t>
             </w:r>
           </w:p>
         </w:tc>
@@ -24437,104 +20263,27 @@
                 <w:rFonts w:ascii="宋体" w:eastAsia="宋体" w:hAnsi="宋体"/>
                 <w:sz w:val="18"/>
               </w:rPr>
-              <w:t>考勤</w:t>
-            </w:r>
+              <w:t>考勤 100/表现 80/实验 90/作业 100，权重 20/20/30/30</w:t>
+            </w:r>
+          </w:p>
+        </w:tc>
+        <w:tc>
+          <w:tcPr>
+            <w:tcW w:w="2948" w:type="dxa"/>
+          </w:tcPr>
+          <w:p>
+            <w:pPr>
+              <w:jc w:val="left"/>
+              <w:rPr>
+                <w:rFonts w:hint="eastAsia"/>
+              </w:rPr>
+            </w:pPr>
             <w:r>
               <w:rPr>
                 <w:rFonts w:ascii="宋体" w:eastAsia="宋体" w:hAnsi="宋体"/>
                 <w:sz w:val="18"/>
               </w:rPr>
-              <w:t xml:space="preserve"> 100/</w:t>
-            </w:r>
-            <w:r>
-              <w:rPr>
-                <w:rFonts w:ascii="宋体" w:eastAsia="宋体" w:hAnsi="宋体"/>
-                <w:sz w:val="18"/>
-              </w:rPr>
-              <w:t>表现</w:t>
-            </w:r>
-            <w:r>
-              <w:rPr>
-                <w:rFonts w:ascii="宋体" w:eastAsia="宋体" w:hAnsi="宋体"/>
-                <w:sz w:val="18"/>
-              </w:rPr>
-              <w:t xml:space="preserve"> 80/</w:t>
-            </w:r>
-            <w:r>
-              <w:rPr>
-                <w:rFonts w:ascii="宋体" w:eastAsia="宋体" w:hAnsi="宋体"/>
-                <w:sz w:val="18"/>
-              </w:rPr>
-              <w:t>实验</w:t>
-            </w:r>
-            <w:r>
-              <w:rPr>
-                <w:rFonts w:ascii="宋体" w:eastAsia="宋体" w:hAnsi="宋体"/>
-                <w:sz w:val="18"/>
-              </w:rPr>
-              <w:t xml:space="preserve"> 90/</w:t>
-            </w:r>
-            <w:r>
-              <w:rPr>
-                <w:rFonts w:ascii="宋体" w:eastAsia="宋体" w:hAnsi="宋体"/>
-                <w:sz w:val="18"/>
-              </w:rPr>
-              <w:t>作业</w:t>
-            </w:r>
-            <w:r>
-              <w:rPr>
-                <w:rFonts w:ascii="宋体" w:eastAsia="宋体" w:hAnsi="宋体"/>
-                <w:sz w:val="18"/>
-              </w:rPr>
-              <w:t xml:space="preserve"> 100</w:t>
-            </w:r>
-            <w:r>
-              <w:rPr>
-                <w:rFonts w:ascii="宋体" w:eastAsia="宋体" w:hAnsi="宋体"/>
-                <w:sz w:val="18"/>
-              </w:rPr>
-              <w:t>，权重</w:t>
-            </w:r>
-            <w:r>
-              <w:rPr>
-                <w:rFonts w:ascii="宋体" w:eastAsia="宋体" w:hAnsi="宋体"/>
-                <w:sz w:val="18"/>
-              </w:rPr>
-              <w:t xml:space="preserve"> 20/20/30/30</w:t>
-            </w:r>
-          </w:p>
-        </w:tc>
-        <w:tc>
-          <w:tcPr>
-            <w:tcW w:w="2948" w:type="dxa"/>
-          </w:tcPr>
-          <w:p>
-            <w:pPr>
-              <w:jc w:val="left"/>
-              <w:rPr>
-                <w:rFonts w:hint="eastAsia"/>
-              </w:rPr>
-            </w:pPr>
-            <w:r>
-              <w:rPr>
-                <w:rFonts w:ascii="宋体" w:eastAsia="宋体" w:hAnsi="宋体"/>
-                <w:sz w:val="18"/>
-              </w:rPr>
-              <w:t>平时</w:t>
-            </w:r>
-            <w:r>
-              <w:rPr>
-                <w:rFonts w:ascii="宋体" w:eastAsia="宋体" w:hAnsi="宋体"/>
-                <w:sz w:val="18"/>
-              </w:rPr>
-              <w:t xml:space="preserve"> 93.0</w:t>
-            </w:r>
-            <w:r>
-              <w:rPr>
-                <w:rFonts w:ascii="宋体" w:eastAsia="宋体" w:hAnsi="宋体"/>
-                <w:sz w:val="18"/>
-              </w:rPr>
-              <w:t>，总成绩按占比</w:t>
+              <w:t>平时 93.0，总成绩按占比</w:t>
             </w:r>
           </w:p>
         </w:tc>
@@ -24639,14 +20388,7 @@
                 <w:rFonts w:ascii="宋体" w:eastAsia="宋体" w:hAnsi="宋体"/>
                 <w:sz w:val="18"/>
               </w:rPr>
-              <w:t xml:space="preserve">409 </w:t>
-            </w:r>
-            <w:r>
-              <w:rPr>
-                <w:rFonts w:ascii="宋体" w:eastAsia="宋体" w:hAnsi="宋体"/>
-                <w:sz w:val="18"/>
-              </w:rPr>
-              <w:t>并提示</w:t>
+              <w:t>409 并提示</w:t>
             </w:r>
           </w:p>
         </w:tc>
@@ -24751,49 +20493,7 @@
                 <w:rFonts w:ascii="宋体" w:eastAsia="宋体" w:hAnsi="宋体"/>
                 <w:sz w:val="18"/>
               </w:rPr>
-              <w:t>相关考勤</w:t>
-            </w:r>
-            <w:r>
-              <w:rPr>
-                <w:rFonts w:ascii="宋体" w:eastAsia="宋体" w:hAnsi="宋体"/>
-                <w:sz w:val="18"/>
-              </w:rPr>
-              <w:t>/</w:t>
-            </w:r>
-            <w:r>
-              <w:rPr>
-                <w:rFonts w:ascii="宋体" w:eastAsia="宋体" w:hAnsi="宋体"/>
-                <w:sz w:val="18"/>
-              </w:rPr>
-              <w:t>成绩</w:t>
-            </w:r>
-            <w:r>
-              <w:rPr>
-                <w:rFonts w:ascii="宋体" w:eastAsia="宋体" w:hAnsi="宋体"/>
-                <w:sz w:val="18"/>
-              </w:rPr>
-              <w:t>/</w:t>
-            </w:r>
-            <w:r>
-              <w:rPr>
-                <w:rFonts w:ascii="宋体" w:eastAsia="宋体" w:hAnsi="宋体"/>
-                <w:sz w:val="18"/>
-              </w:rPr>
-              <w:t>实验</w:t>
-            </w:r>
-            <w:r>
-              <w:rPr>
-                <w:rFonts w:ascii="宋体" w:eastAsia="宋体" w:hAnsi="宋体"/>
-                <w:sz w:val="18"/>
-              </w:rPr>
-              <w:t>/</w:t>
-            </w:r>
-            <w:r>
-              <w:rPr>
-                <w:rFonts w:ascii="宋体" w:eastAsia="宋体" w:hAnsi="宋体"/>
-                <w:sz w:val="18"/>
-              </w:rPr>
-              <w:t>作业清理</w:t>
+              <w:t>相关考勤/成绩/实验/作业清理</w:t>
             </w:r>
           </w:p>
         </w:tc>
@@ -24878,55 +20578,27 @@
                 <w:rFonts w:ascii="宋体" w:eastAsia="宋体" w:hAnsi="宋体"/>
                 <w:sz w:val="18"/>
               </w:rPr>
-              <w:t>导出总成绩</w:t>
-            </w:r>
+              <w:t>导出总成绩 CSV</w:t>
+            </w:r>
+          </w:p>
+        </w:tc>
+        <w:tc>
+          <w:tcPr>
+            <w:tcW w:w="2948" w:type="dxa"/>
+          </w:tcPr>
+          <w:p>
+            <w:pPr>
+              <w:jc w:val="left"/>
+              <w:rPr>
+                <w:rFonts w:hint="eastAsia"/>
+              </w:rPr>
+            </w:pPr>
             <w:r>
               <w:rPr>
                 <w:rFonts w:ascii="宋体" w:eastAsia="宋体" w:hAnsi="宋体"/>
                 <w:sz w:val="18"/>
               </w:rPr>
-              <w:t xml:space="preserve"> CSV</w:t>
-            </w:r>
-          </w:p>
-        </w:tc>
-        <w:tc>
-          <w:tcPr>
-            <w:tcW w:w="2948" w:type="dxa"/>
-          </w:tcPr>
-          <w:p>
-            <w:pPr>
-              <w:jc w:val="left"/>
-              <w:rPr>
-                <w:rFonts w:hint="eastAsia"/>
-              </w:rPr>
-            </w:pPr>
-            <w:r>
-              <w:rPr>
-                <w:rFonts w:ascii="宋体" w:eastAsia="宋体" w:hAnsi="宋体"/>
-                <w:sz w:val="18"/>
-              </w:rPr>
-              <w:t xml:space="preserve">242 </w:t>
-            </w:r>
-            <w:r>
-              <w:rPr>
-                <w:rFonts w:ascii="宋体" w:eastAsia="宋体" w:hAnsi="宋体"/>
-                <w:sz w:val="18"/>
-              </w:rPr>
-              <w:t>行，</w:t>
-            </w:r>
-            <w:r>
-              <w:rPr>
-                <w:rFonts w:ascii="宋体" w:eastAsia="宋体" w:hAnsi="宋体"/>
-                <w:sz w:val="18"/>
-              </w:rPr>
-              <w:t xml:space="preserve">Excel </w:t>
-            </w:r>
-            <w:r>
-              <w:rPr>
-                <w:rFonts w:ascii="宋体" w:eastAsia="宋体" w:hAnsi="宋体"/>
-                <w:sz w:val="18"/>
-              </w:rPr>
-              <w:t>中文正常</w:t>
+              <w:t>242 行，Excel 中文正常</w:t>
             </w:r>
           </w:p>
         </w:tc>
@@ -25767,14 +21439,7 @@
                 <w:rFonts w:ascii="宋体" w:eastAsia="宋体" w:hAnsi="宋体"/>
                 <w:sz w:val="18"/>
               </w:rPr>
-              <w:t xml:space="preserve">409 </w:t>
-            </w:r>
-            <w:r>
-              <w:rPr>
-                <w:rFonts w:ascii="宋体" w:eastAsia="宋体" w:hAnsi="宋体"/>
-                <w:sz w:val="18"/>
-              </w:rPr>
-              <w:t>并提示</w:t>
+              <w:t>409 并提示</w:t>
             </w:r>
           </w:p>
         </w:tc>
@@ -25879,77 +21544,7 @@
                 <w:rFonts w:ascii="宋体" w:eastAsia="宋体" w:hAnsi="宋体"/>
                 <w:sz w:val="18"/>
               </w:rPr>
-              <w:t>考勤</w:t>
-            </w:r>
-            <w:r>
-              <w:rPr>
-                <w:rFonts w:ascii="宋体" w:eastAsia="宋体" w:hAnsi="宋体"/>
-                <w:sz w:val="18"/>
-              </w:rPr>
-              <w:t>/</w:t>
-            </w:r>
-            <w:r>
-              <w:rPr>
-                <w:rFonts w:ascii="宋体" w:eastAsia="宋体" w:hAnsi="宋体"/>
-                <w:sz w:val="18"/>
-              </w:rPr>
-              <w:t>表现</w:t>
-            </w:r>
-            <w:r>
-              <w:rPr>
-                <w:rFonts w:ascii="宋体" w:eastAsia="宋体" w:hAnsi="宋体"/>
-                <w:sz w:val="18"/>
-              </w:rPr>
-              <w:t>/</w:t>
-            </w:r>
-            <w:r>
-              <w:rPr>
-                <w:rFonts w:ascii="宋体" w:eastAsia="宋体" w:hAnsi="宋体"/>
-                <w:sz w:val="18"/>
-              </w:rPr>
-              <w:t>实验</w:t>
-            </w:r>
-            <w:r>
-              <w:rPr>
-                <w:rFonts w:ascii="宋体" w:eastAsia="宋体" w:hAnsi="宋体"/>
-                <w:sz w:val="18"/>
-              </w:rPr>
-              <w:t>/</w:t>
-            </w:r>
-            <w:r>
-              <w:rPr>
-                <w:rFonts w:ascii="宋体" w:eastAsia="宋体" w:hAnsi="宋体"/>
-                <w:sz w:val="18"/>
-              </w:rPr>
-              <w:t>作业</w:t>
-            </w:r>
-            <w:r>
-              <w:rPr>
-                <w:rFonts w:ascii="宋体" w:eastAsia="宋体" w:hAnsi="宋体"/>
-                <w:sz w:val="18"/>
-              </w:rPr>
-              <w:t>/</w:t>
-            </w:r>
-            <w:r>
-              <w:rPr>
-                <w:rFonts w:ascii="宋体" w:eastAsia="宋体" w:hAnsi="宋体"/>
-                <w:sz w:val="18"/>
-              </w:rPr>
-              <w:t>成绩</w:t>
-            </w:r>
-            <w:r>
-              <w:rPr>
-                <w:rFonts w:ascii="宋体" w:eastAsia="宋体" w:hAnsi="宋体"/>
-                <w:sz w:val="18"/>
-              </w:rPr>
-              <w:t>/</w:t>
-            </w:r>
-            <w:r>
-              <w:rPr>
-                <w:rFonts w:ascii="宋体" w:eastAsia="宋体" w:hAnsi="宋体"/>
-                <w:sz w:val="18"/>
-              </w:rPr>
-              <w:t>规则清理</w:t>
+              <w:t>考勤/表现/实验/作业/成绩/规则清理</w:t>
             </w:r>
           </w:p>
         </w:tc>
@@ -26139,48 +21734,27 @@
                 <w:rFonts w:ascii="宋体" w:eastAsia="宋体" w:hAnsi="宋体"/>
                 <w:sz w:val="18"/>
               </w:rPr>
-              <w:t>新密码少于</w:t>
-            </w:r>
+              <w:t>新密码少于 6 位</w:t>
+            </w:r>
+          </w:p>
+        </w:tc>
+        <w:tc>
+          <w:tcPr>
+            <w:tcW w:w="2948" w:type="dxa"/>
+          </w:tcPr>
+          <w:p>
+            <w:pPr>
+              <w:jc w:val="left"/>
+              <w:rPr>
+                <w:rFonts w:hint="eastAsia"/>
+              </w:rPr>
+            </w:pPr>
             <w:r>
               <w:rPr>
                 <w:rFonts w:ascii="宋体" w:eastAsia="宋体" w:hAnsi="宋体"/>
                 <w:sz w:val="18"/>
               </w:rPr>
-              <w:t xml:space="preserve"> 6 </w:t>
-            </w:r>
-            <w:r>
-              <w:rPr>
-                <w:rFonts w:ascii="宋体" w:eastAsia="宋体" w:hAnsi="宋体"/>
-                <w:sz w:val="18"/>
-              </w:rPr>
-              <w:t>位</w:t>
-            </w:r>
-          </w:p>
-        </w:tc>
-        <w:tc>
-          <w:tcPr>
-            <w:tcW w:w="2948" w:type="dxa"/>
-          </w:tcPr>
-          <w:p>
-            <w:pPr>
-              <w:jc w:val="left"/>
-              <w:rPr>
-                <w:rFonts w:hint="eastAsia"/>
-              </w:rPr>
-            </w:pPr>
-            <w:r>
-              <w:rPr>
-                <w:rFonts w:ascii="宋体" w:eastAsia="宋体" w:hAnsi="宋体"/>
-                <w:sz w:val="18"/>
-              </w:rPr>
-              <w:t xml:space="preserve">400 </w:t>
-            </w:r>
-            <w:r>
-              <w:rPr>
-                <w:rFonts w:ascii="宋体" w:eastAsia="宋体" w:hAnsi="宋体"/>
-                <w:sz w:val="18"/>
-              </w:rPr>
-              <w:t>并提示</w:t>
+              <w:t>400 并提示</w:t>
             </w:r>
           </w:p>
         </w:tc>
@@ -26455,41 +22029,27 @@
                 <w:rFonts w:ascii="宋体" w:eastAsia="宋体" w:hAnsi="宋体"/>
                 <w:sz w:val="18"/>
               </w:rPr>
-              <w:t xml:space="preserve">CSV </w:t>
-            </w:r>
+              <w:t>CSV 编码</w:t>
+            </w:r>
+          </w:p>
+        </w:tc>
+        <w:tc>
+          <w:tcPr>
+            <w:tcW w:w="3628" w:type="dxa"/>
+          </w:tcPr>
+          <w:p>
+            <w:pPr>
+              <w:jc w:val="left"/>
+              <w:rPr>
+                <w:rFonts w:hint="eastAsia"/>
+              </w:rPr>
+            </w:pPr>
             <w:r>
               <w:rPr>
                 <w:rFonts w:ascii="宋体" w:eastAsia="宋体" w:hAnsi="宋体"/>
                 <w:sz w:val="18"/>
               </w:rPr>
-              <w:t>编码</w:t>
-            </w:r>
-          </w:p>
-        </w:tc>
-        <w:tc>
-          <w:tcPr>
-            <w:tcW w:w="3628" w:type="dxa"/>
-          </w:tcPr>
-          <w:p>
-            <w:pPr>
-              <w:jc w:val="left"/>
-              <w:rPr>
-                <w:rFonts w:hint="eastAsia"/>
-              </w:rPr>
-            </w:pPr>
-            <w:r>
-              <w:rPr>
-                <w:rFonts w:ascii="宋体" w:eastAsia="宋体" w:hAnsi="宋体"/>
-                <w:sz w:val="18"/>
-              </w:rPr>
-              <w:t xml:space="preserve">Excel </w:t>
-            </w:r>
-            <w:r>
-              <w:rPr>
-                <w:rFonts w:ascii="宋体" w:eastAsia="宋体" w:hAnsi="宋体"/>
-                <w:sz w:val="18"/>
-              </w:rPr>
-              <w:t>打开导出文件</w:t>
+              <w:t>Excel 打开导出文件</w:t>
             </w:r>
           </w:p>
         </w:tc>
@@ -26614,14 +22174,7 @@
                 <w:rFonts w:ascii="宋体" w:eastAsia="宋体" w:hAnsi="宋体"/>
                 <w:sz w:val="18"/>
               </w:rPr>
-              <w:t>记录操作人、动作、时间、</w:t>
-            </w:r>
-            <w:r>
-              <w:rPr>
-                <w:rFonts w:ascii="宋体" w:eastAsia="宋体" w:hAnsi="宋体"/>
-                <w:sz w:val="18"/>
-              </w:rPr>
-              <w:t>IP</w:t>
+              <w:t>记录操作人、动作、时间、IP</w:t>
             </w:r>
           </w:p>
         </w:tc>
@@ -26656,10 +22209,7 @@
       </w:pPr>
       <w:bookmarkStart w:id="41" w:name="_Toc243687188"/>
       <w:r>
-        <w:t xml:space="preserve">7.11 </w:t>
-      </w:r>
-      <w:r>
-        <w:t>系统运行效果</w:t>
+        <w:t>7.11 系统运行效果</w:t>
       </w:r>
       <w:bookmarkEnd w:id="41"/>
     </w:p>
@@ -26730,13 +22280,7 @@
         </w:rPr>
       </w:pPr>
       <w:r>
-        <w:t>图</w:t>
-      </w:r>
-      <w:r>
-        <w:t xml:space="preserve"> 7-1 </w:t>
-      </w:r>
-      <w:r>
-        <w:t>登录页面</w:t>
+        <w:t>图 7-1 登录页面</w:t>
       </w:r>
     </w:p>
     <w:p>
@@ -26796,13 +22340,7 @@
         </w:rPr>
       </w:pPr>
       <w:r>
-        <w:t>图</w:t>
-      </w:r>
-      <w:r>
-        <w:t xml:space="preserve"> 7-2 </w:t>
-      </w:r>
-      <w:r>
-        <w:t>工作台</w:t>
+        <w:t>图 7-2 工作台</w:t>
       </w:r>
     </w:p>
     <w:p>
@@ -26861,13 +22399,7 @@
         </w:rPr>
       </w:pPr>
       <w:r>
-        <w:t>图</w:t>
-      </w:r>
-      <w:r>
-        <w:t xml:space="preserve"> 7-3 </w:t>
-      </w:r>
-      <w:r>
-        <w:t>考勤查询与录入</w:t>
+        <w:t>图 7-3 考勤查询与录入</w:t>
       </w:r>
     </w:p>
     <w:p>
@@ -26927,13 +22459,7 @@
         </w:rPr>
       </w:pPr>
       <w:r>
-        <w:t>图</w:t>
-      </w:r>
-      <w:r>
-        <w:t xml:space="preserve"> 7-4 </w:t>
-      </w:r>
-      <w:r>
-        <w:t>成绩汇总与导出</w:t>
+        <w:t>图 7-4 成绩汇总与导出</w:t>
       </w:r>
     </w:p>
     <w:p>
@@ -26992,13 +22518,7 @@
         </w:rPr>
       </w:pPr>
       <w:r>
-        <w:t>图</w:t>
-      </w:r>
-      <w:r>
-        <w:t xml:space="preserve"> 7-5 </w:t>
-      </w:r>
-      <w:r>
-        <w:t>学生管理</w:t>
+        <w:t>图 7-5 学生管理</w:t>
       </w:r>
     </w:p>
     <w:p>
@@ -27058,13 +22578,7 @@
         </w:rPr>
       </w:pPr>
       <w:r>
-        <w:t>图</w:t>
-      </w:r>
-      <w:r>
-        <w:t xml:space="preserve"> 7-6 </w:t>
-      </w:r>
-      <w:r>
-        <w:t>操作日志</w:t>
+        <w:t>图 7-6 操作日志</w:t>
       </w:r>
     </w:p>
     <w:p>
@@ -27091,10 +22605,7 @@
       </w:pPr>
       <w:bookmarkStart w:id="43" w:name="_Toc243687190"/>
       <w:r>
-        <w:t xml:space="preserve">8.1 </w:t>
-      </w:r>
-      <w:r>
-        <w:t>实训过程总结</w:t>
+        <w:t>8.1 实训过程总结</w:t>
       </w:r>
       <w:bookmarkEnd w:id="43"/>
     </w:p>
@@ -27106,43 +22617,7 @@
         </w:rPr>
       </w:pPr>
       <w:r>
-        <w:t>本次实训从需求分析开始，经历了环境搭建、数据库设计、后端开发、前端开发、测试调试与容器化部署等阶段。开发初期先完成数据库表结构与演示数据，保证各功能模块有稳定的数据基础；随后按</w:t>
-      </w:r>
-      <w:r>
-        <w:t>“</w:t>
-      </w:r>
-      <w:r>
-        <w:t>登录认证</w:t>
-      </w:r>
-      <w:r>
-        <w:t>—</w:t>
-      </w:r>
-      <w:r>
-        <w:t>基础数据</w:t>
-      </w:r>
-      <w:r>
-        <w:t>—</w:t>
-      </w:r>
-      <w:r>
-        <w:t>教学过程</w:t>
-      </w:r>
-      <w:r>
-        <w:t>—</w:t>
-      </w:r>
-      <w:r>
-        <w:t>成绩统计</w:t>
-      </w:r>
-      <w:r>
-        <w:t>”</w:t>
-      </w:r>
-      <w:r>
-        <w:t>的顺序实现功能；最后补充前后端分离接口与</w:t>
-      </w:r>
-      <w:r>
-        <w:t xml:space="preserve"> Docker </w:t>
-      </w:r>
-      <w:r>
-        <w:t>部署，使系统具备完整的演示与交付能力。</w:t>
+        <w:t>本次实训从需求分析开始，经历了环境搭建、数据库设计、后端开发、前端开发、测试调试与容器化部署等阶段。开发初期先完成数据库表结构与演示数据，保证各功能模块有稳定的数据基础；随后按“登录认证—基础数据—教学过程—成绩统计”的顺序实现功能；最后补充前后端分离接口与 Docker 部署，使系统具备完整的演示与交付能力。</w:t>
       </w:r>
     </w:p>
     <w:p>
@@ -27153,19 +22628,7 @@
         </w:rPr>
       </w:pPr>
       <w:r>
-        <w:t>在实现过程中，我逐步建立了</w:t>
-      </w:r>
-      <w:r>
-        <w:t>“</w:t>
-      </w:r>
-      <w:r>
-        <w:t>先设计、后编码、再验证</w:t>
-      </w:r>
-      <w:r>
-        <w:t>”</w:t>
-      </w:r>
-      <w:r>
-        <w:t>的工作习惯：每新增一个功能，先明确数据表、接口与权限，再编写代码，最后通过页面操作与接口请求双重验证。对于成绩计算、批量考勤、级联删除等容易出错的逻辑，均补充了边界校验与测试用例。</w:t>
+        <w:t>在实现过程中，我逐步建立了“先设计、后编码、再验证”的工作习惯：每新增一个功能，先明确数据表、接口与权限，再编写代码，最后通过页面操作与接口请求双重验证。对于成绩计算、批量考勤、级联删除等容易出错的逻辑，均补充了边界校验与测试用例。</w:t>
       </w:r>
     </w:p>
     <w:p>
@@ -27177,10 +22640,7 @@
       </w:pPr>
       <w:bookmarkStart w:id="44" w:name="_Toc243687191"/>
       <w:r>
-        <w:t xml:space="preserve">8.2 </w:t>
-      </w:r>
-      <w:r>
-        <w:t>技术能力收获</w:t>
+        <w:t>8.2 技术能力收获</w:t>
       </w:r>
       <w:bookmarkEnd w:id="44"/>
     </w:p>
@@ -27192,61 +22652,7 @@
         </w:rPr>
       </w:pPr>
       <w:r>
-        <w:t>通过本实训，我较为系统地掌握了</w:t>
-      </w:r>
-      <w:r>
-        <w:t xml:space="preserve"> Spring Boot </w:t>
-      </w:r>
-      <w:r>
-        <w:t>的分层开发方式，理解了</w:t>
-      </w:r>
-      <w:r>
-        <w:t xml:space="preserve"> Controller</w:t>
-      </w:r>
-      <w:r>
-        <w:t>、</w:t>
-      </w:r>
-      <w:r>
-        <w:t>Service</w:t>
-      </w:r>
-      <w:r>
-        <w:t>、</w:t>
-      </w:r>
-      <w:r>
-        <w:t xml:space="preserve">Mapper </w:t>
-      </w:r>
-      <w:r>
-        <w:t>的职责划分；熟悉了</w:t>
-      </w:r>
-      <w:r>
-        <w:t xml:space="preserve"> MyBatis </w:t>
-      </w:r>
-      <w:r>
-        <w:t>注解</w:t>
-      </w:r>
-      <w:r>
-        <w:t xml:space="preserve"> SQL</w:t>
-      </w:r>
-      <w:r>
-        <w:t>、动态</w:t>
-      </w:r>
-      <w:r>
-        <w:t xml:space="preserve"> SQL</w:t>
-      </w:r>
-      <w:r>
-        <w:t>、联合唯一约束与聚合查询；掌握了</w:t>
-      </w:r>
-      <w:r>
-        <w:t xml:space="preserve"> Session </w:t>
-      </w:r>
-      <w:r>
-        <w:t>登录态、拦截器、</w:t>
-      </w:r>
-      <w:r>
-        <w:t xml:space="preserve">BCrypt </w:t>
-      </w:r>
-      <w:r>
-        <w:t>密码存储、同源校验等安全实践；学会了使用外键与事务保证数据一致性。</w:t>
+        <w:t>通过本实训，我较为系统地掌握了 Spring Boot 的分层开发方式，理解了 Controller、Service、Mapper 的职责划分；熟悉了 MyBatis 注解 SQL、动态 SQL、联合唯一约束与聚合查询；掌握了 Session 登录态、拦截器、BCrypt 密码存储、同源校验等安全实践；学会了使用外键与事务保证数据一致性。</w:t>
       </w:r>
     </w:p>
     <w:p>
@@ -27257,43 +22663,7 @@
         </w:rPr>
       </w:pPr>
       <w:r>
-        <w:t>在工程能力方面，我掌握了</w:t>
-      </w:r>
-      <w:r>
-        <w:t xml:space="preserve"> Maven </w:t>
-      </w:r>
-      <w:r>
-        <w:t>构建、</w:t>
-      </w:r>
-      <w:r>
-        <w:t xml:space="preserve">WAR </w:t>
-      </w:r>
-      <w:r>
-        <w:t>打包、</w:t>
-      </w:r>
-      <w:r>
-        <w:t xml:space="preserve">Tomcat </w:t>
-      </w:r>
-      <w:r>
-        <w:t>部署、</w:t>
-      </w:r>
-      <w:r>
-        <w:t xml:space="preserve">Nginx </w:t>
-      </w:r>
-      <w:r>
-        <w:t>反向代理与</w:t>
-      </w:r>
-      <w:r>
-        <w:t xml:space="preserve"> Docker Compose </w:t>
-      </w:r>
-      <w:r>
-        <w:t>编排；理解了前后端分离的接口设计、</w:t>
-      </w:r>
-      <w:r>
-        <w:t xml:space="preserve">Cookie </w:t>
-      </w:r>
-      <w:r>
-        <w:t>同源策略与静态资源托管方式；也学会了通过日志、接口返回与数据库查询定位问题。</w:t>
+        <w:t>在工程能力方面，我掌握了 Maven 构建、WAR 打包、Tomcat 部署、Nginx 反向代理与 Docker Compose 编排；理解了前后端分离的接口设计、Cookie 同源策略与静态资源托管方式；也学会了通过日志、接口返回与数据库查询定位问题。</w:t>
       </w:r>
     </w:p>
     <w:p>
@@ -27305,10 +22675,7 @@
       </w:pPr>
       <w:bookmarkStart w:id="45" w:name="_Toc243687192"/>
       <w:r>
-        <w:t xml:space="preserve">8.3 </w:t>
-      </w:r>
-      <w:r>
-        <w:t>遇到的问题及解决方法</w:t>
+        <w:t>8.3 遇到的问题及解决方法</w:t>
       </w:r>
       <w:bookmarkEnd w:id="45"/>
     </w:p>
@@ -27320,79 +22687,7 @@
         </w:rPr>
       </w:pPr>
       <w:r>
-        <w:t>（</w:t>
-      </w:r>
-      <w:r>
-        <w:t>1</w:t>
-      </w:r>
-      <w:r>
-        <w:t>）</w:t>
-      </w:r>
-      <w:r>
-        <w:t xml:space="preserve">IDE </w:t>
-      </w:r>
-      <w:r>
-        <w:t>使用</w:t>
-      </w:r>
-      <w:r>
-        <w:t xml:space="preserve"> JDK 25 </w:t>
-      </w:r>
-      <w:r>
-        <w:t>编译，运行时报</w:t>
-      </w:r>
-      <w:r>
-        <w:t xml:space="preserve"> UnsupportedClassVersionError</w:t>
-      </w:r>
-      <w:r>
-        <w:t>（</w:t>
-      </w:r>
-      <w:r>
-        <w:t xml:space="preserve">class </w:t>
-      </w:r>
-      <w:r>
-        <w:t>文件版本</w:t>
-      </w:r>
-      <w:r>
-        <w:t xml:space="preserve"> 69.0</w:t>
-      </w:r>
-      <w:r>
-        <w:t>）。解决方法：将</w:t>
-      </w:r>
-      <w:r>
-        <w:t xml:space="preserve"> IDE </w:t>
-      </w:r>
-      <w:r>
-        <w:t>编译</w:t>
-      </w:r>
-      <w:r>
-        <w:t xml:space="preserve"> JDK </w:t>
-      </w:r>
-      <w:r>
-        <w:t>固定为</w:t>
-      </w:r>
-      <w:r>
-        <w:t xml:space="preserve"> 17</w:t>
-      </w:r>
-      <w:r>
-        <w:t>，执行</w:t>
-      </w:r>
-      <w:r>
-        <w:t xml:space="preserve"> mvn clean package </w:t>
-      </w:r>
-      <w:r>
-        <w:t>重新构建，并检查所有</w:t>
-      </w:r>
-      <w:r>
-        <w:t xml:space="preserve"> class </w:t>
-      </w:r>
-      <w:r>
-        <w:t>均为版本</w:t>
-      </w:r>
-      <w:r>
-        <w:t xml:space="preserve"> 61</w:t>
-      </w:r>
-      <w:r>
-        <w:t>。</w:t>
+        <w:t>（1）IDE 使用 JDK 25 编译，运行时报 UnsupportedClassVersionError（class 文件版本 69.0）。解决方法：将 IDE 编译 JDK 固定为 17，执行 mvn clean package 重新构建，并检查所有 class 均为版本 61。</w:t>
       </w:r>
     </w:p>
     <w:p>
@@ -27403,13 +22698,7 @@
         </w:rPr>
       </w:pPr>
       <w:r>
-        <w:t>（</w:t>
-      </w:r>
-      <w:r>
-        <w:t>2</w:t>
-      </w:r>
-      <w:r>
-        <w:t>）应用启动时自动执行数据脚本，导致演示数据重复。解决方法：启动时只执行幂等的建表脚本，演示数据改为手工执行一次快照脚本。</w:t>
+        <w:t>（2）应用启动时自动执行数据脚本，导致演示数据重复。解决方法：启动时只执行幂等的建表脚本，演示数据改为手工执行一次快照脚本。</w:t>
       </w:r>
     </w:p>
     <w:p>
@@ -27421,37 +22710,7 @@
       </w:pPr>
       <w:r>
         <w:lastRenderedPageBreak/>
-        <w:t>（</w:t>
-      </w:r>
-      <w:r>
-        <w:t>3</w:t>
-      </w:r>
-      <w:r>
-        <w:t>）</w:t>
-      </w:r>
-      <w:r>
-        <w:t xml:space="preserve">Thymeleaf 3.1 </w:t>
-      </w:r>
-      <w:r>
-        <w:t>不允许在</w:t>
-      </w:r>
-      <w:r>
-        <w:t xml:space="preserve"> th:onclick </w:t>
-      </w:r>
-      <w:r>
-        <w:t>中直接拼接字符串，页面按钮失效。解决方法：改用</w:t>
-      </w:r>
-      <w:r>
-        <w:t xml:space="preserve"> data-* </w:t>
-      </w:r>
-      <w:r>
-        <w:t>属性传递参数，由外部</w:t>
-      </w:r>
-      <w:r>
-        <w:t xml:space="preserve"> JS </w:t>
-      </w:r>
-      <w:r>
-        <w:t>绑定事件。</w:t>
+        <w:t>（3）Thymeleaf 3.1 不允许在 th:onclick 中直接拼接字符串，页面按钮失效。解决方法：改用 data-* 属性传递参数，由外部 JS 绑定事件。</w:t>
       </w:r>
     </w:p>
     <w:p>
@@ -27462,43 +22721,7 @@
         </w:rPr>
       </w:pPr>
       <w:r>
-        <w:t>（</w:t>
-      </w:r>
-      <w:r>
-        <w:t>4</w:t>
-      </w:r>
-      <w:r>
-        <w:t>）</w:t>
-      </w:r>
-      <w:r>
-        <w:t xml:space="preserve">MyBatis </w:t>
-      </w:r>
-      <w:r>
-        <w:t>中</w:t>
-      </w:r>
-      <w:r>
-        <w:t xml:space="preserve"> LIKE </w:t>
-      </w:r>
-      <w:r>
-        <w:t>拼接写成</w:t>
-      </w:r>
-      <w:r>
-        <w:t xml:space="preserve"> '%' + #{keyword} + '%' </w:t>
-      </w:r>
-      <w:r>
-        <w:t>在</w:t>
-      </w:r>
-      <w:r>
-        <w:t xml:space="preserve"> MySQL </w:t>
-      </w:r>
-      <w:r>
-        <w:t>下语法错误。解决方法：改为</w:t>
-      </w:r>
-      <w:r>
-        <w:t xml:space="preserve"> CONCAT('%', #{keyword}, '%')</w:t>
-      </w:r>
-      <w:r>
-        <w:t>。</w:t>
+        <w:t>（4）MyBatis 中 LIKE 拼接写成 '%' + #{keyword} + '%' 在 MySQL 下语法错误。解决方法：改为 CONCAT('%', #{keyword}, '%')。</w:t>
       </w:r>
     </w:p>
     <w:p>
@@ -27509,25 +22732,7 @@
         </w:rPr>
       </w:pPr>
       <w:r>
-        <w:t>（</w:t>
-      </w:r>
-      <w:r>
-        <w:t>5</w:t>
-      </w:r>
-      <w:r>
-        <w:t>）循环更新时出现</w:t>
-      </w:r>
-      <w:r>
-        <w:t xml:space="preserve"> ResultSet closed</w:t>
-      </w:r>
-      <w:r>
-        <w:t>。解决方法：先将查询结果物化为</w:t>
-      </w:r>
-      <w:r>
-        <w:t xml:space="preserve"> List</w:t>
-      </w:r>
-      <w:r>
-        <w:t>，再执行写操作。</w:t>
+        <w:t>（5）循环更新时出现 ResultSet closed。解决方法：先将查询结果物化为 List，再执行写操作。</w:t>
       </w:r>
     </w:p>
     <w:p>
@@ -27538,25 +22743,7 @@
         </w:rPr>
       </w:pPr>
       <w:r>
-        <w:t>（</w:t>
-      </w:r>
-      <w:r>
-        <w:t>6</w:t>
-      </w:r>
-      <w:r>
-        <w:t>）成绩报表按学生逐条查询导致</w:t>
-      </w:r>
-      <w:r>
-        <w:t xml:space="preserve"> N+1</w:t>
-      </w:r>
-      <w:r>
-        <w:t>，页面响应慢。解决方法：改为每类数据一次聚合查询，再用</w:t>
-      </w:r>
-      <w:r>
-        <w:t xml:space="preserve"> Map </w:t>
-      </w:r>
-      <w:r>
-        <w:t>匹配，响应时间从数秒降到亚秒级。</w:t>
+        <w:t>（6）成绩报表按学生逐条查询导致 N+1，页面响应慢。解决方法：改为每类数据一次聚合查询，再用 Map 匹配，响应时间从数秒降到亚秒级。</w:t>
       </w:r>
     </w:p>
     <w:p>
@@ -27567,19 +22754,7 @@
         </w:rPr>
       </w:pPr>
       <w:r>
-        <w:t>（</w:t>
-      </w:r>
-      <w:r>
-        <w:t>7</w:t>
-      </w:r>
-      <w:r>
-        <w:t>）演示数据日期不真实，考勤几乎全部集中在周五。解决方法：按</w:t>
-      </w:r>
-      <w:r>
-        <w:t xml:space="preserve"> 16 </w:t>
-      </w:r>
-      <w:r>
-        <w:t>个教学周重新生成数据，不同课程分布在不同工作日，避开周末与国庆假期。</w:t>
+        <w:t>（7）演示数据日期不真实，考勤几乎全部集中在周五。解决方法：按 16 个教学周重新生成数据，不同课程分布在不同工作日，避开周末与国庆假期。</w:t>
       </w:r>
     </w:p>
     <w:p>
@@ -27591,10 +22766,7 @@
       </w:pPr>
       <w:bookmarkStart w:id="46" w:name="_Toc243687193"/>
       <w:r>
-        <w:t xml:space="preserve">8.4 </w:t>
-      </w:r>
-      <w:r>
-        <w:t>自身不足与改进方向</w:t>
+        <w:t>8.4 自身不足与改进方向</w:t>
       </w:r>
       <w:bookmarkEnd w:id="46"/>
     </w:p>
@@ -27606,49 +22778,7 @@
         </w:rPr>
       </w:pPr>
       <w:r>
-        <w:t>系统虽然完成了预定功能，但仍存在不足。第一，</w:t>
-      </w:r>
-      <w:r>
-        <w:t xml:space="preserve">Service </w:t>
-      </w:r>
-      <w:r>
-        <w:t>层覆盖不完整，考勤、表现、实验、作业等模块的部分业务逻辑仍在</w:t>
-      </w:r>
-      <w:r>
-        <w:t xml:space="preserve"> Controller </w:t>
-      </w:r>
-      <w:r>
-        <w:t>中，后续应按模块拆分</w:t>
-      </w:r>
-      <w:r>
-        <w:t xml:space="preserve"> Service</w:t>
-      </w:r>
-      <w:r>
-        <w:t>，使分层更加彻底，也便于单元测试。第二，数据库实际采用</w:t>
-      </w:r>
-      <w:r>
-        <w:t xml:space="preserve"> MySQL</w:t>
-      </w:r>
-      <w:r>
-        <w:t>，与指导手册中的</w:t>
-      </w:r>
-      <w:r>
-        <w:t xml:space="preserve"> SQL Server </w:t>
-      </w:r>
-      <w:r>
-        <w:t>存在差异，虽然核心</w:t>
-      </w:r>
-      <w:r>
-        <w:t xml:space="preserve"> SQL </w:t>
-      </w:r>
-      <w:r>
-        <w:t>兼容，但若课程要求严格，仍需补充</w:t>
-      </w:r>
-      <w:r>
-        <w:t xml:space="preserve"> SQL Server </w:t>
-      </w:r>
-      <w:r>
-        <w:t>的建表脚本与驱动配置。第三，前后端分离版的功能仍在持续补齐，部分管理操作的历史交互习惯还需要优化，例如批量导入、表格排序与筛选条件的记忆。</w:t>
+        <w:t>系统虽然完成了预定功能，但仍存在不足。第一，Service 层覆盖不完整，考勤、表现、实验、作业等模块的部分业务逻辑仍在 Controller 中，后续应按模块拆分 Service，使分层更加彻底，也便于单元测试。第二，数据库实际采用 MySQL，与指导手册中的 SQL Server 存在差异，虽然核心 SQL 兼容，但若课程要求严格，仍需补充 SQL Server 的建表脚本与驱动配置。第三，前后端分离版的功能仍在持续补齐，部分管理操作的历史交互习惯还需要优化，例如批量导入、表格排序与筛选条件的记忆。</w:t>
       </w:r>
     </w:p>
     <w:p>
@@ -27659,55 +22789,7 @@
         </w:rPr>
       </w:pPr>
       <w:r>
-        <w:t>第四，测试以功能测试与少量单元测试为主，缺少自动化接口测试与性能测试；后续可以引入</w:t>
-      </w:r>
-      <w:r>
-        <w:t xml:space="preserve"> MockMvc</w:t>
-      </w:r>
-      <w:r>
-        <w:t>、</w:t>
-      </w:r>
-      <w:r>
-        <w:t xml:space="preserve">Testcontainers </w:t>
-      </w:r>
-      <w:r>
-        <w:t>与</w:t>
-      </w:r>
-      <w:r>
-        <w:t xml:space="preserve"> JMeter</w:t>
-      </w:r>
-      <w:r>
-        <w:t>，对关键接口做回归与压力测试。第五，成绩导出目前为</w:t>
-      </w:r>
-      <w:r>
-        <w:t xml:space="preserve"> CSV</w:t>
-      </w:r>
-      <w:r>
-        <w:t>，若需要更正式的报表，可引入</w:t>
-      </w:r>
-      <w:r>
-        <w:t xml:space="preserve"> Apache POI </w:t>
-      </w:r>
-      <w:r>
-        <w:t>生成带格式的</w:t>
-      </w:r>
-      <w:r>
-        <w:t xml:space="preserve"> Excel</w:t>
-      </w:r>
-      <w:r>
-        <w:t>，或使用模板引擎生成</w:t>
-      </w:r>
-      <w:r>
-        <w:t xml:space="preserve"> PDF</w:t>
-      </w:r>
-      <w:r>
-        <w:t>。第六，系统在高并发、缓存、日志采集、权限精细化（菜单级</w:t>
-      </w:r>
-      <w:r>
-        <w:t>/</w:t>
-      </w:r>
-      <w:r>
-        <w:t>按钮级）方面仍是空白，距离生产系统还有差距。</w:t>
+        <w:t>第四，测试以功能测试与少量单元测试为主，缺少自动化接口测试与性能测试；后续可以引入 MockMvc、Testcontainers 与 JMeter，对关键接口做回归与压力测试。第五，成绩导出目前为 CSV，若需要更正式的报表，可引入 Apache POI 生成带格式的 Excel，或使用模板引擎生成 PDF。第六，系统在高并发、缓存、日志采集、权限精细化（菜单级/按钮级）方面仍是空白，距离生产系统还有差距。</w:t>
       </w:r>
     </w:p>
     <w:p>
@@ -27718,47 +22800,11 @@
         </w:rPr>
       </w:pPr>
       <w:r>
-        <w:t>针对上述不足，我计划从三个方面改进：一是继续完善</w:t>
-      </w:r>
-      <w:r>
-        <w:t xml:space="preserve"> Service </w:t>
-      </w:r>
-      <w:r>
-        <w:t>分层与单元测试，提升代码可维护性；二是补充</w:t>
-      </w:r>
-      <w:r>
-        <w:t xml:space="preserve"> SQL Server </w:t>
-      </w:r>
-      <w:r>
-        <w:t>兼容脚本与部署文档，满足不同环境要求；三是完善前端交互与报表能力，增加批量导入、图表统计与导出</w:t>
+        <w:t>针对上述不足，我计划从三个方面改进：一是继续完善 Service 分层与单元测试，提升代码可维护性；二是补充 SQL Server 兼容脚本与部署文档，满足不同环境要求；三是完善前端交互与报表能力，增加批量导入、图表统计与导出</w:t>
       </w:r>
       <w:r>
         <w:lastRenderedPageBreak/>
-        <w:t>格式选择。通过持续迭代，使系统从</w:t>
-      </w:r>
-      <w:r>
-        <w:t>“</w:t>
-      </w:r>
-      <w:r>
-        <w:t>能运行的课程作业</w:t>
-      </w:r>
-      <w:r>
-        <w:t>”</w:t>
-      </w:r>
-      <w:r>
-        <w:t>逐步接近</w:t>
-      </w:r>
-      <w:r>
-        <w:t>“</w:t>
-      </w:r>
-      <w:r>
-        <w:t>可用于实际教学的业务系统</w:t>
-      </w:r>
-      <w:r>
-        <w:t>”</w:t>
-      </w:r>
-      <w:r>
-        <w:t>。</w:t>
+        <w:t>格式选择。通过持续迭代，使系统从“能运行的课程作业”逐步接近“可用于实际教学的业务系统”。</w:t>
       </w:r>
     </w:p>
     <w:p>
@@ -27772,13 +22818,7 @@
       <w:bookmarkStart w:id="47" w:name="_Toc243687194"/>
       <w:r>
         <w:lastRenderedPageBreak/>
-        <w:t>附录</w:t>
-      </w:r>
-      <w:r>
-        <w:t xml:space="preserve"> A </w:t>
-      </w:r>
-      <w:r>
-        <w:t>数据库脚本说明</w:t>
+        <w:t>附录 A 数据库脚本说明</w:t>
       </w:r>
       <w:bookmarkEnd w:id="47"/>
     </w:p>
@@ -27790,37 +22830,7 @@
         </w:rPr>
       </w:pPr>
       <w:r>
-        <w:t>数据库脚本位于</w:t>
-      </w:r>
-      <w:r>
-        <w:t xml:space="preserve"> src/main/resources/db/ </w:t>
-      </w:r>
-      <w:r>
-        <w:t>目录：</w:t>
-      </w:r>
-      <w:r>
-        <w:t xml:space="preserve">schema-mysql.sql </w:t>
-      </w:r>
-      <w:r>
-        <w:t>负责建表、索引与外键，幂等可重复执行；</w:t>
-      </w:r>
-      <w:r>
-        <w:t xml:space="preserve">data-mysql.sql </w:t>
-      </w:r>
-      <w:r>
-        <w:t>为完整演示数据快照，执行前会清空业务表；</w:t>
-      </w:r>
-      <w:r>
-        <w:t xml:space="preserve">migration-fk.sql </w:t>
-      </w:r>
-      <w:r>
-        <w:t>用于已有库补充外键。执行顺序为：建库</w:t>
-      </w:r>
-      <w:r>
-        <w:t xml:space="preserve"> → schema-mysql.sql → data-mysql.sql</w:t>
-      </w:r>
-      <w:r>
-        <w:t>。</w:t>
+        <w:t>数据库脚本位于 src/main/resources/db/ 目录：schema-mysql.sql 负责建表、索引与外键，幂等可重复执行；data-mysql.sql 为完整演示数据快照，执行前会清空业务表；migration-fk.sql 用于已有库补充外键。执行顺序为：建库 → schema-mysql.sql → data-mysql.sql。</w:t>
       </w:r>
     </w:p>
     <w:p>
@@ -27831,61 +22841,7 @@
         </w:rPr>
       </w:pPr>
       <w:r>
-        <w:t>数据快照包含</w:t>
-      </w:r>
-      <w:r>
-        <w:t xml:space="preserve"> 8 </w:t>
-      </w:r>
-      <w:r>
-        <w:t>个班级、</w:t>
-      </w:r>
-      <w:r>
-        <w:t xml:space="preserve">240 </w:t>
-      </w:r>
-      <w:r>
-        <w:t>名学生、</w:t>
-      </w:r>
-      <w:r>
-        <w:t xml:space="preserve">5 </w:t>
-      </w:r>
-      <w:r>
-        <w:t>名教师、</w:t>
-      </w:r>
-      <w:r>
-        <w:t xml:space="preserve">12 </w:t>
-      </w:r>
-      <w:r>
-        <w:t>门课程、</w:t>
-      </w:r>
-      <w:r>
-        <w:t xml:space="preserve">76 </w:t>
-      </w:r>
-      <w:r>
-        <w:t>条课程班级关系、</w:t>
-      </w:r>
-      <w:r>
-        <w:t xml:space="preserve">12 </w:t>
-      </w:r>
-      <w:r>
-        <w:t>条评价规则，以及约</w:t>
-      </w:r>
-      <w:r>
-        <w:t xml:space="preserve"> 6.5 </w:t>
-      </w:r>
-      <w:r>
-        <w:t>万条教学记录。所有日期均按</w:t>
-      </w:r>
-      <w:r>
-        <w:t xml:space="preserve"> 2025 </w:t>
-      </w:r>
-      <w:r>
-        <w:t>年秋季学期</w:t>
-      </w:r>
-      <w:r>
-        <w:t xml:space="preserve"> 16 </w:t>
-      </w:r>
-      <w:r>
-        <w:t>个教学周生成，工作日上课，避开国庆假期。</w:t>
+        <w:t>数据快照包含 8 个班级、240 名学生、5 名教师、12 门课程、76 条课程班级关系、12 条评价规则，以及约 6.5 万条教学记录。所有日期均按 2025 年秋季学期 16 个教学周生成，工作日上课，避开国庆假期。</w:t>
       </w:r>
     </w:p>
     <w:p>
@@ -27899,13 +22855,7 @@
       <w:bookmarkStart w:id="48" w:name="_Toc243687195"/>
       <w:r>
         <w:lastRenderedPageBreak/>
-        <w:t>附录</w:t>
-      </w:r>
-      <w:r>
-        <w:t xml:space="preserve"> B </w:t>
-      </w:r>
-      <w:r>
-        <w:t>主要接口清单</w:t>
+        <w:t>附录 B 主要接口清单</w:t>
       </w:r>
       <w:bookmarkEnd w:id="48"/>
     </w:p>
@@ -27917,19 +22867,7 @@
         </w:rPr>
       </w:pPr>
       <w:r>
-        <w:t>表</w:t>
-      </w:r>
-      <w:r>
-        <w:t xml:space="preserve"> B-1 </w:t>
-      </w:r>
-      <w:r>
-        <w:t>主要</w:t>
-      </w:r>
-      <w:r>
-        <w:t xml:space="preserve"> REST </w:t>
-      </w:r>
-      <w:r>
-        <w:t>接口</w:t>
+        <w:t>表 B-1 主要 REST 接口</w:t>
       </w:r>
     </w:p>
     <w:tbl>
@@ -28055,35 +22993,7 @@
                 <w:rFonts w:ascii="宋体" w:eastAsia="宋体" w:hAnsi="宋体"/>
                 <w:sz w:val="19"/>
               </w:rPr>
-              <w:t>POST /api/auth/login</w:t>
-            </w:r>
-            <w:r>
-              <w:rPr>
-                <w:rFonts w:ascii="宋体" w:eastAsia="宋体" w:hAnsi="宋体"/>
-                <w:sz w:val="19"/>
-              </w:rPr>
-              <w:t>、</w:t>
-            </w:r>
-            <w:r>
-              <w:rPr>
-                <w:rFonts w:ascii="宋体" w:eastAsia="宋体" w:hAnsi="宋体"/>
-                <w:sz w:val="19"/>
-              </w:rPr>
-              <w:t>/logout</w:t>
-            </w:r>
-            <w:r>
-              <w:rPr>
-                <w:rFonts w:ascii="宋体" w:eastAsia="宋体" w:hAnsi="宋体"/>
-                <w:sz w:val="19"/>
-              </w:rPr>
-              <w:t>、</w:t>
-            </w:r>
-            <w:r>
-              <w:rPr>
-                <w:rFonts w:ascii="宋体" w:eastAsia="宋体" w:hAnsi="宋体"/>
-                <w:sz w:val="19"/>
-              </w:rPr>
-              <w:t>/password</w:t>
+              <w:t>POST /api/auth/login、/logout、/password</w:t>
             </w:r>
           </w:p>
         </w:tc>
@@ -28148,35 +23058,7 @@
                 <w:rFonts w:ascii="宋体" w:eastAsia="宋体" w:hAnsi="宋体"/>
                 <w:sz w:val="19"/>
               </w:rPr>
-              <w:t>GET /api/dashboard</w:t>
-            </w:r>
-            <w:r>
-              <w:rPr>
-                <w:rFonts w:ascii="宋体" w:eastAsia="宋体" w:hAnsi="宋体"/>
-                <w:sz w:val="19"/>
-              </w:rPr>
-              <w:t>、</w:t>
-            </w:r>
-            <w:r>
-              <w:rPr>
-                <w:rFonts w:ascii="宋体" w:eastAsia="宋体" w:hAnsi="宋体"/>
-                <w:sz w:val="19"/>
-              </w:rPr>
-              <w:t>/courses</w:t>
-            </w:r>
-            <w:r>
-              <w:rPr>
-                <w:rFonts w:ascii="宋体" w:eastAsia="宋体" w:hAnsi="宋体"/>
-                <w:sz w:val="19"/>
-              </w:rPr>
-              <w:t>、</w:t>
-            </w:r>
-            <w:r>
-              <w:rPr>
-                <w:rFonts w:ascii="宋体" w:eastAsia="宋体" w:hAnsi="宋体"/>
-                <w:sz w:val="19"/>
-              </w:rPr>
-              <w:t>/classes</w:t>
+              <w:t>GET /api/dashboard、/courses、/classes</w:t>
             </w:r>
           </w:p>
         </w:tc>
@@ -28241,35 +23123,7 @@
                 <w:rFonts w:ascii="宋体" w:eastAsia="宋体" w:hAnsi="宋体"/>
                 <w:sz w:val="19"/>
               </w:rPr>
-              <w:t>GET /api/students</w:t>
-            </w:r>
-            <w:r>
-              <w:rPr>
-                <w:rFonts w:ascii="宋体" w:eastAsia="宋体" w:hAnsi="宋体"/>
-                <w:sz w:val="19"/>
-              </w:rPr>
-              <w:t>、</w:t>
-            </w:r>
-            <w:r>
-              <w:rPr>
-                <w:rFonts w:ascii="宋体" w:eastAsia="宋体" w:hAnsi="宋体"/>
-                <w:sz w:val="19"/>
-              </w:rPr>
-              <w:t>/attendance</w:t>
-            </w:r>
-            <w:r>
-              <w:rPr>
-                <w:rFonts w:ascii="宋体" w:eastAsia="宋体" w:hAnsi="宋体"/>
-                <w:sz w:val="19"/>
-              </w:rPr>
-              <w:t>、</w:t>
-            </w:r>
-            <w:r>
-              <w:rPr>
-                <w:rFonts w:ascii="宋体" w:eastAsia="宋体" w:hAnsi="宋体"/>
-                <w:sz w:val="19"/>
-              </w:rPr>
-              <w:t>/performance</w:t>
+              <w:t>GET /api/students、/attendance、/performance</w:t>
             </w:r>
           </w:p>
         </w:tc>
@@ -28334,49 +23188,7 @@
                 <w:rFonts w:ascii="宋体" w:eastAsia="宋体" w:hAnsi="宋体"/>
                 <w:sz w:val="19"/>
               </w:rPr>
-              <w:t>GET /api/experiments</w:t>
-            </w:r>
-            <w:r>
-              <w:rPr>
-                <w:rFonts w:ascii="宋体" w:eastAsia="宋体" w:hAnsi="宋体"/>
-                <w:sz w:val="19"/>
-              </w:rPr>
-              <w:t>、</w:t>
-            </w:r>
-            <w:r>
-              <w:rPr>
-                <w:rFonts w:ascii="宋体" w:eastAsia="宋体" w:hAnsi="宋体"/>
-                <w:sz w:val="19"/>
-              </w:rPr>
-              <w:t>/homework</w:t>
-            </w:r>
-            <w:r>
-              <w:rPr>
-                <w:rFonts w:ascii="宋体" w:eastAsia="宋体" w:hAnsi="宋体"/>
-                <w:sz w:val="19"/>
-              </w:rPr>
-              <w:t>、</w:t>
-            </w:r>
-            <w:r>
-              <w:rPr>
-                <w:rFonts w:ascii="宋体" w:eastAsia="宋体" w:hAnsi="宋体"/>
-                <w:sz w:val="19"/>
-              </w:rPr>
-              <w:t>/scores</w:t>
-            </w:r>
-            <w:r>
-              <w:rPr>
-                <w:rFonts w:ascii="宋体" w:eastAsia="宋体" w:hAnsi="宋体"/>
-                <w:sz w:val="19"/>
-              </w:rPr>
-              <w:t>、</w:t>
-            </w:r>
-            <w:r>
-              <w:rPr>
-                <w:rFonts w:ascii="宋体" w:eastAsia="宋体" w:hAnsi="宋体"/>
-                <w:sz w:val="19"/>
-              </w:rPr>
-              <w:t>/audit</w:t>
+              <w:t>GET /api/experiments、/homework、/scores、/audit</w:t>
             </w:r>
           </w:p>
         </w:tc>
@@ -28441,35 +23253,7 @@
                 <w:rFonts w:ascii="宋体" w:eastAsia="宋体" w:hAnsi="宋体"/>
                 <w:sz w:val="19"/>
               </w:rPr>
-              <w:t>POST/DELETE /api/admin/students</w:t>
-            </w:r>
-            <w:r>
-              <w:rPr>
-                <w:rFonts w:ascii="宋体" w:eastAsia="宋体" w:hAnsi="宋体"/>
-                <w:sz w:val="19"/>
-              </w:rPr>
-              <w:t>、</w:t>
-            </w:r>
-            <w:r>
-              <w:rPr>
-                <w:rFonts w:ascii="宋体" w:eastAsia="宋体" w:hAnsi="宋体"/>
-                <w:sz w:val="19"/>
-              </w:rPr>
-              <w:t>teachers</w:t>
-            </w:r>
-            <w:r>
-              <w:rPr>
-                <w:rFonts w:ascii="宋体" w:eastAsia="宋体" w:hAnsi="宋体"/>
-                <w:sz w:val="19"/>
-              </w:rPr>
-              <w:t>、</w:t>
-            </w:r>
-            <w:r>
-              <w:rPr>
-                <w:rFonts w:ascii="宋体" w:eastAsia="宋体" w:hAnsi="宋体"/>
-                <w:sz w:val="19"/>
-              </w:rPr>
-              <w:t>classes</w:t>
+              <w:t>POST/DELETE /api/admin/students、teachers、classes</w:t>
             </w:r>
           </w:p>
         </w:tc>
@@ -28534,21 +23318,7 @@
                 <w:rFonts w:ascii="宋体" w:eastAsia="宋体" w:hAnsi="宋体"/>
                 <w:sz w:val="19"/>
               </w:rPr>
-              <w:t>POST/DELETE /api/admin/courses</w:t>
-            </w:r>
-            <w:r>
-              <w:rPr>
-                <w:rFonts w:ascii="宋体" w:eastAsia="宋体" w:hAnsi="宋体"/>
-                <w:sz w:val="19"/>
-              </w:rPr>
-              <w:t>、</w:t>
-            </w:r>
-            <w:r>
-              <w:rPr>
-                <w:rFonts w:ascii="宋体" w:eastAsia="宋体" w:hAnsi="宋体"/>
-                <w:sz w:val="19"/>
-              </w:rPr>
-              <w:t>rules</w:t>
+              <w:t>POST/DELETE /api/admin/courses、rules</w:t>
             </w:r>
           </w:p>
         </w:tc>
@@ -28613,21 +23383,7 @@
                 <w:rFonts w:ascii="宋体" w:eastAsia="宋体" w:hAnsi="宋体"/>
                 <w:sz w:val="19"/>
               </w:rPr>
-              <w:t>POST /api/attendance</w:t>
-            </w:r>
-            <w:r>
-              <w:rPr>
-                <w:rFonts w:ascii="宋体" w:eastAsia="宋体" w:hAnsi="宋体"/>
-                <w:sz w:val="19"/>
-              </w:rPr>
-              <w:t>、</w:t>
-            </w:r>
-            <w:r>
-              <w:rPr>
-                <w:rFonts w:ascii="宋体" w:eastAsia="宋体" w:hAnsi="宋体"/>
-                <w:sz w:val="19"/>
-              </w:rPr>
-              <w:t>/attendance/batch</w:t>
+              <w:t>POST /api/attendance、/attendance/batch</w:t>
             </w:r>
           </w:p>
         </w:tc>
@@ -28692,35 +23448,7 @@
                 <w:rFonts w:ascii="宋体" w:eastAsia="宋体" w:hAnsi="宋体"/>
                 <w:sz w:val="19"/>
               </w:rPr>
-              <w:t>POST /api/performance</w:t>
-            </w:r>
-            <w:r>
-              <w:rPr>
-                <w:rFonts w:ascii="宋体" w:eastAsia="宋体" w:hAnsi="宋体"/>
-                <w:sz w:val="19"/>
-              </w:rPr>
-              <w:t>、</w:t>
-            </w:r>
-            <w:r>
-              <w:rPr>
-                <w:rFonts w:ascii="宋体" w:eastAsia="宋体" w:hAnsi="宋体"/>
-                <w:sz w:val="19"/>
-              </w:rPr>
-              <w:t>/experiments</w:t>
-            </w:r>
-            <w:r>
-              <w:rPr>
-                <w:rFonts w:ascii="宋体" w:eastAsia="宋体" w:hAnsi="宋体"/>
-                <w:sz w:val="19"/>
-              </w:rPr>
-              <w:t>、</w:t>
-            </w:r>
-            <w:r>
-              <w:rPr>
-                <w:rFonts w:ascii="宋体" w:eastAsia="宋体" w:hAnsi="宋体"/>
-                <w:sz w:val="19"/>
-              </w:rPr>
-              <w:t>/homework</w:t>
+              <w:t>POST /api/performance、/experiments、/homework</w:t>
             </w:r>
           </w:p>
         </w:tc>
@@ -28740,35 +23468,7 @@
                 <w:rFonts w:ascii="宋体" w:eastAsia="宋体" w:hAnsi="宋体"/>
                 <w:sz w:val="19"/>
               </w:rPr>
-              <w:t>表现</w:t>
-            </w:r>
-            <w:r>
-              <w:rPr>
-                <w:rFonts w:ascii="宋体" w:eastAsia="宋体" w:hAnsi="宋体"/>
-                <w:sz w:val="19"/>
-              </w:rPr>
-              <w:t>/</w:t>
-            </w:r>
-            <w:r>
-              <w:rPr>
-                <w:rFonts w:ascii="宋体" w:eastAsia="宋体" w:hAnsi="宋体"/>
-                <w:sz w:val="19"/>
-              </w:rPr>
-              <w:t>实验</w:t>
-            </w:r>
-            <w:r>
-              <w:rPr>
-                <w:rFonts w:ascii="宋体" w:eastAsia="宋体" w:hAnsi="宋体"/>
-                <w:sz w:val="19"/>
-              </w:rPr>
-              <w:t>/</w:t>
-            </w:r>
-            <w:r>
-              <w:rPr>
-                <w:rFonts w:ascii="宋体" w:eastAsia="宋体" w:hAnsi="宋体"/>
-                <w:sz w:val="19"/>
-              </w:rPr>
-              <w:t>作业</w:t>
+              <w:t>表现/实验/作业</w:t>
             </w:r>
           </w:p>
         </w:tc>
@@ -28898,21 +23598,7 @@
                 <w:rFonts w:ascii="宋体" w:eastAsia="宋体" w:hAnsi="宋体"/>
                 <w:sz w:val="19"/>
               </w:rPr>
-              <w:t>成绩</w:t>
-            </w:r>
-            <w:r>
-              <w:rPr>
-                <w:rFonts w:ascii="宋体" w:eastAsia="宋体" w:hAnsi="宋体"/>
-                <w:sz w:val="19"/>
-              </w:rPr>
-              <w:t xml:space="preserve"> CSV </w:t>
-            </w:r>
-            <w:r>
-              <w:rPr>
-                <w:rFonts w:ascii="宋体" w:eastAsia="宋体" w:hAnsi="宋体"/>
-                <w:sz w:val="19"/>
-              </w:rPr>
-              <w:t>导出</w:t>
+              <w:t>成绩 CSV 导出</w:t>
             </w:r>
           </w:p>
         </w:tc>
@@ -28929,13 +23615,7 @@
       <w:bookmarkStart w:id="49" w:name="_Toc243687196"/>
       <w:r>
         <w:lastRenderedPageBreak/>
-        <w:t>附录</w:t>
-      </w:r>
-      <w:r>
-        <w:t xml:space="preserve"> C </w:t>
-      </w:r>
-      <w:r>
-        <w:t>运行说明</w:t>
+        <w:t>附录 C 运行说明</w:t>
       </w:r>
       <w:bookmarkEnd w:id="49"/>
     </w:p>
@@ -28947,61 +23627,7 @@
         </w:rPr>
       </w:pPr>
       <w:r>
-        <w:t>方式一（</w:t>
-      </w:r>
-      <w:r>
-        <w:t xml:space="preserve">JAR/WAR </w:t>
-      </w:r>
-      <w:r>
-        <w:t>直接运行）：安装</w:t>
-      </w:r>
-      <w:r>
-        <w:t xml:space="preserve"> JDK 17 </w:t>
-      </w:r>
-      <w:r>
-        <w:t>与</w:t>
-      </w:r>
-      <w:r>
-        <w:t xml:space="preserve"> MySQL 8</w:t>
-      </w:r>
-      <w:r>
-        <w:t>，建库并执行</w:t>
-      </w:r>
-      <w:r>
-        <w:t xml:space="preserve"> schema-mysql.sql </w:t>
-      </w:r>
-      <w:r>
-        <w:t>与</w:t>
-      </w:r>
-      <w:r>
-        <w:t xml:space="preserve"> data-mysql.sql</w:t>
-      </w:r>
-      <w:r>
-        <w:t>，执行</w:t>
-      </w:r>
-      <w:r>
-        <w:t xml:space="preserve"> mvn clean package </w:t>
-      </w:r>
-      <w:r>
-        <w:t>生成</w:t>
-      </w:r>
-      <w:r>
-        <w:t xml:space="preserve"> target/course-management-system-1.0.0.war</w:t>
-      </w:r>
-      <w:r>
-        <w:t>，运行</w:t>
-      </w:r>
-      <w:r>
-        <w:t xml:space="preserve"> java -jar target/course-management-system-1.0.0.war --server.port=1001</w:t>
-      </w:r>
-      <w:r>
-        <w:t>，访问</w:t>
-      </w:r>
-      <w:r>
-        <w:t xml:space="preserve"> http://localhost:1001</w:t>
-      </w:r>
-      <w:r>
-        <w:t>。</w:t>
+        <w:t>方式一（JAR/WAR 直接运行）：安装 JDK 17 与 MySQL 8，建库并执行 schema-mysql.sql 与 data-mysql.sql，执行 mvn clean package 生成 target/course-management-system-1.0.0.war，运行 java -jar target/course-management-system-1.0.0.war --server.port=1001，访问 http://localhost:1001。</w:t>
       </w:r>
     </w:p>
     <w:p>
@@ -29012,43 +23638,7 @@
         </w:rPr>
       </w:pPr>
       <w:r>
-        <w:t>方式二（</w:t>
-      </w:r>
-      <w:r>
-        <w:t>Docker Compose</w:t>
-      </w:r>
-      <w:r>
-        <w:t>）：启动</w:t>
-      </w:r>
-      <w:r>
-        <w:t xml:space="preserve"> Docker Desktop</w:t>
-      </w:r>
-      <w:r>
-        <w:t>，在项目根目录执行</w:t>
-      </w:r>
-      <w:r>
-        <w:t xml:space="preserve"> docker compose up -d --build</w:t>
-      </w:r>
-      <w:r>
-        <w:t>，等待三个容器启动完成，访问</w:t>
-      </w:r>
-      <w:r>
-        <w:t xml:space="preserve"> http://localhost:8080</w:t>
-      </w:r>
-      <w:r>
-        <w:t>（前后端分离版）或</w:t>
-      </w:r>
-      <w:r>
-        <w:t xml:space="preserve"> http://localhost:1001</w:t>
-      </w:r>
-      <w:r>
-        <w:t>（</w:t>
-      </w:r>
-      <w:r>
-        <w:t xml:space="preserve">Thymeleaf </w:t>
-      </w:r>
-      <w:r>
-        <w:t>版）。</w:t>
+        <w:t>方式二（Docker Compose）：启动 Docker Desktop，在项目根目录执行 docker compose up -d --build，等待三个容器启动完成，访问 http://localhost:8080（前后端分离版）或 http://localhost:1001（Thymeleaf 版）。</w:t>
       </w:r>
     </w:p>
     <w:p>
@@ -29059,25 +23649,7 @@
         </w:rPr>
       </w:pPr>
       <w:r>
-        <w:t>演示账号：管理员</w:t>
-      </w:r>
-      <w:r>
-        <w:t xml:space="preserve"> admin/123456</w:t>
-      </w:r>
-      <w:r>
-        <w:t>，教师</w:t>
-      </w:r>
-      <w:r>
-        <w:t xml:space="preserve"> T1001/123456</w:t>
-      </w:r>
-      <w:r>
-        <w:t>，学生</w:t>
-      </w:r>
-      <w:r>
-        <w:t xml:space="preserve"> 202201001/123456</w:t>
-      </w:r>
-      <w:r>
-        <w:t>。首次使用默认密码登录后，系统会强制跳转修改密码页面，修改成功后使用新密码登录。</w:t>
+        <w:t>演示账号：管理员 admin/123456，教师 T1001/123456，学生 202201001/123456。首次使用默认密码登录后，系统会强制跳转修改密码页面，修改成功后使用新密码登录。</w:t>
       </w:r>
     </w:p>
     <w:p>
@@ -29161,16 +23733,7 @@
       <w:bookmarkStart w:id="51" w:name="_Toc243687198"/>
       <w:r>
         <w:lastRenderedPageBreak/>
-        <w:t>附录</w:t>
-      </w:r>
-      <w:r>
-        <w:t xml:space="preserve"> D </w:t>
-      </w:r>
-      <w:r>
-        <w:t>核心建表</w:t>
-      </w:r>
-      <w:r>
-        <w:t xml:space="preserve"> SQL</w:t>
+        <w:t>附录 D 核心建表 SQL</w:t>
       </w:r>
       <w:bookmarkEnd w:id="51"/>
     </w:p>
@@ -29182,19 +23745,7 @@
         </w:rPr>
       </w:pPr>
       <w:r>
-        <w:t>以下为</w:t>
-      </w:r>
-      <w:r>
-        <w:t xml:space="preserve"> schema-mysql.sql </w:t>
-      </w:r>
-      <w:r>
-        <w:t>中核心表的建表语句（节选），完整脚本见项目</w:t>
-      </w:r>
-      <w:r>
-        <w:t xml:space="preserve"> src/main/resources/db/ </w:t>
-      </w:r>
-      <w:r>
-        <w:t>目录。</w:t>
+        <w:t>以下为 schema-mysql.sql 中核心表的建表语句（节选），完整脚本见项目 src/main/resources/db/ 目录。</w:t>
       </w:r>
     </w:p>
     <w:p>
@@ -29251,8 +23802,6 @@
       </w:r>
       <w:r>
         <w:br/>
-      </w:r>
-      <w:r>
         <w:t xml:space="preserve">        REFERENCES clazz(id) ON DELETE RESTRICT</w:t>
       </w:r>
       <w:r>
@@ -29315,8 +23864,6 @@
       </w:r>
       <w:r>
         <w:br/>
-      </w:r>
-      <w:r>
         <w:t xml:space="preserve">    id INT NOT NULL AUTO_INCREMENT,</w:t>
       </w:r>
       <w:r>

--- a/docs/信息化系统开发与应用实训报告-刘中天-20231026120.docx
+++ b/docs/信息化系统开发与应用实训报告-刘中天-20231026120.docx
@@ -137,7 +137,27 @@
                 <w:sz w:val="32"/>
                 <w:szCs w:val="32"/>
               </w:rPr>
-              <w:t>日    期</w:t>
+              <w:t>日</w:t>
+            </w:r>
+            <w:r>
+              <w:rPr>
+                <w:rFonts w:hint="eastAsia"/>
+                <w:b/>
+                <w:bCs/>
+                <w:sz w:val="32"/>
+                <w:szCs w:val="32"/>
+              </w:rPr>
+              <w:t xml:space="preserve">    </w:t>
+            </w:r>
+            <w:r>
+              <w:rPr>
+                <w:rFonts w:hint="eastAsia"/>
+                <w:b/>
+                <w:bCs/>
+                <w:sz w:val="32"/>
+                <w:szCs w:val="32"/>
+              </w:rPr>
+              <w:t>期</w:t>
             </w:r>
           </w:p>
         </w:tc>
@@ -192,7 +212,7 @@
           <w:szCs w:val="44"/>
         </w:rPr>
         <w:drawing>
-          <wp:anchor distT="0" distB="0" distL="114300" distR="114300" simplePos="0" relativeHeight="251660288" behindDoc="0" locked="0" layoutInCell="1" allowOverlap="1" wp14:anchorId="59E99CB8" wp14:editId="722E2EDC">
+          <wp:anchor distT="0" distB="0" distL="114300" distR="114300" simplePos="0" relativeHeight="251660288" behindDoc="0" locked="0" layoutInCell="1" allowOverlap="1" wp14:anchorId="43C18463" wp14:editId="7200AE24">
             <wp:simplePos x="0" y="0"/>
             <wp:positionH relativeFrom="column">
               <wp:posOffset>934085</wp:posOffset>
@@ -245,7 +265,7 @@
           <w:szCs w:val="44"/>
         </w:rPr>
         <w:drawing>
-          <wp:anchor distT="0" distB="0" distL="114300" distR="114300" simplePos="0" relativeHeight="251659264" behindDoc="0" locked="0" layoutInCell="1" allowOverlap="1" wp14:anchorId="70C89CF7" wp14:editId="5B3A9110">
+          <wp:anchor distT="0" distB="0" distL="114300" distR="114300" simplePos="0" relativeHeight="251659264" behindDoc="0" locked="0" layoutInCell="1" allowOverlap="1" wp14:anchorId="1F2595AA" wp14:editId="7FEB5486">
             <wp:simplePos x="0" y="0"/>
             <wp:positionH relativeFrom="column">
               <wp:posOffset>-133985</wp:posOffset>
@@ -334,7 +354,27 @@
           <w:sz w:val="48"/>
           <w:szCs w:val="48"/>
         </w:rPr>
-        <w:t>《信息化系统开发与应用》实训报告</w:t>
+        <w:t>《</w:t>
+      </w:r>
+      <w:r>
+        <w:rPr>
+          <w:rFonts w:hint="eastAsia"/>
+          <w:b/>
+          <w:bCs/>
+          <w:sz w:val="48"/>
+          <w:szCs w:val="48"/>
+        </w:rPr>
+        <w:t>信息化系统开发与应用</w:t>
+      </w:r>
+      <w:r>
+        <w:rPr>
+          <w:rFonts w:hint="eastAsia"/>
+          <w:b/>
+          <w:bCs/>
+          <w:sz w:val="48"/>
+          <w:szCs w:val="48"/>
+        </w:rPr>
+        <w:t>》实训报告</w:t>
       </w:r>
     </w:p>
     <w:p>
@@ -373,7 +413,16 @@
           <w:szCs w:val="44"/>
           <w:u w:val="single"/>
         </w:rPr>
-        <w:t xml:space="preserve">大学智能课程管理系统的设计与开发          </w:t>
+        <w:t>大学智能课程管理系统的设计与开发</w:t>
+      </w:r>
+      <w:r>
+        <w:rPr>
+          <w:rFonts w:hint="eastAsia"/>
+          <w:sz w:val="32"/>
+          <w:szCs w:val="44"/>
+          <w:u w:val="single"/>
+        </w:rPr>
+        <w:t xml:space="preserve">          </w:t>
       </w:r>
     </w:p>
     <w:p>
@@ -400,7 +449,25 @@
           <w:szCs w:val="44"/>
           <w:u w:val="single"/>
         </w:rPr>
-        <w:t xml:space="preserve">         廖景昌           </w:t>
+        <w:t xml:space="preserve">         </w:t>
+      </w:r>
+      <w:r>
+        <w:rPr>
+          <w:rFonts w:hint="eastAsia"/>
+          <w:sz w:val="44"/>
+          <w:szCs w:val="44"/>
+          <w:u w:val="single"/>
+        </w:rPr>
+        <w:t>廖景昌</w:t>
+      </w:r>
+      <w:r>
+        <w:rPr>
+          <w:rFonts w:hint="eastAsia"/>
+          <w:sz w:val="44"/>
+          <w:szCs w:val="44"/>
+          <w:u w:val="single"/>
+        </w:rPr>
+        <w:t xml:space="preserve">           </w:t>
       </w:r>
     </w:p>
     <w:p>
@@ -427,7 +494,43 @@
           <w:szCs w:val="44"/>
           <w:u w:val="single"/>
         </w:rPr>
-        <w:t xml:space="preserve">23gb物联网工程1班                  </w:t>
+        <w:t>23gb</w:t>
+      </w:r>
+      <w:r>
+        <w:rPr>
+          <w:rFonts w:hint="eastAsia"/>
+          <w:sz w:val="44"/>
+          <w:szCs w:val="44"/>
+          <w:u w:val="single"/>
+        </w:rPr>
+        <w:t>物联网工程</w:t>
+      </w:r>
+      <w:r>
+        <w:rPr>
+          <w:rFonts w:hint="eastAsia"/>
+          <w:sz w:val="44"/>
+          <w:szCs w:val="44"/>
+          <w:u w:val="single"/>
+        </w:rPr>
+        <w:t>1</w:t>
+      </w:r>
+      <w:r>
+        <w:rPr>
+          <w:rFonts w:hint="eastAsia"/>
+          <w:sz w:val="44"/>
+          <w:szCs w:val="44"/>
+          <w:u w:val="single"/>
+        </w:rPr>
+        <w:t>班</w:t>
+      </w:r>
+      <w:r>
+        <w:rPr>
+          <w:rFonts w:hint="eastAsia"/>
+          <w:sz w:val="44"/>
+          <w:szCs w:val="44"/>
+          <w:u w:val="single"/>
+        </w:rPr>
+        <w:t xml:space="preserve">                  </w:t>
       </w:r>
     </w:p>
     <w:p>
@@ -454,7 +557,16 @@
           <w:szCs w:val="44"/>
           <w:u w:val="single"/>
         </w:rPr>
-        <w:t xml:space="preserve">刘中天                            </w:t>
+        <w:t>刘中天</w:t>
+      </w:r>
+      <w:r>
+        <w:rPr>
+          <w:rFonts w:hint="eastAsia"/>
+          <w:sz w:val="44"/>
+          <w:szCs w:val="44"/>
+          <w:u w:val="single"/>
+        </w:rPr>
+        <w:t xml:space="preserve">                            </w:t>
       </w:r>
     </w:p>
     <w:p>
@@ -472,7 +584,23 @@
           <w:sz w:val="44"/>
           <w:szCs w:val="44"/>
         </w:rPr>
-        <w:t>学    号：</w:t>
+        <w:t>学</w:t>
+      </w:r>
+      <w:r>
+        <w:rPr>
+          <w:rFonts w:hint="eastAsia"/>
+          <w:sz w:val="44"/>
+          <w:szCs w:val="44"/>
+        </w:rPr>
+        <w:t xml:space="preserve">    </w:t>
+      </w:r>
+      <w:r>
+        <w:rPr>
+          <w:rFonts w:hint="eastAsia"/>
+          <w:sz w:val="44"/>
+          <w:szCs w:val="44"/>
+        </w:rPr>
+        <w:t>号：</w:t>
       </w:r>
       <w:r>
         <w:rPr>
@@ -499,7 +627,23 @@
           <w:sz w:val="36"/>
         </w:rPr>
         <w:lastRenderedPageBreak/>
-        <w:t>目    录</w:t>
+        <w:t>目</w:t>
+      </w:r>
+      <w:r>
+        <w:rPr>
+          <w:rFonts w:ascii="黑体" w:eastAsia="黑体" w:hAnsi="黑体"/>
+          <w:b/>
+          <w:sz w:val="36"/>
+        </w:rPr>
+        <w:t xml:space="preserve">    </w:t>
+      </w:r>
+      <w:r>
+        <w:rPr>
+          <w:rFonts w:ascii="黑体" w:eastAsia="黑体" w:hAnsi="黑体"/>
+          <w:b/>
+          <w:sz w:val="36"/>
+        </w:rPr>
+        <w:t>录</w:t>
       </w:r>
     </w:p>
     <w:p>
@@ -573,7 +717,7 @@
           <w:noProof/>
           <w:webHidden/>
         </w:rPr>
-        <w:instrText>PAGEREF _Toc243687147 \h</w:instrText>
+        <w:instrText>PAGEREF _Toc243688555 \h</w:instrText>
       </w:r>
       <w:r>
         <w:rPr>
@@ -666,7 +810,7 @@
           <w:noProof/>
           <w:webHidden/>
         </w:rPr>
-        <w:instrText>PAGEREF _Toc243687148 \h</w:instrText>
+        <w:instrText>PAGEREF _Toc243688556 \h</w:instrText>
       </w:r>
       <w:r>
         <w:rPr>
@@ -759,7 +903,7 @@
           <w:noProof/>
           <w:webHidden/>
         </w:rPr>
-        <w:instrText>PAGEREF _Toc243687149 \h</w:instrText>
+        <w:instrText>PAGEREF _Toc243688557 \h</w:instrText>
       </w:r>
       <w:r>
         <w:rPr>
@@ -852,7 +996,7 @@
           <w:noProof/>
           <w:webHidden/>
         </w:rPr>
-        <w:instrText>PAGEREF _Toc243687150 \h</w:instrText>
+        <w:instrText>PAGEREF _Toc243688558 \h</w:instrText>
       </w:r>
       <w:r>
         <w:rPr>
@@ -944,7 +1088,7 @@
           <w:noProof/>
           <w:webHidden/>
         </w:rPr>
-        <w:instrText>PAGEREF _Toc243687151 \h</w:instrText>
+        <w:instrText>PAGEREF _Toc243688559 \h</w:instrText>
       </w:r>
       <w:r>
         <w:rPr>
@@ -1037,7 +1181,7 @@
           <w:noProof/>
           <w:webHidden/>
         </w:rPr>
-        <w:instrText>PAGEREF _Toc243687152 \h</w:instrText>
+        <w:instrText>PAGEREF _Toc243688560 \h</w:instrText>
       </w:r>
       <w:r>
         <w:rPr>
@@ -1130,7 +1274,7 @@
           <w:noProof/>
           <w:webHidden/>
         </w:rPr>
-        <w:instrText>PAGEREF _Toc243687153 \h</w:instrText>
+        <w:instrText>PAGEREF _Toc243688561 \h</w:instrText>
       </w:r>
       <w:r>
         <w:rPr>
@@ -1223,7 +1367,7 @@
           <w:noProof/>
           <w:webHidden/>
         </w:rPr>
-        <w:instrText>PAGEREF _Toc243687154 \h</w:instrText>
+        <w:instrText>PAGEREF _Toc243688562 \h</w:instrText>
       </w:r>
       <w:r>
         <w:rPr>
@@ -1315,7 +1459,7 @@
           <w:noProof/>
           <w:webHidden/>
         </w:rPr>
-        <w:instrText>PAGEREF _Toc243687155 \h</w:instrText>
+        <w:instrText>PAGEREF _Toc243688563 \h</w:instrText>
       </w:r>
       <w:r>
         <w:rPr>
@@ -1408,7 +1552,7 @@
           <w:noProof/>
           <w:webHidden/>
         </w:rPr>
-        <w:instrText>PAGEREF _Toc243687156 \h</w:instrText>
+        <w:instrText>PAGEREF _Toc243688564 \h</w:instrText>
       </w:r>
       <w:r>
         <w:rPr>
@@ -1501,7 +1645,7 @@
           <w:noProof/>
           <w:webHidden/>
         </w:rPr>
-        <w:instrText>PAGEREF _Toc243687157 \h</w:instrText>
+        <w:instrText>PAGEREF _Toc243688565 \h</w:instrText>
       </w:r>
       <w:r>
         <w:rPr>
@@ -1594,7 +1738,7 @@
           <w:noProof/>
           <w:webHidden/>
         </w:rPr>
-        <w:instrText>PAGEREF _Toc243687158 \h</w:instrText>
+        <w:instrText>PAGEREF _Toc243688566 \h</w:instrText>
       </w:r>
       <w:r>
         <w:rPr>
@@ -1687,7 +1831,7 @@
           <w:noProof/>
           <w:webHidden/>
         </w:rPr>
-        <w:instrText>PAGEREF _Toc243687159 \h</w:instrText>
+        <w:instrText>PAGEREF _Toc243688567 \h</w:instrText>
       </w:r>
       <w:r>
         <w:rPr>
@@ -1779,7 +1923,7 @@
           <w:noProof/>
           <w:webHidden/>
         </w:rPr>
-        <w:instrText>PAGEREF _Toc243687160 \h</w:instrText>
+        <w:instrText>PAGEREF _Toc243688568 \h</w:instrText>
       </w:r>
       <w:r>
         <w:rPr>
@@ -1872,7 +2016,7 @@
           <w:noProof/>
           <w:webHidden/>
         </w:rPr>
-        <w:instrText>PAGEREF _Toc243687161 \h</w:instrText>
+        <w:instrText>PAGEREF _Toc243688569 \h</w:instrText>
       </w:r>
       <w:r>
         <w:rPr>
@@ -1965,7 +2109,7 @@
           <w:noProof/>
           <w:webHidden/>
         </w:rPr>
-        <w:instrText>PAGEREF _Toc243687162 \h</w:instrText>
+        <w:instrText>PAGEREF _Toc243688570 \h</w:instrText>
       </w:r>
       <w:r>
         <w:rPr>
@@ -2058,7 +2202,7 @@
           <w:noProof/>
           <w:webHidden/>
         </w:rPr>
-        <w:instrText>PAGEREF _Toc243687163 \h</w:instrText>
+        <w:instrText>PAGEREF _Toc243688571 \h</w:instrText>
       </w:r>
       <w:r>
         <w:rPr>
@@ -2151,7 +2295,7 @@
           <w:noProof/>
           <w:webHidden/>
         </w:rPr>
-        <w:instrText>PAGEREF _Toc243687164 \h</w:instrText>
+        <w:instrText>PAGEREF _Toc243688572 \h</w:instrText>
       </w:r>
       <w:r>
         <w:rPr>
@@ -2244,7 +2388,7 @@
           <w:noProof/>
           <w:webHidden/>
         </w:rPr>
-        <w:instrText>PAGEREF _Toc243687165 \h</w:instrText>
+        <w:instrText>PAGEREF _Toc243688573 \h</w:instrText>
       </w:r>
       <w:r>
         <w:rPr>
@@ -2336,7 +2480,7 @@
           <w:noProof/>
           <w:webHidden/>
         </w:rPr>
-        <w:instrText>PAGEREF _Toc243687166 \h</w:instrText>
+        <w:instrText>PAGEREF _Toc243688574 \h</w:instrText>
       </w:r>
       <w:r>
         <w:rPr>
@@ -2429,7 +2573,7 @@
           <w:noProof/>
           <w:webHidden/>
         </w:rPr>
-        <w:instrText>PAGEREF _Toc243687167 \h</w:instrText>
+        <w:instrText>PAGEREF _Toc243688575 \h</w:instrText>
       </w:r>
       <w:r>
         <w:rPr>
@@ -2522,7 +2666,7 @@
           <w:noProof/>
           <w:webHidden/>
         </w:rPr>
-        <w:instrText>PAGEREF _Toc243687168 \h</w:instrText>
+        <w:instrText>PAGEREF _Toc243688576 \h</w:instrText>
       </w:r>
       <w:r>
         <w:rPr>
@@ -2615,7 +2759,7 @@
           <w:noProof/>
           <w:webHidden/>
         </w:rPr>
-        <w:instrText>PAGEREF _Toc243687169 \h</w:instrText>
+        <w:instrText>PAGEREF _Toc243688577 \h</w:instrText>
       </w:r>
       <w:r>
         <w:rPr>
@@ -2708,7 +2852,7 @@
           <w:noProof/>
           <w:webHidden/>
         </w:rPr>
-        <w:instrText>PAGEREF _Toc243687170 \h</w:instrText>
+        <w:instrText>PAGEREF _Toc243688578 \h</w:instrText>
       </w:r>
       <w:r>
         <w:rPr>
@@ -2800,7 +2944,7 @@
           <w:noProof/>
           <w:webHidden/>
         </w:rPr>
-        <w:instrText>PAGEREF _Toc243687171 \h</w:instrText>
+        <w:instrText>PAGEREF _Toc243688579 \h</w:instrText>
       </w:r>
       <w:r>
         <w:rPr>
@@ -2893,7 +3037,7 @@
           <w:noProof/>
           <w:webHidden/>
         </w:rPr>
-        <w:instrText>PAGEREF _Toc243687172 \h</w:instrText>
+        <w:instrText>PAGEREF _Toc243688580 \h</w:instrText>
       </w:r>
       <w:r>
         <w:rPr>
@@ -2986,7 +3130,7 @@
           <w:noProof/>
           <w:webHidden/>
         </w:rPr>
-        <w:instrText>PAGEREF _Toc243687173 \h</w:instrText>
+        <w:instrText>PAGEREF _Toc243688581 \h</w:instrText>
       </w:r>
       <w:r>
         <w:rPr>
@@ -3079,7 +3223,7 @@
           <w:noProof/>
           <w:webHidden/>
         </w:rPr>
-        <w:instrText>PAGEREF _Toc243687174 \h</w:instrText>
+        <w:instrText>PAGEREF _Toc243688582 \h</w:instrText>
       </w:r>
       <w:r>
         <w:rPr>
@@ -3172,7 +3316,7 @@
           <w:noProof/>
           <w:webHidden/>
         </w:rPr>
-        <w:instrText>PAGEREF _Toc243687175 \h</w:instrText>
+        <w:instrText>PAGEREF _Toc243688583 \h</w:instrText>
       </w:r>
       <w:r>
         <w:rPr>
@@ -3265,7 +3409,7 @@
           <w:noProof/>
           <w:webHidden/>
         </w:rPr>
-        <w:instrText>PAGEREF _Toc243687176 \h</w:instrText>
+        <w:instrText>PAGEREF _Toc243688584 \h</w:instrText>
       </w:r>
       <w:r>
         <w:rPr>
@@ -3357,7 +3501,7 @@
           <w:noProof/>
           <w:webHidden/>
         </w:rPr>
-        <w:instrText>PAGEREF _Toc243687177 \h</w:instrText>
+        <w:instrText>PAGEREF _Toc243688585 \h</w:instrText>
       </w:r>
       <w:r>
         <w:rPr>
@@ -3450,7 +3594,7 @@
           <w:noProof/>
           <w:webHidden/>
         </w:rPr>
-        <w:instrText>PAGEREF _Toc243687178 \h</w:instrText>
+        <w:instrText>PAGEREF _Toc243688586 \h</w:instrText>
       </w:r>
       <w:r>
         <w:rPr>
@@ -3543,7 +3687,7 @@
           <w:noProof/>
           <w:webHidden/>
         </w:rPr>
-        <w:instrText>PAGEREF _Toc243687179 \h</w:instrText>
+        <w:instrText>PAGEREF _Toc243688587 \h</w:instrText>
       </w:r>
       <w:r>
         <w:rPr>
@@ -3636,7 +3780,7 @@
           <w:noProof/>
           <w:webHidden/>
         </w:rPr>
-        <w:instrText>PAGEREF _Toc243687180 \h</w:instrText>
+        <w:instrText>PAGEREF _Toc243688588 \h</w:instrText>
       </w:r>
       <w:r>
         <w:rPr>
@@ -3729,7 +3873,7 @@
           <w:noProof/>
           <w:webHidden/>
         </w:rPr>
-        <w:instrText>PAGEREF _Toc243687181 \h</w:instrText>
+        <w:instrText>PAGEREF _Toc243688589 \h</w:instrText>
       </w:r>
       <w:r>
         <w:rPr>
@@ -3822,7 +3966,7 @@
           <w:noProof/>
           <w:webHidden/>
         </w:rPr>
-        <w:instrText>PAGEREF _Toc243687182 \h</w:instrText>
+        <w:instrText>PAGEREF _Toc243688590 \h</w:instrText>
       </w:r>
       <w:r>
         <w:rPr>
@@ -3915,7 +4059,7 @@
           <w:noProof/>
           <w:webHidden/>
         </w:rPr>
-        <w:instrText>PAGEREF _Toc243687183 \h</w:instrText>
+        <w:instrText>PAGEREF _Toc243688591 \h</w:instrText>
       </w:r>
       <w:r>
         <w:rPr>
@@ -4008,7 +4152,7 @@
           <w:noProof/>
           <w:webHidden/>
         </w:rPr>
-        <w:instrText>PAGEREF _Toc243687184 \h</w:instrText>
+        <w:instrText>PAGEREF _Toc243688592 \h</w:instrText>
       </w:r>
       <w:r>
         <w:rPr>
@@ -4101,7 +4245,7 @@
           <w:noProof/>
           <w:webHidden/>
         </w:rPr>
-        <w:instrText>PAGEREF _Toc243687185 \h</w:instrText>
+        <w:instrText>PAGEREF _Toc243688593 \h</w:instrText>
       </w:r>
       <w:r>
         <w:rPr>
@@ -4194,7 +4338,7 @@
           <w:noProof/>
           <w:webHidden/>
         </w:rPr>
-        <w:instrText>PAGEREF _Toc243687186 \h</w:instrText>
+        <w:instrText>PAGEREF _Toc243688594 \h</w:instrText>
       </w:r>
       <w:r>
         <w:rPr>
@@ -4287,7 +4431,7 @@
           <w:noProof/>
           <w:webHidden/>
         </w:rPr>
-        <w:instrText>PAGEREF _Toc243687187 \h</w:instrText>
+        <w:instrText>PAGEREF _Toc243688595 \h</w:instrText>
       </w:r>
       <w:r>
         <w:rPr>
@@ -4381,7 +4525,7 @@
           <w:noProof/>
           <w:webHidden/>
         </w:rPr>
-        <w:instrText>PAGEREF _Toc243687188 \h</w:instrText>
+        <w:instrText>PAGEREF _Toc243688596 \h</w:instrText>
       </w:r>
       <w:r>
         <w:rPr>
@@ -4473,7 +4617,7 @@
           <w:noProof/>
           <w:webHidden/>
         </w:rPr>
-        <w:instrText>PAGEREF _Toc243687189 \h</w:instrText>
+        <w:instrText>PAGEREF _Toc243688597 \h</w:instrText>
       </w:r>
       <w:r>
         <w:rPr>
@@ -4566,7 +4710,7 @@
           <w:noProof/>
           <w:webHidden/>
         </w:rPr>
-        <w:instrText>PAGEREF _Toc243687190 \h</w:instrText>
+        <w:instrText>PAGEREF _Toc243688598 \h</w:instrText>
       </w:r>
       <w:r>
         <w:rPr>
@@ -4659,7 +4803,7 @@
           <w:noProof/>
           <w:webHidden/>
         </w:rPr>
-        <w:instrText>PAGEREF _Toc243687191 \h</w:instrText>
+        <w:instrText>PAGEREF _Toc243688599 \h</w:instrText>
       </w:r>
       <w:r>
         <w:rPr>
@@ -4752,7 +4896,7 @@
           <w:noProof/>
           <w:webHidden/>
         </w:rPr>
-        <w:instrText>PAGEREF _Toc243687192 \h</w:instrText>
+        <w:instrText>PAGEREF _Toc243688600 \h</w:instrText>
       </w:r>
       <w:r>
         <w:rPr>
@@ -4845,7 +4989,7 @@
           <w:noProof/>
           <w:webHidden/>
         </w:rPr>
-        <w:instrText>PAGEREF _Toc243687193 \h</w:instrText>
+        <w:instrText>PAGEREF _Toc243688601 \h</w:instrText>
       </w:r>
       <w:r>
         <w:rPr>
@@ -4937,7 +5081,7 @@
           <w:noProof/>
           <w:webHidden/>
         </w:rPr>
-        <w:instrText>PAGEREF _Toc243687194 \h</w:instrText>
+        <w:instrText>PAGEREF _Toc243688602 \h</w:instrText>
       </w:r>
       <w:r>
         <w:rPr>
@@ -5029,7 +5173,7 @@
           <w:noProof/>
           <w:webHidden/>
         </w:rPr>
-        <w:instrText>PAGEREF _Toc243687195 \h</w:instrText>
+        <w:instrText>PAGEREF _Toc243688603 \h</w:instrText>
       </w:r>
       <w:r>
         <w:rPr>
@@ -5121,7 +5265,7 @@
           <w:noProof/>
           <w:webHidden/>
         </w:rPr>
-        <w:instrText>PAGEREF _Toc243687196 \h</w:instrText>
+        <w:instrText>PAGEREF _Toc243688604 \h</w:instrText>
       </w:r>
       <w:r>
         <w:rPr>
@@ -5213,7 +5357,7 @@
           <w:noProof/>
           <w:webHidden/>
         </w:rPr>
-        <w:instrText>PAGEREF _Toc243687197 \h</w:instrText>
+        <w:instrText>PAGEREF _Toc243688605 \h</w:instrText>
       </w:r>
       <w:r>
         <w:rPr>
@@ -5305,7 +5449,7 @@
           <w:noProof/>
           <w:webHidden/>
         </w:rPr>
-        <w:instrText>PAGEREF _Toc243687198 \h</w:instrText>
+        <w:instrText>PAGEREF _Toc243688606 \h</w:instrText>
       </w:r>
       <w:r>
         <w:rPr>
@@ -5369,7 +5513,7 @@
           <w:rFonts w:hint="eastAsia"/>
         </w:rPr>
       </w:pPr>
-      <w:bookmarkStart w:id="0" w:name="_Toc243687147"/>
+      <w:bookmarkStart w:id="0" w:name="_Toc243688555"/>
       <w:r>
         <w:lastRenderedPageBreak/>
         <w:t>一．系统开发背景</w:t>
@@ -5383,9 +5527,12 @@
           <w:rFonts w:hint="eastAsia"/>
         </w:rPr>
       </w:pPr>
-      <w:bookmarkStart w:id="1" w:name="_Toc243687148"/>
-      <w:r>
-        <w:t>1.1 实训背景</w:t>
+      <w:bookmarkStart w:id="1" w:name="_Toc243688556"/>
+      <w:r>
+        <w:t xml:space="preserve">1.1 </w:t>
+      </w:r>
+      <w:r>
+        <w:t>实训背景</w:t>
       </w:r>
       <w:bookmarkEnd w:id="1"/>
     </w:p>
@@ -5397,7 +5544,13 @@
         </w:rPr>
       </w:pPr>
       <w:r>
-        <w:t>随着高校信息化建设的不断推进，课程管理已经从传统的纸质登记、Excel 统计逐步转向信息系统管理。课程管理涉及学生、教师、教务管理员三类角色，日常业务包括学生基本信息维护、班级与课程组织、考勤登记、课堂表现记录、实验与作业管理、平时成绩与总成绩汇总等。若完全依赖人工方式，容易出现数据重复、统计口径不一致、成绩计算错误、历史记录难以追溯等问题。</w:t>
+        <w:t>随着高校信息化建设的不断推进，课程管理已经从传统的纸质登记、</w:t>
+      </w:r>
+      <w:r>
+        <w:t xml:space="preserve">Excel </w:t>
+      </w:r>
+      <w:r>
+        <w:t>统计逐步转向信息系统管理。课程管理涉及学生、教师、教务管理员三类角色，日常业务包括学生基本信息维护、班级与课程组织、考勤登记、课堂表现记录、实验与作业管理、平时成绩与总成绩汇总等。若完全依赖人工方式，容易出现数据重复、统计口径不一致、成绩计算错误、历史记录难以追溯等问题。</w:t>
       </w:r>
     </w:p>
     <w:p>
@@ -5408,7 +5561,43 @@
         </w:rPr>
       </w:pPr>
       <w:r>
-        <w:t>本实训以大学日常教学课程管理为应用场景，设计并实现一套多角色、功能完善的智能课程管理系统。系统覆盖“基础数据维护—教学过程记录—成绩汇总—数据导出—系统审计”的完整链路，并采用前后端分离的部署形态，使系统既能满足课程演示，也具备一定的工程实践价值。</w:t>
+        <w:t>本实训以大学日常教学课程管理为应用场景，设计并实现一套多角色、功能完善的智能课程管理系统。系统覆盖</w:t>
+      </w:r>
+      <w:r>
+        <w:t>“</w:t>
+      </w:r>
+      <w:r>
+        <w:t>基础数据维护</w:t>
+      </w:r>
+      <w:r>
+        <w:t>—</w:t>
+      </w:r>
+      <w:r>
+        <w:t>教学过程记录</w:t>
+      </w:r>
+      <w:r>
+        <w:t>—</w:t>
+      </w:r>
+      <w:r>
+        <w:t>成绩汇总</w:t>
+      </w:r>
+      <w:r>
+        <w:t>—</w:t>
+      </w:r>
+      <w:r>
+        <w:t>数据导出</w:t>
+      </w:r>
+      <w:r>
+        <w:t>—</w:t>
+      </w:r>
+      <w:r>
+        <w:t>系统审计</w:t>
+      </w:r>
+      <w:r>
+        <w:t>”</w:t>
+      </w:r>
+      <w:r>
+        <w:t>的完整链路，并采用前后端分离的部署形态，使系统既能满足课程演示，也具备一定的工程实践价值。</w:t>
       </w:r>
     </w:p>
     <w:p>
@@ -5418,9 +5607,12 @@
           <w:rFonts w:hint="eastAsia"/>
         </w:rPr>
       </w:pPr>
-      <w:bookmarkStart w:id="2" w:name="_Toc243687149"/>
-      <w:r>
-        <w:t>1.2 实训目标与任务</w:t>
+      <w:bookmarkStart w:id="2" w:name="_Toc243688557"/>
+      <w:r>
+        <w:t xml:space="preserve">1.2 </w:t>
+      </w:r>
+      <w:r>
+        <w:t>实训目标与任务</w:t>
       </w:r>
       <w:bookmarkEnd w:id="2"/>
     </w:p>
@@ -5432,7 +5624,31 @@
         </w:rPr>
       </w:pPr>
       <w:r>
-        <w:t>本实训的总体目标是：综合运用 Java、Spring Boot、MyBatis、Thymeleaf、关系型数据库与容器化技术，完成一个可运行、可演示、可部署的课程管理系统，并在此过程中掌握需求分析、系统设计、编码实现、测试调试与部署发布的完整流程。具体任务包括：</w:t>
+        <w:t>本实训的总体目标是：综合运用</w:t>
+      </w:r>
+      <w:r>
+        <w:t xml:space="preserve"> Java</w:t>
+      </w:r>
+      <w:r>
+        <w:t>、</w:t>
+      </w:r>
+      <w:r>
+        <w:t>Spring Boot</w:t>
+      </w:r>
+      <w:r>
+        <w:t>、</w:t>
+      </w:r>
+      <w:r>
+        <w:t>MyBatis</w:t>
+      </w:r>
+      <w:r>
+        <w:t>、</w:t>
+      </w:r>
+      <w:r>
+        <w:t>Thymeleaf</w:t>
+      </w:r>
+      <w:r>
+        <w:t>、关系型数据库与容器化技术，完成一个可运行、可演示、可部署的课程管理系统，并在此过程中掌握需求分析、系统设计、编码实现、测试调试与部署发布的完整流程。具体任务包括：</w:t>
       </w:r>
     </w:p>
     <w:p>
@@ -5444,7 +5660,34 @@
         </w:rPr>
       </w:pPr>
       <w:r>
-        <w:t>· 完成开发环境搭建，统一使用 JDK 17、Maven、MySQL 8 与 Docker，保证编译与运行一致；</w:t>
+        <w:t xml:space="preserve">· </w:t>
+      </w:r>
+      <w:r>
+        <w:t>完成开发环境搭建，统一使用</w:t>
+      </w:r>
+      <w:r>
+        <w:t xml:space="preserve"> JDK 17</w:t>
+      </w:r>
+      <w:r>
+        <w:t>、</w:t>
+      </w:r>
+      <w:r>
+        <w:t>Maven</w:t>
+      </w:r>
+      <w:r>
+        <w:t>、</w:t>
+      </w:r>
+      <w:r>
+        <w:t xml:space="preserve">MySQL 8 </w:t>
+      </w:r>
+      <w:r>
+        <w:t>与</w:t>
+      </w:r>
+      <w:r>
+        <w:t xml:space="preserve"> Docker</w:t>
+      </w:r>
+      <w:r>
+        <w:t>，保证编译与运行一致；</w:t>
       </w:r>
     </w:p>
     <w:p>
@@ -5456,7 +5699,10 @@
         </w:rPr>
       </w:pPr>
       <w:r>
-        <w:t>· 完成需求分析，梳理学生、教师、管理员三类角色的功能边界与权限规则；</w:t>
+        <w:t xml:space="preserve">· </w:t>
+      </w:r>
+      <w:r>
+        <w:t>完成需求分析，梳理学生、教师、管理员三类角色的功能边界与权限规则；</w:t>
       </w:r>
     </w:p>
     <w:p>
@@ -5468,7 +5714,16 @@
         </w:rPr>
       </w:pPr>
       <w:r>
-        <w:t>· 完成系统设计，包括分层架构、功能模块、接口、数据库表结构与 E-R 模型；</w:t>
+        <w:t xml:space="preserve">· </w:t>
+      </w:r>
+      <w:r>
+        <w:t>完成系统设计，包括分层架构、功能模块、接口、数据库表结构与</w:t>
+      </w:r>
+      <w:r>
+        <w:t xml:space="preserve"> E-R </w:t>
+      </w:r>
+      <w:r>
+        <w:t>模型；</w:t>
       </w:r>
     </w:p>
     <w:p>
@@ -5480,7 +5735,10 @@
         </w:rPr>
       </w:pPr>
       <w:r>
-        <w:t>· 实现登录认证、考勤、课堂表现、实验、作业、成绩汇总、基础数据管理等核心功能；</w:t>
+        <w:t xml:space="preserve">· </w:t>
+      </w:r>
+      <w:r>
+        <w:t>实现登录认证、考勤、课堂表现、实验、作业、成绩汇总、基础数据管理等核心功能；</w:t>
       </w:r>
     </w:p>
     <w:p>
@@ -5492,7 +5750,10 @@
         </w:rPr>
       </w:pPr>
       <w:r>
-        <w:t>· 完成系统测试与缺陷修复，编写测试用例并验证关键业务规则；</w:t>
+        <w:t xml:space="preserve">· </w:t>
+      </w:r>
+      <w:r>
+        <w:t>完成系统测试与缺陷修复，编写测试用例并验证关键业务规则；</w:t>
       </w:r>
     </w:p>
     <w:p>
@@ -5504,7 +5765,34 @@
         </w:rPr>
       </w:pPr>
       <w:r>
-        <w:t>· 完成容器化部署，使用 Nginx 托管前端、Tomcat 部署后端 WAR、MySQL 存储数据。</w:t>
+        <w:t xml:space="preserve">· </w:t>
+      </w:r>
+      <w:r>
+        <w:t>完成容器化部署，使用</w:t>
+      </w:r>
+      <w:r>
+        <w:t xml:space="preserve"> Nginx </w:t>
+      </w:r>
+      <w:r>
+        <w:t>托管前端、</w:t>
+      </w:r>
+      <w:r>
+        <w:t xml:space="preserve">Tomcat </w:t>
+      </w:r>
+      <w:r>
+        <w:t>部署后端</w:t>
+      </w:r>
+      <w:r>
+        <w:t xml:space="preserve"> WAR</w:t>
+      </w:r>
+      <w:r>
+        <w:t>、</w:t>
+      </w:r>
+      <w:r>
+        <w:t xml:space="preserve">MySQL </w:t>
+      </w:r>
+      <w:r>
+        <w:t>存储数据。</w:t>
       </w:r>
     </w:p>
     <w:p>
@@ -5514,10 +5802,13 @@
           <w:rFonts w:hint="eastAsia"/>
         </w:rPr>
       </w:pPr>
-      <w:bookmarkStart w:id="3" w:name="_Toc243687150"/>
+      <w:bookmarkStart w:id="3" w:name="_Toc243688558"/>
       <w:r>
         <w:lastRenderedPageBreak/>
-        <w:t>1.3 技术栈说明</w:t>
+        <w:t xml:space="preserve">1.3 </w:t>
+      </w:r>
+      <w:r>
+        <w:t>技术栈说明</w:t>
       </w:r>
       <w:bookmarkEnd w:id="3"/>
     </w:p>
@@ -5529,7 +5820,133 @@
         </w:rPr>
       </w:pPr>
       <w:r>
-        <w:t>系统后端采用 Java 17 与 Spring Boot 3.5.0，使用 Spring MVC 提供 Web 能力，MyBatis 3.0.5 负责数据访问，Thymeleaf 保留为服务端渲染界面，同时提供一套基于 JSON 的 REST 接口供独立前端调用。数据库采用 MySQL 8.0，字符集为 utf8mb4，存储引擎为 InnoDB，并通过外键约束保证参照完整性。前端采用原生 HTML、CSS 与 JavaScript 实现单页应用（SPA），通过 Nginx 托管静态资源并将 /api 请求反向代理到后端。系统使用 Docker Compose 编排 Nginx、Tomcat 与 MySQL 三个容器，实现一键部署。</w:t>
+        <w:t>系统后端采用</w:t>
+      </w:r>
+      <w:r>
+        <w:t xml:space="preserve"> Java 17 </w:t>
+      </w:r>
+      <w:r>
+        <w:t>与</w:t>
+      </w:r>
+      <w:r>
+        <w:t xml:space="preserve"> Spring Boot 3.5.0</w:t>
+      </w:r>
+      <w:r>
+        <w:t>，使用</w:t>
+      </w:r>
+      <w:r>
+        <w:t xml:space="preserve"> Spring MVC </w:t>
+      </w:r>
+      <w:r>
+        <w:t>提供</w:t>
+      </w:r>
+      <w:r>
+        <w:t xml:space="preserve"> Web </w:t>
+      </w:r>
+      <w:r>
+        <w:t>能力，</w:t>
+      </w:r>
+      <w:r>
+        <w:t xml:space="preserve">MyBatis 3.0.5 </w:t>
+      </w:r>
+      <w:r>
+        <w:t>负责数据访问，</w:t>
+      </w:r>
+      <w:r>
+        <w:t xml:space="preserve">Thymeleaf </w:t>
+      </w:r>
+      <w:r>
+        <w:t>保留为服务端渲染界面，同时提供一套基于</w:t>
+      </w:r>
+      <w:r>
+        <w:t xml:space="preserve"> JSON </w:t>
+      </w:r>
+      <w:r>
+        <w:t>的</w:t>
+      </w:r>
+      <w:r>
+        <w:t xml:space="preserve"> REST </w:t>
+      </w:r>
+      <w:r>
+        <w:t>接口供独立前端调用。数据库采用</w:t>
+      </w:r>
+      <w:r>
+        <w:t xml:space="preserve"> MySQL 8.0</w:t>
+      </w:r>
+      <w:r>
+        <w:t>，字符集为</w:t>
+      </w:r>
+      <w:r>
+        <w:t xml:space="preserve"> utf8mb4</w:t>
+      </w:r>
+      <w:r>
+        <w:t>，存储引擎为</w:t>
+      </w:r>
+      <w:r>
+        <w:t xml:space="preserve"> InnoDB</w:t>
+      </w:r>
+      <w:r>
+        <w:t>，并通过外键约束保证参照完整性。前端采用原生</w:t>
+      </w:r>
+      <w:r>
+        <w:t xml:space="preserve"> HTML</w:t>
+      </w:r>
+      <w:r>
+        <w:t>、</w:t>
+      </w:r>
+      <w:r>
+        <w:t xml:space="preserve">CSS </w:t>
+      </w:r>
+      <w:r>
+        <w:t>与</w:t>
+      </w:r>
+      <w:r>
+        <w:t xml:space="preserve"> JavaScript </w:t>
+      </w:r>
+      <w:r>
+        <w:t>实现单页应用（</w:t>
+      </w:r>
+      <w:r>
+        <w:t>SPA</w:t>
+      </w:r>
+      <w:r>
+        <w:t>），通过</w:t>
+      </w:r>
+      <w:r>
+        <w:t xml:space="preserve"> Nginx </w:t>
+      </w:r>
+      <w:r>
+        <w:t>托管静态资源并将</w:t>
+      </w:r>
+      <w:r>
+        <w:t xml:space="preserve"> /api </w:t>
+      </w:r>
+      <w:r>
+        <w:t>请求反向代理到后端。系统使用</w:t>
+      </w:r>
+      <w:r>
+        <w:t xml:space="preserve"> Docker Compose </w:t>
+      </w:r>
+      <w:r>
+        <w:t>编排</w:t>
+      </w:r>
+      <w:r>
+        <w:t xml:space="preserve"> Nginx</w:t>
+      </w:r>
+      <w:r>
+        <w:t>、</w:t>
+      </w:r>
+      <w:r>
+        <w:t xml:space="preserve">Tomcat </w:t>
+      </w:r>
+      <w:r>
+        <w:t>与</w:t>
+      </w:r>
+      <w:r>
+        <w:t xml:space="preserve"> MySQL </w:t>
+      </w:r>
+      <w:r>
+        <w:t>三个容器，实现一键部署。</w:t>
       </w:r>
     </w:p>
     <w:p>
@@ -5540,7 +5957,55 @@
         </w:rPr>
       </w:pPr>
       <w:r>
-        <w:t>需要说明的是，课程指导手册中列出的数据库为 SQL Server，本系统实际部署环境采用 MySQL 8.0。两者均为关系型数据库，标准 SQL、事务、外键、索引等核心能力一致；本系统使用的 SQL 语法均控制在通用范围内，表结构、约束与索引设计可直接迁移到 SQL Server。选择 MySQL 主要是考虑课程机房与 Docker 环境的易获取性，以及 utf8mb4 对中文的友好支持。</w:t>
+        <w:t>需要说明的是，课程指导手册中列出的数据库为</w:t>
+      </w:r>
+      <w:r>
+        <w:t xml:space="preserve"> SQL Server</w:t>
+      </w:r>
+      <w:r>
+        <w:t>，本系统实际部署环境采用</w:t>
+      </w:r>
+      <w:r>
+        <w:t xml:space="preserve"> MySQL 8.0</w:t>
+      </w:r>
+      <w:r>
+        <w:t>。两者均为关系型数据库，标准</w:t>
+      </w:r>
+      <w:r>
+        <w:t xml:space="preserve"> SQL</w:t>
+      </w:r>
+      <w:r>
+        <w:t>、事务、外键、索引等核心能力一致；本系统使用的</w:t>
+      </w:r>
+      <w:r>
+        <w:t xml:space="preserve"> SQL </w:t>
+      </w:r>
+      <w:r>
+        <w:t>语法均控制在通用范围内，表结构、约束与索引设计可直接迁移到</w:t>
+      </w:r>
+      <w:r>
+        <w:t xml:space="preserve"> SQL Server</w:t>
+      </w:r>
+      <w:r>
+        <w:t>。选择</w:t>
+      </w:r>
+      <w:r>
+        <w:t xml:space="preserve"> MySQL </w:t>
+      </w:r>
+      <w:r>
+        <w:t>主要是考虑课程机房与</w:t>
+      </w:r>
+      <w:r>
+        <w:t xml:space="preserve"> Docker </w:t>
+      </w:r>
+      <w:r>
+        <w:t>环境的易获取性，以及</w:t>
+      </w:r>
+      <w:r>
+        <w:t xml:space="preserve"> utf8mb4 </w:t>
+      </w:r>
+      <w:r>
+        <w:t>对中文的友好支持。</w:t>
       </w:r>
     </w:p>
     <w:p>
@@ -5551,7 +6016,7 @@
           <w:rFonts w:hint="eastAsia"/>
         </w:rPr>
       </w:pPr>
-      <w:bookmarkStart w:id="4" w:name="_Toc243687151"/>
+      <w:bookmarkStart w:id="4" w:name="_Toc243688559"/>
       <w:r>
         <w:lastRenderedPageBreak/>
         <w:t>二．实验环境及配置介绍</w:t>
@@ -5566,7 +6031,37 @@
         </w:rPr>
       </w:pPr>
       <w:r>
-        <w:t>本章介绍系统开发与运行所需的软件环境、安装配置步骤以及环境验证方法。实验环境以 Windows 11 为开发主机，使用 IntelliJ IDEA / VS Code 进行开发，JDK 17 编译运行，MySQL 8.0 存储数据，Docker 负责运行期编排。</w:t>
+        <w:t>本章介绍系统开发与运行所需的软件环境、安装配置步骤以及环境验证方法。实验环境以</w:t>
+      </w:r>
+      <w:r>
+        <w:t xml:space="preserve"> Windows 11 </w:t>
+      </w:r>
+      <w:r>
+        <w:t>为开发主机，使用</w:t>
+      </w:r>
+      <w:r>
+        <w:t xml:space="preserve"> IntelliJ IDEA / VS Code </w:t>
+      </w:r>
+      <w:r>
+        <w:t>进行开发，</w:t>
+      </w:r>
+      <w:r>
+        <w:t xml:space="preserve">JDK 17 </w:t>
+      </w:r>
+      <w:r>
+        <w:t>编译运行，</w:t>
+      </w:r>
+      <w:r>
+        <w:t xml:space="preserve">MySQL 8.0 </w:t>
+      </w:r>
+      <w:r>
+        <w:t>存储数据，</w:t>
+      </w:r>
+      <w:r>
+        <w:t xml:space="preserve">Docker </w:t>
+      </w:r>
+      <w:r>
+        <w:t>负责运行期编排。</w:t>
       </w:r>
     </w:p>
     <w:p>
@@ -5576,9 +6071,12 @@
           <w:rFonts w:hint="eastAsia"/>
         </w:rPr>
       </w:pPr>
-      <w:bookmarkStart w:id="5" w:name="_Toc243687152"/>
-      <w:r>
-        <w:t>2.1 开发工具与版本</w:t>
+      <w:bookmarkStart w:id="5" w:name="_Toc243688560"/>
+      <w:r>
+        <w:t xml:space="preserve">2.1 </w:t>
+      </w:r>
+      <w:r>
+        <w:t>开发工具与版本</w:t>
       </w:r>
       <w:bookmarkEnd w:id="5"/>
     </w:p>
@@ -5590,7 +6088,13 @@
         </w:rPr>
       </w:pPr>
       <w:r>
-        <w:t>表 2-1 开发环境与软件版本</w:t>
+        <w:t>表</w:t>
+      </w:r>
+      <w:r>
+        <w:t xml:space="preserve"> 2-1 </w:t>
+      </w:r>
+      <w:r>
+        <w:t>开发环境与软件版本</w:t>
       </w:r>
     </w:p>
     <w:tbl>
@@ -5650,7 +6154,23 @@
                 <w:b/>
                 <w:sz w:val="20"/>
               </w:rPr>
-              <w:t>软件/工具</w:t>
+              <w:t>软件</w:t>
+            </w:r>
+            <w:r>
+              <w:rPr>
+                <w:rFonts w:ascii="宋体" w:eastAsia="宋体" w:hAnsi="宋体"/>
+                <w:b/>
+                <w:sz w:val="20"/>
+              </w:rPr>
+              <w:t>/</w:t>
+            </w:r>
+            <w:r>
+              <w:rPr>
+                <w:rFonts w:ascii="宋体" w:eastAsia="宋体" w:hAnsi="宋体"/>
+                <w:b/>
+                <w:sz w:val="20"/>
+              </w:rPr>
+              <w:t>工具</w:t>
             </w:r>
           </w:p>
         </w:tc>
@@ -5739,7 +6259,14 @@
                 <w:rFonts w:ascii="宋体" w:eastAsia="宋体" w:hAnsi="宋体"/>
                 <w:sz w:val="20"/>
               </w:rPr>
-              <w:t>Windows 11 64 位</w:t>
+              <w:t xml:space="preserve">Windows 11 64 </w:t>
+            </w:r>
+            <w:r>
+              <w:rPr>
+                <w:rFonts w:ascii="宋体" w:eastAsia="宋体" w:hAnsi="宋体"/>
+                <w:sz w:val="20"/>
+              </w:rPr>
+              <w:t>位</w:t>
             </w:r>
           </w:p>
         </w:tc>
@@ -5864,7 +6391,21 @@
                 <w:rFonts w:ascii="宋体" w:eastAsia="宋体" w:hAnsi="宋体"/>
                 <w:sz w:val="20"/>
               </w:rPr>
-              <w:t>提供 Java 编译与运行环境</w:t>
+              <w:t>提供</w:t>
+            </w:r>
+            <w:r>
+              <w:rPr>
+                <w:rFonts w:ascii="宋体" w:eastAsia="宋体" w:hAnsi="宋体"/>
+                <w:sz w:val="20"/>
+              </w:rPr>
+              <w:t xml:space="preserve"> Java </w:t>
+            </w:r>
+            <w:r>
+              <w:rPr>
+                <w:rFonts w:ascii="宋体" w:eastAsia="宋体" w:hAnsi="宋体"/>
+                <w:sz w:val="20"/>
+              </w:rPr>
+              <w:t>编译与运行环境</w:t>
             </w:r>
           </w:p>
         </w:tc>
@@ -5889,7 +6430,21 @@
                 <w:rFonts w:ascii="宋体" w:eastAsia="宋体" w:hAnsi="宋体"/>
                 <w:sz w:val="20"/>
               </w:rPr>
-              <w:t>集成开发环境（IDE）</w:t>
+              <w:t>集成开发环境（</w:t>
+            </w:r>
+            <w:r>
+              <w:rPr>
+                <w:rFonts w:ascii="宋体" w:eastAsia="宋体" w:hAnsi="宋体"/>
+                <w:sz w:val="20"/>
+              </w:rPr>
+              <w:t>IDE</w:t>
+            </w:r>
+            <w:r>
+              <w:rPr>
+                <w:rFonts w:ascii="宋体" w:eastAsia="宋体" w:hAnsi="宋体"/>
+                <w:sz w:val="20"/>
+              </w:rPr>
+              <w:t>）</w:t>
             </w:r>
           </w:p>
         </w:tc>
@@ -5929,7 +6484,14 @@
                 <w:rFonts w:ascii="宋体" w:eastAsia="宋体" w:hAnsi="宋体"/>
                 <w:sz w:val="20"/>
               </w:rPr>
-              <w:t>2024.x / 最新版</w:t>
+              <w:t xml:space="preserve">2024.x / </w:t>
+            </w:r>
+            <w:r>
+              <w:rPr>
+                <w:rFonts w:ascii="宋体" w:eastAsia="宋体" w:hAnsi="宋体"/>
+                <w:sz w:val="20"/>
+              </w:rPr>
+              <w:t>最新版</w:t>
             </w:r>
           </w:p>
         </w:tc>
@@ -5949,7 +6511,21 @@
                 <w:rFonts w:ascii="宋体" w:eastAsia="宋体" w:hAnsi="宋体"/>
                 <w:sz w:val="20"/>
               </w:rPr>
-              <w:t>编写、编译、调试和运行 Java 程序</w:t>
+              <w:t>编写、编译、调试和运行</w:t>
+            </w:r>
+            <w:r>
+              <w:rPr>
+                <w:rFonts w:ascii="宋体" w:eastAsia="宋体" w:hAnsi="宋体"/>
+                <w:sz w:val="20"/>
+              </w:rPr>
+              <w:t xml:space="preserve"> Java </w:t>
+            </w:r>
+            <w:r>
+              <w:rPr>
+                <w:rFonts w:ascii="宋体" w:eastAsia="宋体" w:hAnsi="宋体"/>
+                <w:sz w:val="20"/>
+              </w:rPr>
+              <w:t>程序</w:t>
             </w:r>
           </w:p>
         </w:tc>
@@ -6119,7 +6695,28 @@
                 <w:rFonts w:ascii="宋体" w:eastAsia="宋体" w:hAnsi="宋体"/>
                 <w:sz w:val="20"/>
               </w:rPr>
-              <w:t>Web、IoC、事务、嵌入式容器</w:t>
+              <w:t>Web</w:t>
+            </w:r>
+            <w:r>
+              <w:rPr>
+                <w:rFonts w:ascii="宋体" w:eastAsia="宋体" w:hAnsi="宋体"/>
+                <w:sz w:val="20"/>
+              </w:rPr>
+              <w:t>、</w:t>
+            </w:r>
+            <w:r>
+              <w:rPr>
+                <w:rFonts w:ascii="宋体" w:eastAsia="宋体" w:hAnsi="宋体"/>
+                <w:sz w:val="20"/>
+              </w:rPr>
+              <w:t>IoC</w:t>
+            </w:r>
+            <w:r>
+              <w:rPr>
+                <w:rFonts w:ascii="宋体" w:eastAsia="宋体" w:hAnsi="宋体"/>
+                <w:sz w:val="20"/>
+              </w:rPr>
+              <w:t>、事务、嵌入式容器</w:t>
             </w:r>
           </w:p>
         </w:tc>
@@ -6204,7 +6801,14 @@
                 <w:rFonts w:ascii="宋体" w:eastAsia="宋体" w:hAnsi="宋体"/>
                 <w:sz w:val="20"/>
               </w:rPr>
-              <w:t>SQL 映射与数据访问</w:t>
+              <w:t xml:space="preserve">SQL </w:t>
+            </w:r>
+            <w:r>
+              <w:rPr>
+                <w:rFonts w:ascii="宋体" w:eastAsia="宋体" w:hAnsi="宋体"/>
+                <w:sz w:val="20"/>
+              </w:rPr>
+              <w:t>映射与数据访问</w:t>
             </w:r>
           </w:p>
         </w:tc>
@@ -6419,7 +7023,21 @@
                 <w:rFonts w:ascii="宋体" w:eastAsia="宋体" w:hAnsi="宋体"/>
                 <w:sz w:val="20"/>
               </w:rPr>
-              <w:t>MySQL 命令行 / Navicat</w:t>
+              <w:t xml:space="preserve">MySQL </w:t>
+            </w:r>
+            <w:r>
+              <w:rPr>
+                <w:rFonts w:ascii="宋体" w:eastAsia="宋体" w:hAnsi="宋体"/>
+                <w:sz w:val="20"/>
+              </w:rPr>
+              <w:t>命令行</w:t>
+            </w:r>
+            <w:r>
+              <w:rPr>
+                <w:rFonts w:ascii="宋体" w:eastAsia="宋体" w:hAnsi="宋体"/>
+                <w:sz w:val="20"/>
+              </w:rPr>
+              <w:t xml:space="preserve"> / Navicat</w:t>
             </w:r>
           </w:p>
         </w:tc>
@@ -6569,7 +7187,14 @@
                 <w:rFonts w:ascii="宋体" w:eastAsia="宋体" w:hAnsi="宋体"/>
                 <w:sz w:val="20"/>
               </w:rPr>
-              <w:t>Web 服务器</w:t>
+              <w:t xml:space="preserve">Web </w:t>
+            </w:r>
+            <w:r>
+              <w:rPr>
+                <w:rFonts w:ascii="宋体" w:eastAsia="宋体" w:hAnsi="宋体"/>
+                <w:sz w:val="20"/>
+              </w:rPr>
+              <w:t>服务器</w:t>
             </w:r>
           </w:p>
         </w:tc>
@@ -6694,7 +7319,28 @@
                 <w:rFonts w:ascii="宋体" w:eastAsia="宋体" w:hAnsi="宋体"/>
                 <w:sz w:val="20"/>
               </w:rPr>
-              <w:t>10.1（JDK 17）</w:t>
+              <w:t>10.1</w:t>
+            </w:r>
+            <w:r>
+              <w:rPr>
+                <w:rFonts w:ascii="宋体" w:eastAsia="宋体" w:hAnsi="宋体"/>
+                <w:sz w:val="20"/>
+              </w:rPr>
+              <w:t>（</w:t>
+            </w:r>
+            <w:r>
+              <w:rPr>
+                <w:rFonts w:ascii="宋体" w:eastAsia="宋体" w:hAnsi="宋体"/>
+                <w:sz w:val="20"/>
+              </w:rPr>
+              <w:t>JDK 17</w:t>
+            </w:r>
+            <w:r>
+              <w:rPr>
+                <w:rFonts w:ascii="宋体" w:eastAsia="宋体" w:hAnsi="宋体"/>
+                <w:sz w:val="20"/>
+              </w:rPr>
+              <w:t>）</w:t>
             </w:r>
           </w:p>
         </w:tc>
@@ -6714,7 +7360,21 @@
                 <w:rFonts w:ascii="宋体" w:eastAsia="宋体" w:hAnsi="宋体"/>
                 <w:sz w:val="20"/>
               </w:rPr>
-              <w:t>部署 WAR 包</w:t>
+              <w:t>部署</w:t>
+            </w:r>
+            <w:r>
+              <w:rPr>
+                <w:rFonts w:ascii="宋体" w:eastAsia="宋体" w:hAnsi="宋体"/>
+                <w:sz w:val="20"/>
+              </w:rPr>
+              <w:t xml:space="preserve"> WAR </w:t>
+            </w:r>
+            <w:r>
+              <w:rPr>
+                <w:rFonts w:ascii="宋体" w:eastAsia="宋体" w:hAnsi="宋体"/>
+                <w:sz w:val="20"/>
+              </w:rPr>
+              <w:t>包</w:t>
             </w:r>
           </w:p>
         </w:tc>
@@ -6812,9 +7472,12 @@
           <w:rFonts w:hint="eastAsia"/>
         </w:rPr>
       </w:pPr>
-      <w:bookmarkStart w:id="6" w:name="_Toc243687153"/>
-      <w:r>
-        <w:t>2.2 环境安装与配置步骤</w:t>
+      <w:bookmarkStart w:id="6" w:name="_Toc243688561"/>
+      <w:r>
+        <w:t xml:space="preserve">2.2 </w:t>
+      </w:r>
+      <w:r>
+        <w:t>环境安装与配置步骤</w:t>
       </w:r>
       <w:bookmarkEnd w:id="6"/>
     </w:p>
@@ -6826,7 +7489,97 @@
         </w:rPr>
       </w:pPr>
       <w:r>
-        <w:t>（1）安装 JDK 17。双击安装包完成安装后，配置 JAVA_HOME 指向 JDK 17 安装目录，并将 %JAVA_HOME%\bin 加入 Path。执行 java -version 与 javac -version，确认输出均为 17。若 IDE 中同时安装了更高版本 JDK，需要将项目的编译 JDK 固定为 17，否则会出现 class 文件版本 69.0 无法加载的问题。</w:t>
+        <w:t>（</w:t>
+      </w:r>
+      <w:r>
+        <w:t>1</w:t>
+      </w:r>
+      <w:r>
+        <w:t>）安装</w:t>
+      </w:r>
+      <w:r>
+        <w:t xml:space="preserve"> JDK 17</w:t>
+      </w:r>
+      <w:r>
+        <w:t>。双击安装包完成安装后，配置</w:t>
+      </w:r>
+      <w:r>
+        <w:t xml:space="preserve"> JAVA_HOME </w:t>
+      </w:r>
+      <w:r>
+        <w:t>指向</w:t>
+      </w:r>
+      <w:r>
+        <w:t xml:space="preserve"> JDK 17 </w:t>
+      </w:r>
+      <w:r>
+        <w:t>安装目录，并将</w:t>
+      </w:r>
+      <w:r>
+        <w:t xml:space="preserve"> %JAVA_HOME%\bin </w:t>
+      </w:r>
+      <w:r>
+        <w:t>加入</w:t>
+      </w:r>
+      <w:r>
+        <w:t xml:space="preserve"> Path</w:t>
+      </w:r>
+      <w:r>
+        <w:t>。执行</w:t>
+      </w:r>
+      <w:r>
+        <w:t xml:space="preserve"> java -version </w:t>
+      </w:r>
+      <w:r>
+        <w:t>与</w:t>
+      </w:r>
+      <w:r>
+        <w:t xml:space="preserve"> javac -version</w:t>
+      </w:r>
+      <w:r>
+        <w:t>，确认输出均为</w:t>
+      </w:r>
+      <w:r>
+        <w:t xml:space="preserve"> 17</w:t>
+      </w:r>
+      <w:r>
+        <w:t>。若</w:t>
+      </w:r>
+      <w:r>
+        <w:t xml:space="preserve"> IDE </w:t>
+      </w:r>
+      <w:r>
+        <w:t>中同时安装了更高版本</w:t>
+      </w:r>
+      <w:r>
+        <w:t xml:space="preserve"> JDK</w:t>
+      </w:r>
+      <w:r>
+        <w:t>，需要将项目的编译</w:t>
+      </w:r>
+      <w:r>
+        <w:t xml:space="preserve"> JDK </w:t>
+      </w:r>
+      <w:r>
+        <w:t>固定为</w:t>
+      </w:r>
+      <w:r>
+        <w:t xml:space="preserve"> 17</w:t>
+      </w:r>
+      <w:r>
+        <w:t>，否则会出现</w:t>
+      </w:r>
+      <w:r>
+        <w:t xml:space="preserve"> class </w:t>
+      </w:r>
+      <w:r>
+        <w:t>文件版本</w:t>
+      </w:r>
+      <w:r>
+        <w:t xml:space="preserve"> 69.0 </w:t>
+      </w:r>
+      <w:r>
+        <w:t>无法加载的问题。</w:t>
       </w:r>
     </w:p>
     <w:p>
@@ -6837,7 +7590,49 @@
         </w:rPr>
       </w:pPr>
       <w:r>
-        <w:t>（2）安装并配置 Maven。解压 Maven 后配置 MAVEN_HOME 与 Path，执行 mvn -v 检查版本。为提升依赖下载速度，可在 settings.xml 中配置国内镜像仓库。</w:t>
+        <w:t>（</w:t>
+      </w:r>
+      <w:r>
+        <w:t>2</w:t>
+      </w:r>
+      <w:r>
+        <w:t>）安装并配置</w:t>
+      </w:r>
+      <w:r>
+        <w:t xml:space="preserve"> Maven</w:t>
+      </w:r>
+      <w:r>
+        <w:t>。解压</w:t>
+      </w:r>
+      <w:r>
+        <w:t xml:space="preserve"> Maven </w:t>
+      </w:r>
+      <w:r>
+        <w:t>后配置</w:t>
+      </w:r>
+      <w:r>
+        <w:t xml:space="preserve"> MAVEN_HOME </w:t>
+      </w:r>
+      <w:r>
+        <w:t>与</w:t>
+      </w:r>
+      <w:r>
+        <w:t xml:space="preserve"> Path</w:t>
+      </w:r>
+      <w:r>
+        <w:t>，执行</w:t>
+      </w:r>
+      <w:r>
+        <w:t xml:space="preserve"> mvn -v </w:t>
+      </w:r>
+      <w:r>
+        <w:t>检查版本。为提升依赖下载速度，可在</w:t>
+      </w:r>
+      <w:r>
+        <w:t xml:space="preserve"> settings.xml </w:t>
+      </w:r>
+      <w:r>
+        <w:t>中配置国内镜像仓库。</w:t>
       </w:r>
     </w:p>
     <w:p>
@@ -6848,11 +7643,53 @@
         </w:rPr>
       </w:pPr>
       <w:r>
-        <w:t xml:space="preserve">（3）安装 MySQL 8.0。安装完成后启动 MySQL 服务，使用 root 账号登录，执行建库语句：CREATE DATABASE course_mgmt CHARACTER SET utf8mb4 </w:t>
+        <w:t>（</w:t>
+      </w:r>
+      <w:r>
+        <w:t>3</w:t>
+      </w:r>
+      <w:r>
+        <w:t>）安装</w:t>
+      </w:r>
+      <w:r>
+        <w:t xml:space="preserve"> MySQL 8.0</w:t>
+      </w:r>
+      <w:r>
+        <w:t>。安装完成后启动</w:t>
+      </w:r>
+      <w:r>
+        <w:t xml:space="preserve"> MySQL </w:t>
+      </w:r>
+      <w:r>
+        <w:t>服务，使用</w:t>
+      </w:r>
+      <w:r>
+        <w:t xml:space="preserve"> root </w:t>
+      </w:r>
+      <w:r>
+        <w:t>账号登录，执行建库语句：</w:t>
+      </w:r>
+      <w:r>
+        <w:t xml:space="preserve">CREATE DATABASE course_mgmt CHARACTER SET utf8mb4 </w:t>
       </w:r>
       <w:r>
         <w:lastRenderedPageBreak/>
-        <w:t>COLLATE utf8mb4_unicode_ci; 随后依次执行 schema-mysql.sql 与 data-mysql.sql，完成建表、外键创建与演示数据导入。</w:t>
+        <w:t xml:space="preserve">COLLATE utf8mb4_unicode_ci; </w:t>
+      </w:r>
+      <w:r>
+        <w:t>随后依次执行</w:t>
+      </w:r>
+      <w:r>
+        <w:t xml:space="preserve"> schema-mysql.sql </w:t>
+      </w:r>
+      <w:r>
+        <w:t>与</w:t>
+      </w:r>
+      <w:r>
+        <w:t xml:space="preserve"> data-mysql.sql</w:t>
+      </w:r>
+      <w:r>
+        <w:t>，完成建表、外键创建与演示数据导入。</w:t>
       </w:r>
     </w:p>
     <w:p>
@@ -6863,7 +7700,61 @@
         </w:rPr>
       </w:pPr>
       <w:r>
-        <w:t>（4）导入项目并启动。使用 IntelliJ IDEA 或 VS Code 打开项目，等待 Maven 依赖下载完成，运行 CmsApplication 启动类；也可以执行 mvn clean package 生成可执行 WAR，再通过 java -jar 运行。启动成功后访问 http://localhost:1001 即可看到登录页面。</w:t>
+        <w:t>（</w:t>
+      </w:r>
+      <w:r>
+        <w:t>4</w:t>
+      </w:r>
+      <w:r>
+        <w:t>）导入项目并启动。使用</w:t>
+      </w:r>
+      <w:r>
+        <w:t xml:space="preserve"> IntelliJ IDEA </w:t>
+      </w:r>
+      <w:r>
+        <w:t>或</w:t>
+      </w:r>
+      <w:r>
+        <w:t xml:space="preserve"> VS Code </w:t>
+      </w:r>
+      <w:r>
+        <w:t>打开项目，等待</w:t>
+      </w:r>
+      <w:r>
+        <w:t xml:space="preserve"> Maven </w:t>
+      </w:r>
+      <w:r>
+        <w:t>依赖下载完成，运行</w:t>
+      </w:r>
+      <w:r>
+        <w:t xml:space="preserve"> CmsApplication </w:t>
+      </w:r>
+      <w:r>
+        <w:t>启动类；也可以执行</w:t>
+      </w:r>
+      <w:r>
+        <w:t xml:space="preserve"> mvn clean package </w:t>
+      </w:r>
+      <w:r>
+        <w:t>生成可执行</w:t>
+      </w:r>
+      <w:r>
+        <w:t xml:space="preserve"> WAR</w:t>
+      </w:r>
+      <w:r>
+        <w:t>，再通过</w:t>
+      </w:r>
+      <w:r>
+        <w:t xml:space="preserve"> java -jar </w:t>
+      </w:r>
+      <w:r>
+        <w:t>运行。启动成功后访问</w:t>
+      </w:r>
+      <w:r>
+        <w:t xml:space="preserve"> http://localhost:1001 </w:t>
+      </w:r>
+      <w:r>
+        <w:t>即可看到登录页面。</w:t>
       </w:r>
     </w:p>
     <w:p>
@@ -6874,7 +7765,85 @@
         </w:rPr>
       </w:pPr>
       <w:r>
-        <w:t>（5）容器化运行。安装并启动 Docker Desktop 后，在项目根目录执行 docker compose up -d --build，Compose 会依次启动 MySQL、Tomcat 与 Nginx 三个容器。MySQL 首次启动时自动执行建表与数据脚本，Tomcat 部署 ROOT.war，Nginx 托管前端静态资源并反代 /api。启动完成后访问 http://localhost:8080 进入前后端分离版界面。</w:t>
+        <w:t>（</w:t>
+      </w:r>
+      <w:r>
+        <w:t>5</w:t>
+      </w:r>
+      <w:r>
+        <w:t>）容器化运行。安装并启动</w:t>
+      </w:r>
+      <w:r>
+        <w:t xml:space="preserve"> Docker Desktop </w:t>
+      </w:r>
+      <w:r>
+        <w:t>后，在项目根目录执行</w:t>
+      </w:r>
+      <w:r>
+        <w:t xml:space="preserve"> docker compose up -d --build</w:t>
+      </w:r>
+      <w:r>
+        <w:t>，</w:t>
+      </w:r>
+      <w:r>
+        <w:t xml:space="preserve">Compose </w:t>
+      </w:r>
+      <w:r>
+        <w:t>会依次启动</w:t>
+      </w:r>
+      <w:r>
+        <w:t xml:space="preserve"> MySQL</w:t>
+      </w:r>
+      <w:r>
+        <w:t>、</w:t>
+      </w:r>
+      <w:r>
+        <w:t xml:space="preserve">Tomcat </w:t>
+      </w:r>
+      <w:r>
+        <w:t>与</w:t>
+      </w:r>
+      <w:r>
+        <w:t xml:space="preserve"> Nginx </w:t>
+      </w:r>
+      <w:r>
+        <w:t>三个容器。</w:t>
+      </w:r>
+      <w:r>
+        <w:t xml:space="preserve">MySQL </w:t>
+      </w:r>
+      <w:r>
+        <w:t>首次启动时自动执行建表与数据脚本，</w:t>
+      </w:r>
+      <w:r>
+        <w:t xml:space="preserve">Tomcat </w:t>
+      </w:r>
+      <w:r>
+        <w:t>部署</w:t>
+      </w:r>
+      <w:r>
+        <w:t xml:space="preserve"> ROOT.war</w:t>
+      </w:r>
+      <w:r>
+        <w:t>，</w:t>
+      </w:r>
+      <w:r>
+        <w:t xml:space="preserve">Nginx </w:t>
+      </w:r>
+      <w:r>
+        <w:t>托管前端静态资源并反代</w:t>
+      </w:r>
+      <w:r>
+        <w:t xml:space="preserve"> /api</w:t>
+      </w:r>
+      <w:r>
+        <w:t>。启动完成后访问</w:t>
+      </w:r>
+      <w:r>
+        <w:t xml:space="preserve"> http://localhost:8080 </w:t>
+      </w:r>
+      <w:r>
+        <w:t>进入前后端分离版界面。</w:t>
       </w:r>
     </w:p>
     <w:p>
@@ -6884,9 +7853,12 @@
           <w:rFonts w:hint="eastAsia"/>
         </w:rPr>
       </w:pPr>
-      <w:bookmarkStart w:id="7" w:name="_Toc243687154"/>
-      <w:r>
-        <w:t>2.3 环境测试与运行结果</w:t>
+      <w:bookmarkStart w:id="7" w:name="_Toc243688562"/>
+      <w:r>
+        <w:t xml:space="preserve">2.3 </w:t>
+      </w:r>
+      <w:r>
+        <w:t>环境测试与运行结果</w:t>
       </w:r>
       <w:bookmarkEnd w:id="7"/>
     </w:p>
@@ -6898,7 +7870,103 @@
         </w:rPr>
       </w:pPr>
       <w:r>
-        <w:t>环境搭建完成后进行了以下验证：java -version 输出 17；mvn -v 输出 Maven 3.9；mysql -uroot -p 能正常连接并看到 course_mgmt 数据库；mvn clean package 构建成功并生成 course-management-system-1.0.0.war；docker compose ps 显示 cms-web、cms-app、cms-mysql 三个容器均为 Up 状态，其中 MySQL 健康检查通过。浏览器访问 8080 端口可正常打开登录页，使用 admin/123456 登录后按提示修改密码即可进入工作台。</w:t>
+        <w:t>环境搭建完成后进行了以下验证：</w:t>
+      </w:r>
+      <w:r>
+        <w:t xml:space="preserve">java -version </w:t>
+      </w:r>
+      <w:r>
+        <w:t>输出</w:t>
+      </w:r>
+      <w:r>
+        <w:t xml:space="preserve"> 17</w:t>
+      </w:r>
+      <w:r>
+        <w:t>；</w:t>
+      </w:r>
+      <w:r>
+        <w:t xml:space="preserve">mvn -v </w:t>
+      </w:r>
+      <w:r>
+        <w:t>输出</w:t>
+      </w:r>
+      <w:r>
+        <w:t xml:space="preserve"> Maven 3.9</w:t>
+      </w:r>
+      <w:r>
+        <w:t>；</w:t>
+      </w:r>
+      <w:r>
+        <w:t xml:space="preserve">mysql -uroot -p </w:t>
+      </w:r>
+      <w:r>
+        <w:t>能正常连接并看到</w:t>
+      </w:r>
+      <w:r>
+        <w:t xml:space="preserve"> course_mgmt </w:t>
+      </w:r>
+      <w:r>
+        <w:t>数据库；</w:t>
+      </w:r>
+      <w:r>
+        <w:t xml:space="preserve">mvn clean package </w:t>
+      </w:r>
+      <w:r>
+        <w:t>构建成功并生成</w:t>
+      </w:r>
+      <w:r>
+        <w:t xml:space="preserve"> course-management-system-1.0.0.war</w:t>
+      </w:r>
+      <w:r>
+        <w:t>；</w:t>
+      </w:r>
+      <w:r>
+        <w:t xml:space="preserve">docker compose ps </w:t>
+      </w:r>
+      <w:r>
+        <w:t>显示</w:t>
+      </w:r>
+      <w:r>
+        <w:t xml:space="preserve"> cms-web</w:t>
+      </w:r>
+      <w:r>
+        <w:t>、</w:t>
+      </w:r>
+      <w:r>
+        <w:t>cms-app</w:t>
+      </w:r>
+      <w:r>
+        <w:t>、</w:t>
+      </w:r>
+      <w:r>
+        <w:t xml:space="preserve">cms-mysql </w:t>
+      </w:r>
+      <w:r>
+        <w:t>三个容器均为</w:t>
+      </w:r>
+      <w:r>
+        <w:t xml:space="preserve"> Up </w:t>
+      </w:r>
+      <w:r>
+        <w:t>状态，其中</w:t>
+      </w:r>
+      <w:r>
+        <w:t xml:space="preserve"> MySQL </w:t>
+      </w:r>
+      <w:r>
+        <w:t>健康检查通过。浏览器访问</w:t>
+      </w:r>
+      <w:r>
+        <w:t xml:space="preserve"> 8080 </w:t>
+      </w:r>
+      <w:r>
+        <w:t>端口可正常打开登录页，使用</w:t>
+      </w:r>
+      <w:r>
+        <w:t xml:space="preserve"> admin/123456 </w:t>
+      </w:r>
+      <w:r>
+        <w:t>登录后按提示修改密码即可进入工作台。</w:t>
       </w:r>
     </w:p>
     <w:p>
@@ -6909,7 +7977,61 @@
         </w:rPr>
       </w:pPr>
       <w:r>
-        <w:t>构建过程中曾出现两个环境问题：一是 IDE 使用 JDK 25 编译导致运行时报 UnsupportedClassVersionError（class 文件版本 69.0），通过将 IDE 的编译 JDK 固定为 17 并执行 mvn clean package 解决；二是重复执行数据脚本导致学生数据重复，通过移除启动时的数据脚本自动执行、仅在初始化时手工执行一次快照解决。</w:t>
+        <w:t>构建过程中曾出现两个环境问题：一是</w:t>
+      </w:r>
+      <w:r>
+        <w:t xml:space="preserve"> IDE </w:t>
+      </w:r>
+      <w:r>
+        <w:t>使用</w:t>
+      </w:r>
+      <w:r>
+        <w:t xml:space="preserve"> JDK 25 </w:t>
+      </w:r>
+      <w:r>
+        <w:t>编译导致运行时报</w:t>
+      </w:r>
+      <w:r>
+        <w:t xml:space="preserve"> UnsupportedClassVersionError</w:t>
+      </w:r>
+      <w:r>
+        <w:t>（</w:t>
+      </w:r>
+      <w:r>
+        <w:t xml:space="preserve">class </w:t>
+      </w:r>
+      <w:r>
+        <w:t>文件版本</w:t>
+      </w:r>
+      <w:r>
+        <w:t xml:space="preserve"> 69.0</w:t>
+      </w:r>
+      <w:r>
+        <w:t>），通过将</w:t>
+      </w:r>
+      <w:r>
+        <w:t xml:space="preserve"> IDE </w:t>
+      </w:r>
+      <w:r>
+        <w:t>的编译</w:t>
+      </w:r>
+      <w:r>
+        <w:t xml:space="preserve"> JDK </w:t>
+      </w:r>
+      <w:r>
+        <w:t>固定为</w:t>
+      </w:r>
+      <w:r>
+        <w:t xml:space="preserve"> 17 </w:t>
+      </w:r>
+      <w:r>
+        <w:t>并执行</w:t>
+      </w:r>
+      <w:r>
+        <w:t xml:space="preserve"> mvn clean package </w:t>
+      </w:r>
+      <w:r>
+        <w:t>解决；二是重复执行数据脚本导致学生数据重复，通过移除启动时的数据脚本自动执行、仅在初始化时手工执行一次快照解决。</w:t>
       </w:r>
     </w:p>
     <w:p>
@@ -6920,7 +8042,7 @@
           <w:rFonts w:hint="eastAsia"/>
         </w:rPr>
       </w:pPr>
-      <w:bookmarkStart w:id="8" w:name="_Toc243687155"/>
+      <w:bookmarkStart w:id="8" w:name="_Toc243688563"/>
       <w:r>
         <w:lastRenderedPageBreak/>
         <w:t>三．系统需求</w:t>
@@ -6935,7 +8057,37 @@
         </w:rPr>
       </w:pPr>
       <w:r>
-        <w:t>本章从角色、功能与非功能三个维度梳理系统需求，并给出成绩计算等关键业务规则。需求分析遵循“角色—场景—功能—数据”的思路，确保每个功能都能落到具体的页面、接口与数据表。</w:t>
+        <w:t>本章从角色、功能与非功能三个维度梳理系统需求，并给出成绩计算等关键业务规则。需求分析遵循</w:t>
+      </w:r>
+      <w:r>
+        <w:t>“</w:t>
+      </w:r>
+      <w:r>
+        <w:t>角色</w:t>
+      </w:r>
+      <w:r>
+        <w:t>—</w:t>
+      </w:r>
+      <w:r>
+        <w:t>场景</w:t>
+      </w:r>
+      <w:r>
+        <w:t>—</w:t>
+      </w:r>
+      <w:r>
+        <w:t>功能</w:t>
+      </w:r>
+      <w:r>
+        <w:t>—</w:t>
+      </w:r>
+      <w:r>
+        <w:t>数据</w:t>
+      </w:r>
+      <w:r>
+        <w:t>”</w:t>
+      </w:r>
+      <w:r>
+        <w:t>的思路，确保每个功能都能落到具体的页面、接口与数据表。</w:t>
       </w:r>
     </w:p>
     <w:p>
@@ -6945,9 +8097,12 @@
           <w:rFonts w:hint="eastAsia"/>
         </w:rPr>
       </w:pPr>
-      <w:bookmarkStart w:id="9" w:name="_Toc243687156"/>
-      <w:r>
-        <w:t>3.1 角色与用例</w:t>
+      <w:bookmarkStart w:id="9" w:name="_Toc243688564"/>
+      <w:r>
+        <w:t xml:space="preserve">3.1 </w:t>
+      </w:r>
+      <w:r>
+        <w:t>角色与用例</w:t>
       </w:r>
       <w:bookmarkEnd w:id="9"/>
     </w:p>
@@ -6959,7 +8114,13 @@
         </w:rPr>
       </w:pPr>
       <w:r>
-        <w:t>表 3-1 角色与主要用例</w:t>
+        <w:t>表</w:t>
+      </w:r>
+      <w:r>
+        <w:t xml:space="preserve"> 3-1 </w:t>
+      </w:r>
+      <w:r>
+        <w:t>角色与主要用例</w:t>
       </w:r>
     </w:p>
     <w:tbl>
@@ -7085,7 +8246,49 @@
                 <w:rFonts w:ascii="宋体" w:eastAsia="宋体" w:hAnsi="宋体"/>
                 <w:sz w:val="20"/>
               </w:rPr>
-              <w:t>登录、修改密码、查询本人考勤/表现/实验/作业、查看平时与总成绩</w:t>
+              <w:t>登录、修改密码、查询本人考勤</w:t>
+            </w:r>
+            <w:r>
+              <w:rPr>
+                <w:rFonts w:ascii="宋体" w:eastAsia="宋体" w:hAnsi="宋体"/>
+                <w:sz w:val="20"/>
+              </w:rPr>
+              <w:t>/</w:t>
+            </w:r>
+            <w:r>
+              <w:rPr>
+                <w:rFonts w:ascii="宋体" w:eastAsia="宋体" w:hAnsi="宋体"/>
+                <w:sz w:val="20"/>
+              </w:rPr>
+              <w:t>表现</w:t>
+            </w:r>
+            <w:r>
+              <w:rPr>
+                <w:rFonts w:ascii="宋体" w:eastAsia="宋体" w:hAnsi="宋体"/>
+                <w:sz w:val="20"/>
+              </w:rPr>
+              <w:t>/</w:t>
+            </w:r>
+            <w:r>
+              <w:rPr>
+                <w:rFonts w:ascii="宋体" w:eastAsia="宋体" w:hAnsi="宋体"/>
+                <w:sz w:val="20"/>
+              </w:rPr>
+              <w:t>实验</w:t>
+            </w:r>
+            <w:r>
+              <w:rPr>
+                <w:rFonts w:ascii="宋体" w:eastAsia="宋体" w:hAnsi="宋体"/>
+                <w:sz w:val="20"/>
+              </w:rPr>
+              <w:t>/</w:t>
+            </w:r>
+            <w:r>
+              <w:rPr>
+                <w:rFonts w:ascii="宋体" w:eastAsia="宋体" w:hAnsi="宋体"/>
+                <w:sz w:val="20"/>
+              </w:rPr>
+              <w:t>作业、查看平时与总成绩</w:t>
             </w:r>
           </w:p>
         </w:tc>
@@ -7150,7 +8353,21 @@
                 <w:rFonts w:ascii="宋体" w:eastAsia="宋体" w:hAnsi="宋体"/>
                 <w:sz w:val="20"/>
               </w:rPr>
-              <w:t>登录、查看所授课程学生名单、考勤单条/批量录入、表现录入、实验与作业管理、成绩汇总与导出、期末成绩录入</w:t>
+              <w:t>登录、查看所授课程学生名单、考勤单条</w:t>
+            </w:r>
+            <w:r>
+              <w:rPr>
+                <w:rFonts w:ascii="宋体" w:eastAsia="宋体" w:hAnsi="宋体"/>
+                <w:sz w:val="20"/>
+              </w:rPr>
+              <w:t>/</w:t>
+            </w:r>
+            <w:r>
+              <w:rPr>
+                <w:rFonts w:ascii="宋体" w:eastAsia="宋体" w:hAnsi="宋体"/>
+                <w:sz w:val="20"/>
+              </w:rPr>
+              <w:t>批量录入、表现录入、实验与作业管理、成绩汇总与导出、期末成绩录入</w:t>
             </w:r>
           </w:p>
         </w:tc>
@@ -7215,7 +8432,77 @@
                 <w:rFonts w:ascii="宋体" w:eastAsia="宋体" w:hAnsi="宋体"/>
                 <w:sz w:val="20"/>
               </w:rPr>
-              <w:t>学生/教师/班级/课程/评价规则 CRUD、重置密码、启用禁用、全部教学数据查询、操作日志</w:t>
+              <w:t>学生</w:t>
+            </w:r>
+            <w:r>
+              <w:rPr>
+                <w:rFonts w:ascii="宋体" w:eastAsia="宋体" w:hAnsi="宋体"/>
+                <w:sz w:val="20"/>
+              </w:rPr>
+              <w:t>/</w:t>
+            </w:r>
+            <w:r>
+              <w:rPr>
+                <w:rFonts w:ascii="宋体" w:eastAsia="宋体" w:hAnsi="宋体"/>
+                <w:sz w:val="20"/>
+              </w:rPr>
+              <w:t>教师</w:t>
+            </w:r>
+            <w:r>
+              <w:rPr>
+                <w:rFonts w:ascii="宋体" w:eastAsia="宋体" w:hAnsi="宋体"/>
+                <w:sz w:val="20"/>
+              </w:rPr>
+              <w:t>/</w:t>
+            </w:r>
+            <w:r>
+              <w:rPr>
+                <w:rFonts w:ascii="宋体" w:eastAsia="宋体" w:hAnsi="宋体"/>
+                <w:sz w:val="20"/>
+              </w:rPr>
+              <w:t>班级</w:t>
+            </w:r>
+            <w:r>
+              <w:rPr>
+                <w:rFonts w:ascii="宋体" w:eastAsia="宋体" w:hAnsi="宋体"/>
+                <w:sz w:val="20"/>
+              </w:rPr>
+              <w:t>/</w:t>
+            </w:r>
+            <w:r>
+              <w:rPr>
+                <w:rFonts w:ascii="宋体" w:eastAsia="宋体" w:hAnsi="宋体"/>
+                <w:sz w:val="20"/>
+              </w:rPr>
+              <w:t>课程</w:t>
+            </w:r>
+            <w:r>
+              <w:rPr>
+                <w:rFonts w:ascii="宋体" w:eastAsia="宋体" w:hAnsi="宋体"/>
+                <w:sz w:val="20"/>
+              </w:rPr>
+              <w:t>/</w:t>
+            </w:r>
+            <w:r>
+              <w:rPr>
+                <w:rFonts w:ascii="宋体" w:eastAsia="宋体" w:hAnsi="宋体"/>
+                <w:sz w:val="20"/>
+              </w:rPr>
+              <w:t>评价规则</w:t>
+            </w:r>
+            <w:r>
+              <w:rPr>
+                <w:rFonts w:ascii="宋体" w:eastAsia="宋体" w:hAnsi="宋体"/>
+                <w:sz w:val="20"/>
+              </w:rPr>
+              <w:t xml:space="preserve"> CRUD</w:t>
+            </w:r>
+            <w:r>
+              <w:rPr>
+                <w:rFonts w:ascii="宋体" w:eastAsia="宋体" w:hAnsi="宋体"/>
+                <w:sz w:val="20"/>
+              </w:rPr>
+              <w:t>、重置密码、启用禁用、全部教学数据查询、操作日志</w:t>
             </w:r>
           </w:p>
         </w:tc>
@@ -7248,9 +8535,12 @@
           <w:rFonts w:hint="eastAsia"/>
         </w:rPr>
       </w:pPr>
-      <w:bookmarkStart w:id="10" w:name="_Toc243687157"/>
-      <w:r>
-        <w:t>3.2 功能性需求</w:t>
+      <w:bookmarkStart w:id="10" w:name="_Toc243688565"/>
+      <w:r>
+        <w:t xml:space="preserve">3.2 </w:t>
+      </w:r>
+      <w:r>
+        <w:t>功能性需求</w:t>
       </w:r>
       <w:bookmarkEnd w:id="10"/>
     </w:p>
@@ -7262,7 +8552,13 @@
         </w:rPr>
       </w:pPr>
       <w:r>
-        <w:t>（1）登录认证与权限控制。系统需区分学生、教师、管理员三种角色，登录成功后根据角色展示不同菜单；未登录用户访问业务页面时应跳转登录页；跨角色访问应被拒绝；使用默认密码登录后必须强制修改密码；连续多次登录失败应临时锁定账号。</w:t>
+        <w:t>（</w:t>
+      </w:r>
+      <w:r>
+        <w:t>1</w:t>
+      </w:r>
+      <w:r>
+        <w:t>）登录认证与权限控制。系统需区分学生、教师、管理员三种角色，登录成功后根据角色展示不同菜单；未登录用户访问业务页面时应跳转登录页；跨角色访问应被拒绝；使用默认密码登录后必须强制修改密码；连续多次登录失败应临时锁定账号。</w:t>
       </w:r>
     </w:p>
     <w:p>
@@ -7273,7 +8569,13 @@
         </w:rPr>
       </w:pPr>
       <w:r>
-        <w:t>（2）考勤管理。教师与管理员可按课程、班级、日期录入考勤，支持单条录入与整班批量录入；同一学生、同一课程、同一日期只能存在一条记录；支持按课程、班级、学期筛选与分页查看；学生只能查看本人考勤。</w:t>
+        <w:t>（</w:t>
+      </w:r>
+      <w:r>
+        <w:t>2</w:t>
+      </w:r>
+      <w:r>
+        <w:t>）考勤管理。教师与管理员可按课程、班级、日期录入考勤，支持单条录入与整班批量录入；同一学生、同一课程、同一日期只能存在一条记录；支持按课程、班级、学期筛选与分页查看；学生只能查看本人考勤。</w:t>
       </w:r>
     </w:p>
     <w:p>
@@ -7284,7 +8586,19 @@
         </w:rPr>
       </w:pPr>
       <w:r>
-        <w:t>（3）课堂表现。教师可按课程与学生录入表现得分与评语，支持查询、删除；得分范围限定为 0—100。</w:t>
+        <w:t>（</w:t>
+      </w:r>
+      <w:r>
+        <w:t>3</w:t>
+      </w:r>
+      <w:r>
+        <w:t>）课堂表现。教师可按课程与学生录入表现得分与评语，支持查询、删除；得分范围限定为</w:t>
+      </w:r>
+      <w:r>
+        <w:t xml:space="preserve"> 0—100</w:t>
+      </w:r>
+      <w:r>
+        <w:t>。</w:t>
       </w:r>
     </w:p>
     <w:p>
@@ -7295,7 +8609,13 @@
         </w:rPr>
       </w:pPr>
       <w:r>
-        <w:t>（4）实验管理。教师可创建实验（名称、满分、截止日期），按学生录入完成度、得分与备注；支持查询、修改与删除；完成度与得分均需校验范围。</w:t>
+        <w:t>（</w:t>
+      </w:r>
+      <w:r>
+        <w:t>4</w:t>
+      </w:r>
+      <w:r>
+        <w:t>）实验管理。教师可创建实验（名称、满分、截止日期），按学生录入完成度、得分与备注；支持查询、修改与删除；完成度与得分均需校验范围。</w:t>
       </w:r>
     </w:p>
     <w:p>
@@ -7306,7 +8626,13 @@
         </w:rPr>
       </w:pPr>
       <w:r>
-        <w:t>（5）作业管理。教师可创建作业（名称、满分、截止日期），按学生录入提交状态、得分与备注；支持查询、修改与删除。</w:t>
+        <w:t>（</w:t>
+      </w:r>
+      <w:r>
+        <w:t>5</w:t>
+      </w:r>
+      <w:r>
+        <w:t>）作业管理。教师可创建作业（名称、满分、截止日期），按学生录入提交状态、得分与备注；支持查询、修改与删除。</w:t>
       </w:r>
     </w:p>
     <w:p>
@@ -7318,7 +8644,25 @@
       </w:pPr>
       <w:r>
         <w:lastRenderedPageBreak/>
-        <w:t>（6）成绩统计。系统按评价规则将考勤、课堂表现、实验、作业加权得到平时成绩，再按平时占比与期末占比计算总成绩；支持按课程、班级筛选，分页展示，并可导出 CSV 由 Excel 打开。</w:t>
+        <w:t>（</w:t>
+      </w:r>
+      <w:r>
+        <w:t>6</w:t>
+      </w:r>
+      <w:r>
+        <w:t>）成绩统计。系统按评价规则将考勤、课堂表现、实验、作业加权得到平时成绩，再按平时占比与期末占比计算总成绩；支持按课程、班级筛选，分页展示，并可导出</w:t>
+      </w:r>
+      <w:r>
+        <w:t xml:space="preserve"> CSV </w:t>
+      </w:r>
+      <w:r>
+        <w:t>由</w:t>
+      </w:r>
+      <w:r>
+        <w:t xml:space="preserve"> Excel </w:t>
+      </w:r>
+      <w:r>
+        <w:t>打开。</w:t>
       </w:r>
     </w:p>
     <w:p>
@@ -7329,7 +8673,13 @@
         </w:rPr>
       </w:pPr>
       <w:r>
-        <w:t>（7）基础数据管理。管理员可对学生、教师、班级、课程、评价规则进行增删改查；删除班级前需先清空学生，删除教师前需先转移课程；删除课程时级联清理其考勤、表现、实验、作业、期末成绩与评价规则。</w:t>
+        <w:t>（</w:t>
+      </w:r>
+      <w:r>
+        <w:t>7</w:t>
+      </w:r>
+      <w:r>
+        <w:t>）基础数据管理。管理员可对学生、教师、班级、课程、评价规则进行增删改查；删除班级前需先清空学生，删除教师前需先转移课程；删除课程时级联清理其考勤、表现、实验、作业、期末成绩与评价规则。</w:t>
       </w:r>
     </w:p>
     <w:p>
@@ -7340,7 +8690,19 @@
         </w:rPr>
       </w:pPr>
       <w:r>
-        <w:t>（8）操作审计。系统记录登录成功/失败、密码修改、基础数据增删改、教学数据录入与删除、成绩导出等关键操作，管理员可按时间倒序分页查看。</w:t>
+        <w:t>（</w:t>
+      </w:r>
+      <w:r>
+        <w:t>8</w:t>
+      </w:r>
+      <w:r>
+        <w:t>）操作审计。系统记录登录成功</w:t>
+      </w:r>
+      <w:r>
+        <w:t>/</w:t>
+      </w:r>
+      <w:r>
+        <w:t>失败、密码修改、基础数据增删改、教学数据录入与删除、成绩导出等关键操作，管理员可按时间倒序分页查看。</w:t>
       </w:r>
     </w:p>
     <w:p>
@@ -7350,9 +8712,12 @@
           <w:rFonts w:hint="eastAsia"/>
         </w:rPr>
       </w:pPr>
-      <w:bookmarkStart w:id="11" w:name="_Toc243687158"/>
-      <w:r>
-        <w:t>3.3 非功能性需求</w:t>
+      <w:bookmarkStart w:id="11" w:name="_Toc243688566"/>
+      <w:r>
+        <w:t xml:space="preserve">3.3 </w:t>
+      </w:r>
+      <w:r>
+        <w:t>非功能性需求</w:t>
       </w:r>
       <w:bookmarkEnd w:id="11"/>
     </w:p>
@@ -7375,15 +8740,19 @@
         </w:rPr>
       </w:pPr>
       <w:r>
-        <w:t xml:space="preserve">稳定性：数据库使用 </w:t>
-      </w:r>
-      <w:proofErr w:type="spellStart"/>
-      <w:r>
-        <w:t>InnoDB</w:t>
-      </w:r>
-      <w:proofErr w:type="spellEnd"/>
-      <w:r>
-        <w:t xml:space="preserve"> 事务与外键约束；写操作使用事务保证一致性；分页查询避免全表渲染；容器配置健康检查与自动重启；应用异常统一返回友好错误页或 JSON。</w:t>
+        <w:t>稳定性：数据库使用</w:t>
+      </w:r>
+      <w:r>
+        <w:t xml:space="preserve"> InnoDB </w:t>
+      </w:r>
+      <w:r>
+        <w:t>事务与外键约束；写操作使用事务保证一致性；分页查询避免全表渲染；容器配置健康检查与自动重启；应用异常统一返回友好错误页或</w:t>
+      </w:r>
+      <w:r>
+        <w:t xml:space="preserve"> JSON</w:t>
+      </w:r>
+      <w:r>
+        <w:t>。</w:t>
       </w:r>
     </w:p>
     <w:p>
@@ -7394,7 +8763,31 @@
         </w:rPr>
       </w:pPr>
       <w:r>
-        <w:t>安全性：密码使用 BCrypt 加盐哈希存储，兼容历史明文并自动升级；使用 Session 维持登录态，改密后使其他设备会话失效；POST 请求校验 Origin/Referer 同源；接口按角色与课程归属双重校验；登录失败锁定降低暴力破解风险。</w:t>
+        <w:t>安全性：密码使用</w:t>
+      </w:r>
+      <w:r>
+        <w:t xml:space="preserve"> BCrypt </w:t>
+      </w:r>
+      <w:r>
+        <w:t>加盐哈希存储，兼容历史明文并自动升级；使用</w:t>
+      </w:r>
+      <w:r>
+        <w:t xml:space="preserve"> Session </w:t>
+      </w:r>
+      <w:r>
+        <w:t>维持登录态，改密后使其他设备会话失效；</w:t>
+      </w:r>
+      <w:r>
+        <w:t xml:space="preserve">POST </w:t>
+      </w:r>
+      <w:r>
+        <w:t>请求校验</w:t>
+      </w:r>
+      <w:r>
+        <w:t xml:space="preserve"> Origin/Referer </w:t>
+      </w:r>
+      <w:r>
+        <w:t>同源；接口按角色与课程归属双重校验；登录失败锁定降低暴力破解风险。</w:t>
       </w:r>
     </w:p>
     <w:p>
@@ -7404,9 +8797,12 @@
           <w:rFonts w:hint="eastAsia"/>
         </w:rPr>
       </w:pPr>
-      <w:bookmarkStart w:id="12" w:name="_Toc243687159"/>
-      <w:r>
-        <w:t>3.4 关键业务规则</w:t>
+      <w:bookmarkStart w:id="12" w:name="_Toc243688567"/>
+      <w:r>
+        <w:t xml:space="preserve">3.4 </w:t>
+      </w:r>
+      <w:r>
+        <w:t>关键业务规则</w:t>
       </w:r>
       <w:bookmarkEnd w:id="12"/>
     </w:p>
@@ -7418,7 +8814,37 @@
         </w:rPr>
       </w:pPr>
       <w:r>
-        <w:t>（1）考勤折算：到课 100 分、迟到 80 分、请假 60 分、缺勤 0 分，按记录条数取平均得到考勤分。</w:t>
+        <w:t>（</w:t>
+      </w:r>
+      <w:r>
+        <w:t>1</w:t>
+      </w:r>
+      <w:r>
+        <w:t>）考勤折算：到课</w:t>
+      </w:r>
+      <w:r>
+        <w:t xml:space="preserve"> 100 </w:t>
+      </w:r>
+      <w:r>
+        <w:t>分、迟到</w:t>
+      </w:r>
+      <w:r>
+        <w:t xml:space="preserve"> 80 </w:t>
+      </w:r>
+      <w:r>
+        <w:t>分、请假</w:t>
+      </w:r>
+      <w:r>
+        <w:t xml:space="preserve"> 60 </w:t>
+      </w:r>
+      <w:r>
+        <w:t>分、缺勤</w:t>
+      </w:r>
+      <w:r>
+        <w:t xml:space="preserve"> 0 </w:t>
+      </w:r>
+      <w:r>
+        <w:t>分，按记录条数取平均得到考勤分。</w:t>
       </w:r>
     </w:p>
     <w:p>
@@ -7429,7 +8855,67 @@
         </w:rPr>
       </w:pPr>
       <w:r>
-        <w:t>（2）平时成绩 = 考勤分×考勤权重 + 表现分×表现权重 + 实验分×实验权重 + 作业分×作业权重，权重之和为 100。</w:t>
+        <w:t>（</w:t>
+      </w:r>
+      <w:r>
+        <w:t>2</w:t>
+      </w:r>
+      <w:r>
+        <w:t>）平时成绩</w:t>
+      </w:r>
+      <w:r>
+        <w:t xml:space="preserve"> = </w:t>
+      </w:r>
+      <w:r>
+        <w:t>考勤分</w:t>
+      </w:r>
+      <w:r>
+        <w:t>×</w:t>
+      </w:r>
+      <w:r>
+        <w:t>考勤权重</w:t>
+      </w:r>
+      <w:r>
+        <w:t xml:space="preserve"> + </w:t>
+      </w:r>
+      <w:r>
+        <w:t>表现分</w:t>
+      </w:r>
+      <w:r>
+        <w:t>×</w:t>
+      </w:r>
+      <w:r>
+        <w:t>表现权重</w:t>
+      </w:r>
+      <w:r>
+        <w:t xml:space="preserve"> + </w:t>
+      </w:r>
+      <w:r>
+        <w:t>实验分</w:t>
+      </w:r>
+      <w:r>
+        <w:t>×</w:t>
+      </w:r>
+      <w:r>
+        <w:t>实验权重</w:t>
+      </w:r>
+      <w:r>
+        <w:t xml:space="preserve"> + </w:t>
+      </w:r>
+      <w:r>
+        <w:t>作业分</w:t>
+      </w:r>
+      <w:r>
+        <w:t>×</w:t>
+      </w:r>
+      <w:r>
+        <w:t>作业权重，权重之和为</w:t>
+      </w:r>
+      <w:r>
+        <w:t xml:space="preserve"> 100</w:t>
+      </w:r>
+      <w:r>
+        <w:t>。</w:t>
       </w:r>
     </w:p>
     <w:p>
@@ -7440,7 +8926,43 @@
         </w:rPr>
       </w:pPr>
       <w:r>
-        <w:t>（3）总成绩 = 平时成绩×平时占比 + 期末成绩×期末占比，平时占比与期末占比之和为 100。</w:t>
+        <w:t>（</w:t>
+      </w:r>
+      <w:r>
+        <w:t>3</w:t>
+      </w:r>
+      <w:r>
+        <w:t>）总成绩</w:t>
+      </w:r>
+      <w:r>
+        <w:t xml:space="preserve"> = </w:t>
+      </w:r>
+      <w:r>
+        <w:t>平时成绩</w:t>
+      </w:r>
+      <w:r>
+        <w:t>×</w:t>
+      </w:r>
+      <w:r>
+        <w:t>平时占比</w:t>
+      </w:r>
+      <w:r>
+        <w:t xml:space="preserve"> + </w:t>
+      </w:r>
+      <w:r>
+        <w:t>期末成绩</w:t>
+      </w:r>
+      <w:r>
+        <w:t>×</w:t>
+      </w:r>
+      <w:r>
+        <w:t>期末占比，平时占比与期末占比之和为</w:t>
+      </w:r>
+      <w:r>
+        <w:t xml:space="preserve"> 100</w:t>
+      </w:r>
+      <w:r>
+        <w:t>。</w:t>
       </w:r>
     </w:p>
     <w:p>
@@ -7452,7 +8974,31 @@
       </w:pPr>
       <w:r>
         <w:lastRenderedPageBreak/>
-        <w:t>（4）评价规则的六项数值均需在 0—100 之间；录入成绩、完成度时统一校验 0—100 范围，实验与作业满分允许 0—1000。</w:t>
+        <w:t>（</w:t>
+      </w:r>
+      <w:r>
+        <w:t>4</w:t>
+      </w:r>
+      <w:r>
+        <w:t>）评价规则的六项数值均需在</w:t>
+      </w:r>
+      <w:r>
+        <w:t xml:space="preserve"> 0—100 </w:t>
+      </w:r>
+      <w:r>
+        <w:t>之间；录入成绩、完成度时统一校验</w:t>
+      </w:r>
+      <w:r>
+        <w:t xml:space="preserve"> 0—100 </w:t>
+      </w:r>
+      <w:r>
+        <w:t>范围，实验与作业满分允许</w:t>
+      </w:r>
+      <w:r>
+        <w:t xml:space="preserve"> 0—1000</w:t>
+      </w:r>
+      <w:r>
+        <w:t>。</w:t>
       </w:r>
     </w:p>
     <w:p>
@@ -7463,7 +9009,7 @@
           <w:rFonts w:hint="eastAsia"/>
         </w:rPr>
       </w:pPr>
-      <w:bookmarkStart w:id="13" w:name="_Toc243687160"/>
+      <w:bookmarkStart w:id="13" w:name="_Toc243688568"/>
       <w:r>
         <w:lastRenderedPageBreak/>
         <w:t>四．系统概要设计</w:t>
@@ -7478,7 +9024,13 @@
         </w:rPr>
       </w:pPr>
       <w:r>
-        <w:t>本章介绍系统的总体架构、功能模块划分、接口设计、界面设计与关键业务流程。系统采用前后端分离的部署形态，同时保留 Thymeleaf 服务端渲染页面作为兼容界面。</w:t>
+        <w:t>本章介绍系统的总体架构、功能模块划分、接口设计、界面设计与关键业务流程。系统采用前后端分离的部署形态，同时保留</w:t>
+      </w:r>
+      <w:r>
+        <w:t xml:space="preserve"> Thymeleaf </w:t>
+      </w:r>
+      <w:r>
+        <w:t>服务端渲染页面作为兼容界面。</w:t>
       </w:r>
     </w:p>
     <w:p>
@@ -7488,9 +9040,12 @@
           <w:rFonts w:hint="eastAsia"/>
         </w:rPr>
       </w:pPr>
-      <w:bookmarkStart w:id="14" w:name="_Toc243687161"/>
-      <w:r>
-        <w:t>4.1 总体架构</w:t>
+      <w:bookmarkStart w:id="14" w:name="_Toc243688569"/>
+      <w:r>
+        <w:t xml:space="preserve">4.1 </w:t>
+      </w:r>
+      <w:r>
+        <w:t>总体架构</w:t>
       </w:r>
       <w:bookmarkEnd w:id="14"/>
     </w:p>
@@ -7506,7 +9061,7 @@
           <w:noProof/>
         </w:rPr>
         <w:drawing>
-          <wp:inline distT="0" distB="0" distL="0" distR="0" wp14:anchorId="70DBEADA" wp14:editId="3FCD9772">
+          <wp:inline distT="0" distB="0" distL="0" distR="0" wp14:anchorId="02169A9C" wp14:editId="383604F3">
             <wp:extent cx="3060000" cy="4456957"/>
             <wp:effectExtent l="0" t="0" r="0" b="0"/>
             <wp:docPr id="3" name="Picture 3"/>
@@ -7550,7 +9105,13 @@
         </w:rPr>
       </w:pPr>
       <w:r>
-        <w:t>图 4-1 系统部署架构图</w:t>
+        <w:t>图</w:t>
+      </w:r>
+      <w:r>
+        <w:t xml:space="preserve"> 4-1 </w:t>
+      </w:r>
+      <w:r>
+        <w:t>系统部署架构图</w:t>
       </w:r>
     </w:p>
     <w:p>
@@ -7561,7 +9122,97 @@
         </w:rPr>
       </w:pPr>
       <w:r>
-        <w:t>系统分为表示层、接口层、业务层、数据访问层与数据层。表示层由独立前端（原生 JS 单页应用）与 Thymeleaf 页面组成；接口层由 Spring MVC 的 Controller 提供页面路由与 /api JSON 接口；业务层由 Service 承担成绩计算、基础数据维护、审计等业务逻辑；数据访问层由 MyBatis Mapper 通过注解 SQL 访问数据库；数据层为 MySQL 8.0。运行期由 Nginx 托管前端并反向代理 /api 到 Tomcat，Tomcat 以 ROOT.war 形式部署后端，MySQL 独立容器存储数据。</w:t>
+        <w:t>系统分为表示层、接口层、业务层、数据访问层与数据层。表示层由独立前端（原生</w:t>
+      </w:r>
+      <w:r>
+        <w:t xml:space="preserve"> JS </w:t>
+      </w:r>
+      <w:r>
+        <w:t>单页应用）与</w:t>
+      </w:r>
+      <w:r>
+        <w:t xml:space="preserve"> Thymeleaf </w:t>
+      </w:r>
+      <w:r>
+        <w:t>页面组成；接口层由</w:t>
+      </w:r>
+      <w:r>
+        <w:t xml:space="preserve"> Spring MVC </w:t>
+      </w:r>
+      <w:r>
+        <w:t>的</w:t>
+      </w:r>
+      <w:r>
+        <w:t xml:space="preserve"> Controller </w:t>
+      </w:r>
+      <w:r>
+        <w:t>提供页面路由与</w:t>
+      </w:r>
+      <w:r>
+        <w:t xml:space="preserve"> /api JSON </w:t>
+      </w:r>
+      <w:r>
+        <w:t>接口；业务层由</w:t>
+      </w:r>
+      <w:r>
+        <w:t xml:space="preserve"> Service </w:t>
+      </w:r>
+      <w:r>
+        <w:t>承担成绩计算、基础数据维护、审计等业务逻辑；数据访问层由</w:t>
+      </w:r>
+      <w:r>
+        <w:t xml:space="preserve"> MyBatis Mapper </w:t>
+      </w:r>
+      <w:r>
+        <w:t>通过注解</w:t>
+      </w:r>
+      <w:r>
+        <w:t xml:space="preserve"> SQL </w:t>
+      </w:r>
+      <w:r>
+        <w:t>访问数据库；数据层为</w:t>
+      </w:r>
+      <w:r>
+        <w:t xml:space="preserve"> MySQL 8.0</w:t>
+      </w:r>
+      <w:r>
+        <w:t>。运行期由</w:t>
+      </w:r>
+      <w:r>
+        <w:t xml:space="preserve"> Nginx </w:t>
+      </w:r>
+      <w:r>
+        <w:t>托管前端并反向代理</w:t>
+      </w:r>
+      <w:r>
+        <w:t xml:space="preserve"> /api </w:t>
+      </w:r>
+      <w:r>
+        <w:t>到</w:t>
+      </w:r>
+      <w:r>
+        <w:t xml:space="preserve"> Tomcat</w:t>
+      </w:r>
+      <w:r>
+        <w:t>，</w:t>
+      </w:r>
+      <w:r>
+        <w:t xml:space="preserve">Tomcat </w:t>
+      </w:r>
+      <w:r>
+        <w:t>以</w:t>
+      </w:r>
+      <w:r>
+        <w:t xml:space="preserve"> ROOT.war </w:t>
+      </w:r>
+      <w:r>
+        <w:t>形式部署后端，</w:t>
+      </w:r>
+      <w:r>
+        <w:t xml:space="preserve">MySQL </w:t>
+      </w:r>
+      <w:r>
+        <w:t>独立容器存储数据。</w:t>
       </w:r>
     </w:p>
     <w:p>
@@ -7573,7 +9224,55 @@
       </w:pPr>
       <w:r>
         <w:lastRenderedPageBreak/>
-        <w:t>分层设计带来的好处是：页面与接口解耦，前端可以独立迭代；Controller 只负责参数接收与视图/JSON 返回，业务规则集中在 Service；Mapper 只关注 SQL，便于优化与复用。系统还在 Controller 与 Mapper 之间保留了 Service 扩展点，后续可逐步将各教学模块的业务逻辑上移，进一步提升可维护性。</w:t>
+        <w:t>分层设计带来的好处是：页面与接口解耦，前端可以独立迭代；</w:t>
+      </w:r>
+      <w:r>
+        <w:t xml:space="preserve">Controller </w:t>
+      </w:r>
+      <w:r>
+        <w:t>只负责参数接收与视图</w:t>
+      </w:r>
+      <w:r>
+        <w:t xml:space="preserve">/JSON </w:t>
+      </w:r>
+      <w:r>
+        <w:t>返回，业务规则集中在</w:t>
+      </w:r>
+      <w:r>
+        <w:t xml:space="preserve"> Service</w:t>
+      </w:r>
+      <w:r>
+        <w:t>；</w:t>
+      </w:r>
+      <w:r>
+        <w:t xml:space="preserve">Mapper </w:t>
+      </w:r>
+      <w:r>
+        <w:t>只关注</w:t>
+      </w:r>
+      <w:r>
+        <w:t xml:space="preserve"> SQL</w:t>
+      </w:r>
+      <w:r>
+        <w:t>，便于优化与复用。系统还在</w:t>
+      </w:r>
+      <w:r>
+        <w:t xml:space="preserve"> Controller </w:t>
+      </w:r>
+      <w:r>
+        <w:t>与</w:t>
+      </w:r>
+      <w:r>
+        <w:t xml:space="preserve"> Mapper </w:t>
+      </w:r>
+      <w:r>
+        <w:t>之间保留了</w:t>
+      </w:r>
+      <w:r>
+        <w:t xml:space="preserve"> Service </w:t>
+      </w:r>
+      <w:r>
+        <w:t>扩展点，后续可逐步将各教学模块的业务逻辑上移，进一步提升可维护性。</w:t>
       </w:r>
     </w:p>
     <w:p>
@@ -7583,9 +9282,12 @@
           <w:rFonts w:hint="eastAsia"/>
         </w:rPr>
       </w:pPr>
-      <w:bookmarkStart w:id="15" w:name="_Toc243687162"/>
-      <w:r>
-        <w:t>4.2 功能模块设计</w:t>
+      <w:bookmarkStart w:id="15" w:name="_Toc243688570"/>
+      <w:r>
+        <w:t xml:space="preserve">4.2 </w:t>
+      </w:r>
+      <w:r>
+        <w:t>功能模块设计</w:t>
       </w:r>
       <w:bookmarkEnd w:id="15"/>
     </w:p>
@@ -7601,7 +9303,7 @@
           <w:noProof/>
         </w:rPr>
         <w:drawing>
-          <wp:inline distT="0" distB="0" distL="0" distR="0" wp14:anchorId="4D37B9C5" wp14:editId="6DDE8DBC">
+          <wp:inline distT="0" distB="0" distL="0" distR="0" wp14:anchorId="0B68B38D" wp14:editId="4ABCE776">
             <wp:extent cx="5400000" cy="4755575"/>
             <wp:effectExtent l="0" t="0" r="0" b="0"/>
             <wp:docPr id="4" name="Picture 4"/>
@@ -7645,7 +9347,13 @@
         </w:rPr>
       </w:pPr>
       <w:r>
-        <w:t>图 4-2 系统功能模块图</w:t>
+        <w:t>图</w:t>
+      </w:r>
+      <w:r>
+        <w:t xml:space="preserve"> 4-2 </w:t>
+      </w:r>
+      <w:r>
+        <w:t>系统功能模块图</w:t>
       </w:r>
     </w:p>
     <w:p>
@@ -7656,7 +9364,13 @@
         </w:rPr>
       </w:pPr>
       <w:r>
-        <w:t>系统功能按角色划分为登录认证、学生端、教师端、管理员端与公共支撑五个部分。登录认证负责账号密码校验、角色识别、默认密码强制修改与失败锁定；学生端提供本人数据查询；教师端提供教学过程数据录入与成绩管理；管理员端提供基础数据维护、账号管理与审计；公共支撑包括 REST 接口、容器化部署与数据备份。</w:t>
+        <w:t>系统功能按角色划分为登录认证、学生端、教师端、管理员端与公共支撑五个部分。登录认证负责账号密码校验、角色识别、默认密码强制修改与失败锁定；学生端提供本人数据查询；教师端提供教学过程数据录入与成绩管理；管理员端提供基础数据维护、账号管理与审计；公共支撑包括</w:t>
+      </w:r>
+      <w:r>
+        <w:t xml:space="preserve"> REST </w:t>
+      </w:r>
+      <w:r>
+        <w:t>接口、容器化部署与数据备份。</w:t>
       </w:r>
     </w:p>
     <w:p>
@@ -7666,9 +9380,12 @@
           <w:rFonts w:hint="eastAsia"/>
         </w:rPr>
       </w:pPr>
-      <w:bookmarkStart w:id="16" w:name="_Toc243687163"/>
-      <w:r>
-        <w:t>4.3 接口设计</w:t>
+      <w:bookmarkStart w:id="16" w:name="_Toc243688571"/>
+      <w:r>
+        <w:t xml:space="preserve">4.3 </w:t>
+      </w:r>
+      <w:r>
+        <w:t>接口设计</w:t>
       </w:r>
       <w:bookmarkEnd w:id="16"/>
     </w:p>
@@ -7681,7 +9398,61 @@
       </w:pPr>
       <w:r>
         <w:lastRenderedPageBreak/>
-        <w:t>前后端分离版以 /api 为统一前缀，采用 REST 风格，请求与响应均为 JSON（导出接口返回 CSV）。未登录返回 401，默认密码未修改返回 403 与 MUST_CHANGE 标识，权限不足返回 403。主要接口如表 4-1 所示。</w:t>
+        <w:t>前后端分离版以</w:t>
+      </w:r>
+      <w:r>
+        <w:t xml:space="preserve"> /api </w:t>
+      </w:r>
+      <w:r>
+        <w:t>为统一前缀，采用</w:t>
+      </w:r>
+      <w:r>
+        <w:t xml:space="preserve"> REST </w:t>
+      </w:r>
+      <w:r>
+        <w:t>风格，请求与响应均为</w:t>
+      </w:r>
+      <w:r>
+        <w:t xml:space="preserve"> JSON</w:t>
+      </w:r>
+      <w:r>
+        <w:t>（导出接口返回</w:t>
+      </w:r>
+      <w:r>
+        <w:t xml:space="preserve"> CSV</w:t>
+      </w:r>
+      <w:r>
+        <w:t>）。未登录返回</w:t>
+      </w:r>
+      <w:r>
+        <w:t xml:space="preserve"> 401</w:t>
+      </w:r>
+      <w:r>
+        <w:t>，默认密码未修改返回</w:t>
+      </w:r>
+      <w:r>
+        <w:t xml:space="preserve"> 403 </w:t>
+      </w:r>
+      <w:r>
+        <w:t>与</w:t>
+      </w:r>
+      <w:r>
+        <w:t xml:space="preserve"> MUST_CHANGE </w:t>
+      </w:r>
+      <w:r>
+        <w:t>标识，权限不足返回</w:t>
+      </w:r>
+      <w:r>
+        <w:t xml:space="preserve"> 403</w:t>
+      </w:r>
+      <w:r>
+        <w:t>。主要接口如表</w:t>
+      </w:r>
+      <w:r>
+        <w:t xml:space="preserve"> 4-1 </w:t>
+      </w:r>
+      <w:r>
+        <w:t>所示。</w:t>
       </w:r>
     </w:p>
     <w:p>
@@ -7692,7 +9463,13 @@
         </w:rPr>
       </w:pPr>
       <w:r>
-        <w:t>表 4-1 主要接口设计</w:t>
+        <w:t>表</w:t>
+      </w:r>
+      <w:r>
+        <w:t xml:space="preserve"> 4-1 </w:t>
+      </w:r>
+      <w:r>
+        <w:t>主要接口设计</w:t>
       </w:r>
     </w:p>
     <w:tbl>
@@ -8476,7 +10253,21 @@
                 <w:rFonts w:ascii="宋体" w:eastAsia="宋体" w:hAnsi="宋体"/>
                 <w:sz w:val="19"/>
               </w:rPr>
-              <w:t>教师/管理员</w:t>
+              <w:t>教师</w:t>
+            </w:r>
+            <w:r>
+              <w:rPr>
+                <w:rFonts w:ascii="宋体" w:eastAsia="宋体" w:hAnsi="宋体"/>
+                <w:sz w:val="19"/>
+              </w:rPr>
+              <w:t>/</w:t>
+            </w:r>
+            <w:r>
+              <w:rPr>
+                <w:rFonts w:ascii="宋体" w:eastAsia="宋体" w:hAnsi="宋体"/>
+                <w:sz w:val="19"/>
+              </w:rPr>
+              <w:t>管理员</w:t>
             </w:r>
           </w:p>
         </w:tc>
@@ -8561,7 +10352,21 @@
                 <w:rFonts w:ascii="宋体" w:eastAsia="宋体" w:hAnsi="宋体"/>
                 <w:sz w:val="19"/>
               </w:rPr>
-              <w:t>教师/管理员</w:t>
+              <w:t>教师</w:t>
+            </w:r>
+            <w:r>
+              <w:rPr>
+                <w:rFonts w:ascii="宋体" w:eastAsia="宋体" w:hAnsi="宋体"/>
+                <w:sz w:val="19"/>
+              </w:rPr>
+              <w:t>/</w:t>
+            </w:r>
+            <w:r>
+              <w:rPr>
+                <w:rFonts w:ascii="宋体" w:eastAsia="宋体" w:hAnsi="宋体"/>
+                <w:sz w:val="19"/>
+              </w:rPr>
+              <w:t>管理员</w:t>
             </w:r>
           </w:p>
         </w:tc>
@@ -8646,7 +10451,21 @@
                 <w:rFonts w:ascii="宋体" w:eastAsia="宋体" w:hAnsi="宋体"/>
                 <w:sz w:val="19"/>
               </w:rPr>
-              <w:t>教师/管理员</w:t>
+              <w:t>教师</w:t>
+            </w:r>
+            <w:r>
+              <w:rPr>
+                <w:rFonts w:ascii="宋体" w:eastAsia="宋体" w:hAnsi="宋体"/>
+                <w:sz w:val="19"/>
+              </w:rPr>
+              <w:t>/</w:t>
+            </w:r>
+            <w:r>
+              <w:rPr>
+                <w:rFonts w:ascii="宋体" w:eastAsia="宋体" w:hAnsi="宋体"/>
+                <w:sz w:val="19"/>
+              </w:rPr>
+              <w:t>管理员</w:t>
             </w:r>
           </w:p>
         </w:tc>
@@ -8711,7 +10530,21 @@
                 <w:rFonts w:ascii="宋体" w:eastAsia="宋体" w:hAnsi="宋体"/>
                 <w:sz w:val="19"/>
               </w:rPr>
-              <w:t>新建/修改实验</w:t>
+              <w:t>新建</w:t>
+            </w:r>
+            <w:r>
+              <w:rPr>
+                <w:rFonts w:ascii="宋体" w:eastAsia="宋体" w:hAnsi="宋体"/>
+                <w:sz w:val="19"/>
+              </w:rPr>
+              <w:t>/</w:t>
+            </w:r>
+            <w:r>
+              <w:rPr>
+                <w:rFonts w:ascii="宋体" w:eastAsia="宋体" w:hAnsi="宋体"/>
+                <w:sz w:val="19"/>
+              </w:rPr>
+              <w:t>修改实验</w:t>
             </w:r>
           </w:p>
         </w:tc>
@@ -8731,7 +10564,21 @@
                 <w:rFonts w:ascii="宋体" w:eastAsia="宋体" w:hAnsi="宋体"/>
                 <w:sz w:val="19"/>
               </w:rPr>
-              <w:t>教师/管理员</w:t>
+              <w:t>教师</w:t>
+            </w:r>
+            <w:r>
+              <w:rPr>
+                <w:rFonts w:ascii="宋体" w:eastAsia="宋体" w:hAnsi="宋体"/>
+                <w:sz w:val="19"/>
+              </w:rPr>
+              <w:t>/</w:t>
+            </w:r>
+            <w:r>
+              <w:rPr>
+                <w:rFonts w:ascii="宋体" w:eastAsia="宋体" w:hAnsi="宋体"/>
+                <w:sz w:val="19"/>
+              </w:rPr>
+              <w:t>管理员</w:t>
             </w:r>
           </w:p>
         </w:tc>
@@ -8816,7 +10663,21 @@
                 <w:rFonts w:ascii="宋体" w:eastAsia="宋体" w:hAnsi="宋体"/>
                 <w:sz w:val="19"/>
               </w:rPr>
-              <w:t>教师/管理员</w:t>
+              <w:t>教师</w:t>
+            </w:r>
+            <w:r>
+              <w:rPr>
+                <w:rFonts w:ascii="宋体" w:eastAsia="宋体" w:hAnsi="宋体"/>
+                <w:sz w:val="19"/>
+              </w:rPr>
+              <w:t>/</w:t>
+            </w:r>
+            <w:r>
+              <w:rPr>
+                <w:rFonts w:ascii="宋体" w:eastAsia="宋体" w:hAnsi="宋体"/>
+                <w:sz w:val="19"/>
+              </w:rPr>
+              <w:t>管理员</w:t>
             </w:r>
           </w:p>
         </w:tc>
@@ -8881,7 +10742,21 @@
                 <w:rFonts w:ascii="宋体" w:eastAsia="宋体" w:hAnsi="宋体"/>
                 <w:sz w:val="19"/>
               </w:rPr>
-              <w:t>新建/修改作业</w:t>
+              <w:t>新建</w:t>
+            </w:r>
+            <w:r>
+              <w:rPr>
+                <w:rFonts w:ascii="宋体" w:eastAsia="宋体" w:hAnsi="宋体"/>
+                <w:sz w:val="19"/>
+              </w:rPr>
+              <w:t>/</w:t>
+            </w:r>
+            <w:r>
+              <w:rPr>
+                <w:rFonts w:ascii="宋体" w:eastAsia="宋体" w:hAnsi="宋体"/>
+                <w:sz w:val="19"/>
+              </w:rPr>
+              <w:t>修改作业</w:t>
             </w:r>
           </w:p>
         </w:tc>
@@ -8901,7 +10776,21 @@
                 <w:rFonts w:ascii="宋体" w:eastAsia="宋体" w:hAnsi="宋体"/>
                 <w:sz w:val="19"/>
               </w:rPr>
-              <w:t>教师/管理员</w:t>
+              <w:t>教师</w:t>
+            </w:r>
+            <w:r>
+              <w:rPr>
+                <w:rFonts w:ascii="宋体" w:eastAsia="宋体" w:hAnsi="宋体"/>
+                <w:sz w:val="19"/>
+              </w:rPr>
+              <w:t>/</w:t>
+            </w:r>
+            <w:r>
+              <w:rPr>
+                <w:rFonts w:ascii="宋体" w:eastAsia="宋体" w:hAnsi="宋体"/>
+                <w:sz w:val="19"/>
+              </w:rPr>
+              <w:t>管理员</w:t>
             </w:r>
           </w:p>
         </w:tc>
@@ -8986,7 +10875,21 @@
                 <w:rFonts w:ascii="宋体" w:eastAsia="宋体" w:hAnsi="宋体"/>
                 <w:sz w:val="19"/>
               </w:rPr>
-              <w:t>教师/管理员</w:t>
+              <w:t>教师</w:t>
+            </w:r>
+            <w:r>
+              <w:rPr>
+                <w:rFonts w:ascii="宋体" w:eastAsia="宋体" w:hAnsi="宋体"/>
+                <w:sz w:val="19"/>
+              </w:rPr>
+              <w:t>/</w:t>
+            </w:r>
+            <w:r>
+              <w:rPr>
+                <w:rFonts w:ascii="宋体" w:eastAsia="宋体" w:hAnsi="宋体"/>
+                <w:sz w:val="19"/>
+              </w:rPr>
+              <w:t>管理员</w:t>
             </w:r>
           </w:p>
         </w:tc>
@@ -9136,7 +11039,14 @@
                 <w:rFonts w:ascii="宋体" w:eastAsia="宋体" w:hAnsi="宋体"/>
                 <w:sz w:val="19"/>
               </w:rPr>
-              <w:t>导出 CSV</w:t>
+              <w:t>导出</w:t>
+            </w:r>
+            <w:r>
+              <w:rPr>
+                <w:rFonts w:ascii="宋体" w:eastAsia="宋体" w:hAnsi="宋体"/>
+                <w:sz w:val="19"/>
+              </w:rPr>
+              <w:t xml:space="preserve"> CSV</w:t>
             </w:r>
           </w:p>
         </w:tc>
@@ -9254,9 +11164,12 @@
           <w:rFonts w:hint="eastAsia"/>
         </w:rPr>
       </w:pPr>
-      <w:bookmarkStart w:id="17" w:name="_Toc243687164"/>
-      <w:r>
-        <w:t>4.4 界面设计</w:t>
+      <w:bookmarkStart w:id="17" w:name="_Toc243688572"/>
+      <w:r>
+        <w:t xml:space="preserve">4.4 </w:t>
+      </w:r>
+      <w:r>
+        <w:t>界面设计</w:t>
       </w:r>
       <w:bookmarkEnd w:id="17"/>
     </w:p>
@@ -9268,7 +11181,43 @@
         </w:rPr>
       </w:pPr>
       <w:r>
-        <w:t>系统提供两套界面：8080 端口的前后端分离版与 1001 端口的 Thymeleaf 版。两套界面共用同一套数据库与权限规则。前后端分离版采用左侧导航 + 顶部栏 + 内容卡片的布局，表格统一分页，录入操作通过弹窗表单完成，删除操作二次确认。主要页面如表 4-2 所示。</w:t>
+        <w:t>系统提供两套界面：</w:t>
+      </w:r>
+      <w:r>
+        <w:t xml:space="preserve">8080 </w:t>
+      </w:r>
+      <w:r>
+        <w:t>端口的前后端分离版与</w:t>
+      </w:r>
+      <w:r>
+        <w:t xml:space="preserve"> 1001 </w:t>
+      </w:r>
+      <w:r>
+        <w:t>端口的</w:t>
+      </w:r>
+      <w:r>
+        <w:t xml:space="preserve"> Thymeleaf </w:t>
+      </w:r>
+      <w:r>
+        <w:t>版。两套界面共用同一套数据库与权限规则。前后端分离版采用左侧导航</w:t>
+      </w:r>
+      <w:r>
+        <w:t xml:space="preserve"> + </w:t>
+      </w:r>
+      <w:r>
+        <w:t>顶部栏</w:t>
+      </w:r>
+      <w:r>
+        <w:t xml:space="preserve"> + </w:t>
+      </w:r>
+      <w:r>
+        <w:t>内容卡片的布局，表格统一分页，录入操作通过弹窗表单完成，删除操作二次确认。主要页面如表</w:t>
+      </w:r>
+      <w:r>
+        <w:t xml:space="preserve"> 4-2 </w:t>
+      </w:r>
+      <w:r>
+        <w:t>所示。</w:t>
       </w:r>
     </w:p>
     <w:p>
@@ -9279,7 +11228,13 @@
         </w:rPr>
       </w:pPr>
       <w:r>
-        <w:t>表 4-2 主要页面设计</w:t>
+        <w:t>表</w:t>
+      </w:r>
+      <w:r>
+        <w:t xml:space="preserve"> 4-2 </w:t>
+      </w:r>
+      <w:r>
+        <w:t>主要页面设计</w:t>
       </w:r>
     </w:p>
     <w:tbl>
@@ -9405,7 +11360,14 @@
                 <w:rFonts w:ascii="宋体" w:eastAsia="宋体" w:hAnsi="宋体"/>
                 <w:sz w:val="20"/>
               </w:rPr>
-              <w:t>/（前端路由）</w:t>
+              <w:t>/</w:t>
+            </w:r>
+            <w:r>
+              <w:rPr>
+                <w:rFonts w:ascii="宋体" w:eastAsia="宋体" w:hAnsi="宋体"/>
+                <w:sz w:val="20"/>
+              </w:rPr>
+              <w:t>（前端路由）</w:t>
             </w:r>
           </w:p>
         </w:tc>
@@ -9490,7 +11452,63 @@
                 <w:rFonts w:ascii="宋体" w:eastAsia="宋体" w:hAnsi="宋体"/>
                 <w:sz w:val="20"/>
               </w:rPr>
-              <w:t>学生/教师/课程/班级/考勤数量统计</w:t>
+              <w:t>学生</w:t>
+            </w:r>
+            <w:r>
+              <w:rPr>
+                <w:rFonts w:ascii="宋体" w:eastAsia="宋体" w:hAnsi="宋体"/>
+                <w:sz w:val="20"/>
+              </w:rPr>
+              <w:t>/</w:t>
+            </w:r>
+            <w:r>
+              <w:rPr>
+                <w:rFonts w:ascii="宋体" w:eastAsia="宋体" w:hAnsi="宋体"/>
+                <w:sz w:val="20"/>
+              </w:rPr>
+              <w:t>教师</w:t>
+            </w:r>
+            <w:r>
+              <w:rPr>
+                <w:rFonts w:ascii="宋体" w:eastAsia="宋体" w:hAnsi="宋体"/>
+                <w:sz w:val="20"/>
+              </w:rPr>
+              <w:t>/</w:t>
+            </w:r>
+            <w:r>
+              <w:rPr>
+                <w:rFonts w:ascii="宋体" w:eastAsia="宋体" w:hAnsi="宋体"/>
+                <w:sz w:val="20"/>
+              </w:rPr>
+              <w:t>课程</w:t>
+            </w:r>
+            <w:r>
+              <w:rPr>
+                <w:rFonts w:ascii="宋体" w:eastAsia="宋体" w:hAnsi="宋体"/>
+                <w:sz w:val="20"/>
+              </w:rPr>
+              <w:t>/</w:t>
+            </w:r>
+            <w:r>
+              <w:rPr>
+                <w:rFonts w:ascii="宋体" w:eastAsia="宋体" w:hAnsi="宋体"/>
+                <w:sz w:val="20"/>
+              </w:rPr>
+              <w:t>班级</w:t>
+            </w:r>
+            <w:r>
+              <w:rPr>
+                <w:rFonts w:ascii="宋体" w:eastAsia="宋体" w:hAnsi="宋体"/>
+                <w:sz w:val="20"/>
+              </w:rPr>
+              <w:t>/</w:t>
+            </w:r>
+            <w:r>
+              <w:rPr>
+                <w:rFonts w:ascii="宋体" w:eastAsia="宋体" w:hAnsi="宋体"/>
+                <w:sz w:val="20"/>
+              </w:rPr>
+              <w:t>考勤数量统计</w:t>
             </w:r>
           </w:p>
         </w:tc>
@@ -9620,7 +11638,21 @@
                 <w:rFonts w:ascii="宋体" w:eastAsia="宋体" w:hAnsi="宋体"/>
                 <w:sz w:val="20"/>
               </w:rPr>
-              <w:t>筛选、单条/批量录入、删除</w:t>
+              <w:t>筛选、单条</w:t>
+            </w:r>
+            <w:r>
+              <w:rPr>
+                <w:rFonts w:ascii="宋体" w:eastAsia="宋体" w:hAnsi="宋体"/>
+                <w:sz w:val="20"/>
+              </w:rPr>
+              <w:t>/</w:t>
+            </w:r>
+            <w:r>
+              <w:rPr>
+                <w:rFonts w:ascii="宋体" w:eastAsia="宋体" w:hAnsi="宋体"/>
+                <w:sz w:val="20"/>
+              </w:rPr>
+              <w:t>批量录入、删除</w:t>
             </w:r>
           </w:p>
         </w:tc>
@@ -9880,7 +11912,21 @@
                 <w:rFonts w:ascii="宋体" w:eastAsia="宋体" w:hAnsi="宋体"/>
                 <w:sz w:val="20"/>
               </w:rPr>
-              <w:t>按课程列出学生并录入/修改期末成绩</w:t>
+              <w:t>按课程列出学生并录入</w:t>
+            </w:r>
+            <w:r>
+              <w:rPr>
+                <w:rFonts w:ascii="宋体" w:eastAsia="宋体" w:hAnsi="宋体"/>
+                <w:sz w:val="20"/>
+              </w:rPr>
+              <w:t>/</w:t>
+            </w:r>
+            <w:r>
+              <w:rPr>
+                <w:rFonts w:ascii="宋体" w:eastAsia="宋体" w:hAnsi="宋体"/>
+                <w:sz w:val="20"/>
+              </w:rPr>
+              <w:t>修改期末成绩</w:t>
             </w:r>
           </w:p>
         </w:tc>
@@ -9970,7 +12016,49 @@
                 <w:rFonts w:ascii="宋体" w:eastAsia="宋体" w:hAnsi="宋体"/>
                 <w:sz w:val="20"/>
               </w:rPr>
-              <w:t>班级/教师/课程/规则</w:t>
+              <w:t>班级</w:t>
+            </w:r>
+            <w:r>
+              <w:rPr>
+                <w:rFonts w:ascii="宋体" w:eastAsia="宋体" w:hAnsi="宋体"/>
+                <w:sz w:val="20"/>
+              </w:rPr>
+              <w:t>/</w:t>
+            </w:r>
+            <w:r>
+              <w:rPr>
+                <w:rFonts w:ascii="宋体" w:eastAsia="宋体" w:hAnsi="宋体"/>
+                <w:sz w:val="20"/>
+              </w:rPr>
+              <w:t>教师</w:t>
+            </w:r>
+            <w:r>
+              <w:rPr>
+                <w:rFonts w:ascii="宋体" w:eastAsia="宋体" w:hAnsi="宋体"/>
+                <w:sz w:val="20"/>
+              </w:rPr>
+              <w:t>/</w:t>
+            </w:r>
+            <w:r>
+              <w:rPr>
+                <w:rFonts w:ascii="宋体" w:eastAsia="宋体" w:hAnsi="宋体"/>
+                <w:sz w:val="20"/>
+              </w:rPr>
+              <w:t>课程</w:t>
+            </w:r>
+            <w:r>
+              <w:rPr>
+                <w:rFonts w:ascii="宋体" w:eastAsia="宋体" w:hAnsi="宋体"/>
+                <w:sz w:val="20"/>
+              </w:rPr>
+              <w:t>/</w:t>
+            </w:r>
+            <w:r>
+              <w:rPr>
+                <w:rFonts w:ascii="宋体" w:eastAsia="宋体" w:hAnsi="宋体"/>
+                <w:sz w:val="20"/>
+              </w:rPr>
+              <w:t>规则</w:t>
             </w:r>
           </w:p>
         </w:tc>
@@ -9990,7 +12078,14 @@
                 <w:rFonts w:ascii="宋体" w:eastAsia="宋体" w:hAnsi="宋体"/>
                 <w:sz w:val="20"/>
               </w:rPr>
-              <w:t>#/classes 等</w:t>
+              <w:t xml:space="preserve">#/classes </w:t>
+            </w:r>
+            <w:r>
+              <w:rPr>
+                <w:rFonts w:ascii="宋体" w:eastAsia="宋体" w:hAnsi="宋体"/>
+                <w:sz w:val="20"/>
+              </w:rPr>
+              <w:t>等</w:t>
             </w:r>
           </w:p>
         </w:tc>
@@ -10089,9 +12184,12 @@
           <w:rFonts w:hint="eastAsia"/>
         </w:rPr>
       </w:pPr>
-      <w:bookmarkStart w:id="18" w:name="_Toc243687165"/>
-      <w:r>
-        <w:t>4.5 关键业务流程</w:t>
+      <w:bookmarkStart w:id="18" w:name="_Toc243688573"/>
+      <w:r>
+        <w:t xml:space="preserve">4.5 </w:t>
+      </w:r>
+      <w:r>
+        <w:t>关键业务流程</w:t>
       </w:r>
       <w:bookmarkEnd w:id="18"/>
     </w:p>
@@ -10103,7 +12201,49 @@
         </w:rPr>
       </w:pPr>
       <w:r>
-        <w:t>登录流程：浏览器提交账号密码 → Controller 校验锁定状态 → 查询用户并校验 BCrypt 密码 → 判断是否默认密码 → 写入 Session 并注册会话 → 默认密码跳转改密页，否则进入工作台。</w:t>
+        <w:t>登录流程：浏览器提交账号密码</w:t>
+      </w:r>
+      <w:r>
+        <w:t xml:space="preserve"> → Controller </w:t>
+      </w:r>
+      <w:r>
+        <w:t>校验锁定状态</w:t>
+      </w:r>
+      <w:r>
+        <w:t xml:space="preserve"> → </w:t>
+      </w:r>
+      <w:r>
+        <w:t>查询用户并校验</w:t>
+      </w:r>
+      <w:r>
+        <w:t xml:space="preserve"> BCrypt </w:t>
+      </w:r>
+      <w:r>
+        <w:t>密码</w:t>
+      </w:r>
+      <w:r>
+        <w:t xml:space="preserve"> → </w:t>
+      </w:r>
+      <w:r>
+        <w:t>判断是否默认密码</w:t>
+      </w:r>
+      <w:r>
+        <w:t xml:space="preserve"> → </w:t>
+      </w:r>
+      <w:r>
+        <w:t>写入</w:t>
+      </w:r>
+      <w:r>
+        <w:t xml:space="preserve"> Session </w:t>
+      </w:r>
+      <w:r>
+        <w:t>并注册会话</w:t>
+      </w:r>
+      <w:r>
+        <w:t xml:space="preserve"> → </w:t>
+      </w:r>
+      <w:r>
+        <w:t>默认密码跳转改密页，否则进入工作台。</w:t>
       </w:r>
     </w:p>
     <w:p>
@@ -10114,7 +12254,43 @@
         </w:rPr>
       </w:pPr>
       <w:r>
-        <w:t>成绩计算流程：选择课程与班级 → 权限校验 → 查询课程绑定的班级与学生 → 一次性聚合查询考勤、表现、实验、作业、期末数据 → 按评价规则加权 → 分页返回。聚合查询将原先按学生逐条查询的 N+1 问题优化为每类数据一次查询。</w:t>
+        <w:t>成绩计算流程：选择课程与班级</w:t>
+      </w:r>
+      <w:r>
+        <w:t xml:space="preserve"> → </w:t>
+      </w:r>
+      <w:r>
+        <w:t>权限校验</w:t>
+      </w:r>
+      <w:r>
+        <w:t xml:space="preserve"> → </w:t>
+      </w:r>
+      <w:r>
+        <w:t>查询课程绑定的班级与学生</w:t>
+      </w:r>
+      <w:r>
+        <w:t xml:space="preserve"> → </w:t>
+      </w:r>
+      <w:r>
+        <w:t>一次性聚合查询考勤、表现、实验、作业、期末数据</w:t>
+      </w:r>
+      <w:r>
+        <w:t xml:space="preserve"> → </w:t>
+      </w:r>
+      <w:r>
+        <w:t>按评价规则加权</w:t>
+      </w:r>
+      <w:r>
+        <w:t xml:space="preserve"> → </w:t>
+      </w:r>
+      <w:r>
+        <w:t>分页返回。聚合查询将原先按学生逐条查询的</w:t>
+      </w:r>
+      <w:r>
+        <w:t xml:space="preserve"> N+1 </w:t>
+      </w:r>
+      <w:r>
+        <w:t>问题优化为每类数据一次查询。</w:t>
       </w:r>
     </w:p>
     <w:p>
@@ -10125,7 +12301,43 @@
         </w:rPr>
       </w:pPr>
       <w:r>
-        <w:t>考勤批量流程：选择课程与日期 → 加载课程学生名单 → 为每名学生选择状态 → 一次性提交记录数组 → 后端逐条插入并统计成功/跳过数量 → 返回结果并刷新列表。</w:t>
+        <w:t>考勤批量流程：选择课程与日期</w:t>
+      </w:r>
+      <w:r>
+        <w:t xml:space="preserve"> → </w:t>
+      </w:r>
+      <w:r>
+        <w:t>加载课程学生名单</w:t>
+      </w:r>
+      <w:r>
+        <w:t xml:space="preserve"> → </w:t>
+      </w:r>
+      <w:r>
+        <w:t>为每名学生选择状态</w:t>
+      </w:r>
+      <w:r>
+        <w:t xml:space="preserve"> → </w:t>
+      </w:r>
+      <w:r>
+        <w:t>一次性提交记录数组</w:t>
+      </w:r>
+      <w:r>
+        <w:t xml:space="preserve"> → </w:t>
+      </w:r>
+      <w:r>
+        <w:t>后端逐条插入并统计成功</w:t>
+      </w:r>
+      <w:r>
+        <w:t>/</w:t>
+      </w:r>
+      <w:r>
+        <w:t>跳过数量</w:t>
+      </w:r>
+      <w:r>
+        <w:t xml:space="preserve"> → </w:t>
+      </w:r>
+      <w:r>
+        <w:t>返回结果并刷新列表。</w:t>
       </w:r>
     </w:p>
     <w:p>
@@ -10136,10 +12348,16 @@
           <w:rFonts w:hint="eastAsia"/>
         </w:rPr>
       </w:pPr>
-      <w:bookmarkStart w:id="19" w:name="_Toc243687166"/>
+      <w:bookmarkStart w:id="19" w:name="_Toc243688574"/>
       <w:r>
         <w:lastRenderedPageBreak/>
-        <w:t>五．系统 E-R 图设计</w:t>
+        <w:t>五．系统</w:t>
+      </w:r>
+      <w:r>
+        <w:t xml:space="preserve"> E-R </w:t>
+      </w:r>
+      <w:r>
+        <w:t>图设计</w:t>
       </w:r>
       <w:bookmarkEnd w:id="19"/>
     </w:p>
@@ -10151,7 +12369,31 @@
         </w:rPr>
       </w:pPr>
       <w:r>
-        <w:t>系统数据库共 16 张表，按业务域可分为基础数据与教学数据两组。为避免单张 E-R 图过于拥挤，本文将其拆分为基础数据 E-R 图与教学数据 E-R 图，分别描述实体、属性及联系。</w:t>
+        <w:t>系统数据库共</w:t>
+      </w:r>
+      <w:r>
+        <w:t xml:space="preserve"> 16 </w:t>
+      </w:r>
+      <w:r>
+        <w:t>张表，按业务域可分为基础数据与教学数据两组。为避免单张</w:t>
+      </w:r>
+      <w:r>
+        <w:t xml:space="preserve"> E-R </w:t>
+      </w:r>
+      <w:r>
+        <w:t>图过于拥挤，本文将其拆分为基础数据</w:t>
+      </w:r>
+      <w:r>
+        <w:t xml:space="preserve"> E-R </w:t>
+      </w:r>
+      <w:r>
+        <w:t>图与教学数据</w:t>
+      </w:r>
+      <w:r>
+        <w:t xml:space="preserve"> E-R </w:t>
+      </w:r>
+      <w:r>
+        <w:t>图，分别描述实体、属性及联系。</w:t>
       </w:r>
     </w:p>
     <w:p>
@@ -10161,9 +12403,12 @@
           <w:rFonts w:hint="eastAsia"/>
         </w:rPr>
       </w:pPr>
-      <w:bookmarkStart w:id="20" w:name="_Toc243687167"/>
-      <w:r>
-        <w:t>5.1 实体与属性</w:t>
+      <w:bookmarkStart w:id="20" w:name="_Toc243688575"/>
+      <w:r>
+        <w:t xml:space="preserve">5.1 </w:t>
+      </w:r>
+      <w:r>
+        <w:t>实体与属性</w:t>
       </w:r>
       <w:bookmarkEnd w:id="20"/>
     </w:p>
@@ -10175,19 +12420,103 @@
         </w:rPr>
       </w:pPr>
       <w:r>
-        <w:t>基础数据实体包括：角色（sys_role）、用户（sys_user）、班级（</w:t>
-      </w:r>
-      <w:r>
-        <w:t>cla</w:t>
-      </w:r>
-      <w:r>
-        <w:rPr>
-          <w:rFonts w:hint="eastAsia"/>
-        </w:rPr>
-        <w:t>zz</w:t>
-      </w:r>
-      <w:r>
-        <w:t>）、学生（student）、教师（teacher）、课程（course）、选课关系（course_class）与评价规则（eval_rule）。教学数据实体包括：学生、课程、考勤（attendance）、课堂表现（performance）、期末成绩（exam_score）、实验（experiment）、实验记录（experiment_record）、作业（homework）与作业记录（homework_record）。此外，audit_log 为独立的审计实体，不与其他表建立外键。</w:t>
+        <w:t>基础数据实体包括：角色（</w:t>
+      </w:r>
+      <w:r>
+        <w:t>sys_role</w:t>
+      </w:r>
+      <w:r>
+        <w:t>）、用户（</w:t>
+      </w:r>
+      <w:r>
+        <w:t>sys_user</w:t>
+      </w:r>
+      <w:r>
+        <w:t>）、班级（</w:t>
+      </w:r>
+      <w:r>
+        <w:t>clazz</w:t>
+      </w:r>
+      <w:r>
+        <w:t>）、学生（</w:t>
+      </w:r>
+      <w:r>
+        <w:t>student</w:t>
+      </w:r>
+      <w:r>
+        <w:t>）、教师（</w:t>
+      </w:r>
+      <w:r>
+        <w:t>teacher</w:t>
+      </w:r>
+      <w:r>
+        <w:t>）、课程（</w:t>
+      </w:r>
+      <w:r>
+        <w:t>course</w:t>
+      </w:r>
+      <w:r>
+        <w:t>）、选课关系（</w:t>
+      </w:r>
+      <w:r>
+        <w:t>course_class</w:t>
+      </w:r>
+      <w:r>
+        <w:t>）与评价规则（</w:t>
+      </w:r>
+      <w:r>
+        <w:t>eval_rule</w:t>
+      </w:r>
+      <w:r>
+        <w:t>）。教学数据实体包括：学生、课程、考勤（</w:t>
+      </w:r>
+      <w:r>
+        <w:t>attendance</w:t>
+      </w:r>
+      <w:r>
+        <w:t>）、课堂表现（</w:t>
+      </w:r>
+      <w:r>
+        <w:t>performance</w:t>
+      </w:r>
+      <w:r>
+        <w:t>）、期末成绩（</w:t>
+      </w:r>
+      <w:r>
+        <w:t>exam_score</w:t>
+      </w:r>
+      <w:r>
+        <w:t>）、实验（</w:t>
+      </w:r>
+      <w:r>
+        <w:t>experiment</w:t>
+      </w:r>
+      <w:r>
+        <w:t>）、实验记录（</w:t>
+      </w:r>
+      <w:r>
+        <w:t>experiment_record</w:t>
+      </w:r>
+      <w:r>
+        <w:t>）、作业（</w:t>
+      </w:r>
+      <w:r>
+        <w:t>homework</w:t>
+      </w:r>
+      <w:r>
+        <w:t>）与作业记录（</w:t>
+      </w:r>
+      <w:r>
+        <w:t>homework_record</w:t>
+      </w:r>
+      <w:r>
+        <w:t>）。此外，</w:t>
+      </w:r>
+      <w:r>
+        <w:t xml:space="preserve">audit_log </w:t>
+      </w:r>
+      <w:r>
+        <w:t>为独立的审计实体，不与其他表建立外键。</w:t>
       </w:r>
     </w:p>
     <w:p>
@@ -10197,9 +12526,18 @@
           <w:rFonts w:hint="eastAsia"/>
         </w:rPr>
       </w:pPr>
-      <w:bookmarkStart w:id="21" w:name="_Toc243687168"/>
-      <w:r>
-        <w:t>5.2 基础数据 E-R 图</w:t>
+      <w:bookmarkStart w:id="21" w:name="_Toc243688576"/>
+      <w:r>
+        <w:t xml:space="preserve">5.2 </w:t>
+      </w:r>
+      <w:r>
+        <w:t>基础数据</w:t>
+      </w:r>
+      <w:r>
+        <w:t xml:space="preserve"> E-R </w:t>
+      </w:r>
+      <w:r>
+        <w:t>图</w:t>
       </w:r>
       <w:bookmarkEnd w:id="21"/>
     </w:p>
@@ -10216,7 +12554,7 @@
         </w:rPr>
         <w:lastRenderedPageBreak/>
         <w:drawing>
-          <wp:inline distT="0" distB="0" distL="0" distR="0" wp14:anchorId="0DF056F7" wp14:editId="58450A56">
+          <wp:inline distT="0" distB="0" distL="0" distR="0" wp14:anchorId="4C087F65" wp14:editId="7D0C243F">
             <wp:extent cx="3960000" cy="5217882"/>
             <wp:effectExtent l="0" t="0" r="0" b="0"/>
             <wp:docPr id="5" name="Picture 5"/>
@@ -10260,7 +12598,19 @@
         </w:rPr>
       </w:pPr>
       <w:r>
-        <w:t>图 5-1 基础数据 E-R 图</w:t>
+        <w:t>图</w:t>
+      </w:r>
+      <w:r>
+        <w:t xml:space="preserve"> 5-1 </w:t>
+      </w:r>
+      <w:r>
+        <w:t>基础数据</w:t>
+      </w:r>
+      <w:r>
+        <w:t xml:space="preserve"> E-R </w:t>
+      </w:r>
+      <w:r>
+        <w:t>图</w:t>
       </w:r>
     </w:p>
     <w:p>
@@ -10271,7 +12621,25 @@
         </w:rPr>
       </w:pPr>
       <w:r>
-        <w:t>基础数据 E-R 图如图 5-1 所示。角色与用户为一对多关系；班级与学生为一对多关系；教师与课程为一对多关系；课程与班级通过 course_class 形成多对多关系；课程与评价规则为一对一关系。</w:t>
+        <w:t>基础数据</w:t>
+      </w:r>
+      <w:r>
+        <w:t xml:space="preserve"> E-R </w:t>
+      </w:r>
+      <w:r>
+        <w:t>图如图</w:t>
+      </w:r>
+      <w:r>
+        <w:t xml:space="preserve"> 5-1 </w:t>
+      </w:r>
+      <w:r>
+        <w:t>所示。角色与用户为一对多关系；班级与学生为一对多关系；教师与课程为一对多关系；课程与班级通过</w:t>
+      </w:r>
+      <w:r>
+        <w:t xml:space="preserve"> course_class </w:t>
+      </w:r>
+      <w:r>
+        <w:t>形成多对多关系；课程与评价规则为一对一关系。</w:t>
       </w:r>
     </w:p>
     <w:p>
@@ -10281,9 +12649,18 @@
           <w:rFonts w:hint="eastAsia"/>
         </w:rPr>
       </w:pPr>
-      <w:bookmarkStart w:id="22" w:name="_Toc243687169"/>
-      <w:r>
-        <w:t>5.3 教学数据 E-R 图</w:t>
+      <w:bookmarkStart w:id="22" w:name="_Toc243688577"/>
+      <w:r>
+        <w:t xml:space="preserve">5.3 </w:t>
+      </w:r>
+      <w:r>
+        <w:t>教学数据</w:t>
+      </w:r>
+      <w:r>
+        <w:t xml:space="preserve"> E-R </w:t>
+      </w:r>
+      <w:r>
+        <w:t>图</w:t>
       </w:r>
       <w:bookmarkEnd w:id="22"/>
     </w:p>
@@ -10300,7 +12677,7 @@
         </w:rPr>
         <w:lastRenderedPageBreak/>
         <w:drawing>
-          <wp:inline distT="0" distB="0" distL="0" distR="0" wp14:anchorId="6BAA5F74" wp14:editId="021CD9A9">
+          <wp:inline distT="0" distB="0" distL="0" distR="0" wp14:anchorId="55D78DEE" wp14:editId="496CC5D7">
             <wp:extent cx="4500000" cy="5250000"/>
             <wp:effectExtent l="0" t="0" r="0" b="0"/>
             <wp:docPr id="6" name="Picture 6"/>
@@ -10344,7 +12721,19 @@
         </w:rPr>
       </w:pPr>
       <w:r>
-        <w:t>图 5-2 教学数据 E-R 图</w:t>
+        <w:t>图</w:t>
+      </w:r>
+      <w:r>
+        <w:t xml:space="preserve"> 5-2 </w:t>
+      </w:r>
+      <w:r>
+        <w:t>教学数据</w:t>
+      </w:r>
+      <w:r>
+        <w:t xml:space="preserve"> E-R </w:t>
+      </w:r>
+      <w:r>
+        <w:t>图</w:t>
       </w:r>
     </w:p>
     <w:p>
@@ -10355,7 +12744,19 @@
         </w:rPr>
       </w:pPr>
       <w:r>
-        <w:t>教学数据 E-R 图如图 5-2 所示。学生与考勤、表现、期末成绩、实验记录、作业记录均为一对多关系；课程与考勤、表现、期末成绩、实验、作业均为一对多关系；实验与实验记录、作业与作业记录为一对多关系。</w:t>
+        <w:t>教学数据</w:t>
+      </w:r>
+      <w:r>
+        <w:t xml:space="preserve"> E-R </w:t>
+      </w:r>
+      <w:r>
+        <w:t>图如图</w:t>
+      </w:r>
+      <w:r>
+        <w:t xml:space="preserve"> 5-2 </w:t>
+      </w:r>
+      <w:r>
+        <w:t>所示。学生与考勤、表现、期末成绩、实验记录、作业记录均为一对多关系；课程与考勤、表现、期末成绩、实验、作业均为一对多关系；实验与实验记录、作业与作业记录为一对多关系。</w:t>
       </w:r>
     </w:p>
     <w:p>
@@ -10365,9 +12766,12 @@
           <w:rFonts w:hint="eastAsia"/>
         </w:rPr>
       </w:pPr>
-      <w:bookmarkStart w:id="23" w:name="_Toc243687170"/>
-      <w:r>
-        <w:t>5.4 关系说明</w:t>
+      <w:bookmarkStart w:id="23" w:name="_Toc243688578"/>
+      <w:r>
+        <w:t xml:space="preserve">5.4 </w:t>
+      </w:r>
+      <w:r>
+        <w:t>关系说明</w:t>
       </w:r>
       <w:bookmarkEnd w:id="23"/>
     </w:p>
@@ -10379,7 +12783,19 @@
         </w:rPr>
       </w:pPr>
       <w:r>
-        <w:t>（1）一个班级包含多名学生，一名学生只属于一个班级，学生表的 clazz_id 为外键。</w:t>
+        <w:t>（</w:t>
+      </w:r>
+      <w:r>
+        <w:t>1</w:t>
+      </w:r>
+      <w:r>
+        <w:t>）一个班级包含多名学生，一名学生只属于一个班级，学生表的</w:t>
+      </w:r>
+      <w:r>
+        <w:t xml:space="preserve"> clazz_id </w:t>
+      </w:r>
+      <w:r>
+        <w:t>为外键。</w:t>
       </w:r>
     </w:p>
     <w:p>
@@ -10390,7 +12806,19 @@
         </w:rPr>
       </w:pPr>
       <w:r>
-        <w:t>（2）一名教师可以教授多门课程，一门课程只由一名教师负责，课程表的 teacher_id 为外键。</w:t>
+        <w:t>（</w:t>
+      </w:r>
+      <w:r>
+        <w:t>2</w:t>
+      </w:r>
+      <w:r>
+        <w:t>）一名教师可以教授多门课程，一门课程只由一名教师负责，课程表的</w:t>
+      </w:r>
+      <w:r>
+        <w:t xml:space="preserve"> teacher_id </w:t>
+      </w:r>
+      <w:r>
+        <w:t>为外键。</w:t>
       </w:r>
     </w:p>
     <w:p>
@@ -10401,7 +12829,19 @@
         </w:rPr>
       </w:pPr>
       <w:r>
-        <w:t>（3）一门课程可以面向多个班级开课，一个班级可以有多门课程，二者通过 course_class 关联，联合唯一约束避免重复选课。</w:t>
+        <w:t>（</w:t>
+      </w:r>
+      <w:r>
+        <w:t>3</w:t>
+      </w:r>
+      <w:r>
+        <w:t>）一门课程可以面向多个班级开课，一个班级可以有多门课程，二者通过</w:t>
+      </w:r>
+      <w:r>
+        <w:t xml:space="preserve"> course_class </w:t>
+      </w:r>
+      <w:r>
+        <w:t>关联，联合唯一约束避免重复选课。</w:t>
       </w:r>
     </w:p>
     <w:p>
@@ -10413,7 +12853,13 @@
       </w:pPr>
       <w:r>
         <w:lastRenderedPageBreak/>
-        <w:t>（4）一条考勤记录唯一对应一名学生、一门课程与一个日期，三列联合唯一；表现、期末成绩同理受学生与课程约束。</w:t>
+        <w:t>（</w:t>
+      </w:r>
+      <w:r>
+        <w:t>4</w:t>
+      </w:r>
+      <w:r>
+        <w:t>）一条考勤记录唯一对应一名学生、一门课程与一个日期，三列联合唯一；表现、期末成绩同理受学生与课程约束。</w:t>
       </w:r>
     </w:p>
     <w:p>
@@ -10424,7 +12870,37 @@
         </w:rPr>
       </w:pPr>
       <w:r>
-        <w:t>（5）实验记录与作业记录以“实验/作业 + 学生”联合唯一，重复录入时执行更新而非新增。</w:t>
+        <w:t>（</w:t>
+      </w:r>
+      <w:r>
+        <w:t>5</w:t>
+      </w:r>
+      <w:r>
+        <w:t>）实验记录与作业记录以</w:t>
+      </w:r>
+      <w:r>
+        <w:t>“</w:t>
+      </w:r>
+      <w:r>
+        <w:t>实验</w:t>
+      </w:r>
+      <w:r>
+        <w:t>/</w:t>
+      </w:r>
+      <w:r>
+        <w:t>作业</w:t>
+      </w:r>
+      <w:r>
+        <w:t xml:space="preserve"> + </w:t>
+      </w:r>
+      <w:r>
+        <w:t>学生</w:t>
+      </w:r>
+      <w:r>
+        <w:t>”</w:t>
+      </w:r>
+      <w:r>
+        <w:t>联合唯一，重复录入时执行更新而非新增。</w:t>
       </w:r>
     </w:p>
     <w:p>
@@ -10435,7 +12911,13 @@
         </w:rPr>
       </w:pPr>
       <w:r>
-        <w:t>（6）评价规则与课程一对一，用于保存考勤、表现、实验、作业权重及平时、期末占比。</w:t>
+        <w:t>（</w:t>
+      </w:r>
+      <w:r>
+        <w:t>6</w:t>
+      </w:r>
+      <w:r>
+        <w:t>）评价规则与课程一对一，用于保存考勤、表现、实验、作业权重及平时、期末占比。</w:t>
       </w:r>
     </w:p>
     <w:p>
@@ -10446,7 +12928,7 @@
           <w:rFonts w:hint="eastAsia"/>
         </w:rPr>
       </w:pPr>
-      <w:bookmarkStart w:id="24" w:name="_Toc243687171"/>
+      <w:bookmarkStart w:id="24" w:name="_Toc243688579"/>
       <w:r>
         <w:lastRenderedPageBreak/>
         <w:t>六．系统数据库设计</w:t>
@@ -10461,15 +12943,31 @@
         </w:rPr>
       </w:pPr>
       <w:r>
-        <w:t xml:space="preserve">数据库设计遵循第三范式，兼顾查询性能与数据完整性。所有表使用 </w:t>
-      </w:r>
-      <w:proofErr w:type="spellStart"/>
-      <w:r>
-        <w:t>InnoDB</w:t>
-      </w:r>
-      <w:proofErr w:type="spellEnd"/>
-      <w:r>
-        <w:t xml:space="preserve"> 引擎与 utf8mb4 字符集，主键统一为自增 INT，时间字段使用 TIMESTAMP，业务外键均建立索引。</w:t>
+        <w:t>数据库设计遵循第三范式，兼顾查询性能与数据完整性。所有表使用</w:t>
+      </w:r>
+      <w:r>
+        <w:t xml:space="preserve"> InnoDB </w:t>
+      </w:r>
+      <w:r>
+        <w:t>引擎与</w:t>
+      </w:r>
+      <w:r>
+        <w:t xml:space="preserve"> utf8mb4 </w:t>
+      </w:r>
+      <w:r>
+        <w:t>字符集，主键统一为自增</w:t>
+      </w:r>
+      <w:r>
+        <w:t xml:space="preserve"> INT</w:t>
+      </w:r>
+      <w:r>
+        <w:t>，时间字段使用</w:t>
+      </w:r>
+      <w:r>
+        <w:t xml:space="preserve"> TIMESTAMP</w:t>
+      </w:r>
+      <w:r>
+        <w:t>，业务外键均建立索引。</w:t>
       </w:r>
     </w:p>
     <w:p>
@@ -10479,9 +12977,12 @@
           <w:rFonts w:hint="eastAsia"/>
         </w:rPr>
       </w:pPr>
-      <w:bookmarkStart w:id="25" w:name="_Toc243687172"/>
-      <w:r>
-        <w:t>6.1 设计原则</w:t>
+      <w:bookmarkStart w:id="25" w:name="_Toc243688580"/>
+      <w:r>
+        <w:t xml:space="preserve">6.1 </w:t>
+      </w:r>
+      <w:r>
+        <w:t>设计原则</w:t>
       </w:r>
       <w:bookmarkEnd w:id="25"/>
     </w:p>
@@ -10493,7 +12994,13 @@
         </w:rPr>
       </w:pPr>
       <w:r>
-        <w:t>（1）规范化：基础数据与业务数据分离，避免冗余；学生只保存班级外键，班级名称通过关联查询获取。</w:t>
+        <w:t>（</w:t>
+      </w:r>
+      <w:r>
+        <w:t>1</w:t>
+      </w:r>
+      <w:r>
+        <w:t>）规范化：基础数据与业务数据分离，避免冗余；学生只保存班级外键，班级名称通过关联查询获取。</w:t>
       </w:r>
     </w:p>
     <w:p>
@@ -10504,7 +13011,25 @@
         </w:rPr>
       </w:pPr>
       <w:r>
-        <w:t>（2）完整性：通过外键约束保证参照完整性；学生、教师被引用时使用 RESTRICT，教学数据使用 CASCADE，删除课程时自动清理相关记录。</w:t>
+        <w:t>（</w:t>
+      </w:r>
+      <w:r>
+        <w:t>2</w:t>
+      </w:r>
+      <w:r>
+        <w:t>）完整性：通过外键约束保证参照完整性；学生、教师被引用时使用</w:t>
+      </w:r>
+      <w:r>
+        <w:t xml:space="preserve"> RESTRICT</w:t>
+      </w:r>
+      <w:r>
+        <w:t>，教学数据使用</w:t>
+      </w:r>
+      <w:r>
+        <w:t xml:space="preserve"> CASCADE</w:t>
+      </w:r>
+      <w:r>
+        <w:t>，删除课程时自动清理相关记录。</w:t>
       </w:r>
     </w:p>
     <w:p>
@@ -10515,7 +13040,13 @@
         </w:rPr>
       </w:pPr>
       <w:r>
-        <w:t>（3）一致性：考勤、实验记录、作业记录、期末成绩均设置联合唯一约束，防止重复录入；评价规则课程唯一。</w:t>
+        <w:t>（</w:t>
+      </w:r>
+      <w:r>
+        <w:t>3</w:t>
+      </w:r>
+      <w:r>
+        <w:t>）一致性：考勤、实验记录、作业记录、期末成绩均设置联合唯一约束，防止重复录入；评价规则课程唯一。</w:t>
       </w:r>
     </w:p>
     <w:p>
@@ -10526,7 +13057,37 @@
         </w:rPr>
       </w:pPr>
       <w:r>
-        <w:t>（4）可扩展：预留 audit_log 审计表，记录关键操作；用户表通过 role_code 与 ref_id 关联学生/教师，支持后续扩展更多角色。</w:t>
+        <w:t>（</w:t>
+      </w:r>
+      <w:r>
+        <w:t>4</w:t>
+      </w:r>
+      <w:r>
+        <w:t>）可扩展：预留</w:t>
+      </w:r>
+      <w:r>
+        <w:t xml:space="preserve"> audit_log </w:t>
+      </w:r>
+      <w:r>
+        <w:t>审计表，记录关键操作；用户表通过</w:t>
+      </w:r>
+      <w:r>
+        <w:t xml:space="preserve"> role_code </w:t>
+      </w:r>
+      <w:r>
+        <w:t>与</w:t>
+      </w:r>
+      <w:r>
+        <w:t xml:space="preserve"> ref_id </w:t>
+      </w:r>
+      <w:r>
+        <w:t>关联学生</w:t>
+      </w:r>
+      <w:r>
+        <w:t>/</w:t>
+      </w:r>
+      <w:r>
+        <w:t>教师，支持后续扩展更多角色。</w:t>
       </w:r>
     </w:p>
     <w:p>
@@ -10536,9 +13097,12 @@
           <w:rFonts w:hint="eastAsia"/>
         </w:rPr>
       </w:pPr>
-      <w:bookmarkStart w:id="26" w:name="_Toc243687173"/>
-      <w:r>
-        <w:t>6.2 数据表清单</w:t>
+      <w:bookmarkStart w:id="26" w:name="_Toc243688581"/>
+      <w:r>
+        <w:t xml:space="preserve">6.2 </w:t>
+      </w:r>
+      <w:r>
+        <w:t>数据表清单</w:t>
       </w:r>
       <w:bookmarkEnd w:id="26"/>
     </w:p>
@@ -10550,7 +13114,13 @@
         </w:rPr>
       </w:pPr>
       <w:r>
-        <w:t>表 6-1 数据表清单</w:t>
+        <w:t>表</w:t>
+      </w:r>
+      <w:r>
+        <w:t xml:space="preserve"> 6-1 </w:t>
+      </w:r>
+      <w:r>
+        <w:t>数据表清单</w:t>
       </w:r>
     </w:p>
     <w:tbl>
@@ -10739,7 +13309,21 @@
                 <w:rFonts w:ascii="宋体" w:eastAsia="宋体" w:hAnsi="宋体"/>
                 <w:sz w:val="19"/>
               </w:rPr>
-              <w:t>role_code、role_name</w:t>
+              <w:t>role_code</w:t>
+            </w:r>
+            <w:r>
+              <w:rPr>
+                <w:rFonts w:ascii="宋体" w:eastAsia="宋体" w:hAnsi="宋体"/>
+                <w:sz w:val="19"/>
+              </w:rPr>
+              <w:t>、</w:t>
+            </w:r>
+            <w:r>
+              <w:rPr>
+                <w:rFonts w:ascii="宋体" w:eastAsia="宋体" w:hAnsi="宋体"/>
+                <w:sz w:val="19"/>
+              </w:rPr>
+              <w:t>role_name</w:t>
             </w:r>
           </w:p>
         </w:tc>
@@ -10824,7 +13408,49 @@
                 <w:rFonts w:ascii="宋体" w:eastAsia="宋体" w:hAnsi="宋体"/>
                 <w:sz w:val="19"/>
               </w:rPr>
-              <w:t>username、password、role_code、ref_id</w:t>
+              <w:t>username</w:t>
+            </w:r>
+            <w:r>
+              <w:rPr>
+                <w:rFonts w:ascii="宋体" w:eastAsia="宋体" w:hAnsi="宋体"/>
+                <w:sz w:val="19"/>
+              </w:rPr>
+              <w:t>、</w:t>
+            </w:r>
+            <w:r>
+              <w:rPr>
+                <w:rFonts w:ascii="宋体" w:eastAsia="宋体" w:hAnsi="宋体"/>
+                <w:sz w:val="19"/>
+              </w:rPr>
+              <w:t>password</w:t>
+            </w:r>
+            <w:r>
+              <w:rPr>
+                <w:rFonts w:ascii="宋体" w:eastAsia="宋体" w:hAnsi="宋体"/>
+                <w:sz w:val="19"/>
+              </w:rPr>
+              <w:t>、</w:t>
+            </w:r>
+            <w:r>
+              <w:rPr>
+                <w:rFonts w:ascii="宋体" w:eastAsia="宋体" w:hAnsi="宋体"/>
+                <w:sz w:val="19"/>
+              </w:rPr>
+              <w:t>role_code</w:t>
+            </w:r>
+            <w:r>
+              <w:rPr>
+                <w:rFonts w:ascii="宋体" w:eastAsia="宋体" w:hAnsi="宋体"/>
+                <w:sz w:val="19"/>
+              </w:rPr>
+              <w:t>、</w:t>
+            </w:r>
+            <w:r>
+              <w:rPr>
+                <w:rFonts w:ascii="宋体" w:eastAsia="宋体" w:hAnsi="宋体"/>
+                <w:sz w:val="19"/>
+              </w:rPr>
+              <w:t>ref_id</w:t>
             </w:r>
           </w:p>
         </w:tc>
@@ -10909,7 +13535,49 @@
                 <w:rFonts w:ascii="宋体" w:eastAsia="宋体" w:hAnsi="宋体"/>
                 <w:sz w:val="19"/>
               </w:rPr>
-              <w:t>class_no、class_name、grade、major</w:t>
+              <w:t>class_no</w:t>
+            </w:r>
+            <w:r>
+              <w:rPr>
+                <w:rFonts w:ascii="宋体" w:eastAsia="宋体" w:hAnsi="宋体"/>
+                <w:sz w:val="19"/>
+              </w:rPr>
+              <w:t>、</w:t>
+            </w:r>
+            <w:r>
+              <w:rPr>
+                <w:rFonts w:ascii="宋体" w:eastAsia="宋体" w:hAnsi="宋体"/>
+                <w:sz w:val="19"/>
+              </w:rPr>
+              <w:t>class_name</w:t>
+            </w:r>
+            <w:r>
+              <w:rPr>
+                <w:rFonts w:ascii="宋体" w:eastAsia="宋体" w:hAnsi="宋体"/>
+                <w:sz w:val="19"/>
+              </w:rPr>
+              <w:t>、</w:t>
+            </w:r>
+            <w:r>
+              <w:rPr>
+                <w:rFonts w:ascii="宋体" w:eastAsia="宋体" w:hAnsi="宋体"/>
+                <w:sz w:val="19"/>
+              </w:rPr>
+              <w:t>grade</w:t>
+            </w:r>
+            <w:r>
+              <w:rPr>
+                <w:rFonts w:ascii="宋体" w:eastAsia="宋体" w:hAnsi="宋体"/>
+                <w:sz w:val="19"/>
+              </w:rPr>
+              <w:t>、</w:t>
+            </w:r>
+            <w:r>
+              <w:rPr>
+                <w:rFonts w:ascii="宋体" w:eastAsia="宋体" w:hAnsi="宋体"/>
+                <w:sz w:val="19"/>
+              </w:rPr>
+              <w:t>major</w:t>
             </w:r>
           </w:p>
         </w:tc>
@@ -10994,7 +13662,35 @@
                 <w:rFonts w:ascii="宋体" w:eastAsia="宋体" w:hAnsi="宋体"/>
                 <w:sz w:val="19"/>
               </w:rPr>
-              <w:t>student_no、name、clazz_id</w:t>
+              <w:t>student_no</w:t>
+            </w:r>
+            <w:r>
+              <w:rPr>
+                <w:rFonts w:ascii="宋体" w:eastAsia="宋体" w:hAnsi="宋体"/>
+                <w:sz w:val="19"/>
+              </w:rPr>
+              <w:t>、</w:t>
+            </w:r>
+            <w:r>
+              <w:rPr>
+                <w:rFonts w:ascii="宋体" w:eastAsia="宋体" w:hAnsi="宋体"/>
+                <w:sz w:val="19"/>
+              </w:rPr>
+              <w:t>name</w:t>
+            </w:r>
+            <w:r>
+              <w:rPr>
+                <w:rFonts w:ascii="宋体" w:eastAsia="宋体" w:hAnsi="宋体"/>
+                <w:sz w:val="19"/>
+              </w:rPr>
+              <w:t>、</w:t>
+            </w:r>
+            <w:r>
+              <w:rPr>
+                <w:rFonts w:ascii="宋体" w:eastAsia="宋体" w:hAnsi="宋体"/>
+                <w:sz w:val="19"/>
+              </w:rPr>
+              <w:t>clazz_id</w:t>
             </w:r>
           </w:p>
         </w:tc>
@@ -11074,7 +13770,6 @@
                 <w:rFonts w:hint="eastAsia"/>
               </w:rPr>
             </w:pPr>
-            <w:proofErr w:type="spellStart"/>
             <w:r>
               <w:rPr>
                 <w:rFonts w:ascii="宋体" w:eastAsia="宋体" w:hAnsi="宋体"/>
@@ -11082,13 +13777,33 @@
               </w:rPr>
               <w:t>teacher_no</w:t>
             </w:r>
-            <w:proofErr w:type="spellEnd"/>
-            <w:r>
-              <w:rPr>
-                <w:rFonts w:ascii="宋体" w:eastAsia="宋体" w:hAnsi="宋体"/>
-                <w:sz w:val="19"/>
-              </w:rPr>
-              <w:t>、name、title</w:t>
+            <w:r>
+              <w:rPr>
+                <w:rFonts w:ascii="宋体" w:eastAsia="宋体" w:hAnsi="宋体"/>
+                <w:sz w:val="19"/>
+              </w:rPr>
+              <w:t>、</w:t>
+            </w:r>
+            <w:r>
+              <w:rPr>
+                <w:rFonts w:ascii="宋体" w:eastAsia="宋体" w:hAnsi="宋体"/>
+                <w:sz w:val="19"/>
+              </w:rPr>
+              <w:t>name</w:t>
+            </w:r>
+            <w:r>
+              <w:rPr>
+                <w:rFonts w:ascii="宋体" w:eastAsia="宋体" w:hAnsi="宋体"/>
+                <w:sz w:val="19"/>
+              </w:rPr>
+              <w:t>、</w:t>
+            </w:r>
+            <w:r>
+              <w:rPr>
+                <w:rFonts w:ascii="宋体" w:eastAsia="宋体" w:hAnsi="宋体"/>
+                <w:sz w:val="19"/>
+              </w:rPr>
+              <w:t>title</w:t>
             </w:r>
           </w:p>
         </w:tc>
@@ -11173,7 +13888,49 @@
                 <w:rFonts w:ascii="宋体" w:eastAsia="宋体" w:hAnsi="宋体"/>
                 <w:sz w:val="19"/>
               </w:rPr>
-              <w:t>course_no、course_name、credit、teacher_id</w:t>
+              <w:t>course_no</w:t>
+            </w:r>
+            <w:r>
+              <w:rPr>
+                <w:rFonts w:ascii="宋体" w:eastAsia="宋体" w:hAnsi="宋体"/>
+                <w:sz w:val="19"/>
+              </w:rPr>
+              <w:t>、</w:t>
+            </w:r>
+            <w:r>
+              <w:rPr>
+                <w:rFonts w:ascii="宋体" w:eastAsia="宋体" w:hAnsi="宋体"/>
+                <w:sz w:val="19"/>
+              </w:rPr>
+              <w:t>course_name</w:t>
+            </w:r>
+            <w:r>
+              <w:rPr>
+                <w:rFonts w:ascii="宋体" w:eastAsia="宋体" w:hAnsi="宋体"/>
+                <w:sz w:val="19"/>
+              </w:rPr>
+              <w:t>、</w:t>
+            </w:r>
+            <w:r>
+              <w:rPr>
+                <w:rFonts w:ascii="宋体" w:eastAsia="宋体" w:hAnsi="宋体"/>
+                <w:sz w:val="19"/>
+              </w:rPr>
+              <w:t>credit</w:t>
+            </w:r>
+            <w:r>
+              <w:rPr>
+                <w:rFonts w:ascii="宋体" w:eastAsia="宋体" w:hAnsi="宋体"/>
+                <w:sz w:val="19"/>
+              </w:rPr>
+              <w:t>、</w:t>
+            </w:r>
+            <w:r>
+              <w:rPr>
+                <w:rFonts w:ascii="宋体" w:eastAsia="宋体" w:hAnsi="宋体"/>
+                <w:sz w:val="19"/>
+              </w:rPr>
+              <w:t>teacher_id</w:t>
             </w:r>
           </w:p>
         </w:tc>
@@ -11238,7 +13995,21 @@
                 <w:rFonts w:ascii="宋体" w:eastAsia="宋体" w:hAnsi="宋体"/>
                 <w:sz w:val="19"/>
               </w:rPr>
-              <w:t>课程-班级关联表</w:t>
+              <w:t>课程</w:t>
+            </w:r>
+            <w:r>
+              <w:rPr>
+                <w:rFonts w:ascii="宋体" w:eastAsia="宋体" w:hAnsi="宋体"/>
+                <w:sz w:val="19"/>
+              </w:rPr>
+              <w:t>-</w:t>
+            </w:r>
+            <w:r>
+              <w:rPr>
+                <w:rFonts w:ascii="宋体" w:eastAsia="宋体" w:hAnsi="宋体"/>
+                <w:sz w:val="19"/>
+              </w:rPr>
+              <w:t>班级关联表</w:t>
             </w:r>
           </w:p>
         </w:tc>
@@ -11258,7 +14029,21 @@
                 <w:rFonts w:ascii="宋体" w:eastAsia="宋体" w:hAnsi="宋体"/>
                 <w:sz w:val="19"/>
               </w:rPr>
-              <w:t>course_id、clazz_id</w:t>
+              <w:t>course_id</w:t>
+            </w:r>
+            <w:r>
+              <w:rPr>
+                <w:rFonts w:ascii="宋体" w:eastAsia="宋体" w:hAnsi="宋体"/>
+                <w:sz w:val="19"/>
+              </w:rPr>
+              <w:t>、</w:t>
+            </w:r>
+            <w:r>
+              <w:rPr>
+                <w:rFonts w:ascii="宋体" w:eastAsia="宋体" w:hAnsi="宋体"/>
+                <w:sz w:val="19"/>
+              </w:rPr>
+              <w:t>clazz_id</w:t>
             </w:r>
           </w:p>
         </w:tc>
@@ -11343,7 +14128,14 @@
                 <w:rFonts w:ascii="宋体" w:eastAsia="宋体" w:hAnsi="宋体"/>
                 <w:sz w:val="19"/>
               </w:rPr>
-              <w:t>course_id、四项权重、两项占比</w:t>
+              <w:t>course_id</w:t>
+            </w:r>
+            <w:r>
+              <w:rPr>
+                <w:rFonts w:ascii="宋体" w:eastAsia="宋体" w:hAnsi="宋体"/>
+                <w:sz w:val="19"/>
+              </w:rPr>
+              <w:t>、四项权重、两项占比</w:t>
             </w:r>
           </w:p>
         </w:tc>
@@ -11428,7 +14220,49 @@
                 <w:rFonts w:ascii="宋体" w:eastAsia="宋体" w:hAnsi="宋体"/>
                 <w:sz w:val="19"/>
               </w:rPr>
-              <w:t>student_id、course_id、attend_date、status</w:t>
+              <w:t>student_id</w:t>
+            </w:r>
+            <w:r>
+              <w:rPr>
+                <w:rFonts w:ascii="宋体" w:eastAsia="宋体" w:hAnsi="宋体"/>
+                <w:sz w:val="19"/>
+              </w:rPr>
+              <w:t>、</w:t>
+            </w:r>
+            <w:r>
+              <w:rPr>
+                <w:rFonts w:ascii="宋体" w:eastAsia="宋体" w:hAnsi="宋体"/>
+                <w:sz w:val="19"/>
+              </w:rPr>
+              <w:t>course_id</w:t>
+            </w:r>
+            <w:r>
+              <w:rPr>
+                <w:rFonts w:ascii="宋体" w:eastAsia="宋体" w:hAnsi="宋体"/>
+                <w:sz w:val="19"/>
+              </w:rPr>
+              <w:t>、</w:t>
+            </w:r>
+            <w:r>
+              <w:rPr>
+                <w:rFonts w:ascii="宋体" w:eastAsia="宋体" w:hAnsi="宋体"/>
+                <w:sz w:val="19"/>
+              </w:rPr>
+              <w:t>attend_date</w:t>
+            </w:r>
+            <w:r>
+              <w:rPr>
+                <w:rFonts w:ascii="宋体" w:eastAsia="宋体" w:hAnsi="宋体"/>
+                <w:sz w:val="19"/>
+              </w:rPr>
+              <w:t>、</w:t>
+            </w:r>
+            <w:r>
+              <w:rPr>
+                <w:rFonts w:ascii="宋体" w:eastAsia="宋体" w:hAnsi="宋体"/>
+                <w:sz w:val="19"/>
+              </w:rPr>
+              <w:t>status</w:t>
             </w:r>
           </w:p>
         </w:tc>
@@ -11513,7 +14347,49 @@
                 <w:rFonts w:ascii="宋体" w:eastAsia="宋体" w:hAnsi="宋体"/>
                 <w:sz w:val="19"/>
               </w:rPr>
-              <w:t>student_id、course_id、record_date、score</w:t>
+              <w:t>student_id</w:t>
+            </w:r>
+            <w:r>
+              <w:rPr>
+                <w:rFonts w:ascii="宋体" w:eastAsia="宋体" w:hAnsi="宋体"/>
+                <w:sz w:val="19"/>
+              </w:rPr>
+              <w:t>、</w:t>
+            </w:r>
+            <w:r>
+              <w:rPr>
+                <w:rFonts w:ascii="宋体" w:eastAsia="宋体" w:hAnsi="宋体"/>
+                <w:sz w:val="19"/>
+              </w:rPr>
+              <w:t>course_id</w:t>
+            </w:r>
+            <w:r>
+              <w:rPr>
+                <w:rFonts w:ascii="宋体" w:eastAsia="宋体" w:hAnsi="宋体"/>
+                <w:sz w:val="19"/>
+              </w:rPr>
+              <w:t>、</w:t>
+            </w:r>
+            <w:r>
+              <w:rPr>
+                <w:rFonts w:ascii="宋体" w:eastAsia="宋体" w:hAnsi="宋体"/>
+                <w:sz w:val="19"/>
+              </w:rPr>
+              <w:t>record_date</w:t>
+            </w:r>
+            <w:r>
+              <w:rPr>
+                <w:rFonts w:ascii="宋体" w:eastAsia="宋体" w:hAnsi="宋体"/>
+                <w:sz w:val="19"/>
+              </w:rPr>
+              <w:t>、</w:t>
+            </w:r>
+            <w:r>
+              <w:rPr>
+                <w:rFonts w:ascii="宋体" w:eastAsia="宋体" w:hAnsi="宋体"/>
+                <w:sz w:val="19"/>
+              </w:rPr>
+              <w:t>score</w:t>
             </w:r>
           </w:p>
         </w:tc>
@@ -11598,7 +14474,49 @@
                 <w:rFonts w:ascii="宋体" w:eastAsia="宋体" w:hAnsi="宋体"/>
                 <w:sz w:val="19"/>
               </w:rPr>
-              <w:t>course_id、title、full_score、due_date</w:t>
+              <w:t>course_id</w:t>
+            </w:r>
+            <w:r>
+              <w:rPr>
+                <w:rFonts w:ascii="宋体" w:eastAsia="宋体" w:hAnsi="宋体"/>
+                <w:sz w:val="19"/>
+              </w:rPr>
+              <w:t>、</w:t>
+            </w:r>
+            <w:r>
+              <w:rPr>
+                <w:rFonts w:ascii="宋体" w:eastAsia="宋体" w:hAnsi="宋体"/>
+                <w:sz w:val="19"/>
+              </w:rPr>
+              <w:t>title</w:t>
+            </w:r>
+            <w:r>
+              <w:rPr>
+                <w:rFonts w:ascii="宋体" w:eastAsia="宋体" w:hAnsi="宋体"/>
+                <w:sz w:val="19"/>
+              </w:rPr>
+              <w:t>、</w:t>
+            </w:r>
+            <w:r>
+              <w:rPr>
+                <w:rFonts w:ascii="宋体" w:eastAsia="宋体" w:hAnsi="宋体"/>
+                <w:sz w:val="19"/>
+              </w:rPr>
+              <w:t>full_score</w:t>
+            </w:r>
+            <w:r>
+              <w:rPr>
+                <w:rFonts w:ascii="宋体" w:eastAsia="宋体" w:hAnsi="宋体"/>
+                <w:sz w:val="19"/>
+              </w:rPr>
+              <w:t>、</w:t>
+            </w:r>
+            <w:r>
+              <w:rPr>
+                <w:rFonts w:ascii="宋体" w:eastAsia="宋体" w:hAnsi="宋体"/>
+                <w:sz w:val="19"/>
+              </w:rPr>
+              <w:t>due_date</w:t>
             </w:r>
           </w:p>
         </w:tc>
@@ -11683,7 +14601,49 @@
                 <w:rFonts w:ascii="宋体" w:eastAsia="宋体" w:hAnsi="宋体"/>
                 <w:sz w:val="19"/>
               </w:rPr>
-              <w:t>experiment_id、student_id、completion、score</w:t>
+              <w:t>experiment_id</w:t>
+            </w:r>
+            <w:r>
+              <w:rPr>
+                <w:rFonts w:ascii="宋体" w:eastAsia="宋体" w:hAnsi="宋体"/>
+                <w:sz w:val="19"/>
+              </w:rPr>
+              <w:t>、</w:t>
+            </w:r>
+            <w:r>
+              <w:rPr>
+                <w:rFonts w:ascii="宋体" w:eastAsia="宋体" w:hAnsi="宋体"/>
+                <w:sz w:val="19"/>
+              </w:rPr>
+              <w:t>student_id</w:t>
+            </w:r>
+            <w:r>
+              <w:rPr>
+                <w:rFonts w:ascii="宋体" w:eastAsia="宋体" w:hAnsi="宋体"/>
+                <w:sz w:val="19"/>
+              </w:rPr>
+              <w:t>、</w:t>
+            </w:r>
+            <w:r>
+              <w:rPr>
+                <w:rFonts w:ascii="宋体" w:eastAsia="宋体" w:hAnsi="宋体"/>
+                <w:sz w:val="19"/>
+              </w:rPr>
+              <w:t>completion</w:t>
+            </w:r>
+            <w:r>
+              <w:rPr>
+                <w:rFonts w:ascii="宋体" w:eastAsia="宋体" w:hAnsi="宋体"/>
+                <w:sz w:val="19"/>
+              </w:rPr>
+              <w:t>、</w:t>
+            </w:r>
+            <w:r>
+              <w:rPr>
+                <w:rFonts w:ascii="宋体" w:eastAsia="宋体" w:hAnsi="宋体"/>
+                <w:sz w:val="19"/>
+              </w:rPr>
+              <w:t>score</w:t>
             </w:r>
           </w:p>
         </w:tc>
@@ -11768,7 +14728,49 @@
                 <w:rFonts w:ascii="宋体" w:eastAsia="宋体" w:hAnsi="宋体"/>
                 <w:sz w:val="19"/>
               </w:rPr>
-              <w:t>course_id、title、full_score、due_date</w:t>
+              <w:t>course_id</w:t>
+            </w:r>
+            <w:r>
+              <w:rPr>
+                <w:rFonts w:ascii="宋体" w:eastAsia="宋体" w:hAnsi="宋体"/>
+                <w:sz w:val="19"/>
+              </w:rPr>
+              <w:t>、</w:t>
+            </w:r>
+            <w:r>
+              <w:rPr>
+                <w:rFonts w:ascii="宋体" w:eastAsia="宋体" w:hAnsi="宋体"/>
+                <w:sz w:val="19"/>
+              </w:rPr>
+              <w:t>title</w:t>
+            </w:r>
+            <w:r>
+              <w:rPr>
+                <w:rFonts w:ascii="宋体" w:eastAsia="宋体" w:hAnsi="宋体"/>
+                <w:sz w:val="19"/>
+              </w:rPr>
+              <w:t>、</w:t>
+            </w:r>
+            <w:r>
+              <w:rPr>
+                <w:rFonts w:ascii="宋体" w:eastAsia="宋体" w:hAnsi="宋体"/>
+                <w:sz w:val="19"/>
+              </w:rPr>
+              <w:t>full_score</w:t>
+            </w:r>
+            <w:r>
+              <w:rPr>
+                <w:rFonts w:ascii="宋体" w:eastAsia="宋体" w:hAnsi="宋体"/>
+                <w:sz w:val="19"/>
+              </w:rPr>
+              <w:t>、</w:t>
+            </w:r>
+            <w:r>
+              <w:rPr>
+                <w:rFonts w:ascii="宋体" w:eastAsia="宋体" w:hAnsi="宋体"/>
+                <w:sz w:val="19"/>
+              </w:rPr>
+              <w:t>due_date</w:t>
             </w:r>
           </w:p>
         </w:tc>
@@ -11853,7 +14855,42 @@
                 <w:rFonts w:ascii="宋体" w:eastAsia="宋体" w:hAnsi="宋体"/>
                 <w:sz w:val="19"/>
               </w:rPr>
-              <w:t>homework_id、student_id、status、</w:t>
+              <w:t>homework_id</w:t>
+            </w:r>
+            <w:r>
+              <w:rPr>
+                <w:rFonts w:ascii="宋体" w:eastAsia="宋体" w:hAnsi="宋体"/>
+                <w:sz w:val="19"/>
+              </w:rPr>
+              <w:t>、</w:t>
+            </w:r>
+            <w:r>
+              <w:rPr>
+                <w:rFonts w:ascii="宋体" w:eastAsia="宋体" w:hAnsi="宋体"/>
+                <w:sz w:val="19"/>
+              </w:rPr>
+              <w:t>student_id</w:t>
+            </w:r>
+            <w:r>
+              <w:rPr>
+                <w:rFonts w:ascii="宋体" w:eastAsia="宋体" w:hAnsi="宋体"/>
+                <w:sz w:val="19"/>
+              </w:rPr>
+              <w:t>、</w:t>
+            </w:r>
+            <w:r>
+              <w:rPr>
+                <w:rFonts w:ascii="宋体" w:eastAsia="宋体" w:hAnsi="宋体"/>
+                <w:sz w:val="19"/>
+              </w:rPr>
+              <w:t>status</w:t>
+            </w:r>
+            <w:r>
+              <w:rPr>
+                <w:rFonts w:ascii="宋体" w:eastAsia="宋体" w:hAnsi="宋体"/>
+                <w:sz w:val="19"/>
+              </w:rPr>
+              <w:t>、</w:t>
             </w:r>
             <w:r>
               <w:rPr>
@@ -11947,7 +14984,49 @@
                 <w:rFonts w:ascii="宋体" w:eastAsia="宋体" w:hAnsi="宋体"/>
                 <w:sz w:val="19"/>
               </w:rPr>
-              <w:t>student_id、course_id、score、exam_date</w:t>
+              <w:t>student_id</w:t>
+            </w:r>
+            <w:r>
+              <w:rPr>
+                <w:rFonts w:ascii="宋体" w:eastAsia="宋体" w:hAnsi="宋体"/>
+                <w:sz w:val="19"/>
+              </w:rPr>
+              <w:t>、</w:t>
+            </w:r>
+            <w:r>
+              <w:rPr>
+                <w:rFonts w:ascii="宋体" w:eastAsia="宋体" w:hAnsi="宋体"/>
+                <w:sz w:val="19"/>
+              </w:rPr>
+              <w:t>course_id</w:t>
+            </w:r>
+            <w:r>
+              <w:rPr>
+                <w:rFonts w:ascii="宋体" w:eastAsia="宋体" w:hAnsi="宋体"/>
+                <w:sz w:val="19"/>
+              </w:rPr>
+              <w:t>、</w:t>
+            </w:r>
+            <w:r>
+              <w:rPr>
+                <w:rFonts w:ascii="宋体" w:eastAsia="宋体" w:hAnsi="宋体"/>
+                <w:sz w:val="19"/>
+              </w:rPr>
+              <w:t>score</w:t>
+            </w:r>
+            <w:r>
+              <w:rPr>
+                <w:rFonts w:ascii="宋体" w:eastAsia="宋体" w:hAnsi="宋体"/>
+                <w:sz w:val="19"/>
+              </w:rPr>
+              <w:t>、</w:t>
+            </w:r>
+            <w:r>
+              <w:rPr>
+                <w:rFonts w:ascii="宋体" w:eastAsia="宋体" w:hAnsi="宋体"/>
+                <w:sz w:val="19"/>
+              </w:rPr>
+              <w:t>exam_date</w:t>
             </w:r>
           </w:p>
         </w:tc>
@@ -12032,7 +15111,63 @@
                 <w:rFonts w:ascii="宋体" w:eastAsia="宋体" w:hAnsi="宋体"/>
                 <w:sz w:val="19"/>
               </w:rPr>
-              <w:t>username、action、target、ip、created_at</w:t>
+              <w:t>username</w:t>
+            </w:r>
+            <w:r>
+              <w:rPr>
+                <w:rFonts w:ascii="宋体" w:eastAsia="宋体" w:hAnsi="宋体"/>
+                <w:sz w:val="19"/>
+              </w:rPr>
+              <w:t>、</w:t>
+            </w:r>
+            <w:r>
+              <w:rPr>
+                <w:rFonts w:ascii="宋体" w:eastAsia="宋体" w:hAnsi="宋体"/>
+                <w:sz w:val="19"/>
+              </w:rPr>
+              <w:t>action</w:t>
+            </w:r>
+            <w:r>
+              <w:rPr>
+                <w:rFonts w:ascii="宋体" w:eastAsia="宋体" w:hAnsi="宋体"/>
+                <w:sz w:val="19"/>
+              </w:rPr>
+              <w:t>、</w:t>
+            </w:r>
+            <w:r>
+              <w:rPr>
+                <w:rFonts w:ascii="宋体" w:eastAsia="宋体" w:hAnsi="宋体"/>
+                <w:sz w:val="19"/>
+              </w:rPr>
+              <w:t>target</w:t>
+            </w:r>
+            <w:r>
+              <w:rPr>
+                <w:rFonts w:ascii="宋体" w:eastAsia="宋体" w:hAnsi="宋体"/>
+                <w:sz w:val="19"/>
+              </w:rPr>
+              <w:t>、</w:t>
+            </w:r>
+            <w:r>
+              <w:rPr>
+                <w:rFonts w:ascii="宋体" w:eastAsia="宋体" w:hAnsi="宋体"/>
+                <w:sz w:val="19"/>
+              </w:rPr>
+              <w:t>ip</w:t>
+            </w:r>
+            <w:r>
+              <w:rPr>
+                <w:rFonts w:ascii="宋体" w:eastAsia="宋体" w:hAnsi="宋体"/>
+                <w:sz w:val="19"/>
+              </w:rPr>
+              <w:t>、</w:t>
+            </w:r>
+            <w:r>
+              <w:rPr>
+                <w:rFonts w:ascii="宋体" w:eastAsia="宋体" w:hAnsi="宋体"/>
+                <w:sz w:val="19"/>
+              </w:rPr>
+              <w:t>created_at</w:t>
             </w:r>
           </w:p>
         </w:tc>
@@ -12045,9 +15180,12 @@
           <w:rFonts w:hint="eastAsia"/>
         </w:rPr>
       </w:pPr>
-      <w:bookmarkStart w:id="27" w:name="_Toc243687174"/>
-      <w:r>
-        <w:t>6.3 核心表结构</w:t>
+      <w:bookmarkStart w:id="27" w:name="_Toc243688582"/>
+      <w:r>
+        <w:t xml:space="preserve">6.3 </w:t>
+      </w:r>
+      <w:r>
+        <w:t>核心表结构</w:t>
       </w:r>
       <w:bookmarkEnd w:id="27"/>
     </w:p>
@@ -12059,7 +15197,16 @@
         </w:rPr>
       </w:pPr>
       <w:r>
-        <w:t>表 6-2 学生表 student</w:t>
+        <w:t>表</w:t>
+      </w:r>
+      <w:r>
+        <w:t xml:space="preserve"> 6-2 </w:t>
+      </w:r>
+      <w:r>
+        <w:t>学生表</w:t>
+      </w:r>
+      <w:r>
+        <w:t xml:space="preserve"> student</w:t>
       </w:r>
     </w:p>
     <w:tbl>
@@ -12228,7 +15375,14 @@
                 <w:rFonts w:ascii="宋体" w:eastAsia="宋体" w:hAnsi="宋体"/>
                 <w:sz w:val="19"/>
               </w:rPr>
-              <w:t>PK，自增</w:t>
+              <w:t>PK</w:t>
+            </w:r>
+            <w:r>
+              <w:rPr>
+                <w:rFonts w:ascii="宋体" w:eastAsia="宋体" w:hAnsi="宋体"/>
+                <w:sz w:val="19"/>
+              </w:rPr>
+              <w:t>，自增</w:t>
             </w:r>
           </w:p>
         </w:tc>
@@ -12313,7 +15467,21 @@
                 <w:rFonts w:ascii="宋体" w:eastAsia="宋体" w:hAnsi="宋体"/>
                 <w:sz w:val="19"/>
               </w:rPr>
-              <w:t>NOT NULL，UNIQUE</w:t>
+              <w:t>NOT NULL</w:t>
+            </w:r>
+            <w:r>
+              <w:rPr>
+                <w:rFonts w:ascii="宋体" w:eastAsia="宋体" w:hAnsi="宋体"/>
+                <w:sz w:val="19"/>
+              </w:rPr>
+              <w:t>，</w:t>
+            </w:r>
+            <w:r>
+              <w:rPr>
+                <w:rFonts w:ascii="宋体" w:eastAsia="宋体" w:hAnsi="宋体"/>
+                <w:sz w:val="19"/>
+              </w:rPr>
+              <w:t>UNIQUE</w:t>
             </w:r>
           </w:p>
         </w:tc>
@@ -12568,7 +15736,21 @@
                 <w:rFonts w:ascii="宋体" w:eastAsia="宋体" w:hAnsi="宋体"/>
                 <w:sz w:val="19"/>
               </w:rPr>
-              <w:t>NOT NULL，FK→clazz</w:t>
+              <w:t>NOT NULL</w:t>
+            </w:r>
+            <w:r>
+              <w:rPr>
+                <w:rFonts w:ascii="宋体" w:eastAsia="宋体" w:hAnsi="宋体"/>
+                <w:sz w:val="19"/>
+              </w:rPr>
+              <w:t>，</w:t>
+            </w:r>
+            <w:r>
+              <w:rPr>
+                <w:rFonts w:ascii="宋体" w:eastAsia="宋体" w:hAnsi="宋体"/>
+                <w:sz w:val="19"/>
+              </w:rPr>
+              <w:t>FK→clazz</w:t>
             </w:r>
           </w:p>
         </w:tc>
@@ -12772,7 +15954,16 @@
         </w:rPr>
       </w:pPr>
       <w:r>
-        <w:t>表 6-3 考勤表 attendance</w:t>
+        <w:t>表</w:t>
+      </w:r>
+      <w:r>
+        <w:t xml:space="preserve"> 6-3 </w:t>
+      </w:r>
+      <w:r>
+        <w:t>考勤表</w:t>
+      </w:r>
+      <w:r>
+        <w:t xml:space="preserve"> attendance</w:t>
       </w:r>
     </w:p>
     <w:tbl>
@@ -12941,7 +16132,14 @@
                 <w:rFonts w:ascii="宋体" w:eastAsia="宋体" w:hAnsi="宋体"/>
                 <w:sz w:val="19"/>
               </w:rPr>
-              <w:t>PK，自增</w:t>
+              <w:t>PK</w:t>
+            </w:r>
+            <w:r>
+              <w:rPr>
+                <w:rFonts w:ascii="宋体" w:eastAsia="宋体" w:hAnsi="宋体"/>
+                <w:sz w:val="19"/>
+              </w:rPr>
+              <w:t>，自增</w:t>
             </w:r>
           </w:p>
         </w:tc>
@@ -13026,7 +16224,21 @@
                 <w:rFonts w:ascii="宋体" w:eastAsia="宋体" w:hAnsi="宋体"/>
                 <w:sz w:val="19"/>
               </w:rPr>
-              <w:t>NOT NULL，FK→student</w:t>
+              <w:t>NOT NULL</w:t>
+            </w:r>
+            <w:r>
+              <w:rPr>
+                <w:rFonts w:ascii="宋体" w:eastAsia="宋体" w:hAnsi="宋体"/>
+                <w:sz w:val="19"/>
+              </w:rPr>
+              <w:t>，</w:t>
+            </w:r>
+            <w:r>
+              <w:rPr>
+                <w:rFonts w:ascii="宋体" w:eastAsia="宋体" w:hAnsi="宋体"/>
+                <w:sz w:val="19"/>
+              </w:rPr>
+              <w:t>FK→student</w:t>
             </w:r>
           </w:p>
         </w:tc>
@@ -13111,7 +16323,21 @@
                 <w:rFonts w:ascii="宋体" w:eastAsia="宋体" w:hAnsi="宋体"/>
                 <w:sz w:val="19"/>
               </w:rPr>
-              <w:t>NOT NULL，FK→course</w:t>
+              <w:t>NOT NULL</w:t>
+            </w:r>
+            <w:r>
+              <w:rPr>
+                <w:rFonts w:ascii="宋体" w:eastAsia="宋体" w:hAnsi="宋体"/>
+                <w:sz w:val="19"/>
+              </w:rPr>
+              <w:t>，</w:t>
+            </w:r>
+            <w:r>
+              <w:rPr>
+                <w:rFonts w:ascii="宋体" w:eastAsia="宋体" w:hAnsi="宋体"/>
+                <w:sz w:val="19"/>
+              </w:rPr>
+              <w:t>FK→course</w:t>
             </w:r>
           </w:p>
         </w:tc>
@@ -13471,7 +16697,14 @@
                 <w:rFonts w:ascii="宋体" w:eastAsia="宋体" w:hAnsi="宋体"/>
                 <w:sz w:val="19"/>
               </w:rPr>
-              <w:t>录入人用户 id</w:t>
+              <w:t>录入人用户</w:t>
+            </w:r>
+            <w:r>
+              <w:rPr>
+                <w:rFonts w:ascii="宋体" w:eastAsia="宋体" w:hAnsi="宋体"/>
+                <w:sz w:val="19"/>
+              </w:rPr>
+              <w:t xml:space="preserve"> id</w:t>
             </w:r>
           </w:p>
         </w:tc>
@@ -13570,7 +16803,16 @@
         </w:rPr>
       </w:pPr>
       <w:r>
-        <w:t>表 6-4 评价规则表 eval_rule</w:t>
+        <w:t>表</w:t>
+      </w:r>
+      <w:r>
+        <w:t xml:space="preserve"> 6-4 </w:t>
+      </w:r>
+      <w:r>
+        <w:t>评价规则表</w:t>
+      </w:r>
+      <w:r>
+        <w:t xml:space="preserve"> eval_rule</w:t>
       </w:r>
     </w:p>
     <w:tbl>
@@ -13739,7 +16981,14 @@
                 <w:rFonts w:ascii="宋体" w:eastAsia="宋体" w:hAnsi="宋体"/>
                 <w:sz w:val="19"/>
               </w:rPr>
-              <w:t>PK，自增</w:t>
+              <w:t>PK</w:t>
+            </w:r>
+            <w:r>
+              <w:rPr>
+                <w:rFonts w:ascii="宋体" w:eastAsia="宋体" w:hAnsi="宋体"/>
+                <w:sz w:val="19"/>
+              </w:rPr>
+              <w:t>，自增</w:t>
             </w:r>
           </w:p>
         </w:tc>
@@ -13824,7 +17073,35 @@
                 <w:rFonts w:ascii="宋体" w:eastAsia="宋体" w:hAnsi="宋体"/>
                 <w:sz w:val="19"/>
               </w:rPr>
-              <w:t>NOT NULL，UNIQUE，FK→course</w:t>
+              <w:t>NOT NULL</w:t>
+            </w:r>
+            <w:r>
+              <w:rPr>
+                <w:rFonts w:ascii="宋体" w:eastAsia="宋体" w:hAnsi="宋体"/>
+                <w:sz w:val="19"/>
+              </w:rPr>
+              <w:t>，</w:t>
+            </w:r>
+            <w:r>
+              <w:rPr>
+                <w:rFonts w:ascii="宋体" w:eastAsia="宋体" w:hAnsi="宋体"/>
+                <w:sz w:val="19"/>
+              </w:rPr>
+              <w:t>UNIQUE</w:t>
+            </w:r>
+            <w:r>
+              <w:rPr>
+                <w:rFonts w:ascii="宋体" w:eastAsia="宋体" w:hAnsi="宋体"/>
+                <w:sz w:val="19"/>
+              </w:rPr>
+              <w:t>，</w:t>
+            </w:r>
+            <w:r>
+              <w:rPr>
+                <w:rFonts w:ascii="宋体" w:eastAsia="宋体" w:hAnsi="宋体"/>
+                <w:sz w:val="19"/>
+              </w:rPr>
+              <w:t>FK→course</w:t>
             </w:r>
           </w:p>
         </w:tc>
@@ -13909,7 +17186,14 @@
                 <w:rFonts w:ascii="宋体" w:eastAsia="宋体" w:hAnsi="宋体"/>
                 <w:sz w:val="19"/>
               </w:rPr>
-              <w:t>默认 20</w:t>
+              <w:t>默认</w:t>
+            </w:r>
+            <w:r>
+              <w:rPr>
+                <w:rFonts w:ascii="宋体" w:eastAsia="宋体" w:hAnsi="宋体"/>
+                <w:sz w:val="19"/>
+              </w:rPr>
+              <w:t xml:space="preserve"> 20</w:t>
             </w:r>
           </w:p>
         </w:tc>
@@ -13994,7 +17278,14 @@
                 <w:rFonts w:ascii="宋体" w:eastAsia="宋体" w:hAnsi="宋体"/>
                 <w:sz w:val="19"/>
               </w:rPr>
-              <w:t>默认 20</w:t>
+              <w:t>默认</w:t>
+            </w:r>
+            <w:r>
+              <w:rPr>
+                <w:rFonts w:ascii="宋体" w:eastAsia="宋体" w:hAnsi="宋体"/>
+                <w:sz w:val="19"/>
+              </w:rPr>
+              <w:t xml:space="preserve"> 20</w:t>
             </w:r>
           </w:p>
         </w:tc>
@@ -14079,7 +17370,14 @@
                 <w:rFonts w:ascii="宋体" w:eastAsia="宋体" w:hAnsi="宋体"/>
                 <w:sz w:val="19"/>
               </w:rPr>
-              <w:t>默认 30</w:t>
+              <w:t>默认</w:t>
+            </w:r>
+            <w:r>
+              <w:rPr>
+                <w:rFonts w:ascii="宋体" w:eastAsia="宋体" w:hAnsi="宋体"/>
+                <w:sz w:val="19"/>
+              </w:rPr>
+              <w:t xml:space="preserve"> 30</w:t>
             </w:r>
           </w:p>
         </w:tc>
@@ -14164,7 +17462,14 @@
                 <w:rFonts w:ascii="宋体" w:eastAsia="宋体" w:hAnsi="宋体"/>
                 <w:sz w:val="19"/>
               </w:rPr>
-              <w:t>默认 30</w:t>
+              <w:t>默认</w:t>
+            </w:r>
+            <w:r>
+              <w:rPr>
+                <w:rFonts w:ascii="宋体" w:eastAsia="宋体" w:hAnsi="宋体"/>
+                <w:sz w:val="19"/>
+              </w:rPr>
+              <w:t xml:space="preserve"> 30</w:t>
             </w:r>
           </w:p>
         </w:tc>
@@ -14249,7 +17554,14 @@
                 <w:rFonts w:ascii="宋体" w:eastAsia="宋体" w:hAnsi="宋体"/>
                 <w:sz w:val="19"/>
               </w:rPr>
-              <w:t>默认 40</w:t>
+              <w:t>默认</w:t>
+            </w:r>
+            <w:r>
+              <w:rPr>
+                <w:rFonts w:ascii="宋体" w:eastAsia="宋体" w:hAnsi="宋体"/>
+                <w:sz w:val="19"/>
+              </w:rPr>
+              <w:t xml:space="preserve"> 40</w:t>
             </w:r>
           </w:p>
         </w:tc>
@@ -14334,7 +17646,14 @@
                 <w:rFonts w:ascii="宋体" w:eastAsia="宋体" w:hAnsi="宋体"/>
                 <w:sz w:val="19"/>
               </w:rPr>
-              <w:t>默认 60</w:t>
+              <w:t>默认</w:t>
+            </w:r>
+            <w:r>
+              <w:rPr>
+                <w:rFonts w:ascii="宋体" w:eastAsia="宋体" w:hAnsi="宋体"/>
+                <w:sz w:val="19"/>
+              </w:rPr>
+              <w:t xml:space="preserve"> 60</w:t>
             </w:r>
           </w:p>
         </w:tc>
@@ -14368,7 +17687,16 @@
         </w:rPr>
       </w:pPr>
       <w:r>
-        <w:t>表 6-5 实验记录表 experiment_record</w:t>
+        <w:t>表</w:t>
+      </w:r>
+      <w:r>
+        <w:t xml:space="preserve"> 6-5 </w:t>
+      </w:r>
+      <w:r>
+        <w:t>实验记录表</w:t>
+      </w:r>
+      <w:r>
+        <w:t xml:space="preserve"> experiment_record</w:t>
       </w:r>
     </w:p>
     <w:tbl>
@@ -14537,7 +17865,14 @@
                 <w:rFonts w:ascii="宋体" w:eastAsia="宋体" w:hAnsi="宋体"/>
                 <w:sz w:val="19"/>
               </w:rPr>
-              <w:t>PK，自增</w:t>
+              <w:t>PK</w:t>
+            </w:r>
+            <w:r>
+              <w:rPr>
+                <w:rFonts w:ascii="宋体" w:eastAsia="宋体" w:hAnsi="宋体"/>
+                <w:sz w:val="19"/>
+              </w:rPr>
+              <w:t>，自增</w:t>
             </w:r>
           </w:p>
         </w:tc>
@@ -14622,7 +17957,21 @@
                 <w:rFonts w:ascii="宋体" w:eastAsia="宋体" w:hAnsi="宋体"/>
                 <w:sz w:val="19"/>
               </w:rPr>
-              <w:t>NOT NULL，FK→experiment</w:t>
+              <w:t>NOT NULL</w:t>
+            </w:r>
+            <w:r>
+              <w:rPr>
+                <w:rFonts w:ascii="宋体" w:eastAsia="宋体" w:hAnsi="宋体"/>
+                <w:sz w:val="19"/>
+              </w:rPr>
+              <w:t>，</w:t>
+            </w:r>
+            <w:r>
+              <w:rPr>
+                <w:rFonts w:ascii="宋体" w:eastAsia="宋体" w:hAnsi="宋体"/>
+                <w:sz w:val="19"/>
+              </w:rPr>
+              <w:t>FK→experiment</w:t>
             </w:r>
           </w:p>
         </w:tc>
@@ -14707,7 +18056,14 @@
                 <w:rFonts w:ascii="宋体" w:eastAsia="宋体" w:hAnsi="宋体"/>
                 <w:sz w:val="19"/>
               </w:rPr>
-              <w:t>NOT NULL，</w:t>
+              <w:t>NOT NULL</w:t>
+            </w:r>
+            <w:r>
+              <w:rPr>
+                <w:rFonts w:ascii="宋体" w:eastAsia="宋体" w:hAnsi="宋体"/>
+                <w:sz w:val="19"/>
+              </w:rPr>
+              <w:t>，</w:t>
             </w:r>
             <w:r>
               <w:rPr>
@@ -14886,7 +18242,21 @@
                 <w:rFonts w:ascii="宋体" w:eastAsia="宋体" w:hAnsi="宋体"/>
                 <w:sz w:val="19"/>
               </w:rPr>
-              <w:t>NOT NULL，默认 0</w:t>
+              <w:t>NOT NULL</w:t>
+            </w:r>
+            <w:r>
+              <w:rPr>
+                <w:rFonts w:ascii="宋体" w:eastAsia="宋体" w:hAnsi="宋体"/>
+                <w:sz w:val="19"/>
+              </w:rPr>
+              <w:t>，默认</w:t>
+            </w:r>
+            <w:r>
+              <w:rPr>
+                <w:rFonts w:ascii="宋体" w:eastAsia="宋体" w:hAnsi="宋体"/>
+                <w:sz w:val="19"/>
+              </w:rPr>
+              <w:t xml:space="preserve"> 0</w:t>
             </w:r>
           </w:p>
         </w:tc>
@@ -15174,9 +18544,12 @@
           <w:rFonts w:hint="eastAsia"/>
         </w:rPr>
       </w:pPr>
-      <w:bookmarkStart w:id="28" w:name="_Toc243687175"/>
-      <w:r>
-        <w:t>6.4 外键与级联策略</w:t>
+      <w:bookmarkStart w:id="28" w:name="_Toc243688583"/>
+      <w:r>
+        <w:t xml:space="preserve">6.4 </w:t>
+      </w:r>
+      <w:r>
+        <w:t>外键与级联策略</w:t>
       </w:r>
       <w:bookmarkEnd w:id="28"/>
     </w:p>
@@ -15188,7 +18561,16 @@
         </w:rPr>
       </w:pPr>
       <w:r>
-        <w:t>表 6-6 课程表 course</w:t>
+        <w:t>表</w:t>
+      </w:r>
+      <w:r>
+        <w:t xml:space="preserve"> 6-6 </w:t>
+      </w:r>
+      <w:r>
+        <w:t>课程表</w:t>
+      </w:r>
+      <w:r>
+        <w:t xml:space="preserve"> course</w:t>
       </w:r>
     </w:p>
     <w:tbl>
@@ -15357,7 +18739,14 @@
                 <w:rFonts w:ascii="宋体" w:eastAsia="宋体" w:hAnsi="宋体"/>
                 <w:sz w:val="19"/>
               </w:rPr>
-              <w:t>PK，自增</w:t>
+              <w:t>PK</w:t>
+            </w:r>
+            <w:r>
+              <w:rPr>
+                <w:rFonts w:ascii="宋体" w:eastAsia="宋体" w:hAnsi="宋体"/>
+                <w:sz w:val="19"/>
+              </w:rPr>
+              <w:t>，自增</w:t>
             </w:r>
           </w:p>
         </w:tc>
@@ -15442,7 +18831,21 @@
                 <w:rFonts w:ascii="宋体" w:eastAsia="宋体" w:hAnsi="宋体"/>
                 <w:sz w:val="19"/>
               </w:rPr>
-              <w:t>NOT NULL，UNIQUE</w:t>
+              <w:t>NOT NULL</w:t>
+            </w:r>
+            <w:r>
+              <w:rPr>
+                <w:rFonts w:ascii="宋体" w:eastAsia="宋体" w:hAnsi="宋体"/>
+                <w:sz w:val="19"/>
+              </w:rPr>
+              <w:t>，</w:t>
+            </w:r>
+            <w:r>
+              <w:rPr>
+                <w:rFonts w:ascii="宋体" w:eastAsia="宋体" w:hAnsi="宋体"/>
+                <w:sz w:val="19"/>
+              </w:rPr>
+              <w:t>UNIQUE</w:t>
             </w:r>
           </w:p>
         </w:tc>
@@ -15612,7 +19015,14 @@
                 <w:rFonts w:ascii="宋体" w:eastAsia="宋体" w:hAnsi="宋体"/>
                 <w:sz w:val="19"/>
               </w:rPr>
-              <w:t>默认 2.0</w:t>
+              <w:t>默认</w:t>
+            </w:r>
+            <w:r>
+              <w:rPr>
+                <w:rFonts w:ascii="宋体" w:eastAsia="宋体" w:hAnsi="宋体"/>
+                <w:sz w:val="19"/>
+              </w:rPr>
+              <w:t xml:space="preserve"> 2.0</w:t>
             </w:r>
           </w:p>
         </w:tc>
@@ -15782,7 +19192,21 @@
                 <w:rFonts w:ascii="宋体" w:eastAsia="宋体" w:hAnsi="宋体"/>
                 <w:sz w:val="19"/>
               </w:rPr>
-              <w:t>NOT NULL，FK→teacher</w:t>
+              <w:t>NOT NULL</w:t>
+            </w:r>
+            <w:r>
+              <w:rPr>
+                <w:rFonts w:ascii="宋体" w:eastAsia="宋体" w:hAnsi="宋体"/>
+                <w:sz w:val="19"/>
+              </w:rPr>
+              <w:t>，</w:t>
+            </w:r>
+            <w:r>
+              <w:rPr>
+                <w:rFonts w:ascii="宋体" w:eastAsia="宋体" w:hAnsi="宋体"/>
+                <w:sz w:val="19"/>
+              </w:rPr>
+              <w:t>FK→teacher</w:t>
             </w:r>
           </w:p>
         </w:tc>
@@ -15816,7 +19240,16 @@
         </w:rPr>
       </w:pPr>
       <w:r>
-        <w:t>表 6-7 作业记录表 homework_record</w:t>
+        <w:t>表</w:t>
+      </w:r>
+      <w:r>
+        <w:t xml:space="preserve"> 6-7 </w:t>
+      </w:r>
+      <w:r>
+        <w:t>作业记录表</w:t>
+      </w:r>
+      <w:r>
+        <w:t xml:space="preserve"> homework_record</w:t>
       </w:r>
     </w:p>
     <w:tbl>
@@ -15985,7 +19418,14 @@
                 <w:rFonts w:ascii="宋体" w:eastAsia="宋体" w:hAnsi="宋体"/>
                 <w:sz w:val="19"/>
               </w:rPr>
-              <w:t>PK，自增</w:t>
+              <w:t>PK</w:t>
+            </w:r>
+            <w:r>
+              <w:rPr>
+                <w:rFonts w:ascii="宋体" w:eastAsia="宋体" w:hAnsi="宋体"/>
+                <w:sz w:val="19"/>
+              </w:rPr>
+              <w:t>，自增</w:t>
             </w:r>
           </w:p>
         </w:tc>
@@ -16070,7 +19510,21 @@
                 <w:rFonts w:ascii="宋体" w:eastAsia="宋体" w:hAnsi="宋体"/>
                 <w:sz w:val="19"/>
               </w:rPr>
-              <w:t>NOT NULL，FK→homework</w:t>
+              <w:t>NOT NULL</w:t>
+            </w:r>
+            <w:r>
+              <w:rPr>
+                <w:rFonts w:ascii="宋体" w:eastAsia="宋体" w:hAnsi="宋体"/>
+                <w:sz w:val="19"/>
+              </w:rPr>
+              <w:t>，</w:t>
+            </w:r>
+            <w:r>
+              <w:rPr>
+                <w:rFonts w:ascii="宋体" w:eastAsia="宋体" w:hAnsi="宋体"/>
+                <w:sz w:val="19"/>
+              </w:rPr>
+              <w:t>FK→homework</w:t>
             </w:r>
           </w:p>
         </w:tc>
@@ -16155,7 +19609,21 @@
                 <w:rFonts w:ascii="宋体" w:eastAsia="宋体" w:hAnsi="宋体"/>
                 <w:sz w:val="19"/>
               </w:rPr>
-              <w:t>NOT NULL，FK→student</w:t>
+              <w:t>NOT NULL</w:t>
+            </w:r>
+            <w:r>
+              <w:rPr>
+                <w:rFonts w:ascii="宋体" w:eastAsia="宋体" w:hAnsi="宋体"/>
+                <w:sz w:val="19"/>
+              </w:rPr>
+              <w:t>，</w:t>
+            </w:r>
+            <w:r>
+              <w:rPr>
+                <w:rFonts w:ascii="宋体" w:eastAsia="宋体" w:hAnsi="宋体"/>
+                <w:sz w:val="19"/>
+              </w:rPr>
+              <w:t>FK→student</w:t>
             </w:r>
           </w:p>
         </w:tc>
@@ -16325,7 +19793,14 @@
                 <w:rFonts w:ascii="宋体" w:eastAsia="宋体" w:hAnsi="宋体"/>
                 <w:sz w:val="19"/>
               </w:rPr>
-              <w:t>默认 PENDING</w:t>
+              <w:t>默认</w:t>
+            </w:r>
+            <w:r>
+              <w:rPr>
+                <w:rFonts w:ascii="宋体" w:eastAsia="宋体" w:hAnsi="宋体"/>
+                <w:sz w:val="19"/>
+              </w:rPr>
+              <w:t xml:space="preserve"> PENDING</w:t>
             </w:r>
           </w:p>
         </w:tc>
@@ -16614,7 +20089,16 @@
         </w:rPr>
       </w:pPr>
       <w:r>
-        <w:t>表 6-8 用户表 sys_user</w:t>
+        <w:t>表</w:t>
+      </w:r>
+      <w:r>
+        <w:t xml:space="preserve"> 6-8 </w:t>
+      </w:r>
+      <w:r>
+        <w:t>用户表</w:t>
+      </w:r>
+      <w:r>
+        <w:t xml:space="preserve"> sys_user</w:t>
       </w:r>
     </w:p>
     <w:tbl>
@@ -16783,7 +20267,14 @@
                 <w:rFonts w:ascii="宋体" w:eastAsia="宋体" w:hAnsi="宋体"/>
                 <w:sz w:val="19"/>
               </w:rPr>
-              <w:t>PK，自增</w:t>
+              <w:t>PK</w:t>
+            </w:r>
+            <w:r>
+              <w:rPr>
+                <w:rFonts w:ascii="宋体" w:eastAsia="宋体" w:hAnsi="宋体"/>
+                <w:sz w:val="19"/>
+              </w:rPr>
+              <w:t>，自增</w:t>
             </w:r>
           </w:p>
         </w:tc>
@@ -16868,7 +20359,21 @@
                 <w:rFonts w:ascii="宋体" w:eastAsia="宋体" w:hAnsi="宋体"/>
                 <w:sz w:val="19"/>
               </w:rPr>
-              <w:t>NOT NULL，UNIQUE</w:t>
+              <w:t>NOT NULL</w:t>
+            </w:r>
+            <w:r>
+              <w:rPr>
+                <w:rFonts w:ascii="宋体" w:eastAsia="宋体" w:hAnsi="宋体"/>
+                <w:sz w:val="19"/>
+              </w:rPr>
+              <w:t>，</w:t>
+            </w:r>
+            <w:r>
+              <w:rPr>
+                <w:rFonts w:ascii="宋体" w:eastAsia="宋体" w:hAnsi="宋体"/>
+                <w:sz w:val="19"/>
+              </w:rPr>
+              <w:t>UNIQUE</w:t>
             </w:r>
           </w:p>
         </w:tc>
@@ -16888,7 +20393,21 @@
                 <w:rFonts w:ascii="宋体" w:eastAsia="宋体" w:hAnsi="宋体"/>
                 <w:sz w:val="19"/>
               </w:rPr>
-              <w:t>登录名（学号/工号）</w:t>
+              <w:t>登录名（学号</w:t>
+            </w:r>
+            <w:r>
+              <w:rPr>
+                <w:rFonts w:ascii="宋体" w:eastAsia="宋体" w:hAnsi="宋体"/>
+                <w:sz w:val="19"/>
+              </w:rPr>
+              <w:t>/</w:t>
+            </w:r>
+            <w:r>
+              <w:rPr>
+                <w:rFonts w:ascii="宋体" w:eastAsia="宋体" w:hAnsi="宋体"/>
+                <w:sz w:val="19"/>
+              </w:rPr>
+              <w:t>工号）</w:t>
             </w:r>
           </w:p>
         </w:tc>
@@ -16973,7 +20492,14 @@
                 <w:rFonts w:ascii="宋体" w:eastAsia="宋体" w:hAnsi="宋体"/>
                 <w:sz w:val="19"/>
               </w:rPr>
-              <w:t>BCrypt 密文</w:t>
+              <w:t xml:space="preserve">BCrypt </w:t>
+            </w:r>
+            <w:r>
+              <w:rPr>
+                <w:rFonts w:ascii="宋体" w:eastAsia="宋体" w:hAnsi="宋体"/>
+                <w:sz w:val="19"/>
+              </w:rPr>
+              <w:t>密文</w:t>
             </w:r>
           </w:p>
         </w:tc>
@@ -17143,7 +20669,28 @@
                 <w:rFonts w:ascii="宋体" w:eastAsia="宋体" w:hAnsi="宋体"/>
                 <w:sz w:val="19"/>
               </w:rPr>
-              <w:t>关联学生/教师 id</w:t>
+              <w:t>关联学生</w:t>
+            </w:r>
+            <w:r>
+              <w:rPr>
+                <w:rFonts w:ascii="宋体" w:eastAsia="宋体" w:hAnsi="宋体"/>
+                <w:sz w:val="19"/>
+              </w:rPr>
+              <w:t>/</w:t>
+            </w:r>
+            <w:r>
+              <w:rPr>
+                <w:rFonts w:ascii="宋体" w:eastAsia="宋体" w:hAnsi="宋体"/>
+                <w:sz w:val="19"/>
+              </w:rPr>
+              <w:t>教师</w:t>
+            </w:r>
+            <w:r>
+              <w:rPr>
+                <w:rFonts w:ascii="宋体" w:eastAsia="宋体" w:hAnsi="宋体"/>
+                <w:sz w:val="19"/>
+              </w:rPr>
+              <w:t xml:space="preserve"> id</w:t>
             </w:r>
           </w:p>
         </w:tc>
@@ -17293,7 +20840,14 @@
                 <w:rFonts w:ascii="宋体" w:eastAsia="宋体" w:hAnsi="宋体"/>
                 <w:sz w:val="19"/>
               </w:rPr>
-              <w:t>默认 TRUE</w:t>
+              <w:t>默认</w:t>
+            </w:r>
+            <w:r>
+              <w:rPr>
+                <w:rFonts w:ascii="宋体" w:eastAsia="宋体" w:hAnsi="宋体"/>
+                <w:sz w:val="19"/>
+              </w:rPr>
+              <w:t xml:space="preserve"> TRUE</w:t>
             </w:r>
           </w:p>
         </w:tc>
@@ -17327,7 +20881,13 @@
         </w:rPr>
       </w:pPr>
       <w:r>
-        <w:t>表 6-9 主要外键与删除策略</w:t>
+        <w:t>表</w:t>
+      </w:r>
+      <w:r>
+        <w:t xml:space="preserve"> 6-9 </w:t>
+      </w:r>
+      <w:r>
+        <w:t>主要外键与删除策略</w:t>
       </w:r>
     </w:p>
     <w:tbl>
@@ -18303,9 +21863,12 @@
           <w:rFonts w:hint="eastAsia"/>
         </w:rPr>
       </w:pPr>
-      <w:bookmarkStart w:id="29" w:name="_Toc243687176"/>
-      <w:r>
-        <w:t>6.5 数据初始化与快照</w:t>
+      <w:bookmarkStart w:id="29" w:name="_Toc243688584"/>
+      <w:r>
+        <w:t xml:space="preserve">6.5 </w:t>
+      </w:r>
+      <w:r>
+        <w:t>数据初始化与快照</w:t>
       </w:r>
       <w:bookmarkEnd w:id="29"/>
     </w:p>
@@ -18317,7 +21880,73 @@
         </w:rPr>
       </w:pPr>
       <w:r>
-        <w:t>为便于演示与验收，系统提供完整的数据库快照脚本 data-mysql.sql。脚本先关闭外键检查并 TRUNCATE 全部业务表，再按依赖顺序批量插入数据，最后恢复外键检查。快照包含 8 个班级、240 名学生、5 名教师、12 门课程、76 条课程班级关系、12 条评价规则，以及按 2025 年秋季学期 16 个教学周生成的约 6.5 万条考勤、表现、实验、作业与期末记录。所有上课日期均为工作日，避开国庆假期，实验与作业提交时间落在工作日晚上，保证演示数据的真实性。</w:t>
+        <w:t>为便于演示与验收，系统提供完整的数据库快照脚本</w:t>
+      </w:r>
+      <w:r>
+        <w:t xml:space="preserve"> data-mysql.sql</w:t>
+      </w:r>
+      <w:r>
+        <w:t>。脚本先关闭外键检查并</w:t>
+      </w:r>
+      <w:r>
+        <w:t xml:space="preserve"> TRUNCATE </w:t>
+      </w:r>
+      <w:r>
+        <w:t>全部业务表，再按依赖顺序批量插入数据，最后恢复外键检查。快照包含</w:t>
+      </w:r>
+      <w:r>
+        <w:t xml:space="preserve"> 8 </w:t>
+      </w:r>
+      <w:r>
+        <w:t>个班级、</w:t>
+      </w:r>
+      <w:r>
+        <w:t xml:space="preserve">240 </w:t>
+      </w:r>
+      <w:r>
+        <w:t>名学生、</w:t>
+      </w:r>
+      <w:r>
+        <w:t xml:space="preserve">5 </w:t>
+      </w:r>
+      <w:r>
+        <w:t>名教师、</w:t>
+      </w:r>
+      <w:r>
+        <w:t xml:space="preserve">12 </w:t>
+      </w:r>
+      <w:r>
+        <w:t>门课程、</w:t>
+      </w:r>
+      <w:r>
+        <w:t xml:space="preserve">76 </w:t>
+      </w:r>
+      <w:r>
+        <w:t>条课程班级关系、</w:t>
+      </w:r>
+      <w:r>
+        <w:t xml:space="preserve">12 </w:t>
+      </w:r>
+      <w:r>
+        <w:t>条评价规则，以及按</w:t>
+      </w:r>
+      <w:r>
+        <w:t xml:space="preserve"> 2025 </w:t>
+      </w:r>
+      <w:r>
+        <w:t>年秋季学期</w:t>
+      </w:r>
+      <w:r>
+        <w:t xml:space="preserve"> 16 </w:t>
+      </w:r>
+      <w:r>
+        <w:t>个教学周生成的约</w:t>
+      </w:r>
+      <w:r>
+        <w:t xml:space="preserve"> 6.5 </w:t>
+      </w:r>
+      <w:r>
+        <w:t>万条考勤、表现、实验、作业与期末记录。所有上课日期均为工作日，避开国庆假期，实验与作业提交时间落在工作日晚上，保证演示数据的真实性。</w:t>
       </w:r>
     </w:p>
     <w:p>
@@ -18328,7 +21957,7 @@
           <w:rFonts w:hint="eastAsia"/>
         </w:rPr>
       </w:pPr>
-      <w:bookmarkStart w:id="30" w:name="_Toc243687177"/>
+      <w:bookmarkStart w:id="30" w:name="_Toc243688585"/>
       <w:r>
         <w:lastRenderedPageBreak/>
         <w:t>七．系统功能实现</w:t>
@@ -18343,7 +21972,37 @@
         </w:rPr>
       </w:pPr>
       <w:r>
-        <w:t>本章介绍核心功能的实现思路与关键代码。系统后端采用 Controller—Service—Mapper 分层，Controller 负责参数接收与权限入口，Service 承担业务规则，Mapper 通过注解 SQL 访问数据库。</w:t>
+        <w:t>本章介绍核心功能的实现思路与关键代码。系统后端采用</w:t>
+      </w:r>
+      <w:r>
+        <w:t xml:space="preserve"> Controller—Service—Mapper </w:t>
+      </w:r>
+      <w:r>
+        <w:t>分层，</w:t>
+      </w:r>
+      <w:r>
+        <w:t xml:space="preserve">Controller </w:t>
+      </w:r>
+      <w:r>
+        <w:t>负责参数接收与权限入口，</w:t>
+      </w:r>
+      <w:r>
+        <w:t xml:space="preserve">Service </w:t>
+      </w:r>
+      <w:r>
+        <w:t>承担业务规则，</w:t>
+      </w:r>
+      <w:r>
+        <w:t xml:space="preserve">Mapper </w:t>
+      </w:r>
+      <w:r>
+        <w:t>通过注解</w:t>
+      </w:r>
+      <w:r>
+        <w:t xml:space="preserve"> SQL </w:t>
+      </w:r>
+      <w:r>
+        <w:t>访问数据库。</w:t>
       </w:r>
     </w:p>
     <w:p>
@@ -18353,9 +22012,12 @@
           <w:rFonts w:hint="eastAsia"/>
         </w:rPr>
       </w:pPr>
-      <w:bookmarkStart w:id="31" w:name="_Toc243687178"/>
-      <w:r>
-        <w:t>7.1 登录认证与权限控制</w:t>
+      <w:bookmarkStart w:id="31" w:name="_Toc243688586"/>
+      <w:r>
+        <w:t xml:space="preserve">7.1 </w:t>
+      </w:r>
+      <w:r>
+        <w:t>登录认证与权限控制</w:t>
       </w:r>
       <w:bookmarkEnd w:id="31"/>
     </w:p>
@@ -18367,7 +22029,25 @@
         </w:rPr>
       </w:pPr>
       <w:r>
-        <w:t>登录接口先检查账号是否因连续失败被锁定，再查询用户并使用 BCrypt 校验密码。校验通过后判断密码是否为默认值 123456，若是则在 Session 中写入强制改密标记，后续请求只允许访问改密接口。登录成功后注册会话，改密时使该账号在其他设备上的会话失效。</w:t>
+        <w:t>登录接口先检查账号是否因连续失败被锁定，再查询用户并使用</w:t>
+      </w:r>
+      <w:r>
+        <w:t xml:space="preserve"> BCrypt </w:t>
+      </w:r>
+      <w:r>
+        <w:t>校验密码。校验通过后判断密码是否为默认值</w:t>
+      </w:r>
+      <w:r>
+        <w:t xml:space="preserve"> 123456</w:t>
+      </w:r>
+      <w:r>
+        <w:t>，若是则在</w:t>
+      </w:r>
+      <w:r>
+        <w:t xml:space="preserve"> Session </w:t>
+      </w:r>
+      <w:r>
+        <w:t>中写入强制改密标记，后续请求只允许访问改密接口。登录成功后注册会话，改密时使该账号在其他设备上的会话失效。</w:t>
       </w:r>
     </w:p>
     <w:p>
@@ -18378,23 +22058,49 @@
         </w:rPr>
       </w:pPr>
       <w:r>
-        <w:t xml:space="preserve">权限控制由 </w:t>
-      </w:r>
-      <w:proofErr w:type="spellStart"/>
-      <w:r>
-        <w:t>LoginInterceptor</w:t>
-      </w:r>
-      <w:proofErr w:type="spellEnd"/>
-      <w:r>
-        <w:t xml:space="preserve"> 统一完成：未登录访问页面跳转登录页，访问 /api 返回 401；强制改密状态下除改密与退出外的请求一律拦截；/admin 仅管理员可访问，/teach 仅教师或管理员可访问。对于课程级数据，Controller 还通过 </w:t>
-      </w:r>
-      <w:proofErr w:type="spellStart"/>
-      <w:r>
-        <w:t>CourseAccess</w:t>
-      </w:r>
-      <w:proofErr w:type="spellEnd"/>
-      <w:r>
-        <w:t xml:space="preserve"> 校验课程是否属于当前教师，避免横向越权。</w:t>
+        <w:t>权限控制由</w:t>
+      </w:r>
+      <w:r>
+        <w:t xml:space="preserve"> LoginInterceptor </w:t>
+      </w:r>
+      <w:r>
+        <w:t>统一完成：未登录访问页面跳转登录页，访问</w:t>
+      </w:r>
+      <w:r>
+        <w:t xml:space="preserve"> /api </w:t>
+      </w:r>
+      <w:r>
+        <w:t>返回</w:t>
+      </w:r>
+      <w:r>
+        <w:t xml:space="preserve"> 401</w:t>
+      </w:r>
+      <w:r>
+        <w:t>；强制改密状态下除改密与退出外的请求一律拦截；</w:t>
+      </w:r>
+      <w:r>
+        <w:t xml:space="preserve">/admin </w:t>
+      </w:r>
+      <w:r>
+        <w:t>仅管理员可访问，</w:t>
+      </w:r>
+      <w:r>
+        <w:t xml:space="preserve">/teach </w:t>
+      </w:r>
+      <w:r>
+        <w:t>仅教师或管理员可访问。对于课程级数据，</w:t>
+      </w:r>
+      <w:r>
+        <w:t xml:space="preserve">Controller </w:t>
+      </w:r>
+      <w:r>
+        <w:t>还通过</w:t>
+      </w:r>
+      <w:r>
+        <w:t xml:space="preserve"> CourseAccess </w:t>
+      </w:r>
+      <w:r>
+        <w:t>校验课程是否属于当前教师，避免横向越权。</w:t>
       </w:r>
     </w:p>
     <w:p>
@@ -18405,7 +22111,37 @@
         </w:rPr>
       </w:pPr>
       <w:r>
-        <w:t>此外，系统对 POST 请求校验 Origin/Referer 与当前站点是否同源，防止跨站请求伪造；登录失败 5 次锁定 10 分钟；密码使用 BCrypt 加盐哈希，历史明文密码在首次成功登录后自动升级为密文。</w:t>
+        <w:t>此外，系统对</w:t>
+      </w:r>
+      <w:r>
+        <w:t xml:space="preserve"> POST </w:t>
+      </w:r>
+      <w:r>
+        <w:t>请求校验</w:t>
+      </w:r>
+      <w:r>
+        <w:t xml:space="preserve"> Origin/Referer </w:t>
+      </w:r>
+      <w:r>
+        <w:t>与当前站点是否同源，防止跨站请求伪造；登录失败</w:t>
+      </w:r>
+      <w:r>
+        <w:t xml:space="preserve"> 5 </w:t>
+      </w:r>
+      <w:r>
+        <w:t>次锁定</w:t>
+      </w:r>
+      <w:r>
+        <w:t xml:space="preserve"> 10 </w:t>
+      </w:r>
+      <w:r>
+        <w:t>分钟；密码使用</w:t>
+      </w:r>
+      <w:r>
+        <w:t xml:space="preserve"> BCrypt </w:t>
+      </w:r>
+      <w:r>
+        <w:t>加盐哈希，历史明文密码在首次成功登录后自动升级为密文。</w:t>
       </w:r>
     </w:p>
     <w:p>
@@ -18415,9 +22151,12 @@
           <w:rFonts w:hint="eastAsia"/>
         </w:rPr>
       </w:pPr>
-      <w:bookmarkStart w:id="32" w:name="_Toc243687179"/>
-      <w:r>
-        <w:t>7.2 考勤管理</w:t>
+      <w:bookmarkStart w:id="32" w:name="_Toc243688587"/>
+      <w:r>
+        <w:t xml:space="preserve">7.2 </w:t>
+      </w:r>
+      <w:r>
+        <w:t>考勤管理</w:t>
       </w:r>
       <w:bookmarkEnd w:id="32"/>
     </w:p>
@@ -18440,7 +22179,13 @@
         </w:rPr>
       </w:pPr>
       <w:r>
-        <w:t>考勤查询支持按课程、班级、学期筛选并分页，学生账号会被强制附加本人 student_id 条件，教师账号会被限制在其所授课程范围内。</w:t>
+        <w:t>考勤查询支持按课程、班级、学期筛选并分页，学生账号会被强制附加本人</w:t>
+      </w:r>
+      <w:r>
+        <w:t xml:space="preserve"> student_id </w:t>
+      </w:r>
+      <w:r>
+        <w:t>条件，教师账号会被限制在其所授课程范围内。</w:t>
       </w:r>
     </w:p>
     <w:p>
@@ -18450,9 +22195,12 @@
           <w:rFonts w:hint="eastAsia"/>
         </w:rPr>
       </w:pPr>
-      <w:bookmarkStart w:id="33" w:name="_Toc243687180"/>
-      <w:r>
-        <w:t>7.3 课堂表现</w:t>
+      <w:bookmarkStart w:id="33" w:name="_Toc243688588"/>
+      <w:r>
+        <w:t xml:space="preserve">7.3 </w:t>
+      </w:r>
+      <w:r>
+        <w:t>课堂表现</w:t>
       </w:r>
       <w:bookmarkEnd w:id="33"/>
     </w:p>
@@ -18464,7 +22212,13 @@
         </w:rPr>
       </w:pPr>
       <w:r>
-        <w:t>课堂表现记录包含学生、课程、日期、得分与评语。后端对得分执行 0—100 校验，教师只能操作本人课程；列表按课程筛选并分页，支持删除。</w:t>
+        <w:t>课堂表现记录包含学生、课程、日期、得分与评语。后端对得分执行</w:t>
+      </w:r>
+      <w:r>
+        <w:t xml:space="preserve"> 0—100 </w:t>
+      </w:r>
+      <w:r>
+        <w:t>校验，教师只能操作本人课程；列表按课程筛选并分页，支持删除。</w:t>
       </w:r>
     </w:p>
     <w:p>
@@ -18474,10 +22228,13 @@
           <w:rFonts w:hint="eastAsia"/>
         </w:rPr>
       </w:pPr>
-      <w:bookmarkStart w:id="34" w:name="_Toc243687181"/>
+      <w:bookmarkStart w:id="34" w:name="_Toc243688589"/>
       <w:r>
         <w:lastRenderedPageBreak/>
-        <w:t>7.4 实验管理</w:t>
+        <w:t xml:space="preserve">7.4 </w:t>
+      </w:r>
+      <w:r>
+        <w:t>实验管理</w:t>
       </w:r>
       <w:bookmarkEnd w:id="34"/>
     </w:p>
@@ -18499,9 +22256,12 @@
           <w:rFonts w:hint="eastAsia"/>
         </w:rPr>
       </w:pPr>
-      <w:bookmarkStart w:id="35" w:name="_Toc243687182"/>
-      <w:r>
-        <w:t>7.5 作业管理</w:t>
+      <w:bookmarkStart w:id="35" w:name="_Toc243688590"/>
+      <w:r>
+        <w:t xml:space="preserve">7.5 </w:t>
+      </w:r>
+      <w:r>
+        <w:t>作业管理</w:t>
       </w:r>
       <w:bookmarkEnd w:id="35"/>
     </w:p>
@@ -18523,9 +22283,12 @@
           <w:rFonts w:hint="eastAsia"/>
         </w:rPr>
       </w:pPr>
-      <w:bookmarkStart w:id="36" w:name="_Toc243687183"/>
-      <w:r>
-        <w:t>7.6 成绩统计</w:t>
+      <w:bookmarkStart w:id="36" w:name="_Toc243688591"/>
+      <w:r>
+        <w:t xml:space="preserve">7.6 </w:t>
+      </w:r>
+      <w:r>
+        <w:t>成绩统计</w:t>
       </w:r>
       <w:bookmarkEnd w:id="36"/>
     </w:p>
@@ -18548,7 +22311,43 @@
         </w:rPr>
       </w:pPr>
       <w:r>
-        <w:t>为避免 N+1 查询，ScoreService 先一次性查询每类数据的聚合结果并放入 Map，再按学生匹配，使每类数据只访问数据库一次。成绩报表支持导出 CSV，文件带 UTF-8 BOM，Excel 打开中文不乱码。</w:t>
+        <w:t>为避免</w:t>
+      </w:r>
+      <w:r>
+        <w:t xml:space="preserve"> N+1 </w:t>
+      </w:r>
+      <w:r>
+        <w:t>查询，</w:t>
+      </w:r>
+      <w:r>
+        <w:t xml:space="preserve">ScoreService </w:t>
+      </w:r>
+      <w:r>
+        <w:t>先一次性查询每类数据的聚合结果并放入</w:t>
+      </w:r>
+      <w:r>
+        <w:t xml:space="preserve"> Map</w:t>
+      </w:r>
+      <w:r>
+        <w:t>，再按学生匹配，使每类数据只访问数据库一次。成绩报表支持导出</w:t>
+      </w:r>
+      <w:r>
+        <w:t xml:space="preserve"> CSV</w:t>
+      </w:r>
+      <w:r>
+        <w:t>，文件带</w:t>
+      </w:r>
+      <w:r>
+        <w:t xml:space="preserve"> UTF-8 BOM</w:t>
+      </w:r>
+      <w:r>
+        <w:t>，</w:t>
+      </w:r>
+      <w:r>
+        <w:t xml:space="preserve">Excel </w:t>
+      </w:r>
+      <w:r>
+        <w:t>打开中文不乱码。</w:t>
       </w:r>
     </w:p>
     <w:p>
@@ -18557,7 +22356,10 @@
         <w:shd w:val="clear" w:color="auto" w:fill="F3F4F6"/>
       </w:pPr>
       <w:r>
-        <w:t>// ScoreService：一次性聚合，避免按学生循环查询</w:t>
+        <w:t>// ScoreService</w:t>
+      </w:r>
+      <w:r>
+        <w:t>：一次性聚合，避免按学生循环查询</w:t>
       </w:r>
       <w:r>
         <w:br/>
@@ -18565,6 +22367,8 @@
       </w:r>
       <w:r>
         <w:br/>
+      </w:r>
+      <w:r>
         <w:t>Map&lt;Integer, Double&gt; performance = toMap(performanceMapper.avgByCourse(courseId));</w:t>
       </w:r>
       <w:r>
@@ -18600,6 +22404,8 @@
       </w:r>
       <w:r>
         <w:br/>
+      </w:r>
+      <w:r>
         <w:t>regular = regular / 100.0;</w:t>
       </w:r>
       <w:r>
@@ -18614,9 +22420,12 @@
           <w:rFonts w:hint="eastAsia"/>
         </w:rPr>
       </w:pPr>
-      <w:bookmarkStart w:id="37" w:name="_Toc243687184"/>
-      <w:r>
-        <w:t>7.7 基础数据管理</w:t>
+      <w:bookmarkStart w:id="37" w:name="_Toc243688592"/>
+      <w:r>
+        <w:t xml:space="preserve">7.7 </w:t>
+      </w:r>
+      <w:r>
+        <w:t>基础数据管理</w:t>
       </w:r>
       <w:bookmarkEnd w:id="37"/>
     </w:p>
@@ -18628,7 +22437,13 @@
         </w:rPr>
       </w:pPr>
       <w:r>
-        <w:t>管理员可对学生、教师、班级、课程与评价规则进行增删改查。新增学生或教师时同步创建登录账号，默认密码为 123456，修改姓名时同步更新账号显示名；删除学生或教师时同步删除账号。删除班级前检查是否仍有学生，删除教师</w:t>
+        <w:t>管理员可对学生、教师、班级、课程与评价规则进行增删改查。新增学生或教师时同步创建登录账号，默认密码为</w:t>
+      </w:r>
+      <w:r>
+        <w:t xml:space="preserve"> 123456</w:t>
+      </w:r>
+      <w:r>
+        <w:t>，修改姓名时同步更新账号显示名；删除学生或教师时同步删除账号。删除班级前检查是否仍有学生，删除教师</w:t>
       </w:r>
       <w:r>
         <w:lastRenderedPageBreak/>
@@ -18643,7 +22458,19 @@
         </w:rPr>
       </w:pPr>
       <w:r>
-        <w:t>评价规则保存时校验六项数值均在 0—100 之间，避免出现负权重或超过 100 的占比。所有管理操作写入审计日志。</w:t>
+        <w:t>评价规则保存时校验六项数值均在</w:t>
+      </w:r>
+      <w:r>
+        <w:t xml:space="preserve"> 0—100 </w:t>
+      </w:r>
+      <w:r>
+        <w:t>之间，避免出现负权重或超过</w:t>
+      </w:r>
+      <w:r>
+        <w:t xml:space="preserve"> 100 </w:t>
+      </w:r>
+      <w:r>
+        <w:t>的占比。所有管理操作写入审计日志。</w:t>
       </w:r>
     </w:p>
     <w:p>
@@ -18653,9 +22480,12 @@
           <w:rFonts w:hint="eastAsia"/>
         </w:rPr>
       </w:pPr>
-      <w:bookmarkStart w:id="38" w:name="_Toc243687185"/>
-      <w:r>
-        <w:t>7.8 前后端分离与部署</w:t>
+      <w:bookmarkStart w:id="38" w:name="_Toc243688593"/>
+      <w:r>
+        <w:t xml:space="preserve">7.8 </w:t>
+      </w:r>
+      <w:r>
+        <w:t>前后端分离与部署</w:t>
       </w:r>
       <w:bookmarkEnd w:id="38"/>
     </w:p>
@@ -18667,7 +22497,73 @@
         </w:rPr>
       </w:pPr>
       <w:r>
-        <w:t>系统提供 /api REST 接口与独立前端。前端为零依赖的原生 JS 单页应用，使用 hash 路由与 fetch 调用接口，登录态通过同源 Cookie 维持；Nginx 托管静态资源并将 /api 反向代理到后端，因此不存在跨域 Cookie 问题。后端打包为可执行 WAR，既可直接 java -jar 运行，也可部署到外部 Tomcat。</w:t>
+        <w:t>系统提供</w:t>
+      </w:r>
+      <w:r>
+        <w:t xml:space="preserve"> /api REST </w:t>
+      </w:r>
+      <w:r>
+        <w:t>接口与独立前端。前端为零依赖的原生</w:t>
+      </w:r>
+      <w:r>
+        <w:t xml:space="preserve"> JS </w:t>
+      </w:r>
+      <w:r>
+        <w:t>单页应用，使用</w:t>
+      </w:r>
+      <w:r>
+        <w:t xml:space="preserve"> hash </w:t>
+      </w:r>
+      <w:r>
+        <w:t>路由与</w:t>
+      </w:r>
+      <w:r>
+        <w:t xml:space="preserve"> fetch </w:t>
+      </w:r>
+      <w:r>
+        <w:t>调用接口，登录态通过同源</w:t>
+      </w:r>
+      <w:r>
+        <w:t xml:space="preserve"> Cookie </w:t>
+      </w:r>
+      <w:r>
+        <w:t>维持；</w:t>
+      </w:r>
+      <w:r>
+        <w:t xml:space="preserve">Nginx </w:t>
+      </w:r>
+      <w:r>
+        <w:t>托管静态资源并将</w:t>
+      </w:r>
+      <w:r>
+        <w:t xml:space="preserve"> /api </w:t>
+      </w:r>
+      <w:r>
+        <w:t>反向代理到后端，因此不存在跨域</w:t>
+      </w:r>
+      <w:r>
+        <w:t xml:space="preserve"> Cookie </w:t>
+      </w:r>
+      <w:r>
+        <w:t>问题。后端打包为可执行</w:t>
+      </w:r>
+      <w:r>
+        <w:t xml:space="preserve"> WAR</w:t>
+      </w:r>
+      <w:r>
+        <w:t>，既可直接</w:t>
+      </w:r>
+      <w:r>
+        <w:t xml:space="preserve"> java -jar </w:t>
+      </w:r>
+      <w:r>
+        <w:t>运行，也可部署到外部</w:t>
+      </w:r>
+      <w:r>
+        <w:t xml:space="preserve"> Tomcat</w:t>
+      </w:r>
+      <w:r>
+        <w:t>。</w:t>
       </w:r>
     </w:p>
     <w:p>
@@ -18678,7 +22574,64 @@
         </w:rPr>
       </w:pPr>
       <w:r>
-        <w:t>Docker Compose 编排三个服务：cms-mysql 首次启动执行建表与快照脚本；cms-app 基于 tomcat:10.1-jdk17-temurin 镜像部署 ROOT.war；cms-web 基于 nginx:1.27 托管前端并反代 /api。Compose 通过健康检查保证应用在 MySQL 就绪后启动。</w:t>
+        <w:t xml:space="preserve">Docker Compose </w:t>
+      </w:r>
+      <w:r>
+        <w:t>编排三个服务：</w:t>
+      </w:r>
+      <w:r>
+        <w:t xml:space="preserve">cms-mysql </w:t>
+      </w:r>
+      <w:r>
+        <w:t>首次启动执行建表与快照脚本；</w:t>
+      </w:r>
+      <w:r>
+        <w:t xml:space="preserve">cms-app </w:t>
+      </w:r>
+      <w:r>
+        <w:t>基于</w:t>
+      </w:r>
+      <w:r>
+        <w:t xml:space="preserve"> tomcat:10.1-jdk17-temurin </w:t>
+      </w:r>
+      <w:r>
+        <w:t>镜像部署</w:t>
+      </w:r>
+      <w:r>
+        <w:t xml:space="preserve"> ROOT.war</w:t>
+      </w:r>
+      <w:r>
+        <w:t>；</w:t>
+      </w:r>
+      <w:r>
+        <w:t xml:space="preserve">cms-web </w:t>
+      </w:r>
+      <w:r>
+        <w:t>基于</w:t>
+      </w:r>
+      <w:r>
+        <w:t xml:space="preserve"> nginx:1.27 </w:t>
+      </w:r>
+      <w:r>
+        <w:t>托管前端并反代</w:t>
+      </w:r>
+      <w:r>
+        <w:t xml:space="preserve"> /api</w:t>
+      </w:r>
+      <w:r>
+        <w:t>。</w:t>
+      </w:r>
+      <w:r>
+        <w:t xml:space="preserve">Compose </w:t>
+      </w:r>
+      <w:r>
+        <w:t>通过健康检查保证应用在</w:t>
+      </w:r>
+      <w:r>
+        <w:t xml:space="preserve"> MySQL </w:t>
+      </w:r>
+      <w:r>
+        <w:t>就绪后启动。</w:t>
       </w:r>
     </w:p>
     <w:p>
@@ -18688,9 +22641,12 @@
           <w:rFonts w:hint="eastAsia"/>
         </w:rPr>
       </w:pPr>
-      <w:bookmarkStart w:id="39" w:name="_Toc243687186"/>
-      <w:r>
-        <w:t>7.9 关键代码</w:t>
+      <w:bookmarkStart w:id="39" w:name="_Toc243688594"/>
+      <w:r>
+        <w:t xml:space="preserve">7.9 </w:t>
+      </w:r>
+      <w:r>
+        <w:t>关键代码</w:t>
       </w:r>
       <w:bookmarkEnd w:id="39"/>
     </w:p>
@@ -18702,7 +22658,25 @@
         </w:rPr>
       </w:pPr>
       <w:r>
-        <w:t>（1）登录拦截器核心逻辑：统一处理未登录、强制改密、角色越权与 API 的 JSON 响应。</w:t>
+        <w:t>（</w:t>
+      </w:r>
+      <w:r>
+        <w:t>1</w:t>
+      </w:r>
+      <w:r>
+        <w:t>）登录拦截器核心逻辑：统一处理未登录、强制改密、角色越权与</w:t>
+      </w:r>
+      <w:r>
+        <w:t xml:space="preserve"> API </w:t>
+      </w:r>
+      <w:r>
+        <w:t>的</w:t>
+      </w:r>
+      <w:r>
+        <w:t xml:space="preserve"> JSON </w:t>
+      </w:r>
+      <w:r>
+        <w:t>响应。</w:t>
       </w:r>
     </w:p>
     <w:p>
@@ -18715,6 +22689,8 @@
       </w:r>
       <w:r>
         <w:br/>
+      </w:r>
+      <w:r>
         <w:t xml:space="preserve">    HttpSession session = request.getSession();</w:t>
       </w:r>
       <w:r>
@@ -18750,10 +22726,18 @@
       </w:r>
       <w:r>
         <w:br/>
-        <w:t xml:space="preserve">        if (uri.startsWith("/api/")) return writeJson(response, 401, "{\"error\":\"未登录\"}");</w:t>
+        <w:t xml:space="preserve">        if (uri.startsWith("/api/")) return writeJson(response, 401, "{\"error\":\"</w:t>
+      </w:r>
+      <w:r>
+        <w:t>未登录</w:t>
+      </w:r>
+      <w:r>
+        <w:t>\"}");</w:t>
       </w:r>
       <w:r>
         <w:br/>
+      </w:r>
+      <w:r>
         <w:t xml:space="preserve">        response.sendRedirect(request.getContextPath() + "/login");</w:t>
       </w:r>
       <w:r>
@@ -18774,7 +22758,13 @@
       </w:r>
       <w:r>
         <w:br/>
-        <w:t xml:space="preserve">        if (uri.startsWith("/api/")) return writeJson(response, 403, "{\"error\":\"请先修改默认密码\"}");</w:t>
+        <w:t xml:space="preserve">        if (uri.startsWith("/api/")) return writeJson(response, 403, "{\"error\":\"</w:t>
+      </w:r>
+      <w:r>
+        <w:t>请先修改默认密码</w:t>
+      </w:r>
+      <w:r>
+        <w:t>\"}");</w:t>
       </w:r>
       <w:r>
         <w:br/>
@@ -18808,7 +22798,13 @@
         </w:rPr>
       </w:pPr>
       <w:r>
-        <w:t>（2）批量考勤：同一课程、同一日期逐条写入，重复记录跳过并计数。</w:t>
+        <w:t>（</w:t>
+      </w:r>
+      <w:r>
+        <w:t>2</w:t>
+      </w:r>
+      <w:r>
+        <w:t>）批量考勤：同一课程、同一日期逐条写入，重复记录跳过并计数。</w:t>
       </w:r>
     </w:p>
     <w:p>
@@ -18853,6 +22849,8 @@
       </w:r>
       <w:r>
         <w:br/>
+      </w:r>
+      <w:r>
         <w:t xml:space="preserve">        a.setStudentId(intg(item, "studentId"));</w:t>
       </w:r>
       <w:r>
@@ -18891,9 +22889,12 @@
           <w:rFonts w:hint="eastAsia"/>
         </w:rPr>
       </w:pPr>
-      <w:bookmarkStart w:id="40" w:name="_Toc243687187"/>
-      <w:r>
-        <w:t>7.10 系统测试与运行结果</w:t>
+      <w:bookmarkStart w:id="40" w:name="_Toc243688595"/>
+      <w:r>
+        <w:t xml:space="preserve">7.10 </w:t>
+      </w:r>
+      <w:r>
+        <w:t>系统测试与运行结果</w:t>
       </w:r>
       <w:bookmarkEnd w:id="40"/>
     </w:p>
@@ -18905,7 +22906,13 @@
         </w:rPr>
       </w:pPr>
       <w:r>
-        <w:t>系统测试采用功能测试为主、接口测试与单元测试为辅的方式。功能测试覆盖登录、权限、考勤、表现、实验、作业、成绩、基础数据与导出；接口测试使用 HTTP 请求验证状态码与返回结构；单元测试覆盖密码工具、登录锁定、课程权限、登录拦截器与成绩计算。</w:t>
+        <w:t>系统测试采用功能测试为主、接口测试与单元测试为辅的方式。功能测试覆盖登录、权限、考勤、表现、实验、作业、成绩、基础数据与导出；接口测试使用</w:t>
+      </w:r>
+      <w:r>
+        <w:t xml:space="preserve"> HTTP </w:t>
+      </w:r>
+      <w:r>
+        <w:t>请求验证状态码与返回结构；单元测试覆盖密码工具、登录锁定、课程权限、登录拦截器与成绩计算。</w:t>
       </w:r>
     </w:p>
     <w:p>
@@ -18916,7 +22923,25 @@
         </w:rPr>
       </w:pPr>
       <w:r>
-        <w:t>表 7-1 核心测试用例（完整 30 条见附件《测试用例.xlsx》）</w:t>
+        <w:t>表</w:t>
+      </w:r>
+      <w:r>
+        <w:t xml:space="preserve"> 7-1 </w:t>
+      </w:r>
+      <w:r>
+        <w:t>核心测试用例（完整</w:t>
+      </w:r>
+      <w:r>
+        <w:t xml:space="preserve"> 30 </w:t>
+      </w:r>
+      <w:r>
+        <w:t>条见附件《测试用例</w:t>
+      </w:r>
+      <w:r>
+        <w:t>.xlsx</w:t>
+      </w:r>
+      <w:r>
+        <w:t>》）</w:t>
       </w:r>
     </w:p>
     <w:tbl>
@@ -18999,7 +23024,23 @@
                 <w:b/>
                 <w:sz w:val="18"/>
               </w:rPr>
-              <w:t>输入/操作</w:t>
+              <w:t>输入</w:t>
+            </w:r>
+            <w:r>
+              <w:rPr>
+                <w:rFonts w:ascii="宋体" w:eastAsia="宋体" w:hAnsi="宋体"/>
+                <w:b/>
+                <w:sz w:val="18"/>
+              </w:rPr>
+              <w:t>/</w:t>
+            </w:r>
+            <w:r>
+              <w:rPr>
+                <w:rFonts w:ascii="宋体" w:eastAsia="宋体" w:hAnsi="宋体"/>
+                <w:b/>
+                <w:sz w:val="18"/>
+              </w:rPr>
+              <w:t>操作</w:t>
             </w:r>
           </w:p>
         </w:tc>
@@ -19318,7 +23359,21 @@
                 <w:rFonts w:ascii="宋体" w:eastAsia="宋体" w:hAnsi="宋体"/>
                 <w:sz w:val="18"/>
               </w:rPr>
-              <w:t>连续 5 次错误密码</w:t>
+              <w:t>连续</w:t>
+            </w:r>
+            <w:r>
+              <w:rPr>
+                <w:rFonts w:ascii="宋体" w:eastAsia="宋体" w:hAnsi="宋体"/>
+                <w:sz w:val="18"/>
+              </w:rPr>
+              <w:t xml:space="preserve"> 5 </w:t>
+            </w:r>
+            <w:r>
+              <w:rPr>
+                <w:rFonts w:ascii="宋体" w:eastAsia="宋体" w:hAnsi="宋体"/>
+                <w:sz w:val="18"/>
+              </w:rPr>
+              <w:t>次错误密码</w:t>
             </w:r>
           </w:p>
         </w:tc>
@@ -19338,7 +23393,21 @@
                 <w:rFonts w:ascii="宋体" w:eastAsia="宋体" w:hAnsi="宋体"/>
                 <w:sz w:val="18"/>
               </w:rPr>
-              <w:t>锁定 10 分钟</w:t>
+              <w:t>锁定</w:t>
+            </w:r>
+            <w:r>
+              <w:rPr>
+                <w:rFonts w:ascii="宋体" w:eastAsia="宋体" w:hAnsi="宋体"/>
+                <w:sz w:val="18"/>
+              </w:rPr>
+              <w:t xml:space="preserve"> 10 </w:t>
+            </w:r>
+            <w:r>
+              <w:rPr>
+                <w:rFonts w:ascii="宋体" w:eastAsia="宋体" w:hAnsi="宋体"/>
+                <w:sz w:val="18"/>
+              </w:rPr>
+              <w:t>分钟</w:t>
             </w:r>
           </w:p>
         </w:tc>
@@ -19403,7 +23472,14 @@
                 <w:rFonts w:ascii="宋体" w:eastAsia="宋体" w:hAnsi="宋体"/>
                 <w:sz w:val="18"/>
               </w:rPr>
-              <w:t>未登录访问 API</w:t>
+              <w:t>未登录访问</w:t>
+            </w:r>
+            <w:r>
+              <w:rPr>
+                <w:rFonts w:ascii="宋体" w:eastAsia="宋体" w:hAnsi="宋体"/>
+                <w:sz w:val="18"/>
+              </w:rPr>
+              <w:t xml:space="preserve"> API</w:t>
             </w:r>
           </w:p>
         </w:tc>
@@ -19423,7 +23499,14 @@
                 <w:rFonts w:ascii="宋体" w:eastAsia="宋体" w:hAnsi="宋体"/>
                 <w:sz w:val="18"/>
               </w:rPr>
-              <w:t>直接请求 /api/dashboard</w:t>
+              <w:t>直接请求</w:t>
+            </w:r>
+            <w:r>
+              <w:rPr>
+                <w:rFonts w:ascii="宋体" w:eastAsia="宋体" w:hAnsi="宋体"/>
+                <w:sz w:val="18"/>
+              </w:rPr>
+              <w:t xml:space="preserve"> /api/dashboard</w:t>
             </w:r>
           </w:p>
         </w:tc>
@@ -19528,7 +23611,14 @@
                 <w:rFonts w:ascii="宋体" w:eastAsia="宋体" w:hAnsi="宋体"/>
                 <w:sz w:val="18"/>
               </w:rPr>
-              <w:t>学生访问 /api/admin/students</w:t>
+              <w:t>学生访问</w:t>
+            </w:r>
+            <w:r>
+              <w:rPr>
+                <w:rFonts w:ascii="宋体" w:eastAsia="宋体" w:hAnsi="宋体"/>
+                <w:sz w:val="18"/>
+              </w:rPr>
+              <w:t xml:space="preserve"> /api/admin/students</w:t>
             </w:r>
           </w:p>
         </w:tc>
@@ -19738,7 +23828,35 @@
                 <w:rFonts w:ascii="宋体" w:eastAsia="宋体" w:hAnsi="宋体"/>
                 <w:sz w:val="18"/>
               </w:rPr>
-              <w:t>选择课程/学生/日期</w:t>
+              <w:t>选择课程</w:t>
+            </w:r>
+            <w:r>
+              <w:rPr>
+                <w:rFonts w:ascii="宋体" w:eastAsia="宋体" w:hAnsi="宋体"/>
+                <w:sz w:val="18"/>
+              </w:rPr>
+              <w:t>/</w:t>
+            </w:r>
+            <w:r>
+              <w:rPr>
+                <w:rFonts w:ascii="宋体" w:eastAsia="宋体" w:hAnsi="宋体"/>
+                <w:sz w:val="18"/>
+              </w:rPr>
+              <w:t>学生</w:t>
+            </w:r>
+            <w:r>
+              <w:rPr>
+                <w:rFonts w:ascii="宋体" w:eastAsia="宋体" w:hAnsi="宋体"/>
+                <w:sz w:val="18"/>
+              </w:rPr>
+              <w:t>/</w:t>
+            </w:r>
+            <w:r>
+              <w:rPr>
+                <w:rFonts w:ascii="宋体" w:eastAsia="宋体" w:hAnsi="宋体"/>
+                <w:sz w:val="18"/>
+              </w:rPr>
+              <w:t>日期</w:t>
             </w:r>
           </w:p>
         </w:tc>
@@ -19948,7 +24066,21 @@
                 <w:rFonts w:ascii="宋体" w:eastAsia="宋体" w:hAnsi="宋体"/>
                 <w:sz w:val="18"/>
               </w:rPr>
-              <w:t>整班提交 30 条</w:t>
+              <w:t>整班提交</w:t>
+            </w:r>
+            <w:r>
+              <w:rPr>
+                <w:rFonts w:ascii="宋体" w:eastAsia="宋体" w:hAnsi="宋体"/>
+                <w:sz w:val="18"/>
+              </w:rPr>
+              <w:t xml:space="preserve"> 30 </w:t>
+            </w:r>
+            <w:r>
+              <w:rPr>
+                <w:rFonts w:ascii="宋体" w:eastAsia="宋体" w:hAnsi="宋体"/>
+                <w:sz w:val="18"/>
+              </w:rPr>
+              <w:t>条</w:t>
             </w:r>
           </w:p>
         </w:tc>
@@ -20053,7 +24185,14 @@
                 <w:rFonts w:ascii="宋体" w:eastAsia="宋体" w:hAnsi="宋体"/>
                 <w:sz w:val="18"/>
               </w:rPr>
-              <w:t>表现分录入 120</w:t>
+              <w:t>表现分录入</w:t>
+            </w:r>
+            <w:r>
+              <w:rPr>
+                <w:rFonts w:ascii="宋体" w:eastAsia="宋体" w:hAnsi="宋体"/>
+                <w:sz w:val="18"/>
+              </w:rPr>
+              <w:t xml:space="preserve"> 120</w:t>
             </w:r>
           </w:p>
         </w:tc>
@@ -20073,7 +24212,21 @@
                 <w:rFonts w:ascii="宋体" w:eastAsia="宋体" w:hAnsi="宋体"/>
                 <w:sz w:val="18"/>
               </w:rPr>
-              <w:t>400 并提示 0—100</w:t>
+              <w:t xml:space="preserve">400 </w:t>
+            </w:r>
+            <w:r>
+              <w:rPr>
+                <w:rFonts w:ascii="宋体" w:eastAsia="宋体" w:hAnsi="宋体"/>
+                <w:sz w:val="18"/>
+              </w:rPr>
+              <w:t>并提示</w:t>
+            </w:r>
+            <w:r>
+              <w:rPr>
+                <w:rFonts w:ascii="宋体" w:eastAsia="宋体" w:hAnsi="宋体"/>
+                <w:sz w:val="18"/>
+              </w:rPr>
+              <w:t xml:space="preserve"> 0—100</w:t>
             </w:r>
           </w:p>
         </w:tc>
@@ -20158,7 +24311,14 @@
                 <w:rFonts w:ascii="宋体" w:eastAsia="宋体" w:hAnsi="宋体"/>
                 <w:sz w:val="18"/>
               </w:rPr>
-              <w:t>规则权重录入 150</w:t>
+              <w:t>规则权重录入</w:t>
+            </w:r>
+            <w:r>
+              <w:rPr>
+                <w:rFonts w:ascii="宋体" w:eastAsia="宋体" w:hAnsi="宋体"/>
+                <w:sz w:val="18"/>
+              </w:rPr>
+              <w:t xml:space="preserve"> 150</w:t>
             </w:r>
           </w:p>
         </w:tc>
@@ -20178,7 +24338,21 @@
                 <w:rFonts w:ascii="宋体" w:eastAsia="宋体" w:hAnsi="宋体"/>
                 <w:sz w:val="18"/>
               </w:rPr>
-              <w:t>400 并提示 0—100</w:t>
+              <w:t xml:space="preserve">400 </w:t>
+            </w:r>
+            <w:r>
+              <w:rPr>
+                <w:rFonts w:ascii="宋体" w:eastAsia="宋体" w:hAnsi="宋体"/>
+                <w:sz w:val="18"/>
+              </w:rPr>
+              <w:t>并提示</w:t>
+            </w:r>
+            <w:r>
+              <w:rPr>
+                <w:rFonts w:ascii="宋体" w:eastAsia="宋体" w:hAnsi="宋体"/>
+                <w:sz w:val="18"/>
+              </w:rPr>
+              <w:t xml:space="preserve"> 0—100</w:t>
             </w:r>
           </w:p>
         </w:tc>
@@ -20263,7 +24437,70 @@
                 <w:rFonts w:ascii="宋体" w:eastAsia="宋体" w:hAnsi="宋体"/>
                 <w:sz w:val="18"/>
               </w:rPr>
-              <w:t>考勤 100/表现 80/实验 90/作业 100，权重 20/20/30/30</w:t>
+              <w:t>考勤</w:t>
+            </w:r>
+            <w:r>
+              <w:rPr>
+                <w:rFonts w:ascii="宋体" w:eastAsia="宋体" w:hAnsi="宋体"/>
+                <w:sz w:val="18"/>
+              </w:rPr>
+              <w:t xml:space="preserve"> 100/</w:t>
+            </w:r>
+            <w:r>
+              <w:rPr>
+                <w:rFonts w:ascii="宋体" w:eastAsia="宋体" w:hAnsi="宋体"/>
+                <w:sz w:val="18"/>
+              </w:rPr>
+              <w:t>表现</w:t>
+            </w:r>
+            <w:r>
+              <w:rPr>
+                <w:rFonts w:ascii="宋体" w:eastAsia="宋体" w:hAnsi="宋体"/>
+                <w:sz w:val="18"/>
+              </w:rPr>
+              <w:t xml:space="preserve"> 80/</w:t>
+            </w:r>
+            <w:r>
+              <w:rPr>
+                <w:rFonts w:ascii="宋体" w:eastAsia="宋体" w:hAnsi="宋体"/>
+                <w:sz w:val="18"/>
+              </w:rPr>
+              <w:t>实验</w:t>
+            </w:r>
+            <w:r>
+              <w:rPr>
+                <w:rFonts w:ascii="宋体" w:eastAsia="宋体" w:hAnsi="宋体"/>
+                <w:sz w:val="18"/>
+              </w:rPr>
+              <w:t xml:space="preserve"> 90/</w:t>
+            </w:r>
+            <w:r>
+              <w:rPr>
+                <w:rFonts w:ascii="宋体" w:eastAsia="宋体" w:hAnsi="宋体"/>
+                <w:sz w:val="18"/>
+              </w:rPr>
+              <w:t>作业</w:t>
+            </w:r>
+            <w:r>
+              <w:rPr>
+                <w:rFonts w:ascii="宋体" w:eastAsia="宋体" w:hAnsi="宋体"/>
+                <w:sz w:val="18"/>
+              </w:rPr>
+              <w:t xml:space="preserve"> 100</w:t>
+            </w:r>
+            <w:r>
+              <w:rPr>
+                <w:rFonts w:ascii="宋体" w:eastAsia="宋体" w:hAnsi="宋体"/>
+                <w:sz w:val="18"/>
+              </w:rPr>
+              <w:t>，权重</w:t>
+            </w:r>
+            <w:r>
+              <w:rPr>
+                <w:rFonts w:ascii="宋体" w:eastAsia="宋体" w:hAnsi="宋体"/>
+                <w:sz w:val="18"/>
+              </w:rPr>
+              <w:t xml:space="preserve"> 20/20/30/30</w:t>
             </w:r>
           </w:p>
         </w:tc>
@@ -20283,7 +24520,21 @@
                 <w:rFonts w:ascii="宋体" w:eastAsia="宋体" w:hAnsi="宋体"/>
                 <w:sz w:val="18"/>
               </w:rPr>
-              <w:t>平时 93.0，总成绩按占比</w:t>
+              <w:t>平时</w:t>
+            </w:r>
+            <w:r>
+              <w:rPr>
+                <w:rFonts w:ascii="宋体" w:eastAsia="宋体" w:hAnsi="宋体"/>
+                <w:sz w:val="18"/>
+              </w:rPr>
+              <w:t xml:space="preserve"> 93.0</w:t>
+            </w:r>
+            <w:r>
+              <w:rPr>
+                <w:rFonts w:ascii="宋体" w:eastAsia="宋体" w:hAnsi="宋体"/>
+                <w:sz w:val="18"/>
+              </w:rPr>
+              <w:t>，总成绩按占比</w:t>
             </w:r>
           </w:p>
         </w:tc>
@@ -20388,7 +24639,14 @@
                 <w:rFonts w:ascii="宋体" w:eastAsia="宋体" w:hAnsi="宋体"/>
                 <w:sz w:val="18"/>
               </w:rPr>
-              <w:t>409 并提示</w:t>
+              <w:t xml:space="preserve">409 </w:t>
+            </w:r>
+            <w:r>
+              <w:rPr>
+                <w:rFonts w:ascii="宋体" w:eastAsia="宋体" w:hAnsi="宋体"/>
+                <w:sz w:val="18"/>
+              </w:rPr>
+              <w:t>并提示</w:t>
             </w:r>
           </w:p>
         </w:tc>
@@ -20493,7 +24751,49 @@
                 <w:rFonts w:ascii="宋体" w:eastAsia="宋体" w:hAnsi="宋体"/>
                 <w:sz w:val="18"/>
               </w:rPr>
-              <w:t>相关考勤/成绩/实验/作业清理</w:t>
+              <w:t>相关考勤</w:t>
+            </w:r>
+            <w:r>
+              <w:rPr>
+                <w:rFonts w:ascii="宋体" w:eastAsia="宋体" w:hAnsi="宋体"/>
+                <w:sz w:val="18"/>
+              </w:rPr>
+              <w:t>/</w:t>
+            </w:r>
+            <w:r>
+              <w:rPr>
+                <w:rFonts w:ascii="宋体" w:eastAsia="宋体" w:hAnsi="宋体"/>
+                <w:sz w:val="18"/>
+              </w:rPr>
+              <w:t>成绩</w:t>
+            </w:r>
+            <w:r>
+              <w:rPr>
+                <w:rFonts w:ascii="宋体" w:eastAsia="宋体" w:hAnsi="宋体"/>
+                <w:sz w:val="18"/>
+              </w:rPr>
+              <w:t>/</w:t>
+            </w:r>
+            <w:r>
+              <w:rPr>
+                <w:rFonts w:ascii="宋体" w:eastAsia="宋体" w:hAnsi="宋体"/>
+                <w:sz w:val="18"/>
+              </w:rPr>
+              <w:t>实验</w:t>
+            </w:r>
+            <w:r>
+              <w:rPr>
+                <w:rFonts w:ascii="宋体" w:eastAsia="宋体" w:hAnsi="宋体"/>
+                <w:sz w:val="18"/>
+              </w:rPr>
+              <w:t>/</w:t>
+            </w:r>
+            <w:r>
+              <w:rPr>
+                <w:rFonts w:ascii="宋体" w:eastAsia="宋体" w:hAnsi="宋体"/>
+                <w:sz w:val="18"/>
+              </w:rPr>
+              <w:t>作业清理</w:t>
             </w:r>
           </w:p>
         </w:tc>
@@ -20578,7 +24878,14 @@
                 <w:rFonts w:ascii="宋体" w:eastAsia="宋体" w:hAnsi="宋体"/>
                 <w:sz w:val="18"/>
               </w:rPr>
-              <w:t>导出总成绩 CSV</w:t>
+              <w:t>导出总成绩</w:t>
+            </w:r>
+            <w:r>
+              <w:rPr>
+                <w:rFonts w:ascii="宋体" w:eastAsia="宋体" w:hAnsi="宋体"/>
+                <w:sz w:val="18"/>
+              </w:rPr>
+              <w:t xml:space="preserve"> CSV</w:t>
             </w:r>
           </w:p>
         </w:tc>
@@ -20598,7 +24905,28 @@
                 <w:rFonts w:ascii="宋体" w:eastAsia="宋体" w:hAnsi="宋体"/>
                 <w:sz w:val="18"/>
               </w:rPr>
-              <w:t>242 行，Excel 中文正常</w:t>
+              <w:t xml:space="preserve">242 </w:t>
+            </w:r>
+            <w:r>
+              <w:rPr>
+                <w:rFonts w:ascii="宋体" w:eastAsia="宋体" w:hAnsi="宋体"/>
+                <w:sz w:val="18"/>
+              </w:rPr>
+              <w:t>行，</w:t>
+            </w:r>
+            <w:r>
+              <w:rPr>
+                <w:rFonts w:ascii="宋体" w:eastAsia="宋体" w:hAnsi="宋体"/>
+                <w:sz w:val="18"/>
+              </w:rPr>
+              <w:t xml:space="preserve">Excel </w:t>
+            </w:r>
+            <w:r>
+              <w:rPr>
+                <w:rFonts w:ascii="宋体" w:eastAsia="宋体" w:hAnsi="宋体"/>
+                <w:sz w:val="18"/>
+              </w:rPr>
+              <w:t>中文正常</w:t>
             </w:r>
           </w:p>
         </w:tc>
@@ -21439,7 +25767,14 @@
                 <w:rFonts w:ascii="宋体" w:eastAsia="宋体" w:hAnsi="宋体"/>
                 <w:sz w:val="18"/>
               </w:rPr>
-              <w:t>409 并提示</w:t>
+              <w:t xml:space="preserve">409 </w:t>
+            </w:r>
+            <w:r>
+              <w:rPr>
+                <w:rFonts w:ascii="宋体" w:eastAsia="宋体" w:hAnsi="宋体"/>
+                <w:sz w:val="18"/>
+              </w:rPr>
+              <w:t>并提示</w:t>
             </w:r>
           </w:p>
         </w:tc>
@@ -21544,7 +25879,77 @@
                 <w:rFonts w:ascii="宋体" w:eastAsia="宋体" w:hAnsi="宋体"/>
                 <w:sz w:val="18"/>
               </w:rPr>
-              <w:t>考勤/表现/实验/作业/成绩/规则清理</w:t>
+              <w:t>考勤</w:t>
+            </w:r>
+            <w:r>
+              <w:rPr>
+                <w:rFonts w:ascii="宋体" w:eastAsia="宋体" w:hAnsi="宋体"/>
+                <w:sz w:val="18"/>
+              </w:rPr>
+              <w:t>/</w:t>
+            </w:r>
+            <w:r>
+              <w:rPr>
+                <w:rFonts w:ascii="宋体" w:eastAsia="宋体" w:hAnsi="宋体"/>
+                <w:sz w:val="18"/>
+              </w:rPr>
+              <w:t>表现</w:t>
+            </w:r>
+            <w:r>
+              <w:rPr>
+                <w:rFonts w:ascii="宋体" w:eastAsia="宋体" w:hAnsi="宋体"/>
+                <w:sz w:val="18"/>
+              </w:rPr>
+              <w:t>/</w:t>
+            </w:r>
+            <w:r>
+              <w:rPr>
+                <w:rFonts w:ascii="宋体" w:eastAsia="宋体" w:hAnsi="宋体"/>
+                <w:sz w:val="18"/>
+              </w:rPr>
+              <w:t>实验</w:t>
+            </w:r>
+            <w:r>
+              <w:rPr>
+                <w:rFonts w:ascii="宋体" w:eastAsia="宋体" w:hAnsi="宋体"/>
+                <w:sz w:val="18"/>
+              </w:rPr>
+              <w:t>/</w:t>
+            </w:r>
+            <w:r>
+              <w:rPr>
+                <w:rFonts w:ascii="宋体" w:eastAsia="宋体" w:hAnsi="宋体"/>
+                <w:sz w:val="18"/>
+              </w:rPr>
+              <w:t>作业</w:t>
+            </w:r>
+            <w:r>
+              <w:rPr>
+                <w:rFonts w:ascii="宋体" w:eastAsia="宋体" w:hAnsi="宋体"/>
+                <w:sz w:val="18"/>
+              </w:rPr>
+              <w:t>/</w:t>
+            </w:r>
+            <w:r>
+              <w:rPr>
+                <w:rFonts w:ascii="宋体" w:eastAsia="宋体" w:hAnsi="宋体"/>
+                <w:sz w:val="18"/>
+              </w:rPr>
+              <w:t>成绩</w:t>
+            </w:r>
+            <w:r>
+              <w:rPr>
+                <w:rFonts w:ascii="宋体" w:eastAsia="宋体" w:hAnsi="宋体"/>
+                <w:sz w:val="18"/>
+              </w:rPr>
+              <w:t>/</w:t>
+            </w:r>
+            <w:r>
+              <w:rPr>
+                <w:rFonts w:ascii="宋体" w:eastAsia="宋体" w:hAnsi="宋体"/>
+                <w:sz w:val="18"/>
+              </w:rPr>
+              <w:t>规则清理</w:t>
             </w:r>
           </w:p>
         </w:tc>
@@ -21734,7 +26139,21 @@
                 <w:rFonts w:ascii="宋体" w:eastAsia="宋体" w:hAnsi="宋体"/>
                 <w:sz w:val="18"/>
               </w:rPr>
-              <w:t>新密码少于 6 位</w:t>
+              <w:t>新密码少于</w:t>
+            </w:r>
+            <w:r>
+              <w:rPr>
+                <w:rFonts w:ascii="宋体" w:eastAsia="宋体" w:hAnsi="宋体"/>
+                <w:sz w:val="18"/>
+              </w:rPr>
+              <w:t xml:space="preserve"> 6 </w:t>
+            </w:r>
+            <w:r>
+              <w:rPr>
+                <w:rFonts w:ascii="宋体" w:eastAsia="宋体" w:hAnsi="宋体"/>
+                <w:sz w:val="18"/>
+              </w:rPr>
+              <w:t>位</w:t>
             </w:r>
           </w:p>
         </w:tc>
@@ -21754,7 +26173,14 @@
                 <w:rFonts w:ascii="宋体" w:eastAsia="宋体" w:hAnsi="宋体"/>
                 <w:sz w:val="18"/>
               </w:rPr>
-              <w:t>400 并提示</w:t>
+              <w:t xml:space="preserve">400 </w:t>
+            </w:r>
+            <w:r>
+              <w:rPr>
+                <w:rFonts w:ascii="宋体" w:eastAsia="宋体" w:hAnsi="宋体"/>
+                <w:sz w:val="18"/>
+              </w:rPr>
+              <w:t>并提示</w:t>
             </w:r>
           </w:p>
         </w:tc>
@@ -22029,7 +26455,14 @@
                 <w:rFonts w:ascii="宋体" w:eastAsia="宋体" w:hAnsi="宋体"/>
                 <w:sz w:val="18"/>
               </w:rPr>
-              <w:t>CSV 编码</w:t>
+              <w:t xml:space="preserve">CSV </w:t>
+            </w:r>
+            <w:r>
+              <w:rPr>
+                <w:rFonts w:ascii="宋体" w:eastAsia="宋体" w:hAnsi="宋体"/>
+                <w:sz w:val="18"/>
+              </w:rPr>
+              <w:t>编码</w:t>
             </w:r>
           </w:p>
         </w:tc>
@@ -22049,7 +26482,14 @@
                 <w:rFonts w:ascii="宋体" w:eastAsia="宋体" w:hAnsi="宋体"/>
                 <w:sz w:val="18"/>
               </w:rPr>
-              <w:t>Excel 打开导出文件</w:t>
+              <w:t xml:space="preserve">Excel </w:t>
+            </w:r>
+            <w:r>
+              <w:rPr>
+                <w:rFonts w:ascii="宋体" w:eastAsia="宋体" w:hAnsi="宋体"/>
+                <w:sz w:val="18"/>
+              </w:rPr>
+              <w:t>打开导出文件</w:t>
             </w:r>
           </w:p>
         </w:tc>
@@ -22174,7 +26614,14 @@
                 <w:rFonts w:ascii="宋体" w:eastAsia="宋体" w:hAnsi="宋体"/>
                 <w:sz w:val="18"/>
               </w:rPr>
-              <w:t>记录操作人、动作、时间、IP</w:t>
+              <w:t>记录操作人、动作、时间、</w:t>
+            </w:r>
+            <w:r>
+              <w:rPr>
+                <w:rFonts w:ascii="宋体" w:eastAsia="宋体" w:hAnsi="宋体"/>
+                <w:sz w:val="18"/>
+              </w:rPr>
+              <w:t>IP</w:t>
             </w:r>
           </w:p>
         </w:tc>
@@ -22207,9 +26654,12 @@
           <w:rFonts w:hint="eastAsia"/>
         </w:rPr>
       </w:pPr>
-      <w:bookmarkStart w:id="41" w:name="_Toc243687188"/>
-      <w:r>
-        <w:t>7.11 系统运行效果</w:t>
+      <w:bookmarkStart w:id="41" w:name="_Toc243688596"/>
+      <w:r>
+        <w:t xml:space="preserve">7.11 </w:t>
+      </w:r>
+      <w:r>
+        <w:t>系统运行效果</w:t>
       </w:r>
       <w:bookmarkEnd w:id="41"/>
     </w:p>
@@ -22236,7 +26686,7 @@
           <w:noProof/>
         </w:rPr>
         <w:drawing>
-          <wp:inline distT="0" distB="0" distL="0" distR="0" wp14:anchorId="27D6C6E4" wp14:editId="7598EFE5">
+          <wp:inline distT="0" distB="0" distL="0" distR="0" wp14:anchorId="6CEEB5E6" wp14:editId="1CC52EDE">
             <wp:extent cx="4500000" cy="2812500"/>
             <wp:effectExtent l="0" t="0" r="0" b="0"/>
             <wp:docPr id="7" name="Picture 7"/>
@@ -22280,7 +26730,13 @@
         </w:rPr>
       </w:pPr>
       <w:r>
-        <w:t>图 7-1 登录页面</w:t>
+        <w:t>图</w:t>
+      </w:r>
+      <w:r>
+        <w:t xml:space="preserve"> 7-1 </w:t>
+      </w:r>
+      <w:r>
+        <w:t>登录页面</w:t>
       </w:r>
     </w:p>
     <w:p>
@@ -22296,7 +26752,7 @@
         </w:rPr>
         <w:lastRenderedPageBreak/>
         <w:drawing>
-          <wp:inline distT="0" distB="0" distL="0" distR="0" wp14:anchorId="07381796" wp14:editId="0DED7E7B">
+          <wp:inline distT="0" distB="0" distL="0" distR="0" wp14:anchorId="53A3CD4B" wp14:editId="4E079D7F">
             <wp:extent cx="4500000" cy="2812500"/>
             <wp:effectExtent l="0" t="0" r="0" b="0"/>
             <wp:docPr id="8" name="Picture 8"/>
@@ -22340,7 +26796,13 @@
         </w:rPr>
       </w:pPr>
       <w:r>
-        <w:t>图 7-2 工作台</w:t>
+        <w:t>图</w:t>
+      </w:r>
+      <w:r>
+        <w:t xml:space="preserve"> 7-2 </w:t>
+      </w:r>
+      <w:r>
+        <w:t>工作台</w:t>
       </w:r>
     </w:p>
     <w:p>
@@ -22355,7 +26817,7 @@
           <w:noProof/>
         </w:rPr>
         <w:drawing>
-          <wp:inline distT="0" distB="0" distL="0" distR="0" wp14:anchorId="6B19F5DE" wp14:editId="5DFA46E6">
+          <wp:inline distT="0" distB="0" distL="0" distR="0" wp14:anchorId="1531F685" wp14:editId="38CAF694">
             <wp:extent cx="4500000" cy="2812500"/>
             <wp:effectExtent l="0" t="0" r="0" b="0"/>
             <wp:docPr id="9" name="Picture 9"/>
@@ -22399,7 +26861,13 @@
         </w:rPr>
       </w:pPr>
       <w:r>
-        <w:t>图 7-3 考勤查询与录入</w:t>
+        <w:t>图</w:t>
+      </w:r>
+      <w:r>
+        <w:t xml:space="preserve"> 7-3 </w:t>
+      </w:r>
+      <w:r>
+        <w:t>考勤查询与录入</w:t>
       </w:r>
     </w:p>
     <w:p>
@@ -22415,7 +26883,7 @@
         </w:rPr>
         <w:lastRenderedPageBreak/>
         <w:drawing>
-          <wp:inline distT="0" distB="0" distL="0" distR="0" wp14:anchorId="657ECC21" wp14:editId="4C6A0161">
+          <wp:inline distT="0" distB="0" distL="0" distR="0" wp14:anchorId="5D625053" wp14:editId="1FB061B6">
             <wp:extent cx="4500000" cy="2812500"/>
             <wp:effectExtent l="0" t="0" r="0" b="0"/>
             <wp:docPr id="10" name="Picture 10"/>
@@ -22459,7 +26927,13 @@
         </w:rPr>
       </w:pPr>
       <w:r>
-        <w:t>图 7-4 成绩汇总与导出</w:t>
+        <w:t>图</w:t>
+      </w:r>
+      <w:r>
+        <w:t xml:space="preserve"> 7-4 </w:t>
+      </w:r>
+      <w:r>
+        <w:t>成绩汇总与导出</w:t>
       </w:r>
     </w:p>
     <w:p>
@@ -22474,7 +26948,7 @@
           <w:noProof/>
         </w:rPr>
         <w:drawing>
-          <wp:inline distT="0" distB="0" distL="0" distR="0" wp14:anchorId="19C3B597" wp14:editId="041A230C">
+          <wp:inline distT="0" distB="0" distL="0" distR="0" wp14:anchorId="4CA149A0" wp14:editId="6292560A">
             <wp:extent cx="4500000" cy="2812500"/>
             <wp:effectExtent l="0" t="0" r="0" b="0"/>
             <wp:docPr id="11" name="Picture 11"/>
@@ -22518,7 +26992,13 @@
         </w:rPr>
       </w:pPr>
       <w:r>
-        <w:t>图 7-5 学生管理</w:t>
+        <w:t>图</w:t>
+      </w:r>
+      <w:r>
+        <w:t xml:space="preserve"> 7-5 </w:t>
+      </w:r>
+      <w:r>
+        <w:t>学生管理</w:t>
       </w:r>
     </w:p>
     <w:p>
@@ -22534,7 +27014,7 @@
         </w:rPr>
         <w:lastRenderedPageBreak/>
         <w:drawing>
-          <wp:inline distT="0" distB="0" distL="0" distR="0" wp14:anchorId="79BF37E2" wp14:editId="37CFBF9B">
+          <wp:inline distT="0" distB="0" distL="0" distR="0" wp14:anchorId="22FBB273" wp14:editId="2CF9A013">
             <wp:extent cx="4500000" cy="2812500"/>
             <wp:effectExtent l="0" t="0" r="0" b="0"/>
             <wp:docPr id="12" name="Picture 12"/>
@@ -22578,7 +27058,13 @@
         </w:rPr>
       </w:pPr>
       <w:r>
-        <w:t>图 7-6 操作日志</w:t>
+        <w:t>图</w:t>
+      </w:r>
+      <w:r>
+        <w:t xml:space="preserve"> 7-6 </w:t>
+      </w:r>
+      <w:r>
+        <w:t>操作日志</w:t>
       </w:r>
     </w:p>
     <w:p>
@@ -22589,7 +27075,7 @@
           <w:rFonts w:hint="eastAsia"/>
         </w:rPr>
       </w:pPr>
-      <w:bookmarkStart w:id="42" w:name="_Toc243687189"/>
+      <w:bookmarkStart w:id="42" w:name="_Toc243688597"/>
       <w:r>
         <w:lastRenderedPageBreak/>
         <w:t>八．项目总结及收获</w:t>
@@ -22603,9 +27089,12 @@
           <w:rFonts w:hint="eastAsia"/>
         </w:rPr>
       </w:pPr>
-      <w:bookmarkStart w:id="43" w:name="_Toc243687190"/>
-      <w:r>
-        <w:t>8.1 实训过程总结</w:t>
+      <w:bookmarkStart w:id="43" w:name="_Toc243688598"/>
+      <w:r>
+        <w:t xml:space="preserve">8.1 </w:t>
+      </w:r>
+      <w:r>
+        <w:t>实训过程总结</w:t>
       </w:r>
       <w:bookmarkEnd w:id="43"/>
     </w:p>
@@ -22617,7 +27106,43 @@
         </w:rPr>
       </w:pPr>
       <w:r>
-        <w:t>本次实训从需求分析开始，经历了环境搭建、数据库设计、后端开发、前端开发、测试调试与容器化部署等阶段。开发初期先完成数据库表结构与演示数据，保证各功能模块有稳定的数据基础；随后按“登录认证—基础数据—教学过程—成绩统计”的顺序实现功能；最后补充前后端分离接口与 Docker 部署，使系统具备完整的演示与交付能力。</w:t>
+        <w:t>本次实训从需求分析开始，经历了环境搭建、数据库设计、后端开发、前端开发、测试调试与容器化部署等阶段。开发初期先完成数据库表结构与演示数据，保证各功能模块有稳定的数据基础；随后按</w:t>
+      </w:r>
+      <w:r>
+        <w:t>“</w:t>
+      </w:r>
+      <w:r>
+        <w:t>登录认证</w:t>
+      </w:r>
+      <w:r>
+        <w:t>—</w:t>
+      </w:r>
+      <w:r>
+        <w:t>基础数据</w:t>
+      </w:r>
+      <w:r>
+        <w:t>—</w:t>
+      </w:r>
+      <w:r>
+        <w:t>教学过程</w:t>
+      </w:r>
+      <w:r>
+        <w:t>—</w:t>
+      </w:r>
+      <w:r>
+        <w:t>成绩统计</w:t>
+      </w:r>
+      <w:r>
+        <w:t>”</w:t>
+      </w:r>
+      <w:r>
+        <w:t>的顺序实现功能；最后补充前后端分离接口与</w:t>
+      </w:r>
+      <w:r>
+        <w:t xml:space="preserve"> Docker </w:t>
+      </w:r>
+      <w:r>
+        <w:t>部署，使系统具备完整的演示与交付能力。</w:t>
       </w:r>
     </w:p>
     <w:p>
@@ -22628,7 +27153,19 @@
         </w:rPr>
       </w:pPr>
       <w:r>
-        <w:t>在实现过程中，我逐步建立了“先设计、后编码、再验证”的工作习惯：每新增一个功能，先明确数据表、接口与权限，再编写代码，最后通过页面操作与接口请求双重验证。对于成绩计算、批量考勤、级联删除等容易出错的逻辑，均补充了边界校验与测试用例。</w:t>
+        <w:t>在实现过程中，我逐步建立了</w:t>
+      </w:r>
+      <w:r>
+        <w:t>“</w:t>
+      </w:r>
+      <w:r>
+        <w:t>先设计、后编码、再验证</w:t>
+      </w:r>
+      <w:r>
+        <w:t>”</w:t>
+      </w:r>
+      <w:r>
+        <w:t>的工作习惯：每新增一个功能，先明确数据表、接口与权限，再编写代码，最后通过页面操作与接口请求双重验证。对于成绩计算、批量考勤、级联删除等容易出错的逻辑，均补充了边界校验与测试用例。</w:t>
       </w:r>
     </w:p>
     <w:p>
@@ -22638,9 +27175,12 @@
           <w:rFonts w:hint="eastAsia"/>
         </w:rPr>
       </w:pPr>
-      <w:bookmarkStart w:id="44" w:name="_Toc243687191"/>
-      <w:r>
-        <w:t>8.2 技术能力收获</w:t>
+      <w:bookmarkStart w:id="44" w:name="_Toc243688599"/>
+      <w:r>
+        <w:t xml:space="preserve">8.2 </w:t>
+      </w:r>
+      <w:r>
+        <w:t>技术能力收获</w:t>
       </w:r>
       <w:bookmarkEnd w:id="44"/>
     </w:p>
@@ -22652,7 +27192,61 @@
         </w:rPr>
       </w:pPr>
       <w:r>
-        <w:t>通过本实训，我较为系统地掌握了 Spring Boot 的分层开发方式，理解了 Controller、Service、Mapper 的职责划分；熟悉了 MyBatis 注解 SQL、动态 SQL、联合唯一约束与聚合查询；掌握了 Session 登录态、拦截器、BCrypt 密码存储、同源校验等安全实践；学会了使用外键与事务保证数据一致性。</w:t>
+        <w:t>通过本实训，我较为系统地掌握了</w:t>
+      </w:r>
+      <w:r>
+        <w:t xml:space="preserve"> Spring Boot </w:t>
+      </w:r>
+      <w:r>
+        <w:t>的分层开发方式，理解了</w:t>
+      </w:r>
+      <w:r>
+        <w:t xml:space="preserve"> Controller</w:t>
+      </w:r>
+      <w:r>
+        <w:t>、</w:t>
+      </w:r>
+      <w:r>
+        <w:t>Service</w:t>
+      </w:r>
+      <w:r>
+        <w:t>、</w:t>
+      </w:r>
+      <w:r>
+        <w:t xml:space="preserve">Mapper </w:t>
+      </w:r>
+      <w:r>
+        <w:t>的职责划分；熟悉了</w:t>
+      </w:r>
+      <w:r>
+        <w:t xml:space="preserve"> MyBatis </w:t>
+      </w:r>
+      <w:r>
+        <w:t>注解</w:t>
+      </w:r>
+      <w:r>
+        <w:t xml:space="preserve"> SQL</w:t>
+      </w:r>
+      <w:r>
+        <w:t>、动态</w:t>
+      </w:r>
+      <w:r>
+        <w:t xml:space="preserve"> SQL</w:t>
+      </w:r>
+      <w:r>
+        <w:t>、联合唯一约束与聚合查询；掌握了</w:t>
+      </w:r>
+      <w:r>
+        <w:t xml:space="preserve"> Session </w:t>
+      </w:r>
+      <w:r>
+        <w:t>登录态、拦截器、</w:t>
+      </w:r>
+      <w:r>
+        <w:t xml:space="preserve">BCrypt </w:t>
+      </w:r>
+      <w:r>
+        <w:t>密码存储、同源校验等安全实践；学会了使用外键与事务保证数据一致性。</w:t>
       </w:r>
     </w:p>
     <w:p>
@@ -22663,7 +27257,43 @@
         </w:rPr>
       </w:pPr>
       <w:r>
-        <w:t>在工程能力方面，我掌握了 Maven 构建、WAR 打包、Tomcat 部署、Nginx 反向代理与 Docker Compose 编排；理解了前后端分离的接口设计、Cookie 同源策略与静态资源托管方式；也学会了通过日志、接口返回与数据库查询定位问题。</w:t>
+        <w:t>在工程能力方面，我掌握了</w:t>
+      </w:r>
+      <w:r>
+        <w:t xml:space="preserve"> Maven </w:t>
+      </w:r>
+      <w:r>
+        <w:t>构建、</w:t>
+      </w:r>
+      <w:r>
+        <w:t xml:space="preserve">WAR </w:t>
+      </w:r>
+      <w:r>
+        <w:t>打包、</w:t>
+      </w:r>
+      <w:r>
+        <w:t xml:space="preserve">Tomcat </w:t>
+      </w:r>
+      <w:r>
+        <w:t>部署、</w:t>
+      </w:r>
+      <w:r>
+        <w:t xml:space="preserve">Nginx </w:t>
+      </w:r>
+      <w:r>
+        <w:t>反向代理与</w:t>
+      </w:r>
+      <w:r>
+        <w:t xml:space="preserve"> Docker Compose </w:t>
+      </w:r>
+      <w:r>
+        <w:t>编排；理解了前后端分离的接口设计、</w:t>
+      </w:r>
+      <w:r>
+        <w:t xml:space="preserve">Cookie </w:t>
+      </w:r>
+      <w:r>
+        <w:t>同源策略与静态资源托管方式；也学会了通过日志、接口返回与数据库查询定位问题。</w:t>
       </w:r>
     </w:p>
     <w:p>
@@ -22673,9 +27303,12 @@
           <w:rFonts w:hint="eastAsia"/>
         </w:rPr>
       </w:pPr>
-      <w:bookmarkStart w:id="45" w:name="_Toc243687192"/>
-      <w:r>
-        <w:t>8.3 遇到的问题及解决方法</w:t>
+      <w:bookmarkStart w:id="45" w:name="_Toc243688600"/>
+      <w:r>
+        <w:t xml:space="preserve">8.3 </w:t>
+      </w:r>
+      <w:r>
+        <w:t>遇到的问题及解决方法</w:t>
       </w:r>
       <w:bookmarkEnd w:id="45"/>
     </w:p>
@@ -22687,7 +27320,79 @@
         </w:rPr>
       </w:pPr>
       <w:r>
-        <w:t>（1）IDE 使用 JDK 25 编译，运行时报 UnsupportedClassVersionError（class 文件版本 69.0）。解决方法：将 IDE 编译 JDK 固定为 17，执行 mvn clean package 重新构建，并检查所有 class 均为版本 61。</w:t>
+        <w:t>（</w:t>
+      </w:r>
+      <w:r>
+        <w:t>1</w:t>
+      </w:r>
+      <w:r>
+        <w:t>）</w:t>
+      </w:r>
+      <w:r>
+        <w:t xml:space="preserve">IDE </w:t>
+      </w:r>
+      <w:r>
+        <w:t>使用</w:t>
+      </w:r>
+      <w:r>
+        <w:t xml:space="preserve"> JDK 25 </w:t>
+      </w:r>
+      <w:r>
+        <w:t>编译，运行时报</w:t>
+      </w:r>
+      <w:r>
+        <w:t xml:space="preserve"> UnsupportedClassVersionError</w:t>
+      </w:r>
+      <w:r>
+        <w:t>（</w:t>
+      </w:r>
+      <w:r>
+        <w:t xml:space="preserve">class </w:t>
+      </w:r>
+      <w:r>
+        <w:t>文件版本</w:t>
+      </w:r>
+      <w:r>
+        <w:t xml:space="preserve"> 69.0</w:t>
+      </w:r>
+      <w:r>
+        <w:t>）。解决方法：将</w:t>
+      </w:r>
+      <w:r>
+        <w:t xml:space="preserve"> IDE </w:t>
+      </w:r>
+      <w:r>
+        <w:t>编译</w:t>
+      </w:r>
+      <w:r>
+        <w:t xml:space="preserve"> JDK </w:t>
+      </w:r>
+      <w:r>
+        <w:t>固定为</w:t>
+      </w:r>
+      <w:r>
+        <w:t xml:space="preserve"> 17</w:t>
+      </w:r>
+      <w:r>
+        <w:t>，执行</w:t>
+      </w:r>
+      <w:r>
+        <w:t xml:space="preserve"> mvn clean package </w:t>
+      </w:r>
+      <w:r>
+        <w:t>重新构建，并检查所有</w:t>
+      </w:r>
+      <w:r>
+        <w:t xml:space="preserve"> class </w:t>
+      </w:r>
+      <w:r>
+        <w:t>均为版本</w:t>
+      </w:r>
+      <w:r>
+        <w:t xml:space="preserve"> 61</w:t>
+      </w:r>
+      <w:r>
+        <w:t>。</w:t>
       </w:r>
     </w:p>
     <w:p>
@@ -22698,7 +27403,13 @@
         </w:rPr>
       </w:pPr>
       <w:r>
-        <w:t>（2）应用启动时自动执行数据脚本，导致演示数据重复。解决方法：启动时只执行幂等的建表脚本，演示数据改为手工执行一次快照脚本。</w:t>
+        <w:t>（</w:t>
+      </w:r>
+      <w:r>
+        <w:t>2</w:t>
+      </w:r>
+      <w:r>
+        <w:t>）应用启动时自动执行数据脚本，导致演示数据重复。解决方法：启动时只执行幂等的建表脚本，演示数据改为手工执行一次快照脚本。</w:t>
       </w:r>
     </w:p>
     <w:p>
@@ -22710,7 +27421,37 @@
       </w:pPr>
       <w:r>
         <w:lastRenderedPageBreak/>
-        <w:t>（3）Thymeleaf 3.1 不允许在 th:onclick 中直接拼接字符串，页面按钮失效。解决方法：改用 data-* 属性传递参数，由外部 JS 绑定事件。</w:t>
+        <w:t>（</w:t>
+      </w:r>
+      <w:r>
+        <w:t>3</w:t>
+      </w:r>
+      <w:r>
+        <w:t>）</w:t>
+      </w:r>
+      <w:r>
+        <w:t xml:space="preserve">Thymeleaf 3.1 </w:t>
+      </w:r>
+      <w:r>
+        <w:t>不允许在</w:t>
+      </w:r>
+      <w:r>
+        <w:t xml:space="preserve"> th:onclick </w:t>
+      </w:r>
+      <w:r>
+        <w:t>中直接拼接字符串，页面按钮失效。解决方法：改用</w:t>
+      </w:r>
+      <w:r>
+        <w:t xml:space="preserve"> data-* </w:t>
+      </w:r>
+      <w:r>
+        <w:t>属性传递参数，由外部</w:t>
+      </w:r>
+      <w:r>
+        <w:t xml:space="preserve"> JS </w:t>
+      </w:r>
+      <w:r>
+        <w:t>绑定事件。</w:t>
       </w:r>
     </w:p>
     <w:p>
@@ -22721,7 +27462,43 @@
         </w:rPr>
       </w:pPr>
       <w:r>
-        <w:t>（4）MyBatis 中 LIKE 拼接写成 '%' + #{keyword} + '%' 在 MySQL 下语法错误。解决方法：改为 CONCAT('%', #{keyword}, '%')。</w:t>
+        <w:t>（</w:t>
+      </w:r>
+      <w:r>
+        <w:t>4</w:t>
+      </w:r>
+      <w:r>
+        <w:t>）</w:t>
+      </w:r>
+      <w:r>
+        <w:t xml:space="preserve">MyBatis </w:t>
+      </w:r>
+      <w:r>
+        <w:t>中</w:t>
+      </w:r>
+      <w:r>
+        <w:t xml:space="preserve"> LIKE </w:t>
+      </w:r>
+      <w:r>
+        <w:t>拼接写成</w:t>
+      </w:r>
+      <w:r>
+        <w:t xml:space="preserve"> '%' + #{keyword} + '%' </w:t>
+      </w:r>
+      <w:r>
+        <w:t>在</w:t>
+      </w:r>
+      <w:r>
+        <w:t xml:space="preserve"> MySQL </w:t>
+      </w:r>
+      <w:r>
+        <w:t>下语法错误。解决方法：改为</w:t>
+      </w:r>
+      <w:r>
+        <w:t xml:space="preserve"> CONCAT('%', #{keyword}, '%')</w:t>
+      </w:r>
+      <w:r>
+        <w:t>。</w:t>
       </w:r>
     </w:p>
     <w:p>
@@ -22732,7 +27509,25 @@
         </w:rPr>
       </w:pPr>
       <w:r>
-        <w:t>（5）循环更新时出现 ResultSet closed。解决方法：先将查询结果物化为 List，再执行写操作。</w:t>
+        <w:t>（</w:t>
+      </w:r>
+      <w:r>
+        <w:t>5</w:t>
+      </w:r>
+      <w:r>
+        <w:t>）循环更新时出现</w:t>
+      </w:r>
+      <w:r>
+        <w:t xml:space="preserve"> ResultSet closed</w:t>
+      </w:r>
+      <w:r>
+        <w:t>。解决方法：先将查询结果物化为</w:t>
+      </w:r>
+      <w:r>
+        <w:t xml:space="preserve"> List</w:t>
+      </w:r>
+      <w:r>
+        <w:t>，再执行写操作。</w:t>
       </w:r>
     </w:p>
     <w:p>
@@ -22743,7 +27538,25 @@
         </w:rPr>
       </w:pPr>
       <w:r>
-        <w:t>（6）成绩报表按学生逐条查询导致 N+1，页面响应慢。解决方法：改为每类数据一次聚合查询，再用 Map 匹配，响应时间从数秒降到亚秒级。</w:t>
+        <w:t>（</w:t>
+      </w:r>
+      <w:r>
+        <w:t>6</w:t>
+      </w:r>
+      <w:r>
+        <w:t>）成绩报表按学生逐条查询导致</w:t>
+      </w:r>
+      <w:r>
+        <w:t xml:space="preserve"> N+1</w:t>
+      </w:r>
+      <w:r>
+        <w:t>，页面响应慢。解决方法：改为每类数据一次聚合查询，再用</w:t>
+      </w:r>
+      <w:r>
+        <w:t xml:space="preserve"> Map </w:t>
+      </w:r>
+      <w:r>
+        <w:t>匹配，响应时间从数秒降到亚秒级。</w:t>
       </w:r>
     </w:p>
     <w:p>
@@ -22754,7 +27567,19 @@
         </w:rPr>
       </w:pPr>
       <w:r>
-        <w:t>（7）演示数据日期不真实，考勤几乎全部集中在周五。解决方法：按 16 个教学周重新生成数据，不同课程分布在不同工作日，避开周末与国庆假期。</w:t>
+        <w:t>（</w:t>
+      </w:r>
+      <w:r>
+        <w:t>7</w:t>
+      </w:r>
+      <w:r>
+        <w:t>）演示数据日期不真实，考勤几乎全部集中在周五。解决方法：按</w:t>
+      </w:r>
+      <w:r>
+        <w:t xml:space="preserve"> 16 </w:t>
+      </w:r>
+      <w:r>
+        <w:t>个教学周重新生成数据，不同课程分布在不同工作日，避开周末与国庆假期。</w:t>
       </w:r>
     </w:p>
     <w:p>
@@ -22764,9 +27589,12 @@
           <w:rFonts w:hint="eastAsia"/>
         </w:rPr>
       </w:pPr>
-      <w:bookmarkStart w:id="46" w:name="_Toc243687193"/>
-      <w:r>
-        <w:t>8.4 自身不足与改进方向</w:t>
+      <w:bookmarkStart w:id="46" w:name="_Toc243688601"/>
+      <w:r>
+        <w:t xml:space="preserve">8.4 </w:t>
+      </w:r>
+      <w:r>
+        <w:t>自身不足与改进方向</w:t>
       </w:r>
       <w:bookmarkEnd w:id="46"/>
     </w:p>
@@ -22778,7 +27606,49 @@
         </w:rPr>
       </w:pPr>
       <w:r>
-        <w:t>系统虽然完成了预定功能，但仍存在不足。第一，Service 层覆盖不完整，考勤、表现、实验、作业等模块的部分业务逻辑仍在 Controller 中，后续应按模块拆分 Service，使分层更加彻底，也便于单元测试。第二，数据库实际采用 MySQL，与指导手册中的 SQL Server 存在差异，虽然核心 SQL 兼容，但若课程要求严格，仍需补充 SQL Server 的建表脚本与驱动配置。第三，前后端分离版的功能仍在持续补齐，部分管理操作的历史交互习惯还需要优化，例如批量导入、表格排序与筛选条件的记忆。</w:t>
+        <w:t>系统虽然完成了预定功能，但仍存在不足。第一，</w:t>
+      </w:r>
+      <w:r>
+        <w:t xml:space="preserve">Service </w:t>
+      </w:r>
+      <w:r>
+        <w:t>层覆盖不完整，考勤、表现、实验、作业等模块的部分业务逻辑仍在</w:t>
+      </w:r>
+      <w:r>
+        <w:t xml:space="preserve"> Controller </w:t>
+      </w:r>
+      <w:r>
+        <w:t>中，后续应按模块拆分</w:t>
+      </w:r>
+      <w:r>
+        <w:t xml:space="preserve"> Service</w:t>
+      </w:r>
+      <w:r>
+        <w:t>，使分层更加彻底，也便于单元测试。第二，数据库实际采用</w:t>
+      </w:r>
+      <w:r>
+        <w:t xml:space="preserve"> MySQL</w:t>
+      </w:r>
+      <w:r>
+        <w:t>，与指导手册中的</w:t>
+      </w:r>
+      <w:r>
+        <w:t xml:space="preserve"> SQL Server </w:t>
+      </w:r>
+      <w:r>
+        <w:t>存在差异，虽然核心</w:t>
+      </w:r>
+      <w:r>
+        <w:t xml:space="preserve"> SQL </w:t>
+      </w:r>
+      <w:r>
+        <w:t>兼容，但若课程要求严格，仍需补充</w:t>
+      </w:r>
+      <w:r>
+        <w:t xml:space="preserve"> SQL Server </w:t>
+      </w:r>
+      <w:r>
+        <w:t>的建表脚本与驱动配置。第三，前后端分离版的功能仍在持续补齐，部分管理操作的历史交互习惯还需要优化，例如批量导入、表格排序与筛选条件的记忆。</w:t>
       </w:r>
     </w:p>
     <w:p>
@@ -22789,7 +27659,55 @@
         </w:rPr>
       </w:pPr>
       <w:r>
-        <w:t>第四，测试以功能测试与少量单元测试为主，缺少自动化接口测试与性能测试；后续可以引入 MockMvc、Testcontainers 与 JMeter，对关键接口做回归与压力测试。第五，成绩导出目前为 CSV，若需要更正式的报表，可引入 Apache POI 生成带格式的 Excel，或使用模板引擎生成 PDF。第六，系统在高并发、缓存、日志采集、权限精细化（菜单级/按钮级）方面仍是空白，距离生产系统还有差距。</w:t>
+        <w:t>第四，测试以功能测试与少量单元测试为主，缺少自动化接口测试与性能测试；后续可以引入</w:t>
+      </w:r>
+      <w:r>
+        <w:t xml:space="preserve"> MockMvc</w:t>
+      </w:r>
+      <w:r>
+        <w:t>、</w:t>
+      </w:r>
+      <w:r>
+        <w:t xml:space="preserve">Testcontainers </w:t>
+      </w:r>
+      <w:r>
+        <w:t>与</w:t>
+      </w:r>
+      <w:r>
+        <w:t xml:space="preserve"> JMeter</w:t>
+      </w:r>
+      <w:r>
+        <w:t>，对关键接口做回归与压力测试。第五，成绩导出目前为</w:t>
+      </w:r>
+      <w:r>
+        <w:t xml:space="preserve"> CSV</w:t>
+      </w:r>
+      <w:r>
+        <w:t>，若需要更正式的报表，可引入</w:t>
+      </w:r>
+      <w:r>
+        <w:t xml:space="preserve"> Apache POI </w:t>
+      </w:r>
+      <w:r>
+        <w:t>生成带格式的</w:t>
+      </w:r>
+      <w:r>
+        <w:t xml:space="preserve"> Excel</w:t>
+      </w:r>
+      <w:r>
+        <w:t>，或使用模板引擎生成</w:t>
+      </w:r>
+      <w:r>
+        <w:t xml:space="preserve"> PDF</w:t>
+      </w:r>
+      <w:r>
+        <w:t>。第六，系统在高并发、缓存、日志采集、权限精细化（菜单级</w:t>
+      </w:r>
+      <w:r>
+        <w:t>/</w:t>
+      </w:r>
+      <w:r>
+        <w:t>按钮级）方面仍是空白，距离生产系统还有差距。</w:t>
       </w:r>
     </w:p>
     <w:p>
@@ -22800,11 +27718,47 @@
         </w:rPr>
       </w:pPr>
       <w:r>
-        <w:t>针对上述不足，我计划从三个方面改进：一是继续完善 Service 分层与单元测试，提升代码可维护性；二是补充 SQL Server 兼容脚本与部署文档，满足不同环境要求；三是完善前端交互与报表能力，增加批量导入、图表统计与导出</w:t>
+        <w:t>针对上述不足，我计划从三个方面改进：一是继续完善</w:t>
+      </w:r>
+      <w:r>
+        <w:t xml:space="preserve"> Service </w:t>
+      </w:r>
+      <w:r>
+        <w:t>分层与单元测试，提升代码可维护性；二是补充</w:t>
+      </w:r>
+      <w:r>
+        <w:t xml:space="preserve"> SQL Server </w:t>
+      </w:r>
+      <w:r>
+        <w:t>兼容脚本与部署文档，满足不同环境要求；三是完善前端交互与报表能力，增加批量导入、图表统计与导出</w:t>
       </w:r>
       <w:r>
         <w:lastRenderedPageBreak/>
-        <w:t>格式选择。通过持续迭代，使系统从“能运行的课程作业”逐步接近“可用于实际教学的业务系统”。</w:t>
+        <w:t>格式选择。通过持续迭代，使系统从</w:t>
+      </w:r>
+      <w:r>
+        <w:t>“</w:t>
+      </w:r>
+      <w:r>
+        <w:t>能运行的课程作业</w:t>
+      </w:r>
+      <w:r>
+        <w:t>”</w:t>
+      </w:r>
+      <w:r>
+        <w:t>逐步接近</w:t>
+      </w:r>
+      <w:r>
+        <w:t>“</w:t>
+      </w:r>
+      <w:r>
+        <w:t>可用于实际教学的业务系统</w:t>
+      </w:r>
+      <w:r>
+        <w:t>”</w:t>
+      </w:r>
+      <w:r>
+        <w:t>。</w:t>
       </w:r>
     </w:p>
     <w:p>
@@ -22815,10 +27769,16 @@
           <w:rFonts w:hint="eastAsia"/>
         </w:rPr>
       </w:pPr>
-      <w:bookmarkStart w:id="47" w:name="_Toc243687194"/>
+      <w:bookmarkStart w:id="47" w:name="_Toc243688602"/>
       <w:r>
         <w:lastRenderedPageBreak/>
-        <w:t>附录 A 数据库脚本说明</w:t>
+        <w:t>附录</w:t>
+      </w:r>
+      <w:r>
+        <w:t xml:space="preserve"> A </w:t>
+      </w:r>
+      <w:r>
+        <w:t>数据库脚本说明</w:t>
       </w:r>
       <w:bookmarkEnd w:id="47"/>
     </w:p>
@@ -22830,7 +27790,37 @@
         </w:rPr>
       </w:pPr>
       <w:r>
-        <w:t>数据库脚本位于 src/main/resources/db/ 目录：schema-mysql.sql 负责建表、索引与外键，幂等可重复执行；data-mysql.sql 为完整演示数据快照，执行前会清空业务表；migration-fk.sql 用于已有库补充外键。执行顺序为：建库 → schema-mysql.sql → data-mysql.sql。</w:t>
+        <w:t>数据库脚本位于</w:t>
+      </w:r>
+      <w:r>
+        <w:t xml:space="preserve"> src/main/resources/db/ </w:t>
+      </w:r>
+      <w:r>
+        <w:t>目录：</w:t>
+      </w:r>
+      <w:r>
+        <w:t xml:space="preserve">schema-mysql.sql </w:t>
+      </w:r>
+      <w:r>
+        <w:t>负责建表、索引与外键，幂等可重复执行；</w:t>
+      </w:r>
+      <w:r>
+        <w:t xml:space="preserve">data-mysql.sql </w:t>
+      </w:r>
+      <w:r>
+        <w:t>为完整演示数据快照，执行前会清空业务表；</w:t>
+      </w:r>
+      <w:r>
+        <w:t xml:space="preserve">migration-fk.sql </w:t>
+      </w:r>
+      <w:r>
+        <w:t>用于已有库补充外键。执行顺序为：建库</w:t>
+      </w:r>
+      <w:r>
+        <w:t xml:space="preserve"> → schema-mysql.sql → data-mysql.sql</w:t>
+      </w:r>
+      <w:r>
+        <w:t>。</w:t>
       </w:r>
     </w:p>
     <w:p>
@@ -22841,7 +27831,61 @@
         </w:rPr>
       </w:pPr>
       <w:r>
-        <w:t>数据快照包含 8 个班级、240 名学生、5 名教师、12 门课程、76 条课程班级关系、12 条评价规则，以及约 6.5 万条教学记录。所有日期均按 2025 年秋季学期 16 个教学周生成，工作日上课，避开国庆假期。</w:t>
+        <w:t>数据快照包含</w:t>
+      </w:r>
+      <w:r>
+        <w:t xml:space="preserve"> 8 </w:t>
+      </w:r>
+      <w:r>
+        <w:t>个班级、</w:t>
+      </w:r>
+      <w:r>
+        <w:t xml:space="preserve">240 </w:t>
+      </w:r>
+      <w:r>
+        <w:t>名学生、</w:t>
+      </w:r>
+      <w:r>
+        <w:t xml:space="preserve">5 </w:t>
+      </w:r>
+      <w:r>
+        <w:t>名教师、</w:t>
+      </w:r>
+      <w:r>
+        <w:t xml:space="preserve">12 </w:t>
+      </w:r>
+      <w:r>
+        <w:t>门课程、</w:t>
+      </w:r>
+      <w:r>
+        <w:t xml:space="preserve">76 </w:t>
+      </w:r>
+      <w:r>
+        <w:t>条课程班级关系、</w:t>
+      </w:r>
+      <w:r>
+        <w:t xml:space="preserve">12 </w:t>
+      </w:r>
+      <w:r>
+        <w:t>条评价规则，以及约</w:t>
+      </w:r>
+      <w:r>
+        <w:t xml:space="preserve"> 6.5 </w:t>
+      </w:r>
+      <w:r>
+        <w:t>万条教学记录。所有日期均按</w:t>
+      </w:r>
+      <w:r>
+        <w:t xml:space="preserve"> 2025 </w:t>
+      </w:r>
+      <w:r>
+        <w:t>年秋季学期</w:t>
+      </w:r>
+      <w:r>
+        <w:t xml:space="preserve"> 16 </w:t>
+      </w:r>
+      <w:r>
+        <w:t>个教学周生成，工作日上课，避开国庆假期。</w:t>
       </w:r>
     </w:p>
     <w:p>
@@ -22852,10 +27896,16 @@
           <w:rFonts w:hint="eastAsia"/>
         </w:rPr>
       </w:pPr>
-      <w:bookmarkStart w:id="48" w:name="_Toc243687195"/>
+      <w:bookmarkStart w:id="48" w:name="_Toc243688603"/>
       <w:r>
         <w:lastRenderedPageBreak/>
-        <w:t>附录 B 主要接口清单</w:t>
+        <w:t>附录</w:t>
+      </w:r>
+      <w:r>
+        <w:t xml:space="preserve"> B </w:t>
+      </w:r>
+      <w:r>
+        <w:t>主要接口清单</w:t>
       </w:r>
       <w:bookmarkEnd w:id="48"/>
     </w:p>
@@ -22867,7 +27917,19 @@
         </w:rPr>
       </w:pPr>
       <w:r>
-        <w:t>表 B-1 主要 REST 接口</w:t>
+        <w:t>表</w:t>
+      </w:r>
+      <w:r>
+        <w:t xml:space="preserve"> B-1 </w:t>
+      </w:r>
+      <w:r>
+        <w:t>主要</w:t>
+      </w:r>
+      <w:r>
+        <w:t xml:space="preserve"> REST </w:t>
+      </w:r>
+      <w:r>
+        <w:t>接口</w:t>
       </w:r>
     </w:p>
     <w:tbl>
@@ -22993,7 +28055,35 @@
                 <w:rFonts w:ascii="宋体" w:eastAsia="宋体" w:hAnsi="宋体"/>
                 <w:sz w:val="19"/>
               </w:rPr>
-              <w:t>POST /api/auth/login、/logout、/password</w:t>
+              <w:t>POST /api/auth/login</w:t>
+            </w:r>
+            <w:r>
+              <w:rPr>
+                <w:rFonts w:ascii="宋体" w:eastAsia="宋体" w:hAnsi="宋体"/>
+                <w:sz w:val="19"/>
+              </w:rPr>
+              <w:t>、</w:t>
+            </w:r>
+            <w:r>
+              <w:rPr>
+                <w:rFonts w:ascii="宋体" w:eastAsia="宋体" w:hAnsi="宋体"/>
+                <w:sz w:val="19"/>
+              </w:rPr>
+              <w:t>/logout</w:t>
+            </w:r>
+            <w:r>
+              <w:rPr>
+                <w:rFonts w:ascii="宋体" w:eastAsia="宋体" w:hAnsi="宋体"/>
+                <w:sz w:val="19"/>
+              </w:rPr>
+              <w:t>、</w:t>
+            </w:r>
+            <w:r>
+              <w:rPr>
+                <w:rFonts w:ascii="宋体" w:eastAsia="宋体" w:hAnsi="宋体"/>
+                <w:sz w:val="19"/>
+              </w:rPr>
+              <w:t>/password</w:t>
             </w:r>
           </w:p>
         </w:tc>
@@ -23058,7 +28148,35 @@
                 <w:rFonts w:ascii="宋体" w:eastAsia="宋体" w:hAnsi="宋体"/>
                 <w:sz w:val="19"/>
               </w:rPr>
-              <w:t>GET /api/dashboard、/courses、/classes</w:t>
+              <w:t>GET /api/dashboard</w:t>
+            </w:r>
+            <w:r>
+              <w:rPr>
+                <w:rFonts w:ascii="宋体" w:eastAsia="宋体" w:hAnsi="宋体"/>
+                <w:sz w:val="19"/>
+              </w:rPr>
+              <w:t>、</w:t>
+            </w:r>
+            <w:r>
+              <w:rPr>
+                <w:rFonts w:ascii="宋体" w:eastAsia="宋体" w:hAnsi="宋体"/>
+                <w:sz w:val="19"/>
+              </w:rPr>
+              <w:t>/courses</w:t>
+            </w:r>
+            <w:r>
+              <w:rPr>
+                <w:rFonts w:ascii="宋体" w:eastAsia="宋体" w:hAnsi="宋体"/>
+                <w:sz w:val="19"/>
+              </w:rPr>
+              <w:t>、</w:t>
+            </w:r>
+            <w:r>
+              <w:rPr>
+                <w:rFonts w:ascii="宋体" w:eastAsia="宋体" w:hAnsi="宋体"/>
+                <w:sz w:val="19"/>
+              </w:rPr>
+              <w:t>/classes</w:t>
             </w:r>
           </w:p>
         </w:tc>
@@ -23123,7 +28241,35 @@
                 <w:rFonts w:ascii="宋体" w:eastAsia="宋体" w:hAnsi="宋体"/>
                 <w:sz w:val="19"/>
               </w:rPr>
-              <w:t>GET /api/students、/attendance、/performance</w:t>
+              <w:t>GET /api/students</w:t>
+            </w:r>
+            <w:r>
+              <w:rPr>
+                <w:rFonts w:ascii="宋体" w:eastAsia="宋体" w:hAnsi="宋体"/>
+                <w:sz w:val="19"/>
+              </w:rPr>
+              <w:t>、</w:t>
+            </w:r>
+            <w:r>
+              <w:rPr>
+                <w:rFonts w:ascii="宋体" w:eastAsia="宋体" w:hAnsi="宋体"/>
+                <w:sz w:val="19"/>
+              </w:rPr>
+              <w:t>/attendance</w:t>
+            </w:r>
+            <w:r>
+              <w:rPr>
+                <w:rFonts w:ascii="宋体" w:eastAsia="宋体" w:hAnsi="宋体"/>
+                <w:sz w:val="19"/>
+              </w:rPr>
+              <w:t>、</w:t>
+            </w:r>
+            <w:r>
+              <w:rPr>
+                <w:rFonts w:ascii="宋体" w:eastAsia="宋体" w:hAnsi="宋体"/>
+                <w:sz w:val="19"/>
+              </w:rPr>
+              <w:t>/performance</w:t>
             </w:r>
           </w:p>
         </w:tc>
@@ -23188,7 +28334,49 @@
                 <w:rFonts w:ascii="宋体" w:eastAsia="宋体" w:hAnsi="宋体"/>
                 <w:sz w:val="19"/>
               </w:rPr>
-              <w:t>GET /api/experiments、/homework、/scores、/audit</w:t>
+              <w:t>GET /api/experiments</w:t>
+            </w:r>
+            <w:r>
+              <w:rPr>
+                <w:rFonts w:ascii="宋体" w:eastAsia="宋体" w:hAnsi="宋体"/>
+                <w:sz w:val="19"/>
+              </w:rPr>
+              <w:t>、</w:t>
+            </w:r>
+            <w:r>
+              <w:rPr>
+                <w:rFonts w:ascii="宋体" w:eastAsia="宋体" w:hAnsi="宋体"/>
+                <w:sz w:val="19"/>
+              </w:rPr>
+              <w:t>/homework</w:t>
+            </w:r>
+            <w:r>
+              <w:rPr>
+                <w:rFonts w:ascii="宋体" w:eastAsia="宋体" w:hAnsi="宋体"/>
+                <w:sz w:val="19"/>
+              </w:rPr>
+              <w:t>、</w:t>
+            </w:r>
+            <w:r>
+              <w:rPr>
+                <w:rFonts w:ascii="宋体" w:eastAsia="宋体" w:hAnsi="宋体"/>
+                <w:sz w:val="19"/>
+              </w:rPr>
+              <w:t>/scores</w:t>
+            </w:r>
+            <w:r>
+              <w:rPr>
+                <w:rFonts w:ascii="宋体" w:eastAsia="宋体" w:hAnsi="宋体"/>
+                <w:sz w:val="19"/>
+              </w:rPr>
+              <w:t>、</w:t>
+            </w:r>
+            <w:r>
+              <w:rPr>
+                <w:rFonts w:ascii="宋体" w:eastAsia="宋体" w:hAnsi="宋体"/>
+                <w:sz w:val="19"/>
+              </w:rPr>
+              <w:t>/audit</w:t>
             </w:r>
           </w:p>
         </w:tc>
@@ -23253,7 +28441,35 @@
                 <w:rFonts w:ascii="宋体" w:eastAsia="宋体" w:hAnsi="宋体"/>
                 <w:sz w:val="19"/>
               </w:rPr>
-              <w:t>POST/DELETE /api/admin/students、teachers、classes</w:t>
+              <w:t>POST/DELETE /api/admin/students</w:t>
+            </w:r>
+            <w:r>
+              <w:rPr>
+                <w:rFonts w:ascii="宋体" w:eastAsia="宋体" w:hAnsi="宋体"/>
+                <w:sz w:val="19"/>
+              </w:rPr>
+              <w:t>、</w:t>
+            </w:r>
+            <w:r>
+              <w:rPr>
+                <w:rFonts w:ascii="宋体" w:eastAsia="宋体" w:hAnsi="宋体"/>
+                <w:sz w:val="19"/>
+              </w:rPr>
+              <w:t>teachers</w:t>
+            </w:r>
+            <w:r>
+              <w:rPr>
+                <w:rFonts w:ascii="宋体" w:eastAsia="宋体" w:hAnsi="宋体"/>
+                <w:sz w:val="19"/>
+              </w:rPr>
+              <w:t>、</w:t>
+            </w:r>
+            <w:r>
+              <w:rPr>
+                <w:rFonts w:ascii="宋体" w:eastAsia="宋体" w:hAnsi="宋体"/>
+                <w:sz w:val="19"/>
+              </w:rPr>
+              <w:t>classes</w:t>
             </w:r>
           </w:p>
         </w:tc>
@@ -23318,7 +28534,21 @@
                 <w:rFonts w:ascii="宋体" w:eastAsia="宋体" w:hAnsi="宋体"/>
                 <w:sz w:val="19"/>
               </w:rPr>
-              <w:t>POST/DELETE /api/admin/courses、rules</w:t>
+              <w:t>POST/DELETE /api/admin/courses</w:t>
+            </w:r>
+            <w:r>
+              <w:rPr>
+                <w:rFonts w:ascii="宋体" w:eastAsia="宋体" w:hAnsi="宋体"/>
+                <w:sz w:val="19"/>
+              </w:rPr>
+              <w:t>、</w:t>
+            </w:r>
+            <w:r>
+              <w:rPr>
+                <w:rFonts w:ascii="宋体" w:eastAsia="宋体" w:hAnsi="宋体"/>
+                <w:sz w:val="19"/>
+              </w:rPr>
+              <w:t>rules</w:t>
             </w:r>
           </w:p>
         </w:tc>
@@ -23383,7 +28613,21 @@
                 <w:rFonts w:ascii="宋体" w:eastAsia="宋体" w:hAnsi="宋体"/>
                 <w:sz w:val="19"/>
               </w:rPr>
-              <w:t>POST /api/attendance、/attendance/batch</w:t>
+              <w:t>POST /api/attendance</w:t>
+            </w:r>
+            <w:r>
+              <w:rPr>
+                <w:rFonts w:ascii="宋体" w:eastAsia="宋体" w:hAnsi="宋体"/>
+                <w:sz w:val="19"/>
+              </w:rPr>
+              <w:t>、</w:t>
+            </w:r>
+            <w:r>
+              <w:rPr>
+                <w:rFonts w:ascii="宋体" w:eastAsia="宋体" w:hAnsi="宋体"/>
+                <w:sz w:val="19"/>
+              </w:rPr>
+              <w:t>/attendance/batch</w:t>
             </w:r>
           </w:p>
         </w:tc>
@@ -23448,7 +28692,35 @@
                 <w:rFonts w:ascii="宋体" w:eastAsia="宋体" w:hAnsi="宋体"/>
                 <w:sz w:val="19"/>
               </w:rPr>
-              <w:t>POST /api/performance、/experiments、/homework</w:t>
+              <w:t>POST /api/performance</w:t>
+            </w:r>
+            <w:r>
+              <w:rPr>
+                <w:rFonts w:ascii="宋体" w:eastAsia="宋体" w:hAnsi="宋体"/>
+                <w:sz w:val="19"/>
+              </w:rPr>
+              <w:t>、</w:t>
+            </w:r>
+            <w:r>
+              <w:rPr>
+                <w:rFonts w:ascii="宋体" w:eastAsia="宋体" w:hAnsi="宋体"/>
+                <w:sz w:val="19"/>
+              </w:rPr>
+              <w:t>/experiments</w:t>
+            </w:r>
+            <w:r>
+              <w:rPr>
+                <w:rFonts w:ascii="宋体" w:eastAsia="宋体" w:hAnsi="宋体"/>
+                <w:sz w:val="19"/>
+              </w:rPr>
+              <w:t>、</w:t>
+            </w:r>
+            <w:r>
+              <w:rPr>
+                <w:rFonts w:ascii="宋体" w:eastAsia="宋体" w:hAnsi="宋体"/>
+                <w:sz w:val="19"/>
+              </w:rPr>
+              <w:t>/homework</w:t>
             </w:r>
           </w:p>
         </w:tc>
@@ -23468,7 +28740,35 @@
                 <w:rFonts w:ascii="宋体" w:eastAsia="宋体" w:hAnsi="宋体"/>
                 <w:sz w:val="19"/>
               </w:rPr>
-              <w:t>表现/实验/作业</w:t>
+              <w:t>表现</w:t>
+            </w:r>
+            <w:r>
+              <w:rPr>
+                <w:rFonts w:ascii="宋体" w:eastAsia="宋体" w:hAnsi="宋体"/>
+                <w:sz w:val="19"/>
+              </w:rPr>
+              <w:t>/</w:t>
+            </w:r>
+            <w:r>
+              <w:rPr>
+                <w:rFonts w:ascii="宋体" w:eastAsia="宋体" w:hAnsi="宋体"/>
+                <w:sz w:val="19"/>
+              </w:rPr>
+              <w:t>实验</w:t>
+            </w:r>
+            <w:r>
+              <w:rPr>
+                <w:rFonts w:ascii="宋体" w:eastAsia="宋体" w:hAnsi="宋体"/>
+                <w:sz w:val="19"/>
+              </w:rPr>
+              <w:t>/</w:t>
+            </w:r>
+            <w:r>
+              <w:rPr>
+                <w:rFonts w:ascii="宋体" w:eastAsia="宋体" w:hAnsi="宋体"/>
+                <w:sz w:val="19"/>
+              </w:rPr>
+              <w:t>作业</w:t>
             </w:r>
           </w:p>
         </w:tc>
@@ -23598,7 +28898,21 @@
                 <w:rFonts w:ascii="宋体" w:eastAsia="宋体" w:hAnsi="宋体"/>
                 <w:sz w:val="19"/>
               </w:rPr>
-              <w:t>成绩 CSV 导出</w:t>
+              <w:t>成绩</w:t>
+            </w:r>
+            <w:r>
+              <w:rPr>
+                <w:rFonts w:ascii="宋体" w:eastAsia="宋体" w:hAnsi="宋体"/>
+                <w:sz w:val="19"/>
+              </w:rPr>
+              <w:t xml:space="preserve"> CSV </w:t>
+            </w:r>
+            <w:r>
+              <w:rPr>
+                <w:rFonts w:ascii="宋体" w:eastAsia="宋体" w:hAnsi="宋体"/>
+                <w:sz w:val="19"/>
+              </w:rPr>
+              <w:t>导出</w:t>
             </w:r>
           </w:p>
         </w:tc>
@@ -23612,10 +28926,16 @@
           <w:rFonts w:hint="eastAsia"/>
         </w:rPr>
       </w:pPr>
-      <w:bookmarkStart w:id="49" w:name="_Toc243687196"/>
+      <w:bookmarkStart w:id="49" w:name="_Toc243688604"/>
       <w:r>
         <w:lastRenderedPageBreak/>
-        <w:t>附录 C 运行说明</w:t>
+        <w:t>附录</w:t>
+      </w:r>
+      <w:r>
+        <w:t xml:space="preserve"> C </w:t>
+      </w:r>
+      <w:r>
+        <w:t>运行说明</w:t>
       </w:r>
       <w:bookmarkEnd w:id="49"/>
     </w:p>
@@ -23627,7 +28947,61 @@
         </w:rPr>
       </w:pPr>
       <w:r>
-        <w:t>方式一（JAR/WAR 直接运行）：安装 JDK 17 与 MySQL 8，建库并执行 schema-mysql.sql 与 data-mysql.sql，执行 mvn clean package 生成 target/course-management-system-1.0.0.war，运行 java -jar target/course-management-system-1.0.0.war --server.port=1001，访问 http://localhost:1001。</w:t>
+        <w:t>方式一（</w:t>
+      </w:r>
+      <w:r>
+        <w:t xml:space="preserve">JAR/WAR </w:t>
+      </w:r>
+      <w:r>
+        <w:t>直接运行）：安装</w:t>
+      </w:r>
+      <w:r>
+        <w:t xml:space="preserve"> JDK 17 </w:t>
+      </w:r>
+      <w:r>
+        <w:t>与</w:t>
+      </w:r>
+      <w:r>
+        <w:t xml:space="preserve"> MySQL 8</w:t>
+      </w:r>
+      <w:r>
+        <w:t>，建库并执行</w:t>
+      </w:r>
+      <w:r>
+        <w:t xml:space="preserve"> schema-mysql.sql </w:t>
+      </w:r>
+      <w:r>
+        <w:t>与</w:t>
+      </w:r>
+      <w:r>
+        <w:t xml:space="preserve"> data-mysql.sql</w:t>
+      </w:r>
+      <w:r>
+        <w:t>，执行</w:t>
+      </w:r>
+      <w:r>
+        <w:t xml:space="preserve"> mvn clean package </w:t>
+      </w:r>
+      <w:r>
+        <w:t>生成</w:t>
+      </w:r>
+      <w:r>
+        <w:t xml:space="preserve"> target/course-management-system-1.0.0.war</w:t>
+      </w:r>
+      <w:r>
+        <w:t>，运行</w:t>
+      </w:r>
+      <w:r>
+        <w:t xml:space="preserve"> java -jar target/course-management-system-1.0.0.war --server.port=1001</w:t>
+      </w:r>
+      <w:r>
+        <w:t>，访问</w:t>
+      </w:r>
+      <w:r>
+        <w:t xml:space="preserve"> http://localhost:1001</w:t>
+      </w:r>
+      <w:r>
+        <w:t>。</w:t>
       </w:r>
     </w:p>
     <w:p>
@@ -23638,7 +29012,43 @@
         </w:rPr>
       </w:pPr>
       <w:r>
-        <w:t>方式二（Docker Compose）：启动 Docker Desktop，在项目根目录执行 docker compose up -d --build，等待三个容器启动完成，访问 http://localhost:8080（前后端分离版）或 http://localhost:1001（Thymeleaf 版）。</w:t>
+        <w:t>方式二（</w:t>
+      </w:r>
+      <w:r>
+        <w:t>Docker Compose</w:t>
+      </w:r>
+      <w:r>
+        <w:t>）：启动</w:t>
+      </w:r>
+      <w:r>
+        <w:t xml:space="preserve"> Docker Desktop</w:t>
+      </w:r>
+      <w:r>
+        <w:t>，在项目根目录执行</w:t>
+      </w:r>
+      <w:r>
+        <w:t xml:space="preserve"> docker compose up -d --build</w:t>
+      </w:r>
+      <w:r>
+        <w:t>，等待三个容器启动完成，访问</w:t>
+      </w:r>
+      <w:r>
+        <w:t xml:space="preserve"> http://localhost:8080</w:t>
+      </w:r>
+      <w:r>
+        <w:t>（前后端分离版）或</w:t>
+      </w:r>
+      <w:r>
+        <w:t xml:space="preserve"> http://localhost:1001</w:t>
+      </w:r>
+      <w:r>
+        <w:t>（</w:t>
+      </w:r>
+      <w:r>
+        <w:t xml:space="preserve">Thymeleaf </w:t>
+      </w:r>
+      <w:r>
+        <w:t>版）。</w:t>
       </w:r>
     </w:p>
     <w:p>
@@ -23649,7 +29059,25 @@
         </w:rPr>
       </w:pPr>
       <w:r>
-        <w:t>演示账号：管理员 admin/123456，教师 T1001/123456，学生 202201001/123456。首次使用默认密码登录后，系统会强制跳转修改密码页面，修改成功后使用新密码登录。</w:t>
+        <w:t>演示账号：管理员</w:t>
+      </w:r>
+      <w:r>
+        <w:t xml:space="preserve"> admin/123456</w:t>
+      </w:r>
+      <w:r>
+        <w:t>，教师</w:t>
+      </w:r>
+      <w:r>
+        <w:t xml:space="preserve"> T1001/123456</w:t>
+      </w:r>
+      <w:r>
+        <w:t>，学生</w:t>
+      </w:r>
+      <w:r>
+        <w:t xml:space="preserve"> 202201001/123456</w:t>
+      </w:r>
+      <w:r>
+        <w:t>。首次使用默认密码登录后，系统会强制跳转修改密码页面，修改成功后使用新密码登录。</w:t>
       </w:r>
     </w:p>
     <w:p>
@@ -23660,7 +29088,7 @@
           <w:rFonts w:hint="eastAsia"/>
         </w:rPr>
       </w:pPr>
-      <w:bookmarkStart w:id="50" w:name="_Toc243687197"/>
+      <w:bookmarkStart w:id="50" w:name="_Toc243688605"/>
       <w:r>
         <w:lastRenderedPageBreak/>
         <w:t>参考文献</w:t>
@@ -23730,10 +29158,19 @@
           <w:rFonts w:hint="eastAsia"/>
         </w:rPr>
       </w:pPr>
-      <w:bookmarkStart w:id="51" w:name="_Toc243687198"/>
+      <w:bookmarkStart w:id="51" w:name="_Toc243688606"/>
       <w:r>
         <w:lastRenderedPageBreak/>
-        <w:t>附录 D 核心建表 SQL</w:t>
+        <w:t>附录</w:t>
+      </w:r>
+      <w:r>
+        <w:t xml:space="preserve"> D </w:t>
+      </w:r>
+      <w:r>
+        <w:t>核心建表</w:t>
+      </w:r>
+      <w:r>
+        <w:t xml:space="preserve"> SQL</w:t>
       </w:r>
       <w:bookmarkEnd w:id="51"/>
     </w:p>
@@ -23745,7 +29182,19 @@
         </w:rPr>
       </w:pPr>
       <w:r>
-        <w:t>以下为 schema-mysql.sql 中核心表的建表语句（节选），完整脚本见项目 src/main/resources/db/ 目录。</w:t>
+        <w:t>以下为</w:t>
+      </w:r>
+      <w:r>
+        <w:t xml:space="preserve"> schema-mysql.sql </w:t>
+      </w:r>
+      <w:r>
+        <w:t>中核心表的建表语句（节选），完整脚本见项目</w:t>
+      </w:r>
+      <w:r>
+        <w:t xml:space="preserve"> src/main/resources/db/ </w:t>
+      </w:r>
+      <w:r>
+        <w:t>目录。</w:t>
       </w:r>
     </w:p>
     <w:p>
@@ -23802,6 +29251,8 @@
       </w:r>
       <w:r>
         <w:br/>
+      </w:r>
+      <w:r>
         <w:t xml:space="preserve">        REFERENCES clazz(id) ON DELETE RESTRICT</w:t>
       </w:r>
       <w:r>
@@ -23864,6 +29315,8 @@
       </w:r>
       <w:r>
         <w:br/>
+      </w:r>
+      <w:r>
         <w:t xml:space="preserve">    id INT NOT NULL AUTO_INCREMENT,</w:t>
       </w:r>
       <w:r>
@@ -24555,7 +30008,7 @@
     <w:autoRedefine/>
     <w:uiPriority w:val="39"/>
     <w:unhideWhenUsed/>
-    <w:rsid w:val="000B0399"/>
+    <w:rsid w:val="00C402D6"/>
   </w:style>
   <w:style w:type="paragraph" w:styleId="TOC2">
     <w:name w:val="toc 2"/>
@@ -24564,7 +30017,7 @@
     <w:autoRedefine/>
     <w:uiPriority w:val="39"/>
     <w:unhideWhenUsed/>
-    <w:rsid w:val="000B0399"/>
+    <w:rsid w:val="00C402D6"/>
     <w:pPr>
       <w:ind w:leftChars="200" w:left="420"/>
     </w:pPr>
@@ -24575,7 +30028,7 @@
     <w:link w:val="a5"/>
     <w:uiPriority w:val="99"/>
     <w:unhideWhenUsed/>
-    <w:rsid w:val="000B0399"/>
+    <w:rsid w:val="00C402D6"/>
     <w:pPr>
       <w:tabs>
         <w:tab w:val="center" w:pos="4153"/>
@@ -24594,7 +30047,7 @@
     <w:basedOn w:val="a0"/>
     <w:link w:val="a4"/>
     <w:uiPriority w:val="99"/>
-    <w:rsid w:val="000B0399"/>
+    <w:rsid w:val="00C402D6"/>
     <w:rPr>
       <w:kern w:val="2"/>
       <w:sz w:val="18"/>
@@ -24607,7 +30060,7 @@
     <w:link w:val="a7"/>
     <w:uiPriority w:val="99"/>
     <w:unhideWhenUsed/>
-    <w:rsid w:val="000B0399"/>
+    <w:rsid w:val="00C402D6"/>
     <w:pPr>
       <w:tabs>
         <w:tab w:val="center" w:pos="4153"/>
@@ -24626,7 +30079,7 @@
     <w:basedOn w:val="a0"/>
     <w:link w:val="a6"/>
     <w:uiPriority w:val="99"/>
-    <w:rsid w:val="000B0399"/>
+    <w:rsid w:val="00C402D6"/>
     <w:rPr>
       <w:kern w:val="2"/>
       <w:sz w:val="18"/>

--- a/docs/信息化系统开发与应用实训报告-刘中天-20231026120.docx
+++ b/docs/信息化系统开发与应用实训报告-刘中天-20231026120.docx
@@ -212,7 +212,7 @@
           <w:szCs w:val="44"/>
         </w:rPr>
         <w:drawing>
-          <wp:anchor distT="0" distB="0" distL="114300" distR="114300" simplePos="0" relativeHeight="251660288" behindDoc="0" locked="0" layoutInCell="1" allowOverlap="1" wp14:anchorId="43C18463" wp14:editId="7200AE24">
+          <wp:anchor distT="0" distB="0" distL="114300" distR="114300" simplePos="0" relativeHeight="251660288" behindDoc="0" locked="0" layoutInCell="1" allowOverlap="1" wp14:anchorId="51AD8861" wp14:editId="0955BFB1">
             <wp:simplePos x="0" y="0"/>
             <wp:positionH relativeFrom="column">
               <wp:posOffset>934085</wp:posOffset>
@@ -265,7 +265,7 @@
           <w:szCs w:val="44"/>
         </w:rPr>
         <w:drawing>
-          <wp:anchor distT="0" distB="0" distL="114300" distR="114300" simplePos="0" relativeHeight="251659264" behindDoc="0" locked="0" layoutInCell="1" allowOverlap="1" wp14:anchorId="1F2595AA" wp14:editId="7FEB5486">
+          <wp:anchor distT="0" distB="0" distL="114300" distR="114300" simplePos="0" relativeHeight="251659264" behindDoc="0" locked="0" layoutInCell="1" allowOverlap="1" wp14:anchorId="39A7A399" wp14:editId="6F3BE432">
             <wp:simplePos x="0" y="0"/>
             <wp:positionH relativeFrom="column">
               <wp:posOffset>-133985</wp:posOffset>
@@ -717,7 +717,7 @@
           <w:noProof/>
           <w:webHidden/>
         </w:rPr>
-        <w:instrText>PAGEREF _Toc243688555 \h</w:instrText>
+        <w:instrText>PAGEREF _Toc243688692 \h</w:instrText>
       </w:r>
       <w:r>
         <w:rPr>
@@ -810,7 +810,7 @@
           <w:noProof/>
           <w:webHidden/>
         </w:rPr>
-        <w:instrText>PAGEREF _Toc243688556 \h</w:instrText>
+        <w:instrText>PAGEREF _Toc243688693 \h</w:instrText>
       </w:r>
       <w:r>
         <w:rPr>
@@ -903,7 +903,7 @@
           <w:noProof/>
           <w:webHidden/>
         </w:rPr>
-        <w:instrText>PAGEREF _Toc243688557 \h</w:instrText>
+        <w:instrText>PAGEREF _Toc243688694 \h</w:instrText>
       </w:r>
       <w:r>
         <w:rPr>
@@ -996,7 +996,7 @@
           <w:noProof/>
           <w:webHidden/>
         </w:rPr>
-        <w:instrText>PAGEREF _Toc243688558 \h</w:instrText>
+        <w:instrText>PAGEREF _Toc243688695 \h</w:instrText>
       </w:r>
       <w:r>
         <w:rPr>
@@ -1088,7 +1088,7 @@
           <w:noProof/>
           <w:webHidden/>
         </w:rPr>
-        <w:instrText>PAGEREF _Toc243688559 \h</w:instrText>
+        <w:instrText>PAGEREF _Toc243688696 \h</w:instrText>
       </w:r>
       <w:r>
         <w:rPr>
@@ -1181,7 +1181,7 @@
           <w:noProof/>
           <w:webHidden/>
         </w:rPr>
-        <w:instrText>PAGEREF _Toc243688560 \h</w:instrText>
+        <w:instrText>PAGEREF _Toc243688697 \h</w:instrText>
       </w:r>
       <w:r>
         <w:rPr>
@@ -1274,7 +1274,7 @@
           <w:noProof/>
           <w:webHidden/>
         </w:rPr>
-        <w:instrText>PAGEREF _Toc243688561 \h</w:instrText>
+        <w:instrText>PAGEREF _Toc243688698 \h</w:instrText>
       </w:r>
       <w:r>
         <w:rPr>
@@ -1367,7 +1367,7 @@
           <w:noProof/>
           <w:webHidden/>
         </w:rPr>
-        <w:instrText>PAGEREF _Toc243688562 \h</w:instrText>
+        <w:instrText>PAGEREF _Toc243688699 \h</w:instrText>
       </w:r>
       <w:r>
         <w:rPr>
@@ -1459,7 +1459,7 @@
           <w:noProof/>
           <w:webHidden/>
         </w:rPr>
-        <w:instrText>PAGEREF _Toc243688563 \h</w:instrText>
+        <w:instrText>PAGEREF _Toc243688700 \h</w:instrText>
       </w:r>
       <w:r>
         <w:rPr>
@@ -1552,7 +1552,7 @@
           <w:noProof/>
           <w:webHidden/>
         </w:rPr>
-        <w:instrText>PAGEREF _Toc243688564 \h</w:instrText>
+        <w:instrText>PAGEREF _Toc243688701 \h</w:instrText>
       </w:r>
       <w:r>
         <w:rPr>
@@ -1645,7 +1645,7 @@
           <w:noProof/>
           <w:webHidden/>
         </w:rPr>
-        <w:instrText>PAGEREF _Toc243688565 \h</w:instrText>
+        <w:instrText>PAGEREF _Toc243688702 \h</w:instrText>
       </w:r>
       <w:r>
         <w:rPr>
@@ -1738,7 +1738,7 @@
           <w:noProof/>
           <w:webHidden/>
         </w:rPr>
-        <w:instrText>PAGEREF _Toc243688566 \h</w:instrText>
+        <w:instrText>PAGEREF _Toc243688703 \h</w:instrText>
       </w:r>
       <w:r>
         <w:rPr>
@@ -1831,7 +1831,7 @@
           <w:noProof/>
           <w:webHidden/>
         </w:rPr>
-        <w:instrText>PAGEREF _Toc243688567 \h</w:instrText>
+        <w:instrText>PAGEREF _Toc243688704 \h</w:instrText>
       </w:r>
       <w:r>
         <w:rPr>
@@ -1923,7 +1923,7 @@
           <w:noProof/>
           <w:webHidden/>
         </w:rPr>
-        <w:instrText>PAGEREF _Toc243688568 \h</w:instrText>
+        <w:instrText>PAGEREF _Toc243688705 \h</w:instrText>
       </w:r>
       <w:r>
         <w:rPr>
@@ -2016,7 +2016,7 @@
           <w:noProof/>
           <w:webHidden/>
         </w:rPr>
-        <w:instrText>PAGEREF _Toc243688569 \h</w:instrText>
+        <w:instrText>PAGEREF _Toc243688706 \h</w:instrText>
       </w:r>
       <w:r>
         <w:rPr>
@@ -2109,7 +2109,7 @@
           <w:noProof/>
           <w:webHidden/>
         </w:rPr>
-        <w:instrText>PAGEREF _Toc243688570 \h</w:instrText>
+        <w:instrText>PAGEREF _Toc243688707 \h</w:instrText>
       </w:r>
       <w:r>
         <w:rPr>
@@ -2202,7 +2202,7 @@
           <w:noProof/>
           <w:webHidden/>
         </w:rPr>
-        <w:instrText>PAGEREF _Toc243688571 \h</w:instrText>
+        <w:instrText>PAGEREF _Toc243688708 \h</w:instrText>
       </w:r>
       <w:r>
         <w:rPr>
@@ -2295,7 +2295,7 @@
           <w:noProof/>
           <w:webHidden/>
         </w:rPr>
-        <w:instrText>PAGEREF _Toc243688572 \h</w:instrText>
+        <w:instrText>PAGEREF _Toc243688709 \h</w:instrText>
       </w:r>
       <w:r>
         <w:rPr>
@@ -2388,7 +2388,7 @@
           <w:noProof/>
           <w:webHidden/>
         </w:rPr>
-        <w:instrText>PAGEREF _Toc243688573 \h</w:instrText>
+        <w:instrText>PAGEREF _Toc243688710 \h</w:instrText>
       </w:r>
       <w:r>
         <w:rPr>
@@ -2480,7 +2480,7 @@
           <w:noProof/>
           <w:webHidden/>
         </w:rPr>
-        <w:instrText>PAGEREF _Toc243688574 \h</w:instrText>
+        <w:instrText>PAGEREF _Toc243688711 \h</w:instrText>
       </w:r>
       <w:r>
         <w:rPr>
@@ -2573,7 +2573,7 @@
           <w:noProof/>
           <w:webHidden/>
         </w:rPr>
-        <w:instrText>PAGEREF _Toc243688575 \h</w:instrText>
+        <w:instrText>PAGEREF _Toc243688712 \h</w:instrText>
       </w:r>
       <w:r>
         <w:rPr>
@@ -2666,7 +2666,7 @@
           <w:noProof/>
           <w:webHidden/>
         </w:rPr>
-        <w:instrText>PAGEREF _Toc243688576 \h</w:instrText>
+        <w:instrText>PAGEREF _Toc243688713 \h</w:instrText>
       </w:r>
       <w:r>
         <w:rPr>
@@ -2759,7 +2759,7 @@
           <w:noProof/>
           <w:webHidden/>
         </w:rPr>
-        <w:instrText>PAGEREF _Toc243688577 \h</w:instrText>
+        <w:instrText>PAGEREF _Toc243688714 \h</w:instrText>
       </w:r>
       <w:r>
         <w:rPr>
@@ -2852,7 +2852,7 @@
           <w:noProof/>
           <w:webHidden/>
         </w:rPr>
-        <w:instrText>PAGEREF _Toc243688578 \h</w:instrText>
+        <w:instrText>PAGEREF _Toc243688715 \h</w:instrText>
       </w:r>
       <w:r>
         <w:rPr>
@@ -2944,7 +2944,7 @@
           <w:noProof/>
           <w:webHidden/>
         </w:rPr>
-        <w:instrText>PAGEREF _Toc243688579 \h</w:instrText>
+        <w:instrText>PAGEREF _Toc243688716 \h</w:instrText>
       </w:r>
       <w:r>
         <w:rPr>
@@ -3037,7 +3037,7 @@
           <w:noProof/>
           <w:webHidden/>
         </w:rPr>
-        <w:instrText>PAGEREF _Toc243688580 \h</w:instrText>
+        <w:instrText>PAGEREF _Toc243688717 \h</w:instrText>
       </w:r>
       <w:r>
         <w:rPr>
@@ -3130,7 +3130,7 @@
           <w:noProof/>
           <w:webHidden/>
         </w:rPr>
-        <w:instrText>PAGEREF _Toc243688581 \h</w:instrText>
+        <w:instrText>PAGEREF _Toc243688718 \h</w:instrText>
       </w:r>
       <w:r>
         <w:rPr>
@@ -3223,7 +3223,7 @@
           <w:noProof/>
           <w:webHidden/>
         </w:rPr>
-        <w:instrText>PAGEREF _Toc243688582 \h</w:instrText>
+        <w:instrText>PAGEREF _Toc243688719 \h</w:instrText>
       </w:r>
       <w:r>
         <w:rPr>
@@ -3316,7 +3316,7 @@
           <w:noProof/>
           <w:webHidden/>
         </w:rPr>
-        <w:instrText>PAGEREF _Toc243688583 \h</w:instrText>
+        <w:instrText>PAGEREF _Toc243688720 \h</w:instrText>
       </w:r>
       <w:r>
         <w:rPr>
@@ -3409,7 +3409,7 @@
           <w:noProof/>
           <w:webHidden/>
         </w:rPr>
-        <w:instrText>PAGEREF _Toc243688584 \h</w:instrText>
+        <w:instrText>PAGEREF _Toc243688721 \h</w:instrText>
       </w:r>
       <w:r>
         <w:rPr>
@@ -3501,7 +3501,7 @@
           <w:noProof/>
           <w:webHidden/>
         </w:rPr>
-        <w:instrText>PAGEREF _Toc243688585 \h</w:instrText>
+        <w:instrText>PAGEREF _Toc243688722 \h</w:instrText>
       </w:r>
       <w:r>
         <w:rPr>
@@ -3594,7 +3594,7 @@
           <w:noProof/>
           <w:webHidden/>
         </w:rPr>
-        <w:instrText>PAGEREF _Toc243688586 \h</w:instrText>
+        <w:instrText>PAGEREF _Toc243688723 \h</w:instrText>
       </w:r>
       <w:r>
         <w:rPr>
@@ -3687,7 +3687,7 @@
           <w:noProof/>
           <w:webHidden/>
         </w:rPr>
-        <w:instrText>PAGEREF _Toc243688587 \h</w:instrText>
+        <w:instrText>PAGEREF _Toc243688724 \h</w:instrText>
       </w:r>
       <w:r>
         <w:rPr>
@@ -3780,7 +3780,7 @@
           <w:noProof/>
           <w:webHidden/>
         </w:rPr>
-        <w:instrText>PAGEREF _Toc243688588 \h</w:instrText>
+        <w:instrText>PAGEREF _Toc243688725 \h</w:instrText>
       </w:r>
       <w:r>
         <w:rPr>
@@ -3873,7 +3873,7 @@
           <w:noProof/>
           <w:webHidden/>
         </w:rPr>
-        <w:instrText>PAGEREF _Toc243688589 \h</w:instrText>
+        <w:instrText>PAGEREF _Toc243688726 \h</w:instrText>
       </w:r>
       <w:r>
         <w:rPr>
@@ -3966,7 +3966,7 @@
           <w:noProof/>
           <w:webHidden/>
         </w:rPr>
-        <w:instrText>PAGEREF _Toc243688590 \h</w:instrText>
+        <w:instrText>PAGEREF _Toc243688727 \h</w:instrText>
       </w:r>
       <w:r>
         <w:rPr>
@@ -4059,7 +4059,7 @@
           <w:noProof/>
           <w:webHidden/>
         </w:rPr>
-        <w:instrText>PAGEREF _Toc243688591 \h</w:instrText>
+        <w:instrText>PAGEREF _Toc243688728 \h</w:instrText>
       </w:r>
       <w:r>
         <w:rPr>
@@ -4152,7 +4152,7 @@
           <w:noProof/>
           <w:webHidden/>
         </w:rPr>
-        <w:instrText>PAGEREF _Toc243688592 \h</w:instrText>
+        <w:instrText>PAGEREF _Toc243688729 \h</w:instrText>
       </w:r>
       <w:r>
         <w:rPr>
@@ -4245,7 +4245,7 @@
           <w:noProof/>
           <w:webHidden/>
         </w:rPr>
-        <w:instrText>PAGEREF _Toc243688593 \h</w:instrText>
+        <w:instrText>PAGEREF _Toc243688730 \h</w:instrText>
       </w:r>
       <w:r>
         <w:rPr>
@@ -4338,7 +4338,7 @@
           <w:noProof/>
           <w:webHidden/>
         </w:rPr>
-        <w:instrText>PAGEREF _Toc243688594 \h</w:instrText>
+        <w:instrText>PAGEREF _Toc243688731 \h</w:instrText>
       </w:r>
       <w:r>
         <w:rPr>
@@ -4431,7 +4431,7 @@
           <w:noProof/>
           <w:webHidden/>
         </w:rPr>
-        <w:instrText>PAGEREF _Toc243688595 \h</w:instrText>
+        <w:instrText>PAGEREF _Toc243688732 \h</w:instrText>
       </w:r>
       <w:r>
         <w:rPr>
@@ -4525,7 +4525,7 @@
           <w:noProof/>
           <w:webHidden/>
         </w:rPr>
-        <w:instrText>PAGEREF _Toc243688596 \h</w:instrText>
+        <w:instrText>PAGEREF _Toc243688733 \h</w:instrText>
       </w:r>
       <w:r>
         <w:rPr>
@@ -4617,7 +4617,7 @@
           <w:noProof/>
           <w:webHidden/>
         </w:rPr>
-        <w:instrText>PAGEREF _Toc243688597 \h</w:instrText>
+        <w:instrText>PAGEREF _Toc243688734 \h</w:instrText>
       </w:r>
       <w:r>
         <w:rPr>
@@ -4710,7 +4710,7 @@
           <w:noProof/>
           <w:webHidden/>
         </w:rPr>
-        <w:instrText>PAGEREF _Toc243688598 \h</w:instrText>
+        <w:instrText>PAGEREF _Toc243688735 \h</w:instrText>
       </w:r>
       <w:r>
         <w:rPr>
@@ -4803,7 +4803,7 @@
           <w:noProof/>
           <w:webHidden/>
         </w:rPr>
-        <w:instrText>PAGEREF _Toc243688599 \h</w:instrText>
+        <w:instrText>PAGEREF _Toc243688736 \h</w:instrText>
       </w:r>
       <w:r>
         <w:rPr>
@@ -4896,7 +4896,7 @@
           <w:noProof/>
           <w:webHidden/>
         </w:rPr>
-        <w:instrText>PAGEREF _Toc243688600 \h</w:instrText>
+        <w:instrText>PAGEREF _Toc243688737 \h</w:instrText>
       </w:r>
       <w:r>
         <w:rPr>
@@ -4989,7 +4989,7 @@
           <w:noProof/>
           <w:webHidden/>
         </w:rPr>
-        <w:instrText>PAGEREF _Toc243688601 \h</w:instrText>
+        <w:instrText>PAGEREF _Toc243688738 \h</w:instrText>
       </w:r>
       <w:r>
         <w:rPr>
@@ -5081,7 +5081,7 @@
           <w:noProof/>
           <w:webHidden/>
         </w:rPr>
-        <w:instrText>PAGEREF _Toc243688602 \h</w:instrText>
+        <w:instrText>PAGEREF _Toc243688739 \h</w:instrText>
       </w:r>
       <w:r>
         <w:rPr>
@@ -5112,7 +5112,7 @@
           <w:noProof/>
           <w:webHidden/>
         </w:rPr>
-        <w:t>34</w:t>
+        <w:t>33</w:t>
       </w:r>
       <w:r>
         <w:rPr>
@@ -5173,7 +5173,7 @@
           <w:noProof/>
           <w:webHidden/>
         </w:rPr>
-        <w:instrText>PAGEREF _Toc243688603 \h</w:instrText>
+        <w:instrText>PAGEREF _Toc243688740 \h</w:instrText>
       </w:r>
       <w:r>
         <w:rPr>
@@ -5204,7 +5204,7 @@
           <w:noProof/>
           <w:webHidden/>
         </w:rPr>
-        <w:t>35</w:t>
+        <w:t>34</w:t>
       </w:r>
       <w:r>
         <w:rPr>
@@ -5265,7 +5265,7 @@
           <w:noProof/>
           <w:webHidden/>
         </w:rPr>
-        <w:instrText>PAGEREF _Toc243688604 \h</w:instrText>
+        <w:instrText>PAGEREF _Toc243688741 \h</w:instrText>
       </w:r>
       <w:r>
         <w:rPr>
@@ -5296,7 +5296,7 @@
           <w:noProof/>
           <w:webHidden/>
         </w:rPr>
-        <w:t>36</w:t>
+        <w:t>35</w:t>
       </w:r>
       <w:r>
         <w:rPr>
@@ -5357,7 +5357,7 @@
           <w:noProof/>
           <w:webHidden/>
         </w:rPr>
-        <w:instrText>PAGEREF _Toc243688605 \h</w:instrText>
+        <w:instrText>PAGEREF _Toc243688742 \h</w:instrText>
       </w:r>
       <w:r>
         <w:rPr>
@@ -5388,7 +5388,7 @@
           <w:noProof/>
           <w:webHidden/>
         </w:rPr>
-        <w:t>37</w:t>
+        <w:t>36</w:t>
       </w:r>
       <w:r>
         <w:rPr>
@@ -5449,7 +5449,7 @@
           <w:noProof/>
           <w:webHidden/>
         </w:rPr>
-        <w:instrText>PAGEREF _Toc243688606 \h</w:instrText>
+        <w:instrText>PAGEREF _Toc243688743 \h</w:instrText>
       </w:r>
       <w:r>
         <w:rPr>
@@ -5480,7 +5480,7 @@
           <w:noProof/>
           <w:webHidden/>
         </w:rPr>
-        <w:t>38</w:t>
+        <w:t>37</w:t>
       </w:r>
       <w:r>
         <w:rPr>
@@ -5513,7 +5513,7 @@
           <w:rFonts w:hint="eastAsia"/>
         </w:rPr>
       </w:pPr>
-      <w:bookmarkStart w:id="0" w:name="_Toc243688555"/>
+      <w:bookmarkStart w:id="0" w:name="_Toc243688692"/>
       <w:r>
         <w:lastRenderedPageBreak/>
         <w:t>一．系统开发背景</w:t>
@@ -5527,7 +5527,7 @@
           <w:rFonts w:hint="eastAsia"/>
         </w:rPr>
       </w:pPr>
-      <w:bookmarkStart w:id="1" w:name="_Toc243688556"/>
+      <w:bookmarkStart w:id="1" w:name="_Toc243688693"/>
       <w:r>
         <w:t xml:space="preserve">1.1 </w:t>
       </w:r>
@@ -5607,7 +5607,7 @@
           <w:rFonts w:hint="eastAsia"/>
         </w:rPr>
       </w:pPr>
-      <w:bookmarkStart w:id="2" w:name="_Toc243688557"/>
+      <w:bookmarkStart w:id="2" w:name="_Toc243688694"/>
       <w:r>
         <w:t xml:space="preserve">1.2 </w:t>
       </w:r>
@@ -5802,7 +5802,7 @@
           <w:rFonts w:hint="eastAsia"/>
         </w:rPr>
       </w:pPr>
-      <w:bookmarkStart w:id="3" w:name="_Toc243688558"/>
+      <w:bookmarkStart w:id="3" w:name="_Toc243688695"/>
       <w:r>
         <w:lastRenderedPageBreak/>
         <w:t xml:space="preserve">1.3 </w:t>
@@ -5951,72 +5951,13 @@
     </w:p>
     <w:p>
       <w:pPr>
-        <w:pStyle w:val="BodyCN"/>
-        <w:rPr>
-          <w:rFonts w:hint="eastAsia"/>
-        </w:rPr>
-      </w:pPr>
-      <w:r>
-        <w:t>需要说明的是，课程指导手册中列出的数据库为</w:t>
-      </w:r>
-      <w:r>
-        <w:t xml:space="preserve"> SQL Server</w:t>
-      </w:r>
-      <w:r>
-        <w:t>，本系统实际部署环境采用</w:t>
-      </w:r>
-      <w:r>
-        <w:t xml:space="preserve"> MySQL 8.0</w:t>
-      </w:r>
-      <w:r>
-        <w:t>。两者均为关系型数据库，标准</w:t>
-      </w:r>
-      <w:r>
-        <w:t xml:space="preserve"> SQL</w:t>
-      </w:r>
-      <w:r>
-        <w:t>、事务、外键、索引等核心能力一致；本系统使用的</w:t>
-      </w:r>
-      <w:r>
-        <w:t xml:space="preserve"> SQL </w:t>
-      </w:r>
-      <w:r>
-        <w:t>语法均控制在通用范围内，表结构、约束与索引设计可直接迁移到</w:t>
-      </w:r>
-      <w:r>
-        <w:t xml:space="preserve"> SQL Server</w:t>
-      </w:r>
-      <w:r>
-        <w:t>。选择</w:t>
-      </w:r>
-      <w:r>
-        <w:t xml:space="preserve"> MySQL </w:t>
-      </w:r>
-      <w:r>
-        <w:t>主要是考虑课程机房与</w:t>
-      </w:r>
-      <w:r>
-        <w:t xml:space="preserve"> Docker </w:t>
-      </w:r>
-      <w:r>
-        <w:t>环境的易获取性，以及</w:t>
-      </w:r>
-      <w:r>
-        <w:t xml:space="preserve"> utf8mb4 </w:t>
-      </w:r>
-      <w:r>
-        <w:t>对中文的友好支持。</w:t>
-      </w:r>
-    </w:p>
-    <w:p>
-      <w:pPr>
         <w:pStyle w:val="11"/>
         <w:pageBreakBefore/>
         <w:rPr>
           <w:rFonts w:hint="eastAsia"/>
         </w:rPr>
       </w:pPr>
-      <w:bookmarkStart w:id="4" w:name="_Toc243688559"/>
+      <w:bookmarkStart w:id="4" w:name="_Toc243688696"/>
       <w:r>
         <w:lastRenderedPageBreak/>
         <w:t>二．实验环境及配置介绍</w:t>
@@ -6071,7 +6012,7 @@
           <w:rFonts w:hint="eastAsia"/>
         </w:rPr>
       </w:pPr>
-      <w:bookmarkStart w:id="5" w:name="_Toc243688560"/>
+      <w:bookmarkStart w:id="5" w:name="_Toc243688697"/>
       <w:r>
         <w:t xml:space="preserve">2.1 </w:t>
       </w:r>
@@ -7472,7 +7413,7 @@
           <w:rFonts w:hint="eastAsia"/>
         </w:rPr>
       </w:pPr>
-      <w:bookmarkStart w:id="6" w:name="_Toc243688561"/>
+      <w:bookmarkStart w:id="6" w:name="_Toc243688698"/>
       <w:r>
         <w:t xml:space="preserve">2.2 </w:t>
       </w:r>
@@ -7853,7 +7794,7 @@
           <w:rFonts w:hint="eastAsia"/>
         </w:rPr>
       </w:pPr>
-      <w:bookmarkStart w:id="7" w:name="_Toc243688562"/>
+      <w:bookmarkStart w:id="7" w:name="_Toc243688699"/>
       <w:r>
         <w:t xml:space="preserve">2.3 </w:t>
       </w:r>
@@ -8042,7 +7983,7 @@
           <w:rFonts w:hint="eastAsia"/>
         </w:rPr>
       </w:pPr>
-      <w:bookmarkStart w:id="8" w:name="_Toc243688563"/>
+      <w:bookmarkStart w:id="8" w:name="_Toc243688700"/>
       <w:r>
         <w:lastRenderedPageBreak/>
         <w:t>三．系统需求</w:t>
@@ -8097,7 +8038,7 @@
           <w:rFonts w:hint="eastAsia"/>
         </w:rPr>
       </w:pPr>
-      <w:bookmarkStart w:id="9" w:name="_Toc243688564"/>
+      <w:bookmarkStart w:id="9" w:name="_Toc243688701"/>
       <w:r>
         <w:t xml:space="preserve">3.1 </w:t>
       </w:r>
@@ -8535,7 +8476,7 @@
           <w:rFonts w:hint="eastAsia"/>
         </w:rPr>
       </w:pPr>
-      <w:bookmarkStart w:id="10" w:name="_Toc243688565"/>
+      <w:bookmarkStart w:id="10" w:name="_Toc243688702"/>
       <w:r>
         <w:t xml:space="preserve">3.2 </w:t>
       </w:r>
@@ -8712,7 +8653,7 @@
           <w:rFonts w:hint="eastAsia"/>
         </w:rPr>
       </w:pPr>
-      <w:bookmarkStart w:id="11" w:name="_Toc243688566"/>
+      <w:bookmarkStart w:id="11" w:name="_Toc243688703"/>
       <w:r>
         <w:t xml:space="preserve">3.3 </w:t>
       </w:r>
@@ -8797,7 +8738,7 @@
           <w:rFonts w:hint="eastAsia"/>
         </w:rPr>
       </w:pPr>
-      <w:bookmarkStart w:id="12" w:name="_Toc243688567"/>
+      <w:bookmarkStart w:id="12" w:name="_Toc243688704"/>
       <w:r>
         <w:t xml:space="preserve">3.4 </w:t>
       </w:r>
@@ -9009,7 +8950,7 @@
           <w:rFonts w:hint="eastAsia"/>
         </w:rPr>
       </w:pPr>
-      <w:bookmarkStart w:id="13" w:name="_Toc243688568"/>
+      <w:bookmarkStart w:id="13" w:name="_Toc243688705"/>
       <w:r>
         <w:lastRenderedPageBreak/>
         <w:t>四．系统概要设计</w:t>
@@ -9040,7 +8981,7 @@
           <w:rFonts w:hint="eastAsia"/>
         </w:rPr>
       </w:pPr>
-      <w:bookmarkStart w:id="14" w:name="_Toc243688569"/>
+      <w:bookmarkStart w:id="14" w:name="_Toc243688706"/>
       <w:r>
         <w:t xml:space="preserve">4.1 </w:t>
       </w:r>
@@ -9061,7 +9002,7 @@
           <w:noProof/>
         </w:rPr>
         <w:drawing>
-          <wp:inline distT="0" distB="0" distL="0" distR="0" wp14:anchorId="02169A9C" wp14:editId="383604F3">
+          <wp:inline distT="0" distB="0" distL="0" distR="0" wp14:anchorId="67AE342B" wp14:editId="211445F1">
             <wp:extent cx="3060000" cy="4456957"/>
             <wp:effectExtent l="0" t="0" r="0" b="0"/>
             <wp:docPr id="3" name="Picture 3"/>
@@ -9282,7 +9223,7 @@
           <w:rFonts w:hint="eastAsia"/>
         </w:rPr>
       </w:pPr>
-      <w:bookmarkStart w:id="15" w:name="_Toc243688570"/>
+      <w:bookmarkStart w:id="15" w:name="_Toc243688707"/>
       <w:r>
         <w:t xml:space="preserve">4.2 </w:t>
       </w:r>
@@ -9303,7 +9244,7 @@
           <w:noProof/>
         </w:rPr>
         <w:drawing>
-          <wp:inline distT="0" distB="0" distL="0" distR="0" wp14:anchorId="0B68B38D" wp14:editId="4ABCE776">
+          <wp:inline distT="0" distB="0" distL="0" distR="0" wp14:anchorId="21CBECBE" wp14:editId="274605B9">
             <wp:extent cx="5400000" cy="4755575"/>
             <wp:effectExtent l="0" t="0" r="0" b="0"/>
             <wp:docPr id="4" name="Picture 4"/>
@@ -9380,7 +9321,7 @@
           <w:rFonts w:hint="eastAsia"/>
         </w:rPr>
       </w:pPr>
-      <w:bookmarkStart w:id="16" w:name="_Toc243688571"/>
+      <w:bookmarkStart w:id="16" w:name="_Toc243688708"/>
       <w:r>
         <w:t xml:space="preserve">4.3 </w:t>
       </w:r>
@@ -11164,7 +11105,7 @@
           <w:rFonts w:hint="eastAsia"/>
         </w:rPr>
       </w:pPr>
-      <w:bookmarkStart w:id="17" w:name="_Toc243688572"/>
+      <w:bookmarkStart w:id="17" w:name="_Toc243688709"/>
       <w:r>
         <w:t xml:space="preserve">4.4 </w:t>
       </w:r>
@@ -12184,7 +12125,7 @@
           <w:rFonts w:hint="eastAsia"/>
         </w:rPr>
       </w:pPr>
-      <w:bookmarkStart w:id="18" w:name="_Toc243688573"/>
+      <w:bookmarkStart w:id="18" w:name="_Toc243688710"/>
       <w:r>
         <w:t xml:space="preserve">4.5 </w:t>
       </w:r>
@@ -12348,7 +12289,7 @@
           <w:rFonts w:hint="eastAsia"/>
         </w:rPr>
       </w:pPr>
-      <w:bookmarkStart w:id="19" w:name="_Toc243688574"/>
+      <w:bookmarkStart w:id="19" w:name="_Toc243688711"/>
       <w:r>
         <w:lastRenderedPageBreak/>
         <w:t>五．系统</w:t>
@@ -12403,7 +12344,7 @@
           <w:rFonts w:hint="eastAsia"/>
         </w:rPr>
       </w:pPr>
-      <w:bookmarkStart w:id="20" w:name="_Toc243688575"/>
+      <w:bookmarkStart w:id="20" w:name="_Toc243688712"/>
       <w:r>
         <w:t xml:space="preserve">5.1 </w:t>
       </w:r>
@@ -12526,7 +12467,7 @@
           <w:rFonts w:hint="eastAsia"/>
         </w:rPr>
       </w:pPr>
-      <w:bookmarkStart w:id="21" w:name="_Toc243688576"/>
+      <w:bookmarkStart w:id="21" w:name="_Toc243688713"/>
       <w:r>
         <w:t xml:space="preserve">5.2 </w:t>
       </w:r>
@@ -12554,7 +12495,7 @@
         </w:rPr>
         <w:lastRenderedPageBreak/>
         <w:drawing>
-          <wp:inline distT="0" distB="0" distL="0" distR="0" wp14:anchorId="4C087F65" wp14:editId="7D0C243F">
+          <wp:inline distT="0" distB="0" distL="0" distR="0" wp14:anchorId="445655BC" wp14:editId="3F23EABC">
             <wp:extent cx="3960000" cy="5217882"/>
             <wp:effectExtent l="0" t="0" r="0" b="0"/>
             <wp:docPr id="5" name="Picture 5"/>
@@ -12649,7 +12590,7 @@
           <w:rFonts w:hint="eastAsia"/>
         </w:rPr>
       </w:pPr>
-      <w:bookmarkStart w:id="22" w:name="_Toc243688577"/>
+      <w:bookmarkStart w:id="22" w:name="_Toc243688714"/>
       <w:r>
         <w:t xml:space="preserve">5.3 </w:t>
       </w:r>
@@ -12677,7 +12618,7 @@
         </w:rPr>
         <w:lastRenderedPageBreak/>
         <w:drawing>
-          <wp:inline distT="0" distB="0" distL="0" distR="0" wp14:anchorId="55D78DEE" wp14:editId="496CC5D7">
+          <wp:inline distT="0" distB="0" distL="0" distR="0" wp14:anchorId="5FF0F52D" wp14:editId="39FAB91B">
             <wp:extent cx="4500000" cy="5250000"/>
             <wp:effectExtent l="0" t="0" r="0" b="0"/>
             <wp:docPr id="6" name="Picture 6"/>
@@ -12766,7 +12707,7 @@
           <w:rFonts w:hint="eastAsia"/>
         </w:rPr>
       </w:pPr>
-      <w:bookmarkStart w:id="23" w:name="_Toc243688578"/>
+      <w:bookmarkStart w:id="23" w:name="_Toc243688715"/>
       <w:r>
         <w:t xml:space="preserve">5.4 </w:t>
       </w:r>
@@ -12928,7 +12869,7 @@
           <w:rFonts w:hint="eastAsia"/>
         </w:rPr>
       </w:pPr>
-      <w:bookmarkStart w:id="24" w:name="_Toc243688579"/>
+      <w:bookmarkStart w:id="24" w:name="_Toc243688716"/>
       <w:r>
         <w:lastRenderedPageBreak/>
         <w:t>六．系统数据库设计</w:t>
@@ -12977,7 +12918,7 @@
           <w:rFonts w:hint="eastAsia"/>
         </w:rPr>
       </w:pPr>
-      <w:bookmarkStart w:id="25" w:name="_Toc243688580"/>
+      <w:bookmarkStart w:id="25" w:name="_Toc243688717"/>
       <w:r>
         <w:t xml:space="preserve">6.1 </w:t>
       </w:r>
@@ -13097,7 +13038,7 @@
           <w:rFonts w:hint="eastAsia"/>
         </w:rPr>
       </w:pPr>
-      <w:bookmarkStart w:id="26" w:name="_Toc243688581"/>
+      <w:bookmarkStart w:id="26" w:name="_Toc243688718"/>
       <w:r>
         <w:t xml:space="preserve">6.2 </w:t>
       </w:r>
@@ -15180,7 +15121,7 @@
           <w:rFonts w:hint="eastAsia"/>
         </w:rPr>
       </w:pPr>
-      <w:bookmarkStart w:id="27" w:name="_Toc243688582"/>
+      <w:bookmarkStart w:id="27" w:name="_Toc243688719"/>
       <w:r>
         <w:t xml:space="preserve">6.3 </w:t>
       </w:r>
@@ -18544,7 +18485,7 @@
           <w:rFonts w:hint="eastAsia"/>
         </w:rPr>
       </w:pPr>
-      <w:bookmarkStart w:id="28" w:name="_Toc243688583"/>
+      <w:bookmarkStart w:id="28" w:name="_Toc243688720"/>
       <w:r>
         <w:t xml:space="preserve">6.4 </w:t>
       </w:r>
@@ -21863,7 +21804,7 @@
           <w:rFonts w:hint="eastAsia"/>
         </w:rPr>
       </w:pPr>
-      <w:bookmarkStart w:id="29" w:name="_Toc243688584"/>
+      <w:bookmarkStart w:id="29" w:name="_Toc243688721"/>
       <w:r>
         <w:t xml:space="preserve">6.5 </w:t>
       </w:r>
@@ -21957,7 +21898,7 @@
           <w:rFonts w:hint="eastAsia"/>
         </w:rPr>
       </w:pPr>
-      <w:bookmarkStart w:id="30" w:name="_Toc243688585"/>
+      <w:bookmarkStart w:id="30" w:name="_Toc243688722"/>
       <w:r>
         <w:lastRenderedPageBreak/>
         <w:t>七．系统功能实现</w:t>
@@ -22012,7 +21953,7 @@
           <w:rFonts w:hint="eastAsia"/>
         </w:rPr>
       </w:pPr>
-      <w:bookmarkStart w:id="31" w:name="_Toc243688586"/>
+      <w:bookmarkStart w:id="31" w:name="_Toc243688723"/>
       <w:r>
         <w:t xml:space="preserve">7.1 </w:t>
       </w:r>
@@ -22151,7 +22092,7 @@
           <w:rFonts w:hint="eastAsia"/>
         </w:rPr>
       </w:pPr>
-      <w:bookmarkStart w:id="32" w:name="_Toc243688587"/>
+      <w:bookmarkStart w:id="32" w:name="_Toc243688724"/>
       <w:r>
         <w:t xml:space="preserve">7.2 </w:t>
       </w:r>
@@ -22195,7 +22136,7 @@
           <w:rFonts w:hint="eastAsia"/>
         </w:rPr>
       </w:pPr>
-      <w:bookmarkStart w:id="33" w:name="_Toc243688588"/>
+      <w:bookmarkStart w:id="33" w:name="_Toc243688725"/>
       <w:r>
         <w:t xml:space="preserve">7.3 </w:t>
       </w:r>
@@ -22228,7 +22169,7 @@
           <w:rFonts w:hint="eastAsia"/>
         </w:rPr>
       </w:pPr>
-      <w:bookmarkStart w:id="34" w:name="_Toc243688589"/>
+      <w:bookmarkStart w:id="34" w:name="_Toc243688726"/>
       <w:r>
         <w:lastRenderedPageBreak/>
         <w:t xml:space="preserve">7.4 </w:t>
@@ -22256,7 +22197,7 @@
           <w:rFonts w:hint="eastAsia"/>
         </w:rPr>
       </w:pPr>
-      <w:bookmarkStart w:id="35" w:name="_Toc243688590"/>
+      <w:bookmarkStart w:id="35" w:name="_Toc243688727"/>
       <w:r>
         <w:t xml:space="preserve">7.5 </w:t>
       </w:r>
@@ -22283,7 +22224,7 @@
           <w:rFonts w:hint="eastAsia"/>
         </w:rPr>
       </w:pPr>
-      <w:bookmarkStart w:id="36" w:name="_Toc243688591"/>
+      <w:bookmarkStart w:id="36" w:name="_Toc243688728"/>
       <w:r>
         <w:t xml:space="preserve">7.6 </w:t>
       </w:r>
@@ -22420,7 +22361,7 @@
           <w:rFonts w:hint="eastAsia"/>
         </w:rPr>
       </w:pPr>
-      <w:bookmarkStart w:id="37" w:name="_Toc243688592"/>
+      <w:bookmarkStart w:id="37" w:name="_Toc243688729"/>
       <w:r>
         <w:t xml:space="preserve">7.7 </w:t>
       </w:r>
@@ -22480,7 +22421,7 @@
           <w:rFonts w:hint="eastAsia"/>
         </w:rPr>
       </w:pPr>
-      <w:bookmarkStart w:id="38" w:name="_Toc243688593"/>
+      <w:bookmarkStart w:id="38" w:name="_Toc243688730"/>
       <w:r>
         <w:t xml:space="preserve">7.8 </w:t>
       </w:r>
@@ -22641,7 +22582,7 @@
           <w:rFonts w:hint="eastAsia"/>
         </w:rPr>
       </w:pPr>
-      <w:bookmarkStart w:id="39" w:name="_Toc243688594"/>
+      <w:bookmarkStart w:id="39" w:name="_Toc243688731"/>
       <w:r>
         <w:t xml:space="preserve">7.9 </w:t>
       </w:r>
@@ -22889,7 +22830,7 @@
           <w:rFonts w:hint="eastAsia"/>
         </w:rPr>
       </w:pPr>
-      <w:bookmarkStart w:id="40" w:name="_Toc243688595"/>
+      <w:bookmarkStart w:id="40" w:name="_Toc243688732"/>
       <w:r>
         <w:t xml:space="preserve">7.10 </w:t>
       </w:r>
@@ -26654,7 +26595,7 @@
           <w:rFonts w:hint="eastAsia"/>
         </w:rPr>
       </w:pPr>
-      <w:bookmarkStart w:id="41" w:name="_Toc243688596"/>
+      <w:bookmarkStart w:id="41" w:name="_Toc243688733"/>
       <w:r>
         <w:t xml:space="preserve">7.11 </w:t>
       </w:r>
@@ -26686,7 +26627,7 @@
           <w:noProof/>
         </w:rPr>
         <w:drawing>
-          <wp:inline distT="0" distB="0" distL="0" distR="0" wp14:anchorId="6CEEB5E6" wp14:editId="1CC52EDE">
+          <wp:inline distT="0" distB="0" distL="0" distR="0" wp14:anchorId="629C2104" wp14:editId="1AAB78FD">
             <wp:extent cx="4500000" cy="2812500"/>
             <wp:effectExtent l="0" t="0" r="0" b="0"/>
             <wp:docPr id="7" name="Picture 7"/>
@@ -26752,7 +26693,7 @@
         </w:rPr>
         <w:lastRenderedPageBreak/>
         <w:drawing>
-          <wp:inline distT="0" distB="0" distL="0" distR="0" wp14:anchorId="53A3CD4B" wp14:editId="4E079D7F">
+          <wp:inline distT="0" distB="0" distL="0" distR="0" wp14:anchorId="3F4D2FEB" wp14:editId="0F341215">
             <wp:extent cx="4500000" cy="2812500"/>
             <wp:effectExtent l="0" t="0" r="0" b="0"/>
             <wp:docPr id="8" name="Picture 8"/>
@@ -26817,7 +26758,7 @@
           <w:noProof/>
         </w:rPr>
         <w:drawing>
-          <wp:inline distT="0" distB="0" distL="0" distR="0" wp14:anchorId="1531F685" wp14:editId="38CAF694">
+          <wp:inline distT="0" distB="0" distL="0" distR="0" wp14:anchorId="5BA65C96" wp14:editId="183ABFBC">
             <wp:extent cx="4500000" cy="2812500"/>
             <wp:effectExtent l="0" t="0" r="0" b="0"/>
             <wp:docPr id="9" name="Picture 9"/>
@@ -26883,7 +26824,7 @@
         </w:rPr>
         <w:lastRenderedPageBreak/>
         <w:drawing>
-          <wp:inline distT="0" distB="0" distL="0" distR="0" wp14:anchorId="5D625053" wp14:editId="1FB061B6">
+          <wp:inline distT="0" distB="0" distL="0" distR="0" wp14:anchorId="20DA4F96" wp14:editId="722C017C">
             <wp:extent cx="4500000" cy="2812500"/>
             <wp:effectExtent l="0" t="0" r="0" b="0"/>
             <wp:docPr id="10" name="Picture 10"/>
@@ -26948,7 +26889,7 @@
           <w:noProof/>
         </w:rPr>
         <w:drawing>
-          <wp:inline distT="0" distB="0" distL="0" distR="0" wp14:anchorId="4CA149A0" wp14:editId="6292560A">
+          <wp:inline distT="0" distB="0" distL="0" distR="0" wp14:anchorId="1D41E3A4" wp14:editId="03C6CC25">
             <wp:extent cx="4500000" cy="2812500"/>
             <wp:effectExtent l="0" t="0" r="0" b="0"/>
             <wp:docPr id="11" name="Picture 11"/>
@@ -27014,7 +26955,7 @@
         </w:rPr>
         <w:lastRenderedPageBreak/>
         <w:drawing>
-          <wp:inline distT="0" distB="0" distL="0" distR="0" wp14:anchorId="22FBB273" wp14:editId="2CF9A013">
+          <wp:inline distT="0" distB="0" distL="0" distR="0" wp14:anchorId="7C925871" wp14:editId="1557DF50">
             <wp:extent cx="4500000" cy="2812500"/>
             <wp:effectExtent l="0" t="0" r="0" b="0"/>
             <wp:docPr id="12" name="Picture 12"/>
@@ -27075,7 +27016,7 @@
           <w:rFonts w:hint="eastAsia"/>
         </w:rPr>
       </w:pPr>
-      <w:bookmarkStart w:id="42" w:name="_Toc243688597"/>
+      <w:bookmarkStart w:id="42" w:name="_Toc243688734"/>
       <w:r>
         <w:lastRenderedPageBreak/>
         <w:t>八．项目总结及收获</w:t>
@@ -27089,7 +27030,7 @@
           <w:rFonts w:hint="eastAsia"/>
         </w:rPr>
       </w:pPr>
-      <w:bookmarkStart w:id="43" w:name="_Toc243688598"/>
+      <w:bookmarkStart w:id="43" w:name="_Toc243688735"/>
       <w:r>
         <w:t xml:space="preserve">8.1 </w:t>
       </w:r>
@@ -27175,7 +27116,7 @@
           <w:rFonts w:hint="eastAsia"/>
         </w:rPr>
       </w:pPr>
-      <w:bookmarkStart w:id="44" w:name="_Toc243688599"/>
+      <w:bookmarkStart w:id="44" w:name="_Toc243688736"/>
       <w:r>
         <w:t xml:space="preserve">8.2 </w:t>
       </w:r>
@@ -27303,7 +27244,7 @@
           <w:rFonts w:hint="eastAsia"/>
         </w:rPr>
       </w:pPr>
-      <w:bookmarkStart w:id="45" w:name="_Toc243688600"/>
+      <w:bookmarkStart w:id="45" w:name="_Toc243688737"/>
       <w:r>
         <w:t xml:space="preserve">8.3 </w:t>
       </w:r>
@@ -27589,7 +27530,7 @@
           <w:rFonts w:hint="eastAsia"/>
         </w:rPr>
       </w:pPr>
-      <w:bookmarkStart w:id="46" w:name="_Toc243688601"/>
+      <w:bookmarkStart w:id="46" w:name="_Toc243688738"/>
       <w:r>
         <w:t xml:space="preserve">8.4 </w:t>
       </w:r>
@@ -27624,31 +27565,7 @@
         <w:t xml:space="preserve"> Service</w:t>
       </w:r>
       <w:r>
-        <w:t>，使分层更加彻底，也便于单元测试。第二，数据库实际采用</w:t>
-      </w:r>
-      <w:r>
-        <w:t xml:space="preserve"> MySQL</w:t>
-      </w:r>
-      <w:r>
-        <w:t>，与指导手册中的</w:t>
-      </w:r>
-      <w:r>
-        <w:t xml:space="preserve"> SQL Server </w:t>
-      </w:r>
-      <w:r>
-        <w:t>存在差异，虽然核心</w:t>
-      </w:r>
-      <w:r>
-        <w:t xml:space="preserve"> SQL </w:t>
-      </w:r>
-      <w:r>
-        <w:t>兼容，但若课程要求严格，仍需补充</w:t>
-      </w:r>
-      <w:r>
-        <w:t xml:space="preserve"> SQL Server </w:t>
-      </w:r>
-      <w:r>
-        <w:t>的建表脚本与驱动配置。第三，前后端分离版的功能仍在持续补齐，部分管理操作的历史交互习惯还需要优化，例如批量导入、表格排序与筛选条件的记忆。</w:t>
+        <w:t>，使分层更加彻底，也便于单元测试。第二，前后端分离版的功能仍在持续补齐，部分管理操作的历史交互习惯还需要优化，例如批量导入、表格排序与筛选条件的记忆。</w:t>
       </w:r>
     </w:p>
     <w:p>
@@ -27718,23 +27635,13 @@
         </w:rPr>
       </w:pPr>
       <w:r>
-        <w:t>针对上述不足，我计划从三个方面改进：一是继续完善</w:t>
+        <w:t>针对上述不足，我计划从两个方面改进：一是继续完善</w:t>
       </w:r>
       <w:r>
         <w:t xml:space="preserve"> Service </w:t>
       </w:r>
       <w:r>
-        <w:t>分层与单元测试，提升代码可维护性；二是补充</w:t>
-      </w:r>
-      <w:r>
-        <w:t xml:space="preserve"> SQL Server </w:t>
-      </w:r>
-      <w:r>
-        <w:t>兼容脚本与部署文档，满足不同环境要求；三是完善前端交互与报表能力，增加批量导入、图表统计与导出</w:t>
-      </w:r>
-      <w:r>
-        <w:lastRenderedPageBreak/>
-        <w:t>格式选择。通过持续迭代，使系统从</w:t>
+        <w:t>分层与单元测试，提升代码可维护性；二是完善前端交互与报表能力，增加批量导入、图表统计与导出格式选择。通过持续迭代，使系统从</w:t>
       </w:r>
       <w:r>
         <w:t>“</w:t>
@@ -27769,7 +27676,7 @@
           <w:rFonts w:hint="eastAsia"/>
         </w:rPr>
       </w:pPr>
-      <w:bookmarkStart w:id="47" w:name="_Toc243688602"/>
+      <w:bookmarkStart w:id="47" w:name="_Toc243688739"/>
       <w:r>
         <w:lastRenderedPageBreak/>
         <w:t>附录</w:t>
@@ -27896,7 +27803,7 @@
           <w:rFonts w:hint="eastAsia"/>
         </w:rPr>
       </w:pPr>
-      <w:bookmarkStart w:id="48" w:name="_Toc243688603"/>
+      <w:bookmarkStart w:id="48" w:name="_Toc243688740"/>
       <w:r>
         <w:lastRenderedPageBreak/>
         <w:t>附录</w:t>
@@ -28926,7 +28833,7 @@
           <w:rFonts w:hint="eastAsia"/>
         </w:rPr>
       </w:pPr>
-      <w:bookmarkStart w:id="49" w:name="_Toc243688604"/>
+      <w:bookmarkStart w:id="49" w:name="_Toc243688741"/>
       <w:r>
         <w:lastRenderedPageBreak/>
         <w:t>附录</w:t>
@@ -29088,7 +28995,7 @@
           <w:rFonts w:hint="eastAsia"/>
         </w:rPr>
       </w:pPr>
-      <w:bookmarkStart w:id="50" w:name="_Toc243688605"/>
+      <w:bookmarkStart w:id="50" w:name="_Toc243688742"/>
       <w:r>
         <w:lastRenderedPageBreak/>
         <w:t>参考文献</w:t>
@@ -29158,7 +29065,7 @@
           <w:rFonts w:hint="eastAsia"/>
         </w:rPr>
       </w:pPr>
-      <w:bookmarkStart w:id="51" w:name="_Toc243688606"/>
+      <w:bookmarkStart w:id="51" w:name="_Toc243688743"/>
       <w:r>
         <w:lastRenderedPageBreak/>
         <w:t>附录</w:t>
@@ -29211,6 +29118,8 @@
       </w:r>
       <w:r>
         <w:br/>
+      </w:r>
+      <w:r>
         <w:t xml:space="preserve">    student_no VARCHAR(30) NOT NULL UNIQUE,</w:t>
       </w:r>
       <w:r>
@@ -29251,8 +29160,6 @@
       </w:r>
       <w:r>
         <w:br/>
-      </w:r>
-      <w:r>
         <w:t xml:space="preserve">        REFERENCES clazz(id) ON DELETE RESTRICT</w:t>
       </w:r>
       <w:r>
@@ -29276,6 +29183,8 @@
       </w:r>
       <w:r>
         <w:br/>
+      </w:r>
+      <w:r>
         <w:t xml:space="preserve">    course_name VARCHAR(100) NOT NULL,</w:t>
       </w:r>
       <w:r>
@@ -29315,8 +29224,6 @@
       </w:r>
       <w:r>
         <w:br/>
-      </w:r>
-      <w:r>
         <w:t xml:space="preserve">    id INT NOT NULL AUTO_INCREMENT,</w:t>
       </w:r>
       <w:r>
@@ -29341,6 +29248,8 @@
       </w:r>
       <w:r>
         <w:br/>
+      </w:r>
+      <w:r>
         <w:t xml:space="preserve">    recorder_id INT,</w:t>
       </w:r>
       <w:r>
@@ -30008,7 +29917,7 @@
     <w:autoRedefine/>
     <w:uiPriority w:val="39"/>
     <w:unhideWhenUsed/>
-    <w:rsid w:val="00C402D6"/>
+    <w:rsid w:val="00720B26"/>
   </w:style>
   <w:style w:type="paragraph" w:styleId="TOC2">
     <w:name w:val="toc 2"/>
@@ -30017,7 +29926,7 @@
     <w:autoRedefine/>
     <w:uiPriority w:val="39"/>
     <w:unhideWhenUsed/>
-    <w:rsid w:val="00C402D6"/>
+    <w:rsid w:val="00720B26"/>
     <w:pPr>
       <w:ind w:leftChars="200" w:left="420"/>
     </w:pPr>
@@ -30028,7 +29937,7 @@
     <w:link w:val="a5"/>
     <w:uiPriority w:val="99"/>
     <w:unhideWhenUsed/>
-    <w:rsid w:val="00C402D6"/>
+    <w:rsid w:val="00720B26"/>
     <w:pPr>
       <w:tabs>
         <w:tab w:val="center" w:pos="4153"/>
@@ -30047,7 +29956,7 @@
     <w:basedOn w:val="a0"/>
     <w:link w:val="a4"/>
     <w:uiPriority w:val="99"/>
-    <w:rsid w:val="00C402D6"/>
+    <w:rsid w:val="00720B26"/>
     <w:rPr>
       <w:kern w:val="2"/>
       <w:sz w:val="18"/>
@@ -30060,7 +29969,7 @@
     <w:link w:val="a7"/>
     <w:uiPriority w:val="99"/>
     <w:unhideWhenUsed/>
-    <w:rsid w:val="00C402D6"/>
+    <w:rsid w:val="00720B26"/>
     <w:pPr>
       <w:tabs>
         <w:tab w:val="center" w:pos="4153"/>
@@ -30079,7 +29988,7 @@
     <w:basedOn w:val="a0"/>
     <w:link w:val="a6"/>
     <w:uiPriority w:val="99"/>
-    <w:rsid w:val="00C402D6"/>
+    <w:rsid w:val="00720B26"/>
     <w:rPr>
       <w:kern w:val="2"/>
       <w:sz w:val="18"/>
